--- a/fra/docx/65.content.docx
+++ b/fra/docx/65.content.docx
@@ -295,6 +295,21 @@
           <w:b/>
           <w:lang w:val="fr_FR" w:bidi="fr_FR"/>
         </w:rPr>
+        <w:t>Ἰούδας</w:t>
+      </w:r>
+    </w:p>
+    <w:p>
+      <w:pPr/>
+      <w:r>
+        <w:rPr>
+          <w:lang w:val="fr_FR" w:bidi="fr_FR"/>
+        </w:rPr>
+      </w:r>
+      <w:r>
+        <w:rPr>
+          <w:b/>
+          <w:lang w:val="fr_FR" w:bidi="fr_FR"/>
+        </w:rPr>
         <w:t>« Jude »</w:t>
       </w:r>
     </w:p>
@@ -378,6 +393,21 @@
           <w:b/>
           <w:lang w:val="fr_FR" w:bidi="fr_FR"/>
         </w:rPr>
+        <w:t>Ἰούδας</w:t>
+      </w:r>
+    </w:p>
+    <w:p>
+      <w:pPr/>
+      <w:r>
+        <w:rPr>
+          <w:lang w:val="fr_FR" w:bidi="fr_FR"/>
+        </w:rPr>
+      </w:r>
+      <w:r>
+        <w:rPr>
+          <w:b/>
+          <w:lang w:val="fr_FR" w:bidi="fr_FR"/>
+        </w:rPr>
         <w:t>« Jude »</w:t>
       </w:r>
     </w:p>
@@ -468,6 +498,21 @@
           <w:b/>
           <w:lang w:val="fr_FR" w:bidi="fr_FR"/>
         </w:rPr>
+        <w:t>Ἰησοῦ Χριστοῦ δοῦλος, ἀδελφὸς δὲ Ἰακώβου</w:t>
+      </w:r>
+    </w:p>
+    <w:p>
+      <w:pPr/>
+      <w:r>
+        <w:rPr>
+          <w:lang w:val="fr_FR" w:bidi="fr_FR"/>
+        </w:rPr>
+      </w:r>
+      <w:r>
+        <w:rPr>
+          <w:b/>
+          <w:lang w:val="fr_FR" w:bidi="fr_FR"/>
+        </w:rPr>
         <w:t>« serviteur de Jésus-Christ, et frère de Jacques »</w:t>
       </w:r>
     </w:p>
@@ -577,6 +622,21 @@
           <w:b/>
           <w:lang w:val="fr_FR" w:bidi="fr_FR"/>
         </w:rPr>
+        <w:t>ἀδελφὸς &amp; Ἰακώβου</w:t>
+      </w:r>
+    </w:p>
+    <w:p>
+      <w:pPr/>
+      <w:r>
+        <w:rPr>
+          <w:lang w:val="fr_FR" w:bidi="fr_FR"/>
+        </w:rPr>
+      </w:r>
+      <w:r>
+        <w:rPr>
+          <w:b/>
+          <w:lang w:val="fr_FR" w:bidi="fr_FR"/>
+        </w:rPr>
         <w:t>« frère de Jacques »</w:t>
       </w:r>
     </w:p>
@@ -667,6 +727,21 @@
           <w:b/>
           <w:lang w:val="fr_FR" w:bidi="fr_FR"/>
         </w:rPr>
+        <w:t>τοῖς</w:t>
+      </w:r>
+    </w:p>
+    <w:p>
+      <w:pPr/>
+      <w:r>
+        <w:rPr>
+          <w:lang w:val="fr_FR" w:bidi="fr_FR"/>
+        </w:rPr>
+      </w:r>
+      <w:r>
+        <w:rPr>
+          <w:b/>
+          <w:lang w:val="fr_FR" w:bidi="fr_FR"/>
+        </w:rPr>
         <w:t>« à ceux qui ont été »</w:t>
       </w:r>
     </w:p>
@@ -750,6 +825,21 @@
           <w:b/>
           <w:lang w:val="fr_FR" w:bidi="fr_FR"/>
         </w:rPr>
+        <w:t>κλητοῖς</w:t>
+      </w:r>
+    </w:p>
+    <w:p>
+      <w:pPr/>
+      <w:r>
+        <w:rPr>
+          <w:lang w:val="fr_FR" w:bidi="fr_FR"/>
+        </w:rPr>
+      </w:r>
+      <w:r>
+        <w:rPr>
+          <w:b/>
+          <w:lang w:val="fr_FR" w:bidi="fr_FR"/>
+        </w:rPr>
         <w:t>« appelées »</w:t>
       </w:r>
     </w:p>
@@ -846,6 +936,21 @@
           <w:b/>
           <w:lang w:val="fr_FR" w:bidi="fr_FR"/>
         </w:rPr>
+        <w:t>ἐν Θεῷ Πατρὶ ἠγαπημένοις</w:t>
+      </w:r>
+    </w:p>
+    <w:p>
+      <w:pPr/>
+      <w:r>
+        <w:rPr>
+          <w:lang w:val="fr_FR" w:bidi="fr_FR"/>
+        </w:rPr>
+      </w:r>
+      <w:r>
+        <w:rPr>
+          <w:b/>
+          <w:lang w:val="fr_FR" w:bidi="fr_FR"/>
+        </w:rPr>
         <w:t xml:space="preserve">« </w:t>
       </w:r>
       <w:r>
@@ -943,6 +1048,21 @@
           <w:b/>
           <w:lang w:val="fr_FR" w:bidi="fr_FR"/>
         </w:rPr>
+        <w:t>Θεῷ Πατρὶ</w:t>
+      </w:r>
+    </w:p>
+    <w:p>
+      <w:pPr/>
+      <w:r>
+        <w:rPr>
+          <w:lang w:val="fr_FR" w:bidi="fr_FR"/>
+        </w:rPr>
+      </w:r>
+      <w:r>
+        <w:rPr>
+          <w:b/>
+          <w:lang w:val="fr_FR" w:bidi="fr_FR"/>
+        </w:rPr>
         <w:t>« Dieu le Père »</w:t>
       </w:r>
     </w:p>
@@ -1033,6 +1153,21 @@
           <w:b/>
           <w:lang w:val="fr_FR" w:bidi="fr_FR"/>
         </w:rPr>
+        <w:t>Ἰησοῦ Χριστῷ τετηρημένοις κλητοῖς</w:t>
+      </w:r>
+    </w:p>
+    <w:p>
+      <w:pPr/>
+      <w:r>
+        <w:rPr>
+          <w:lang w:val="fr_FR" w:bidi="fr_FR"/>
+        </w:rPr>
+      </w:r>
+      <w:r>
+        <w:rPr>
+          <w:b/>
+          <w:lang w:val="fr_FR" w:bidi="fr_FR"/>
+        </w:rPr>
         <w:t>« et gardés pour Jésus-Christ »</w:t>
       </w:r>
     </w:p>
@@ -1129,6 +1264,21 @@
           <w:b/>
           <w:lang w:val="fr_FR" w:bidi="fr_FR"/>
         </w:rPr>
+        <w:t>ἔλεος ὑμῖν, καὶ εἰρήνη, καὶ ἀγάπη πληθυνθείη.</w:t>
+      </w:r>
+    </w:p>
+    <w:p>
+      <w:pPr/>
+      <w:r>
+        <w:rPr>
+          <w:lang w:val="fr_FR" w:bidi="fr_FR"/>
+        </w:rPr>
+      </w:r>
+      <w:r>
+        <w:rPr>
+          <w:b/>
+          <w:lang w:val="fr_FR" w:bidi="fr_FR"/>
+        </w:rPr>
         <w:t>« que la miséricorde, la paix et la charité vous soient multipliées »</w:t>
       </w:r>
     </w:p>
@@ -1212,6 +1362,21 @@
           <w:b/>
           <w:lang w:val="fr_FR" w:bidi="fr_FR"/>
         </w:rPr>
+        <w:t>ἔλεος ὑμῖν, καὶ εἰρήνη, καὶ ἀγάπη πληθυνθείη</w:t>
+      </w:r>
+    </w:p>
+    <w:p>
+      <w:pPr/>
+      <w:r>
+        <w:rPr>
+          <w:lang w:val="fr_FR" w:bidi="fr_FR"/>
+        </w:rPr>
+      </w:r>
+      <w:r>
+        <w:rPr>
+          <w:b/>
+          <w:lang w:val="fr_FR" w:bidi="fr_FR"/>
+        </w:rPr>
         <w:t>« que la miséricorde, la paix et l'amour vous soient multipliés »</w:t>
       </w:r>
     </w:p>
@@ -1334,6 +1499,21 @@
           <w:b/>
           <w:lang w:val="fr_FR" w:bidi="fr_FR"/>
         </w:rPr>
+        <w:t>ἔλεος &amp; καὶ εἰρήνη, καὶ ἀγάπη πληθυνθείη.</w:t>
+      </w:r>
+    </w:p>
+    <w:p>
+      <w:pPr/>
+      <w:r>
+        <w:rPr>
+          <w:lang w:val="fr_FR" w:bidi="fr_FR"/>
+        </w:rPr>
+      </w:r>
+      <w:r>
+        <w:rPr>
+          <w:b/>
+          <w:lang w:val="fr_FR" w:bidi="fr_FR"/>
+        </w:rPr>
         <w:t>« que la miséricorde, la paix et l'amour vous soient multipliés »</w:t>
       </w:r>
     </w:p>
@@ -1430,6 +1610,21 @@
           <w:b/>
           <w:lang w:val="fr_FR" w:bidi="fr_FR"/>
         </w:rPr>
+        <w:t>ὑμῖν</w:t>
+      </w:r>
+    </w:p>
+    <w:p>
+      <w:pPr/>
+      <w:r>
+        <w:rPr>
+          <w:lang w:val="fr_FR" w:bidi="fr_FR"/>
+        </w:rPr>
+      </w:r>
+      <w:r>
+        <w:rPr>
+          <w:b/>
+          <w:lang w:val="fr_FR" w:bidi="fr_FR"/>
+        </w:rPr>
         <w:t>« vous »</w:t>
       </w:r>
     </w:p>
@@ -1526,6 +1721,21 @@
           <w:b/>
           <w:lang w:val="fr_FR" w:bidi="fr_FR"/>
         </w:rPr>
+        <w:t>ἀγαπητοί</w:t>
+      </w:r>
+    </w:p>
+    <w:p>
+      <w:pPr/>
+      <w:r>
+        <w:rPr>
+          <w:lang w:val="fr_FR" w:bidi="fr_FR"/>
+        </w:rPr>
+      </w:r>
+      <w:r>
+        <w:rPr>
+          <w:b/>
+          <w:lang w:val="fr_FR" w:bidi="fr_FR"/>
+        </w:rPr>
         <w:t>« Bien-aimés »</w:t>
       </w:r>
     </w:p>
@@ -1616,6 +1826,21 @@
           <w:b/>
           <w:lang w:val="fr_FR" w:bidi="fr_FR"/>
         </w:rPr>
+        <w:t>πᾶσαν σπουδὴν ποιούμενος γράφειν ὑμῖν</w:t>
+      </w:r>
+    </w:p>
+    <w:p>
+      <w:pPr/>
+      <w:r>
+        <w:rPr>
+          <w:lang w:val="fr_FR" w:bidi="fr_FR"/>
+        </w:rPr>
+      </w:r>
+      <w:r>
+        <w:rPr>
+          <w:b/>
+          <w:lang w:val="fr_FR" w:bidi="fr_FR"/>
+        </w:rPr>
         <w:t>« désirais vivement vous écrire au sujet de notre salut commun »</w:t>
       </w:r>
     </w:p>
@@ -1679,6 +1904,21 @@
           <w:b/>
           <w:lang w:val="fr_FR" w:bidi="fr_FR"/>
         </w:rPr>
+        <w:t>περὶ τῆς κοινῆς ἡμῶν σωτηρίας</w:t>
+      </w:r>
+    </w:p>
+    <w:p>
+      <w:pPr/>
+      <w:r>
+        <w:rPr>
+          <w:lang w:val="fr_FR" w:bidi="fr_FR"/>
+        </w:rPr>
+      </w:r>
+      <w:r>
+        <w:rPr>
+          <w:b/>
+          <w:lang w:val="fr_FR" w:bidi="fr_FR"/>
+        </w:rPr>
         <w:t>« au sujet de notre salut commun »</w:t>
       </w:r>
     </w:p>
@@ -1742,6 +1982,21 @@
           <w:b/>
           <w:lang w:val="fr_FR" w:bidi="fr_FR"/>
         </w:rPr>
+        <w:t>περὶ τῆς κοινῆς ἡμῶν σωτηρίας</w:t>
+      </w:r>
+    </w:p>
+    <w:p>
+      <w:pPr/>
+      <w:r>
+        <w:rPr>
+          <w:lang w:val="fr_FR" w:bidi="fr_FR"/>
+        </w:rPr>
+      </w:r>
+      <w:r>
+        <w:rPr>
+          <w:b/>
+          <w:lang w:val="fr_FR" w:bidi="fr_FR"/>
+        </w:rPr>
         <w:t>« au sujet de notre salut commun »</w:t>
       </w:r>
     </w:p>
@@ -1838,6 +2093,21 @@
           <w:b/>
           <w:lang w:val="fr_FR" w:bidi="fr_FR"/>
         </w:rPr>
+        <w:t>ἡμῶν</w:t>
+      </w:r>
+    </w:p>
+    <w:p>
+      <w:pPr/>
+      <w:r>
+        <w:rPr>
+          <w:lang w:val="fr_FR" w:bidi="fr_FR"/>
+        </w:rPr>
+      </w:r>
+      <w:r>
+        <w:rPr>
+          <w:b/>
+          <w:lang w:val="fr_FR" w:bidi="fr_FR"/>
+        </w:rPr>
         <w:t>« notre »</w:t>
       </w:r>
     </w:p>
@@ -1934,6 +2204,21 @@
           <w:b/>
           <w:lang w:val="fr_FR" w:bidi="fr_FR"/>
         </w:rPr>
+        <w:t>ἀνάγκην ἔσχον γράψαι</w:t>
+      </w:r>
+    </w:p>
+    <w:p>
+      <w:pPr/>
+      <w:r>
+        <w:rPr>
+          <w:lang w:val="fr_FR" w:bidi="fr_FR"/>
+        </w:rPr>
+      </w:r>
+      <w:r>
+        <w:rPr>
+          <w:b/>
+          <w:lang w:val="fr_FR" w:bidi="fr_FR"/>
+        </w:rPr>
         <w:t>« je me suis senti obligé de le faire »</w:t>
       </w:r>
     </w:p>
@@ -2030,6 +2315,21 @@
           <w:b/>
           <w:lang w:val="fr_FR" w:bidi="fr_FR"/>
         </w:rPr>
+        <w:t>παρακαλῶν ἐπαγωνίζεσθαι τῇ &amp; πίστει</w:t>
+      </w:r>
+    </w:p>
+    <w:p>
+      <w:pPr/>
+      <w:r>
+        <w:rPr>
+          <w:lang w:val="fr_FR" w:bidi="fr_FR"/>
+        </w:rPr>
+      </w:r>
+      <w:r>
+        <w:rPr>
+          <w:b/>
+          <w:lang w:val="fr_FR" w:bidi="fr_FR"/>
+        </w:rPr>
         <w:t>« Exhorter à combattre pour la foi »</w:t>
       </w:r>
     </w:p>
@@ -2125,6 +2425,21 @@
           <w:b/>
           <w:lang w:val="fr_FR" w:bidi="fr_FR"/>
         </w:rPr>
+        <w:t>παρακαλῶν ἐπαγωνίζεσθαι τῇ &amp; πίστει</w:t>
+      </w:r>
+    </w:p>
+    <w:p>
+      <w:pPr/>
+      <w:r>
+        <w:rPr>
+          <w:lang w:val="fr_FR" w:bidi="fr_FR"/>
+        </w:rPr>
+      </w:r>
+      <w:r>
+        <w:rPr>
+          <w:b/>
+          <w:lang w:val="fr_FR" w:bidi="fr_FR"/>
+        </w:rPr>
         <w:t>« vous exhorter à combattre pour la foi »</w:t>
       </w:r>
     </w:p>
@@ -2208,6 +2523,21 @@
           <w:b/>
           <w:lang w:val="fr_FR" w:bidi="fr_FR"/>
         </w:rPr>
+        <w:t>τῇ ἅπαξ παραδοθείσῃ τοῖς ἁγίοις πίστει</w:t>
+      </w:r>
+    </w:p>
+    <w:p>
+      <w:pPr/>
+      <w:r>
+        <w:rPr>
+          <w:lang w:val="fr_FR" w:bidi="fr_FR"/>
+        </w:rPr>
+      </w:r>
+      <w:r>
+        <w:rPr>
+          <w:b/>
+          <w:lang w:val="fr_FR" w:bidi="fr_FR"/>
+        </w:rPr>
         <w:t>« pour la foi qui a été transmise aux saints »</w:t>
       </w:r>
     </w:p>
@@ -2304,6 +2634,21 @@
           <w:b/>
           <w:lang w:val="fr_FR" w:bidi="fr_FR"/>
         </w:rPr>
+        <w:t>ἅπαξ</w:t>
+      </w:r>
+    </w:p>
+    <w:p>
+      <w:pPr/>
+      <w:r>
+        <w:rPr>
+          <w:lang w:val="fr_FR" w:bidi="fr_FR"/>
+        </w:rPr>
+      </w:r>
+      <w:r>
+        <w:rPr>
+          <w:b/>
+          <w:lang w:val="fr_FR" w:bidi="fr_FR"/>
+        </w:rPr>
         <w:t>« une fois pour toutes »</w:t>
       </w:r>
     </w:p>
@@ -2393,6 +2738,21 @@
           <w:b/>
           <w:lang w:val="fr_FR" w:bidi="fr_FR"/>
         </w:rPr>
+        <w:t>γάρ</w:t>
+      </w:r>
+    </w:p>
+    <w:p>
+      <w:pPr/>
+      <w:r>
+        <w:rPr>
+          <w:lang w:val="fr_FR" w:bidi="fr_FR"/>
+        </w:rPr>
+      </w:r>
+      <w:r>
+        <w:rPr>
+          <w:b/>
+          <w:lang w:val="fr_FR" w:bidi="fr_FR"/>
+        </w:rPr>
         <w:t>« Car »</w:t>
       </w:r>
     </w:p>
@@ -2489,6 +2849,21 @@
           <w:b/>
           <w:lang w:val="fr_FR" w:bidi="fr_FR"/>
         </w:rPr>
+        <w:t>παρεισέδυσαν γάρ τινες ἄνθρωποι</w:t>
+      </w:r>
+    </w:p>
+    <w:p>
+      <w:pPr/>
+      <w:r>
+        <w:rPr>
+          <w:lang w:val="fr_FR" w:bidi="fr_FR"/>
+        </w:rPr>
+      </w:r>
+      <w:r>
+        <w:rPr>
+          <w:b/>
+          <w:lang w:val="fr_FR" w:bidi="fr_FR"/>
+        </w:rPr>
         <w:t>« Car il s’est glissé parmi vous certains hommes »</w:t>
       </w:r>
     </w:p>
@@ -2538,6 +2913,21 @@
         <w:rPr>
           <w:lang w:val="fr_FR" w:bidi="fr_FR"/>
         </w:rPr>
+      </w:r>
+    </w:p>
+    <w:p>
+      <w:pPr/>
+      <w:r>
+        <w:rPr>
+          <w:lang w:val="fr_FR" w:bidi="fr_FR"/>
+        </w:rPr>
+      </w:r>
+      <w:r>
+        <w:rPr>
+          <w:b/>
+          <w:lang w:val="fr_FR" w:bidi="fr_FR"/>
+        </w:rPr>
+        <w:t>παρεισέδυσαν γάρ τινες ἄνθρωποι</w:t>
       </w:r>
     </w:p>
     <w:p>
@@ -2653,6 +3043,21 @@
           <w:b/>
           <w:lang w:val="fr_FR" w:bidi="fr_FR"/>
         </w:rPr>
+        <w:t>οἱ πάλαι προγεγραμμένοι εἰς τοῦτο τὸ κρίμα</w:t>
+      </w:r>
+    </w:p>
+    <w:p>
+      <w:pPr/>
+      <w:r>
+        <w:rPr>
+          <w:lang w:val="fr_FR" w:bidi="fr_FR"/>
+        </w:rPr>
+      </w:r>
+      <w:r>
+        <w:rPr>
+          <w:b/>
+          <w:lang w:val="fr_FR" w:bidi="fr_FR"/>
+        </w:rPr>
         <w:t>« dont la condamnation est écrite depuis longtemps »</w:t>
       </w:r>
     </w:p>
@@ -2749,6 +3154,21 @@
           <w:b/>
           <w:lang w:val="fr_FR" w:bidi="fr_FR"/>
         </w:rPr>
+        <w:t>εἰς τοῦτο τὸ κρίμα</w:t>
+      </w:r>
+    </w:p>
+    <w:p>
+      <w:pPr/>
+      <w:r>
+        <w:rPr>
+          <w:lang w:val="fr_FR" w:bidi="fr_FR"/>
+        </w:rPr>
+      </w:r>
+      <w:r>
+        <w:rPr>
+          <w:b/>
+          <w:lang w:val="fr_FR" w:bidi="fr_FR"/>
+        </w:rPr>
         <w:t>« dont la condamnation »</w:t>
       </w:r>
     </w:p>
@@ -2845,6 +3265,21 @@
           <w:b/>
           <w:lang w:val="fr_FR" w:bidi="fr_FR"/>
         </w:rPr>
+        <w:t>ἀσεβεῖς</w:t>
+      </w:r>
+    </w:p>
+    <w:p>
+      <w:pPr/>
+      <w:r>
+        <w:rPr>
+          <w:lang w:val="fr_FR" w:bidi="fr_FR"/>
+        </w:rPr>
+      </w:r>
+      <w:r>
+        <w:rPr>
+          <w:b/>
+          <w:lang w:val="fr_FR" w:bidi="fr_FR"/>
+        </w:rPr>
         <w:t>« impies »</w:t>
       </w:r>
     </w:p>
@@ -2941,6 +3376,21 @@
           <w:b/>
           <w:lang w:val="fr_FR" w:bidi="fr_FR"/>
         </w:rPr>
+        <w:t>τὴν τοῦ Θεοῦ ἡμῶν χάριτα μετατιθέντες εἰς ἀσέλγειαν</w:t>
+      </w:r>
+    </w:p>
+    <w:p>
+      <w:pPr/>
+      <w:r>
+        <w:rPr>
+          <w:lang w:val="fr_FR" w:bidi="fr_FR"/>
+        </w:rPr>
+      </w:r>
+      <w:r>
+        <w:rPr>
+          <w:b/>
+          <w:lang w:val="fr_FR" w:bidi="fr_FR"/>
+        </w:rPr>
         <w:t>« qui changent la grâce de notre Dieu en dissolution »</w:t>
       </w:r>
     </w:p>
@@ -3037,6 +3487,21 @@
           <w:b/>
           <w:lang w:val="fr_FR" w:bidi="fr_FR"/>
         </w:rPr>
+        <w:t>ἡμῶν &amp; ἡμῶν</w:t>
+      </w:r>
+    </w:p>
+    <w:p>
+      <w:pPr/>
+      <w:r>
+        <w:rPr>
+          <w:lang w:val="fr_FR" w:bidi="fr_FR"/>
+        </w:rPr>
+      </w:r>
+      <w:r>
+        <w:rPr>
+          <w:b/>
+          <w:lang w:val="fr_FR" w:bidi="fr_FR"/>
+        </w:rPr>
         <w:t>« notre »</w:t>
       </w:r>
       <w:r>
@@ -3146,6 +3611,21 @@
           <w:b/>
           <w:lang w:val="fr_FR" w:bidi="fr_FR"/>
         </w:rPr>
+        <w:t>τὴν τοῦ Θεοῦ ἡμῶν χάριτα</w:t>
+      </w:r>
+    </w:p>
+    <w:p>
+      <w:pPr/>
+      <w:r>
+        <w:rPr>
+          <w:lang w:val="fr_FR" w:bidi="fr_FR"/>
+        </w:rPr>
+      </w:r>
+      <w:r>
+        <w:rPr>
+          <w:b/>
+          <w:lang w:val="fr_FR" w:bidi="fr_FR"/>
+        </w:rPr>
         <w:t>« la grâce de notre Dieu »</w:t>
       </w:r>
     </w:p>
@@ -3242,6 +3722,21 @@
           <w:b/>
           <w:lang w:val="fr_FR" w:bidi="fr_FR"/>
         </w:rPr>
+        <w:t>εἰς ἀσέλγειαν</w:t>
+      </w:r>
+    </w:p>
+    <w:p>
+      <w:pPr/>
+      <w:r>
+        <w:rPr>
+          <w:lang w:val="fr_FR" w:bidi="fr_FR"/>
+        </w:rPr>
+      </w:r>
+      <w:r>
+        <w:rPr>
+          <w:b/>
+          <w:lang w:val="fr_FR" w:bidi="fr_FR"/>
+        </w:rPr>
         <w:t>« en dissolution »</w:t>
       </w:r>
     </w:p>
@@ -3338,6 +3833,21 @@
           <w:b/>
           <w:lang w:val="fr_FR" w:bidi="fr_FR"/>
         </w:rPr>
+        <w:t>τὸν μόνον Δεσπότην καὶ Κύριον ἡμῶν, Ἰησοῦν Χριστὸν, ἀρνούμενοι</w:t>
+      </w:r>
+    </w:p>
+    <w:p>
+      <w:pPr/>
+      <w:r>
+        <w:rPr>
+          <w:lang w:val="fr_FR" w:bidi="fr_FR"/>
+        </w:rPr>
+      </w:r>
+      <w:r>
+        <w:rPr>
+          <w:b/>
+          <w:lang w:val="fr_FR" w:bidi="fr_FR"/>
+        </w:rPr>
         <w:t>« et qui renient notre seul maître et Seigneur Jésus-Christ »</w:t>
       </w:r>
     </w:p>
@@ -3401,6 +3911,21 @@
           <w:b/>
           <w:lang w:val="fr_FR" w:bidi="fr_FR"/>
         </w:rPr>
+        <w:t>τὸν μόνον Δεσπότην καὶ Κύριον ἡμῶν</w:t>
+      </w:r>
+    </w:p>
+    <w:p>
+      <w:pPr/>
+      <w:r>
+        <w:rPr>
+          <w:lang w:val="fr_FR" w:bidi="fr_FR"/>
+        </w:rPr>
+      </w:r>
+      <w:r>
+        <w:rPr>
+          <w:b/>
+          <w:lang w:val="fr_FR" w:bidi="fr_FR"/>
+        </w:rPr>
         <w:t>« notre seul Maître et Seigneur »</w:t>
       </w:r>
     </w:p>
@@ -3536,6 +4061,21 @@
           <w:b/>
           <w:lang w:val="fr_FR" w:bidi="fr_FR"/>
         </w:rPr>
+        <w:t>ὑπομνῆσαι &amp; ὑμᾶς βούλομαι, εἰδότας ὑμᾶς ἅπαξ πάντα</w:t>
+      </w:r>
+    </w:p>
+    <w:p>
+      <w:pPr/>
+      <w:r>
+        <w:rPr>
+          <w:lang w:val="fr_FR" w:bidi="fr_FR"/>
+        </w:rPr>
+      </w:r>
+      <w:r>
+        <w:rPr>
+          <w:b/>
+          <w:lang w:val="fr_FR" w:bidi="fr_FR"/>
+        </w:rPr>
         <w:t>« Je veux vous rappeler, à vous qui savez fort bien toutes ces choses »</w:t>
       </w:r>
     </w:p>
@@ -3619,6 +4159,21 @@
           <w:b/>
           <w:lang w:val="fr_FR" w:bidi="fr_FR"/>
         </w:rPr>
+        <w:t>πάντα</w:t>
+      </w:r>
+    </w:p>
+    <w:p>
+      <w:pPr/>
+      <w:r>
+        <w:rPr>
+          <w:lang w:val="fr_FR" w:bidi="fr_FR"/>
+        </w:rPr>
+      </w:r>
+      <w:r>
+        <w:rPr>
+          <w:b/>
+          <w:lang w:val="fr_FR" w:bidi="fr_FR"/>
+        </w:rPr>
         <w:t>« toutes ces choses »</w:t>
       </w:r>
     </w:p>
@@ -3715,6 +4270,21 @@
           <w:b/>
           <w:lang w:val="fr_FR" w:bidi="fr_FR"/>
         </w:rPr>
+        <w:t>ὅτι Ἰησοῦς</w:t>
+      </w:r>
+    </w:p>
+    <w:p>
+      <w:pPr/>
+      <w:r>
+        <w:rPr>
+          <w:lang w:val="fr_FR" w:bidi="fr_FR"/>
+        </w:rPr>
+      </w:r>
+      <w:r>
+        <w:rPr>
+          <w:b/>
+          <w:lang w:val="fr_FR" w:bidi="fr_FR"/>
+        </w:rPr>
         <w:t>« que le Seigneur »</w:t>
       </w:r>
     </w:p>
@@ -3798,6 +4368,21 @@
           <w:b/>
           <w:lang w:val="fr_FR" w:bidi="fr_FR"/>
         </w:rPr>
+        <w:t>λαὸν ἐκ γῆς Αἰγύπτου σώσας</w:t>
+      </w:r>
+    </w:p>
+    <w:p>
+      <w:pPr/>
+      <w:r>
+        <w:rPr>
+          <w:lang w:val="fr_FR" w:bidi="fr_FR"/>
+        </w:rPr>
+      </w:r>
+      <w:r>
+        <w:rPr>
+          <w:b/>
+          <w:lang w:val="fr_FR" w:bidi="fr_FR"/>
+        </w:rPr>
         <w:t>« après avoir sauvé le peuple et l’avoir tiré du pays d’Égypte »</w:t>
       </w:r>
     </w:p>
@@ -3861,6 +4446,21 @@
           <w:b/>
           <w:lang w:val="fr_FR" w:bidi="fr_FR"/>
         </w:rPr>
+        <w:t>λαὸν ἐκ γῆς Αἰγύπτου σώσας</w:t>
+      </w:r>
+    </w:p>
+    <w:p>
+      <w:pPr/>
+      <w:r>
+        <w:rPr>
+          <w:lang w:val="fr_FR" w:bidi="fr_FR"/>
+        </w:rPr>
+      </w:r>
+      <w:r>
+        <w:rPr>
+          <w:b/>
+          <w:lang w:val="fr_FR" w:bidi="fr_FR"/>
+        </w:rPr>
         <w:t>« après avoir sauvé le peuple et l’avoir tiré du pays d’Égypte »</w:t>
       </w:r>
     </w:p>
@@ -3957,6 +4557,21 @@
           <w:b/>
           <w:lang w:val="fr_FR" w:bidi="fr_FR"/>
         </w:rPr>
+        <w:t>τοὺς μὴ τηρήσαντας τὴν ἑαυτῶν ἀρχὴν</w:t>
+      </w:r>
+    </w:p>
+    <w:p>
+      <w:pPr/>
+      <w:r>
+        <w:rPr>
+          <w:lang w:val="fr_FR" w:bidi="fr_FR"/>
+        </w:rPr>
+      </w:r>
+      <w:r>
+        <w:rPr>
+          <w:b/>
+          <w:lang w:val="fr_FR" w:bidi="fr_FR"/>
+        </w:rPr>
         <w:t>« qui n'ont pas gardé leur dignité »</w:t>
       </w:r>
     </w:p>
@@ -4053,6 +4668,21 @@
           <w:b/>
           <w:lang w:val="fr_FR" w:bidi="fr_FR"/>
         </w:rPr>
+        <w:t>τὴν ἑαυτῶν ἀρχὴν</w:t>
+      </w:r>
+    </w:p>
+    <w:p>
+      <w:pPr/>
+      <w:r>
+        <w:rPr>
+          <w:lang w:val="fr_FR" w:bidi="fr_FR"/>
+        </w:rPr>
+      </w:r>
+      <w:r>
+        <w:rPr>
+          <w:b/>
+          <w:lang w:val="fr_FR" w:bidi="fr_FR"/>
+        </w:rPr>
         <w:t>« leur propre demeure »</w:t>
       </w:r>
     </w:p>
@@ -4129,6 +4759,21 @@
           <w:b/>
           <w:lang w:val="fr_FR" w:bidi="fr_FR"/>
         </w:rPr>
+        <w:t>δεσμοῖς ἀϊδίοις ὑπὸ ζόφον τετήρηκεν</w:t>
+      </w:r>
+    </w:p>
+    <w:p>
+      <w:pPr/>
+      <w:r>
+        <w:rPr>
+          <w:lang w:val="fr_FR" w:bidi="fr_FR"/>
+        </w:rPr>
+      </w:r>
+      <w:r>
+        <w:rPr>
+          <w:b/>
+          <w:lang w:val="fr_FR" w:bidi="fr_FR"/>
+        </w:rPr>
         <w:t>« il a réservé pour le jugement du grand jour, enchaînés éternellement par les ténèbres »</w:t>
       </w:r>
     </w:p>
@@ -4225,6 +4870,21 @@
           <w:b/>
           <w:lang w:val="fr_FR" w:bidi="fr_FR"/>
         </w:rPr>
+        <w:t>δεσμοῖς ἀϊδίοις &amp; τετήρηκεν</w:t>
+      </w:r>
+    </w:p>
+    <w:p>
+      <w:pPr/>
+      <w:r>
+        <w:rPr>
+          <w:lang w:val="fr_FR" w:bidi="fr_FR"/>
+        </w:rPr>
+      </w:r>
+      <w:r>
+        <w:rPr>
+          <w:b/>
+          <w:lang w:val="fr_FR" w:bidi="fr_FR"/>
+        </w:rPr>
         <w:t>« enchaînés éternellement »</w:t>
       </w:r>
     </w:p>
@@ -4301,6 +4961,21 @@
           <w:b/>
           <w:lang w:val="fr_FR" w:bidi="fr_FR"/>
         </w:rPr>
+        <w:t>ὑπὸ ζόφον</w:t>
+      </w:r>
+    </w:p>
+    <w:p>
+      <w:pPr/>
+      <w:r>
+        <w:rPr>
+          <w:lang w:val="fr_FR" w:bidi="fr_FR"/>
+        </w:rPr>
+      </w:r>
+      <w:r>
+        <w:rPr>
+          <w:b/>
+          <w:lang w:val="fr_FR" w:bidi="fr_FR"/>
+        </w:rPr>
         <w:t>« par les ténèbres »</w:t>
       </w:r>
     </w:p>
@@ -4397,6 +5072,21 @@
           <w:b/>
           <w:lang w:val="fr_FR" w:bidi="fr_FR"/>
         </w:rPr>
+        <w:t>εἰς κρίσιν μεγάλης ἡμέρας</w:t>
+      </w:r>
+    </w:p>
+    <w:p>
+      <w:pPr/>
+      <w:r>
+        <w:rPr>
+          <w:lang w:val="fr_FR" w:bidi="fr_FR"/>
+        </w:rPr>
+      </w:r>
+      <w:r>
+        <w:rPr>
+          <w:b/>
+          <w:lang w:val="fr_FR" w:bidi="fr_FR"/>
+        </w:rPr>
         <w:t>« pour le jugement du grand jour »</w:t>
       </w:r>
     </w:p>
@@ -4480,6 +5170,21 @@
           <w:b/>
           <w:lang w:val="fr_FR" w:bidi="fr_FR"/>
         </w:rPr>
+        <w:t>εἰς κρίσιν μεγάλης ἡμέρας</w:t>
+      </w:r>
+    </w:p>
+    <w:p>
+      <w:pPr/>
+      <w:r>
+        <w:rPr>
+          <w:lang w:val="fr_FR" w:bidi="fr_FR"/>
+        </w:rPr>
+      </w:r>
+      <w:r>
+        <w:rPr>
+          <w:b/>
+          <w:lang w:val="fr_FR" w:bidi="fr_FR"/>
+        </w:rPr>
         <w:t>« pour le jugement du grand jour »</w:t>
       </w:r>
     </w:p>
@@ -4576,6 +5281,21 @@
           <w:b/>
           <w:lang w:val="fr_FR" w:bidi="fr_FR"/>
         </w:rPr>
+        <w:t>μεγάλης ἡμέρας</w:t>
+      </w:r>
+    </w:p>
+    <w:p>
+      <w:pPr/>
+      <w:r>
+        <w:rPr>
+          <w:lang w:val="fr_FR" w:bidi="fr_FR"/>
+        </w:rPr>
+      </w:r>
+      <w:r>
+        <w:rPr>
+          <w:b/>
+          <w:lang w:val="fr_FR" w:bidi="fr_FR"/>
+        </w:rPr>
         <w:t>« du grand jour »</w:t>
       </w:r>
     </w:p>
@@ -4684,6 +5404,21 @@
           <w:b/>
           <w:lang w:val="fr_FR" w:bidi="fr_FR"/>
         </w:rPr>
+        <w:t>Σόδομα καὶ Γόμορρα, καὶ αἱ περὶ αὐτὰς πόλεις</w:t>
+      </w:r>
+    </w:p>
+    <w:p>
+      <w:pPr/>
+      <w:r>
+        <w:rPr>
+          <w:lang w:val="fr_FR" w:bidi="fr_FR"/>
+        </w:rPr>
+      </w:r>
+      <w:r>
+        <w:rPr>
+          <w:b/>
+          <w:lang w:val="fr_FR" w:bidi="fr_FR"/>
+        </w:rPr>
         <w:t>« Sodome et Gomorrhe et les villes voisines »</w:t>
       </w:r>
     </w:p>
@@ -4806,6 +5541,21 @@
           <w:b/>
           <w:lang w:val="fr_FR" w:bidi="fr_FR"/>
         </w:rPr>
+        <w:t>τὸν ὅμοιον τρόπον τούτοις</w:t>
+      </w:r>
+    </w:p>
+    <w:p>
+      <w:pPr/>
+      <w:r>
+        <w:rPr>
+          <w:lang w:val="fr_FR" w:bidi="fr_FR"/>
+        </w:rPr>
+      </w:r>
+      <w:r>
+        <w:rPr>
+          <w:b/>
+          <w:lang w:val="fr_FR" w:bidi="fr_FR"/>
+        </w:rPr>
         <w:t>« comme eux »</w:t>
       </w:r>
     </w:p>
@@ -4902,6 +5652,21 @@
           <w:b/>
           <w:lang w:val="fr_FR" w:bidi="fr_FR"/>
         </w:rPr>
+        <w:t>ἐκπορνεύσασαι</w:t>
+      </w:r>
+    </w:p>
+    <w:p>
+      <w:pPr/>
+      <w:r>
+        <w:rPr>
+          <w:lang w:val="fr_FR" w:bidi="fr_FR"/>
+        </w:rPr>
+      </w:r>
+      <w:r>
+        <w:rPr>
+          <w:b/>
+          <w:lang w:val="fr_FR" w:bidi="fr_FR"/>
+        </w:rPr>
         <w:t>«qui se livrèrent comme eux à l’impudicité »</w:t>
       </w:r>
     </w:p>
@@ -4998,6 +5763,21 @@
           <w:b/>
           <w:lang w:val="fr_FR" w:bidi="fr_FR"/>
         </w:rPr>
+        <w:t>καὶ ἀπελθοῦσαι ὀπίσω σαρκὸς ἑτέρας</w:t>
+      </w:r>
+    </w:p>
+    <w:p>
+      <w:pPr/>
+      <w:r>
+        <w:rPr>
+          <w:lang w:val="fr_FR" w:bidi="fr_FR"/>
+        </w:rPr>
+      </w:r>
+      <w:r>
+        <w:rPr>
+          <w:b/>
+          <w:lang w:val="fr_FR" w:bidi="fr_FR"/>
+        </w:rPr>
         <w:t>« et à des vices contre nature »</w:t>
       </w:r>
     </w:p>
@@ -5087,6 +5867,21 @@
           <w:b/>
           <w:lang w:val="fr_FR" w:bidi="fr_FR"/>
         </w:rPr>
+        <w:t>σαρκὸς ἑτέρας</w:t>
+      </w:r>
+    </w:p>
+    <w:p>
+      <w:pPr/>
+      <w:r>
+        <w:rPr>
+          <w:lang w:val="fr_FR" w:bidi="fr_FR"/>
+        </w:rPr>
+      </w:r>
+      <w:r>
+        <w:rPr>
+          <w:b/>
+          <w:lang w:val="fr_FR" w:bidi="fr_FR"/>
+        </w:rPr>
         <w:t>« des vices contre nature »</w:t>
       </w:r>
     </w:p>
@@ -5169,6 +5964,21 @@
           <w:b/>
           <w:lang w:val="fr_FR" w:bidi="fr_FR"/>
         </w:rPr>
+        <w:t>πρόκεινται δεῖγμα</w:t>
+      </w:r>
+    </w:p>
+    <w:p>
+      <w:pPr/>
+      <w:r>
+        <w:rPr>
+          <w:lang w:val="fr_FR" w:bidi="fr_FR"/>
+        </w:rPr>
+      </w:r>
+      <w:r>
+        <w:rPr>
+          <w:b/>
+          <w:lang w:val="fr_FR" w:bidi="fr_FR"/>
+        </w:rPr>
         <w:t>« sont données en exemple »</w:t>
       </w:r>
     </w:p>
@@ -5265,6 +6075,21 @@
           <w:b/>
           <w:lang w:val="fr_FR" w:bidi="fr_FR"/>
         </w:rPr>
+        <w:t>πυρὸς αἰωνίου δίκην ὑπέχουσαι</w:t>
+      </w:r>
+    </w:p>
+    <w:p>
+      <w:pPr/>
+      <w:r>
+        <w:rPr>
+          <w:lang w:val="fr_FR" w:bidi="fr_FR"/>
+        </w:rPr>
+      </w:r>
+      <w:r>
+        <w:rPr>
+          <w:b/>
+          <w:lang w:val="fr_FR" w:bidi="fr_FR"/>
+        </w:rPr>
         <w:t>« subissant la peine d’un feu éternel »</w:t>
       </w:r>
     </w:p>
@@ -5347,6 +6172,21 @@
         <w:rPr>
           <w:lang w:val="fr_FR" w:bidi="fr_FR"/>
         </w:rPr>
+      </w:r>
+    </w:p>
+    <w:p>
+      <w:pPr/>
+      <w:r>
+        <w:rPr>
+          <w:lang w:val="fr_FR" w:bidi="fr_FR"/>
+        </w:rPr>
+      </w:r>
+      <w:r>
+        <w:rPr>
+          <w:b/>
+          <w:lang w:val="fr_FR" w:bidi="fr_FR"/>
+        </w:rPr>
+        <w:t>ὁμοίως</w:t>
       </w:r>
     </w:p>
     <w:p>
@@ -5475,6 +6315,21 @@
           <w:b/>
           <w:lang w:val="fr_FR" w:bidi="fr_FR"/>
         </w:rPr>
+        <w:t>οὗτοι ἐνυπνιαζόμενοι</w:t>
+      </w:r>
+    </w:p>
+    <w:p>
+      <w:pPr/>
+      <w:r>
+        <w:rPr>
+          <w:lang w:val="fr_FR" w:bidi="fr_FR"/>
+        </w:rPr>
+      </w:r>
+      <w:r>
+        <w:rPr>
+          <w:b/>
+          <w:lang w:val="fr_FR" w:bidi="fr_FR"/>
+        </w:rPr>
         <w:t>« ces hommes »</w:t>
       </w:r>
     </w:p>
@@ -5589,6 +6444,21 @@
           <w:b/>
           <w:lang w:val="fr_FR" w:bidi="fr_FR"/>
         </w:rPr>
+        <w:t>σάρκα μὲν μιαίνουσιν</w:t>
+      </w:r>
+    </w:p>
+    <w:p>
+      <w:pPr/>
+      <w:r>
+        <w:rPr>
+          <w:lang w:val="fr_FR" w:bidi="fr_FR"/>
+        </w:rPr>
+      </w:r>
+      <w:r>
+        <w:rPr>
+          <w:b/>
+          <w:lang w:val="fr_FR" w:bidi="fr_FR"/>
+        </w:rPr>
         <w:t>« souillent pareillement leur chair »</w:t>
       </w:r>
     </w:p>
@@ -5685,6 +6555,21 @@
           <w:b/>
           <w:lang w:val="fr_FR" w:bidi="fr_FR"/>
         </w:rPr>
+        <w:t>κυριότητα</w:t>
+      </w:r>
+    </w:p>
+    <w:p>
+      <w:pPr/>
+      <w:r>
+        <w:rPr>
+          <w:lang w:val="fr_FR" w:bidi="fr_FR"/>
+        </w:rPr>
+      </w:r>
+      <w:r>
+        <w:rPr>
+          <w:b/>
+          <w:lang w:val="fr_FR" w:bidi="fr_FR"/>
+        </w:rPr>
         <w:t>« l'autorité »</w:t>
       </w:r>
     </w:p>
@@ -5761,6 +6646,21 @@
           <w:b/>
           <w:lang w:val="fr_FR" w:bidi="fr_FR"/>
         </w:rPr>
+        <w:t>κυριότητα &amp; ἀθετοῦσιν</w:t>
+      </w:r>
+    </w:p>
+    <w:p>
+      <w:pPr/>
+      <w:r>
+        <w:rPr>
+          <w:lang w:val="fr_FR" w:bidi="fr_FR"/>
+        </w:rPr>
+      </w:r>
+      <w:r>
+        <w:rPr>
+          <w:b/>
+          <w:lang w:val="fr_FR" w:bidi="fr_FR"/>
+        </w:rPr>
         <w:t>« méprisent l'autorité »</w:t>
       </w:r>
     </w:p>
@@ -5933,6 +6833,21 @@
           <w:b/>
           <w:lang w:val="fr_FR" w:bidi="fr_FR"/>
         </w:rPr>
+        <w:t>κρίσιν ἐπενεγκεῖν βλασφημίας</w:t>
+      </w:r>
+    </w:p>
+    <w:p>
+      <w:pPr/>
+      <w:r>
+        <w:rPr>
+          <w:lang w:val="fr_FR" w:bidi="fr_FR"/>
+        </w:rPr>
+      </w:r>
+      <w:r>
+        <w:rPr>
+          <w:b/>
+          <w:lang w:val="fr_FR" w:bidi="fr_FR"/>
+        </w:rPr>
         <w:t>« n’osa pas porter contre lui un jugement injurieux »</w:t>
       </w:r>
     </w:p>
@@ -6042,6 +6957,21 @@
           <w:b/>
           <w:lang w:val="fr_FR" w:bidi="fr_FR"/>
         </w:rPr>
+        <w:t>κρίσιν ἐπενεγκεῖν βλασφημίας</w:t>
+      </w:r>
+    </w:p>
+    <w:p>
+      <w:pPr/>
+      <w:r>
+        <w:rPr>
+          <w:lang w:val="fr_FR" w:bidi="fr_FR"/>
+        </w:rPr>
+      </w:r>
+      <w:r>
+        <w:rPr>
+          <w:b/>
+          <w:lang w:val="fr_FR" w:bidi="fr_FR"/>
+        </w:rPr>
         <w:t>« porter contre lui un jugement injurieux »</w:t>
       </w:r>
     </w:p>
@@ -6138,6 +7068,21 @@
           <w:b/>
           <w:lang w:val="fr_FR" w:bidi="fr_FR"/>
         </w:rPr>
+        <w:t>κρίσιν ἐπενεγκεῖν βλασφημίας</w:t>
+      </w:r>
+    </w:p>
+    <w:p>
+      <w:pPr/>
+      <w:r>
+        <w:rPr>
+          <w:lang w:val="fr_FR" w:bidi="fr_FR"/>
+        </w:rPr>
+      </w:r>
+      <w:r>
+        <w:rPr>
+          <w:b/>
+          <w:lang w:val="fr_FR" w:bidi="fr_FR"/>
+        </w:rPr>
         <w:t>« porter contre lui un jugement injurieux »</w:t>
       </w:r>
     </w:p>
@@ -6234,6 +7179,21 @@
         <w:rPr>
           <w:lang w:val="fr_FR" w:bidi="fr_FR"/>
         </w:rPr>
+      </w:r>
+    </w:p>
+    <w:p>
+      <w:pPr/>
+      <w:r>
+        <w:rPr>
+          <w:lang w:val="fr_FR" w:bidi="fr_FR"/>
+        </w:rPr>
+      </w:r>
+      <w:r>
+        <w:rPr>
+          <w:b/>
+          <w:lang w:val="fr_FR" w:bidi="fr_FR"/>
+        </w:rPr>
+        <w:t>οὗτοι</w:t>
       </w:r>
     </w:p>
     <w:p>
@@ -6362,6 +7322,21 @@
           <w:b/>
           <w:lang w:val="fr_FR" w:bidi="fr_FR"/>
         </w:rPr>
+        <w:t>ὅσα &amp; οὐκ οἴδασιν</w:t>
+      </w:r>
+    </w:p>
+    <w:p>
+      <w:pPr/>
+      <w:r>
+        <w:rPr>
+          <w:lang w:val="fr_FR" w:bidi="fr_FR"/>
+        </w:rPr>
+      </w:r>
+      <w:r>
+        <w:rPr>
+          <w:b/>
+          <w:lang w:val="fr_FR" w:bidi="fr_FR"/>
+        </w:rPr>
         <w:t>« de ce qu'ils ignorent »</w:t>
       </w:r>
     </w:p>
@@ -6456,6 +7431,21 @@
           <w:b/>
           <w:lang w:val="fr_FR" w:bidi="fr_FR"/>
         </w:rPr>
+        <w:t>ὅσα δὲ φυσικῶς ὡς τὰ ἄλογα ζῷα ἐπίστανται</w:t>
+      </w:r>
+    </w:p>
+    <w:p>
+      <w:pPr/>
+      <w:r>
+        <w:rPr>
+          <w:lang w:val="fr_FR" w:bidi="fr_FR"/>
+        </w:rPr>
+      </w:r>
+      <w:r>
+        <w:rPr>
+          <w:b/>
+          <w:lang w:val="fr_FR" w:bidi="fr_FR"/>
+        </w:rPr>
         <w:t>« dans ce qu'ils savent naturellement comme des brutes »</w:t>
         <w:br/>
       </w:r>
@@ -6532,6 +7522,21 @@
           <w:b/>
           <w:lang w:val="fr_FR" w:bidi="fr_FR"/>
         </w:rPr>
+        <w:t>ἐν τούτοις</w:t>
+      </w:r>
+    </w:p>
+    <w:p>
+      <w:pPr/>
+      <w:r>
+        <w:rPr>
+          <w:lang w:val="fr_FR" w:bidi="fr_FR"/>
+        </w:rPr>
+      </w:r>
+      <w:r>
+        <w:rPr>
+          <w:b/>
+          <w:lang w:val="fr_FR" w:bidi="fr_FR"/>
+        </w:rPr>
         <w:t>« ce qu'ils »</w:t>
       </w:r>
     </w:p>
@@ -6628,6 +7633,21 @@
           <w:b/>
           <w:lang w:val="fr_FR" w:bidi="fr_FR"/>
         </w:rPr>
+        <w:t>ἐν τούτοις φθείρονται</w:t>
+      </w:r>
+    </w:p>
+    <w:p>
+      <w:pPr/>
+      <w:r>
+        <w:rPr>
+          <w:lang w:val="fr_FR" w:bidi="fr_FR"/>
+        </w:rPr>
+      </w:r>
+      <w:r>
+        <w:rPr>
+          <w:b/>
+          <w:lang w:val="fr_FR" w:bidi="fr_FR"/>
+        </w:rPr>
         <w:t>« ils se corrompent »</w:t>
       </w:r>
     </w:p>
@@ -6737,6 +7757,21 @@
           <w:b/>
           <w:lang w:val="fr_FR" w:bidi="fr_FR"/>
         </w:rPr>
+        <w:t>οὐαὶ αὐτοῖς</w:t>
+      </w:r>
+    </w:p>
+    <w:p>
+      <w:pPr/>
+      <w:r>
+        <w:rPr>
+          <w:lang w:val="fr_FR" w:bidi="fr_FR"/>
+        </w:rPr>
+      </w:r>
+      <w:r>
+        <w:rPr>
+          <w:b/>
+          <w:lang w:val="fr_FR" w:bidi="fr_FR"/>
+        </w:rPr>
         <w:t>« Malheur à eux »</w:t>
       </w:r>
     </w:p>
@@ -6833,6 +7868,21 @@
           <w:b/>
           <w:lang w:val="fr_FR" w:bidi="fr_FR"/>
         </w:rPr>
+        <w:t>τῇ ὁδῷ τοῦ Κάϊν ἐπορεύθησαν</w:t>
+      </w:r>
+    </w:p>
+    <w:p>
+      <w:pPr/>
+      <w:r>
+        <w:rPr>
+          <w:lang w:val="fr_FR" w:bidi="fr_FR"/>
+        </w:rPr>
+      </w:r>
+      <w:r>
+        <w:rPr>
+          <w:b/>
+          <w:lang w:val="fr_FR" w:bidi="fr_FR"/>
+        </w:rPr>
         <w:t>« ils ont suivi la voie de Caïn »</w:t>
       </w:r>
     </w:p>
@@ -6929,6 +7979,21 @@
           <w:b/>
           <w:lang w:val="fr_FR" w:bidi="fr_FR"/>
         </w:rPr>
+        <w:t>τοῦ Κάϊν</w:t>
+      </w:r>
+    </w:p>
+    <w:p>
+      <w:pPr/>
+      <w:r>
+        <w:rPr>
+          <w:lang w:val="fr_FR" w:bidi="fr_FR"/>
+        </w:rPr>
+      </w:r>
+      <w:r>
+        <w:rPr>
+          <w:b/>
+          <w:lang w:val="fr_FR" w:bidi="fr_FR"/>
+        </w:rPr>
         <w:t>« de Caïn »</w:t>
       </w:r>
     </w:p>
@@ -7025,6 +8090,21 @@
           <w:b/>
           <w:lang w:val="fr_FR" w:bidi="fr_FR"/>
         </w:rPr>
+        <w:t>ἐξεχύθησαν</w:t>
+      </w:r>
+    </w:p>
+    <w:p>
+      <w:pPr/>
+      <w:r>
+        <w:rPr>
+          <w:lang w:val="fr_FR" w:bidi="fr_FR"/>
+        </w:rPr>
+      </w:r>
+      <w:r>
+        <w:rPr>
+          <w:b/>
+          <w:lang w:val="fr_FR" w:bidi="fr_FR"/>
+        </w:rPr>
         <w:t>« se sont jetés »</w:t>
       </w:r>
     </w:p>
@@ -7088,6 +8168,21 @@
           <w:b/>
           <w:lang w:val="fr_FR" w:bidi="fr_FR"/>
         </w:rPr>
+        <w:t>τοῦ Βαλαὰμ μισθοῦ</w:t>
+      </w:r>
+    </w:p>
+    <w:p>
+      <w:pPr/>
+      <w:r>
+        <w:rPr>
+          <w:lang w:val="fr_FR" w:bidi="fr_FR"/>
+        </w:rPr>
+      </w:r>
+      <w:r>
+        <w:rPr>
+          <w:b/>
+          <w:lang w:val="fr_FR" w:bidi="fr_FR"/>
+        </w:rPr>
         <w:t>« pour un salaire dans l'égarement de Balaam »</w:t>
       </w:r>
     </w:p>
@@ -7196,6 +8291,21 @@
           <w:b/>
           <w:lang w:val="fr_FR" w:bidi="fr_FR"/>
         </w:rPr>
+        <w:t>τοῦ Κόρε</w:t>
+      </w:r>
+    </w:p>
+    <w:p>
+      <w:pPr/>
+      <w:r>
+        <w:rPr>
+          <w:lang w:val="fr_FR" w:bidi="fr_FR"/>
+        </w:rPr>
+      </w:r>
+      <w:r>
+        <w:rPr>
+          <w:b/>
+          <w:lang w:val="fr_FR" w:bidi="fr_FR"/>
+        </w:rPr>
         <w:t>« de Coré »</w:t>
       </w:r>
     </w:p>
@@ -7292,6 +8402,21 @@
           <w:b/>
           <w:lang w:val="fr_FR" w:bidi="fr_FR"/>
         </w:rPr>
+        <w:t>ἀπώλοντο</w:t>
+      </w:r>
+    </w:p>
+    <w:p>
+      <w:pPr/>
+      <w:r>
+        <w:rPr>
+          <w:lang w:val="fr_FR" w:bidi="fr_FR"/>
+        </w:rPr>
+      </w:r>
+      <w:r>
+        <w:rPr>
+          <w:b/>
+          <w:lang w:val="fr_FR" w:bidi="fr_FR"/>
+        </w:rPr>
         <w:t>« Ils se sont perdus »</w:t>
       </w:r>
     </w:p>
@@ -7361,6 +8486,21 @@
         <w:rPr>
           <w:lang w:val="fr_FR" w:bidi="fr_FR"/>
         </w:rPr>
+      </w:r>
+    </w:p>
+    <w:p>
+      <w:pPr/>
+      <w:r>
+        <w:rPr>
+          <w:lang w:val="fr_FR" w:bidi="fr_FR"/>
+        </w:rPr>
+      </w:r>
+      <w:r>
+        <w:rPr>
+          <w:b/>
+          <w:lang w:val="fr_FR" w:bidi="fr_FR"/>
+        </w:rPr>
+        <w:t>οὗτοί</w:t>
       </w:r>
     </w:p>
     <w:p>
@@ -7489,6 +8629,21 @@
           <w:b/>
           <w:lang w:val="fr_FR" w:bidi="fr_FR"/>
         </w:rPr>
+        <w:t>σπιλάδες</w:t>
+      </w:r>
+    </w:p>
+    <w:p>
+      <w:pPr/>
+      <w:r>
+        <w:rPr>
+          <w:lang w:val="fr_FR" w:bidi="fr_FR"/>
+        </w:rPr>
+      </w:r>
+      <w:r>
+        <w:rPr>
+          <w:b/>
+          <w:lang w:val="fr_FR" w:bidi="fr_FR"/>
+        </w:rPr>
         <w:t>« écueils »</w:t>
       </w:r>
     </w:p>
@@ -7585,6 +8740,21 @@
           <w:b/>
           <w:lang w:val="fr_FR" w:bidi="fr_FR"/>
         </w:rPr>
+        <w:t>ταῖς ἀγάπαις</w:t>
+      </w:r>
+    </w:p>
+    <w:p>
+      <w:pPr/>
+      <w:r>
+        <w:rPr>
+          <w:lang w:val="fr_FR" w:bidi="fr_FR"/>
+        </w:rPr>
+      </w:r>
+      <w:r>
+        <w:rPr>
+          <w:b/>
+          <w:lang w:val="fr_FR" w:bidi="fr_FR"/>
+        </w:rPr>
         <w:t>« agapes »</w:t>
       </w:r>
     </w:p>
@@ -7694,6 +8864,21 @@
           <w:b/>
           <w:lang w:val="fr_FR" w:bidi="fr_FR"/>
         </w:rPr>
+        <w:t>ἑαυτοὺς ποιμαίνοντες</w:t>
+      </w:r>
+    </w:p>
+    <w:p>
+      <w:pPr/>
+      <w:r>
+        <w:rPr>
+          <w:lang w:val="fr_FR" w:bidi="fr_FR"/>
+        </w:rPr>
+      </w:r>
+      <w:r>
+        <w:rPr>
+          <w:b/>
+          <w:lang w:val="fr_FR" w:bidi="fr_FR"/>
+        </w:rPr>
         <w:t>« se repaissant eux-mêmes »</w:t>
       </w:r>
     </w:p>
@@ -7777,6 +8962,21 @@
           <w:b/>
           <w:lang w:val="fr_FR" w:bidi="fr_FR"/>
         </w:rPr>
+        <w:t>νεφέλαι ἄνυδροι ὑπὸ ἀνέμων παραφερόμεναι</w:t>
+      </w:r>
+    </w:p>
+    <w:p>
+      <w:pPr/>
+      <w:r>
+        <w:rPr>
+          <w:lang w:val="fr_FR" w:bidi="fr_FR"/>
+        </w:rPr>
+      </w:r>
+      <w:r>
+        <w:rPr>
+          <w:b/>
+          <w:lang w:val="fr_FR" w:bidi="fr_FR"/>
+        </w:rPr>
         <w:t>« des nuées sans eau, poussées par les vents »</w:t>
       </w:r>
     </w:p>
@@ -7873,6 +9073,21 @@
           <w:b/>
           <w:lang w:val="fr_FR" w:bidi="fr_FR"/>
         </w:rPr>
+        <w:t>ὑπὸ ἀνέμων παραφερόμεναι</w:t>
+      </w:r>
+    </w:p>
+    <w:p>
+      <w:pPr/>
+      <w:r>
+        <w:rPr>
+          <w:lang w:val="fr_FR" w:bidi="fr_FR"/>
+        </w:rPr>
+      </w:r>
+      <w:r>
+        <w:rPr>
+          <w:b/>
+          <w:lang w:val="fr_FR" w:bidi="fr_FR"/>
+        </w:rPr>
         <w:t>« poussées par les vents »</w:t>
       </w:r>
     </w:p>
@@ -7969,6 +9184,21 @@
           <w:b/>
           <w:lang w:val="fr_FR" w:bidi="fr_FR"/>
         </w:rPr>
+        <w:t>δένδρα φθινοπωρινὰ ἄκαρπα</w:t>
+      </w:r>
+    </w:p>
+    <w:p>
+      <w:pPr/>
+      <w:r>
+        <w:rPr>
+          <w:lang w:val="fr_FR" w:bidi="fr_FR"/>
+        </w:rPr>
+      </w:r>
+      <w:r>
+        <w:rPr>
+          <w:b/>
+          <w:lang w:val="fr_FR" w:bidi="fr_FR"/>
+        </w:rPr>
         <w:t>« arbres d'automne sans fruits »</w:t>
       </w:r>
     </w:p>
@@ -8065,6 +9295,21 @@
           <w:b/>
           <w:lang w:val="fr_FR" w:bidi="fr_FR"/>
         </w:rPr>
+        <w:t>δὶς ἀποθανόντα ἐκριζωθέντα</w:t>
+      </w:r>
+    </w:p>
+    <w:p>
+      <w:pPr/>
+      <w:r>
+        <w:rPr>
+          <w:lang w:val="fr_FR" w:bidi="fr_FR"/>
+        </w:rPr>
+      </w:r>
+      <w:r>
+        <w:rPr>
+          <w:b/>
+          <w:lang w:val="fr_FR" w:bidi="fr_FR"/>
+        </w:rPr>
         <w:t>« deux fois morts, déracinés »</w:t>
       </w:r>
     </w:p>
@@ -8148,6 +9393,21 @@
           <w:b/>
           <w:lang w:val="fr_FR" w:bidi="fr_FR"/>
         </w:rPr>
+        <w:t>δὶς ἀποθανόντα ἐκριζωθέντα</w:t>
+      </w:r>
+    </w:p>
+    <w:p>
+      <w:pPr/>
+      <w:r>
+        <w:rPr>
+          <w:lang w:val="fr_FR" w:bidi="fr_FR"/>
+        </w:rPr>
+      </w:r>
+      <w:r>
+        <w:rPr>
+          <w:b/>
+          <w:lang w:val="fr_FR" w:bidi="fr_FR"/>
+        </w:rPr>
         <w:t>« deux fois morts, déracinés »</w:t>
       </w:r>
     </w:p>
@@ -8236,6 +9496,21 @@
           <w:b/>
           <w:lang w:val="fr_FR" w:bidi="fr_FR"/>
         </w:rPr>
+        <w:t>ἐκριζωθέντα</w:t>
+      </w:r>
+    </w:p>
+    <w:p>
+      <w:pPr/>
+      <w:r>
+        <w:rPr>
+          <w:lang w:val="fr_FR" w:bidi="fr_FR"/>
+        </w:rPr>
+      </w:r>
+      <w:r>
+        <w:rPr>
+          <w:b/>
+          <w:lang w:val="fr_FR" w:bidi="fr_FR"/>
+        </w:rPr>
         <w:t>« déracinés »</w:t>
       </w:r>
     </w:p>
@@ -8319,6 +9594,21 @@
           <w:b/>
           <w:lang w:val="fr_FR" w:bidi="fr_FR"/>
         </w:rPr>
+        <w:t>ἐκριζωθέντα</w:t>
+      </w:r>
+    </w:p>
+    <w:p>
+      <w:pPr/>
+      <w:r>
+        <w:rPr>
+          <w:lang w:val="fr_FR" w:bidi="fr_FR"/>
+        </w:rPr>
+      </w:r>
+      <w:r>
+        <w:rPr>
+          <w:b/>
+          <w:lang w:val="fr_FR" w:bidi="fr_FR"/>
+        </w:rPr>
         <w:t>« déracinés »</w:t>
       </w:r>
     </w:p>
@@ -8402,6 +9692,21 @@
           <w:b/>
           <w:lang w:val="fr_FR" w:bidi="fr_FR"/>
         </w:rPr>
+        <w:t>κύματα ἄγρια θαλάσσης</w:t>
+      </w:r>
+    </w:p>
+    <w:p>
+      <w:pPr/>
+      <w:r>
+        <w:rPr>
+          <w:lang w:val="fr_FR" w:bidi="fr_FR"/>
+        </w:rPr>
+      </w:r>
+      <w:r>
+        <w:rPr>
+          <w:b/>
+          <w:lang w:val="fr_FR" w:bidi="fr_FR"/>
+        </w:rPr>
         <w:t>« vagues furieuses de la mer »</w:t>
       </w:r>
     </w:p>
@@ -8498,6 +9803,21 @@
           <w:b/>
           <w:lang w:val="fr_FR" w:bidi="fr_FR"/>
         </w:rPr>
+        <w:t>ἐπαφρίζοντα τὰς ἑαυτῶν αἰσχύνας</w:t>
+      </w:r>
+    </w:p>
+    <w:p>
+      <w:pPr/>
+      <w:r>
+        <w:rPr>
+          <w:lang w:val="fr_FR" w:bidi="fr_FR"/>
+        </w:rPr>
+      </w:r>
+      <w:r>
+        <w:rPr>
+          <w:b/>
+          <w:lang w:val="fr_FR" w:bidi="fr_FR"/>
+        </w:rPr>
         <w:t>« rejetant l’écume de leurs impuretés »</w:t>
       </w:r>
     </w:p>
@@ -8594,6 +9914,21 @@
           <w:b/>
           <w:lang w:val="fr_FR" w:bidi="fr_FR"/>
         </w:rPr>
+        <w:t>ἀστέρες πλανῆται</w:t>
+      </w:r>
+    </w:p>
+    <w:p>
+      <w:pPr/>
+      <w:r>
+        <w:rPr>
+          <w:lang w:val="fr_FR" w:bidi="fr_FR"/>
+        </w:rPr>
+      </w:r>
+      <w:r>
+        <w:rPr>
+          <w:b/>
+          <w:lang w:val="fr_FR" w:bidi="fr_FR"/>
+        </w:rPr>
         <w:t>« astres errantes »</w:t>
       </w:r>
     </w:p>
@@ -8703,6 +10038,21 @@
           <w:b/>
           <w:lang w:val="fr_FR" w:bidi="fr_FR"/>
         </w:rPr>
+        <w:t>οἷς ὁ ζόφος τοῦ σκότους εἰς αἰῶνα τετήρηται</w:t>
+      </w:r>
+    </w:p>
+    <w:p>
+      <w:pPr/>
+      <w:r>
+        <w:rPr>
+          <w:lang w:val="fr_FR" w:bidi="fr_FR"/>
+        </w:rPr>
+      </w:r>
+      <w:r>
+        <w:rPr>
+          <w:b/>
+          <w:lang w:val="fr_FR" w:bidi="fr_FR"/>
+        </w:rPr>
         <w:t>« auxquels l’obscurité des ténèbres est réservée pour l’éternité »</w:t>
       </w:r>
     </w:p>
@@ -8799,6 +10149,21 @@
           <w:b/>
           <w:lang w:val="fr_FR" w:bidi="fr_FR"/>
         </w:rPr>
+        <w:t>οἷς</w:t>
+      </w:r>
+    </w:p>
+    <w:p>
+      <w:pPr/>
+      <w:r>
+        <w:rPr>
+          <w:lang w:val="fr_FR" w:bidi="fr_FR"/>
+        </w:rPr>
+      </w:r>
+      <w:r>
+        <w:rPr>
+          <w:b/>
+          <w:lang w:val="fr_FR" w:bidi="fr_FR"/>
+        </w:rPr>
         <w:t>« auxquels »</w:t>
       </w:r>
     </w:p>
@@ -8895,6 +10260,21 @@
           <w:b/>
           <w:lang w:val="fr_FR" w:bidi="fr_FR"/>
         </w:rPr>
+        <w:t>ὁ ζόφος τοῦ σκότους</w:t>
+      </w:r>
+    </w:p>
+    <w:p>
+      <w:pPr/>
+      <w:r>
+        <w:rPr>
+          <w:lang w:val="fr_FR" w:bidi="fr_FR"/>
+        </w:rPr>
+      </w:r>
+      <w:r>
+        <w:rPr>
+          <w:b/>
+          <w:lang w:val="fr_FR" w:bidi="fr_FR"/>
+        </w:rPr>
         <w:t>« l'obscurité des ténèbres »</w:t>
       </w:r>
     </w:p>
@@ -8971,6 +10351,21 @@
           <w:b/>
           <w:lang w:val="fr_FR" w:bidi="fr_FR"/>
         </w:rPr>
+        <w:t>ὁ ζόφος τοῦ σκότους</w:t>
+      </w:r>
+    </w:p>
+    <w:p>
+      <w:pPr/>
+      <w:r>
+        <w:rPr>
+          <w:lang w:val="fr_FR" w:bidi="fr_FR"/>
+        </w:rPr>
+      </w:r>
+      <w:r>
+        <w:rPr>
+          <w:b/>
+          <w:lang w:val="fr_FR" w:bidi="fr_FR"/>
+        </w:rPr>
         <w:t>« l'obscurité des ténèbres »</w:t>
       </w:r>
     </w:p>
@@ -9080,6 +10475,21 @@
           <w:b/>
           <w:lang w:val="fr_FR" w:bidi="fr_FR"/>
         </w:rPr>
+        <w:t>ἕβδομος ἀπὸ Ἀδὰμ</w:t>
+      </w:r>
+    </w:p>
+    <w:p>
+      <w:pPr/>
+      <w:r>
+        <w:rPr>
+          <w:lang w:val="fr_FR" w:bidi="fr_FR"/>
+        </w:rPr>
+      </w:r>
+      <w:r>
+        <w:rPr>
+          <w:b/>
+          <w:lang w:val="fr_FR" w:bidi="fr_FR"/>
+        </w:rPr>
         <w:t>« le septième depuis Adam »</w:t>
       </w:r>
     </w:p>
@@ -9156,6 +10566,21 @@
           <w:b/>
           <w:lang w:val="fr_FR" w:bidi="fr_FR"/>
         </w:rPr>
+        <w:t>τούτοις</w:t>
+      </w:r>
+    </w:p>
+    <w:p>
+      <w:pPr/>
+      <w:r>
+        <w:rPr>
+          <w:lang w:val="fr_FR" w:bidi="fr_FR"/>
+        </w:rPr>
+      </w:r>
+      <w:r>
+        <w:rPr>
+          <w:b/>
+          <w:lang w:val="fr_FR" w:bidi="fr_FR"/>
+        </w:rPr>
         <w:t>« pour eux »</w:t>
       </w:r>
     </w:p>
@@ -9252,6 +10677,21 @@
           <w:b/>
           <w:lang w:val="fr_FR" w:bidi="fr_FR"/>
         </w:rPr>
+        <w:t>λέγων</w:t>
+      </w:r>
+    </w:p>
+    <w:p>
+      <w:pPr/>
+      <w:r>
+        <w:rPr>
+          <w:lang w:val="fr_FR" w:bidi="fr_FR"/>
+        </w:rPr>
+      </w:r>
+      <w:r>
+        <w:rPr>
+          <w:b/>
+          <w:lang w:val="fr_FR" w:bidi="fr_FR"/>
+        </w:rPr>
         <w:t>« en ces termes »</w:t>
       </w:r>
     </w:p>
@@ -9335,6 +10775,21 @@
           <w:b/>
           <w:lang w:val="fr_FR" w:bidi="fr_FR"/>
         </w:rPr>
+        <w:t>ἰδοὺ</w:t>
+      </w:r>
+    </w:p>
+    <w:p>
+      <w:pPr/>
+      <w:r>
+        <w:rPr>
+          <w:lang w:val="fr_FR" w:bidi="fr_FR"/>
+        </w:rPr>
+      </w:r>
+      <w:r>
+        <w:rPr>
+          <w:b/>
+          <w:lang w:val="fr_FR" w:bidi="fr_FR"/>
+        </w:rPr>
         <w:t>« Voici »</w:t>
       </w:r>
     </w:p>
@@ -9431,6 +10886,21 @@
           <w:b/>
           <w:lang w:val="fr_FR" w:bidi="fr_FR"/>
         </w:rPr>
+        <w:t>ἦλθεν Κύριος</w:t>
+      </w:r>
+    </w:p>
+    <w:p>
+      <w:pPr/>
+      <w:r>
+        <w:rPr>
+          <w:lang w:val="fr_FR" w:bidi="fr_FR"/>
+        </w:rPr>
+      </w:r>
+      <w:r>
+        <w:rPr>
+          <w:b/>
+          <w:lang w:val="fr_FR" w:bidi="fr_FR"/>
+        </w:rPr>
         <w:t>« le Seigneur est venu »</w:t>
       </w:r>
     </w:p>
@@ -9514,6 +10984,21 @@
           <w:b/>
           <w:lang w:val="fr_FR" w:bidi="fr_FR"/>
         </w:rPr>
+        <w:t>Κύριος</w:t>
+      </w:r>
+    </w:p>
+    <w:p>
+      <w:pPr/>
+      <w:r>
+        <w:rPr>
+          <w:lang w:val="fr_FR" w:bidi="fr_FR"/>
+        </w:rPr>
+      </w:r>
+      <w:r>
+        <w:rPr>
+          <w:b/>
+          <w:lang w:val="fr_FR" w:bidi="fr_FR"/>
+        </w:rPr>
         <w:t>« Le Seigneur »</w:t>
       </w:r>
     </w:p>
@@ -9590,6 +11075,21 @@
           <w:b/>
           <w:lang w:val="fr_FR" w:bidi="fr_FR"/>
         </w:rPr>
+        <w:t>μυριάσιν</w:t>
+      </w:r>
+    </w:p>
+    <w:p>
+      <w:pPr/>
+      <w:r>
+        <w:rPr>
+          <w:lang w:val="fr_FR" w:bidi="fr_FR"/>
+        </w:rPr>
+      </w:r>
+      <w:r>
+        <w:rPr>
+          <w:b/>
+          <w:lang w:val="fr_FR" w:bidi="fr_FR"/>
+        </w:rPr>
         <w:t>« myriades »</w:t>
       </w:r>
     </w:p>
@@ -9762,6 +11262,21 @@
           <w:b/>
           <w:lang w:val="fr_FR" w:bidi="fr_FR"/>
         </w:rPr>
+        <w:t>ποιῆσαι κρίσιν &amp; καὶ ἐλέγξαι</w:t>
+      </w:r>
+    </w:p>
+    <w:p>
+      <w:pPr/>
+      <w:r>
+        <w:rPr>
+          <w:lang w:val="fr_FR" w:bidi="fr_FR"/>
+        </w:rPr>
+      </w:r>
+      <w:r>
+        <w:rPr>
+          <w:b/>
+          <w:lang w:val="fr_FR" w:bidi="fr_FR"/>
+        </w:rPr>
         <w:t>« pour exercer un jugement »</w:t>
       </w:r>
       <w:r>
@@ -9871,6 +11386,21 @@
           <w:b/>
           <w:lang w:val="fr_FR" w:bidi="fr_FR"/>
         </w:rPr>
+        <w:t>ποιῆσαι κρίσιν κατὰ</w:t>
+      </w:r>
+    </w:p>
+    <w:p>
+      <w:pPr/>
+      <w:r>
+        <w:rPr>
+          <w:lang w:val="fr_FR" w:bidi="fr_FR"/>
+        </w:rPr>
+      </w:r>
+      <w:r>
+        <w:rPr>
+          <w:b/>
+          <w:lang w:val="fr_FR" w:bidi="fr_FR"/>
+        </w:rPr>
         <w:t>« exercer un jugement contre »</w:t>
       </w:r>
     </w:p>
@@ -9967,6 +11497,21 @@
           <w:b/>
           <w:lang w:val="fr_FR" w:bidi="fr_FR"/>
         </w:rPr>
+        <w:t>πᾶσαν ψυχὴν</w:t>
+      </w:r>
+    </w:p>
+    <w:p>
+      <w:pPr/>
+      <w:r>
+        <w:rPr>
+          <w:lang w:val="fr_FR" w:bidi="fr_FR"/>
+        </w:rPr>
+      </w:r>
+      <w:r>
+        <w:rPr>
+          <w:b/>
+          <w:lang w:val="fr_FR" w:bidi="fr_FR"/>
+        </w:rPr>
         <w:t>« tous les impies »</w:t>
       </w:r>
     </w:p>
@@ -10063,6 +11608,21 @@
           <w:b/>
           <w:lang w:val="fr_FR" w:bidi="fr_FR"/>
         </w:rPr>
+        <w:t>τῶν ἔργων ἀσεβείας αὐτῶν</w:t>
+      </w:r>
+    </w:p>
+    <w:p>
+      <w:pPr/>
+      <w:r>
+        <w:rPr>
+          <w:lang w:val="fr_FR" w:bidi="fr_FR"/>
+        </w:rPr>
+      </w:r>
+      <w:r>
+        <w:rPr>
+          <w:b/>
+          <w:lang w:val="fr_FR" w:bidi="fr_FR"/>
+        </w:rPr>
         <w:t>« les actes d'impiété »</w:t>
       </w:r>
     </w:p>
@@ -10172,6 +11732,21 @@
           <w:b/>
           <w:lang w:val="fr_FR" w:bidi="fr_FR"/>
         </w:rPr>
+        <w:t>τῶν σκληρῶν</w:t>
+      </w:r>
+    </w:p>
+    <w:p>
+      <w:pPr/>
+      <w:r>
+        <w:rPr>
+          <w:lang w:val="fr_FR" w:bidi="fr_FR"/>
+        </w:rPr>
+      </w:r>
+      <w:r>
+        <w:rPr>
+          <w:b/>
+          <w:lang w:val="fr_FR" w:bidi="fr_FR"/>
+        </w:rPr>
         <w:t>« les paroles injurieuses »</w:t>
       </w:r>
     </w:p>
@@ -10248,6 +11823,21 @@
           <w:b/>
           <w:lang w:val="fr_FR" w:bidi="fr_FR"/>
         </w:rPr>
+        <w:t>αὐτοῦ</w:t>
+      </w:r>
+    </w:p>
+    <w:p>
+      <w:pPr/>
+      <w:r>
+        <w:rPr>
+          <w:lang w:val="fr_FR" w:bidi="fr_FR"/>
+        </w:rPr>
+      </w:r>
+      <w:r>
+        <w:rPr>
+          <w:b/>
+          <w:lang w:val="fr_FR" w:bidi="fr_FR"/>
+        </w:rPr>
         <w:t>« lui »</w:t>
       </w:r>
     </w:p>
@@ -10330,6 +11920,21 @@
         <w:rPr>
           <w:lang w:val="fr_FR" w:bidi="fr_FR"/>
         </w:rPr>
+      </w:r>
+    </w:p>
+    <w:p>
+      <w:pPr/>
+      <w:r>
+        <w:rPr>
+          <w:lang w:val="fr_FR" w:bidi="fr_FR"/>
+        </w:rPr>
+      </w:r>
+      <w:r>
+        <w:rPr>
+          <w:b/>
+          <w:lang w:val="fr_FR" w:bidi="fr_FR"/>
+        </w:rPr>
+        <w:t>οὗτοί</w:t>
       </w:r>
     </w:p>
     <w:p>
@@ -10470,6 +12075,21 @@
           <w:b/>
           <w:lang w:val="fr_FR" w:bidi="fr_FR"/>
         </w:rPr>
+        <w:t>εἰσιν γογγυσταί μεμψίμοιροι</w:t>
+      </w:r>
+    </w:p>
+    <w:p>
+      <w:pPr/>
+      <w:r>
+        <w:rPr>
+          <w:lang w:val="fr_FR" w:bidi="fr_FR"/>
+        </w:rPr>
+      </w:r>
+      <w:r>
+        <w:rPr>
+          <w:b/>
+          <w:lang w:val="fr_FR" w:bidi="fr_FR"/>
+        </w:rPr>
         <w:t>« Ce sont des gens qui murmurent, qui se plaignent »</w:t>
       </w:r>
     </w:p>
@@ -10585,6 +12205,21 @@
           <w:b/>
           <w:lang w:val="fr_FR" w:bidi="fr_FR"/>
         </w:rPr>
+        <w:t>πορευόμενοι</w:t>
+      </w:r>
+    </w:p>
+    <w:p>
+      <w:pPr/>
+      <w:r>
+        <w:rPr>
+          <w:lang w:val="fr_FR" w:bidi="fr_FR"/>
+        </w:rPr>
+      </w:r>
+      <w:r>
+        <w:rPr>
+          <w:b/>
+          <w:lang w:val="fr_FR" w:bidi="fr_FR"/>
+        </w:rPr>
         <w:t>« marchent »</w:t>
       </w:r>
     </w:p>
@@ -10681,6 +12316,21 @@
           <w:b/>
           <w:lang w:val="fr_FR" w:bidi="fr_FR"/>
         </w:rPr>
+        <w:t>τὰς ἐπιθυμίας αὐτῶν</w:t>
+      </w:r>
+    </w:p>
+    <w:p>
+      <w:pPr/>
+      <w:r>
+        <w:rPr>
+          <w:lang w:val="fr_FR" w:bidi="fr_FR"/>
+        </w:rPr>
+      </w:r>
+      <w:r>
+        <w:rPr>
+          <w:b/>
+          <w:lang w:val="fr_FR" w:bidi="fr_FR"/>
+        </w:rPr>
         <w:t>« leurs convoitises »</w:t>
       </w:r>
     </w:p>
@@ -10757,6 +12407,21 @@
           <w:b/>
           <w:lang w:val="fr_FR" w:bidi="fr_FR"/>
         </w:rPr>
+        <w:t>τὸ στόμα αὐτῶν λαλεῖ</w:t>
+      </w:r>
+    </w:p>
+    <w:p>
+      <w:pPr/>
+      <w:r>
+        <w:rPr>
+          <w:lang w:val="fr_FR" w:bidi="fr_FR"/>
+        </w:rPr>
+      </w:r>
+      <w:r>
+        <w:rPr>
+          <w:b/>
+          <w:lang w:val="fr_FR" w:bidi="fr_FR"/>
+        </w:rPr>
         <w:t>« ont à la bouche des paroles»</w:t>
       </w:r>
     </w:p>
@@ -10833,6 +12498,21 @@
           <w:b/>
           <w:lang w:val="fr_FR" w:bidi="fr_FR"/>
         </w:rPr>
+        <w:t>τὸ στόμα αὐτῶν λαλεῖ</w:t>
+      </w:r>
+    </w:p>
+    <w:p>
+      <w:pPr/>
+      <w:r>
+        <w:rPr>
+          <w:lang w:val="fr_FR" w:bidi="fr_FR"/>
+        </w:rPr>
+      </w:r>
+      <w:r>
+        <w:rPr>
+          <w:b/>
+          <w:lang w:val="fr_FR" w:bidi="fr_FR"/>
+        </w:rPr>
         <w:t>« ont à la bouche des paroles »</w:t>
       </w:r>
     </w:p>
@@ -10929,6 +12609,21 @@
           <w:b/>
           <w:lang w:val="fr_FR" w:bidi="fr_FR"/>
         </w:rPr>
+        <w:t>λαλεῖ ὑπέρογκα</w:t>
+      </w:r>
+    </w:p>
+    <w:p>
+      <w:pPr/>
+      <w:r>
+        <w:rPr>
+          <w:lang w:val="fr_FR" w:bidi="fr_FR"/>
+        </w:rPr>
+      </w:r>
+      <w:r>
+        <w:rPr>
+          <w:b/>
+          <w:lang w:val="fr_FR" w:bidi="fr_FR"/>
+        </w:rPr>
         <w:t>« des paroles hautaines »</w:t>
       </w:r>
     </w:p>
@@ -11005,6 +12700,21 @@
           <w:b/>
           <w:lang w:val="fr_FR" w:bidi="fr_FR"/>
         </w:rPr>
+        <w:t>θαυμάζοντες πρόσωπα</w:t>
+      </w:r>
+    </w:p>
+    <w:p>
+      <w:pPr/>
+      <w:r>
+        <w:rPr>
+          <w:lang w:val="fr_FR" w:bidi="fr_FR"/>
+        </w:rPr>
+      </w:r>
+      <w:r>
+        <w:rPr>
+          <w:b/>
+          <w:lang w:val="fr_FR" w:bidi="fr_FR"/>
+        </w:rPr>
         <w:t>« admirent les personnes »</w:t>
       </w:r>
     </w:p>
@@ -11088,6 +12798,21 @@
           <w:b/>
           <w:lang w:val="fr_FR" w:bidi="fr_FR"/>
         </w:rPr>
+        <w:t>θαυμάζοντες πρόσωπα</w:t>
+      </w:r>
+    </w:p>
+    <w:p>
+      <w:pPr/>
+      <w:r>
+        <w:rPr>
+          <w:lang w:val="fr_FR" w:bidi="fr_FR"/>
+        </w:rPr>
+      </w:r>
+      <w:r>
+        <w:rPr>
+          <w:b/>
+          <w:lang w:val="fr_FR" w:bidi="fr_FR"/>
+        </w:rPr>
         <w:t>« admirent les personnes »</w:t>
       </w:r>
     </w:p>
@@ -11170,6 +12895,21 @@
         <w:rPr>
           <w:lang w:val="fr_FR" w:bidi="fr_FR"/>
         </w:rPr>
+      </w:r>
+    </w:p>
+    <w:p>
+      <w:pPr/>
+      <w:r>
+        <w:rPr>
+          <w:lang w:val="fr_FR" w:bidi="fr_FR"/>
+        </w:rPr>
+      </w:r>
+      <w:r>
+        <w:rPr>
+          <w:b/>
+          <w:lang w:val="fr_FR" w:bidi="fr_FR"/>
+        </w:rPr>
+        <w:t>ἀγαπητοί</w:t>
       </w:r>
     </w:p>
     <w:p>
@@ -11298,6 +13038,21 @@
           <w:b/>
           <w:lang w:val="fr_FR" w:bidi="fr_FR"/>
         </w:rPr>
+        <w:t>τῶν ῥημάτων</w:t>
+      </w:r>
+    </w:p>
+    <w:p>
+      <w:pPr/>
+      <w:r>
+        <w:rPr>
+          <w:lang w:val="fr_FR" w:bidi="fr_FR"/>
+        </w:rPr>
+      </w:r>
+      <w:r>
+        <w:rPr>
+          <w:b/>
+          <w:lang w:val="fr_FR" w:bidi="fr_FR"/>
+        </w:rPr>
         <w:t>« des choses »</w:t>
       </w:r>
     </w:p>
@@ -11407,6 +13162,21 @@
           <w:b/>
           <w:lang w:val="fr_FR" w:bidi="fr_FR"/>
         </w:rPr>
+        <w:t>τοῦ Κυρίου ἡμῶν</w:t>
+      </w:r>
+    </w:p>
+    <w:p>
+      <w:pPr/>
+      <w:r>
+        <w:rPr>
+          <w:lang w:val="fr_FR" w:bidi="fr_FR"/>
+        </w:rPr>
+      </w:r>
+      <w:r>
+        <w:rPr>
+          <w:b/>
+          <w:lang w:val="fr_FR" w:bidi="fr_FR"/>
+        </w:rPr>
         <w:t>« de notre Seigneur »</w:t>
       </w:r>
     </w:p>
@@ -11503,6 +13273,21 @@
           <w:b/>
           <w:lang w:val="fr_FR" w:bidi="fr_FR"/>
         </w:rPr>
+        <w:t>ἡμῶν</w:t>
+      </w:r>
+    </w:p>
+    <w:p>
+      <w:pPr/>
+      <w:r>
+        <w:rPr>
+          <w:lang w:val="fr_FR" w:bidi="fr_FR"/>
+        </w:rPr>
+      </w:r>
+      <w:r>
+        <w:rPr>
+          <w:b/>
+          <w:lang w:val="fr_FR" w:bidi="fr_FR"/>
+        </w:rPr>
         <w:t>« notre »</w:t>
       </w:r>
     </w:p>
@@ -11599,6 +13384,21 @@
           <w:b/>
           <w:lang w:val="fr_FR" w:bidi="fr_FR"/>
         </w:rPr>
+        <w:t>ὅτι ἔλεγον ὑμῖν</w:t>
+      </w:r>
+    </w:p>
+    <w:p>
+      <w:pPr/>
+      <w:r>
+        <w:rPr>
+          <w:lang w:val="fr_FR" w:bidi="fr_FR"/>
+        </w:rPr>
+      </w:r>
+      <w:r>
+        <w:rPr>
+          <w:b/>
+          <w:lang w:val="fr_FR" w:bidi="fr_FR"/>
+        </w:rPr>
         <w:t>« ils vous disaient »</w:t>
       </w:r>
     </w:p>
@@ -11662,6 +13462,21 @@
           <w:b/>
           <w:lang w:val="fr_FR" w:bidi="fr_FR"/>
         </w:rPr>
+        <w:t>ἐσχάτου χρόνου</w:t>
+      </w:r>
+    </w:p>
+    <w:p>
+      <w:pPr/>
+      <w:r>
+        <w:rPr>
+          <w:lang w:val="fr_FR" w:bidi="fr_FR"/>
+        </w:rPr>
+      </w:r>
+      <w:r>
+        <w:rPr>
+          <w:b/>
+          <w:lang w:val="fr_FR" w:bidi="fr_FR"/>
+        </w:rPr>
         <w:t>« au dernier temps »</w:t>
       </w:r>
     </w:p>
@@ -11758,6 +13573,21 @@
           <w:b/>
           <w:lang w:val="fr_FR" w:bidi="fr_FR"/>
         </w:rPr>
+        <w:t>πορευόμενοι</w:t>
+      </w:r>
+    </w:p>
+    <w:p>
+      <w:pPr/>
+      <w:r>
+        <w:rPr>
+          <w:lang w:val="fr_FR" w:bidi="fr_FR"/>
+        </w:rPr>
+      </w:r>
+      <w:r>
+        <w:rPr>
+          <w:b/>
+          <w:lang w:val="fr_FR" w:bidi="fr_FR"/>
+        </w:rPr>
         <w:t>« marchant »</w:t>
       </w:r>
     </w:p>
@@ -11854,6 +13684,21 @@
           <w:b/>
           <w:lang w:val="fr_FR" w:bidi="fr_FR"/>
         </w:rPr>
+        <w:t>κατὰ τὰς ἑαυτῶν ἐπιθυμίας &amp; τῶν ἀσεβειῶν</w:t>
+      </w:r>
+    </w:p>
+    <w:p>
+      <w:pPr/>
+      <w:r>
+        <w:rPr>
+          <w:lang w:val="fr_FR" w:bidi="fr_FR"/>
+        </w:rPr>
+      </w:r>
+      <w:r>
+        <w:rPr>
+          <w:b/>
+          <w:lang w:val="fr_FR" w:bidi="fr_FR"/>
+        </w:rPr>
         <w:t>« selon leurs convoitises impies »</w:t>
       </w:r>
     </w:p>
@@ -11930,6 +13775,21 @@
           <w:b/>
           <w:lang w:val="fr_FR" w:bidi="fr_FR"/>
         </w:rPr>
+        <w:t>οὗτοί</w:t>
+      </w:r>
+    </w:p>
+    <w:p>
+      <w:pPr/>
+      <w:r>
+        <w:rPr>
+          <w:lang w:val="fr_FR" w:bidi="fr_FR"/>
+        </w:rPr>
+      </w:r>
+      <w:r>
+        <w:rPr>
+          <w:b/>
+          <w:lang w:val="fr_FR" w:bidi="fr_FR"/>
+        </w:rPr>
         <w:t>« Ce sont ceux »</w:t>
       </w:r>
     </w:p>
@@ -12026,6 +13886,21 @@
           <w:b/>
           <w:lang w:val="fr_FR" w:bidi="fr_FR"/>
         </w:rPr>
+        <w:t>οἱ ἀποδιορίζοντες</w:t>
+      </w:r>
+    </w:p>
+    <w:p>
+      <w:pPr/>
+      <w:r>
+        <w:rPr>
+          <w:lang w:val="fr_FR" w:bidi="fr_FR"/>
+        </w:rPr>
+      </w:r>
+      <w:r>
+        <w:rPr>
+          <w:b/>
+          <w:lang w:val="fr_FR" w:bidi="fr_FR"/>
+        </w:rPr>
         <w:t>« ceux qui provoquent des divisions »</w:t>
       </w:r>
     </w:p>
@@ -12122,6 +13997,21 @@
           <w:b/>
           <w:lang w:val="fr_FR" w:bidi="fr_FR"/>
         </w:rPr>
+        <w:t>Πνεῦμα</w:t>
+      </w:r>
+    </w:p>
+    <w:p>
+      <w:pPr/>
+      <w:r>
+        <w:rPr>
+          <w:lang w:val="fr_FR" w:bidi="fr_FR"/>
+        </w:rPr>
+      </w:r>
+      <w:r>
+        <w:rPr>
+          <w:b/>
+          <w:lang w:val="fr_FR" w:bidi="fr_FR"/>
+        </w:rPr>
         <w:t>« l'esprit »</w:t>
       </w:r>
     </w:p>
@@ -12218,6 +14108,21 @@
           <w:b/>
           <w:lang w:val="fr_FR" w:bidi="fr_FR"/>
         </w:rPr>
+        <w:t>ψυχικοί</w:t>
+      </w:r>
+    </w:p>
+    <w:p>
+      <w:pPr/>
+      <w:r>
+        <w:rPr>
+          <w:lang w:val="fr_FR" w:bidi="fr_FR"/>
+        </w:rPr>
+      </w:r>
+      <w:r>
+        <w:rPr>
+          <w:b/>
+          <w:lang w:val="fr_FR" w:bidi="fr_FR"/>
+        </w:rPr>
         <w:t>« sensuels »</w:t>
       </w:r>
     </w:p>
@@ -12314,6 +14219,21 @@
           <w:b/>
           <w:lang w:val="fr_FR" w:bidi="fr_FR"/>
         </w:rPr>
+        <w:t>Πνεῦμα μὴ ἔχοντες</w:t>
+      </w:r>
+    </w:p>
+    <w:p>
+      <w:pPr/>
+      <w:r>
+        <w:rPr>
+          <w:lang w:val="fr_FR" w:bidi="fr_FR"/>
+        </w:rPr>
+      </w:r>
+      <w:r>
+        <w:rPr>
+          <w:b/>
+          <w:lang w:val="fr_FR" w:bidi="fr_FR"/>
+        </w:rPr>
         <w:t>« n'ayant pas l'esprit »</w:t>
       </w:r>
     </w:p>
@@ -12396,6 +14316,21 @@
         <w:rPr>
           <w:lang w:val="fr_FR" w:bidi="fr_FR"/>
         </w:rPr>
+      </w:r>
+    </w:p>
+    <w:p>
+      <w:pPr/>
+      <w:r>
+        <w:rPr>
+          <w:lang w:val="fr_FR" w:bidi="fr_FR"/>
+        </w:rPr>
+      </w:r>
+      <w:r>
+        <w:rPr>
+          <w:b/>
+          <w:lang w:val="fr_FR" w:bidi="fr_FR"/>
+        </w:rPr>
+        <w:t>ἀγαπητοί</w:t>
       </w:r>
     </w:p>
     <w:p>
@@ -12524,6 +14459,21 @@
           <w:b/>
           <w:lang w:val="fr_FR" w:bidi="fr_FR"/>
         </w:rPr>
+        <w:t>ἐποικοδομοῦντες ἑαυτοὺς τῇ ἁγιωτάτῃ ὑμῶν πίστει</w:t>
+      </w:r>
+    </w:p>
+    <w:p>
+      <w:pPr/>
+      <w:r>
+        <w:rPr>
+          <w:lang w:val="fr_FR" w:bidi="fr_FR"/>
+        </w:rPr>
+      </w:r>
+      <w:r>
+        <w:rPr>
+          <w:b/>
+          <w:lang w:val="fr_FR" w:bidi="fr_FR"/>
+        </w:rPr>
         <w:t>« vous édifiant vous-mêmes sur votre très sainte foi »</w:t>
       </w:r>
     </w:p>
@@ -12607,6 +14557,21 @@
           <w:b/>
           <w:lang w:val="fr_FR" w:bidi="fr_FR"/>
         </w:rPr>
+        <w:t>ἐποικοδομοῦντες ἑαυτοὺς</w:t>
+      </w:r>
+    </w:p>
+    <w:p>
+      <w:pPr/>
+      <w:r>
+        <w:rPr>
+          <w:lang w:val="fr_FR" w:bidi="fr_FR"/>
+        </w:rPr>
+      </w:r>
+      <w:r>
+        <w:rPr>
+          <w:b/>
+          <w:lang w:val="fr_FR" w:bidi="fr_FR"/>
+        </w:rPr>
         <w:t>« vous édifiant vous-mêmes »</w:t>
       </w:r>
     </w:p>
@@ -12670,6 +14635,21 @@
           <w:b/>
           <w:lang w:val="fr_FR" w:bidi="fr_FR"/>
         </w:rPr>
+        <w:t>τῇ ἁγιωτάτῃ ὑμῶν πίστει</w:t>
+      </w:r>
+    </w:p>
+    <w:p>
+      <w:pPr/>
+      <w:r>
+        <w:rPr>
+          <w:lang w:val="fr_FR" w:bidi="fr_FR"/>
+        </w:rPr>
+      </w:r>
+      <w:r>
+        <w:rPr>
+          <w:b/>
+          <w:lang w:val="fr_FR" w:bidi="fr_FR"/>
+        </w:rPr>
         <w:t>« sur votre foi très sainte »</w:t>
       </w:r>
     </w:p>
@@ -12766,6 +14746,21 @@
           <w:b/>
           <w:lang w:val="fr_FR" w:bidi="fr_FR"/>
         </w:rPr>
+        <w:t>ἐν Πνεύματι Ἁγίῳ προσευχόμενοι</w:t>
+      </w:r>
+    </w:p>
+    <w:p>
+      <w:pPr/>
+      <w:r>
+        <w:rPr>
+          <w:lang w:val="fr_FR" w:bidi="fr_FR"/>
+        </w:rPr>
+      </w:r>
+      <w:r>
+        <w:rPr>
+          <w:b/>
+          <w:lang w:val="fr_FR" w:bidi="fr_FR"/>
+        </w:rPr>
         <w:t>« priant par le Saint-Esprit »</w:t>
       </w:r>
     </w:p>
@@ -12829,6 +14824,21 @@
           <w:b/>
           <w:lang w:val="fr_FR" w:bidi="fr_FR"/>
         </w:rPr>
+        <w:t>ἑαυτοὺς ἐν ἀγάπῃ Θεοῦ τηρήσατε</w:t>
+      </w:r>
+    </w:p>
+    <w:p>
+      <w:pPr/>
+      <w:r>
+        <w:rPr>
+          <w:lang w:val="fr_FR" w:bidi="fr_FR"/>
+        </w:rPr>
+      </w:r>
+      <w:r>
+        <w:rPr>
+          <w:b/>
+          <w:lang w:val="fr_FR" w:bidi="fr_FR"/>
+        </w:rPr>
         <w:t>« maintenez-vous dans l'amour de Dieu »</w:t>
       </w:r>
     </w:p>
@@ -12912,6 +14922,21 @@
           <w:b/>
           <w:lang w:val="fr_FR" w:bidi="fr_FR"/>
         </w:rPr>
+        <w:t>ἑαυτοὺς ἐν ἀγάπῃ Θεοῦ τηρήσατε</w:t>
+      </w:r>
+    </w:p>
+    <w:p>
+      <w:pPr/>
+      <w:r>
+        <w:rPr>
+          <w:lang w:val="fr_FR" w:bidi="fr_FR"/>
+        </w:rPr>
+      </w:r>
+      <w:r>
+        <w:rPr>
+          <w:b/>
+          <w:lang w:val="fr_FR" w:bidi="fr_FR"/>
+        </w:rPr>
         <w:t>« Maintenez-vous dans l'amour de Dieu »</w:t>
       </w:r>
     </w:p>
@@ -13008,6 +15033,21 @@
           <w:b/>
           <w:lang w:val="fr_FR" w:bidi="fr_FR"/>
         </w:rPr>
+        <w:t>προσδεχόμενοι τὸ ἔλεος τοῦ Κυρίου ἡμῶν</w:t>
+      </w:r>
+    </w:p>
+    <w:p>
+      <w:pPr/>
+      <w:r>
+        <w:rPr>
+          <w:lang w:val="fr_FR" w:bidi="fr_FR"/>
+        </w:rPr>
+      </w:r>
+      <w:r>
+        <w:rPr>
+          <w:b/>
+          <w:lang w:val="fr_FR" w:bidi="fr_FR"/>
+        </w:rPr>
         <w:t>« en attendant la miséricorde de notre Seigneur »</w:t>
       </w:r>
     </w:p>
@@ -13071,6 +15111,21 @@
           <w:b/>
           <w:lang w:val="fr_FR" w:bidi="fr_FR"/>
         </w:rPr>
+        <w:t>τὸ ἔλεος τοῦ Κυρίου ἡμῶν, Ἰησοῦ Χριστοῦ</w:t>
+      </w:r>
+    </w:p>
+    <w:p>
+      <w:pPr/>
+      <w:r>
+        <w:rPr>
+          <w:lang w:val="fr_FR" w:bidi="fr_FR"/>
+        </w:rPr>
+      </w:r>
+      <w:r>
+        <w:rPr>
+          <w:b/>
+          <w:lang w:val="fr_FR" w:bidi="fr_FR"/>
+        </w:rPr>
         <w:t>« La miséricorde de notre Seigneur Jésus-Christ »</w:t>
       </w:r>
     </w:p>
@@ -13153,6 +15208,21 @@
         <w:rPr>
           <w:lang w:val="fr_FR" w:bidi="fr_FR"/>
         </w:rPr>
+      </w:r>
+    </w:p>
+    <w:p>
+      <w:pPr/>
+      <w:r>
+        <w:rPr>
+          <w:lang w:val="fr_FR" w:bidi="fr_FR"/>
+        </w:rPr>
+      </w:r>
+      <w:r>
+        <w:rPr>
+          <w:b/>
+          <w:lang w:val="fr_FR" w:bidi="fr_FR"/>
+        </w:rPr>
+        <w:t>τοῦ Κυρίου ἡμῶν</w:t>
       </w:r>
     </w:p>
     <w:p>
@@ -13281,6 +15351,21 @@
           <w:b/>
           <w:lang w:val="fr_FR" w:bidi="fr_FR"/>
         </w:rPr>
+        <w:t>ἡμῶν</w:t>
+      </w:r>
+    </w:p>
+    <w:p>
+      <w:pPr/>
+      <w:r>
+        <w:rPr>
+          <w:lang w:val="fr_FR" w:bidi="fr_FR"/>
+        </w:rPr>
+      </w:r>
+      <w:r>
+        <w:rPr>
+          <w:b/>
+          <w:lang w:val="fr_FR" w:bidi="fr_FR"/>
+        </w:rPr>
         <w:t>« notre »</w:t>
       </w:r>
     </w:p>
@@ -13377,6 +15462,21 @@
           <w:b/>
           <w:lang w:val="fr_FR" w:bidi="fr_FR"/>
         </w:rPr>
+        <w:t>τὸ ἔλεος τοῦ Κυρίου ἡμῶν, Ἰησοῦ Χριστοῦ, εἰς ζωὴν αἰώνιον</w:t>
+      </w:r>
+    </w:p>
+    <w:p>
+      <w:pPr/>
+      <w:r>
+        <w:rPr>
+          <w:lang w:val="fr_FR" w:bidi="fr_FR"/>
+        </w:rPr>
+      </w:r>
+      <w:r>
+        <w:rPr>
+          <w:b/>
+          <w:lang w:val="fr_FR" w:bidi="fr_FR"/>
+        </w:rPr>
         <w:t>« la miséricorde de notre Seigneur Jésus-Christ pour la vie éternelle »</w:t>
       </w:r>
     </w:p>
@@ -13486,6 +15586,21 @@
           <w:b/>
           <w:lang w:val="fr_FR" w:bidi="fr_FR"/>
         </w:rPr>
+        <w:t>ἐλεᾶτε</w:t>
+      </w:r>
+    </w:p>
+    <w:p>
+      <w:pPr/>
+      <w:r>
+        <w:rPr>
+          <w:lang w:val="fr_FR" w:bidi="fr_FR"/>
+        </w:rPr>
+      </w:r>
+      <w:r>
+        <w:rPr>
+          <w:b/>
+          <w:lang w:val="fr_FR" w:bidi="fr_FR"/>
+        </w:rPr>
         <w:t>« Reprenez les uns »</w:t>
       </w:r>
     </w:p>
@@ -13658,6 +15773,21 @@
           <w:b/>
           <w:lang w:val="fr_FR" w:bidi="fr_FR"/>
         </w:rPr>
+        <w:t>ἐκ πυρὸς ἁρπάζοντες</w:t>
+      </w:r>
+    </w:p>
+    <w:p>
+      <w:pPr/>
+      <w:r>
+        <w:rPr>
+          <w:lang w:val="fr_FR" w:bidi="fr_FR"/>
+        </w:rPr>
+      </w:r>
+      <w:r>
+        <w:rPr>
+          <w:b/>
+          <w:lang w:val="fr_FR" w:bidi="fr_FR"/>
+        </w:rPr>
         <w:t>« en les arrachant du feu »</w:t>
       </w:r>
     </w:p>
@@ -13721,6 +15851,21 @@
           <w:b/>
           <w:lang w:val="fr_FR" w:bidi="fr_FR"/>
         </w:rPr>
+        <w:t>ἐκ πυρὸς ἁρπάζοντες</w:t>
+      </w:r>
+    </w:p>
+    <w:p>
+      <w:pPr/>
+      <w:r>
+        <w:rPr>
+          <w:lang w:val="fr_FR" w:bidi="fr_FR"/>
+        </w:rPr>
+      </w:r>
+      <w:r>
+        <w:rPr>
+          <w:b/>
+          <w:lang w:val="fr_FR" w:bidi="fr_FR"/>
+        </w:rPr>
         <w:t>« arrachant du feu »</w:t>
       </w:r>
     </w:p>
@@ -13817,6 +15962,21 @@
           <w:b/>
           <w:lang w:val="fr_FR" w:bidi="fr_FR"/>
         </w:rPr>
+        <w:t>ἐλεᾶτε</w:t>
+      </w:r>
+    </w:p>
+    <w:p>
+      <w:pPr/>
+      <w:r>
+        <w:rPr>
+          <w:lang w:val="fr_FR" w:bidi="fr_FR"/>
+        </w:rPr>
+      </w:r>
+      <w:r>
+        <w:rPr>
+          <w:b/>
+          <w:lang w:val="fr_FR" w:bidi="fr_FR"/>
+        </w:rPr>
         <w:t>« ayez une pitié »</w:t>
       </w:r>
     </w:p>
@@ -13976,6 +16136,21 @@
           <w:b/>
           <w:lang w:val="fr_FR" w:bidi="fr_FR"/>
         </w:rPr>
+        <w:t>μισοῦντες καὶ τὸν ἀπὸ τῆς σαρκὸς ἐσπιλωμένον χιτῶνα</w:t>
+      </w:r>
+    </w:p>
+    <w:p>
+      <w:pPr/>
+      <w:r>
+        <w:rPr>
+          <w:lang w:val="fr_FR" w:bidi="fr_FR"/>
+        </w:rPr>
+      </w:r>
+      <w:r>
+        <w:rPr>
+          <w:b/>
+          <w:lang w:val="fr_FR" w:bidi="fr_FR"/>
+        </w:rPr>
         <w:t>« haïssant jusqu’à la tunique souillée par la chair »</w:t>
       </w:r>
     </w:p>
@@ -14059,6 +16234,21 @@
           <w:b/>
           <w:lang w:val="fr_FR" w:bidi="fr_FR"/>
         </w:rPr>
+        <w:t>τῆς σαρκὸς</w:t>
+      </w:r>
+    </w:p>
+    <w:p>
+      <w:pPr/>
+      <w:r>
+        <w:rPr>
+          <w:lang w:val="fr_FR" w:bidi="fr_FR"/>
+        </w:rPr>
+      </w:r>
+      <w:r>
+        <w:rPr>
+          <w:b/>
+          <w:lang w:val="fr_FR" w:bidi="fr_FR"/>
+        </w:rPr>
         <w:t>« la chair »</w:t>
       </w:r>
     </w:p>
@@ -14155,6 +16345,21 @@
           <w:b/>
           <w:lang w:val="fr_FR" w:bidi="fr_FR"/>
         </w:rPr>
+        <w:t>τῷ δὲ δυναμένῳ φυλάξαι</w:t>
+      </w:r>
+    </w:p>
+    <w:p>
+      <w:pPr/>
+      <w:r>
+        <w:rPr>
+          <w:lang w:val="fr_FR" w:bidi="fr_FR"/>
+        </w:rPr>
+      </w:r>
+      <w:r>
+        <w:rPr>
+          <w:b/>
+          <w:lang w:val="fr_FR" w:bidi="fr_FR"/>
+        </w:rPr>
         <w:t>« Or, à celui qui peut vous préserver de toute chute »</w:t>
       </w:r>
     </w:p>
@@ -14251,6 +16456,21 @@
           <w:b/>
           <w:lang w:val="fr_FR" w:bidi="fr_FR"/>
         </w:rPr>
+        <w:t>φυλάξαι ὑμᾶς ἀπταίστους</w:t>
+      </w:r>
+    </w:p>
+    <w:p>
+      <w:pPr/>
+      <w:r>
+        <w:rPr>
+          <w:lang w:val="fr_FR" w:bidi="fr_FR"/>
+        </w:rPr>
+      </w:r>
+      <w:r>
+        <w:rPr>
+          <w:b/>
+          <w:lang w:val="fr_FR" w:bidi="fr_FR"/>
+        </w:rPr>
         <w:t>« pour préserver de toute chute »</w:t>
       </w:r>
     </w:p>
@@ -14347,6 +16567,21 @@
           <w:b/>
           <w:lang w:val="fr_FR" w:bidi="fr_FR"/>
         </w:rPr>
+        <w:t>τῆς δόξης αὐτοῦ</w:t>
+      </w:r>
+    </w:p>
+    <w:p>
+      <w:pPr/>
+      <w:r>
+        <w:rPr>
+          <w:lang w:val="fr_FR" w:bidi="fr_FR"/>
+        </w:rPr>
+      </w:r>
+      <w:r>
+        <w:rPr>
+          <w:b/>
+          <w:lang w:val="fr_FR" w:bidi="fr_FR"/>
+        </w:rPr>
         <w:t>« sa gloire »</w:t>
       </w:r>
     </w:p>
@@ -14506,6 +16741,21 @@
           <w:b/>
           <w:lang w:val="fr_FR" w:bidi="fr_FR"/>
         </w:rPr>
+        <w:t>μόνῳ Θεῷ Σωτῆρι ἡμῶν</w:t>
+      </w:r>
+    </w:p>
+    <w:p>
+      <w:pPr/>
+      <w:r>
+        <w:rPr>
+          <w:lang w:val="fr_FR" w:bidi="fr_FR"/>
+        </w:rPr>
+      </w:r>
+      <w:r>
+        <w:rPr>
+          <w:b/>
+          <w:lang w:val="fr_FR" w:bidi="fr_FR"/>
+        </w:rPr>
         <w:t>« à Dieu seul, notre Sauveur »</w:t>
       </w:r>
     </w:p>
@@ -14582,6 +16832,21 @@
           <w:b/>
           <w:lang w:val="fr_FR" w:bidi="fr_FR"/>
         </w:rPr>
+        <w:t>Σωτῆρι ἡμῶν</w:t>
+      </w:r>
+    </w:p>
+    <w:p>
+      <w:pPr/>
+      <w:r>
+        <w:rPr>
+          <w:lang w:val="fr_FR" w:bidi="fr_FR"/>
+        </w:rPr>
+      </w:r>
+      <w:r>
+        <w:rPr>
+          <w:b/>
+          <w:lang w:val="fr_FR" w:bidi="fr_FR"/>
+        </w:rPr>
         <w:t>« notre Sauveur »</w:t>
       </w:r>
     </w:p>
@@ -14678,6 +16943,21 @@
           <w:b/>
           <w:lang w:val="fr_FR" w:bidi="fr_FR"/>
         </w:rPr>
+        <w:t>τοῦ Κυρίου ἡμῶν,</w:t>
+      </w:r>
+    </w:p>
+    <w:p>
+      <w:pPr/>
+      <w:r>
+        <w:rPr>
+          <w:lang w:val="fr_FR" w:bidi="fr_FR"/>
+        </w:rPr>
+      </w:r>
+      <w:r>
+        <w:rPr>
+          <w:b/>
+          <w:lang w:val="fr_FR" w:bidi="fr_FR"/>
+        </w:rPr>
         <w:t>« notre Seigneur »</w:t>
       </w:r>
     </w:p>
@@ -14774,6 +17054,21 @@
           <w:b/>
           <w:lang w:val="fr_FR" w:bidi="fr_FR"/>
         </w:rPr>
+        <w:t>μόνῳ Θεῷ &amp; δόξα, μεγαλωσύνη, κράτος, καὶ ἐξουσία</w:t>
+      </w:r>
+    </w:p>
+    <w:p>
+      <w:pPr/>
+      <w:r>
+        <w:rPr>
+          <w:lang w:val="fr_FR" w:bidi="fr_FR"/>
+        </w:rPr>
+      </w:r>
+      <w:r>
+        <w:rPr>
+          <w:b/>
+          <w:lang w:val="fr_FR" w:bidi="fr_FR"/>
+        </w:rPr>
         <w:t>« à Dieu seul »</w:t>
       </w:r>
       <w:r>
@@ -14896,6 +17191,21 @@
           <w:b/>
           <w:lang w:val="fr_FR" w:bidi="fr_FR"/>
         </w:rPr>
+        <w:t>πρὸ παντὸς τοῦ αἰῶνος</w:t>
+      </w:r>
+    </w:p>
+    <w:p>
+      <w:pPr/>
+      <w:r>
+        <w:rPr>
+          <w:lang w:val="fr_FR" w:bidi="fr_FR"/>
+        </w:rPr>
+      </w:r>
+      <w:r>
+        <w:rPr>
+          <w:b/>
+          <w:lang w:val="fr_FR" w:bidi="fr_FR"/>
+        </w:rPr>
         <w:t>« avant tous les temps »</w:t>
       </w:r>
     </w:p>
@@ -14965,6 +17275,21 @@
         <w:rPr>
           <w:lang w:val="fr_FR" w:bidi="fr_FR"/>
         </w:rPr>
+      </w:r>
+    </w:p>
+    <w:p>
+      <w:pPr/>
+      <w:r>
+        <w:rPr>
+          <w:lang w:val="fr_FR" w:bidi="fr_FR"/>
+        </w:rPr>
+      </w:r>
+      <w:r>
+        <w:rPr>
+          <w:b/>
+          <w:lang w:val="fr_FR" w:bidi="fr_FR"/>
+        </w:rPr>
+        <w:t>εἰς πάντας τοὺς αἰῶνας</w:t>
       </w:r>
     </w:p>
     <w:p>

--- a/fra/docx/65.content.docx
+++ b/fra/docx/65.content.docx
@@ -28,49 +28,15 @@
       </w:r>
     </w:p>
     <w:p>
-      <w:pPr>
-        <w:pStyle w:val="Heading2"/>
-      </w:pPr>
-      <w:r>
-        <w:rPr>
-          <w:lang w:val="fr_FR" w:bidi="fr_FR"/>
-        </w:rPr>
-        <w:t>License Information</w:t>
-      </w:r>
-      <w:r>
-        <w:rPr>
-          <w:lang w:val="fr_FR" w:bidi="fr_FR"/>
-        </w:rPr>
-      </w:r>
-    </w:p>
-    <w:p>
-      <w:pPr/>
-      <w:r>
-        <w:rPr>
-          <w:lang w:val="fr_FR" w:bidi="fr_FR"/>
-        </w:rPr>
-      </w:r>
-      <w:r>
-        <w:rPr>
-          <w:b/>
-          <w:lang w:val="fr_FR" w:bidi="fr_FR"/>
-        </w:rPr>
-        <w:t>Notes de traduction (unfoldingWord)</w:t>
-      </w:r>
-      <w:r>
-        <w:rPr>
-          <w:lang w:val="fr_FR" w:bidi="fr_FR"/>
-        </w:rPr>
-        <w:t xml:space="preserve"> (French) is based on</w:t>
-      </w:r>
-      <w:r>
-        <w:rPr>
-          <w:lang w:val="fr_FR" w:bidi="fr_FR"/>
-        </w:rPr>
-        <w:t xml:space="preserve">: </w:t>
-      </w:r>
-      <w:r>
-        <w:rPr>
+      <w:pPr/>
+      <w:r>
+        <w:rPr>
+          <w:lang w:val="fr_FR" w:bidi="fr_FR"/>
+        </w:rPr>
+      </w:r>
+      <w:r>
+        <w:rPr>
+          <w:b/>
           <w:lang w:val="fr_FR" w:bidi="fr_FR"/>
         </w:rPr>
         <w:t>unfoldingWord® Translation Notes</w:t>
@@ -79,62 +45,31 @@
         <w:rPr>
           <w:lang w:val="fr_FR" w:bidi="fr_FR"/>
         </w:rPr>
-        <w:t xml:space="preserve">, </w:t>
-      </w:r>
-      <w:hyperlink r:id="rId13">
-        <w:r>
-          <w:rPr>
-            <w:lang w:val="fr_FR" w:bidi="fr_FR"/>
-          </w:rPr>
-          <w:rPr>
-            <w:color w:val="0000EE"/>
-            <w:u w:val="single"/>
-          </w:rPr>
-          <w:t>unfoldingWord</w:t>
-        </w:r>
-      </w:hyperlink>
-      <w:r>
-        <w:rPr>
-          <w:lang w:val="fr_FR" w:bidi="fr_FR"/>
-        </w:rPr>
-        <w:t xml:space="preserve">, 2022, which is licensed under a </w:t>
-      </w:r>
-      <w:hyperlink r:id="rId14">
-        <w:r>
-          <w:rPr>
-            <w:lang w:val="fr_FR" w:bidi="fr_FR"/>
-          </w:rPr>
-          <w:rPr>
-            <w:color w:val="0000EE"/>
-            <w:u w:val="single"/>
-          </w:rPr>
-          <w:t>CC BY-SA 4.0 license</w:t>
-        </w:r>
-      </w:hyperlink>
-      <w:r>
-        <w:rPr>
-          <w:lang w:val="fr_FR" w:bidi="fr_FR"/>
-        </w:rPr>
-        <w:t>.</w:t>
-      </w:r>
-      <w:r>
-        <w:rPr>
-          <w:lang w:val="fr_FR" w:bidi="fr_FR"/>
-        </w:rPr>
-      </w:r>
-    </w:p>
-    <w:p>
-      <w:pPr/>
-      <w:r>
-        <w:rPr>
-          <w:lang w:val="fr_FR" w:bidi="fr_FR"/>
-        </w:rPr>
-      </w:r>
-      <w:r>
-        <w:rPr>
-          <w:lang w:val="fr_FR" w:bidi="fr_FR"/>
-        </w:rPr>
-        <w:t>This PDF version is provided under the same license.</w:t>
+        <w:t xml:space="preserve"> © 2022 unfoldingWord. Released under CC BY-SA 4.0 license. </w:t>
+      </w:r>
+      <w:r>
+        <w:rPr>
+          <w:lang w:val="fr_FR" w:bidi="fr_FR"/>
+        </w:rPr>
+        <w:t>unfoldingWord® Translation Notes</w:t>
+      </w:r>
+      <w:r>
+        <w:rPr>
+          <w:lang w:val="fr_FR" w:bidi="fr_FR"/>
+        </w:rPr>
+        <w:t xml:space="preserve"> has been adapted in the following languages: Tok Pisin, Arabic (عربي), French (Français), Hindi (हिंदी), Indonesian (Bahasa Indonesia), Portuguese (Português), Russian (Русский), Spanish (Español), Swahili (Kiswahili), and Simplified Chinese (简体中文) from </w:t>
+      </w:r>
+      <w:r>
+        <w:rPr>
+          <w:lang w:val="fr_FR" w:bidi="fr_FR"/>
+        </w:rPr>
+        <w:t>unfoldingWord® Translation Notes</w:t>
+      </w:r>
+      <w:r>
+        <w:rPr>
+          <w:lang w:val="fr_FR" w:bidi="fr_FR"/>
+        </w:rPr>
+        <w:t xml:space="preserve"> © 2022 unfoldingWord. Released under CC BY-SA 4.0 license by Mission Mutual</w:t>
       </w:r>
       <w:r>
         <w:rPr>
@@ -295,21 +230,6 @@
           <w:b/>
           <w:lang w:val="fr_FR" w:bidi="fr_FR"/>
         </w:rPr>
-        <w:t>Ἰούδας</w:t>
-      </w:r>
-    </w:p>
-    <w:p>
-      <w:pPr/>
-      <w:r>
-        <w:rPr>
-          <w:lang w:val="fr_FR" w:bidi="fr_FR"/>
-        </w:rPr>
-      </w:r>
-      <w:r>
-        <w:rPr>
-          <w:b/>
-          <w:lang w:val="fr_FR" w:bidi="fr_FR"/>
-        </w:rPr>
         <w:t>« Jude »</w:t>
       </w:r>
     </w:p>
@@ -393,21 +313,6 @@
           <w:b/>
           <w:lang w:val="fr_FR" w:bidi="fr_FR"/>
         </w:rPr>
-        <w:t>Ἰούδας</w:t>
-      </w:r>
-    </w:p>
-    <w:p>
-      <w:pPr/>
-      <w:r>
-        <w:rPr>
-          <w:lang w:val="fr_FR" w:bidi="fr_FR"/>
-        </w:rPr>
-      </w:r>
-      <w:r>
-        <w:rPr>
-          <w:b/>
-          <w:lang w:val="fr_FR" w:bidi="fr_FR"/>
-        </w:rPr>
         <w:t>« Jude »</w:t>
       </w:r>
     </w:p>
@@ -498,21 +403,6 @@
           <w:b/>
           <w:lang w:val="fr_FR" w:bidi="fr_FR"/>
         </w:rPr>
-        <w:t>Ἰησοῦ Χριστοῦ δοῦλος, ἀδελφὸς δὲ Ἰακώβου</w:t>
-      </w:r>
-    </w:p>
-    <w:p>
-      <w:pPr/>
-      <w:r>
-        <w:rPr>
-          <w:lang w:val="fr_FR" w:bidi="fr_FR"/>
-        </w:rPr>
-      </w:r>
-      <w:r>
-        <w:rPr>
-          <w:b/>
-          <w:lang w:val="fr_FR" w:bidi="fr_FR"/>
-        </w:rPr>
         <w:t>« serviteur de Jésus-Christ, et frère de Jacques »</w:t>
       </w:r>
     </w:p>
@@ -622,21 +512,6 @@
           <w:b/>
           <w:lang w:val="fr_FR" w:bidi="fr_FR"/>
         </w:rPr>
-        <w:t>ἀδελφὸς &amp; Ἰακώβου</w:t>
-      </w:r>
-    </w:p>
-    <w:p>
-      <w:pPr/>
-      <w:r>
-        <w:rPr>
-          <w:lang w:val="fr_FR" w:bidi="fr_FR"/>
-        </w:rPr>
-      </w:r>
-      <w:r>
-        <w:rPr>
-          <w:b/>
-          <w:lang w:val="fr_FR" w:bidi="fr_FR"/>
-        </w:rPr>
         <w:t>« frère de Jacques »</w:t>
       </w:r>
     </w:p>
@@ -727,21 +602,6 @@
           <w:b/>
           <w:lang w:val="fr_FR" w:bidi="fr_FR"/>
         </w:rPr>
-        <w:t>τοῖς</w:t>
-      </w:r>
-    </w:p>
-    <w:p>
-      <w:pPr/>
-      <w:r>
-        <w:rPr>
-          <w:lang w:val="fr_FR" w:bidi="fr_FR"/>
-        </w:rPr>
-      </w:r>
-      <w:r>
-        <w:rPr>
-          <w:b/>
-          <w:lang w:val="fr_FR" w:bidi="fr_FR"/>
-        </w:rPr>
         <w:t>« à ceux qui ont été »</w:t>
       </w:r>
     </w:p>
@@ -825,21 +685,6 @@
           <w:b/>
           <w:lang w:val="fr_FR" w:bidi="fr_FR"/>
         </w:rPr>
-        <w:t>κλητοῖς</w:t>
-      </w:r>
-    </w:p>
-    <w:p>
-      <w:pPr/>
-      <w:r>
-        <w:rPr>
-          <w:lang w:val="fr_FR" w:bidi="fr_FR"/>
-        </w:rPr>
-      </w:r>
-      <w:r>
-        <w:rPr>
-          <w:b/>
-          <w:lang w:val="fr_FR" w:bidi="fr_FR"/>
-        </w:rPr>
         <w:t>« appelées »</w:t>
       </w:r>
     </w:p>
@@ -936,21 +781,6 @@
           <w:b/>
           <w:lang w:val="fr_FR" w:bidi="fr_FR"/>
         </w:rPr>
-        <w:t>ἐν Θεῷ Πατρὶ ἠγαπημένοις</w:t>
-      </w:r>
-    </w:p>
-    <w:p>
-      <w:pPr/>
-      <w:r>
-        <w:rPr>
-          <w:lang w:val="fr_FR" w:bidi="fr_FR"/>
-        </w:rPr>
-      </w:r>
-      <w:r>
-        <w:rPr>
-          <w:b/>
-          <w:lang w:val="fr_FR" w:bidi="fr_FR"/>
-        </w:rPr>
         <w:t xml:space="preserve">« </w:t>
       </w:r>
       <w:r>
@@ -1048,21 +878,6 @@
           <w:b/>
           <w:lang w:val="fr_FR" w:bidi="fr_FR"/>
         </w:rPr>
-        <w:t>Θεῷ Πατρὶ</w:t>
-      </w:r>
-    </w:p>
-    <w:p>
-      <w:pPr/>
-      <w:r>
-        <w:rPr>
-          <w:lang w:val="fr_FR" w:bidi="fr_FR"/>
-        </w:rPr>
-      </w:r>
-      <w:r>
-        <w:rPr>
-          <w:b/>
-          <w:lang w:val="fr_FR" w:bidi="fr_FR"/>
-        </w:rPr>
         <w:t>« Dieu le Père »</w:t>
       </w:r>
     </w:p>
@@ -1153,21 +968,6 @@
           <w:b/>
           <w:lang w:val="fr_FR" w:bidi="fr_FR"/>
         </w:rPr>
-        <w:t>Ἰησοῦ Χριστῷ τετηρημένοις κλητοῖς</w:t>
-      </w:r>
-    </w:p>
-    <w:p>
-      <w:pPr/>
-      <w:r>
-        <w:rPr>
-          <w:lang w:val="fr_FR" w:bidi="fr_FR"/>
-        </w:rPr>
-      </w:r>
-      <w:r>
-        <w:rPr>
-          <w:b/>
-          <w:lang w:val="fr_FR" w:bidi="fr_FR"/>
-        </w:rPr>
         <w:t>« et gardés pour Jésus-Christ »</w:t>
       </w:r>
     </w:p>
@@ -1264,21 +1064,6 @@
           <w:b/>
           <w:lang w:val="fr_FR" w:bidi="fr_FR"/>
         </w:rPr>
-        <w:t>ἔλεος ὑμῖν, καὶ εἰρήνη, καὶ ἀγάπη πληθυνθείη.</w:t>
-      </w:r>
-    </w:p>
-    <w:p>
-      <w:pPr/>
-      <w:r>
-        <w:rPr>
-          <w:lang w:val="fr_FR" w:bidi="fr_FR"/>
-        </w:rPr>
-      </w:r>
-      <w:r>
-        <w:rPr>
-          <w:b/>
-          <w:lang w:val="fr_FR" w:bidi="fr_FR"/>
-        </w:rPr>
         <w:t>« que la miséricorde, la paix et la charité vous soient multipliées »</w:t>
       </w:r>
     </w:p>
@@ -1362,21 +1147,6 @@
           <w:b/>
           <w:lang w:val="fr_FR" w:bidi="fr_FR"/>
         </w:rPr>
-        <w:t>ἔλεος ὑμῖν, καὶ εἰρήνη, καὶ ἀγάπη πληθυνθείη</w:t>
-      </w:r>
-    </w:p>
-    <w:p>
-      <w:pPr/>
-      <w:r>
-        <w:rPr>
-          <w:lang w:val="fr_FR" w:bidi="fr_FR"/>
-        </w:rPr>
-      </w:r>
-      <w:r>
-        <w:rPr>
-          <w:b/>
-          <w:lang w:val="fr_FR" w:bidi="fr_FR"/>
-        </w:rPr>
         <w:t>« que la miséricorde, la paix et l'amour vous soient multipliés »</w:t>
       </w:r>
     </w:p>
@@ -1499,21 +1269,6 @@
           <w:b/>
           <w:lang w:val="fr_FR" w:bidi="fr_FR"/>
         </w:rPr>
-        <w:t>ἔλεος &amp; καὶ εἰρήνη, καὶ ἀγάπη πληθυνθείη.</w:t>
-      </w:r>
-    </w:p>
-    <w:p>
-      <w:pPr/>
-      <w:r>
-        <w:rPr>
-          <w:lang w:val="fr_FR" w:bidi="fr_FR"/>
-        </w:rPr>
-      </w:r>
-      <w:r>
-        <w:rPr>
-          <w:b/>
-          <w:lang w:val="fr_FR" w:bidi="fr_FR"/>
-        </w:rPr>
         <w:t>« que la miséricorde, la paix et l'amour vous soient multipliés »</w:t>
       </w:r>
     </w:p>
@@ -1610,21 +1365,6 @@
           <w:b/>
           <w:lang w:val="fr_FR" w:bidi="fr_FR"/>
         </w:rPr>
-        <w:t>ὑμῖν</w:t>
-      </w:r>
-    </w:p>
-    <w:p>
-      <w:pPr/>
-      <w:r>
-        <w:rPr>
-          <w:lang w:val="fr_FR" w:bidi="fr_FR"/>
-        </w:rPr>
-      </w:r>
-      <w:r>
-        <w:rPr>
-          <w:b/>
-          <w:lang w:val="fr_FR" w:bidi="fr_FR"/>
-        </w:rPr>
         <w:t>« vous »</w:t>
       </w:r>
     </w:p>
@@ -1721,21 +1461,6 @@
           <w:b/>
           <w:lang w:val="fr_FR" w:bidi="fr_FR"/>
         </w:rPr>
-        <w:t>ἀγαπητοί</w:t>
-      </w:r>
-    </w:p>
-    <w:p>
-      <w:pPr/>
-      <w:r>
-        <w:rPr>
-          <w:lang w:val="fr_FR" w:bidi="fr_FR"/>
-        </w:rPr>
-      </w:r>
-      <w:r>
-        <w:rPr>
-          <w:b/>
-          <w:lang w:val="fr_FR" w:bidi="fr_FR"/>
-        </w:rPr>
         <w:t>« Bien-aimés »</w:t>
       </w:r>
     </w:p>
@@ -1826,21 +1551,6 @@
           <w:b/>
           <w:lang w:val="fr_FR" w:bidi="fr_FR"/>
         </w:rPr>
-        <w:t>πᾶσαν σπουδὴν ποιούμενος γράφειν ὑμῖν</w:t>
-      </w:r>
-    </w:p>
-    <w:p>
-      <w:pPr/>
-      <w:r>
-        <w:rPr>
-          <w:lang w:val="fr_FR" w:bidi="fr_FR"/>
-        </w:rPr>
-      </w:r>
-      <w:r>
-        <w:rPr>
-          <w:b/>
-          <w:lang w:val="fr_FR" w:bidi="fr_FR"/>
-        </w:rPr>
         <w:t>« désirais vivement vous écrire au sujet de notre salut commun »</w:t>
       </w:r>
     </w:p>
@@ -1904,21 +1614,6 @@
           <w:b/>
           <w:lang w:val="fr_FR" w:bidi="fr_FR"/>
         </w:rPr>
-        <w:t>περὶ τῆς κοινῆς ἡμῶν σωτηρίας</w:t>
-      </w:r>
-    </w:p>
-    <w:p>
-      <w:pPr/>
-      <w:r>
-        <w:rPr>
-          <w:lang w:val="fr_FR" w:bidi="fr_FR"/>
-        </w:rPr>
-      </w:r>
-      <w:r>
-        <w:rPr>
-          <w:b/>
-          <w:lang w:val="fr_FR" w:bidi="fr_FR"/>
-        </w:rPr>
         <w:t>« au sujet de notre salut commun »</w:t>
       </w:r>
     </w:p>
@@ -1982,21 +1677,6 @@
           <w:b/>
           <w:lang w:val="fr_FR" w:bidi="fr_FR"/>
         </w:rPr>
-        <w:t>περὶ τῆς κοινῆς ἡμῶν σωτηρίας</w:t>
-      </w:r>
-    </w:p>
-    <w:p>
-      <w:pPr/>
-      <w:r>
-        <w:rPr>
-          <w:lang w:val="fr_FR" w:bidi="fr_FR"/>
-        </w:rPr>
-      </w:r>
-      <w:r>
-        <w:rPr>
-          <w:b/>
-          <w:lang w:val="fr_FR" w:bidi="fr_FR"/>
-        </w:rPr>
         <w:t>« au sujet de notre salut commun »</w:t>
       </w:r>
     </w:p>
@@ -2093,21 +1773,6 @@
           <w:b/>
           <w:lang w:val="fr_FR" w:bidi="fr_FR"/>
         </w:rPr>
-        <w:t>ἡμῶν</w:t>
-      </w:r>
-    </w:p>
-    <w:p>
-      <w:pPr/>
-      <w:r>
-        <w:rPr>
-          <w:lang w:val="fr_FR" w:bidi="fr_FR"/>
-        </w:rPr>
-      </w:r>
-      <w:r>
-        <w:rPr>
-          <w:b/>
-          <w:lang w:val="fr_FR" w:bidi="fr_FR"/>
-        </w:rPr>
         <w:t>« notre »</w:t>
       </w:r>
     </w:p>
@@ -2204,21 +1869,6 @@
           <w:b/>
           <w:lang w:val="fr_FR" w:bidi="fr_FR"/>
         </w:rPr>
-        <w:t>ἀνάγκην ἔσχον γράψαι</w:t>
-      </w:r>
-    </w:p>
-    <w:p>
-      <w:pPr/>
-      <w:r>
-        <w:rPr>
-          <w:lang w:val="fr_FR" w:bidi="fr_FR"/>
-        </w:rPr>
-      </w:r>
-      <w:r>
-        <w:rPr>
-          <w:b/>
-          <w:lang w:val="fr_FR" w:bidi="fr_FR"/>
-        </w:rPr>
         <w:t>« je me suis senti obligé de le faire »</w:t>
       </w:r>
     </w:p>
@@ -2315,21 +1965,6 @@
           <w:b/>
           <w:lang w:val="fr_FR" w:bidi="fr_FR"/>
         </w:rPr>
-        <w:t>παρακαλῶν ἐπαγωνίζεσθαι τῇ &amp; πίστει</w:t>
-      </w:r>
-    </w:p>
-    <w:p>
-      <w:pPr/>
-      <w:r>
-        <w:rPr>
-          <w:lang w:val="fr_FR" w:bidi="fr_FR"/>
-        </w:rPr>
-      </w:r>
-      <w:r>
-        <w:rPr>
-          <w:b/>
-          <w:lang w:val="fr_FR" w:bidi="fr_FR"/>
-        </w:rPr>
         <w:t>« Exhorter à combattre pour la foi »</w:t>
       </w:r>
     </w:p>
@@ -2425,21 +2060,6 @@
           <w:b/>
           <w:lang w:val="fr_FR" w:bidi="fr_FR"/>
         </w:rPr>
-        <w:t>παρακαλῶν ἐπαγωνίζεσθαι τῇ &amp; πίστει</w:t>
-      </w:r>
-    </w:p>
-    <w:p>
-      <w:pPr/>
-      <w:r>
-        <w:rPr>
-          <w:lang w:val="fr_FR" w:bidi="fr_FR"/>
-        </w:rPr>
-      </w:r>
-      <w:r>
-        <w:rPr>
-          <w:b/>
-          <w:lang w:val="fr_FR" w:bidi="fr_FR"/>
-        </w:rPr>
         <w:t>« vous exhorter à combattre pour la foi »</w:t>
       </w:r>
     </w:p>
@@ -2523,21 +2143,6 @@
           <w:b/>
           <w:lang w:val="fr_FR" w:bidi="fr_FR"/>
         </w:rPr>
-        <w:t>τῇ ἅπαξ παραδοθείσῃ τοῖς ἁγίοις πίστει</w:t>
-      </w:r>
-    </w:p>
-    <w:p>
-      <w:pPr/>
-      <w:r>
-        <w:rPr>
-          <w:lang w:val="fr_FR" w:bidi="fr_FR"/>
-        </w:rPr>
-      </w:r>
-      <w:r>
-        <w:rPr>
-          <w:b/>
-          <w:lang w:val="fr_FR" w:bidi="fr_FR"/>
-        </w:rPr>
         <w:t>« pour la foi qui a été transmise aux saints »</w:t>
       </w:r>
     </w:p>
@@ -2634,21 +2239,6 @@
           <w:b/>
           <w:lang w:val="fr_FR" w:bidi="fr_FR"/>
         </w:rPr>
-        <w:t>ἅπαξ</w:t>
-      </w:r>
-    </w:p>
-    <w:p>
-      <w:pPr/>
-      <w:r>
-        <w:rPr>
-          <w:lang w:val="fr_FR" w:bidi="fr_FR"/>
-        </w:rPr>
-      </w:r>
-      <w:r>
-        <w:rPr>
-          <w:b/>
-          <w:lang w:val="fr_FR" w:bidi="fr_FR"/>
-        </w:rPr>
         <w:t>« une fois pour toutes »</w:t>
       </w:r>
     </w:p>
@@ -2738,21 +2328,6 @@
           <w:b/>
           <w:lang w:val="fr_FR" w:bidi="fr_FR"/>
         </w:rPr>
-        <w:t>γάρ</w:t>
-      </w:r>
-    </w:p>
-    <w:p>
-      <w:pPr/>
-      <w:r>
-        <w:rPr>
-          <w:lang w:val="fr_FR" w:bidi="fr_FR"/>
-        </w:rPr>
-      </w:r>
-      <w:r>
-        <w:rPr>
-          <w:b/>
-          <w:lang w:val="fr_FR" w:bidi="fr_FR"/>
-        </w:rPr>
         <w:t>« Car »</w:t>
       </w:r>
     </w:p>
@@ -2849,21 +2424,6 @@
           <w:b/>
           <w:lang w:val="fr_FR" w:bidi="fr_FR"/>
         </w:rPr>
-        <w:t>παρεισέδυσαν γάρ τινες ἄνθρωποι</w:t>
-      </w:r>
-    </w:p>
-    <w:p>
-      <w:pPr/>
-      <w:r>
-        <w:rPr>
-          <w:lang w:val="fr_FR" w:bidi="fr_FR"/>
-        </w:rPr>
-      </w:r>
-      <w:r>
-        <w:rPr>
-          <w:b/>
-          <w:lang w:val="fr_FR" w:bidi="fr_FR"/>
-        </w:rPr>
         <w:t>« Car il s’est glissé parmi vous certains hommes »</w:t>
       </w:r>
     </w:p>
@@ -2927,21 +2487,6 @@
           <w:b/>
           <w:lang w:val="fr_FR" w:bidi="fr_FR"/>
         </w:rPr>
-        <w:t>παρεισέδυσαν γάρ τινες ἄνθρωποι</w:t>
-      </w:r>
-    </w:p>
-    <w:p>
-      <w:pPr/>
-      <w:r>
-        <w:rPr>
-          <w:lang w:val="fr_FR" w:bidi="fr_FR"/>
-        </w:rPr>
-      </w:r>
-      <w:r>
-        <w:rPr>
-          <w:b/>
-          <w:lang w:val="fr_FR" w:bidi="fr_FR"/>
-        </w:rPr>
         <w:t>« Car il s’est glissé parmi vous certains hommes »</w:t>
       </w:r>
     </w:p>
@@ -2958,7 +2503,7 @@
         </w:rPr>
         <w:t xml:space="preserve">Dans cette phrase, Jude omet certains mots qui sont nécessaires dans de nombreuses langues pour former une phrase complète. Si ces mots sont requis dans votre langue, ils peuvent être déduits du verset </w:t>
       </w:r>
-      <w:hyperlink r:id="rId15">
+      <w:hyperlink r:id="rId13">
         <w:r>
           <w:rPr>
             <w:lang w:val="fr_FR" w:bidi="fr_FR"/>
@@ -3043,21 +2588,6 @@
           <w:b/>
           <w:lang w:val="fr_FR" w:bidi="fr_FR"/>
         </w:rPr>
-        <w:t>οἱ πάλαι προγεγραμμένοι εἰς τοῦτο τὸ κρίμα</w:t>
-      </w:r>
-    </w:p>
-    <w:p>
-      <w:pPr/>
-      <w:r>
-        <w:rPr>
-          <w:lang w:val="fr_FR" w:bidi="fr_FR"/>
-        </w:rPr>
-      </w:r>
-      <w:r>
-        <w:rPr>
-          <w:b/>
-          <w:lang w:val="fr_FR" w:bidi="fr_FR"/>
-        </w:rPr>
         <w:t>« dont la condamnation est écrite depuis longtemps »</w:t>
       </w:r>
     </w:p>
@@ -3154,21 +2684,6 @@
           <w:b/>
           <w:lang w:val="fr_FR" w:bidi="fr_FR"/>
         </w:rPr>
-        <w:t>εἰς τοῦτο τὸ κρίμα</w:t>
-      </w:r>
-    </w:p>
-    <w:p>
-      <w:pPr/>
-      <w:r>
-        <w:rPr>
-          <w:lang w:val="fr_FR" w:bidi="fr_FR"/>
-        </w:rPr>
-      </w:r>
-      <w:r>
-        <w:rPr>
-          <w:b/>
-          <w:lang w:val="fr_FR" w:bidi="fr_FR"/>
-        </w:rPr>
         <w:t>« dont la condamnation »</w:t>
       </w:r>
     </w:p>
@@ -3265,21 +2780,6 @@
           <w:b/>
           <w:lang w:val="fr_FR" w:bidi="fr_FR"/>
         </w:rPr>
-        <w:t>ἀσεβεῖς</w:t>
-      </w:r>
-    </w:p>
-    <w:p>
-      <w:pPr/>
-      <w:r>
-        <w:rPr>
-          <w:lang w:val="fr_FR" w:bidi="fr_FR"/>
-        </w:rPr>
-      </w:r>
-      <w:r>
-        <w:rPr>
-          <w:b/>
-          <w:lang w:val="fr_FR" w:bidi="fr_FR"/>
-        </w:rPr>
         <w:t>« impies »</w:t>
       </w:r>
     </w:p>
@@ -3376,21 +2876,6 @@
           <w:b/>
           <w:lang w:val="fr_FR" w:bidi="fr_FR"/>
         </w:rPr>
-        <w:t>τὴν τοῦ Θεοῦ ἡμῶν χάριτα μετατιθέντες εἰς ἀσέλγειαν</w:t>
-      </w:r>
-    </w:p>
-    <w:p>
-      <w:pPr/>
-      <w:r>
-        <w:rPr>
-          <w:lang w:val="fr_FR" w:bidi="fr_FR"/>
-        </w:rPr>
-      </w:r>
-      <w:r>
-        <w:rPr>
-          <w:b/>
-          <w:lang w:val="fr_FR" w:bidi="fr_FR"/>
-        </w:rPr>
         <w:t>« qui changent la grâce de notre Dieu en dissolution »</w:t>
       </w:r>
     </w:p>
@@ -3487,21 +2972,6 @@
           <w:b/>
           <w:lang w:val="fr_FR" w:bidi="fr_FR"/>
         </w:rPr>
-        <w:t>ἡμῶν &amp; ἡμῶν</w:t>
-      </w:r>
-    </w:p>
-    <w:p>
-      <w:pPr/>
-      <w:r>
-        <w:rPr>
-          <w:lang w:val="fr_FR" w:bidi="fr_FR"/>
-        </w:rPr>
-      </w:r>
-      <w:r>
-        <w:rPr>
-          <w:b/>
-          <w:lang w:val="fr_FR" w:bidi="fr_FR"/>
-        </w:rPr>
         <w:t>« notre »</w:t>
       </w:r>
       <w:r>
@@ -3611,21 +3081,6 @@
           <w:b/>
           <w:lang w:val="fr_FR" w:bidi="fr_FR"/>
         </w:rPr>
-        <w:t>τὴν τοῦ Θεοῦ ἡμῶν χάριτα</w:t>
-      </w:r>
-    </w:p>
-    <w:p>
-      <w:pPr/>
-      <w:r>
-        <w:rPr>
-          <w:lang w:val="fr_FR" w:bidi="fr_FR"/>
-        </w:rPr>
-      </w:r>
-      <w:r>
-        <w:rPr>
-          <w:b/>
-          <w:lang w:val="fr_FR" w:bidi="fr_FR"/>
-        </w:rPr>
         <w:t>« la grâce de notre Dieu »</w:t>
       </w:r>
     </w:p>
@@ -3722,21 +3177,6 @@
           <w:b/>
           <w:lang w:val="fr_FR" w:bidi="fr_FR"/>
         </w:rPr>
-        <w:t>εἰς ἀσέλγειαν</w:t>
-      </w:r>
-    </w:p>
-    <w:p>
-      <w:pPr/>
-      <w:r>
-        <w:rPr>
-          <w:lang w:val="fr_FR" w:bidi="fr_FR"/>
-        </w:rPr>
-      </w:r>
-      <w:r>
-        <w:rPr>
-          <w:b/>
-          <w:lang w:val="fr_FR" w:bidi="fr_FR"/>
-        </w:rPr>
         <w:t>« en dissolution »</w:t>
       </w:r>
     </w:p>
@@ -3833,21 +3273,6 @@
           <w:b/>
           <w:lang w:val="fr_FR" w:bidi="fr_FR"/>
         </w:rPr>
-        <w:t>τὸν μόνον Δεσπότην καὶ Κύριον ἡμῶν, Ἰησοῦν Χριστὸν, ἀρνούμενοι</w:t>
-      </w:r>
-    </w:p>
-    <w:p>
-      <w:pPr/>
-      <w:r>
-        <w:rPr>
-          <w:lang w:val="fr_FR" w:bidi="fr_FR"/>
-        </w:rPr>
-      </w:r>
-      <w:r>
-        <w:rPr>
-          <w:b/>
-          <w:lang w:val="fr_FR" w:bidi="fr_FR"/>
-        </w:rPr>
         <w:t>« et qui renient notre seul maître et Seigneur Jésus-Christ »</w:t>
       </w:r>
     </w:p>
@@ -3911,21 +3336,6 @@
           <w:b/>
           <w:lang w:val="fr_FR" w:bidi="fr_FR"/>
         </w:rPr>
-        <w:t>τὸν μόνον Δεσπότην καὶ Κύριον ἡμῶν</w:t>
-      </w:r>
-    </w:p>
-    <w:p>
-      <w:pPr/>
-      <w:r>
-        <w:rPr>
-          <w:lang w:val="fr_FR" w:bidi="fr_FR"/>
-        </w:rPr>
-      </w:r>
-      <w:r>
-        <w:rPr>
-          <w:b/>
-          <w:lang w:val="fr_FR" w:bidi="fr_FR"/>
-        </w:rPr>
         <w:t>« notre seul Maître et Seigneur »</w:t>
       </w:r>
     </w:p>
@@ -4061,21 +3471,6 @@
           <w:b/>
           <w:lang w:val="fr_FR" w:bidi="fr_FR"/>
         </w:rPr>
-        <w:t>ὑπομνῆσαι &amp; ὑμᾶς βούλομαι, εἰδότας ὑμᾶς ἅπαξ πάντα</w:t>
-      </w:r>
-    </w:p>
-    <w:p>
-      <w:pPr/>
-      <w:r>
-        <w:rPr>
-          <w:lang w:val="fr_FR" w:bidi="fr_FR"/>
-        </w:rPr>
-      </w:r>
-      <w:r>
-        <w:rPr>
-          <w:b/>
-          <w:lang w:val="fr_FR" w:bidi="fr_FR"/>
-        </w:rPr>
         <w:t>« Je veux vous rappeler, à vous qui savez fort bien toutes ces choses »</w:t>
       </w:r>
     </w:p>
@@ -4159,21 +3554,6 @@
           <w:b/>
           <w:lang w:val="fr_FR" w:bidi="fr_FR"/>
         </w:rPr>
-        <w:t>πάντα</w:t>
-      </w:r>
-    </w:p>
-    <w:p>
-      <w:pPr/>
-      <w:r>
-        <w:rPr>
-          <w:lang w:val="fr_FR" w:bidi="fr_FR"/>
-        </w:rPr>
-      </w:r>
-      <w:r>
-        <w:rPr>
-          <w:b/>
-          <w:lang w:val="fr_FR" w:bidi="fr_FR"/>
-        </w:rPr>
         <w:t>« toutes ces choses »</w:t>
       </w:r>
     </w:p>
@@ -4270,21 +3650,6 @@
           <w:b/>
           <w:lang w:val="fr_FR" w:bidi="fr_FR"/>
         </w:rPr>
-        <w:t>ὅτι Ἰησοῦς</w:t>
-      </w:r>
-    </w:p>
-    <w:p>
-      <w:pPr/>
-      <w:r>
-        <w:rPr>
-          <w:lang w:val="fr_FR" w:bidi="fr_FR"/>
-        </w:rPr>
-      </w:r>
-      <w:r>
-        <w:rPr>
-          <w:b/>
-          <w:lang w:val="fr_FR" w:bidi="fr_FR"/>
-        </w:rPr>
         <w:t>« que le Seigneur »</w:t>
       </w:r>
     </w:p>
@@ -4368,21 +3733,6 @@
           <w:b/>
           <w:lang w:val="fr_FR" w:bidi="fr_FR"/>
         </w:rPr>
-        <w:t>λαὸν ἐκ γῆς Αἰγύπτου σώσας</w:t>
-      </w:r>
-    </w:p>
-    <w:p>
-      <w:pPr/>
-      <w:r>
-        <w:rPr>
-          <w:lang w:val="fr_FR" w:bidi="fr_FR"/>
-        </w:rPr>
-      </w:r>
-      <w:r>
-        <w:rPr>
-          <w:b/>
-          <w:lang w:val="fr_FR" w:bidi="fr_FR"/>
-        </w:rPr>
         <w:t>« après avoir sauvé le peuple et l’avoir tiré du pays d’Égypte »</w:t>
       </w:r>
     </w:p>
@@ -4446,21 +3796,6 @@
           <w:b/>
           <w:lang w:val="fr_FR" w:bidi="fr_FR"/>
         </w:rPr>
-        <w:t>λαὸν ἐκ γῆς Αἰγύπτου σώσας</w:t>
-      </w:r>
-    </w:p>
-    <w:p>
-      <w:pPr/>
-      <w:r>
-        <w:rPr>
-          <w:lang w:val="fr_FR" w:bidi="fr_FR"/>
-        </w:rPr>
-      </w:r>
-      <w:r>
-        <w:rPr>
-          <w:b/>
-          <w:lang w:val="fr_FR" w:bidi="fr_FR"/>
-        </w:rPr>
         <w:t>« après avoir sauvé le peuple et l’avoir tiré du pays d’Égypte »</w:t>
       </w:r>
     </w:p>
@@ -4557,21 +3892,6 @@
           <w:b/>
           <w:lang w:val="fr_FR" w:bidi="fr_FR"/>
         </w:rPr>
-        <w:t>τοὺς μὴ τηρήσαντας τὴν ἑαυτῶν ἀρχὴν</w:t>
-      </w:r>
-    </w:p>
-    <w:p>
-      <w:pPr/>
-      <w:r>
-        <w:rPr>
-          <w:lang w:val="fr_FR" w:bidi="fr_FR"/>
-        </w:rPr>
-      </w:r>
-      <w:r>
-        <w:rPr>
-          <w:b/>
-          <w:lang w:val="fr_FR" w:bidi="fr_FR"/>
-        </w:rPr>
         <w:t>« qui n'ont pas gardé leur dignité »</w:t>
       </w:r>
     </w:p>
@@ -4668,21 +3988,6 @@
           <w:b/>
           <w:lang w:val="fr_FR" w:bidi="fr_FR"/>
         </w:rPr>
-        <w:t>τὴν ἑαυτῶν ἀρχὴν</w:t>
-      </w:r>
-    </w:p>
-    <w:p>
-      <w:pPr/>
-      <w:r>
-        <w:rPr>
-          <w:lang w:val="fr_FR" w:bidi="fr_FR"/>
-        </w:rPr>
-      </w:r>
-      <w:r>
-        <w:rPr>
-          <w:b/>
-          <w:lang w:val="fr_FR" w:bidi="fr_FR"/>
-        </w:rPr>
         <w:t>« leur propre demeure »</w:t>
       </w:r>
     </w:p>
@@ -4759,21 +4064,6 @@
           <w:b/>
           <w:lang w:val="fr_FR" w:bidi="fr_FR"/>
         </w:rPr>
-        <w:t>δεσμοῖς ἀϊδίοις ὑπὸ ζόφον τετήρηκεν</w:t>
-      </w:r>
-    </w:p>
-    <w:p>
-      <w:pPr/>
-      <w:r>
-        <w:rPr>
-          <w:lang w:val="fr_FR" w:bidi="fr_FR"/>
-        </w:rPr>
-      </w:r>
-      <w:r>
-        <w:rPr>
-          <w:b/>
-          <w:lang w:val="fr_FR" w:bidi="fr_FR"/>
-        </w:rPr>
         <w:t>« il a réservé pour le jugement du grand jour, enchaînés éternellement par les ténèbres »</w:t>
       </w:r>
     </w:p>
@@ -4870,21 +4160,6 @@
           <w:b/>
           <w:lang w:val="fr_FR" w:bidi="fr_FR"/>
         </w:rPr>
-        <w:t>δεσμοῖς ἀϊδίοις &amp; τετήρηκεν</w:t>
-      </w:r>
-    </w:p>
-    <w:p>
-      <w:pPr/>
-      <w:r>
-        <w:rPr>
-          <w:lang w:val="fr_FR" w:bidi="fr_FR"/>
-        </w:rPr>
-      </w:r>
-      <w:r>
-        <w:rPr>
-          <w:b/>
-          <w:lang w:val="fr_FR" w:bidi="fr_FR"/>
-        </w:rPr>
         <w:t>« enchaînés éternellement »</w:t>
       </w:r>
     </w:p>
@@ -4961,21 +4236,6 @@
           <w:b/>
           <w:lang w:val="fr_FR" w:bidi="fr_FR"/>
         </w:rPr>
-        <w:t>ὑπὸ ζόφον</w:t>
-      </w:r>
-    </w:p>
-    <w:p>
-      <w:pPr/>
-      <w:r>
-        <w:rPr>
-          <w:lang w:val="fr_FR" w:bidi="fr_FR"/>
-        </w:rPr>
-      </w:r>
-      <w:r>
-        <w:rPr>
-          <w:b/>
-          <w:lang w:val="fr_FR" w:bidi="fr_FR"/>
-        </w:rPr>
         <w:t>« par les ténèbres »</w:t>
       </w:r>
     </w:p>
@@ -5072,21 +4332,6 @@
           <w:b/>
           <w:lang w:val="fr_FR" w:bidi="fr_FR"/>
         </w:rPr>
-        <w:t>εἰς κρίσιν μεγάλης ἡμέρας</w:t>
-      </w:r>
-    </w:p>
-    <w:p>
-      <w:pPr/>
-      <w:r>
-        <w:rPr>
-          <w:lang w:val="fr_FR" w:bidi="fr_FR"/>
-        </w:rPr>
-      </w:r>
-      <w:r>
-        <w:rPr>
-          <w:b/>
-          <w:lang w:val="fr_FR" w:bidi="fr_FR"/>
-        </w:rPr>
         <w:t>« pour le jugement du grand jour »</w:t>
       </w:r>
     </w:p>
@@ -5170,21 +4415,6 @@
           <w:b/>
           <w:lang w:val="fr_FR" w:bidi="fr_FR"/>
         </w:rPr>
-        <w:t>εἰς κρίσιν μεγάλης ἡμέρας</w:t>
-      </w:r>
-    </w:p>
-    <w:p>
-      <w:pPr/>
-      <w:r>
-        <w:rPr>
-          <w:lang w:val="fr_FR" w:bidi="fr_FR"/>
-        </w:rPr>
-      </w:r>
-      <w:r>
-        <w:rPr>
-          <w:b/>
-          <w:lang w:val="fr_FR" w:bidi="fr_FR"/>
-        </w:rPr>
         <w:t>« pour le jugement du grand jour »</w:t>
       </w:r>
     </w:p>
@@ -5281,21 +4511,6 @@
           <w:b/>
           <w:lang w:val="fr_FR" w:bidi="fr_FR"/>
         </w:rPr>
-        <w:t>μεγάλης ἡμέρας</w:t>
-      </w:r>
-    </w:p>
-    <w:p>
-      <w:pPr/>
-      <w:r>
-        <w:rPr>
-          <w:lang w:val="fr_FR" w:bidi="fr_FR"/>
-        </w:rPr>
-      </w:r>
-      <w:r>
-        <w:rPr>
-          <w:b/>
-          <w:lang w:val="fr_FR" w:bidi="fr_FR"/>
-        </w:rPr>
         <w:t>« du grand jour »</w:t>
       </w:r>
     </w:p>
@@ -5404,21 +4619,6 @@
           <w:b/>
           <w:lang w:val="fr_FR" w:bidi="fr_FR"/>
         </w:rPr>
-        <w:t>Σόδομα καὶ Γόμορρα, καὶ αἱ περὶ αὐτὰς πόλεις</w:t>
-      </w:r>
-    </w:p>
-    <w:p>
-      <w:pPr/>
-      <w:r>
-        <w:rPr>
-          <w:lang w:val="fr_FR" w:bidi="fr_FR"/>
-        </w:rPr>
-      </w:r>
-      <w:r>
-        <w:rPr>
-          <w:b/>
-          <w:lang w:val="fr_FR" w:bidi="fr_FR"/>
-        </w:rPr>
         <w:t>« Sodome et Gomorrhe et les villes voisines »</w:t>
       </w:r>
     </w:p>
@@ -5541,21 +4741,6 @@
           <w:b/>
           <w:lang w:val="fr_FR" w:bidi="fr_FR"/>
         </w:rPr>
-        <w:t>τὸν ὅμοιον τρόπον τούτοις</w:t>
-      </w:r>
-    </w:p>
-    <w:p>
-      <w:pPr/>
-      <w:r>
-        <w:rPr>
-          <w:lang w:val="fr_FR" w:bidi="fr_FR"/>
-        </w:rPr>
-      </w:r>
-      <w:r>
-        <w:rPr>
-          <w:b/>
-          <w:lang w:val="fr_FR" w:bidi="fr_FR"/>
-        </w:rPr>
         <w:t>« comme eux »</w:t>
       </w:r>
     </w:p>
@@ -5652,21 +4837,6 @@
           <w:b/>
           <w:lang w:val="fr_FR" w:bidi="fr_FR"/>
         </w:rPr>
-        <w:t>ἐκπορνεύσασαι</w:t>
-      </w:r>
-    </w:p>
-    <w:p>
-      <w:pPr/>
-      <w:r>
-        <w:rPr>
-          <w:lang w:val="fr_FR" w:bidi="fr_FR"/>
-        </w:rPr>
-      </w:r>
-      <w:r>
-        <w:rPr>
-          <w:b/>
-          <w:lang w:val="fr_FR" w:bidi="fr_FR"/>
-        </w:rPr>
         <w:t>«qui se livrèrent comme eux à l’impudicité »</w:t>
       </w:r>
     </w:p>
@@ -5763,21 +4933,6 @@
           <w:b/>
           <w:lang w:val="fr_FR" w:bidi="fr_FR"/>
         </w:rPr>
-        <w:t>καὶ ἀπελθοῦσαι ὀπίσω σαρκὸς ἑτέρας</w:t>
-      </w:r>
-    </w:p>
-    <w:p>
-      <w:pPr/>
-      <w:r>
-        <w:rPr>
-          <w:lang w:val="fr_FR" w:bidi="fr_FR"/>
-        </w:rPr>
-      </w:r>
-      <w:r>
-        <w:rPr>
-          <w:b/>
-          <w:lang w:val="fr_FR" w:bidi="fr_FR"/>
-        </w:rPr>
         <w:t>« et à des vices contre nature »</w:t>
       </w:r>
     </w:p>
@@ -5867,21 +5022,6 @@
           <w:b/>
           <w:lang w:val="fr_FR" w:bidi="fr_FR"/>
         </w:rPr>
-        <w:t>σαρκὸς ἑτέρας</w:t>
-      </w:r>
-    </w:p>
-    <w:p>
-      <w:pPr/>
-      <w:r>
-        <w:rPr>
-          <w:lang w:val="fr_FR" w:bidi="fr_FR"/>
-        </w:rPr>
-      </w:r>
-      <w:r>
-        <w:rPr>
-          <w:b/>
-          <w:lang w:val="fr_FR" w:bidi="fr_FR"/>
-        </w:rPr>
         <w:t>« des vices contre nature »</w:t>
       </w:r>
     </w:p>
@@ -5964,21 +5104,6 @@
           <w:b/>
           <w:lang w:val="fr_FR" w:bidi="fr_FR"/>
         </w:rPr>
-        <w:t>πρόκεινται δεῖγμα</w:t>
-      </w:r>
-    </w:p>
-    <w:p>
-      <w:pPr/>
-      <w:r>
-        <w:rPr>
-          <w:lang w:val="fr_FR" w:bidi="fr_FR"/>
-        </w:rPr>
-      </w:r>
-      <w:r>
-        <w:rPr>
-          <w:b/>
-          <w:lang w:val="fr_FR" w:bidi="fr_FR"/>
-        </w:rPr>
         <w:t>« sont données en exemple »</w:t>
       </w:r>
     </w:p>
@@ -6075,21 +5200,6 @@
           <w:b/>
           <w:lang w:val="fr_FR" w:bidi="fr_FR"/>
         </w:rPr>
-        <w:t>πυρὸς αἰωνίου δίκην ὑπέχουσαι</w:t>
-      </w:r>
-    </w:p>
-    <w:p>
-      <w:pPr/>
-      <w:r>
-        <w:rPr>
-          <w:lang w:val="fr_FR" w:bidi="fr_FR"/>
-        </w:rPr>
-      </w:r>
-      <w:r>
-        <w:rPr>
-          <w:b/>
-          <w:lang w:val="fr_FR" w:bidi="fr_FR"/>
-        </w:rPr>
         <w:t>« subissant la peine d’un feu éternel »</w:t>
       </w:r>
     </w:p>
@@ -6186,21 +5296,6 @@
           <w:b/>
           <w:lang w:val="fr_FR" w:bidi="fr_FR"/>
         </w:rPr>
-        <w:t>ὁμοίως</w:t>
-      </w:r>
-    </w:p>
-    <w:p>
-      <w:pPr/>
-      <w:r>
-        <w:rPr>
-          <w:lang w:val="fr_FR" w:bidi="fr_FR"/>
-        </w:rPr>
-      </w:r>
-      <w:r>
-        <w:rPr>
-          <w:b/>
-          <w:lang w:val="fr_FR" w:bidi="fr_FR"/>
-        </w:rPr>
         <w:t>« aussi »</w:t>
       </w:r>
     </w:p>
@@ -6230,7 +5325,7 @@
         </w:rPr>
         <w:t xml:space="preserve"> rapporte à l'immoralité sexuelle des habitants de Sodome et Gomorrhe mentionnée dans le verset précédent, et possiblement au comportement inapproprié des anges méchants mentionné au verset </w:t>
       </w:r>
-      <w:hyperlink r:id="rId16">
+      <w:hyperlink r:id="rId14">
         <w:r>
           <w:rPr>
             <w:lang w:val="fr_FR" w:bidi="fr_FR"/>
@@ -6315,21 +5410,6 @@
           <w:b/>
           <w:lang w:val="fr_FR" w:bidi="fr_FR"/>
         </w:rPr>
-        <w:t>οὗτοι ἐνυπνιαζόμενοι</w:t>
-      </w:r>
-    </w:p>
-    <w:p>
-      <w:pPr/>
-      <w:r>
-        <w:rPr>
-          <w:lang w:val="fr_FR" w:bidi="fr_FR"/>
-        </w:rPr>
-      </w:r>
-      <w:r>
-        <w:rPr>
-          <w:b/>
-          <w:lang w:val="fr_FR" w:bidi="fr_FR"/>
-        </w:rPr>
         <w:t>« ces hommes »</w:t>
       </w:r>
     </w:p>
@@ -6359,7 +5439,7 @@
         </w:rPr>
         <w:t xml:space="preserve"> désigne les faux enseignants introduits au verset </w:t>
       </w:r>
-      <w:hyperlink r:id="rId17">
+      <w:hyperlink r:id="rId15">
         <w:r>
           <w:rPr>
             <w:lang w:val="fr_FR" w:bidi="fr_FR"/>
@@ -6444,21 +5524,6 @@
           <w:b/>
           <w:lang w:val="fr_FR" w:bidi="fr_FR"/>
         </w:rPr>
-        <w:t>σάρκα μὲν μιαίνουσιν</w:t>
-      </w:r>
-    </w:p>
-    <w:p>
-      <w:pPr/>
-      <w:r>
-        <w:rPr>
-          <w:lang w:val="fr_FR" w:bidi="fr_FR"/>
-        </w:rPr>
-      </w:r>
-      <w:r>
-        <w:rPr>
-          <w:b/>
-          <w:lang w:val="fr_FR" w:bidi="fr_FR"/>
-        </w:rPr>
         <w:t>« souillent pareillement leur chair »</w:t>
       </w:r>
     </w:p>
@@ -6555,21 +5620,6 @@
           <w:b/>
           <w:lang w:val="fr_FR" w:bidi="fr_FR"/>
         </w:rPr>
-        <w:t>κυριότητα</w:t>
-      </w:r>
-    </w:p>
-    <w:p>
-      <w:pPr/>
-      <w:r>
-        <w:rPr>
-          <w:lang w:val="fr_FR" w:bidi="fr_FR"/>
-        </w:rPr>
-      </w:r>
-      <w:r>
-        <w:rPr>
-          <w:b/>
-          <w:lang w:val="fr_FR" w:bidi="fr_FR"/>
-        </w:rPr>
         <w:t>« l'autorité »</w:t>
       </w:r>
     </w:p>
@@ -6646,21 +5696,6 @@
           <w:b/>
           <w:lang w:val="fr_FR" w:bidi="fr_FR"/>
         </w:rPr>
-        <w:t>κυριότητα &amp; ἀθετοῦσιν</w:t>
-      </w:r>
-    </w:p>
-    <w:p>
-      <w:pPr/>
-      <w:r>
-        <w:rPr>
-          <w:lang w:val="fr_FR" w:bidi="fr_FR"/>
-        </w:rPr>
-      </w:r>
-      <w:r>
-        <w:rPr>
-          <w:b/>
-          <w:lang w:val="fr_FR" w:bidi="fr_FR"/>
-        </w:rPr>
         <w:t>« méprisent l'autorité »</w:t>
       </w:r>
     </w:p>
@@ -6833,21 +5868,6 @@
           <w:b/>
           <w:lang w:val="fr_FR" w:bidi="fr_FR"/>
         </w:rPr>
-        <w:t>κρίσιν ἐπενεγκεῖν βλασφημίας</w:t>
-      </w:r>
-    </w:p>
-    <w:p>
-      <w:pPr/>
-      <w:r>
-        <w:rPr>
-          <w:lang w:val="fr_FR" w:bidi="fr_FR"/>
-        </w:rPr>
-      </w:r>
-      <w:r>
-        <w:rPr>
-          <w:b/>
-          <w:lang w:val="fr_FR" w:bidi="fr_FR"/>
-        </w:rPr>
         <w:t>« n’osa pas porter contre lui un jugement injurieux »</w:t>
       </w:r>
     </w:p>
@@ -6957,21 +5977,6 @@
           <w:b/>
           <w:lang w:val="fr_FR" w:bidi="fr_FR"/>
         </w:rPr>
-        <w:t>κρίσιν ἐπενεγκεῖν βλασφημίας</w:t>
-      </w:r>
-    </w:p>
-    <w:p>
-      <w:pPr/>
-      <w:r>
-        <w:rPr>
-          <w:lang w:val="fr_FR" w:bidi="fr_FR"/>
-        </w:rPr>
-      </w:r>
-      <w:r>
-        <w:rPr>
-          <w:b/>
-          <w:lang w:val="fr_FR" w:bidi="fr_FR"/>
-        </w:rPr>
         <w:t>« porter contre lui un jugement injurieux »</w:t>
       </w:r>
     </w:p>
@@ -7068,21 +6073,6 @@
           <w:b/>
           <w:lang w:val="fr_FR" w:bidi="fr_FR"/>
         </w:rPr>
-        <w:t>κρίσιν ἐπενεγκεῖν βλασφημίας</w:t>
-      </w:r>
-    </w:p>
-    <w:p>
-      <w:pPr/>
-      <w:r>
-        <w:rPr>
-          <w:lang w:val="fr_FR" w:bidi="fr_FR"/>
-        </w:rPr>
-      </w:r>
-      <w:r>
-        <w:rPr>
-          <w:b/>
-          <w:lang w:val="fr_FR" w:bidi="fr_FR"/>
-        </w:rPr>
         <w:t>« porter contre lui un jugement injurieux »</w:t>
       </w:r>
     </w:p>
@@ -7193,21 +6183,6 @@
           <w:b/>
           <w:lang w:val="fr_FR" w:bidi="fr_FR"/>
         </w:rPr>
-        <w:t>οὗτοι</w:t>
-      </w:r>
-    </w:p>
-    <w:p>
-      <w:pPr/>
-      <w:r>
-        <w:rPr>
-          <w:lang w:val="fr_FR" w:bidi="fr_FR"/>
-        </w:rPr>
-      </w:r>
-      <w:r>
-        <w:rPr>
-          <w:b/>
-          <w:lang w:val="fr_FR" w:bidi="fr_FR"/>
-        </w:rPr>
         <w:t>« Eux »</w:t>
       </w:r>
     </w:p>
@@ -7237,7 +6212,7 @@
         </w:rPr>
         <w:t xml:space="preserve"> désignent les faux enseignants présentés au verset </w:t>
       </w:r>
-      <w:hyperlink r:id="rId17">
+      <w:hyperlink r:id="rId15">
         <w:r>
           <w:rPr>
             <w:lang w:val="fr_FR" w:bidi="fr_FR"/>
@@ -7322,21 +6297,6 @@
           <w:b/>
           <w:lang w:val="fr_FR" w:bidi="fr_FR"/>
         </w:rPr>
-        <w:t>ὅσα &amp; οὐκ οἴδασιν</w:t>
-      </w:r>
-    </w:p>
-    <w:p>
-      <w:pPr/>
-      <w:r>
-        <w:rPr>
-          <w:lang w:val="fr_FR" w:bidi="fr_FR"/>
-        </w:rPr>
-      </w:r>
-      <w:r>
-        <w:rPr>
-          <w:b/>
-          <w:lang w:val="fr_FR" w:bidi="fr_FR"/>
-        </w:rPr>
         <w:t>« de ce qu'ils ignorent »</w:t>
       </w:r>
     </w:p>
@@ -7366,7 +6326,7 @@
         </w:rPr>
         <w:t xml:space="preserve"> pourrait désigner : (1) le domaine spirituel mentionné dans le verset précédent. Traduction alternative : « du domaine spirituel, qu'ils ne comprennent pas » ; (2) les glorieux mentionnés au verset </w:t>
       </w:r>
-      <w:hyperlink r:id="rId18">
+      <w:hyperlink r:id="rId16">
         <w:r>
           <w:rPr>
             <w:lang w:val="fr_FR" w:bidi="fr_FR"/>
@@ -7431,21 +6391,6 @@
           <w:b/>
           <w:lang w:val="fr_FR" w:bidi="fr_FR"/>
         </w:rPr>
-        <w:t>ὅσα δὲ φυσικῶς ὡς τὰ ἄλογα ζῷα ἐπίστανται</w:t>
-      </w:r>
-    </w:p>
-    <w:p>
-      <w:pPr/>
-      <w:r>
-        <w:rPr>
-          <w:lang w:val="fr_FR" w:bidi="fr_FR"/>
-        </w:rPr>
-      </w:r>
-      <w:r>
-        <w:rPr>
-          <w:b/>
-          <w:lang w:val="fr_FR" w:bidi="fr_FR"/>
-        </w:rPr>
         <w:t>« dans ce qu'ils savent naturellement comme des brutes »</w:t>
         <w:br/>
       </w:r>
@@ -7522,21 +6467,6 @@
           <w:b/>
           <w:lang w:val="fr_FR" w:bidi="fr_FR"/>
         </w:rPr>
-        <w:t>ἐν τούτοις</w:t>
-      </w:r>
-    </w:p>
-    <w:p>
-      <w:pPr/>
-      <w:r>
-        <w:rPr>
-          <w:lang w:val="fr_FR" w:bidi="fr_FR"/>
-        </w:rPr>
-      </w:r>
-      <w:r>
-        <w:rPr>
-          <w:b/>
-          <w:lang w:val="fr_FR" w:bidi="fr_FR"/>
-        </w:rPr>
         <w:t>« ce qu'ils »</w:t>
       </w:r>
     </w:p>
@@ -7633,21 +6563,6 @@
           <w:b/>
           <w:lang w:val="fr_FR" w:bidi="fr_FR"/>
         </w:rPr>
-        <w:t>ἐν τούτοις φθείρονται</w:t>
-      </w:r>
-    </w:p>
-    <w:p>
-      <w:pPr/>
-      <w:r>
-        <w:rPr>
-          <w:lang w:val="fr_FR" w:bidi="fr_FR"/>
-        </w:rPr>
-      </w:r>
-      <w:r>
-        <w:rPr>
-          <w:b/>
-          <w:lang w:val="fr_FR" w:bidi="fr_FR"/>
-        </w:rPr>
         <w:t>« ils se corrompent »</w:t>
       </w:r>
     </w:p>
@@ -7757,21 +6672,6 @@
           <w:b/>
           <w:lang w:val="fr_FR" w:bidi="fr_FR"/>
         </w:rPr>
-        <w:t>οὐαὶ αὐτοῖς</w:t>
-      </w:r>
-    </w:p>
-    <w:p>
-      <w:pPr/>
-      <w:r>
-        <w:rPr>
-          <w:lang w:val="fr_FR" w:bidi="fr_FR"/>
-        </w:rPr>
-      </w:r>
-      <w:r>
-        <w:rPr>
-          <w:b/>
-          <w:lang w:val="fr_FR" w:bidi="fr_FR"/>
-        </w:rPr>
         <w:t>« Malheur à eux »</w:t>
       </w:r>
     </w:p>
@@ -7868,21 +6768,6 @@
           <w:b/>
           <w:lang w:val="fr_FR" w:bidi="fr_FR"/>
         </w:rPr>
-        <w:t>τῇ ὁδῷ τοῦ Κάϊν ἐπορεύθησαν</w:t>
-      </w:r>
-    </w:p>
-    <w:p>
-      <w:pPr/>
-      <w:r>
-        <w:rPr>
-          <w:lang w:val="fr_FR" w:bidi="fr_FR"/>
-        </w:rPr>
-      </w:r>
-      <w:r>
-        <w:rPr>
-          <w:b/>
-          <w:lang w:val="fr_FR" w:bidi="fr_FR"/>
-        </w:rPr>
         <w:t>« ils ont suivi la voie de Caïn »</w:t>
       </w:r>
     </w:p>
@@ -7979,21 +6864,6 @@
           <w:b/>
           <w:lang w:val="fr_FR" w:bidi="fr_FR"/>
         </w:rPr>
-        <w:t>τοῦ Κάϊν</w:t>
-      </w:r>
-    </w:p>
-    <w:p>
-      <w:pPr/>
-      <w:r>
-        <w:rPr>
-          <w:lang w:val="fr_FR" w:bidi="fr_FR"/>
-        </w:rPr>
-      </w:r>
-      <w:r>
-        <w:rPr>
-          <w:b/>
-          <w:lang w:val="fr_FR" w:bidi="fr_FR"/>
-        </w:rPr>
         <w:t>« de Caïn »</w:t>
       </w:r>
     </w:p>
@@ -8090,21 +6960,6 @@
           <w:b/>
           <w:lang w:val="fr_FR" w:bidi="fr_FR"/>
         </w:rPr>
-        <w:t>ἐξεχύθησαν</w:t>
-      </w:r>
-    </w:p>
-    <w:p>
-      <w:pPr/>
-      <w:r>
-        <w:rPr>
-          <w:lang w:val="fr_FR" w:bidi="fr_FR"/>
-        </w:rPr>
-      </w:r>
-      <w:r>
-        <w:rPr>
-          <w:b/>
-          <w:lang w:val="fr_FR" w:bidi="fr_FR"/>
-        </w:rPr>
         <w:t>« se sont jetés »</w:t>
       </w:r>
     </w:p>
@@ -8168,21 +7023,6 @@
           <w:b/>
           <w:lang w:val="fr_FR" w:bidi="fr_FR"/>
         </w:rPr>
-        <w:t>τοῦ Βαλαὰμ μισθοῦ</w:t>
-      </w:r>
-    </w:p>
-    <w:p>
-      <w:pPr/>
-      <w:r>
-        <w:rPr>
-          <w:lang w:val="fr_FR" w:bidi="fr_FR"/>
-        </w:rPr>
-      </w:r>
-      <w:r>
-        <w:rPr>
-          <w:b/>
-          <w:lang w:val="fr_FR" w:bidi="fr_FR"/>
-        </w:rPr>
         <w:t>« pour un salaire dans l'égarement de Balaam »</w:t>
       </w:r>
     </w:p>
@@ -8291,21 +7131,6 @@
           <w:b/>
           <w:lang w:val="fr_FR" w:bidi="fr_FR"/>
         </w:rPr>
-        <w:t>τοῦ Κόρε</w:t>
-      </w:r>
-    </w:p>
-    <w:p>
-      <w:pPr/>
-      <w:r>
-        <w:rPr>
-          <w:lang w:val="fr_FR" w:bidi="fr_FR"/>
-        </w:rPr>
-      </w:r>
-      <w:r>
-        <w:rPr>
-          <w:b/>
-          <w:lang w:val="fr_FR" w:bidi="fr_FR"/>
-        </w:rPr>
         <w:t>« de Coré »</w:t>
       </w:r>
     </w:p>
@@ -8402,21 +7227,6 @@
           <w:b/>
           <w:lang w:val="fr_FR" w:bidi="fr_FR"/>
         </w:rPr>
-        <w:t>ἀπώλοντο</w:t>
-      </w:r>
-    </w:p>
-    <w:p>
-      <w:pPr/>
-      <w:r>
-        <w:rPr>
-          <w:lang w:val="fr_FR" w:bidi="fr_FR"/>
-        </w:rPr>
-      </w:r>
-      <w:r>
-        <w:rPr>
-          <w:b/>
-          <w:lang w:val="fr_FR" w:bidi="fr_FR"/>
-        </w:rPr>
         <w:t>« Ils se sont perdus »</w:t>
       </w:r>
     </w:p>
@@ -8500,21 +7310,6 @@
           <w:b/>
           <w:lang w:val="fr_FR" w:bidi="fr_FR"/>
         </w:rPr>
-        <w:t>οὗτοί</w:t>
-      </w:r>
-    </w:p>
-    <w:p>
-      <w:pPr/>
-      <w:r>
-        <w:rPr>
-          <w:lang w:val="fr_FR" w:bidi="fr_FR"/>
-        </w:rPr>
-      </w:r>
-      <w:r>
-        <w:rPr>
-          <w:b/>
-          <w:lang w:val="fr_FR" w:bidi="fr_FR"/>
-        </w:rPr>
         <w:t>« Ce »</w:t>
       </w:r>
     </w:p>
@@ -8544,7 +7339,7 @@
         </w:rPr>
         <w:t xml:space="preserve"> désigne les faux enseignants mentionnés au verset </w:t>
       </w:r>
-      <w:hyperlink r:id="rId17">
+      <w:hyperlink r:id="rId15">
         <w:r>
           <w:rPr>
             <w:lang w:val="fr_FR" w:bidi="fr_FR"/>
@@ -8629,21 +7424,6 @@
           <w:b/>
           <w:lang w:val="fr_FR" w:bidi="fr_FR"/>
         </w:rPr>
-        <w:t>σπιλάδες</w:t>
-      </w:r>
-    </w:p>
-    <w:p>
-      <w:pPr/>
-      <w:r>
-        <w:rPr>
-          <w:lang w:val="fr_FR" w:bidi="fr_FR"/>
-        </w:rPr>
-      </w:r>
-      <w:r>
-        <w:rPr>
-          <w:b/>
-          <w:lang w:val="fr_FR" w:bidi="fr_FR"/>
-        </w:rPr>
         <w:t>« écueils »</w:t>
       </w:r>
     </w:p>
@@ -8740,21 +7520,6 @@
           <w:b/>
           <w:lang w:val="fr_FR" w:bidi="fr_FR"/>
         </w:rPr>
-        <w:t>ταῖς ἀγάπαις</w:t>
-      </w:r>
-    </w:p>
-    <w:p>
-      <w:pPr/>
-      <w:r>
-        <w:rPr>
-          <w:lang w:val="fr_FR" w:bidi="fr_FR"/>
-        </w:rPr>
-      </w:r>
-      <w:r>
-        <w:rPr>
-          <w:b/>
-          <w:lang w:val="fr_FR" w:bidi="fr_FR"/>
-        </w:rPr>
         <w:t>« agapes »</w:t>
       </w:r>
     </w:p>
@@ -8864,21 +7629,6 @@
           <w:b/>
           <w:lang w:val="fr_FR" w:bidi="fr_FR"/>
         </w:rPr>
-        <w:t>ἑαυτοὺς ποιμαίνοντες</w:t>
-      </w:r>
-    </w:p>
-    <w:p>
-      <w:pPr/>
-      <w:r>
-        <w:rPr>
-          <w:lang w:val="fr_FR" w:bidi="fr_FR"/>
-        </w:rPr>
-      </w:r>
-      <w:r>
-        <w:rPr>
-          <w:b/>
-          <w:lang w:val="fr_FR" w:bidi="fr_FR"/>
-        </w:rPr>
         <w:t>« se repaissant eux-mêmes »</w:t>
       </w:r>
     </w:p>
@@ -8962,21 +7712,6 @@
           <w:b/>
           <w:lang w:val="fr_FR" w:bidi="fr_FR"/>
         </w:rPr>
-        <w:t>νεφέλαι ἄνυδροι ὑπὸ ἀνέμων παραφερόμεναι</w:t>
-      </w:r>
-    </w:p>
-    <w:p>
-      <w:pPr/>
-      <w:r>
-        <w:rPr>
-          <w:lang w:val="fr_FR" w:bidi="fr_FR"/>
-        </w:rPr>
-      </w:r>
-      <w:r>
-        <w:rPr>
-          <w:b/>
-          <w:lang w:val="fr_FR" w:bidi="fr_FR"/>
-        </w:rPr>
         <w:t>« des nuées sans eau, poussées par les vents »</w:t>
       </w:r>
     </w:p>
@@ -9073,21 +7808,6 @@
           <w:b/>
           <w:lang w:val="fr_FR" w:bidi="fr_FR"/>
         </w:rPr>
-        <w:t>ὑπὸ ἀνέμων παραφερόμεναι</w:t>
-      </w:r>
-    </w:p>
-    <w:p>
-      <w:pPr/>
-      <w:r>
-        <w:rPr>
-          <w:lang w:val="fr_FR" w:bidi="fr_FR"/>
-        </w:rPr>
-      </w:r>
-      <w:r>
-        <w:rPr>
-          <w:b/>
-          <w:lang w:val="fr_FR" w:bidi="fr_FR"/>
-        </w:rPr>
         <w:t>« poussées par les vents »</w:t>
       </w:r>
     </w:p>
@@ -9184,21 +7904,6 @@
           <w:b/>
           <w:lang w:val="fr_FR" w:bidi="fr_FR"/>
         </w:rPr>
-        <w:t>δένδρα φθινοπωρινὰ ἄκαρπα</w:t>
-      </w:r>
-    </w:p>
-    <w:p>
-      <w:pPr/>
-      <w:r>
-        <w:rPr>
-          <w:lang w:val="fr_FR" w:bidi="fr_FR"/>
-        </w:rPr>
-      </w:r>
-      <w:r>
-        <w:rPr>
-          <w:b/>
-          <w:lang w:val="fr_FR" w:bidi="fr_FR"/>
-        </w:rPr>
         <w:t>« arbres d'automne sans fruits »</w:t>
       </w:r>
     </w:p>
@@ -9295,21 +8000,6 @@
           <w:b/>
           <w:lang w:val="fr_FR" w:bidi="fr_FR"/>
         </w:rPr>
-        <w:t>δὶς ἀποθανόντα ἐκριζωθέντα</w:t>
-      </w:r>
-    </w:p>
-    <w:p>
-      <w:pPr/>
-      <w:r>
-        <w:rPr>
-          <w:lang w:val="fr_FR" w:bidi="fr_FR"/>
-        </w:rPr>
-      </w:r>
-      <w:r>
-        <w:rPr>
-          <w:b/>
-          <w:lang w:val="fr_FR" w:bidi="fr_FR"/>
-        </w:rPr>
         <w:t>« deux fois morts, déracinés »</w:t>
       </w:r>
     </w:p>
@@ -9393,21 +8083,6 @@
           <w:b/>
           <w:lang w:val="fr_FR" w:bidi="fr_FR"/>
         </w:rPr>
-        <w:t>δὶς ἀποθανόντα ἐκριζωθέντα</w:t>
-      </w:r>
-    </w:p>
-    <w:p>
-      <w:pPr/>
-      <w:r>
-        <w:rPr>
-          <w:lang w:val="fr_FR" w:bidi="fr_FR"/>
-        </w:rPr>
-      </w:r>
-      <w:r>
-        <w:rPr>
-          <w:b/>
-          <w:lang w:val="fr_FR" w:bidi="fr_FR"/>
-        </w:rPr>
         <w:t>« deux fois morts, déracinés »</w:t>
       </w:r>
     </w:p>
@@ -9496,21 +8171,6 @@
           <w:b/>
           <w:lang w:val="fr_FR" w:bidi="fr_FR"/>
         </w:rPr>
-        <w:t>ἐκριζωθέντα</w:t>
-      </w:r>
-    </w:p>
-    <w:p>
-      <w:pPr/>
-      <w:r>
-        <w:rPr>
-          <w:lang w:val="fr_FR" w:bidi="fr_FR"/>
-        </w:rPr>
-      </w:r>
-      <w:r>
-        <w:rPr>
-          <w:b/>
-          <w:lang w:val="fr_FR" w:bidi="fr_FR"/>
-        </w:rPr>
         <w:t>« déracinés »</w:t>
       </w:r>
     </w:p>
@@ -9594,21 +8254,6 @@
           <w:b/>
           <w:lang w:val="fr_FR" w:bidi="fr_FR"/>
         </w:rPr>
-        <w:t>ἐκριζωθέντα</w:t>
-      </w:r>
-    </w:p>
-    <w:p>
-      <w:pPr/>
-      <w:r>
-        <w:rPr>
-          <w:lang w:val="fr_FR" w:bidi="fr_FR"/>
-        </w:rPr>
-      </w:r>
-      <w:r>
-        <w:rPr>
-          <w:b/>
-          <w:lang w:val="fr_FR" w:bidi="fr_FR"/>
-        </w:rPr>
         <w:t>« déracinés »</w:t>
       </w:r>
     </w:p>
@@ -9692,21 +8337,6 @@
           <w:b/>
           <w:lang w:val="fr_FR" w:bidi="fr_FR"/>
         </w:rPr>
-        <w:t>κύματα ἄγρια θαλάσσης</w:t>
-      </w:r>
-    </w:p>
-    <w:p>
-      <w:pPr/>
-      <w:r>
-        <w:rPr>
-          <w:lang w:val="fr_FR" w:bidi="fr_FR"/>
-        </w:rPr>
-      </w:r>
-      <w:r>
-        <w:rPr>
-          <w:b/>
-          <w:lang w:val="fr_FR" w:bidi="fr_FR"/>
-        </w:rPr>
         <w:t>« vagues furieuses de la mer »</w:t>
       </w:r>
     </w:p>
@@ -9803,21 +8433,6 @@
           <w:b/>
           <w:lang w:val="fr_FR" w:bidi="fr_FR"/>
         </w:rPr>
-        <w:t>ἐπαφρίζοντα τὰς ἑαυτῶν αἰσχύνας</w:t>
-      </w:r>
-    </w:p>
-    <w:p>
-      <w:pPr/>
-      <w:r>
-        <w:rPr>
-          <w:lang w:val="fr_FR" w:bidi="fr_FR"/>
-        </w:rPr>
-      </w:r>
-      <w:r>
-        <w:rPr>
-          <w:b/>
-          <w:lang w:val="fr_FR" w:bidi="fr_FR"/>
-        </w:rPr>
         <w:t>« rejetant l’écume de leurs impuretés »</w:t>
       </w:r>
     </w:p>
@@ -9914,21 +8529,6 @@
           <w:b/>
           <w:lang w:val="fr_FR" w:bidi="fr_FR"/>
         </w:rPr>
-        <w:t>ἀστέρες πλανῆται</w:t>
-      </w:r>
-    </w:p>
-    <w:p>
-      <w:pPr/>
-      <w:r>
-        <w:rPr>
-          <w:lang w:val="fr_FR" w:bidi="fr_FR"/>
-        </w:rPr>
-      </w:r>
-      <w:r>
-        <w:rPr>
-          <w:b/>
-          <w:lang w:val="fr_FR" w:bidi="fr_FR"/>
-        </w:rPr>
         <w:t>« astres errantes »</w:t>
       </w:r>
     </w:p>
@@ -10038,21 +8638,6 @@
           <w:b/>
           <w:lang w:val="fr_FR" w:bidi="fr_FR"/>
         </w:rPr>
-        <w:t>οἷς ὁ ζόφος τοῦ σκότους εἰς αἰῶνα τετήρηται</w:t>
-      </w:r>
-    </w:p>
-    <w:p>
-      <w:pPr/>
-      <w:r>
-        <w:rPr>
-          <w:lang w:val="fr_FR" w:bidi="fr_FR"/>
-        </w:rPr>
-      </w:r>
-      <w:r>
-        <w:rPr>
-          <w:b/>
-          <w:lang w:val="fr_FR" w:bidi="fr_FR"/>
-        </w:rPr>
         <w:t>« auxquels l’obscurité des ténèbres est réservée pour l’éternité »</w:t>
       </w:r>
     </w:p>
@@ -10149,21 +8734,6 @@
           <w:b/>
           <w:lang w:val="fr_FR" w:bidi="fr_FR"/>
         </w:rPr>
-        <w:t>οἷς</w:t>
-      </w:r>
-    </w:p>
-    <w:p>
-      <w:pPr/>
-      <w:r>
-        <w:rPr>
-          <w:lang w:val="fr_FR" w:bidi="fr_FR"/>
-        </w:rPr>
-      </w:r>
-      <w:r>
-        <w:rPr>
-          <w:b/>
-          <w:lang w:val="fr_FR" w:bidi="fr_FR"/>
-        </w:rPr>
         <w:t>« auxquels »</w:t>
       </w:r>
     </w:p>
@@ -10260,21 +8830,6 @@
           <w:b/>
           <w:lang w:val="fr_FR" w:bidi="fr_FR"/>
         </w:rPr>
-        <w:t>ὁ ζόφος τοῦ σκότους</w:t>
-      </w:r>
-    </w:p>
-    <w:p>
-      <w:pPr/>
-      <w:r>
-        <w:rPr>
-          <w:lang w:val="fr_FR" w:bidi="fr_FR"/>
-        </w:rPr>
-      </w:r>
-      <w:r>
-        <w:rPr>
-          <w:b/>
-          <w:lang w:val="fr_FR" w:bidi="fr_FR"/>
-        </w:rPr>
         <w:t>« l'obscurité des ténèbres »</w:t>
       </w:r>
     </w:p>
@@ -10351,21 +8906,6 @@
           <w:b/>
           <w:lang w:val="fr_FR" w:bidi="fr_FR"/>
         </w:rPr>
-        <w:t>ὁ ζόφος τοῦ σκότους</w:t>
-      </w:r>
-    </w:p>
-    <w:p>
-      <w:pPr/>
-      <w:r>
-        <w:rPr>
-          <w:lang w:val="fr_FR" w:bidi="fr_FR"/>
-        </w:rPr>
-      </w:r>
-      <w:r>
-        <w:rPr>
-          <w:b/>
-          <w:lang w:val="fr_FR" w:bidi="fr_FR"/>
-        </w:rPr>
         <w:t>« l'obscurité des ténèbres »</w:t>
       </w:r>
     </w:p>
@@ -10475,21 +9015,6 @@
           <w:b/>
           <w:lang w:val="fr_FR" w:bidi="fr_FR"/>
         </w:rPr>
-        <w:t>ἕβδομος ἀπὸ Ἀδὰμ</w:t>
-      </w:r>
-    </w:p>
-    <w:p>
-      <w:pPr/>
-      <w:r>
-        <w:rPr>
-          <w:lang w:val="fr_FR" w:bidi="fr_FR"/>
-        </w:rPr>
-      </w:r>
-      <w:r>
-        <w:rPr>
-          <w:b/>
-          <w:lang w:val="fr_FR" w:bidi="fr_FR"/>
-        </w:rPr>
         <w:t>« le septième depuis Adam »</w:t>
       </w:r>
     </w:p>
@@ -10566,21 +9091,6 @@
           <w:b/>
           <w:lang w:val="fr_FR" w:bidi="fr_FR"/>
         </w:rPr>
-        <w:t>τούτοις</w:t>
-      </w:r>
-    </w:p>
-    <w:p>
-      <w:pPr/>
-      <w:r>
-        <w:rPr>
-          <w:lang w:val="fr_FR" w:bidi="fr_FR"/>
-        </w:rPr>
-      </w:r>
-      <w:r>
-        <w:rPr>
-          <w:b/>
-          <w:lang w:val="fr_FR" w:bidi="fr_FR"/>
-        </w:rPr>
         <w:t>« pour eux »</w:t>
       </w:r>
     </w:p>
@@ -10677,21 +9187,6 @@
           <w:b/>
           <w:lang w:val="fr_FR" w:bidi="fr_FR"/>
         </w:rPr>
-        <w:t>λέγων</w:t>
-      </w:r>
-    </w:p>
-    <w:p>
-      <w:pPr/>
-      <w:r>
-        <w:rPr>
-          <w:lang w:val="fr_FR" w:bidi="fr_FR"/>
-        </w:rPr>
-      </w:r>
-      <w:r>
-        <w:rPr>
-          <w:b/>
-          <w:lang w:val="fr_FR" w:bidi="fr_FR"/>
-        </w:rPr>
         <w:t>« en ces termes »</w:t>
       </w:r>
     </w:p>
@@ -10775,21 +9270,6 @@
           <w:b/>
           <w:lang w:val="fr_FR" w:bidi="fr_FR"/>
         </w:rPr>
-        <w:t>ἰδοὺ</w:t>
-      </w:r>
-    </w:p>
-    <w:p>
-      <w:pPr/>
-      <w:r>
-        <w:rPr>
-          <w:lang w:val="fr_FR" w:bidi="fr_FR"/>
-        </w:rPr>
-      </w:r>
-      <w:r>
-        <w:rPr>
-          <w:b/>
-          <w:lang w:val="fr_FR" w:bidi="fr_FR"/>
-        </w:rPr>
         <w:t>« Voici »</w:t>
       </w:r>
     </w:p>
@@ -10886,21 +9366,6 @@
           <w:b/>
           <w:lang w:val="fr_FR" w:bidi="fr_FR"/>
         </w:rPr>
-        <w:t>ἦλθεν Κύριος</w:t>
-      </w:r>
-    </w:p>
-    <w:p>
-      <w:pPr/>
-      <w:r>
-        <w:rPr>
-          <w:lang w:val="fr_FR" w:bidi="fr_FR"/>
-        </w:rPr>
-      </w:r>
-      <w:r>
-        <w:rPr>
-          <w:b/>
-          <w:lang w:val="fr_FR" w:bidi="fr_FR"/>
-        </w:rPr>
         <w:t>« le Seigneur est venu »</w:t>
       </w:r>
     </w:p>
@@ -10984,21 +9449,6 @@
           <w:b/>
           <w:lang w:val="fr_FR" w:bidi="fr_FR"/>
         </w:rPr>
-        <w:t>Κύριος</w:t>
-      </w:r>
-    </w:p>
-    <w:p>
-      <w:pPr/>
-      <w:r>
-        <w:rPr>
-          <w:lang w:val="fr_FR" w:bidi="fr_FR"/>
-        </w:rPr>
-      </w:r>
-      <w:r>
-        <w:rPr>
-          <w:b/>
-          <w:lang w:val="fr_FR" w:bidi="fr_FR"/>
-        </w:rPr>
         <w:t>« Le Seigneur »</w:t>
       </w:r>
     </w:p>
@@ -11075,21 +9525,6 @@
           <w:b/>
           <w:lang w:val="fr_FR" w:bidi="fr_FR"/>
         </w:rPr>
-        <w:t>μυριάσιν</w:t>
-      </w:r>
-    </w:p>
-    <w:p>
-      <w:pPr/>
-      <w:r>
-        <w:rPr>
-          <w:lang w:val="fr_FR" w:bidi="fr_FR"/>
-        </w:rPr>
-      </w:r>
-      <w:r>
-        <w:rPr>
-          <w:b/>
-          <w:lang w:val="fr_FR" w:bidi="fr_FR"/>
-        </w:rPr>
         <w:t>« myriades »</w:t>
       </w:r>
     </w:p>
@@ -11262,21 +9697,6 @@
           <w:b/>
           <w:lang w:val="fr_FR" w:bidi="fr_FR"/>
         </w:rPr>
-        <w:t>ποιῆσαι κρίσιν &amp; καὶ ἐλέγξαι</w:t>
-      </w:r>
-    </w:p>
-    <w:p>
-      <w:pPr/>
-      <w:r>
-        <w:rPr>
-          <w:lang w:val="fr_FR" w:bidi="fr_FR"/>
-        </w:rPr>
-      </w:r>
-      <w:r>
-        <w:rPr>
-          <w:b/>
-          <w:lang w:val="fr_FR" w:bidi="fr_FR"/>
-        </w:rPr>
         <w:t>« pour exercer un jugement »</w:t>
       </w:r>
       <w:r>
@@ -11386,21 +9806,6 @@
           <w:b/>
           <w:lang w:val="fr_FR" w:bidi="fr_FR"/>
         </w:rPr>
-        <w:t>ποιῆσαι κρίσιν κατὰ</w:t>
-      </w:r>
-    </w:p>
-    <w:p>
-      <w:pPr/>
-      <w:r>
-        <w:rPr>
-          <w:lang w:val="fr_FR" w:bidi="fr_FR"/>
-        </w:rPr>
-      </w:r>
-      <w:r>
-        <w:rPr>
-          <w:b/>
-          <w:lang w:val="fr_FR" w:bidi="fr_FR"/>
-        </w:rPr>
         <w:t>« exercer un jugement contre »</w:t>
       </w:r>
     </w:p>
@@ -11497,21 +9902,6 @@
           <w:b/>
           <w:lang w:val="fr_FR" w:bidi="fr_FR"/>
         </w:rPr>
-        <w:t>πᾶσαν ψυχὴν</w:t>
-      </w:r>
-    </w:p>
-    <w:p>
-      <w:pPr/>
-      <w:r>
-        <w:rPr>
-          <w:lang w:val="fr_FR" w:bidi="fr_FR"/>
-        </w:rPr>
-      </w:r>
-      <w:r>
-        <w:rPr>
-          <w:b/>
-          <w:lang w:val="fr_FR" w:bidi="fr_FR"/>
-        </w:rPr>
         <w:t>« tous les impies »</w:t>
       </w:r>
     </w:p>
@@ -11608,21 +9998,6 @@
           <w:b/>
           <w:lang w:val="fr_FR" w:bidi="fr_FR"/>
         </w:rPr>
-        <w:t>τῶν ἔργων ἀσεβείας αὐτῶν</w:t>
-      </w:r>
-    </w:p>
-    <w:p>
-      <w:pPr/>
-      <w:r>
-        <w:rPr>
-          <w:lang w:val="fr_FR" w:bidi="fr_FR"/>
-        </w:rPr>
-      </w:r>
-      <w:r>
-        <w:rPr>
-          <w:b/>
-          <w:lang w:val="fr_FR" w:bidi="fr_FR"/>
-        </w:rPr>
         <w:t>« les actes d'impiété »</w:t>
       </w:r>
     </w:p>
@@ -11732,21 +10107,6 @@
           <w:b/>
           <w:lang w:val="fr_FR" w:bidi="fr_FR"/>
         </w:rPr>
-        <w:t>τῶν σκληρῶν</w:t>
-      </w:r>
-    </w:p>
-    <w:p>
-      <w:pPr/>
-      <w:r>
-        <w:rPr>
-          <w:lang w:val="fr_FR" w:bidi="fr_FR"/>
-        </w:rPr>
-      </w:r>
-      <w:r>
-        <w:rPr>
-          <w:b/>
-          <w:lang w:val="fr_FR" w:bidi="fr_FR"/>
-        </w:rPr>
         <w:t>« les paroles injurieuses »</w:t>
       </w:r>
     </w:p>
@@ -11823,21 +10183,6 @@
           <w:b/>
           <w:lang w:val="fr_FR" w:bidi="fr_FR"/>
         </w:rPr>
-        <w:t>αὐτοῦ</w:t>
-      </w:r>
-    </w:p>
-    <w:p>
-      <w:pPr/>
-      <w:r>
-        <w:rPr>
-          <w:lang w:val="fr_FR" w:bidi="fr_FR"/>
-        </w:rPr>
-      </w:r>
-      <w:r>
-        <w:rPr>
-          <w:b/>
-          <w:lang w:val="fr_FR" w:bidi="fr_FR"/>
-        </w:rPr>
         <w:t>« lui »</w:t>
       </w:r>
     </w:p>
@@ -11934,21 +10279,6 @@
           <w:b/>
           <w:lang w:val="fr_FR" w:bidi="fr_FR"/>
         </w:rPr>
-        <w:t>οὗτοί</w:t>
-      </w:r>
-    </w:p>
-    <w:p>
-      <w:pPr/>
-      <w:r>
-        <w:rPr>
-          <w:lang w:val="fr_FR" w:bidi="fr_FR"/>
-        </w:rPr>
-      </w:r>
-      <w:r>
-        <w:rPr>
-          <w:b/>
-          <w:lang w:val="fr_FR" w:bidi="fr_FR"/>
-        </w:rPr>
         <w:t>« Ce sont des gens qui »</w:t>
       </w:r>
     </w:p>
@@ -11978,7 +10308,7 @@
         </w:rPr>
         <w:t xml:space="preserve"> se rapportent aux faux enseignants que Jude a présentés au verset </w:t>
       </w:r>
-      <w:hyperlink r:id="rId17">
+      <w:hyperlink r:id="rId15">
         <w:r>
           <w:rPr>
             <w:lang w:val="fr_FR" w:bidi="fr_FR"/>
@@ -12075,21 +10405,6 @@
           <w:b/>
           <w:lang w:val="fr_FR" w:bidi="fr_FR"/>
         </w:rPr>
-        <w:t>εἰσιν γογγυσταί μεμψίμοιροι</w:t>
-      </w:r>
-    </w:p>
-    <w:p>
-      <w:pPr/>
-      <w:r>
-        <w:rPr>
-          <w:lang w:val="fr_FR" w:bidi="fr_FR"/>
-        </w:rPr>
-      </w:r>
-      <w:r>
-        <w:rPr>
-          <w:b/>
-          <w:lang w:val="fr_FR" w:bidi="fr_FR"/>
-        </w:rPr>
         <w:t>« Ce sont des gens qui murmurent, qui se plaignent »</w:t>
       </w:r>
     </w:p>
@@ -12205,21 +10520,6 @@
           <w:b/>
           <w:lang w:val="fr_FR" w:bidi="fr_FR"/>
         </w:rPr>
-        <w:t>πορευόμενοι</w:t>
-      </w:r>
-    </w:p>
-    <w:p>
-      <w:pPr/>
-      <w:r>
-        <w:rPr>
-          <w:lang w:val="fr_FR" w:bidi="fr_FR"/>
-        </w:rPr>
-      </w:r>
-      <w:r>
-        <w:rPr>
-          <w:b/>
-          <w:lang w:val="fr_FR" w:bidi="fr_FR"/>
-        </w:rPr>
         <w:t>« marchent »</w:t>
       </w:r>
     </w:p>
@@ -12316,21 +10616,6 @@
           <w:b/>
           <w:lang w:val="fr_FR" w:bidi="fr_FR"/>
         </w:rPr>
-        <w:t>τὰς ἐπιθυμίας αὐτῶν</w:t>
-      </w:r>
-    </w:p>
-    <w:p>
-      <w:pPr/>
-      <w:r>
-        <w:rPr>
-          <w:lang w:val="fr_FR" w:bidi="fr_FR"/>
-        </w:rPr>
-      </w:r>
-      <w:r>
-        <w:rPr>
-          <w:b/>
-          <w:lang w:val="fr_FR" w:bidi="fr_FR"/>
-        </w:rPr>
         <w:t>« leurs convoitises »</w:t>
       </w:r>
     </w:p>
@@ -12407,21 +10692,6 @@
           <w:b/>
           <w:lang w:val="fr_FR" w:bidi="fr_FR"/>
         </w:rPr>
-        <w:t>τὸ στόμα αὐτῶν λαλεῖ</w:t>
-      </w:r>
-    </w:p>
-    <w:p>
-      <w:pPr/>
-      <w:r>
-        <w:rPr>
-          <w:lang w:val="fr_FR" w:bidi="fr_FR"/>
-        </w:rPr>
-      </w:r>
-      <w:r>
-        <w:rPr>
-          <w:b/>
-          <w:lang w:val="fr_FR" w:bidi="fr_FR"/>
-        </w:rPr>
         <w:t>« ont à la bouche des paroles»</w:t>
       </w:r>
     </w:p>
@@ -12498,21 +10768,6 @@
           <w:b/>
           <w:lang w:val="fr_FR" w:bidi="fr_FR"/>
         </w:rPr>
-        <w:t>τὸ στόμα αὐτῶν λαλεῖ</w:t>
-      </w:r>
-    </w:p>
-    <w:p>
-      <w:pPr/>
-      <w:r>
-        <w:rPr>
-          <w:lang w:val="fr_FR" w:bidi="fr_FR"/>
-        </w:rPr>
-      </w:r>
-      <w:r>
-        <w:rPr>
-          <w:b/>
-          <w:lang w:val="fr_FR" w:bidi="fr_FR"/>
-        </w:rPr>
         <w:t>« ont à la bouche des paroles »</w:t>
       </w:r>
     </w:p>
@@ -12609,21 +10864,6 @@
           <w:b/>
           <w:lang w:val="fr_FR" w:bidi="fr_FR"/>
         </w:rPr>
-        <w:t>λαλεῖ ὑπέρογκα</w:t>
-      </w:r>
-    </w:p>
-    <w:p>
-      <w:pPr/>
-      <w:r>
-        <w:rPr>
-          <w:lang w:val="fr_FR" w:bidi="fr_FR"/>
-        </w:rPr>
-      </w:r>
-      <w:r>
-        <w:rPr>
-          <w:b/>
-          <w:lang w:val="fr_FR" w:bidi="fr_FR"/>
-        </w:rPr>
         <w:t>« des paroles hautaines »</w:t>
       </w:r>
     </w:p>
@@ -12700,21 +10940,6 @@
           <w:b/>
           <w:lang w:val="fr_FR" w:bidi="fr_FR"/>
         </w:rPr>
-        <w:t>θαυμάζοντες πρόσωπα</w:t>
-      </w:r>
-    </w:p>
-    <w:p>
-      <w:pPr/>
-      <w:r>
-        <w:rPr>
-          <w:lang w:val="fr_FR" w:bidi="fr_FR"/>
-        </w:rPr>
-      </w:r>
-      <w:r>
-        <w:rPr>
-          <w:b/>
-          <w:lang w:val="fr_FR" w:bidi="fr_FR"/>
-        </w:rPr>
         <w:t>« admirent les personnes »</w:t>
       </w:r>
     </w:p>
@@ -12798,21 +11023,6 @@
           <w:b/>
           <w:lang w:val="fr_FR" w:bidi="fr_FR"/>
         </w:rPr>
-        <w:t>θαυμάζοντες πρόσωπα</w:t>
-      </w:r>
-    </w:p>
-    <w:p>
-      <w:pPr/>
-      <w:r>
-        <w:rPr>
-          <w:lang w:val="fr_FR" w:bidi="fr_FR"/>
-        </w:rPr>
-      </w:r>
-      <w:r>
-        <w:rPr>
-          <w:b/>
-          <w:lang w:val="fr_FR" w:bidi="fr_FR"/>
-        </w:rPr>
         <w:t>« admirent les personnes »</w:t>
       </w:r>
     </w:p>
@@ -12909,21 +11119,6 @@
           <w:b/>
           <w:lang w:val="fr_FR" w:bidi="fr_FR"/>
         </w:rPr>
-        <w:t>ἀγαπητοί</w:t>
-      </w:r>
-    </w:p>
-    <w:p>
-      <w:pPr/>
-      <w:r>
-        <w:rPr>
-          <w:lang w:val="fr_FR" w:bidi="fr_FR"/>
-        </w:rPr>
-      </w:r>
-      <w:r>
-        <w:rPr>
-          <w:b/>
-          <w:lang w:val="fr_FR" w:bidi="fr_FR"/>
-        </w:rPr>
         <w:t>« biens aimés »</w:t>
       </w:r>
     </w:p>
@@ -12953,7 +11148,7 @@
         </w:rPr>
         <w:t xml:space="preserve"> se rapporte à ceux à qui Jude écrit, ce qui peut être étendu à tous les croyants. Si cela est utile dans votre langue, vous pouvez expliciter ce terme. Voyez comment vous avez traduit cela au verset </w:t>
       </w:r>
-      <w:hyperlink r:id="rId19">
+      <w:hyperlink r:id="rId17">
         <w:r>
           <w:rPr>
             <w:lang w:val="fr_FR" w:bidi="fr_FR"/>
@@ -13038,21 +11233,6 @@
           <w:b/>
           <w:lang w:val="fr_FR" w:bidi="fr_FR"/>
         </w:rPr>
-        <w:t>τῶν ῥημάτων</w:t>
-      </w:r>
-    </w:p>
-    <w:p>
-      <w:pPr/>
-      <w:r>
-        <w:rPr>
-          <w:lang w:val="fr_FR" w:bidi="fr_FR"/>
-        </w:rPr>
-      </w:r>
-      <w:r>
-        <w:rPr>
-          <w:b/>
-          <w:lang w:val="fr_FR" w:bidi="fr_FR"/>
-        </w:rPr>
         <w:t>« des choses »</w:t>
       </w:r>
     </w:p>
@@ -13162,21 +11342,6 @@
           <w:b/>
           <w:lang w:val="fr_FR" w:bidi="fr_FR"/>
         </w:rPr>
-        <w:t>τοῦ Κυρίου ἡμῶν</w:t>
-      </w:r>
-    </w:p>
-    <w:p>
-      <w:pPr/>
-      <w:r>
-        <w:rPr>
-          <w:lang w:val="fr_FR" w:bidi="fr_FR"/>
-        </w:rPr>
-      </w:r>
-      <w:r>
-        <w:rPr>
-          <w:b/>
-          <w:lang w:val="fr_FR" w:bidi="fr_FR"/>
-        </w:rPr>
         <w:t>« de notre Seigneur »</w:t>
       </w:r>
     </w:p>
@@ -13273,21 +11438,6 @@
           <w:b/>
           <w:lang w:val="fr_FR" w:bidi="fr_FR"/>
         </w:rPr>
-        <w:t>ἡμῶν</w:t>
-      </w:r>
-    </w:p>
-    <w:p>
-      <w:pPr/>
-      <w:r>
-        <w:rPr>
-          <w:lang w:val="fr_FR" w:bidi="fr_FR"/>
-        </w:rPr>
-      </w:r>
-      <w:r>
-        <w:rPr>
-          <w:b/>
-          <w:lang w:val="fr_FR" w:bidi="fr_FR"/>
-        </w:rPr>
         <w:t>« notre »</w:t>
       </w:r>
     </w:p>
@@ -13384,21 +11534,6 @@
           <w:b/>
           <w:lang w:val="fr_FR" w:bidi="fr_FR"/>
         </w:rPr>
-        <w:t>ὅτι ἔλεγον ὑμῖν</w:t>
-      </w:r>
-    </w:p>
-    <w:p>
-      <w:pPr/>
-      <w:r>
-        <w:rPr>
-          <w:lang w:val="fr_FR" w:bidi="fr_FR"/>
-        </w:rPr>
-      </w:r>
-      <w:r>
-        <w:rPr>
-          <w:b/>
-          <w:lang w:val="fr_FR" w:bidi="fr_FR"/>
-        </w:rPr>
         <w:t>« ils vous disaient »</w:t>
       </w:r>
     </w:p>
@@ -13462,21 +11597,6 @@
           <w:b/>
           <w:lang w:val="fr_FR" w:bidi="fr_FR"/>
         </w:rPr>
-        <w:t>ἐσχάτου χρόνου</w:t>
-      </w:r>
-    </w:p>
-    <w:p>
-      <w:pPr/>
-      <w:r>
-        <w:rPr>
-          <w:lang w:val="fr_FR" w:bidi="fr_FR"/>
-        </w:rPr>
-      </w:r>
-      <w:r>
-        <w:rPr>
-          <w:b/>
-          <w:lang w:val="fr_FR" w:bidi="fr_FR"/>
-        </w:rPr>
         <w:t>« au dernier temps »</w:t>
       </w:r>
     </w:p>
@@ -13573,21 +11693,6 @@
           <w:b/>
           <w:lang w:val="fr_FR" w:bidi="fr_FR"/>
         </w:rPr>
-        <w:t>πορευόμενοι</w:t>
-      </w:r>
-    </w:p>
-    <w:p>
-      <w:pPr/>
-      <w:r>
-        <w:rPr>
-          <w:lang w:val="fr_FR" w:bidi="fr_FR"/>
-        </w:rPr>
-      </w:r>
-      <w:r>
-        <w:rPr>
-          <w:b/>
-          <w:lang w:val="fr_FR" w:bidi="fr_FR"/>
-        </w:rPr>
         <w:t>« marchant »</w:t>
       </w:r>
     </w:p>
@@ -13684,21 +11789,6 @@
           <w:b/>
           <w:lang w:val="fr_FR" w:bidi="fr_FR"/>
         </w:rPr>
-        <w:t>κατὰ τὰς ἑαυτῶν ἐπιθυμίας &amp; τῶν ἀσεβειῶν</w:t>
-      </w:r>
-    </w:p>
-    <w:p>
-      <w:pPr/>
-      <w:r>
-        <w:rPr>
-          <w:lang w:val="fr_FR" w:bidi="fr_FR"/>
-        </w:rPr>
-      </w:r>
-      <w:r>
-        <w:rPr>
-          <w:b/>
-          <w:lang w:val="fr_FR" w:bidi="fr_FR"/>
-        </w:rPr>
         <w:t>« selon leurs convoitises impies »</w:t>
       </w:r>
     </w:p>
@@ -13775,21 +11865,6 @@
           <w:b/>
           <w:lang w:val="fr_FR" w:bidi="fr_FR"/>
         </w:rPr>
-        <w:t>οὗτοί</w:t>
-      </w:r>
-    </w:p>
-    <w:p>
-      <w:pPr/>
-      <w:r>
-        <w:rPr>
-          <w:lang w:val="fr_FR" w:bidi="fr_FR"/>
-        </w:rPr>
-      </w:r>
-      <w:r>
-        <w:rPr>
-          <w:b/>
-          <w:lang w:val="fr_FR" w:bidi="fr_FR"/>
-        </w:rPr>
         <w:t>« Ce sont ceux »</w:t>
       </w:r>
     </w:p>
@@ -13886,21 +11961,6 @@
           <w:b/>
           <w:lang w:val="fr_FR" w:bidi="fr_FR"/>
         </w:rPr>
-        <w:t>οἱ ἀποδιορίζοντες</w:t>
-      </w:r>
-    </w:p>
-    <w:p>
-      <w:pPr/>
-      <w:r>
-        <w:rPr>
-          <w:lang w:val="fr_FR" w:bidi="fr_FR"/>
-        </w:rPr>
-      </w:r>
-      <w:r>
-        <w:rPr>
-          <w:b/>
-          <w:lang w:val="fr_FR" w:bidi="fr_FR"/>
-        </w:rPr>
         <w:t>« ceux qui provoquent des divisions »</w:t>
       </w:r>
     </w:p>
@@ -13997,21 +12057,6 @@
           <w:b/>
           <w:lang w:val="fr_FR" w:bidi="fr_FR"/>
         </w:rPr>
-        <w:t>Πνεῦμα</w:t>
-      </w:r>
-    </w:p>
-    <w:p>
-      <w:pPr/>
-      <w:r>
-        <w:rPr>
-          <w:lang w:val="fr_FR" w:bidi="fr_FR"/>
-        </w:rPr>
-      </w:r>
-      <w:r>
-        <w:rPr>
-          <w:b/>
-          <w:lang w:val="fr_FR" w:bidi="fr_FR"/>
-        </w:rPr>
         <w:t>« l'esprit »</w:t>
       </w:r>
     </w:p>
@@ -14108,21 +12153,6 @@
           <w:b/>
           <w:lang w:val="fr_FR" w:bidi="fr_FR"/>
         </w:rPr>
-        <w:t>ψυχικοί</w:t>
-      </w:r>
-    </w:p>
-    <w:p>
-      <w:pPr/>
-      <w:r>
-        <w:rPr>
-          <w:lang w:val="fr_FR" w:bidi="fr_FR"/>
-        </w:rPr>
-      </w:r>
-      <w:r>
-        <w:rPr>
-          <w:b/>
-          <w:lang w:val="fr_FR" w:bidi="fr_FR"/>
-        </w:rPr>
         <w:t>« sensuels »</w:t>
       </w:r>
     </w:p>
@@ -14219,21 +12249,6 @@
           <w:b/>
           <w:lang w:val="fr_FR" w:bidi="fr_FR"/>
         </w:rPr>
-        <w:t>Πνεῦμα μὴ ἔχοντες</w:t>
-      </w:r>
-    </w:p>
-    <w:p>
-      <w:pPr/>
-      <w:r>
-        <w:rPr>
-          <w:lang w:val="fr_FR" w:bidi="fr_FR"/>
-        </w:rPr>
-      </w:r>
-      <w:r>
-        <w:rPr>
-          <w:b/>
-          <w:lang w:val="fr_FR" w:bidi="fr_FR"/>
-        </w:rPr>
         <w:t>« n'ayant pas l'esprit »</w:t>
       </w:r>
     </w:p>
@@ -14330,21 +12345,6 @@
           <w:b/>
           <w:lang w:val="fr_FR" w:bidi="fr_FR"/>
         </w:rPr>
-        <w:t>ἀγαπητοί</w:t>
-      </w:r>
-    </w:p>
-    <w:p>
-      <w:pPr/>
-      <w:r>
-        <w:rPr>
-          <w:lang w:val="fr_FR" w:bidi="fr_FR"/>
-        </w:rPr>
-      </w:r>
-      <w:r>
-        <w:rPr>
-          <w:b/>
-          <w:lang w:val="fr_FR" w:bidi="fr_FR"/>
-        </w:rPr>
         <w:t>« bien aimés »</w:t>
       </w:r>
     </w:p>
@@ -14374,7 +12374,7 @@
         </w:rPr>
         <w:t xml:space="preserve"> désigne ceux à qui Jude écrit, ce qui peut être étendu à tous les croyants. Si cela est utile dans votre langue, vous pouvez l'exprimer explicitement. Voyez comment vous avez traduit cela au verset </w:t>
       </w:r>
-      <w:hyperlink r:id="rId19">
+      <w:hyperlink r:id="rId17">
         <w:r>
           <w:rPr>
             <w:lang w:val="fr_FR" w:bidi="fr_FR"/>
@@ -14459,21 +12459,6 @@
           <w:b/>
           <w:lang w:val="fr_FR" w:bidi="fr_FR"/>
         </w:rPr>
-        <w:t>ἐποικοδομοῦντες ἑαυτοὺς τῇ ἁγιωτάτῃ ὑμῶν πίστει</w:t>
-      </w:r>
-    </w:p>
-    <w:p>
-      <w:pPr/>
-      <w:r>
-        <w:rPr>
-          <w:lang w:val="fr_FR" w:bidi="fr_FR"/>
-        </w:rPr>
-      </w:r>
-      <w:r>
-        <w:rPr>
-          <w:b/>
-          <w:lang w:val="fr_FR" w:bidi="fr_FR"/>
-        </w:rPr>
         <w:t>« vous édifiant vous-mêmes sur votre très sainte foi »</w:t>
       </w:r>
     </w:p>
@@ -14557,21 +12542,6 @@
           <w:b/>
           <w:lang w:val="fr_FR" w:bidi="fr_FR"/>
         </w:rPr>
-        <w:t>ἐποικοδομοῦντες ἑαυτοὺς</w:t>
-      </w:r>
-    </w:p>
-    <w:p>
-      <w:pPr/>
-      <w:r>
-        <w:rPr>
-          <w:lang w:val="fr_FR" w:bidi="fr_FR"/>
-        </w:rPr>
-      </w:r>
-      <w:r>
-        <w:rPr>
-          <w:b/>
-          <w:lang w:val="fr_FR" w:bidi="fr_FR"/>
-        </w:rPr>
         <w:t>« vous édifiant vous-mêmes »</w:t>
       </w:r>
     </w:p>
@@ -14635,21 +12605,6 @@
           <w:b/>
           <w:lang w:val="fr_FR" w:bidi="fr_FR"/>
         </w:rPr>
-        <w:t>τῇ ἁγιωτάτῃ ὑμῶν πίστει</w:t>
-      </w:r>
-    </w:p>
-    <w:p>
-      <w:pPr/>
-      <w:r>
-        <w:rPr>
-          <w:lang w:val="fr_FR" w:bidi="fr_FR"/>
-        </w:rPr>
-      </w:r>
-      <w:r>
-        <w:rPr>
-          <w:b/>
-          <w:lang w:val="fr_FR" w:bidi="fr_FR"/>
-        </w:rPr>
         <w:t>« sur votre foi très sainte »</w:t>
       </w:r>
     </w:p>
@@ -14746,21 +12701,6 @@
           <w:b/>
           <w:lang w:val="fr_FR" w:bidi="fr_FR"/>
         </w:rPr>
-        <w:t>ἐν Πνεύματι Ἁγίῳ προσευχόμενοι</w:t>
-      </w:r>
-    </w:p>
-    <w:p>
-      <w:pPr/>
-      <w:r>
-        <w:rPr>
-          <w:lang w:val="fr_FR" w:bidi="fr_FR"/>
-        </w:rPr>
-      </w:r>
-      <w:r>
-        <w:rPr>
-          <w:b/>
-          <w:lang w:val="fr_FR" w:bidi="fr_FR"/>
-        </w:rPr>
         <w:t>« priant par le Saint-Esprit »</w:t>
       </w:r>
     </w:p>
@@ -14824,21 +12764,6 @@
           <w:b/>
           <w:lang w:val="fr_FR" w:bidi="fr_FR"/>
         </w:rPr>
-        <w:t>ἑαυτοὺς ἐν ἀγάπῃ Θεοῦ τηρήσατε</w:t>
-      </w:r>
-    </w:p>
-    <w:p>
-      <w:pPr/>
-      <w:r>
-        <w:rPr>
-          <w:lang w:val="fr_FR" w:bidi="fr_FR"/>
-        </w:rPr>
-      </w:r>
-      <w:r>
-        <w:rPr>
-          <w:b/>
-          <w:lang w:val="fr_FR" w:bidi="fr_FR"/>
-        </w:rPr>
         <w:t>« maintenez-vous dans l'amour de Dieu »</w:t>
       </w:r>
     </w:p>
@@ -14922,21 +12847,6 @@
           <w:b/>
           <w:lang w:val="fr_FR" w:bidi="fr_FR"/>
         </w:rPr>
-        <w:t>ἑαυτοὺς ἐν ἀγάπῃ Θεοῦ τηρήσατε</w:t>
-      </w:r>
-    </w:p>
-    <w:p>
-      <w:pPr/>
-      <w:r>
-        <w:rPr>
-          <w:lang w:val="fr_FR" w:bidi="fr_FR"/>
-        </w:rPr>
-      </w:r>
-      <w:r>
-        <w:rPr>
-          <w:b/>
-          <w:lang w:val="fr_FR" w:bidi="fr_FR"/>
-        </w:rPr>
         <w:t>« Maintenez-vous dans l'amour de Dieu »</w:t>
       </w:r>
     </w:p>
@@ -15033,21 +12943,6 @@
           <w:b/>
           <w:lang w:val="fr_FR" w:bidi="fr_FR"/>
         </w:rPr>
-        <w:t>προσδεχόμενοι τὸ ἔλεος τοῦ Κυρίου ἡμῶν</w:t>
-      </w:r>
-    </w:p>
-    <w:p>
-      <w:pPr/>
-      <w:r>
-        <w:rPr>
-          <w:lang w:val="fr_FR" w:bidi="fr_FR"/>
-        </w:rPr>
-      </w:r>
-      <w:r>
-        <w:rPr>
-          <w:b/>
-          <w:lang w:val="fr_FR" w:bidi="fr_FR"/>
-        </w:rPr>
         <w:t>« en attendant la miséricorde de notre Seigneur »</w:t>
       </w:r>
     </w:p>
@@ -15111,21 +13006,6 @@
           <w:b/>
           <w:lang w:val="fr_FR" w:bidi="fr_FR"/>
         </w:rPr>
-        <w:t>τὸ ἔλεος τοῦ Κυρίου ἡμῶν, Ἰησοῦ Χριστοῦ</w:t>
-      </w:r>
-    </w:p>
-    <w:p>
-      <w:pPr/>
-      <w:r>
-        <w:rPr>
-          <w:lang w:val="fr_FR" w:bidi="fr_FR"/>
-        </w:rPr>
-      </w:r>
-      <w:r>
-        <w:rPr>
-          <w:b/>
-          <w:lang w:val="fr_FR" w:bidi="fr_FR"/>
-        </w:rPr>
         <w:t>« La miséricorde de notre Seigneur Jésus-Christ »</w:t>
       </w:r>
     </w:p>
@@ -15222,21 +13102,6 @@
           <w:b/>
           <w:lang w:val="fr_FR" w:bidi="fr_FR"/>
         </w:rPr>
-        <w:t>τοῦ Κυρίου ἡμῶν</w:t>
-      </w:r>
-    </w:p>
-    <w:p>
-      <w:pPr/>
-      <w:r>
-        <w:rPr>
-          <w:lang w:val="fr_FR" w:bidi="fr_FR"/>
-        </w:rPr>
-      </w:r>
-      <w:r>
-        <w:rPr>
-          <w:b/>
-          <w:lang w:val="fr_FR" w:bidi="fr_FR"/>
-        </w:rPr>
         <w:t>« de notre Seigneur »</w:t>
       </w:r>
     </w:p>
@@ -15266,7 +13131,7 @@
         </w:rPr>
         <w:t xml:space="preserve"> signifie « la personne qui est Seigneur sur nous » ou « la personne qui règne sur nous ». Voyez comment vous avez traduit cette expression au verset </w:t>
       </w:r>
-      <w:hyperlink r:id="rId20">
+      <w:hyperlink r:id="rId18">
         <w:r>
           <w:rPr>
             <w:lang w:val="fr_FR" w:bidi="fr_FR"/>
@@ -15351,21 +13216,6 @@
           <w:b/>
           <w:lang w:val="fr_FR" w:bidi="fr_FR"/>
         </w:rPr>
-        <w:t>ἡμῶν</w:t>
-      </w:r>
-    </w:p>
-    <w:p>
-      <w:pPr/>
-      <w:r>
-        <w:rPr>
-          <w:lang w:val="fr_FR" w:bidi="fr_FR"/>
-        </w:rPr>
-      </w:r>
-      <w:r>
-        <w:rPr>
-          <w:b/>
-          <w:lang w:val="fr_FR" w:bidi="fr_FR"/>
-        </w:rPr>
         <w:t>« notre »</w:t>
       </w:r>
     </w:p>
@@ -15462,21 +13312,6 @@
           <w:b/>
           <w:lang w:val="fr_FR" w:bidi="fr_FR"/>
         </w:rPr>
-        <w:t>τὸ ἔλεος τοῦ Κυρίου ἡμῶν, Ἰησοῦ Χριστοῦ, εἰς ζωὴν αἰώνιον</w:t>
-      </w:r>
-    </w:p>
-    <w:p>
-      <w:pPr/>
-      <w:r>
-        <w:rPr>
-          <w:lang w:val="fr_FR" w:bidi="fr_FR"/>
-        </w:rPr>
-      </w:r>
-      <w:r>
-        <w:rPr>
-          <w:b/>
-          <w:lang w:val="fr_FR" w:bidi="fr_FR"/>
-        </w:rPr>
         <w:t>« la miséricorde de notre Seigneur Jésus-Christ pour la vie éternelle »</w:t>
       </w:r>
     </w:p>
@@ -15586,21 +13421,6 @@
           <w:b/>
           <w:lang w:val="fr_FR" w:bidi="fr_FR"/>
         </w:rPr>
-        <w:t>ἐλεᾶτε</w:t>
-      </w:r>
-    </w:p>
-    <w:p>
-      <w:pPr/>
-      <w:r>
-        <w:rPr>
-          <w:lang w:val="fr_FR" w:bidi="fr_FR"/>
-        </w:rPr>
-      </w:r>
-      <w:r>
-        <w:rPr>
-          <w:b/>
-          <w:lang w:val="fr_FR" w:bidi="fr_FR"/>
-        </w:rPr>
         <w:t>« Reprenez les uns »</w:t>
       </w:r>
     </w:p>
@@ -15773,21 +13593,6 @@
           <w:b/>
           <w:lang w:val="fr_FR" w:bidi="fr_FR"/>
         </w:rPr>
-        <w:t>ἐκ πυρὸς ἁρπάζοντες</w:t>
-      </w:r>
-    </w:p>
-    <w:p>
-      <w:pPr/>
-      <w:r>
-        <w:rPr>
-          <w:lang w:val="fr_FR" w:bidi="fr_FR"/>
-        </w:rPr>
-      </w:r>
-      <w:r>
-        <w:rPr>
-          <w:b/>
-          <w:lang w:val="fr_FR" w:bidi="fr_FR"/>
-        </w:rPr>
         <w:t>« en les arrachant du feu »</w:t>
       </w:r>
     </w:p>
@@ -15851,21 +13656,6 @@
           <w:b/>
           <w:lang w:val="fr_FR" w:bidi="fr_FR"/>
         </w:rPr>
-        <w:t>ἐκ πυρὸς ἁρπάζοντες</w:t>
-      </w:r>
-    </w:p>
-    <w:p>
-      <w:pPr/>
-      <w:r>
-        <w:rPr>
-          <w:lang w:val="fr_FR" w:bidi="fr_FR"/>
-        </w:rPr>
-      </w:r>
-      <w:r>
-        <w:rPr>
-          <w:b/>
-          <w:lang w:val="fr_FR" w:bidi="fr_FR"/>
-        </w:rPr>
         <w:t>« arrachant du feu »</w:t>
       </w:r>
     </w:p>
@@ -15962,21 +13752,6 @@
           <w:b/>
           <w:lang w:val="fr_FR" w:bidi="fr_FR"/>
         </w:rPr>
-        <w:t>ἐλεᾶτε</w:t>
-      </w:r>
-    </w:p>
-    <w:p>
-      <w:pPr/>
-      <w:r>
-        <w:rPr>
-          <w:lang w:val="fr_FR" w:bidi="fr_FR"/>
-        </w:rPr>
-      </w:r>
-      <w:r>
-        <w:rPr>
-          <w:b/>
-          <w:lang w:val="fr_FR" w:bidi="fr_FR"/>
-        </w:rPr>
         <w:t>« ayez une pitié »</w:t>
       </w:r>
     </w:p>
@@ -16136,21 +13911,6 @@
           <w:b/>
           <w:lang w:val="fr_FR" w:bidi="fr_FR"/>
         </w:rPr>
-        <w:t>μισοῦντες καὶ τὸν ἀπὸ τῆς σαρκὸς ἐσπιλωμένον χιτῶνα</w:t>
-      </w:r>
-    </w:p>
-    <w:p>
-      <w:pPr/>
-      <w:r>
-        <w:rPr>
-          <w:lang w:val="fr_FR" w:bidi="fr_FR"/>
-        </w:rPr>
-      </w:r>
-      <w:r>
-        <w:rPr>
-          <w:b/>
-          <w:lang w:val="fr_FR" w:bidi="fr_FR"/>
-        </w:rPr>
         <w:t>« haïssant jusqu’à la tunique souillée par la chair »</w:t>
       </w:r>
     </w:p>
@@ -16234,21 +13994,6 @@
           <w:b/>
           <w:lang w:val="fr_FR" w:bidi="fr_FR"/>
         </w:rPr>
-        <w:t>τῆς σαρκὸς</w:t>
-      </w:r>
-    </w:p>
-    <w:p>
-      <w:pPr/>
-      <w:r>
-        <w:rPr>
-          <w:lang w:val="fr_FR" w:bidi="fr_FR"/>
-        </w:rPr>
-      </w:r>
-      <w:r>
-        <w:rPr>
-          <w:b/>
-          <w:lang w:val="fr_FR" w:bidi="fr_FR"/>
-        </w:rPr>
         <w:t>« la chair »</w:t>
       </w:r>
     </w:p>
@@ -16345,21 +14090,6 @@
           <w:b/>
           <w:lang w:val="fr_FR" w:bidi="fr_FR"/>
         </w:rPr>
-        <w:t>τῷ δὲ δυναμένῳ φυλάξαι</w:t>
-      </w:r>
-    </w:p>
-    <w:p>
-      <w:pPr/>
-      <w:r>
-        <w:rPr>
-          <w:lang w:val="fr_FR" w:bidi="fr_FR"/>
-        </w:rPr>
-      </w:r>
-      <w:r>
-        <w:rPr>
-          <w:b/>
-          <w:lang w:val="fr_FR" w:bidi="fr_FR"/>
-        </w:rPr>
         <w:t>« Or, à celui qui peut vous préserver de toute chute »</w:t>
       </w:r>
     </w:p>
@@ -16456,21 +14186,6 @@
           <w:b/>
           <w:lang w:val="fr_FR" w:bidi="fr_FR"/>
         </w:rPr>
-        <w:t>φυλάξαι ὑμᾶς ἀπταίστους</w:t>
-      </w:r>
-    </w:p>
-    <w:p>
-      <w:pPr/>
-      <w:r>
-        <w:rPr>
-          <w:lang w:val="fr_FR" w:bidi="fr_FR"/>
-        </w:rPr>
-      </w:r>
-      <w:r>
-        <w:rPr>
-          <w:b/>
-          <w:lang w:val="fr_FR" w:bidi="fr_FR"/>
-        </w:rPr>
         <w:t>« pour préserver de toute chute »</w:t>
       </w:r>
     </w:p>
@@ -16567,21 +14282,6 @@
           <w:b/>
           <w:lang w:val="fr_FR" w:bidi="fr_FR"/>
         </w:rPr>
-        <w:t>τῆς δόξης αὐτοῦ</w:t>
-      </w:r>
-    </w:p>
-    <w:p>
-      <w:pPr/>
-      <w:r>
-        <w:rPr>
-          <w:lang w:val="fr_FR" w:bidi="fr_FR"/>
-        </w:rPr>
-      </w:r>
-      <w:r>
-        <w:rPr>
-          <w:b/>
-          <w:lang w:val="fr_FR" w:bidi="fr_FR"/>
-        </w:rPr>
         <w:t>« sa gloire »</w:t>
       </w:r>
     </w:p>
@@ -16741,21 +14441,6 @@
           <w:b/>
           <w:lang w:val="fr_FR" w:bidi="fr_FR"/>
         </w:rPr>
-        <w:t>μόνῳ Θεῷ Σωτῆρι ἡμῶν</w:t>
-      </w:r>
-    </w:p>
-    <w:p>
-      <w:pPr/>
-      <w:r>
-        <w:rPr>
-          <w:lang w:val="fr_FR" w:bidi="fr_FR"/>
-        </w:rPr>
-      </w:r>
-      <w:r>
-        <w:rPr>
-          <w:b/>
-          <w:lang w:val="fr_FR" w:bidi="fr_FR"/>
-        </w:rPr>
         <w:t>« à Dieu seul, notre Sauveur »</w:t>
       </w:r>
     </w:p>
@@ -16832,21 +14517,6 @@
           <w:b/>
           <w:lang w:val="fr_FR" w:bidi="fr_FR"/>
         </w:rPr>
-        <w:t>Σωτῆρι ἡμῶν</w:t>
-      </w:r>
-    </w:p>
-    <w:p>
-      <w:pPr/>
-      <w:r>
-        <w:rPr>
-          <w:lang w:val="fr_FR" w:bidi="fr_FR"/>
-        </w:rPr>
-      </w:r>
-      <w:r>
-        <w:rPr>
-          <w:b/>
-          <w:lang w:val="fr_FR" w:bidi="fr_FR"/>
-        </w:rPr>
         <w:t>« notre Sauveur »</w:t>
       </w:r>
     </w:p>
@@ -16943,21 +14613,6 @@
           <w:b/>
           <w:lang w:val="fr_FR" w:bidi="fr_FR"/>
         </w:rPr>
-        <w:t>τοῦ Κυρίου ἡμῶν,</w:t>
-      </w:r>
-    </w:p>
-    <w:p>
-      <w:pPr/>
-      <w:r>
-        <w:rPr>
-          <w:lang w:val="fr_FR" w:bidi="fr_FR"/>
-        </w:rPr>
-      </w:r>
-      <w:r>
-        <w:rPr>
-          <w:b/>
-          <w:lang w:val="fr_FR" w:bidi="fr_FR"/>
-        </w:rPr>
         <w:t>« notre Seigneur »</w:t>
       </w:r>
     </w:p>
@@ -17054,21 +14709,6 @@
           <w:b/>
           <w:lang w:val="fr_FR" w:bidi="fr_FR"/>
         </w:rPr>
-        <w:t>μόνῳ Θεῷ &amp; δόξα, μεγαλωσύνη, κράτος, καὶ ἐξουσία</w:t>
-      </w:r>
-    </w:p>
-    <w:p>
-      <w:pPr/>
-      <w:r>
-        <w:rPr>
-          <w:lang w:val="fr_FR" w:bidi="fr_FR"/>
-        </w:rPr>
-      </w:r>
-      <w:r>
-        <w:rPr>
-          <w:b/>
-          <w:lang w:val="fr_FR" w:bidi="fr_FR"/>
-        </w:rPr>
         <w:t>« à Dieu seul »</w:t>
       </w:r>
       <w:r>
@@ -17191,21 +14831,6 @@
           <w:b/>
           <w:lang w:val="fr_FR" w:bidi="fr_FR"/>
         </w:rPr>
-        <w:t>πρὸ παντὸς τοῦ αἰῶνος</w:t>
-      </w:r>
-    </w:p>
-    <w:p>
-      <w:pPr/>
-      <w:r>
-        <w:rPr>
-          <w:lang w:val="fr_FR" w:bidi="fr_FR"/>
-        </w:rPr>
-      </w:r>
-      <w:r>
-        <w:rPr>
-          <w:b/>
-          <w:lang w:val="fr_FR" w:bidi="fr_FR"/>
-        </w:rPr>
         <w:t>« avant tous les temps »</w:t>
       </w:r>
     </w:p>
@@ -17275,21 +14900,6 @@
         <w:rPr>
           <w:lang w:val="fr_FR" w:bidi="fr_FR"/>
         </w:rPr>
-      </w:r>
-    </w:p>
-    <w:p>
-      <w:pPr/>
-      <w:r>
-        <w:rPr>
-          <w:lang w:val="fr_FR" w:bidi="fr_FR"/>
-        </w:rPr>
-      </w:r>
-      <w:r>
-        <w:rPr>
-          <w:b/>
-          <w:lang w:val="fr_FR" w:bidi="fr_FR"/>
-        </w:rPr>
-        <w:t>εἰς πάντας τοὺς αἰῶνας</w:t>
       </w:r>
     </w:p>
     <w:p>

--- a/fra/docx/65.content.docx
+++ b/fra/docx/65.content.docx
@@ -28,15 +28,49 @@
       </w:r>
     </w:p>
     <w:p>
-      <w:pPr/>
-      <w:r>
-        <w:rPr>
-          <w:lang w:val="fr_FR" w:bidi="fr_FR"/>
-        </w:rPr>
-      </w:r>
-      <w:r>
-        <w:rPr>
-          <w:b/>
+      <w:pPr>
+        <w:pStyle w:val="Heading2"/>
+      </w:pPr>
+      <w:r>
+        <w:rPr>
+          <w:lang w:val="fr_FR" w:bidi="fr_FR"/>
+        </w:rPr>
+        <w:t>License Information</w:t>
+      </w:r>
+      <w:r>
+        <w:rPr>
+          <w:lang w:val="fr_FR" w:bidi="fr_FR"/>
+        </w:rPr>
+      </w:r>
+    </w:p>
+    <w:p>
+      <w:pPr/>
+      <w:r>
+        <w:rPr>
+          <w:lang w:val="fr_FR" w:bidi="fr_FR"/>
+        </w:rPr>
+      </w:r>
+      <w:r>
+        <w:rPr>
+          <w:b/>
+          <w:lang w:val="fr_FR" w:bidi="fr_FR"/>
+        </w:rPr>
+        <w:t>Notes de traduction (unfoldingWord)</w:t>
+      </w:r>
+      <w:r>
+        <w:rPr>
+          <w:lang w:val="fr_FR" w:bidi="fr_FR"/>
+        </w:rPr>
+        <w:t xml:space="preserve"> (French) is based on</w:t>
+      </w:r>
+      <w:r>
+        <w:rPr>
+          <w:lang w:val="fr_FR" w:bidi="fr_FR"/>
+        </w:rPr>
+        <w:t xml:space="preserve">: </w:t>
+      </w:r>
+      <w:r>
+        <w:rPr>
           <w:lang w:val="fr_FR" w:bidi="fr_FR"/>
         </w:rPr>
         <w:t>unfoldingWord® Translation Notes</w:t>
@@ -45,31 +79,62 @@
         <w:rPr>
           <w:lang w:val="fr_FR" w:bidi="fr_FR"/>
         </w:rPr>
-        <w:t xml:space="preserve"> © 2022 unfoldingWord. Released under CC BY-SA 4.0 license. </w:t>
-      </w:r>
-      <w:r>
-        <w:rPr>
-          <w:lang w:val="fr_FR" w:bidi="fr_FR"/>
-        </w:rPr>
-        <w:t>unfoldingWord® Translation Notes</w:t>
-      </w:r>
-      <w:r>
-        <w:rPr>
-          <w:lang w:val="fr_FR" w:bidi="fr_FR"/>
-        </w:rPr>
-        <w:t xml:space="preserve"> has been adapted in the following languages: Tok Pisin, Arabic (عربي), French (Français), Hindi (हिंदी), Indonesian (Bahasa Indonesia), Portuguese (Português), Russian (Русский), Spanish (Español), Swahili (Kiswahili), and Simplified Chinese (简体中文) from </w:t>
-      </w:r>
-      <w:r>
-        <w:rPr>
-          <w:lang w:val="fr_FR" w:bidi="fr_FR"/>
-        </w:rPr>
-        <w:t>unfoldingWord® Translation Notes</w:t>
-      </w:r>
-      <w:r>
-        <w:rPr>
-          <w:lang w:val="fr_FR" w:bidi="fr_FR"/>
-        </w:rPr>
-        <w:t xml:space="preserve"> © 2022 unfoldingWord. Released under CC BY-SA 4.0 license by Mission Mutual</w:t>
+        <w:t xml:space="preserve">, </w:t>
+      </w:r>
+      <w:hyperlink r:id="rId13">
+        <w:r>
+          <w:rPr>
+            <w:lang w:val="fr_FR" w:bidi="fr_FR"/>
+          </w:rPr>
+          <w:rPr>
+            <w:color w:val="0000EE"/>
+            <w:u w:val="single"/>
+          </w:rPr>
+          <w:t>unfoldingWord</w:t>
+        </w:r>
+      </w:hyperlink>
+      <w:r>
+        <w:rPr>
+          <w:lang w:val="fr_FR" w:bidi="fr_FR"/>
+        </w:rPr>
+        <w:t xml:space="preserve">, 2022, which is licensed under a </w:t>
+      </w:r>
+      <w:hyperlink r:id="rId14">
+        <w:r>
+          <w:rPr>
+            <w:lang w:val="fr_FR" w:bidi="fr_FR"/>
+          </w:rPr>
+          <w:rPr>
+            <w:color w:val="0000EE"/>
+            <w:u w:val="single"/>
+          </w:rPr>
+          <w:t>CC BY-SA 4.0 license</w:t>
+        </w:r>
+      </w:hyperlink>
+      <w:r>
+        <w:rPr>
+          <w:lang w:val="fr_FR" w:bidi="fr_FR"/>
+        </w:rPr>
+        <w:t>.</w:t>
+      </w:r>
+      <w:r>
+        <w:rPr>
+          <w:lang w:val="fr_FR" w:bidi="fr_FR"/>
+        </w:rPr>
+      </w:r>
+    </w:p>
+    <w:p>
+      <w:pPr/>
+      <w:r>
+        <w:rPr>
+          <w:lang w:val="fr_FR" w:bidi="fr_FR"/>
+        </w:rPr>
+      </w:r>
+      <w:r>
+        <w:rPr>
+          <w:lang w:val="fr_FR" w:bidi="fr_FR"/>
+        </w:rPr>
+        <w:t>This PDF version is provided under the same license.</w:t>
       </w:r>
       <w:r>
         <w:rPr>
@@ -230,6 +295,21 @@
           <w:b/>
           <w:lang w:val="fr_FR" w:bidi="fr_FR"/>
         </w:rPr>
+        <w:t>Ἰούδας</w:t>
+      </w:r>
+    </w:p>
+    <w:p>
+      <w:pPr/>
+      <w:r>
+        <w:rPr>
+          <w:lang w:val="fr_FR" w:bidi="fr_FR"/>
+        </w:rPr>
+      </w:r>
+      <w:r>
+        <w:rPr>
+          <w:b/>
+          <w:lang w:val="fr_FR" w:bidi="fr_FR"/>
+        </w:rPr>
         <w:t>« Jude »</w:t>
       </w:r>
     </w:p>
@@ -313,6 +393,21 @@
           <w:b/>
           <w:lang w:val="fr_FR" w:bidi="fr_FR"/>
         </w:rPr>
+        <w:t>Ἰούδας</w:t>
+      </w:r>
+    </w:p>
+    <w:p>
+      <w:pPr/>
+      <w:r>
+        <w:rPr>
+          <w:lang w:val="fr_FR" w:bidi="fr_FR"/>
+        </w:rPr>
+      </w:r>
+      <w:r>
+        <w:rPr>
+          <w:b/>
+          <w:lang w:val="fr_FR" w:bidi="fr_FR"/>
+        </w:rPr>
         <w:t>« Jude »</w:t>
       </w:r>
     </w:p>
@@ -403,6 +498,21 @@
           <w:b/>
           <w:lang w:val="fr_FR" w:bidi="fr_FR"/>
         </w:rPr>
+        <w:t>Ἰησοῦ Χριστοῦ δοῦλος, ἀδελφὸς δὲ Ἰακώβου</w:t>
+      </w:r>
+    </w:p>
+    <w:p>
+      <w:pPr/>
+      <w:r>
+        <w:rPr>
+          <w:lang w:val="fr_FR" w:bidi="fr_FR"/>
+        </w:rPr>
+      </w:r>
+      <w:r>
+        <w:rPr>
+          <w:b/>
+          <w:lang w:val="fr_FR" w:bidi="fr_FR"/>
+        </w:rPr>
         <w:t>« serviteur de Jésus-Christ, et frère de Jacques »</w:t>
       </w:r>
     </w:p>
@@ -512,6 +622,21 @@
           <w:b/>
           <w:lang w:val="fr_FR" w:bidi="fr_FR"/>
         </w:rPr>
+        <w:t>ἀδελφὸς &amp; Ἰακώβου</w:t>
+      </w:r>
+    </w:p>
+    <w:p>
+      <w:pPr/>
+      <w:r>
+        <w:rPr>
+          <w:lang w:val="fr_FR" w:bidi="fr_FR"/>
+        </w:rPr>
+      </w:r>
+      <w:r>
+        <w:rPr>
+          <w:b/>
+          <w:lang w:val="fr_FR" w:bidi="fr_FR"/>
+        </w:rPr>
         <w:t>« frère de Jacques »</w:t>
       </w:r>
     </w:p>
@@ -602,6 +727,21 @@
           <w:b/>
           <w:lang w:val="fr_FR" w:bidi="fr_FR"/>
         </w:rPr>
+        <w:t>τοῖς</w:t>
+      </w:r>
+    </w:p>
+    <w:p>
+      <w:pPr/>
+      <w:r>
+        <w:rPr>
+          <w:lang w:val="fr_FR" w:bidi="fr_FR"/>
+        </w:rPr>
+      </w:r>
+      <w:r>
+        <w:rPr>
+          <w:b/>
+          <w:lang w:val="fr_FR" w:bidi="fr_FR"/>
+        </w:rPr>
         <w:t>« à ceux qui ont été »</w:t>
       </w:r>
     </w:p>
@@ -685,6 +825,21 @@
           <w:b/>
           <w:lang w:val="fr_FR" w:bidi="fr_FR"/>
         </w:rPr>
+        <w:t>κλητοῖς</w:t>
+      </w:r>
+    </w:p>
+    <w:p>
+      <w:pPr/>
+      <w:r>
+        <w:rPr>
+          <w:lang w:val="fr_FR" w:bidi="fr_FR"/>
+        </w:rPr>
+      </w:r>
+      <w:r>
+        <w:rPr>
+          <w:b/>
+          <w:lang w:val="fr_FR" w:bidi="fr_FR"/>
+        </w:rPr>
         <w:t>« appelées »</w:t>
       </w:r>
     </w:p>
@@ -781,6 +936,21 @@
           <w:b/>
           <w:lang w:val="fr_FR" w:bidi="fr_FR"/>
         </w:rPr>
+        <w:t>ἐν Θεῷ Πατρὶ ἠγαπημένοις</w:t>
+      </w:r>
+    </w:p>
+    <w:p>
+      <w:pPr/>
+      <w:r>
+        <w:rPr>
+          <w:lang w:val="fr_FR" w:bidi="fr_FR"/>
+        </w:rPr>
+      </w:r>
+      <w:r>
+        <w:rPr>
+          <w:b/>
+          <w:lang w:val="fr_FR" w:bidi="fr_FR"/>
+        </w:rPr>
         <w:t xml:space="preserve">« </w:t>
       </w:r>
       <w:r>
@@ -878,6 +1048,21 @@
           <w:b/>
           <w:lang w:val="fr_FR" w:bidi="fr_FR"/>
         </w:rPr>
+        <w:t>Θεῷ Πατρὶ</w:t>
+      </w:r>
+    </w:p>
+    <w:p>
+      <w:pPr/>
+      <w:r>
+        <w:rPr>
+          <w:lang w:val="fr_FR" w:bidi="fr_FR"/>
+        </w:rPr>
+      </w:r>
+      <w:r>
+        <w:rPr>
+          <w:b/>
+          <w:lang w:val="fr_FR" w:bidi="fr_FR"/>
+        </w:rPr>
         <w:t>« Dieu le Père »</w:t>
       </w:r>
     </w:p>
@@ -968,6 +1153,21 @@
           <w:b/>
           <w:lang w:val="fr_FR" w:bidi="fr_FR"/>
         </w:rPr>
+        <w:t>Ἰησοῦ Χριστῷ τετηρημένοις κλητοῖς</w:t>
+      </w:r>
+    </w:p>
+    <w:p>
+      <w:pPr/>
+      <w:r>
+        <w:rPr>
+          <w:lang w:val="fr_FR" w:bidi="fr_FR"/>
+        </w:rPr>
+      </w:r>
+      <w:r>
+        <w:rPr>
+          <w:b/>
+          <w:lang w:val="fr_FR" w:bidi="fr_FR"/>
+        </w:rPr>
         <w:t>« et gardés pour Jésus-Christ »</w:t>
       </w:r>
     </w:p>
@@ -1064,6 +1264,21 @@
           <w:b/>
           <w:lang w:val="fr_FR" w:bidi="fr_FR"/>
         </w:rPr>
+        <w:t>ἔλεος ὑμῖν, καὶ εἰρήνη, καὶ ἀγάπη πληθυνθείη.</w:t>
+      </w:r>
+    </w:p>
+    <w:p>
+      <w:pPr/>
+      <w:r>
+        <w:rPr>
+          <w:lang w:val="fr_FR" w:bidi="fr_FR"/>
+        </w:rPr>
+      </w:r>
+      <w:r>
+        <w:rPr>
+          <w:b/>
+          <w:lang w:val="fr_FR" w:bidi="fr_FR"/>
+        </w:rPr>
         <w:t>« que la miséricorde, la paix et la charité vous soient multipliées »</w:t>
       </w:r>
     </w:p>
@@ -1147,6 +1362,21 @@
           <w:b/>
           <w:lang w:val="fr_FR" w:bidi="fr_FR"/>
         </w:rPr>
+        <w:t>ἔλεος ὑμῖν, καὶ εἰρήνη, καὶ ἀγάπη πληθυνθείη</w:t>
+      </w:r>
+    </w:p>
+    <w:p>
+      <w:pPr/>
+      <w:r>
+        <w:rPr>
+          <w:lang w:val="fr_FR" w:bidi="fr_FR"/>
+        </w:rPr>
+      </w:r>
+      <w:r>
+        <w:rPr>
+          <w:b/>
+          <w:lang w:val="fr_FR" w:bidi="fr_FR"/>
+        </w:rPr>
         <w:t>« que la miséricorde, la paix et l'amour vous soient multipliés »</w:t>
       </w:r>
     </w:p>
@@ -1269,6 +1499,21 @@
           <w:b/>
           <w:lang w:val="fr_FR" w:bidi="fr_FR"/>
         </w:rPr>
+        <w:t>ἔλεος &amp; καὶ εἰρήνη, καὶ ἀγάπη πληθυνθείη.</w:t>
+      </w:r>
+    </w:p>
+    <w:p>
+      <w:pPr/>
+      <w:r>
+        <w:rPr>
+          <w:lang w:val="fr_FR" w:bidi="fr_FR"/>
+        </w:rPr>
+      </w:r>
+      <w:r>
+        <w:rPr>
+          <w:b/>
+          <w:lang w:val="fr_FR" w:bidi="fr_FR"/>
+        </w:rPr>
         <w:t>« que la miséricorde, la paix et l'amour vous soient multipliés »</w:t>
       </w:r>
     </w:p>
@@ -1365,6 +1610,21 @@
           <w:b/>
           <w:lang w:val="fr_FR" w:bidi="fr_FR"/>
         </w:rPr>
+        <w:t>ὑμῖν</w:t>
+      </w:r>
+    </w:p>
+    <w:p>
+      <w:pPr/>
+      <w:r>
+        <w:rPr>
+          <w:lang w:val="fr_FR" w:bidi="fr_FR"/>
+        </w:rPr>
+      </w:r>
+      <w:r>
+        <w:rPr>
+          <w:b/>
+          <w:lang w:val="fr_FR" w:bidi="fr_FR"/>
+        </w:rPr>
         <w:t>« vous »</w:t>
       </w:r>
     </w:p>
@@ -1461,6 +1721,21 @@
           <w:b/>
           <w:lang w:val="fr_FR" w:bidi="fr_FR"/>
         </w:rPr>
+        <w:t>ἀγαπητοί</w:t>
+      </w:r>
+    </w:p>
+    <w:p>
+      <w:pPr/>
+      <w:r>
+        <w:rPr>
+          <w:lang w:val="fr_FR" w:bidi="fr_FR"/>
+        </w:rPr>
+      </w:r>
+      <w:r>
+        <w:rPr>
+          <w:b/>
+          <w:lang w:val="fr_FR" w:bidi="fr_FR"/>
+        </w:rPr>
         <w:t>« Bien-aimés »</w:t>
       </w:r>
     </w:p>
@@ -1551,6 +1826,21 @@
           <w:b/>
           <w:lang w:val="fr_FR" w:bidi="fr_FR"/>
         </w:rPr>
+        <w:t>πᾶσαν σπουδὴν ποιούμενος γράφειν ὑμῖν</w:t>
+      </w:r>
+    </w:p>
+    <w:p>
+      <w:pPr/>
+      <w:r>
+        <w:rPr>
+          <w:lang w:val="fr_FR" w:bidi="fr_FR"/>
+        </w:rPr>
+      </w:r>
+      <w:r>
+        <w:rPr>
+          <w:b/>
+          <w:lang w:val="fr_FR" w:bidi="fr_FR"/>
+        </w:rPr>
         <w:t>« désirais vivement vous écrire au sujet de notre salut commun »</w:t>
       </w:r>
     </w:p>
@@ -1614,6 +1904,21 @@
           <w:b/>
           <w:lang w:val="fr_FR" w:bidi="fr_FR"/>
         </w:rPr>
+        <w:t>περὶ τῆς κοινῆς ἡμῶν σωτηρίας</w:t>
+      </w:r>
+    </w:p>
+    <w:p>
+      <w:pPr/>
+      <w:r>
+        <w:rPr>
+          <w:lang w:val="fr_FR" w:bidi="fr_FR"/>
+        </w:rPr>
+      </w:r>
+      <w:r>
+        <w:rPr>
+          <w:b/>
+          <w:lang w:val="fr_FR" w:bidi="fr_FR"/>
+        </w:rPr>
         <w:t>« au sujet de notre salut commun »</w:t>
       </w:r>
     </w:p>
@@ -1677,6 +1982,21 @@
           <w:b/>
           <w:lang w:val="fr_FR" w:bidi="fr_FR"/>
         </w:rPr>
+        <w:t>περὶ τῆς κοινῆς ἡμῶν σωτηρίας</w:t>
+      </w:r>
+    </w:p>
+    <w:p>
+      <w:pPr/>
+      <w:r>
+        <w:rPr>
+          <w:lang w:val="fr_FR" w:bidi="fr_FR"/>
+        </w:rPr>
+      </w:r>
+      <w:r>
+        <w:rPr>
+          <w:b/>
+          <w:lang w:val="fr_FR" w:bidi="fr_FR"/>
+        </w:rPr>
         <w:t>« au sujet de notre salut commun »</w:t>
       </w:r>
     </w:p>
@@ -1773,6 +2093,21 @@
           <w:b/>
           <w:lang w:val="fr_FR" w:bidi="fr_FR"/>
         </w:rPr>
+        <w:t>ἡμῶν</w:t>
+      </w:r>
+    </w:p>
+    <w:p>
+      <w:pPr/>
+      <w:r>
+        <w:rPr>
+          <w:lang w:val="fr_FR" w:bidi="fr_FR"/>
+        </w:rPr>
+      </w:r>
+      <w:r>
+        <w:rPr>
+          <w:b/>
+          <w:lang w:val="fr_FR" w:bidi="fr_FR"/>
+        </w:rPr>
         <w:t>« notre »</w:t>
       </w:r>
     </w:p>
@@ -1869,6 +2204,21 @@
           <w:b/>
           <w:lang w:val="fr_FR" w:bidi="fr_FR"/>
         </w:rPr>
+        <w:t>ἀνάγκην ἔσχον γράψαι</w:t>
+      </w:r>
+    </w:p>
+    <w:p>
+      <w:pPr/>
+      <w:r>
+        <w:rPr>
+          <w:lang w:val="fr_FR" w:bidi="fr_FR"/>
+        </w:rPr>
+      </w:r>
+      <w:r>
+        <w:rPr>
+          <w:b/>
+          <w:lang w:val="fr_FR" w:bidi="fr_FR"/>
+        </w:rPr>
         <w:t>« je me suis senti obligé de le faire »</w:t>
       </w:r>
     </w:p>
@@ -1965,6 +2315,21 @@
           <w:b/>
           <w:lang w:val="fr_FR" w:bidi="fr_FR"/>
         </w:rPr>
+        <w:t>παρακαλῶν ἐπαγωνίζεσθαι τῇ &amp; πίστει</w:t>
+      </w:r>
+    </w:p>
+    <w:p>
+      <w:pPr/>
+      <w:r>
+        <w:rPr>
+          <w:lang w:val="fr_FR" w:bidi="fr_FR"/>
+        </w:rPr>
+      </w:r>
+      <w:r>
+        <w:rPr>
+          <w:b/>
+          <w:lang w:val="fr_FR" w:bidi="fr_FR"/>
+        </w:rPr>
         <w:t>« Exhorter à combattre pour la foi »</w:t>
       </w:r>
     </w:p>
@@ -2060,6 +2425,21 @@
           <w:b/>
           <w:lang w:val="fr_FR" w:bidi="fr_FR"/>
         </w:rPr>
+        <w:t>παρακαλῶν ἐπαγωνίζεσθαι τῇ &amp; πίστει</w:t>
+      </w:r>
+    </w:p>
+    <w:p>
+      <w:pPr/>
+      <w:r>
+        <w:rPr>
+          <w:lang w:val="fr_FR" w:bidi="fr_FR"/>
+        </w:rPr>
+      </w:r>
+      <w:r>
+        <w:rPr>
+          <w:b/>
+          <w:lang w:val="fr_FR" w:bidi="fr_FR"/>
+        </w:rPr>
         <w:t>« vous exhorter à combattre pour la foi »</w:t>
       </w:r>
     </w:p>
@@ -2143,6 +2523,21 @@
           <w:b/>
           <w:lang w:val="fr_FR" w:bidi="fr_FR"/>
         </w:rPr>
+        <w:t>τῇ ἅπαξ παραδοθείσῃ τοῖς ἁγίοις πίστει</w:t>
+      </w:r>
+    </w:p>
+    <w:p>
+      <w:pPr/>
+      <w:r>
+        <w:rPr>
+          <w:lang w:val="fr_FR" w:bidi="fr_FR"/>
+        </w:rPr>
+      </w:r>
+      <w:r>
+        <w:rPr>
+          <w:b/>
+          <w:lang w:val="fr_FR" w:bidi="fr_FR"/>
+        </w:rPr>
         <w:t>« pour la foi qui a été transmise aux saints »</w:t>
       </w:r>
     </w:p>
@@ -2239,6 +2634,21 @@
           <w:b/>
           <w:lang w:val="fr_FR" w:bidi="fr_FR"/>
         </w:rPr>
+        <w:t>ἅπαξ</w:t>
+      </w:r>
+    </w:p>
+    <w:p>
+      <w:pPr/>
+      <w:r>
+        <w:rPr>
+          <w:lang w:val="fr_FR" w:bidi="fr_FR"/>
+        </w:rPr>
+      </w:r>
+      <w:r>
+        <w:rPr>
+          <w:b/>
+          <w:lang w:val="fr_FR" w:bidi="fr_FR"/>
+        </w:rPr>
         <w:t>« une fois pour toutes »</w:t>
       </w:r>
     </w:p>
@@ -2328,6 +2738,21 @@
           <w:b/>
           <w:lang w:val="fr_FR" w:bidi="fr_FR"/>
         </w:rPr>
+        <w:t>γάρ</w:t>
+      </w:r>
+    </w:p>
+    <w:p>
+      <w:pPr/>
+      <w:r>
+        <w:rPr>
+          <w:lang w:val="fr_FR" w:bidi="fr_FR"/>
+        </w:rPr>
+      </w:r>
+      <w:r>
+        <w:rPr>
+          <w:b/>
+          <w:lang w:val="fr_FR" w:bidi="fr_FR"/>
+        </w:rPr>
         <w:t>« Car »</w:t>
       </w:r>
     </w:p>
@@ -2424,6 +2849,21 @@
           <w:b/>
           <w:lang w:val="fr_FR" w:bidi="fr_FR"/>
         </w:rPr>
+        <w:t>παρεισέδυσαν γάρ τινες ἄνθρωποι</w:t>
+      </w:r>
+    </w:p>
+    <w:p>
+      <w:pPr/>
+      <w:r>
+        <w:rPr>
+          <w:lang w:val="fr_FR" w:bidi="fr_FR"/>
+        </w:rPr>
+      </w:r>
+      <w:r>
+        <w:rPr>
+          <w:b/>
+          <w:lang w:val="fr_FR" w:bidi="fr_FR"/>
+        </w:rPr>
         <w:t>« Car il s’est glissé parmi vous certains hommes »</w:t>
       </w:r>
     </w:p>
@@ -2487,6 +2927,21 @@
           <w:b/>
           <w:lang w:val="fr_FR" w:bidi="fr_FR"/>
         </w:rPr>
+        <w:t>παρεισέδυσαν γάρ τινες ἄνθρωποι</w:t>
+      </w:r>
+    </w:p>
+    <w:p>
+      <w:pPr/>
+      <w:r>
+        <w:rPr>
+          <w:lang w:val="fr_FR" w:bidi="fr_FR"/>
+        </w:rPr>
+      </w:r>
+      <w:r>
+        <w:rPr>
+          <w:b/>
+          <w:lang w:val="fr_FR" w:bidi="fr_FR"/>
+        </w:rPr>
         <w:t>« Car il s’est glissé parmi vous certains hommes »</w:t>
       </w:r>
     </w:p>
@@ -2503,7 +2958,7 @@
         </w:rPr>
         <w:t xml:space="preserve">Dans cette phrase, Jude omet certains mots qui sont nécessaires dans de nombreuses langues pour former une phrase complète. Si ces mots sont requis dans votre langue, ils peuvent être déduits du verset </w:t>
       </w:r>
-      <w:hyperlink r:id="rId13">
+      <w:hyperlink r:id="rId15">
         <w:r>
           <w:rPr>
             <w:lang w:val="fr_FR" w:bidi="fr_FR"/>
@@ -2588,6 +3043,21 @@
           <w:b/>
           <w:lang w:val="fr_FR" w:bidi="fr_FR"/>
         </w:rPr>
+        <w:t>οἱ πάλαι προγεγραμμένοι εἰς τοῦτο τὸ κρίμα</w:t>
+      </w:r>
+    </w:p>
+    <w:p>
+      <w:pPr/>
+      <w:r>
+        <w:rPr>
+          <w:lang w:val="fr_FR" w:bidi="fr_FR"/>
+        </w:rPr>
+      </w:r>
+      <w:r>
+        <w:rPr>
+          <w:b/>
+          <w:lang w:val="fr_FR" w:bidi="fr_FR"/>
+        </w:rPr>
         <w:t>« dont la condamnation est écrite depuis longtemps »</w:t>
       </w:r>
     </w:p>
@@ -2684,6 +3154,21 @@
           <w:b/>
           <w:lang w:val="fr_FR" w:bidi="fr_FR"/>
         </w:rPr>
+        <w:t>εἰς τοῦτο τὸ κρίμα</w:t>
+      </w:r>
+    </w:p>
+    <w:p>
+      <w:pPr/>
+      <w:r>
+        <w:rPr>
+          <w:lang w:val="fr_FR" w:bidi="fr_FR"/>
+        </w:rPr>
+      </w:r>
+      <w:r>
+        <w:rPr>
+          <w:b/>
+          <w:lang w:val="fr_FR" w:bidi="fr_FR"/>
+        </w:rPr>
         <w:t>« dont la condamnation »</w:t>
       </w:r>
     </w:p>
@@ -2780,6 +3265,21 @@
           <w:b/>
           <w:lang w:val="fr_FR" w:bidi="fr_FR"/>
         </w:rPr>
+        <w:t>ἀσεβεῖς</w:t>
+      </w:r>
+    </w:p>
+    <w:p>
+      <w:pPr/>
+      <w:r>
+        <w:rPr>
+          <w:lang w:val="fr_FR" w:bidi="fr_FR"/>
+        </w:rPr>
+      </w:r>
+      <w:r>
+        <w:rPr>
+          <w:b/>
+          <w:lang w:val="fr_FR" w:bidi="fr_FR"/>
+        </w:rPr>
         <w:t>« impies »</w:t>
       </w:r>
     </w:p>
@@ -2876,6 +3376,21 @@
           <w:b/>
           <w:lang w:val="fr_FR" w:bidi="fr_FR"/>
         </w:rPr>
+        <w:t>τὴν τοῦ Θεοῦ ἡμῶν χάριτα μετατιθέντες εἰς ἀσέλγειαν</w:t>
+      </w:r>
+    </w:p>
+    <w:p>
+      <w:pPr/>
+      <w:r>
+        <w:rPr>
+          <w:lang w:val="fr_FR" w:bidi="fr_FR"/>
+        </w:rPr>
+      </w:r>
+      <w:r>
+        <w:rPr>
+          <w:b/>
+          <w:lang w:val="fr_FR" w:bidi="fr_FR"/>
+        </w:rPr>
         <w:t>« qui changent la grâce de notre Dieu en dissolution »</w:t>
       </w:r>
     </w:p>
@@ -2972,6 +3487,21 @@
           <w:b/>
           <w:lang w:val="fr_FR" w:bidi="fr_FR"/>
         </w:rPr>
+        <w:t>ἡμῶν &amp; ἡμῶν</w:t>
+      </w:r>
+    </w:p>
+    <w:p>
+      <w:pPr/>
+      <w:r>
+        <w:rPr>
+          <w:lang w:val="fr_FR" w:bidi="fr_FR"/>
+        </w:rPr>
+      </w:r>
+      <w:r>
+        <w:rPr>
+          <w:b/>
+          <w:lang w:val="fr_FR" w:bidi="fr_FR"/>
+        </w:rPr>
         <w:t>« notre »</w:t>
       </w:r>
       <w:r>
@@ -3081,6 +3611,21 @@
           <w:b/>
           <w:lang w:val="fr_FR" w:bidi="fr_FR"/>
         </w:rPr>
+        <w:t>τὴν τοῦ Θεοῦ ἡμῶν χάριτα</w:t>
+      </w:r>
+    </w:p>
+    <w:p>
+      <w:pPr/>
+      <w:r>
+        <w:rPr>
+          <w:lang w:val="fr_FR" w:bidi="fr_FR"/>
+        </w:rPr>
+      </w:r>
+      <w:r>
+        <w:rPr>
+          <w:b/>
+          <w:lang w:val="fr_FR" w:bidi="fr_FR"/>
+        </w:rPr>
         <w:t>« la grâce de notre Dieu »</w:t>
       </w:r>
     </w:p>
@@ -3177,6 +3722,21 @@
           <w:b/>
           <w:lang w:val="fr_FR" w:bidi="fr_FR"/>
         </w:rPr>
+        <w:t>εἰς ἀσέλγειαν</w:t>
+      </w:r>
+    </w:p>
+    <w:p>
+      <w:pPr/>
+      <w:r>
+        <w:rPr>
+          <w:lang w:val="fr_FR" w:bidi="fr_FR"/>
+        </w:rPr>
+      </w:r>
+      <w:r>
+        <w:rPr>
+          <w:b/>
+          <w:lang w:val="fr_FR" w:bidi="fr_FR"/>
+        </w:rPr>
         <w:t>« en dissolution »</w:t>
       </w:r>
     </w:p>
@@ -3273,6 +3833,21 @@
           <w:b/>
           <w:lang w:val="fr_FR" w:bidi="fr_FR"/>
         </w:rPr>
+        <w:t>τὸν μόνον Δεσπότην καὶ Κύριον ἡμῶν, Ἰησοῦν Χριστὸν, ἀρνούμενοι</w:t>
+      </w:r>
+    </w:p>
+    <w:p>
+      <w:pPr/>
+      <w:r>
+        <w:rPr>
+          <w:lang w:val="fr_FR" w:bidi="fr_FR"/>
+        </w:rPr>
+      </w:r>
+      <w:r>
+        <w:rPr>
+          <w:b/>
+          <w:lang w:val="fr_FR" w:bidi="fr_FR"/>
+        </w:rPr>
         <w:t>« et qui renient notre seul maître et Seigneur Jésus-Christ »</w:t>
       </w:r>
     </w:p>
@@ -3336,6 +3911,21 @@
           <w:b/>
           <w:lang w:val="fr_FR" w:bidi="fr_FR"/>
         </w:rPr>
+        <w:t>τὸν μόνον Δεσπότην καὶ Κύριον ἡμῶν</w:t>
+      </w:r>
+    </w:p>
+    <w:p>
+      <w:pPr/>
+      <w:r>
+        <w:rPr>
+          <w:lang w:val="fr_FR" w:bidi="fr_FR"/>
+        </w:rPr>
+      </w:r>
+      <w:r>
+        <w:rPr>
+          <w:b/>
+          <w:lang w:val="fr_FR" w:bidi="fr_FR"/>
+        </w:rPr>
         <w:t>« notre seul Maître et Seigneur »</w:t>
       </w:r>
     </w:p>
@@ -3471,6 +4061,21 @@
           <w:b/>
           <w:lang w:val="fr_FR" w:bidi="fr_FR"/>
         </w:rPr>
+        <w:t>ὑπομνῆσαι &amp; ὑμᾶς βούλομαι, εἰδότας ὑμᾶς ἅπαξ πάντα</w:t>
+      </w:r>
+    </w:p>
+    <w:p>
+      <w:pPr/>
+      <w:r>
+        <w:rPr>
+          <w:lang w:val="fr_FR" w:bidi="fr_FR"/>
+        </w:rPr>
+      </w:r>
+      <w:r>
+        <w:rPr>
+          <w:b/>
+          <w:lang w:val="fr_FR" w:bidi="fr_FR"/>
+        </w:rPr>
         <w:t>« Je veux vous rappeler, à vous qui savez fort bien toutes ces choses »</w:t>
       </w:r>
     </w:p>
@@ -3554,6 +4159,21 @@
           <w:b/>
           <w:lang w:val="fr_FR" w:bidi="fr_FR"/>
         </w:rPr>
+        <w:t>πάντα</w:t>
+      </w:r>
+    </w:p>
+    <w:p>
+      <w:pPr/>
+      <w:r>
+        <w:rPr>
+          <w:lang w:val="fr_FR" w:bidi="fr_FR"/>
+        </w:rPr>
+      </w:r>
+      <w:r>
+        <w:rPr>
+          <w:b/>
+          <w:lang w:val="fr_FR" w:bidi="fr_FR"/>
+        </w:rPr>
         <w:t>« toutes ces choses »</w:t>
       </w:r>
     </w:p>
@@ -3650,6 +4270,21 @@
           <w:b/>
           <w:lang w:val="fr_FR" w:bidi="fr_FR"/>
         </w:rPr>
+        <w:t>ὅτι Ἰησοῦς</w:t>
+      </w:r>
+    </w:p>
+    <w:p>
+      <w:pPr/>
+      <w:r>
+        <w:rPr>
+          <w:lang w:val="fr_FR" w:bidi="fr_FR"/>
+        </w:rPr>
+      </w:r>
+      <w:r>
+        <w:rPr>
+          <w:b/>
+          <w:lang w:val="fr_FR" w:bidi="fr_FR"/>
+        </w:rPr>
         <w:t>« que le Seigneur »</w:t>
       </w:r>
     </w:p>
@@ -3733,6 +4368,21 @@
           <w:b/>
           <w:lang w:val="fr_FR" w:bidi="fr_FR"/>
         </w:rPr>
+        <w:t>λαὸν ἐκ γῆς Αἰγύπτου σώσας</w:t>
+      </w:r>
+    </w:p>
+    <w:p>
+      <w:pPr/>
+      <w:r>
+        <w:rPr>
+          <w:lang w:val="fr_FR" w:bidi="fr_FR"/>
+        </w:rPr>
+      </w:r>
+      <w:r>
+        <w:rPr>
+          <w:b/>
+          <w:lang w:val="fr_FR" w:bidi="fr_FR"/>
+        </w:rPr>
         <w:t>« après avoir sauvé le peuple et l’avoir tiré du pays d’Égypte »</w:t>
       </w:r>
     </w:p>
@@ -3796,6 +4446,21 @@
           <w:b/>
           <w:lang w:val="fr_FR" w:bidi="fr_FR"/>
         </w:rPr>
+        <w:t>λαὸν ἐκ γῆς Αἰγύπτου σώσας</w:t>
+      </w:r>
+    </w:p>
+    <w:p>
+      <w:pPr/>
+      <w:r>
+        <w:rPr>
+          <w:lang w:val="fr_FR" w:bidi="fr_FR"/>
+        </w:rPr>
+      </w:r>
+      <w:r>
+        <w:rPr>
+          <w:b/>
+          <w:lang w:val="fr_FR" w:bidi="fr_FR"/>
+        </w:rPr>
         <w:t>« après avoir sauvé le peuple et l’avoir tiré du pays d’Égypte »</w:t>
       </w:r>
     </w:p>
@@ -3892,6 +4557,21 @@
           <w:b/>
           <w:lang w:val="fr_FR" w:bidi="fr_FR"/>
         </w:rPr>
+        <w:t>τοὺς μὴ τηρήσαντας τὴν ἑαυτῶν ἀρχὴν</w:t>
+      </w:r>
+    </w:p>
+    <w:p>
+      <w:pPr/>
+      <w:r>
+        <w:rPr>
+          <w:lang w:val="fr_FR" w:bidi="fr_FR"/>
+        </w:rPr>
+      </w:r>
+      <w:r>
+        <w:rPr>
+          <w:b/>
+          <w:lang w:val="fr_FR" w:bidi="fr_FR"/>
+        </w:rPr>
         <w:t>« qui n'ont pas gardé leur dignité »</w:t>
       </w:r>
     </w:p>
@@ -3988,6 +4668,21 @@
           <w:b/>
           <w:lang w:val="fr_FR" w:bidi="fr_FR"/>
         </w:rPr>
+        <w:t>τὴν ἑαυτῶν ἀρχὴν</w:t>
+      </w:r>
+    </w:p>
+    <w:p>
+      <w:pPr/>
+      <w:r>
+        <w:rPr>
+          <w:lang w:val="fr_FR" w:bidi="fr_FR"/>
+        </w:rPr>
+      </w:r>
+      <w:r>
+        <w:rPr>
+          <w:b/>
+          <w:lang w:val="fr_FR" w:bidi="fr_FR"/>
+        </w:rPr>
         <w:t>« leur propre demeure »</w:t>
       </w:r>
     </w:p>
@@ -4064,6 +4759,21 @@
           <w:b/>
           <w:lang w:val="fr_FR" w:bidi="fr_FR"/>
         </w:rPr>
+        <w:t>δεσμοῖς ἀϊδίοις ὑπὸ ζόφον τετήρηκεν</w:t>
+      </w:r>
+    </w:p>
+    <w:p>
+      <w:pPr/>
+      <w:r>
+        <w:rPr>
+          <w:lang w:val="fr_FR" w:bidi="fr_FR"/>
+        </w:rPr>
+      </w:r>
+      <w:r>
+        <w:rPr>
+          <w:b/>
+          <w:lang w:val="fr_FR" w:bidi="fr_FR"/>
+        </w:rPr>
         <w:t>« il a réservé pour le jugement du grand jour, enchaînés éternellement par les ténèbres »</w:t>
       </w:r>
     </w:p>
@@ -4160,6 +4870,21 @@
           <w:b/>
           <w:lang w:val="fr_FR" w:bidi="fr_FR"/>
         </w:rPr>
+        <w:t>δεσμοῖς ἀϊδίοις &amp; τετήρηκεν</w:t>
+      </w:r>
+    </w:p>
+    <w:p>
+      <w:pPr/>
+      <w:r>
+        <w:rPr>
+          <w:lang w:val="fr_FR" w:bidi="fr_FR"/>
+        </w:rPr>
+      </w:r>
+      <w:r>
+        <w:rPr>
+          <w:b/>
+          <w:lang w:val="fr_FR" w:bidi="fr_FR"/>
+        </w:rPr>
         <w:t>« enchaînés éternellement »</w:t>
       </w:r>
     </w:p>
@@ -4236,6 +4961,21 @@
           <w:b/>
           <w:lang w:val="fr_FR" w:bidi="fr_FR"/>
         </w:rPr>
+        <w:t>ὑπὸ ζόφον</w:t>
+      </w:r>
+    </w:p>
+    <w:p>
+      <w:pPr/>
+      <w:r>
+        <w:rPr>
+          <w:lang w:val="fr_FR" w:bidi="fr_FR"/>
+        </w:rPr>
+      </w:r>
+      <w:r>
+        <w:rPr>
+          <w:b/>
+          <w:lang w:val="fr_FR" w:bidi="fr_FR"/>
+        </w:rPr>
         <w:t>« par les ténèbres »</w:t>
       </w:r>
     </w:p>
@@ -4332,6 +5072,21 @@
           <w:b/>
           <w:lang w:val="fr_FR" w:bidi="fr_FR"/>
         </w:rPr>
+        <w:t>εἰς κρίσιν μεγάλης ἡμέρας</w:t>
+      </w:r>
+    </w:p>
+    <w:p>
+      <w:pPr/>
+      <w:r>
+        <w:rPr>
+          <w:lang w:val="fr_FR" w:bidi="fr_FR"/>
+        </w:rPr>
+      </w:r>
+      <w:r>
+        <w:rPr>
+          <w:b/>
+          <w:lang w:val="fr_FR" w:bidi="fr_FR"/>
+        </w:rPr>
         <w:t>« pour le jugement du grand jour »</w:t>
       </w:r>
     </w:p>
@@ -4415,6 +5170,21 @@
           <w:b/>
           <w:lang w:val="fr_FR" w:bidi="fr_FR"/>
         </w:rPr>
+        <w:t>εἰς κρίσιν μεγάλης ἡμέρας</w:t>
+      </w:r>
+    </w:p>
+    <w:p>
+      <w:pPr/>
+      <w:r>
+        <w:rPr>
+          <w:lang w:val="fr_FR" w:bidi="fr_FR"/>
+        </w:rPr>
+      </w:r>
+      <w:r>
+        <w:rPr>
+          <w:b/>
+          <w:lang w:val="fr_FR" w:bidi="fr_FR"/>
+        </w:rPr>
         <w:t>« pour le jugement du grand jour »</w:t>
       </w:r>
     </w:p>
@@ -4511,6 +5281,21 @@
           <w:b/>
           <w:lang w:val="fr_FR" w:bidi="fr_FR"/>
         </w:rPr>
+        <w:t>μεγάλης ἡμέρας</w:t>
+      </w:r>
+    </w:p>
+    <w:p>
+      <w:pPr/>
+      <w:r>
+        <w:rPr>
+          <w:lang w:val="fr_FR" w:bidi="fr_FR"/>
+        </w:rPr>
+      </w:r>
+      <w:r>
+        <w:rPr>
+          <w:b/>
+          <w:lang w:val="fr_FR" w:bidi="fr_FR"/>
+        </w:rPr>
         <w:t>« du grand jour »</w:t>
       </w:r>
     </w:p>
@@ -4619,6 +5404,21 @@
           <w:b/>
           <w:lang w:val="fr_FR" w:bidi="fr_FR"/>
         </w:rPr>
+        <w:t>Σόδομα καὶ Γόμορρα, καὶ αἱ περὶ αὐτὰς πόλεις</w:t>
+      </w:r>
+    </w:p>
+    <w:p>
+      <w:pPr/>
+      <w:r>
+        <w:rPr>
+          <w:lang w:val="fr_FR" w:bidi="fr_FR"/>
+        </w:rPr>
+      </w:r>
+      <w:r>
+        <w:rPr>
+          <w:b/>
+          <w:lang w:val="fr_FR" w:bidi="fr_FR"/>
+        </w:rPr>
         <w:t>« Sodome et Gomorrhe et les villes voisines »</w:t>
       </w:r>
     </w:p>
@@ -4741,6 +5541,21 @@
           <w:b/>
           <w:lang w:val="fr_FR" w:bidi="fr_FR"/>
         </w:rPr>
+        <w:t>τὸν ὅμοιον τρόπον τούτοις</w:t>
+      </w:r>
+    </w:p>
+    <w:p>
+      <w:pPr/>
+      <w:r>
+        <w:rPr>
+          <w:lang w:val="fr_FR" w:bidi="fr_FR"/>
+        </w:rPr>
+      </w:r>
+      <w:r>
+        <w:rPr>
+          <w:b/>
+          <w:lang w:val="fr_FR" w:bidi="fr_FR"/>
+        </w:rPr>
         <w:t>« comme eux »</w:t>
       </w:r>
     </w:p>
@@ -4837,6 +5652,21 @@
           <w:b/>
           <w:lang w:val="fr_FR" w:bidi="fr_FR"/>
         </w:rPr>
+        <w:t>ἐκπορνεύσασαι</w:t>
+      </w:r>
+    </w:p>
+    <w:p>
+      <w:pPr/>
+      <w:r>
+        <w:rPr>
+          <w:lang w:val="fr_FR" w:bidi="fr_FR"/>
+        </w:rPr>
+      </w:r>
+      <w:r>
+        <w:rPr>
+          <w:b/>
+          <w:lang w:val="fr_FR" w:bidi="fr_FR"/>
+        </w:rPr>
         <w:t>«qui se livrèrent comme eux à l’impudicité »</w:t>
       </w:r>
     </w:p>
@@ -4933,6 +5763,21 @@
           <w:b/>
           <w:lang w:val="fr_FR" w:bidi="fr_FR"/>
         </w:rPr>
+        <w:t>καὶ ἀπελθοῦσαι ὀπίσω σαρκὸς ἑτέρας</w:t>
+      </w:r>
+    </w:p>
+    <w:p>
+      <w:pPr/>
+      <w:r>
+        <w:rPr>
+          <w:lang w:val="fr_FR" w:bidi="fr_FR"/>
+        </w:rPr>
+      </w:r>
+      <w:r>
+        <w:rPr>
+          <w:b/>
+          <w:lang w:val="fr_FR" w:bidi="fr_FR"/>
+        </w:rPr>
         <w:t>« et à des vices contre nature »</w:t>
       </w:r>
     </w:p>
@@ -5022,6 +5867,21 @@
           <w:b/>
           <w:lang w:val="fr_FR" w:bidi="fr_FR"/>
         </w:rPr>
+        <w:t>σαρκὸς ἑτέρας</w:t>
+      </w:r>
+    </w:p>
+    <w:p>
+      <w:pPr/>
+      <w:r>
+        <w:rPr>
+          <w:lang w:val="fr_FR" w:bidi="fr_FR"/>
+        </w:rPr>
+      </w:r>
+      <w:r>
+        <w:rPr>
+          <w:b/>
+          <w:lang w:val="fr_FR" w:bidi="fr_FR"/>
+        </w:rPr>
         <w:t>« des vices contre nature »</w:t>
       </w:r>
     </w:p>
@@ -5104,6 +5964,21 @@
           <w:b/>
           <w:lang w:val="fr_FR" w:bidi="fr_FR"/>
         </w:rPr>
+        <w:t>πρόκεινται δεῖγμα</w:t>
+      </w:r>
+    </w:p>
+    <w:p>
+      <w:pPr/>
+      <w:r>
+        <w:rPr>
+          <w:lang w:val="fr_FR" w:bidi="fr_FR"/>
+        </w:rPr>
+      </w:r>
+      <w:r>
+        <w:rPr>
+          <w:b/>
+          <w:lang w:val="fr_FR" w:bidi="fr_FR"/>
+        </w:rPr>
         <w:t>« sont données en exemple »</w:t>
       </w:r>
     </w:p>
@@ -5200,6 +6075,21 @@
           <w:b/>
           <w:lang w:val="fr_FR" w:bidi="fr_FR"/>
         </w:rPr>
+        <w:t>πυρὸς αἰωνίου δίκην ὑπέχουσαι</w:t>
+      </w:r>
+    </w:p>
+    <w:p>
+      <w:pPr/>
+      <w:r>
+        <w:rPr>
+          <w:lang w:val="fr_FR" w:bidi="fr_FR"/>
+        </w:rPr>
+      </w:r>
+      <w:r>
+        <w:rPr>
+          <w:b/>
+          <w:lang w:val="fr_FR" w:bidi="fr_FR"/>
+        </w:rPr>
         <w:t>« subissant la peine d’un feu éternel »</w:t>
       </w:r>
     </w:p>
@@ -5296,6 +6186,21 @@
           <w:b/>
           <w:lang w:val="fr_FR" w:bidi="fr_FR"/>
         </w:rPr>
+        <w:t>ὁμοίως</w:t>
+      </w:r>
+    </w:p>
+    <w:p>
+      <w:pPr/>
+      <w:r>
+        <w:rPr>
+          <w:lang w:val="fr_FR" w:bidi="fr_FR"/>
+        </w:rPr>
+      </w:r>
+      <w:r>
+        <w:rPr>
+          <w:b/>
+          <w:lang w:val="fr_FR" w:bidi="fr_FR"/>
+        </w:rPr>
         <w:t>« aussi »</w:t>
       </w:r>
     </w:p>
@@ -5325,7 +6230,7 @@
         </w:rPr>
         <w:t xml:space="preserve"> rapporte à l'immoralité sexuelle des habitants de Sodome et Gomorrhe mentionnée dans le verset précédent, et possiblement au comportement inapproprié des anges méchants mentionné au verset </w:t>
       </w:r>
-      <w:hyperlink r:id="rId14">
+      <w:hyperlink r:id="rId16">
         <w:r>
           <w:rPr>
             <w:lang w:val="fr_FR" w:bidi="fr_FR"/>
@@ -5410,6 +6315,21 @@
           <w:b/>
           <w:lang w:val="fr_FR" w:bidi="fr_FR"/>
         </w:rPr>
+        <w:t>οὗτοι ἐνυπνιαζόμενοι</w:t>
+      </w:r>
+    </w:p>
+    <w:p>
+      <w:pPr/>
+      <w:r>
+        <w:rPr>
+          <w:lang w:val="fr_FR" w:bidi="fr_FR"/>
+        </w:rPr>
+      </w:r>
+      <w:r>
+        <w:rPr>
+          <w:b/>
+          <w:lang w:val="fr_FR" w:bidi="fr_FR"/>
+        </w:rPr>
         <w:t>« ces hommes »</w:t>
       </w:r>
     </w:p>
@@ -5439,7 +6359,7 @@
         </w:rPr>
         <w:t xml:space="preserve"> désigne les faux enseignants introduits au verset </w:t>
       </w:r>
-      <w:hyperlink r:id="rId15">
+      <w:hyperlink r:id="rId17">
         <w:r>
           <w:rPr>
             <w:lang w:val="fr_FR" w:bidi="fr_FR"/>
@@ -5524,6 +6444,21 @@
           <w:b/>
           <w:lang w:val="fr_FR" w:bidi="fr_FR"/>
         </w:rPr>
+        <w:t>σάρκα μὲν μιαίνουσιν</w:t>
+      </w:r>
+    </w:p>
+    <w:p>
+      <w:pPr/>
+      <w:r>
+        <w:rPr>
+          <w:lang w:val="fr_FR" w:bidi="fr_FR"/>
+        </w:rPr>
+      </w:r>
+      <w:r>
+        <w:rPr>
+          <w:b/>
+          <w:lang w:val="fr_FR" w:bidi="fr_FR"/>
+        </w:rPr>
         <w:t>« souillent pareillement leur chair »</w:t>
       </w:r>
     </w:p>
@@ -5620,6 +6555,21 @@
           <w:b/>
           <w:lang w:val="fr_FR" w:bidi="fr_FR"/>
         </w:rPr>
+        <w:t>κυριότητα</w:t>
+      </w:r>
+    </w:p>
+    <w:p>
+      <w:pPr/>
+      <w:r>
+        <w:rPr>
+          <w:lang w:val="fr_FR" w:bidi="fr_FR"/>
+        </w:rPr>
+      </w:r>
+      <w:r>
+        <w:rPr>
+          <w:b/>
+          <w:lang w:val="fr_FR" w:bidi="fr_FR"/>
+        </w:rPr>
         <w:t>« l'autorité »</w:t>
       </w:r>
     </w:p>
@@ -5696,6 +6646,21 @@
           <w:b/>
           <w:lang w:val="fr_FR" w:bidi="fr_FR"/>
         </w:rPr>
+        <w:t>κυριότητα &amp; ἀθετοῦσιν</w:t>
+      </w:r>
+    </w:p>
+    <w:p>
+      <w:pPr/>
+      <w:r>
+        <w:rPr>
+          <w:lang w:val="fr_FR" w:bidi="fr_FR"/>
+        </w:rPr>
+      </w:r>
+      <w:r>
+        <w:rPr>
+          <w:b/>
+          <w:lang w:val="fr_FR" w:bidi="fr_FR"/>
+        </w:rPr>
         <w:t>« méprisent l'autorité »</w:t>
       </w:r>
     </w:p>
@@ -5868,6 +6833,21 @@
           <w:b/>
           <w:lang w:val="fr_FR" w:bidi="fr_FR"/>
         </w:rPr>
+        <w:t>κρίσιν ἐπενεγκεῖν βλασφημίας</w:t>
+      </w:r>
+    </w:p>
+    <w:p>
+      <w:pPr/>
+      <w:r>
+        <w:rPr>
+          <w:lang w:val="fr_FR" w:bidi="fr_FR"/>
+        </w:rPr>
+      </w:r>
+      <w:r>
+        <w:rPr>
+          <w:b/>
+          <w:lang w:val="fr_FR" w:bidi="fr_FR"/>
+        </w:rPr>
         <w:t>« n’osa pas porter contre lui un jugement injurieux »</w:t>
       </w:r>
     </w:p>
@@ -5977,6 +6957,21 @@
           <w:b/>
           <w:lang w:val="fr_FR" w:bidi="fr_FR"/>
         </w:rPr>
+        <w:t>κρίσιν ἐπενεγκεῖν βλασφημίας</w:t>
+      </w:r>
+    </w:p>
+    <w:p>
+      <w:pPr/>
+      <w:r>
+        <w:rPr>
+          <w:lang w:val="fr_FR" w:bidi="fr_FR"/>
+        </w:rPr>
+      </w:r>
+      <w:r>
+        <w:rPr>
+          <w:b/>
+          <w:lang w:val="fr_FR" w:bidi="fr_FR"/>
+        </w:rPr>
         <w:t>« porter contre lui un jugement injurieux »</w:t>
       </w:r>
     </w:p>
@@ -6073,6 +7068,21 @@
           <w:b/>
           <w:lang w:val="fr_FR" w:bidi="fr_FR"/>
         </w:rPr>
+        <w:t>κρίσιν ἐπενεγκεῖν βλασφημίας</w:t>
+      </w:r>
+    </w:p>
+    <w:p>
+      <w:pPr/>
+      <w:r>
+        <w:rPr>
+          <w:lang w:val="fr_FR" w:bidi="fr_FR"/>
+        </w:rPr>
+      </w:r>
+      <w:r>
+        <w:rPr>
+          <w:b/>
+          <w:lang w:val="fr_FR" w:bidi="fr_FR"/>
+        </w:rPr>
         <w:t>« porter contre lui un jugement injurieux »</w:t>
       </w:r>
     </w:p>
@@ -6183,6 +7193,21 @@
           <w:b/>
           <w:lang w:val="fr_FR" w:bidi="fr_FR"/>
         </w:rPr>
+        <w:t>οὗτοι</w:t>
+      </w:r>
+    </w:p>
+    <w:p>
+      <w:pPr/>
+      <w:r>
+        <w:rPr>
+          <w:lang w:val="fr_FR" w:bidi="fr_FR"/>
+        </w:rPr>
+      </w:r>
+      <w:r>
+        <w:rPr>
+          <w:b/>
+          <w:lang w:val="fr_FR" w:bidi="fr_FR"/>
+        </w:rPr>
         <w:t>« Eux »</w:t>
       </w:r>
     </w:p>
@@ -6212,7 +7237,7 @@
         </w:rPr>
         <w:t xml:space="preserve"> désignent les faux enseignants présentés au verset </w:t>
       </w:r>
-      <w:hyperlink r:id="rId15">
+      <w:hyperlink r:id="rId17">
         <w:r>
           <w:rPr>
             <w:lang w:val="fr_FR" w:bidi="fr_FR"/>
@@ -6297,6 +7322,21 @@
           <w:b/>
           <w:lang w:val="fr_FR" w:bidi="fr_FR"/>
         </w:rPr>
+        <w:t>ὅσα &amp; οὐκ οἴδασιν</w:t>
+      </w:r>
+    </w:p>
+    <w:p>
+      <w:pPr/>
+      <w:r>
+        <w:rPr>
+          <w:lang w:val="fr_FR" w:bidi="fr_FR"/>
+        </w:rPr>
+      </w:r>
+      <w:r>
+        <w:rPr>
+          <w:b/>
+          <w:lang w:val="fr_FR" w:bidi="fr_FR"/>
+        </w:rPr>
         <w:t>« de ce qu'ils ignorent »</w:t>
       </w:r>
     </w:p>
@@ -6326,7 +7366,7 @@
         </w:rPr>
         <w:t xml:space="preserve"> pourrait désigner : (1) le domaine spirituel mentionné dans le verset précédent. Traduction alternative : « du domaine spirituel, qu'ils ne comprennent pas » ; (2) les glorieux mentionnés au verset </w:t>
       </w:r>
-      <w:hyperlink r:id="rId16">
+      <w:hyperlink r:id="rId18">
         <w:r>
           <w:rPr>
             <w:lang w:val="fr_FR" w:bidi="fr_FR"/>
@@ -6391,6 +7431,21 @@
           <w:b/>
           <w:lang w:val="fr_FR" w:bidi="fr_FR"/>
         </w:rPr>
+        <w:t>ὅσα δὲ φυσικῶς ὡς τὰ ἄλογα ζῷα ἐπίστανται</w:t>
+      </w:r>
+    </w:p>
+    <w:p>
+      <w:pPr/>
+      <w:r>
+        <w:rPr>
+          <w:lang w:val="fr_FR" w:bidi="fr_FR"/>
+        </w:rPr>
+      </w:r>
+      <w:r>
+        <w:rPr>
+          <w:b/>
+          <w:lang w:val="fr_FR" w:bidi="fr_FR"/>
+        </w:rPr>
         <w:t>« dans ce qu'ils savent naturellement comme des brutes »</w:t>
         <w:br/>
       </w:r>
@@ -6467,6 +7522,21 @@
           <w:b/>
           <w:lang w:val="fr_FR" w:bidi="fr_FR"/>
         </w:rPr>
+        <w:t>ἐν τούτοις</w:t>
+      </w:r>
+    </w:p>
+    <w:p>
+      <w:pPr/>
+      <w:r>
+        <w:rPr>
+          <w:lang w:val="fr_FR" w:bidi="fr_FR"/>
+        </w:rPr>
+      </w:r>
+      <w:r>
+        <w:rPr>
+          <w:b/>
+          <w:lang w:val="fr_FR" w:bidi="fr_FR"/>
+        </w:rPr>
         <w:t>« ce qu'ils »</w:t>
       </w:r>
     </w:p>
@@ -6563,6 +7633,21 @@
           <w:b/>
           <w:lang w:val="fr_FR" w:bidi="fr_FR"/>
         </w:rPr>
+        <w:t>ἐν τούτοις φθείρονται</w:t>
+      </w:r>
+    </w:p>
+    <w:p>
+      <w:pPr/>
+      <w:r>
+        <w:rPr>
+          <w:lang w:val="fr_FR" w:bidi="fr_FR"/>
+        </w:rPr>
+      </w:r>
+      <w:r>
+        <w:rPr>
+          <w:b/>
+          <w:lang w:val="fr_FR" w:bidi="fr_FR"/>
+        </w:rPr>
         <w:t>« ils se corrompent »</w:t>
       </w:r>
     </w:p>
@@ -6672,6 +7757,21 @@
           <w:b/>
           <w:lang w:val="fr_FR" w:bidi="fr_FR"/>
         </w:rPr>
+        <w:t>οὐαὶ αὐτοῖς</w:t>
+      </w:r>
+    </w:p>
+    <w:p>
+      <w:pPr/>
+      <w:r>
+        <w:rPr>
+          <w:lang w:val="fr_FR" w:bidi="fr_FR"/>
+        </w:rPr>
+      </w:r>
+      <w:r>
+        <w:rPr>
+          <w:b/>
+          <w:lang w:val="fr_FR" w:bidi="fr_FR"/>
+        </w:rPr>
         <w:t>« Malheur à eux »</w:t>
       </w:r>
     </w:p>
@@ -6768,6 +7868,21 @@
           <w:b/>
           <w:lang w:val="fr_FR" w:bidi="fr_FR"/>
         </w:rPr>
+        <w:t>τῇ ὁδῷ τοῦ Κάϊν ἐπορεύθησαν</w:t>
+      </w:r>
+    </w:p>
+    <w:p>
+      <w:pPr/>
+      <w:r>
+        <w:rPr>
+          <w:lang w:val="fr_FR" w:bidi="fr_FR"/>
+        </w:rPr>
+      </w:r>
+      <w:r>
+        <w:rPr>
+          <w:b/>
+          <w:lang w:val="fr_FR" w:bidi="fr_FR"/>
+        </w:rPr>
         <w:t>« ils ont suivi la voie de Caïn »</w:t>
       </w:r>
     </w:p>
@@ -6864,6 +7979,21 @@
           <w:b/>
           <w:lang w:val="fr_FR" w:bidi="fr_FR"/>
         </w:rPr>
+        <w:t>τοῦ Κάϊν</w:t>
+      </w:r>
+    </w:p>
+    <w:p>
+      <w:pPr/>
+      <w:r>
+        <w:rPr>
+          <w:lang w:val="fr_FR" w:bidi="fr_FR"/>
+        </w:rPr>
+      </w:r>
+      <w:r>
+        <w:rPr>
+          <w:b/>
+          <w:lang w:val="fr_FR" w:bidi="fr_FR"/>
+        </w:rPr>
         <w:t>« de Caïn »</w:t>
       </w:r>
     </w:p>
@@ -6960,6 +8090,21 @@
           <w:b/>
           <w:lang w:val="fr_FR" w:bidi="fr_FR"/>
         </w:rPr>
+        <w:t>ἐξεχύθησαν</w:t>
+      </w:r>
+    </w:p>
+    <w:p>
+      <w:pPr/>
+      <w:r>
+        <w:rPr>
+          <w:lang w:val="fr_FR" w:bidi="fr_FR"/>
+        </w:rPr>
+      </w:r>
+      <w:r>
+        <w:rPr>
+          <w:b/>
+          <w:lang w:val="fr_FR" w:bidi="fr_FR"/>
+        </w:rPr>
         <w:t>« se sont jetés »</w:t>
       </w:r>
     </w:p>
@@ -7023,6 +8168,21 @@
           <w:b/>
           <w:lang w:val="fr_FR" w:bidi="fr_FR"/>
         </w:rPr>
+        <w:t>τοῦ Βαλαὰμ μισθοῦ</w:t>
+      </w:r>
+    </w:p>
+    <w:p>
+      <w:pPr/>
+      <w:r>
+        <w:rPr>
+          <w:lang w:val="fr_FR" w:bidi="fr_FR"/>
+        </w:rPr>
+      </w:r>
+      <w:r>
+        <w:rPr>
+          <w:b/>
+          <w:lang w:val="fr_FR" w:bidi="fr_FR"/>
+        </w:rPr>
         <w:t>« pour un salaire dans l'égarement de Balaam »</w:t>
       </w:r>
     </w:p>
@@ -7131,6 +8291,21 @@
           <w:b/>
           <w:lang w:val="fr_FR" w:bidi="fr_FR"/>
         </w:rPr>
+        <w:t>τοῦ Κόρε</w:t>
+      </w:r>
+    </w:p>
+    <w:p>
+      <w:pPr/>
+      <w:r>
+        <w:rPr>
+          <w:lang w:val="fr_FR" w:bidi="fr_FR"/>
+        </w:rPr>
+      </w:r>
+      <w:r>
+        <w:rPr>
+          <w:b/>
+          <w:lang w:val="fr_FR" w:bidi="fr_FR"/>
+        </w:rPr>
         <w:t>« de Coré »</w:t>
       </w:r>
     </w:p>
@@ -7227,6 +8402,21 @@
           <w:b/>
           <w:lang w:val="fr_FR" w:bidi="fr_FR"/>
         </w:rPr>
+        <w:t>ἀπώλοντο</w:t>
+      </w:r>
+    </w:p>
+    <w:p>
+      <w:pPr/>
+      <w:r>
+        <w:rPr>
+          <w:lang w:val="fr_FR" w:bidi="fr_FR"/>
+        </w:rPr>
+      </w:r>
+      <w:r>
+        <w:rPr>
+          <w:b/>
+          <w:lang w:val="fr_FR" w:bidi="fr_FR"/>
+        </w:rPr>
         <w:t>« Ils se sont perdus »</w:t>
       </w:r>
     </w:p>
@@ -7310,6 +8500,21 @@
           <w:b/>
           <w:lang w:val="fr_FR" w:bidi="fr_FR"/>
         </w:rPr>
+        <w:t>οὗτοί</w:t>
+      </w:r>
+    </w:p>
+    <w:p>
+      <w:pPr/>
+      <w:r>
+        <w:rPr>
+          <w:lang w:val="fr_FR" w:bidi="fr_FR"/>
+        </w:rPr>
+      </w:r>
+      <w:r>
+        <w:rPr>
+          <w:b/>
+          <w:lang w:val="fr_FR" w:bidi="fr_FR"/>
+        </w:rPr>
         <w:t>« Ce »</w:t>
       </w:r>
     </w:p>
@@ -7339,7 +8544,7 @@
         </w:rPr>
         <w:t xml:space="preserve"> désigne les faux enseignants mentionnés au verset </w:t>
       </w:r>
-      <w:hyperlink r:id="rId15">
+      <w:hyperlink r:id="rId17">
         <w:r>
           <w:rPr>
             <w:lang w:val="fr_FR" w:bidi="fr_FR"/>
@@ -7424,6 +8629,21 @@
           <w:b/>
           <w:lang w:val="fr_FR" w:bidi="fr_FR"/>
         </w:rPr>
+        <w:t>σπιλάδες</w:t>
+      </w:r>
+    </w:p>
+    <w:p>
+      <w:pPr/>
+      <w:r>
+        <w:rPr>
+          <w:lang w:val="fr_FR" w:bidi="fr_FR"/>
+        </w:rPr>
+      </w:r>
+      <w:r>
+        <w:rPr>
+          <w:b/>
+          <w:lang w:val="fr_FR" w:bidi="fr_FR"/>
+        </w:rPr>
         <w:t>« écueils »</w:t>
       </w:r>
     </w:p>
@@ -7520,6 +8740,21 @@
           <w:b/>
           <w:lang w:val="fr_FR" w:bidi="fr_FR"/>
         </w:rPr>
+        <w:t>ταῖς ἀγάπαις</w:t>
+      </w:r>
+    </w:p>
+    <w:p>
+      <w:pPr/>
+      <w:r>
+        <w:rPr>
+          <w:lang w:val="fr_FR" w:bidi="fr_FR"/>
+        </w:rPr>
+      </w:r>
+      <w:r>
+        <w:rPr>
+          <w:b/>
+          <w:lang w:val="fr_FR" w:bidi="fr_FR"/>
+        </w:rPr>
         <w:t>« agapes »</w:t>
       </w:r>
     </w:p>
@@ -7629,6 +8864,21 @@
           <w:b/>
           <w:lang w:val="fr_FR" w:bidi="fr_FR"/>
         </w:rPr>
+        <w:t>ἑαυτοὺς ποιμαίνοντες</w:t>
+      </w:r>
+    </w:p>
+    <w:p>
+      <w:pPr/>
+      <w:r>
+        <w:rPr>
+          <w:lang w:val="fr_FR" w:bidi="fr_FR"/>
+        </w:rPr>
+      </w:r>
+      <w:r>
+        <w:rPr>
+          <w:b/>
+          <w:lang w:val="fr_FR" w:bidi="fr_FR"/>
+        </w:rPr>
         <w:t>« se repaissant eux-mêmes »</w:t>
       </w:r>
     </w:p>
@@ -7712,6 +8962,21 @@
           <w:b/>
           <w:lang w:val="fr_FR" w:bidi="fr_FR"/>
         </w:rPr>
+        <w:t>νεφέλαι ἄνυδροι ὑπὸ ἀνέμων παραφερόμεναι</w:t>
+      </w:r>
+    </w:p>
+    <w:p>
+      <w:pPr/>
+      <w:r>
+        <w:rPr>
+          <w:lang w:val="fr_FR" w:bidi="fr_FR"/>
+        </w:rPr>
+      </w:r>
+      <w:r>
+        <w:rPr>
+          <w:b/>
+          <w:lang w:val="fr_FR" w:bidi="fr_FR"/>
+        </w:rPr>
         <w:t>« des nuées sans eau, poussées par les vents »</w:t>
       </w:r>
     </w:p>
@@ -7808,6 +9073,21 @@
           <w:b/>
           <w:lang w:val="fr_FR" w:bidi="fr_FR"/>
         </w:rPr>
+        <w:t>ὑπὸ ἀνέμων παραφερόμεναι</w:t>
+      </w:r>
+    </w:p>
+    <w:p>
+      <w:pPr/>
+      <w:r>
+        <w:rPr>
+          <w:lang w:val="fr_FR" w:bidi="fr_FR"/>
+        </w:rPr>
+      </w:r>
+      <w:r>
+        <w:rPr>
+          <w:b/>
+          <w:lang w:val="fr_FR" w:bidi="fr_FR"/>
+        </w:rPr>
         <w:t>« poussées par les vents »</w:t>
       </w:r>
     </w:p>
@@ -7904,6 +9184,21 @@
           <w:b/>
           <w:lang w:val="fr_FR" w:bidi="fr_FR"/>
         </w:rPr>
+        <w:t>δένδρα φθινοπωρινὰ ἄκαρπα</w:t>
+      </w:r>
+    </w:p>
+    <w:p>
+      <w:pPr/>
+      <w:r>
+        <w:rPr>
+          <w:lang w:val="fr_FR" w:bidi="fr_FR"/>
+        </w:rPr>
+      </w:r>
+      <w:r>
+        <w:rPr>
+          <w:b/>
+          <w:lang w:val="fr_FR" w:bidi="fr_FR"/>
+        </w:rPr>
         <w:t>« arbres d'automne sans fruits »</w:t>
       </w:r>
     </w:p>
@@ -8000,6 +9295,21 @@
           <w:b/>
           <w:lang w:val="fr_FR" w:bidi="fr_FR"/>
         </w:rPr>
+        <w:t>δὶς ἀποθανόντα ἐκριζωθέντα</w:t>
+      </w:r>
+    </w:p>
+    <w:p>
+      <w:pPr/>
+      <w:r>
+        <w:rPr>
+          <w:lang w:val="fr_FR" w:bidi="fr_FR"/>
+        </w:rPr>
+      </w:r>
+      <w:r>
+        <w:rPr>
+          <w:b/>
+          <w:lang w:val="fr_FR" w:bidi="fr_FR"/>
+        </w:rPr>
         <w:t>« deux fois morts, déracinés »</w:t>
       </w:r>
     </w:p>
@@ -8083,6 +9393,21 @@
           <w:b/>
           <w:lang w:val="fr_FR" w:bidi="fr_FR"/>
         </w:rPr>
+        <w:t>δὶς ἀποθανόντα ἐκριζωθέντα</w:t>
+      </w:r>
+    </w:p>
+    <w:p>
+      <w:pPr/>
+      <w:r>
+        <w:rPr>
+          <w:lang w:val="fr_FR" w:bidi="fr_FR"/>
+        </w:rPr>
+      </w:r>
+      <w:r>
+        <w:rPr>
+          <w:b/>
+          <w:lang w:val="fr_FR" w:bidi="fr_FR"/>
+        </w:rPr>
         <w:t>« deux fois morts, déracinés »</w:t>
       </w:r>
     </w:p>
@@ -8171,6 +9496,21 @@
           <w:b/>
           <w:lang w:val="fr_FR" w:bidi="fr_FR"/>
         </w:rPr>
+        <w:t>ἐκριζωθέντα</w:t>
+      </w:r>
+    </w:p>
+    <w:p>
+      <w:pPr/>
+      <w:r>
+        <w:rPr>
+          <w:lang w:val="fr_FR" w:bidi="fr_FR"/>
+        </w:rPr>
+      </w:r>
+      <w:r>
+        <w:rPr>
+          <w:b/>
+          <w:lang w:val="fr_FR" w:bidi="fr_FR"/>
+        </w:rPr>
         <w:t>« déracinés »</w:t>
       </w:r>
     </w:p>
@@ -8254,6 +9594,21 @@
           <w:b/>
           <w:lang w:val="fr_FR" w:bidi="fr_FR"/>
         </w:rPr>
+        <w:t>ἐκριζωθέντα</w:t>
+      </w:r>
+    </w:p>
+    <w:p>
+      <w:pPr/>
+      <w:r>
+        <w:rPr>
+          <w:lang w:val="fr_FR" w:bidi="fr_FR"/>
+        </w:rPr>
+      </w:r>
+      <w:r>
+        <w:rPr>
+          <w:b/>
+          <w:lang w:val="fr_FR" w:bidi="fr_FR"/>
+        </w:rPr>
         <w:t>« déracinés »</w:t>
       </w:r>
     </w:p>
@@ -8337,6 +9692,21 @@
           <w:b/>
           <w:lang w:val="fr_FR" w:bidi="fr_FR"/>
         </w:rPr>
+        <w:t>κύματα ἄγρια θαλάσσης</w:t>
+      </w:r>
+    </w:p>
+    <w:p>
+      <w:pPr/>
+      <w:r>
+        <w:rPr>
+          <w:lang w:val="fr_FR" w:bidi="fr_FR"/>
+        </w:rPr>
+      </w:r>
+      <w:r>
+        <w:rPr>
+          <w:b/>
+          <w:lang w:val="fr_FR" w:bidi="fr_FR"/>
+        </w:rPr>
         <w:t>« vagues furieuses de la mer »</w:t>
       </w:r>
     </w:p>
@@ -8433,6 +9803,21 @@
           <w:b/>
           <w:lang w:val="fr_FR" w:bidi="fr_FR"/>
         </w:rPr>
+        <w:t>ἐπαφρίζοντα τὰς ἑαυτῶν αἰσχύνας</w:t>
+      </w:r>
+    </w:p>
+    <w:p>
+      <w:pPr/>
+      <w:r>
+        <w:rPr>
+          <w:lang w:val="fr_FR" w:bidi="fr_FR"/>
+        </w:rPr>
+      </w:r>
+      <w:r>
+        <w:rPr>
+          <w:b/>
+          <w:lang w:val="fr_FR" w:bidi="fr_FR"/>
+        </w:rPr>
         <w:t>« rejetant l’écume de leurs impuretés »</w:t>
       </w:r>
     </w:p>
@@ -8529,6 +9914,21 @@
           <w:b/>
           <w:lang w:val="fr_FR" w:bidi="fr_FR"/>
         </w:rPr>
+        <w:t>ἀστέρες πλανῆται</w:t>
+      </w:r>
+    </w:p>
+    <w:p>
+      <w:pPr/>
+      <w:r>
+        <w:rPr>
+          <w:lang w:val="fr_FR" w:bidi="fr_FR"/>
+        </w:rPr>
+      </w:r>
+      <w:r>
+        <w:rPr>
+          <w:b/>
+          <w:lang w:val="fr_FR" w:bidi="fr_FR"/>
+        </w:rPr>
         <w:t>« astres errantes »</w:t>
       </w:r>
     </w:p>
@@ -8638,6 +10038,21 @@
           <w:b/>
           <w:lang w:val="fr_FR" w:bidi="fr_FR"/>
         </w:rPr>
+        <w:t>οἷς ὁ ζόφος τοῦ σκότους εἰς αἰῶνα τετήρηται</w:t>
+      </w:r>
+    </w:p>
+    <w:p>
+      <w:pPr/>
+      <w:r>
+        <w:rPr>
+          <w:lang w:val="fr_FR" w:bidi="fr_FR"/>
+        </w:rPr>
+      </w:r>
+      <w:r>
+        <w:rPr>
+          <w:b/>
+          <w:lang w:val="fr_FR" w:bidi="fr_FR"/>
+        </w:rPr>
         <w:t>« auxquels l’obscurité des ténèbres est réservée pour l’éternité »</w:t>
       </w:r>
     </w:p>
@@ -8734,6 +10149,21 @@
           <w:b/>
           <w:lang w:val="fr_FR" w:bidi="fr_FR"/>
         </w:rPr>
+        <w:t>οἷς</w:t>
+      </w:r>
+    </w:p>
+    <w:p>
+      <w:pPr/>
+      <w:r>
+        <w:rPr>
+          <w:lang w:val="fr_FR" w:bidi="fr_FR"/>
+        </w:rPr>
+      </w:r>
+      <w:r>
+        <w:rPr>
+          <w:b/>
+          <w:lang w:val="fr_FR" w:bidi="fr_FR"/>
+        </w:rPr>
         <w:t>« auxquels »</w:t>
       </w:r>
     </w:p>
@@ -8830,6 +10260,21 @@
           <w:b/>
           <w:lang w:val="fr_FR" w:bidi="fr_FR"/>
         </w:rPr>
+        <w:t>ὁ ζόφος τοῦ σκότους</w:t>
+      </w:r>
+    </w:p>
+    <w:p>
+      <w:pPr/>
+      <w:r>
+        <w:rPr>
+          <w:lang w:val="fr_FR" w:bidi="fr_FR"/>
+        </w:rPr>
+      </w:r>
+      <w:r>
+        <w:rPr>
+          <w:b/>
+          <w:lang w:val="fr_FR" w:bidi="fr_FR"/>
+        </w:rPr>
         <w:t>« l'obscurité des ténèbres »</w:t>
       </w:r>
     </w:p>
@@ -8906,6 +10351,21 @@
           <w:b/>
           <w:lang w:val="fr_FR" w:bidi="fr_FR"/>
         </w:rPr>
+        <w:t>ὁ ζόφος τοῦ σκότους</w:t>
+      </w:r>
+    </w:p>
+    <w:p>
+      <w:pPr/>
+      <w:r>
+        <w:rPr>
+          <w:lang w:val="fr_FR" w:bidi="fr_FR"/>
+        </w:rPr>
+      </w:r>
+      <w:r>
+        <w:rPr>
+          <w:b/>
+          <w:lang w:val="fr_FR" w:bidi="fr_FR"/>
+        </w:rPr>
         <w:t>« l'obscurité des ténèbres »</w:t>
       </w:r>
     </w:p>
@@ -9015,6 +10475,21 @@
           <w:b/>
           <w:lang w:val="fr_FR" w:bidi="fr_FR"/>
         </w:rPr>
+        <w:t>ἕβδομος ἀπὸ Ἀδὰμ</w:t>
+      </w:r>
+    </w:p>
+    <w:p>
+      <w:pPr/>
+      <w:r>
+        <w:rPr>
+          <w:lang w:val="fr_FR" w:bidi="fr_FR"/>
+        </w:rPr>
+      </w:r>
+      <w:r>
+        <w:rPr>
+          <w:b/>
+          <w:lang w:val="fr_FR" w:bidi="fr_FR"/>
+        </w:rPr>
         <w:t>« le septième depuis Adam »</w:t>
       </w:r>
     </w:p>
@@ -9091,6 +10566,21 @@
           <w:b/>
           <w:lang w:val="fr_FR" w:bidi="fr_FR"/>
         </w:rPr>
+        <w:t>τούτοις</w:t>
+      </w:r>
+    </w:p>
+    <w:p>
+      <w:pPr/>
+      <w:r>
+        <w:rPr>
+          <w:lang w:val="fr_FR" w:bidi="fr_FR"/>
+        </w:rPr>
+      </w:r>
+      <w:r>
+        <w:rPr>
+          <w:b/>
+          <w:lang w:val="fr_FR" w:bidi="fr_FR"/>
+        </w:rPr>
         <w:t>« pour eux »</w:t>
       </w:r>
     </w:p>
@@ -9187,6 +10677,21 @@
           <w:b/>
           <w:lang w:val="fr_FR" w:bidi="fr_FR"/>
         </w:rPr>
+        <w:t>λέγων</w:t>
+      </w:r>
+    </w:p>
+    <w:p>
+      <w:pPr/>
+      <w:r>
+        <w:rPr>
+          <w:lang w:val="fr_FR" w:bidi="fr_FR"/>
+        </w:rPr>
+      </w:r>
+      <w:r>
+        <w:rPr>
+          <w:b/>
+          <w:lang w:val="fr_FR" w:bidi="fr_FR"/>
+        </w:rPr>
         <w:t>« en ces termes »</w:t>
       </w:r>
     </w:p>
@@ -9270,6 +10775,21 @@
           <w:b/>
           <w:lang w:val="fr_FR" w:bidi="fr_FR"/>
         </w:rPr>
+        <w:t>ἰδοὺ</w:t>
+      </w:r>
+    </w:p>
+    <w:p>
+      <w:pPr/>
+      <w:r>
+        <w:rPr>
+          <w:lang w:val="fr_FR" w:bidi="fr_FR"/>
+        </w:rPr>
+      </w:r>
+      <w:r>
+        <w:rPr>
+          <w:b/>
+          <w:lang w:val="fr_FR" w:bidi="fr_FR"/>
+        </w:rPr>
         <w:t>« Voici »</w:t>
       </w:r>
     </w:p>
@@ -9366,6 +10886,21 @@
           <w:b/>
           <w:lang w:val="fr_FR" w:bidi="fr_FR"/>
         </w:rPr>
+        <w:t>ἦλθεν Κύριος</w:t>
+      </w:r>
+    </w:p>
+    <w:p>
+      <w:pPr/>
+      <w:r>
+        <w:rPr>
+          <w:lang w:val="fr_FR" w:bidi="fr_FR"/>
+        </w:rPr>
+      </w:r>
+      <w:r>
+        <w:rPr>
+          <w:b/>
+          <w:lang w:val="fr_FR" w:bidi="fr_FR"/>
+        </w:rPr>
         <w:t>« le Seigneur est venu »</w:t>
       </w:r>
     </w:p>
@@ -9449,6 +10984,21 @@
           <w:b/>
           <w:lang w:val="fr_FR" w:bidi="fr_FR"/>
         </w:rPr>
+        <w:t>Κύριος</w:t>
+      </w:r>
+    </w:p>
+    <w:p>
+      <w:pPr/>
+      <w:r>
+        <w:rPr>
+          <w:lang w:val="fr_FR" w:bidi="fr_FR"/>
+        </w:rPr>
+      </w:r>
+      <w:r>
+        <w:rPr>
+          <w:b/>
+          <w:lang w:val="fr_FR" w:bidi="fr_FR"/>
+        </w:rPr>
         <w:t>« Le Seigneur »</w:t>
       </w:r>
     </w:p>
@@ -9525,6 +11075,21 @@
           <w:b/>
           <w:lang w:val="fr_FR" w:bidi="fr_FR"/>
         </w:rPr>
+        <w:t>μυριάσιν</w:t>
+      </w:r>
+    </w:p>
+    <w:p>
+      <w:pPr/>
+      <w:r>
+        <w:rPr>
+          <w:lang w:val="fr_FR" w:bidi="fr_FR"/>
+        </w:rPr>
+      </w:r>
+      <w:r>
+        <w:rPr>
+          <w:b/>
+          <w:lang w:val="fr_FR" w:bidi="fr_FR"/>
+        </w:rPr>
         <w:t>« myriades »</w:t>
       </w:r>
     </w:p>
@@ -9697,6 +11262,21 @@
           <w:b/>
           <w:lang w:val="fr_FR" w:bidi="fr_FR"/>
         </w:rPr>
+        <w:t>ποιῆσαι κρίσιν &amp; καὶ ἐλέγξαι</w:t>
+      </w:r>
+    </w:p>
+    <w:p>
+      <w:pPr/>
+      <w:r>
+        <w:rPr>
+          <w:lang w:val="fr_FR" w:bidi="fr_FR"/>
+        </w:rPr>
+      </w:r>
+      <w:r>
+        <w:rPr>
+          <w:b/>
+          <w:lang w:val="fr_FR" w:bidi="fr_FR"/>
+        </w:rPr>
         <w:t>« pour exercer un jugement »</w:t>
       </w:r>
       <w:r>
@@ -9806,6 +11386,21 @@
           <w:b/>
           <w:lang w:val="fr_FR" w:bidi="fr_FR"/>
         </w:rPr>
+        <w:t>ποιῆσαι κρίσιν κατὰ</w:t>
+      </w:r>
+    </w:p>
+    <w:p>
+      <w:pPr/>
+      <w:r>
+        <w:rPr>
+          <w:lang w:val="fr_FR" w:bidi="fr_FR"/>
+        </w:rPr>
+      </w:r>
+      <w:r>
+        <w:rPr>
+          <w:b/>
+          <w:lang w:val="fr_FR" w:bidi="fr_FR"/>
+        </w:rPr>
         <w:t>« exercer un jugement contre »</w:t>
       </w:r>
     </w:p>
@@ -9902,6 +11497,21 @@
           <w:b/>
           <w:lang w:val="fr_FR" w:bidi="fr_FR"/>
         </w:rPr>
+        <w:t>πᾶσαν ψυχὴν</w:t>
+      </w:r>
+    </w:p>
+    <w:p>
+      <w:pPr/>
+      <w:r>
+        <w:rPr>
+          <w:lang w:val="fr_FR" w:bidi="fr_FR"/>
+        </w:rPr>
+      </w:r>
+      <w:r>
+        <w:rPr>
+          <w:b/>
+          <w:lang w:val="fr_FR" w:bidi="fr_FR"/>
+        </w:rPr>
         <w:t>« tous les impies »</w:t>
       </w:r>
     </w:p>
@@ -9998,6 +11608,21 @@
           <w:b/>
           <w:lang w:val="fr_FR" w:bidi="fr_FR"/>
         </w:rPr>
+        <w:t>τῶν ἔργων ἀσεβείας αὐτῶν</w:t>
+      </w:r>
+    </w:p>
+    <w:p>
+      <w:pPr/>
+      <w:r>
+        <w:rPr>
+          <w:lang w:val="fr_FR" w:bidi="fr_FR"/>
+        </w:rPr>
+      </w:r>
+      <w:r>
+        <w:rPr>
+          <w:b/>
+          <w:lang w:val="fr_FR" w:bidi="fr_FR"/>
+        </w:rPr>
         <w:t>« les actes d'impiété »</w:t>
       </w:r>
     </w:p>
@@ -10107,6 +11732,21 @@
           <w:b/>
           <w:lang w:val="fr_FR" w:bidi="fr_FR"/>
         </w:rPr>
+        <w:t>τῶν σκληρῶν</w:t>
+      </w:r>
+    </w:p>
+    <w:p>
+      <w:pPr/>
+      <w:r>
+        <w:rPr>
+          <w:lang w:val="fr_FR" w:bidi="fr_FR"/>
+        </w:rPr>
+      </w:r>
+      <w:r>
+        <w:rPr>
+          <w:b/>
+          <w:lang w:val="fr_FR" w:bidi="fr_FR"/>
+        </w:rPr>
         <w:t>« les paroles injurieuses »</w:t>
       </w:r>
     </w:p>
@@ -10183,6 +11823,21 @@
           <w:b/>
           <w:lang w:val="fr_FR" w:bidi="fr_FR"/>
         </w:rPr>
+        <w:t>αὐτοῦ</w:t>
+      </w:r>
+    </w:p>
+    <w:p>
+      <w:pPr/>
+      <w:r>
+        <w:rPr>
+          <w:lang w:val="fr_FR" w:bidi="fr_FR"/>
+        </w:rPr>
+      </w:r>
+      <w:r>
+        <w:rPr>
+          <w:b/>
+          <w:lang w:val="fr_FR" w:bidi="fr_FR"/>
+        </w:rPr>
         <w:t>« lui »</w:t>
       </w:r>
     </w:p>
@@ -10279,6 +11934,21 @@
           <w:b/>
           <w:lang w:val="fr_FR" w:bidi="fr_FR"/>
         </w:rPr>
+        <w:t>οὗτοί</w:t>
+      </w:r>
+    </w:p>
+    <w:p>
+      <w:pPr/>
+      <w:r>
+        <w:rPr>
+          <w:lang w:val="fr_FR" w:bidi="fr_FR"/>
+        </w:rPr>
+      </w:r>
+      <w:r>
+        <w:rPr>
+          <w:b/>
+          <w:lang w:val="fr_FR" w:bidi="fr_FR"/>
+        </w:rPr>
         <w:t>« Ce sont des gens qui »</w:t>
       </w:r>
     </w:p>
@@ -10308,7 +11978,7 @@
         </w:rPr>
         <w:t xml:space="preserve"> se rapportent aux faux enseignants que Jude a présentés au verset </w:t>
       </w:r>
-      <w:hyperlink r:id="rId15">
+      <w:hyperlink r:id="rId17">
         <w:r>
           <w:rPr>
             <w:lang w:val="fr_FR" w:bidi="fr_FR"/>
@@ -10405,6 +12075,21 @@
           <w:b/>
           <w:lang w:val="fr_FR" w:bidi="fr_FR"/>
         </w:rPr>
+        <w:t>εἰσιν γογγυσταί μεμψίμοιροι</w:t>
+      </w:r>
+    </w:p>
+    <w:p>
+      <w:pPr/>
+      <w:r>
+        <w:rPr>
+          <w:lang w:val="fr_FR" w:bidi="fr_FR"/>
+        </w:rPr>
+      </w:r>
+      <w:r>
+        <w:rPr>
+          <w:b/>
+          <w:lang w:val="fr_FR" w:bidi="fr_FR"/>
+        </w:rPr>
         <w:t>« Ce sont des gens qui murmurent, qui se plaignent »</w:t>
       </w:r>
     </w:p>
@@ -10520,6 +12205,21 @@
           <w:b/>
           <w:lang w:val="fr_FR" w:bidi="fr_FR"/>
         </w:rPr>
+        <w:t>πορευόμενοι</w:t>
+      </w:r>
+    </w:p>
+    <w:p>
+      <w:pPr/>
+      <w:r>
+        <w:rPr>
+          <w:lang w:val="fr_FR" w:bidi="fr_FR"/>
+        </w:rPr>
+      </w:r>
+      <w:r>
+        <w:rPr>
+          <w:b/>
+          <w:lang w:val="fr_FR" w:bidi="fr_FR"/>
+        </w:rPr>
         <w:t>« marchent »</w:t>
       </w:r>
     </w:p>
@@ -10616,6 +12316,21 @@
           <w:b/>
           <w:lang w:val="fr_FR" w:bidi="fr_FR"/>
         </w:rPr>
+        <w:t>τὰς ἐπιθυμίας αὐτῶν</w:t>
+      </w:r>
+    </w:p>
+    <w:p>
+      <w:pPr/>
+      <w:r>
+        <w:rPr>
+          <w:lang w:val="fr_FR" w:bidi="fr_FR"/>
+        </w:rPr>
+      </w:r>
+      <w:r>
+        <w:rPr>
+          <w:b/>
+          <w:lang w:val="fr_FR" w:bidi="fr_FR"/>
+        </w:rPr>
         <w:t>« leurs convoitises »</w:t>
       </w:r>
     </w:p>
@@ -10692,6 +12407,21 @@
           <w:b/>
           <w:lang w:val="fr_FR" w:bidi="fr_FR"/>
         </w:rPr>
+        <w:t>τὸ στόμα αὐτῶν λαλεῖ</w:t>
+      </w:r>
+    </w:p>
+    <w:p>
+      <w:pPr/>
+      <w:r>
+        <w:rPr>
+          <w:lang w:val="fr_FR" w:bidi="fr_FR"/>
+        </w:rPr>
+      </w:r>
+      <w:r>
+        <w:rPr>
+          <w:b/>
+          <w:lang w:val="fr_FR" w:bidi="fr_FR"/>
+        </w:rPr>
         <w:t>« ont à la bouche des paroles»</w:t>
       </w:r>
     </w:p>
@@ -10768,6 +12498,21 @@
           <w:b/>
           <w:lang w:val="fr_FR" w:bidi="fr_FR"/>
         </w:rPr>
+        <w:t>τὸ στόμα αὐτῶν λαλεῖ</w:t>
+      </w:r>
+    </w:p>
+    <w:p>
+      <w:pPr/>
+      <w:r>
+        <w:rPr>
+          <w:lang w:val="fr_FR" w:bidi="fr_FR"/>
+        </w:rPr>
+      </w:r>
+      <w:r>
+        <w:rPr>
+          <w:b/>
+          <w:lang w:val="fr_FR" w:bidi="fr_FR"/>
+        </w:rPr>
         <w:t>« ont à la bouche des paroles »</w:t>
       </w:r>
     </w:p>
@@ -10864,6 +12609,21 @@
           <w:b/>
           <w:lang w:val="fr_FR" w:bidi="fr_FR"/>
         </w:rPr>
+        <w:t>λαλεῖ ὑπέρογκα</w:t>
+      </w:r>
+    </w:p>
+    <w:p>
+      <w:pPr/>
+      <w:r>
+        <w:rPr>
+          <w:lang w:val="fr_FR" w:bidi="fr_FR"/>
+        </w:rPr>
+      </w:r>
+      <w:r>
+        <w:rPr>
+          <w:b/>
+          <w:lang w:val="fr_FR" w:bidi="fr_FR"/>
+        </w:rPr>
         <w:t>« des paroles hautaines »</w:t>
       </w:r>
     </w:p>
@@ -10940,6 +12700,21 @@
           <w:b/>
           <w:lang w:val="fr_FR" w:bidi="fr_FR"/>
         </w:rPr>
+        <w:t>θαυμάζοντες πρόσωπα</w:t>
+      </w:r>
+    </w:p>
+    <w:p>
+      <w:pPr/>
+      <w:r>
+        <w:rPr>
+          <w:lang w:val="fr_FR" w:bidi="fr_FR"/>
+        </w:rPr>
+      </w:r>
+      <w:r>
+        <w:rPr>
+          <w:b/>
+          <w:lang w:val="fr_FR" w:bidi="fr_FR"/>
+        </w:rPr>
         <w:t>« admirent les personnes »</w:t>
       </w:r>
     </w:p>
@@ -11023,6 +12798,21 @@
           <w:b/>
           <w:lang w:val="fr_FR" w:bidi="fr_FR"/>
         </w:rPr>
+        <w:t>θαυμάζοντες πρόσωπα</w:t>
+      </w:r>
+    </w:p>
+    <w:p>
+      <w:pPr/>
+      <w:r>
+        <w:rPr>
+          <w:lang w:val="fr_FR" w:bidi="fr_FR"/>
+        </w:rPr>
+      </w:r>
+      <w:r>
+        <w:rPr>
+          <w:b/>
+          <w:lang w:val="fr_FR" w:bidi="fr_FR"/>
+        </w:rPr>
         <w:t>« admirent les personnes »</w:t>
       </w:r>
     </w:p>
@@ -11119,6 +12909,21 @@
           <w:b/>
           <w:lang w:val="fr_FR" w:bidi="fr_FR"/>
         </w:rPr>
+        <w:t>ἀγαπητοί</w:t>
+      </w:r>
+    </w:p>
+    <w:p>
+      <w:pPr/>
+      <w:r>
+        <w:rPr>
+          <w:lang w:val="fr_FR" w:bidi="fr_FR"/>
+        </w:rPr>
+      </w:r>
+      <w:r>
+        <w:rPr>
+          <w:b/>
+          <w:lang w:val="fr_FR" w:bidi="fr_FR"/>
+        </w:rPr>
         <w:t>« biens aimés »</w:t>
       </w:r>
     </w:p>
@@ -11148,7 +12953,7 @@
         </w:rPr>
         <w:t xml:space="preserve"> se rapporte à ceux à qui Jude écrit, ce qui peut être étendu à tous les croyants. Si cela est utile dans votre langue, vous pouvez expliciter ce terme. Voyez comment vous avez traduit cela au verset </w:t>
       </w:r>
-      <w:hyperlink r:id="rId17">
+      <w:hyperlink r:id="rId19">
         <w:r>
           <w:rPr>
             <w:lang w:val="fr_FR" w:bidi="fr_FR"/>
@@ -11233,6 +13038,21 @@
           <w:b/>
           <w:lang w:val="fr_FR" w:bidi="fr_FR"/>
         </w:rPr>
+        <w:t>τῶν ῥημάτων</w:t>
+      </w:r>
+    </w:p>
+    <w:p>
+      <w:pPr/>
+      <w:r>
+        <w:rPr>
+          <w:lang w:val="fr_FR" w:bidi="fr_FR"/>
+        </w:rPr>
+      </w:r>
+      <w:r>
+        <w:rPr>
+          <w:b/>
+          <w:lang w:val="fr_FR" w:bidi="fr_FR"/>
+        </w:rPr>
         <w:t>« des choses »</w:t>
       </w:r>
     </w:p>
@@ -11342,6 +13162,21 @@
           <w:b/>
           <w:lang w:val="fr_FR" w:bidi="fr_FR"/>
         </w:rPr>
+        <w:t>τοῦ Κυρίου ἡμῶν</w:t>
+      </w:r>
+    </w:p>
+    <w:p>
+      <w:pPr/>
+      <w:r>
+        <w:rPr>
+          <w:lang w:val="fr_FR" w:bidi="fr_FR"/>
+        </w:rPr>
+      </w:r>
+      <w:r>
+        <w:rPr>
+          <w:b/>
+          <w:lang w:val="fr_FR" w:bidi="fr_FR"/>
+        </w:rPr>
         <w:t>« de notre Seigneur »</w:t>
       </w:r>
     </w:p>
@@ -11438,6 +13273,21 @@
           <w:b/>
           <w:lang w:val="fr_FR" w:bidi="fr_FR"/>
         </w:rPr>
+        <w:t>ἡμῶν</w:t>
+      </w:r>
+    </w:p>
+    <w:p>
+      <w:pPr/>
+      <w:r>
+        <w:rPr>
+          <w:lang w:val="fr_FR" w:bidi="fr_FR"/>
+        </w:rPr>
+      </w:r>
+      <w:r>
+        <w:rPr>
+          <w:b/>
+          <w:lang w:val="fr_FR" w:bidi="fr_FR"/>
+        </w:rPr>
         <w:t>« notre »</w:t>
       </w:r>
     </w:p>
@@ -11534,6 +13384,21 @@
           <w:b/>
           <w:lang w:val="fr_FR" w:bidi="fr_FR"/>
         </w:rPr>
+        <w:t>ὅτι ἔλεγον ὑμῖν</w:t>
+      </w:r>
+    </w:p>
+    <w:p>
+      <w:pPr/>
+      <w:r>
+        <w:rPr>
+          <w:lang w:val="fr_FR" w:bidi="fr_FR"/>
+        </w:rPr>
+      </w:r>
+      <w:r>
+        <w:rPr>
+          <w:b/>
+          <w:lang w:val="fr_FR" w:bidi="fr_FR"/>
+        </w:rPr>
         <w:t>« ils vous disaient »</w:t>
       </w:r>
     </w:p>
@@ -11597,6 +13462,21 @@
           <w:b/>
           <w:lang w:val="fr_FR" w:bidi="fr_FR"/>
         </w:rPr>
+        <w:t>ἐσχάτου χρόνου</w:t>
+      </w:r>
+    </w:p>
+    <w:p>
+      <w:pPr/>
+      <w:r>
+        <w:rPr>
+          <w:lang w:val="fr_FR" w:bidi="fr_FR"/>
+        </w:rPr>
+      </w:r>
+      <w:r>
+        <w:rPr>
+          <w:b/>
+          <w:lang w:val="fr_FR" w:bidi="fr_FR"/>
+        </w:rPr>
         <w:t>« au dernier temps »</w:t>
       </w:r>
     </w:p>
@@ -11693,6 +13573,21 @@
           <w:b/>
           <w:lang w:val="fr_FR" w:bidi="fr_FR"/>
         </w:rPr>
+        <w:t>πορευόμενοι</w:t>
+      </w:r>
+    </w:p>
+    <w:p>
+      <w:pPr/>
+      <w:r>
+        <w:rPr>
+          <w:lang w:val="fr_FR" w:bidi="fr_FR"/>
+        </w:rPr>
+      </w:r>
+      <w:r>
+        <w:rPr>
+          <w:b/>
+          <w:lang w:val="fr_FR" w:bidi="fr_FR"/>
+        </w:rPr>
         <w:t>« marchant »</w:t>
       </w:r>
     </w:p>
@@ -11789,6 +13684,21 @@
           <w:b/>
           <w:lang w:val="fr_FR" w:bidi="fr_FR"/>
         </w:rPr>
+        <w:t>κατὰ τὰς ἑαυτῶν ἐπιθυμίας &amp; τῶν ἀσεβειῶν</w:t>
+      </w:r>
+    </w:p>
+    <w:p>
+      <w:pPr/>
+      <w:r>
+        <w:rPr>
+          <w:lang w:val="fr_FR" w:bidi="fr_FR"/>
+        </w:rPr>
+      </w:r>
+      <w:r>
+        <w:rPr>
+          <w:b/>
+          <w:lang w:val="fr_FR" w:bidi="fr_FR"/>
+        </w:rPr>
         <w:t>« selon leurs convoitises impies »</w:t>
       </w:r>
     </w:p>
@@ -11865,6 +13775,21 @@
           <w:b/>
           <w:lang w:val="fr_FR" w:bidi="fr_FR"/>
         </w:rPr>
+        <w:t>οὗτοί</w:t>
+      </w:r>
+    </w:p>
+    <w:p>
+      <w:pPr/>
+      <w:r>
+        <w:rPr>
+          <w:lang w:val="fr_FR" w:bidi="fr_FR"/>
+        </w:rPr>
+      </w:r>
+      <w:r>
+        <w:rPr>
+          <w:b/>
+          <w:lang w:val="fr_FR" w:bidi="fr_FR"/>
+        </w:rPr>
         <w:t>« Ce sont ceux »</w:t>
       </w:r>
     </w:p>
@@ -11961,6 +13886,21 @@
           <w:b/>
           <w:lang w:val="fr_FR" w:bidi="fr_FR"/>
         </w:rPr>
+        <w:t>οἱ ἀποδιορίζοντες</w:t>
+      </w:r>
+    </w:p>
+    <w:p>
+      <w:pPr/>
+      <w:r>
+        <w:rPr>
+          <w:lang w:val="fr_FR" w:bidi="fr_FR"/>
+        </w:rPr>
+      </w:r>
+      <w:r>
+        <w:rPr>
+          <w:b/>
+          <w:lang w:val="fr_FR" w:bidi="fr_FR"/>
+        </w:rPr>
         <w:t>« ceux qui provoquent des divisions »</w:t>
       </w:r>
     </w:p>
@@ -12057,6 +13997,21 @@
           <w:b/>
           <w:lang w:val="fr_FR" w:bidi="fr_FR"/>
         </w:rPr>
+        <w:t>Πνεῦμα</w:t>
+      </w:r>
+    </w:p>
+    <w:p>
+      <w:pPr/>
+      <w:r>
+        <w:rPr>
+          <w:lang w:val="fr_FR" w:bidi="fr_FR"/>
+        </w:rPr>
+      </w:r>
+      <w:r>
+        <w:rPr>
+          <w:b/>
+          <w:lang w:val="fr_FR" w:bidi="fr_FR"/>
+        </w:rPr>
         <w:t>« l'esprit »</w:t>
       </w:r>
     </w:p>
@@ -12153,6 +14108,21 @@
           <w:b/>
           <w:lang w:val="fr_FR" w:bidi="fr_FR"/>
         </w:rPr>
+        <w:t>ψυχικοί</w:t>
+      </w:r>
+    </w:p>
+    <w:p>
+      <w:pPr/>
+      <w:r>
+        <w:rPr>
+          <w:lang w:val="fr_FR" w:bidi="fr_FR"/>
+        </w:rPr>
+      </w:r>
+      <w:r>
+        <w:rPr>
+          <w:b/>
+          <w:lang w:val="fr_FR" w:bidi="fr_FR"/>
+        </w:rPr>
         <w:t>« sensuels »</w:t>
       </w:r>
     </w:p>
@@ -12249,6 +14219,21 @@
           <w:b/>
           <w:lang w:val="fr_FR" w:bidi="fr_FR"/>
         </w:rPr>
+        <w:t>Πνεῦμα μὴ ἔχοντες</w:t>
+      </w:r>
+    </w:p>
+    <w:p>
+      <w:pPr/>
+      <w:r>
+        <w:rPr>
+          <w:lang w:val="fr_FR" w:bidi="fr_FR"/>
+        </w:rPr>
+      </w:r>
+      <w:r>
+        <w:rPr>
+          <w:b/>
+          <w:lang w:val="fr_FR" w:bidi="fr_FR"/>
+        </w:rPr>
         <w:t>« n'ayant pas l'esprit »</w:t>
       </w:r>
     </w:p>
@@ -12345,6 +14330,21 @@
           <w:b/>
           <w:lang w:val="fr_FR" w:bidi="fr_FR"/>
         </w:rPr>
+        <w:t>ἀγαπητοί</w:t>
+      </w:r>
+    </w:p>
+    <w:p>
+      <w:pPr/>
+      <w:r>
+        <w:rPr>
+          <w:lang w:val="fr_FR" w:bidi="fr_FR"/>
+        </w:rPr>
+      </w:r>
+      <w:r>
+        <w:rPr>
+          <w:b/>
+          <w:lang w:val="fr_FR" w:bidi="fr_FR"/>
+        </w:rPr>
         <w:t>« bien aimés »</w:t>
       </w:r>
     </w:p>
@@ -12374,7 +14374,7 @@
         </w:rPr>
         <w:t xml:space="preserve"> désigne ceux à qui Jude écrit, ce qui peut être étendu à tous les croyants. Si cela est utile dans votre langue, vous pouvez l'exprimer explicitement. Voyez comment vous avez traduit cela au verset </w:t>
       </w:r>
-      <w:hyperlink r:id="rId17">
+      <w:hyperlink r:id="rId19">
         <w:r>
           <w:rPr>
             <w:lang w:val="fr_FR" w:bidi="fr_FR"/>
@@ -12459,6 +14459,21 @@
           <w:b/>
           <w:lang w:val="fr_FR" w:bidi="fr_FR"/>
         </w:rPr>
+        <w:t>ἐποικοδομοῦντες ἑαυτοὺς τῇ ἁγιωτάτῃ ὑμῶν πίστει</w:t>
+      </w:r>
+    </w:p>
+    <w:p>
+      <w:pPr/>
+      <w:r>
+        <w:rPr>
+          <w:lang w:val="fr_FR" w:bidi="fr_FR"/>
+        </w:rPr>
+      </w:r>
+      <w:r>
+        <w:rPr>
+          <w:b/>
+          <w:lang w:val="fr_FR" w:bidi="fr_FR"/>
+        </w:rPr>
         <w:t>« vous édifiant vous-mêmes sur votre très sainte foi »</w:t>
       </w:r>
     </w:p>
@@ -12542,6 +14557,21 @@
           <w:b/>
           <w:lang w:val="fr_FR" w:bidi="fr_FR"/>
         </w:rPr>
+        <w:t>ἐποικοδομοῦντες ἑαυτοὺς</w:t>
+      </w:r>
+    </w:p>
+    <w:p>
+      <w:pPr/>
+      <w:r>
+        <w:rPr>
+          <w:lang w:val="fr_FR" w:bidi="fr_FR"/>
+        </w:rPr>
+      </w:r>
+      <w:r>
+        <w:rPr>
+          <w:b/>
+          <w:lang w:val="fr_FR" w:bidi="fr_FR"/>
+        </w:rPr>
         <w:t>« vous édifiant vous-mêmes »</w:t>
       </w:r>
     </w:p>
@@ -12605,6 +14635,21 @@
           <w:b/>
           <w:lang w:val="fr_FR" w:bidi="fr_FR"/>
         </w:rPr>
+        <w:t>τῇ ἁγιωτάτῃ ὑμῶν πίστει</w:t>
+      </w:r>
+    </w:p>
+    <w:p>
+      <w:pPr/>
+      <w:r>
+        <w:rPr>
+          <w:lang w:val="fr_FR" w:bidi="fr_FR"/>
+        </w:rPr>
+      </w:r>
+      <w:r>
+        <w:rPr>
+          <w:b/>
+          <w:lang w:val="fr_FR" w:bidi="fr_FR"/>
+        </w:rPr>
         <w:t>« sur votre foi très sainte »</w:t>
       </w:r>
     </w:p>
@@ -12701,6 +14746,21 @@
           <w:b/>
           <w:lang w:val="fr_FR" w:bidi="fr_FR"/>
         </w:rPr>
+        <w:t>ἐν Πνεύματι Ἁγίῳ προσευχόμενοι</w:t>
+      </w:r>
+    </w:p>
+    <w:p>
+      <w:pPr/>
+      <w:r>
+        <w:rPr>
+          <w:lang w:val="fr_FR" w:bidi="fr_FR"/>
+        </w:rPr>
+      </w:r>
+      <w:r>
+        <w:rPr>
+          <w:b/>
+          <w:lang w:val="fr_FR" w:bidi="fr_FR"/>
+        </w:rPr>
         <w:t>« priant par le Saint-Esprit »</w:t>
       </w:r>
     </w:p>
@@ -12764,6 +14824,21 @@
           <w:b/>
           <w:lang w:val="fr_FR" w:bidi="fr_FR"/>
         </w:rPr>
+        <w:t>ἑαυτοὺς ἐν ἀγάπῃ Θεοῦ τηρήσατε</w:t>
+      </w:r>
+    </w:p>
+    <w:p>
+      <w:pPr/>
+      <w:r>
+        <w:rPr>
+          <w:lang w:val="fr_FR" w:bidi="fr_FR"/>
+        </w:rPr>
+      </w:r>
+      <w:r>
+        <w:rPr>
+          <w:b/>
+          <w:lang w:val="fr_FR" w:bidi="fr_FR"/>
+        </w:rPr>
         <w:t>« maintenez-vous dans l'amour de Dieu »</w:t>
       </w:r>
     </w:p>
@@ -12847,6 +14922,21 @@
           <w:b/>
           <w:lang w:val="fr_FR" w:bidi="fr_FR"/>
         </w:rPr>
+        <w:t>ἑαυτοὺς ἐν ἀγάπῃ Θεοῦ τηρήσατε</w:t>
+      </w:r>
+    </w:p>
+    <w:p>
+      <w:pPr/>
+      <w:r>
+        <w:rPr>
+          <w:lang w:val="fr_FR" w:bidi="fr_FR"/>
+        </w:rPr>
+      </w:r>
+      <w:r>
+        <w:rPr>
+          <w:b/>
+          <w:lang w:val="fr_FR" w:bidi="fr_FR"/>
+        </w:rPr>
         <w:t>« Maintenez-vous dans l'amour de Dieu »</w:t>
       </w:r>
     </w:p>
@@ -12943,6 +15033,21 @@
           <w:b/>
           <w:lang w:val="fr_FR" w:bidi="fr_FR"/>
         </w:rPr>
+        <w:t>προσδεχόμενοι τὸ ἔλεος τοῦ Κυρίου ἡμῶν</w:t>
+      </w:r>
+    </w:p>
+    <w:p>
+      <w:pPr/>
+      <w:r>
+        <w:rPr>
+          <w:lang w:val="fr_FR" w:bidi="fr_FR"/>
+        </w:rPr>
+      </w:r>
+      <w:r>
+        <w:rPr>
+          <w:b/>
+          <w:lang w:val="fr_FR" w:bidi="fr_FR"/>
+        </w:rPr>
         <w:t>« en attendant la miséricorde de notre Seigneur »</w:t>
       </w:r>
     </w:p>
@@ -13006,6 +15111,21 @@
           <w:b/>
           <w:lang w:val="fr_FR" w:bidi="fr_FR"/>
         </w:rPr>
+        <w:t>τὸ ἔλεος τοῦ Κυρίου ἡμῶν, Ἰησοῦ Χριστοῦ</w:t>
+      </w:r>
+    </w:p>
+    <w:p>
+      <w:pPr/>
+      <w:r>
+        <w:rPr>
+          <w:lang w:val="fr_FR" w:bidi="fr_FR"/>
+        </w:rPr>
+      </w:r>
+      <w:r>
+        <w:rPr>
+          <w:b/>
+          <w:lang w:val="fr_FR" w:bidi="fr_FR"/>
+        </w:rPr>
         <w:t>« La miséricorde de notre Seigneur Jésus-Christ »</w:t>
       </w:r>
     </w:p>
@@ -13102,6 +15222,21 @@
           <w:b/>
           <w:lang w:val="fr_FR" w:bidi="fr_FR"/>
         </w:rPr>
+        <w:t>τοῦ Κυρίου ἡμῶν</w:t>
+      </w:r>
+    </w:p>
+    <w:p>
+      <w:pPr/>
+      <w:r>
+        <w:rPr>
+          <w:lang w:val="fr_FR" w:bidi="fr_FR"/>
+        </w:rPr>
+      </w:r>
+      <w:r>
+        <w:rPr>
+          <w:b/>
+          <w:lang w:val="fr_FR" w:bidi="fr_FR"/>
+        </w:rPr>
         <w:t>« de notre Seigneur »</w:t>
       </w:r>
     </w:p>
@@ -13131,7 +15266,7 @@
         </w:rPr>
         <w:t xml:space="preserve"> signifie « la personne qui est Seigneur sur nous » ou « la personne qui règne sur nous ». Voyez comment vous avez traduit cette expression au verset </w:t>
       </w:r>
-      <w:hyperlink r:id="rId18">
+      <w:hyperlink r:id="rId20">
         <w:r>
           <w:rPr>
             <w:lang w:val="fr_FR" w:bidi="fr_FR"/>
@@ -13216,6 +15351,21 @@
           <w:b/>
           <w:lang w:val="fr_FR" w:bidi="fr_FR"/>
         </w:rPr>
+        <w:t>ἡμῶν</w:t>
+      </w:r>
+    </w:p>
+    <w:p>
+      <w:pPr/>
+      <w:r>
+        <w:rPr>
+          <w:lang w:val="fr_FR" w:bidi="fr_FR"/>
+        </w:rPr>
+      </w:r>
+      <w:r>
+        <w:rPr>
+          <w:b/>
+          <w:lang w:val="fr_FR" w:bidi="fr_FR"/>
+        </w:rPr>
         <w:t>« notre »</w:t>
       </w:r>
     </w:p>
@@ -13312,6 +15462,21 @@
           <w:b/>
           <w:lang w:val="fr_FR" w:bidi="fr_FR"/>
         </w:rPr>
+        <w:t>τὸ ἔλεος τοῦ Κυρίου ἡμῶν, Ἰησοῦ Χριστοῦ, εἰς ζωὴν αἰώνιον</w:t>
+      </w:r>
+    </w:p>
+    <w:p>
+      <w:pPr/>
+      <w:r>
+        <w:rPr>
+          <w:lang w:val="fr_FR" w:bidi="fr_FR"/>
+        </w:rPr>
+      </w:r>
+      <w:r>
+        <w:rPr>
+          <w:b/>
+          <w:lang w:val="fr_FR" w:bidi="fr_FR"/>
+        </w:rPr>
         <w:t>« la miséricorde de notre Seigneur Jésus-Christ pour la vie éternelle »</w:t>
       </w:r>
     </w:p>
@@ -13421,6 +15586,21 @@
           <w:b/>
           <w:lang w:val="fr_FR" w:bidi="fr_FR"/>
         </w:rPr>
+        <w:t>ἐλεᾶτε</w:t>
+      </w:r>
+    </w:p>
+    <w:p>
+      <w:pPr/>
+      <w:r>
+        <w:rPr>
+          <w:lang w:val="fr_FR" w:bidi="fr_FR"/>
+        </w:rPr>
+      </w:r>
+      <w:r>
+        <w:rPr>
+          <w:b/>
+          <w:lang w:val="fr_FR" w:bidi="fr_FR"/>
+        </w:rPr>
         <w:t>« Reprenez les uns »</w:t>
       </w:r>
     </w:p>
@@ -13593,6 +15773,21 @@
           <w:b/>
           <w:lang w:val="fr_FR" w:bidi="fr_FR"/>
         </w:rPr>
+        <w:t>ἐκ πυρὸς ἁρπάζοντες</w:t>
+      </w:r>
+    </w:p>
+    <w:p>
+      <w:pPr/>
+      <w:r>
+        <w:rPr>
+          <w:lang w:val="fr_FR" w:bidi="fr_FR"/>
+        </w:rPr>
+      </w:r>
+      <w:r>
+        <w:rPr>
+          <w:b/>
+          <w:lang w:val="fr_FR" w:bidi="fr_FR"/>
+        </w:rPr>
         <w:t>« en les arrachant du feu »</w:t>
       </w:r>
     </w:p>
@@ -13656,6 +15851,21 @@
           <w:b/>
           <w:lang w:val="fr_FR" w:bidi="fr_FR"/>
         </w:rPr>
+        <w:t>ἐκ πυρὸς ἁρπάζοντες</w:t>
+      </w:r>
+    </w:p>
+    <w:p>
+      <w:pPr/>
+      <w:r>
+        <w:rPr>
+          <w:lang w:val="fr_FR" w:bidi="fr_FR"/>
+        </w:rPr>
+      </w:r>
+      <w:r>
+        <w:rPr>
+          <w:b/>
+          <w:lang w:val="fr_FR" w:bidi="fr_FR"/>
+        </w:rPr>
         <w:t>« arrachant du feu »</w:t>
       </w:r>
     </w:p>
@@ -13752,6 +15962,21 @@
           <w:b/>
           <w:lang w:val="fr_FR" w:bidi="fr_FR"/>
         </w:rPr>
+        <w:t>ἐλεᾶτε</w:t>
+      </w:r>
+    </w:p>
+    <w:p>
+      <w:pPr/>
+      <w:r>
+        <w:rPr>
+          <w:lang w:val="fr_FR" w:bidi="fr_FR"/>
+        </w:rPr>
+      </w:r>
+      <w:r>
+        <w:rPr>
+          <w:b/>
+          <w:lang w:val="fr_FR" w:bidi="fr_FR"/>
+        </w:rPr>
         <w:t>« ayez une pitié »</w:t>
       </w:r>
     </w:p>
@@ -13911,6 +16136,21 @@
           <w:b/>
           <w:lang w:val="fr_FR" w:bidi="fr_FR"/>
         </w:rPr>
+        <w:t>μισοῦντες καὶ τὸν ἀπὸ τῆς σαρκὸς ἐσπιλωμένον χιτῶνα</w:t>
+      </w:r>
+    </w:p>
+    <w:p>
+      <w:pPr/>
+      <w:r>
+        <w:rPr>
+          <w:lang w:val="fr_FR" w:bidi="fr_FR"/>
+        </w:rPr>
+      </w:r>
+      <w:r>
+        <w:rPr>
+          <w:b/>
+          <w:lang w:val="fr_FR" w:bidi="fr_FR"/>
+        </w:rPr>
         <w:t>« haïssant jusqu’à la tunique souillée par la chair »</w:t>
       </w:r>
     </w:p>
@@ -13994,6 +16234,21 @@
           <w:b/>
           <w:lang w:val="fr_FR" w:bidi="fr_FR"/>
         </w:rPr>
+        <w:t>τῆς σαρκὸς</w:t>
+      </w:r>
+    </w:p>
+    <w:p>
+      <w:pPr/>
+      <w:r>
+        <w:rPr>
+          <w:lang w:val="fr_FR" w:bidi="fr_FR"/>
+        </w:rPr>
+      </w:r>
+      <w:r>
+        <w:rPr>
+          <w:b/>
+          <w:lang w:val="fr_FR" w:bidi="fr_FR"/>
+        </w:rPr>
         <w:t>« la chair »</w:t>
       </w:r>
     </w:p>
@@ -14090,6 +16345,21 @@
           <w:b/>
           <w:lang w:val="fr_FR" w:bidi="fr_FR"/>
         </w:rPr>
+        <w:t>τῷ δὲ δυναμένῳ φυλάξαι</w:t>
+      </w:r>
+    </w:p>
+    <w:p>
+      <w:pPr/>
+      <w:r>
+        <w:rPr>
+          <w:lang w:val="fr_FR" w:bidi="fr_FR"/>
+        </w:rPr>
+      </w:r>
+      <w:r>
+        <w:rPr>
+          <w:b/>
+          <w:lang w:val="fr_FR" w:bidi="fr_FR"/>
+        </w:rPr>
         <w:t>« Or, à celui qui peut vous préserver de toute chute »</w:t>
       </w:r>
     </w:p>
@@ -14186,6 +16456,21 @@
           <w:b/>
           <w:lang w:val="fr_FR" w:bidi="fr_FR"/>
         </w:rPr>
+        <w:t>φυλάξαι ὑμᾶς ἀπταίστους</w:t>
+      </w:r>
+    </w:p>
+    <w:p>
+      <w:pPr/>
+      <w:r>
+        <w:rPr>
+          <w:lang w:val="fr_FR" w:bidi="fr_FR"/>
+        </w:rPr>
+      </w:r>
+      <w:r>
+        <w:rPr>
+          <w:b/>
+          <w:lang w:val="fr_FR" w:bidi="fr_FR"/>
+        </w:rPr>
         <w:t>« pour préserver de toute chute »</w:t>
       </w:r>
     </w:p>
@@ -14282,6 +16567,21 @@
           <w:b/>
           <w:lang w:val="fr_FR" w:bidi="fr_FR"/>
         </w:rPr>
+        <w:t>τῆς δόξης αὐτοῦ</w:t>
+      </w:r>
+    </w:p>
+    <w:p>
+      <w:pPr/>
+      <w:r>
+        <w:rPr>
+          <w:lang w:val="fr_FR" w:bidi="fr_FR"/>
+        </w:rPr>
+      </w:r>
+      <w:r>
+        <w:rPr>
+          <w:b/>
+          <w:lang w:val="fr_FR" w:bidi="fr_FR"/>
+        </w:rPr>
         <w:t>« sa gloire »</w:t>
       </w:r>
     </w:p>
@@ -14441,6 +16741,21 @@
           <w:b/>
           <w:lang w:val="fr_FR" w:bidi="fr_FR"/>
         </w:rPr>
+        <w:t>μόνῳ Θεῷ Σωτῆρι ἡμῶν</w:t>
+      </w:r>
+    </w:p>
+    <w:p>
+      <w:pPr/>
+      <w:r>
+        <w:rPr>
+          <w:lang w:val="fr_FR" w:bidi="fr_FR"/>
+        </w:rPr>
+      </w:r>
+      <w:r>
+        <w:rPr>
+          <w:b/>
+          <w:lang w:val="fr_FR" w:bidi="fr_FR"/>
+        </w:rPr>
         <w:t>« à Dieu seul, notre Sauveur »</w:t>
       </w:r>
     </w:p>
@@ -14517,6 +16832,21 @@
           <w:b/>
           <w:lang w:val="fr_FR" w:bidi="fr_FR"/>
         </w:rPr>
+        <w:t>Σωτῆρι ἡμῶν</w:t>
+      </w:r>
+    </w:p>
+    <w:p>
+      <w:pPr/>
+      <w:r>
+        <w:rPr>
+          <w:lang w:val="fr_FR" w:bidi="fr_FR"/>
+        </w:rPr>
+      </w:r>
+      <w:r>
+        <w:rPr>
+          <w:b/>
+          <w:lang w:val="fr_FR" w:bidi="fr_FR"/>
+        </w:rPr>
         <w:t>« notre Sauveur »</w:t>
       </w:r>
     </w:p>
@@ -14613,6 +16943,21 @@
           <w:b/>
           <w:lang w:val="fr_FR" w:bidi="fr_FR"/>
         </w:rPr>
+        <w:t>τοῦ Κυρίου ἡμῶν,</w:t>
+      </w:r>
+    </w:p>
+    <w:p>
+      <w:pPr/>
+      <w:r>
+        <w:rPr>
+          <w:lang w:val="fr_FR" w:bidi="fr_FR"/>
+        </w:rPr>
+      </w:r>
+      <w:r>
+        <w:rPr>
+          <w:b/>
+          <w:lang w:val="fr_FR" w:bidi="fr_FR"/>
+        </w:rPr>
         <w:t>« notre Seigneur »</w:t>
       </w:r>
     </w:p>
@@ -14709,6 +17054,21 @@
           <w:b/>
           <w:lang w:val="fr_FR" w:bidi="fr_FR"/>
         </w:rPr>
+        <w:t>μόνῳ Θεῷ &amp; δόξα, μεγαλωσύνη, κράτος, καὶ ἐξουσία</w:t>
+      </w:r>
+    </w:p>
+    <w:p>
+      <w:pPr/>
+      <w:r>
+        <w:rPr>
+          <w:lang w:val="fr_FR" w:bidi="fr_FR"/>
+        </w:rPr>
+      </w:r>
+      <w:r>
+        <w:rPr>
+          <w:b/>
+          <w:lang w:val="fr_FR" w:bidi="fr_FR"/>
+        </w:rPr>
         <w:t>« à Dieu seul »</w:t>
       </w:r>
       <w:r>
@@ -14831,6 +17191,21 @@
           <w:b/>
           <w:lang w:val="fr_FR" w:bidi="fr_FR"/>
         </w:rPr>
+        <w:t>πρὸ παντὸς τοῦ αἰῶνος</w:t>
+      </w:r>
+    </w:p>
+    <w:p>
+      <w:pPr/>
+      <w:r>
+        <w:rPr>
+          <w:lang w:val="fr_FR" w:bidi="fr_FR"/>
+        </w:rPr>
+      </w:r>
+      <w:r>
+        <w:rPr>
+          <w:b/>
+          <w:lang w:val="fr_FR" w:bidi="fr_FR"/>
+        </w:rPr>
         <w:t>« avant tous les temps »</w:t>
       </w:r>
     </w:p>
@@ -14900,6 +17275,21 @@
         <w:rPr>
           <w:lang w:val="fr_FR" w:bidi="fr_FR"/>
         </w:rPr>
+      </w:r>
+    </w:p>
+    <w:p>
+      <w:pPr/>
+      <w:r>
+        <w:rPr>
+          <w:lang w:val="fr_FR" w:bidi="fr_FR"/>
+        </w:rPr>
+      </w:r>
+      <w:r>
+        <w:rPr>
+          <w:b/>
+          <w:lang w:val="fr_FR" w:bidi="fr_FR"/>
+        </w:rPr>
+        <w:t>εἰς πάντας τοὺς αἰῶνας</w:t>
       </w:r>
     </w:p>
     <w:p>

--- a/fra/docx/65.content.docx
+++ b/fra/docx/65.content.docx
@@ -230,6 +230,21 @@
           <w:b/>
           <w:lang w:val="fr_FR" w:bidi="fr_FR"/>
         </w:rPr>
+        <w:t>Ἰούδας</w:t>
+      </w:r>
+    </w:p>
+    <w:p>
+      <w:pPr/>
+      <w:r>
+        <w:rPr>
+          <w:lang w:val="fr_FR" w:bidi="fr_FR"/>
+        </w:rPr>
+      </w:r>
+      <w:r>
+        <w:rPr>
+          <w:b/>
+          <w:lang w:val="fr_FR" w:bidi="fr_FR"/>
+        </w:rPr>
         <w:t>« Jude »</w:t>
       </w:r>
     </w:p>
@@ -313,6 +328,21 @@
           <w:b/>
           <w:lang w:val="fr_FR" w:bidi="fr_FR"/>
         </w:rPr>
+        <w:t>Ἰούδας</w:t>
+      </w:r>
+    </w:p>
+    <w:p>
+      <w:pPr/>
+      <w:r>
+        <w:rPr>
+          <w:lang w:val="fr_FR" w:bidi="fr_FR"/>
+        </w:rPr>
+      </w:r>
+      <w:r>
+        <w:rPr>
+          <w:b/>
+          <w:lang w:val="fr_FR" w:bidi="fr_FR"/>
+        </w:rPr>
         <w:t>« Jude »</w:t>
       </w:r>
     </w:p>
@@ -403,6 +433,21 @@
           <w:b/>
           <w:lang w:val="fr_FR" w:bidi="fr_FR"/>
         </w:rPr>
+        <w:t>Ἰησοῦ Χριστοῦ δοῦλος, ἀδελφὸς δὲ Ἰακώβου</w:t>
+      </w:r>
+    </w:p>
+    <w:p>
+      <w:pPr/>
+      <w:r>
+        <w:rPr>
+          <w:lang w:val="fr_FR" w:bidi="fr_FR"/>
+        </w:rPr>
+      </w:r>
+      <w:r>
+        <w:rPr>
+          <w:b/>
+          <w:lang w:val="fr_FR" w:bidi="fr_FR"/>
+        </w:rPr>
         <w:t>« serviteur de Jésus-Christ, et frère de Jacques »</w:t>
       </w:r>
     </w:p>
@@ -512,6 +557,21 @@
           <w:b/>
           <w:lang w:val="fr_FR" w:bidi="fr_FR"/>
         </w:rPr>
+        <w:t>ἀδελφὸς &amp; Ἰακώβου</w:t>
+      </w:r>
+    </w:p>
+    <w:p>
+      <w:pPr/>
+      <w:r>
+        <w:rPr>
+          <w:lang w:val="fr_FR" w:bidi="fr_FR"/>
+        </w:rPr>
+      </w:r>
+      <w:r>
+        <w:rPr>
+          <w:b/>
+          <w:lang w:val="fr_FR" w:bidi="fr_FR"/>
+        </w:rPr>
         <w:t>« frère de Jacques »</w:t>
       </w:r>
     </w:p>
@@ -602,6 +662,21 @@
           <w:b/>
           <w:lang w:val="fr_FR" w:bidi="fr_FR"/>
         </w:rPr>
+        <w:t>τοῖς</w:t>
+      </w:r>
+    </w:p>
+    <w:p>
+      <w:pPr/>
+      <w:r>
+        <w:rPr>
+          <w:lang w:val="fr_FR" w:bidi="fr_FR"/>
+        </w:rPr>
+      </w:r>
+      <w:r>
+        <w:rPr>
+          <w:b/>
+          <w:lang w:val="fr_FR" w:bidi="fr_FR"/>
+        </w:rPr>
         <w:t>« à ceux qui ont été »</w:t>
       </w:r>
     </w:p>
@@ -685,6 +760,21 @@
           <w:b/>
           <w:lang w:val="fr_FR" w:bidi="fr_FR"/>
         </w:rPr>
+        <w:t>κλητοῖς</w:t>
+      </w:r>
+    </w:p>
+    <w:p>
+      <w:pPr/>
+      <w:r>
+        <w:rPr>
+          <w:lang w:val="fr_FR" w:bidi="fr_FR"/>
+        </w:rPr>
+      </w:r>
+      <w:r>
+        <w:rPr>
+          <w:b/>
+          <w:lang w:val="fr_FR" w:bidi="fr_FR"/>
+        </w:rPr>
         <w:t>« appelées »</w:t>
       </w:r>
     </w:p>
@@ -781,6 +871,21 @@
           <w:b/>
           <w:lang w:val="fr_FR" w:bidi="fr_FR"/>
         </w:rPr>
+        <w:t>ἐν Θεῷ Πατρὶ ἠγαπημένοις</w:t>
+      </w:r>
+    </w:p>
+    <w:p>
+      <w:pPr/>
+      <w:r>
+        <w:rPr>
+          <w:lang w:val="fr_FR" w:bidi="fr_FR"/>
+        </w:rPr>
+      </w:r>
+      <w:r>
+        <w:rPr>
+          <w:b/>
+          <w:lang w:val="fr_FR" w:bidi="fr_FR"/>
+        </w:rPr>
         <w:t xml:space="preserve">« </w:t>
       </w:r>
       <w:r>
@@ -878,6 +983,21 @@
           <w:b/>
           <w:lang w:val="fr_FR" w:bidi="fr_FR"/>
         </w:rPr>
+        <w:t>Θεῷ Πατρὶ</w:t>
+      </w:r>
+    </w:p>
+    <w:p>
+      <w:pPr/>
+      <w:r>
+        <w:rPr>
+          <w:lang w:val="fr_FR" w:bidi="fr_FR"/>
+        </w:rPr>
+      </w:r>
+      <w:r>
+        <w:rPr>
+          <w:b/>
+          <w:lang w:val="fr_FR" w:bidi="fr_FR"/>
+        </w:rPr>
         <w:t>« Dieu le Père »</w:t>
       </w:r>
     </w:p>
@@ -968,6 +1088,21 @@
           <w:b/>
           <w:lang w:val="fr_FR" w:bidi="fr_FR"/>
         </w:rPr>
+        <w:t>Ἰησοῦ Χριστῷ τετηρημένοις κλητοῖς</w:t>
+      </w:r>
+    </w:p>
+    <w:p>
+      <w:pPr/>
+      <w:r>
+        <w:rPr>
+          <w:lang w:val="fr_FR" w:bidi="fr_FR"/>
+        </w:rPr>
+      </w:r>
+      <w:r>
+        <w:rPr>
+          <w:b/>
+          <w:lang w:val="fr_FR" w:bidi="fr_FR"/>
+        </w:rPr>
         <w:t>« et gardés pour Jésus-Christ »</w:t>
       </w:r>
     </w:p>
@@ -1064,6 +1199,21 @@
           <w:b/>
           <w:lang w:val="fr_FR" w:bidi="fr_FR"/>
         </w:rPr>
+        <w:t>ἔλεος ὑμῖν, καὶ εἰρήνη, καὶ ἀγάπη πληθυνθείη.</w:t>
+      </w:r>
+    </w:p>
+    <w:p>
+      <w:pPr/>
+      <w:r>
+        <w:rPr>
+          <w:lang w:val="fr_FR" w:bidi="fr_FR"/>
+        </w:rPr>
+      </w:r>
+      <w:r>
+        <w:rPr>
+          <w:b/>
+          <w:lang w:val="fr_FR" w:bidi="fr_FR"/>
+        </w:rPr>
         <w:t>« que la miséricorde, la paix et la charité vous soient multipliées »</w:t>
       </w:r>
     </w:p>
@@ -1147,6 +1297,21 @@
           <w:b/>
           <w:lang w:val="fr_FR" w:bidi="fr_FR"/>
         </w:rPr>
+        <w:t>ἔλεος ὑμῖν, καὶ εἰρήνη, καὶ ἀγάπη πληθυνθείη</w:t>
+      </w:r>
+    </w:p>
+    <w:p>
+      <w:pPr/>
+      <w:r>
+        <w:rPr>
+          <w:lang w:val="fr_FR" w:bidi="fr_FR"/>
+        </w:rPr>
+      </w:r>
+      <w:r>
+        <w:rPr>
+          <w:b/>
+          <w:lang w:val="fr_FR" w:bidi="fr_FR"/>
+        </w:rPr>
         <w:t>« que la miséricorde, la paix et l'amour vous soient multipliés »</w:t>
       </w:r>
     </w:p>
@@ -1269,6 +1434,21 @@
           <w:b/>
           <w:lang w:val="fr_FR" w:bidi="fr_FR"/>
         </w:rPr>
+        <w:t>ἔλεος &amp; καὶ εἰρήνη, καὶ ἀγάπη πληθυνθείη.</w:t>
+      </w:r>
+    </w:p>
+    <w:p>
+      <w:pPr/>
+      <w:r>
+        <w:rPr>
+          <w:lang w:val="fr_FR" w:bidi="fr_FR"/>
+        </w:rPr>
+      </w:r>
+      <w:r>
+        <w:rPr>
+          <w:b/>
+          <w:lang w:val="fr_FR" w:bidi="fr_FR"/>
+        </w:rPr>
         <w:t>« que la miséricorde, la paix et l'amour vous soient multipliés »</w:t>
       </w:r>
     </w:p>
@@ -1365,6 +1545,21 @@
           <w:b/>
           <w:lang w:val="fr_FR" w:bidi="fr_FR"/>
         </w:rPr>
+        <w:t>ὑμῖν</w:t>
+      </w:r>
+    </w:p>
+    <w:p>
+      <w:pPr/>
+      <w:r>
+        <w:rPr>
+          <w:lang w:val="fr_FR" w:bidi="fr_FR"/>
+        </w:rPr>
+      </w:r>
+      <w:r>
+        <w:rPr>
+          <w:b/>
+          <w:lang w:val="fr_FR" w:bidi="fr_FR"/>
+        </w:rPr>
         <w:t>« vous »</w:t>
       </w:r>
     </w:p>
@@ -1461,6 +1656,21 @@
           <w:b/>
           <w:lang w:val="fr_FR" w:bidi="fr_FR"/>
         </w:rPr>
+        <w:t>ἀγαπητοί</w:t>
+      </w:r>
+    </w:p>
+    <w:p>
+      <w:pPr/>
+      <w:r>
+        <w:rPr>
+          <w:lang w:val="fr_FR" w:bidi="fr_FR"/>
+        </w:rPr>
+      </w:r>
+      <w:r>
+        <w:rPr>
+          <w:b/>
+          <w:lang w:val="fr_FR" w:bidi="fr_FR"/>
+        </w:rPr>
         <w:t>« Bien-aimés »</w:t>
       </w:r>
     </w:p>
@@ -1551,6 +1761,21 @@
           <w:b/>
           <w:lang w:val="fr_FR" w:bidi="fr_FR"/>
         </w:rPr>
+        <w:t>πᾶσαν σπουδὴν ποιούμενος γράφειν ὑμῖν</w:t>
+      </w:r>
+    </w:p>
+    <w:p>
+      <w:pPr/>
+      <w:r>
+        <w:rPr>
+          <w:lang w:val="fr_FR" w:bidi="fr_FR"/>
+        </w:rPr>
+      </w:r>
+      <w:r>
+        <w:rPr>
+          <w:b/>
+          <w:lang w:val="fr_FR" w:bidi="fr_FR"/>
+        </w:rPr>
         <w:t>« désirais vivement vous écrire au sujet de notre salut commun »</w:t>
       </w:r>
     </w:p>
@@ -1614,6 +1839,21 @@
           <w:b/>
           <w:lang w:val="fr_FR" w:bidi="fr_FR"/>
         </w:rPr>
+        <w:t>περὶ τῆς κοινῆς ἡμῶν σωτηρίας</w:t>
+      </w:r>
+    </w:p>
+    <w:p>
+      <w:pPr/>
+      <w:r>
+        <w:rPr>
+          <w:lang w:val="fr_FR" w:bidi="fr_FR"/>
+        </w:rPr>
+      </w:r>
+      <w:r>
+        <w:rPr>
+          <w:b/>
+          <w:lang w:val="fr_FR" w:bidi="fr_FR"/>
+        </w:rPr>
         <w:t>« au sujet de notre salut commun »</w:t>
       </w:r>
     </w:p>
@@ -1677,6 +1917,21 @@
           <w:b/>
           <w:lang w:val="fr_FR" w:bidi="fr_FR"/>
         </w:rPr>
+        <w:t>περὶ τῆς κοινῆς ἡμῶν σωτηρίας</w:t>
+      </w:r>
+    </w:p>
+    <w:p>
+      <w:pPr/>
+      <w:r>
+        <w:rPr>
+          <w:lang w:val="fr_FR" w:bidi="fr_FR"/>
+        </w:rPr>
+      </w:r>
+      <w:r>
+        <w:rPr>
+          <w:b/>
+          <w:lang w:val="fr_FR" w:bidi="fr_FR"/>
+        </w:rPr>
         <w:t>« au sujet de notre salut commun »</w:t>
       </w:r>
     </w:p>
@@ -1773,6 +2028,21 @@
           <w:b/>
           <w:lang w:val="fr_FR" w:bidi="fr_FR"/>
         </w:rPr>
+        <w:t>ἡμῶν</w:t>
+      </w:r>
+    </w:p>
+    <w:p>
+      <w:pPr/>
+      <w:r>
+        <w:rPr>
+          <w:lang w:val="fr_FR" w:bidi="fr_FR"/>
+        </w:rPr>
+      </w:r>
+      <w:r>
+        <w:rPr>
+          <w:b/>
+          <w:lang w:val="fr_FR" w:bidi="fr_FR"/>
+        </w:rPr>
         <w:t>« notre »</w:t>
       </w:r>
     </w:p>
@@ -1869,6 +2139,21 @@
           <w:b/>
           <w:lang w:val="fr_FR" w:bidi="fr_FR"/>
         </w:rPr>
+        <w:t>ἀνάγκην ἔσχον γράψαι</w:t>
+      </w:r>
+    </w:p>
+    <w:p>
+      <w:pPr/>
+      <w:r>
+        <w:rPr>
+          <w:lang w:val="fr_FR" w:bidi="fr_FR"/>
+        </w:rPr>
+      </w:r>
+      <w:r>
+        <w:rPr>
+          <w:b/>
+          <w:lang w:val="fr_FR" w:bidi="fr_FR"/>
+        </w:rPr>
         <w:t>« je me suis senti obligé de le faire »</w:t>
       </w:r>
     </w:p>
@@ -1965,6 +2250,21 @@
           <w:b/>
           <w:lang w:val="fr_FR" w:bidi="fr_FR"/>
         </w:rPr>
+        <w:t>παρακαλῶν ἐπαγωνίζεσθαι τῇ &amp; πίστει</w:t>
+      </w:r>
+    </w:p>
+    <w:p>
+      <w:pPr/>
+      <w:r>
+        <w:rPr>
+          <w:lang w:val="fr_FR" w:bidi="fr_FR"/>
+        </w:rPr>
+      </w:r>
+      <w:r>
+        <w:rPr>
+          <w:b/>
+          <w:lang w:val="fr_FR" w:bidi="fr_FR"/>
+        </w:rPr>
         <w:t>« Exhorter à combattre pour la foi »</w:t>
       </w:r>
     </w:p>
@@ -2060,6 +2360,21 @@
           <w:b/>
           <w:lang w:val="fr_FR" w:bidi="fr_FR"/>
         </w:rPr>
+        <w:t>παρακαλῶν ἐπαγωνίζεσθαι τῇ &amp; πίστει</w:t>
+      </w:r>
+    </w:p>
+    <w:p>
+      <w:pPr/>
+      <w:r>
+        <w:rPr>
+          <w:lang w:val="fr_FR" w:bidi="fr_FR"/>
+        </w:rPr>
+      </w:r>
+      <w:r>
+        <w:rPr>
+          <w:b/>
+          <w:lang w:val="fr_FR" w:bidi="fr_FR"/>
+        </w:rPr>
         <w:t>« vous exhorter à combattre pour la foi »</w:t>
       </w:r>
     </w:p>
@@ -2143,6 +2458,21 @@
           <w:b/>
           <w:lang w:val="fr_FR" w:bidi="fr_FR"/>
         </w:rPr>
+        <w:t>τῇ ἅπαξ παραδοθείσῃ τοῖς ἁγίοις πίστει</w:t>
+      </w:r>
+    </w:p>
+    <w:p>
+      <w:pPr/>
+      <w:r>
+        <w:rPr>
+          <w:lang w:val="fr_FR" w:bidi="fr_FR"/>
+        </w:rPr>
+      </w:r>
+      <w:r>
+        <w:rPr>
+          <w:b/>
+          <w:lang w:val="fr_FR" w:bidi="fr_FR"/>
+        </w:rPr>
         <w:t>« pour la foi qui a été transmise aux saints »</w:t>
       </w:r>
     </w:p>
@@ -2239,6 +2569,21 @@
           <w:b/>
           <w:lang w:val="fr_FR" w:bidi="fr_FR"/>
         </w:rPr>
+        <w:t>ἅπαξ</w:t>
+      </w:r>
+    </w:p>
+    <w:p>
+      <w:pPr/>
+      <w:r>
+        <w:rPr>
+          <w:lang w:val="fr_FR" w:bidi="fr_FR"/>
+        </w:rPr>
+      </w:r>
+      <w:r>
+        <w:rPr>
+          <w:b/>
+          <w:lang w:val="fr_FR" w:bidi="fr_FR"/>
+        </w:rPr>
         <w:t>« une fois pour toutes »</w:t>
       </w:r>
     </w:p>
@@ -2328,6 +2673,21 @@
           <w:b/>
           <w:lang w:val="fr_FR" w:bidi="fr_FR"/>
         </w:rPr>
+        <w:t>γάρ</w:t>
+      </w:r>
+    </w:p>
+    <w:p>
+      <w:pPr/>
+      <w:r>
+        <w:rPr>
+          <w:lang w:val="fr_FR" w:bidi="fr_FR"/>
+        </w:rPr>
+      </w:r>
+      <w:r>
+        <w:rPr>
+          <w:b/>
+          <w:lang w:val="fr_FR" w:bidi="fr_FR"/>
+        </w:rPr>
         <w:t>« Car »</w:t>
       </w:r>
     </w:p>
@@ -2424,6 +2784,21 @@
           <w:b/>
           <w:lang w:val="fr_FR" w:bidi="fr_FR"/>
         </w:rPr>
+        <w:t>παρεισέδυσαν γάρ τινες ἄνθρωποι</w:t>
+      </w:r>
+    </w:p>
+    <w:p>
+      <w:pPr/>
+      <w:r>
+        <w:rPr>
+          <w:lang w:val="fr_FR" w:bidi="fr_FR"/>
+        </w:rPr>
+      </w:r>
+      <w:r>
+        <w:rPr>
+          <w:b/>
+          <w:lang w:val="fr_FR" w:bidi="fr_FR"/>
+        </w:rPr>
         <w:t>« Car il s’est glissé parmi vous certains hommes »</w:t>
       </w:r>
     </w:p>
@@ -2473,6 +2848,21 @@
         <w:rPr>
           <w:lang w:val="fr_FR" w:bidi="fr_FR"/>
         </w:rPr>
+      </w:r>
+    </w:p>
+    <w:p>
+      <w:pPr/>
+      <w:r>
+        <w:rPr>
+          <w:lang w:val="fr_FR" w:bidi="fr_FR"/>
+        </w:rPr>
+      </w:r>
+      <w:r>
+        <w:rPr>
+          <w:b/>
+          <w:lang w:val="fr_FR" w:bidi="fr_FR"/>
+        </w:rPr>
+        <w:t>παρεισέδυσαν γάρ τινες ἄνθρωποι</w:t>
       </w:r>
     </w:p>
     <w:p>
@@ -2588,6 +2978,21 @@
           <w:b/>
           <w:lang w:val="fr_FR" w:bidi="fr_FR"/>
         </w:rPr>
+        <w:t>οἱ πάλαι προγεγραμμένοι εἰς τοῦτο τὸ κρίμα</w:t>
+      </w:r>
+    </w:p>
+    <w:p>
+      <w:pPr/>
+      <w:r>
+        <w:rPr>
+          <w:lang w:val="fr_FR" w:bidi="fr_FR"/>
+        </w:rPr>
+      </w:r>
+      <w:r>
+        <w:rPr>
+          <w:b/>
+          <w:lang w:val="fr_FR" w:bidi="fr_FR"/>
+        </w:rPr>
         <w:t>« dont la condamnation est écrite depuis longtemps »</w:t>
       </w:r>
     </w:p>
@@ -2684,6 +3089,21 @@
           <w:b/>
           <w:lang w:val="fr_FR" w:bidi="fr_FR"/>
         </w:rPr>
+        <w:t>εἰς τοῦτο τὸ κρίμα</w:t>
+      </w:r>
+    </w:p>
+    <w:p>
+      <w:pPr/>
+      <w:r>
+        <w:rPr>
+          <w:lang w:val="fr_FR" w:bidi="fr_FR"/>
+        </w:rPr>
+      </w:r>
+      <w:r>
+        <w:rPr>
+          <w:b/>
+          <w:lang w:val="fr_FR" w:bidi="fr_FR"/>
+        </w:rPr>
         <w:t>« dont la condamnation »</w:t>
       </w:r>
     </w:p>
@@ -2780,6 +3200,21 @@
           <w:b/>
           <w:lang w:val="fr_FR" w:bidi="fr_FR"/>
         </w:rPr>
+        <w:t>ἀσεβεῖς</w:t>
+      </w:r>
+    </w:p>
+    <w:p>
+      <w:pPr/>
+      <w:r>
+        <w:rPr>
+          <w:lang w:val="fr_FR" w:bidi="fr_FR"/>
+        </w:rPr>
+      </w:r>
+      <w:r>
+        <w:rPr>
+          <w:b/>
+          <w:lang w:val="fr_FR" w:bidi="fr_FR"/>
+        </w:rPr>
         <w:t>« impies »</w:t>
       </w:r>
     </w:p>
@@ -2876,6 +3311,21 @@
           <w:b/>
           <w:lang w:val="fr_FR" w:bidi="fr_FR"/>
         </w:rPr>
+        <w:t>τὴν τοῦ Θεοῦ ἡμῶν χάριτα μετατιθέντες εἰς ἀσέλγειαν</w:t>
+      </w:r>
+    </w:p>
+    <w:p>
+      <w:pPr/>
+      <w:r>
+        <w:rPr>
+          <w:lang w:val="fr_FR" w:bidi="fr_FR"/>
+        </w:rPr>
+      </w:r>
+      <w:r>
+        <w:rPr>
+          <w:b/>
+          <w:lang w:val="fr_FR" w:bidi="fr_FR"/>
+        </w:rPr>
         <w:t>« qui changent la grâce de notre Dieu en dissolution »</w:t>
       </w:r>
     </w:p>
@@ -2972,6 +3422,21 @@
           <w:b/>
           <w:lang w:val="fr_FR" w:bidi="fr_FR"/>
         </w:rPr>
+        <w:t>ἡμῶν &amp; ἡμῶν</w:t>
+      </w:r>
+    </w:p>
+    <w:p>
+      <w:pPr/>
+      <w:r>
+        <w:rPr>
+          <w:lang w:val="fr_FR" w:bidi="fr_FR"/>
+        </w:rPr>
+      </w:r>
+      <w:r>
+        <w:rPr>
+          <w:b/>
+          <w:lang w:val="fr_FR" w:bidi="fr_FR"/>
+        </w:rPr>
         <w:t>« notre »</w:t>
       </w:r>
       <w:r>
@@ -3081,6 +3546,21 @@
           <w:b/>
           <w:lang w:val="fr_FR" w:bidi="fr_FR"/>
         </w:rPr>
+        <w:t>τὴν τοῦ Θεοῦ ἡμῶν χάριτα</w:t>
+      </w:r>
+    </w:p>
+    <w:p>
+      <w:pPr/>
+      <w:r>
+        <w:rPr>
+          <w:lang w:val="fr_FR" w:bidi="fr_FR"/>
+        </w:rPr>
+      </w:r>
+      <w:r>
+        <w:rPr>
+          <w:b/>
+          <w:lang w:val="fr_FR" w:bidi="fr_FR"/>
+        </w:rPr>
         <w:t>« la grâce de notre Dieu »</w:t>
       </w:r>
     </w:p>
@@ -3177,6 +3657,21 @@
           <w:b/>
           <w:lang w:val="fr_FR" w:bidi="fr_FR"/>
         </w:rPr>
+        <w:t>εἰς ἀσέλγειαν</w:t>
+      </w:r>
+    </w:p>
+    <w:p>
+      <w:pPr/>
+      <w:r>
+        <w:rPr>
+          <w:lang w:val="fr_FR" w:bidi="fr_FR"/>
+        </w:rPr>
+      </w:r>
+      <w:r>
+        <w:rPr>
+          <w:b/>
+          <w:lang w:val="fr_FR" w:bidi="fr_FR"/>
+        </w:rPr>
         <w:t>« en dissolution »</w:t>
       </w:r>
     </w:p>
@@ -3273,6 +3768,21 @@
           <w:b/>
           <w:lang w:val="fr_FR" w:bidi="fr_FR"/>
         </w:rPr>
+        <w:t>τὸν μόνον Δεσπότην καὶ Κύριον ἡμῶν, Ἰησοῦν Χριστὸν, ἀρνούμενοι</w:t>
+      </w:r>
+    </w:p>
+    <w:p>
+      <w:pPr/>
+      <w:r>
+        <w:rPr>
+          <w:lang w:val="fr_FR" w:bidi="fr_FR"/>
+        </w:rPr>
+      </w:r>
+      <w:r>
+        <w:rPr>
+          <w:b/>
+          <w:lang w:val="fr_FR" w:bidi="fr_FR"/>
+        </w:rPr>
         <w:t>« et qui renient notre seul maître et Seigneur Jésus-Christ »</w:t>
       </w:r>
     </w:p>
@@ -3336,6 +3846,21 @@
           <w:b/>
           <w:lang w:val="fr_FR" w:bidi="fr_FR"/>
         </w:rPr>
+        <w:t>τὸν μόνον Δεσπότην καὶ Κύριον ἡμῶν</w:t>
+      </w:r>
+    </w:p>
+    <w:p>
+      <w:pPr/>
+      <w:r>
+        <w:rPr>
+          <w:lang w:val="fr_FR" w:bidi="fr_FR"/>
+        </w:rPr>
+      </w:r>
+      <w:r>
+        <w:rPr>
+          <w:b/>
+          <w:lang w:val="fr_FR" w:bidi="fr_FR"/>
+        </w:rPr>
         <w:t>« notre seul Maître et Seigneur »</w:t>
       </w:r>
     </w:p>
@@ -3471,6 +3996,21 @@
           <w:b/>
           <w:lang w:val="fr_FR" w:bidi="fr_FR"/>
         </w:rPr>
+        <w:t>ὑπομνῆσαι &amp; ὑμᾶς βούλομαι, εἰδότας ὑμᾶς ἅπαξ πάντα</w:t>
+      </w:r>
+    </w:p>
+    <w:p>
+      <w:pPr/>
+      <w:r>
+        <w:rPr>
+          <w:lang w:val="fr_FR" w:bidi="fr_FR"/>
+        </w:rPr>
+      </w:r>
+      <w:r>
+        <w:rPr>
+          <w:b/>
+          <w:lang w:val="fr_FR" w:bidi="fr_FR"/>
+        </w:rPr>
         <w:t>« Je veux vous rappeler, à vous qui savez fort bien toutes ces choses »</w:t>
       </w:r>
     </w:p>
@@ -3554,6 +4094,21 @@
           <w:b/>
           <w:lang w:val="fr_FR" w:bidi="fr_FR"/>
         </w:rPr>
+        <w:t>πάντα</w:t>
+      </w:r>
+    </w:p>
+    <w:p>
+      <w:pPr/>
+      <w:r>
+        <w:rPr>
+          <w:lang w:val="fr_FR" w:bidi="fr_FR"/>
+        </w:rPr>
+      </w:r>
+      <w:r>
+        <w:rPr>
+          <w:b/>
+          <w:lang w:val="fr_FR" w:bidi="fr_FR"/>
+        </w:rPr>
         <w:t>« toutes ces choses »</w:t>
       </w:r>
     </w:p>
@@ -3650,6 +4205,21 @@
           <w:b/>
           <w:lang w:val="fr_FR" w:bidi="fr_FR"/>
         </w:rPr>
+        <w:t>ὅτι Ἰησοῦς</w:t>
+      </w:r>
+    </w:p>
+    <w:p>
+      <w:pPr/>
+      <w:r>
+        <w:rPr>
+          <w:lang w:val="fr_FR" w:bidi="fr_FR"/>
+        </w:rPr>
+      </w:r>
+      <w:r>
+        <w:rPr>
+          <w:b/>
+          <w:lang w:val="fr_FR" w:bidi="fr_FR"/>
+        </w:rPr>
         <w:t>« que le Seigneur »</w:t>
       </w:r>
     </w:p>
@@ -3733,6 +4303,21 @@
           <w:b/>
           <w:lang w:val="fr_FR" w:bidi="fr_FR"/>
         </w:rPr>
+        <w:t>λαὸν ἐκ γῆς Αἰγύπτου σώσας</w:t>
+      </w:r>
+    </w:p>
+    <w:p>
+      <w:pPr/>
+      <w:r>
+        <w:rPr>
+          <w:lang w:val="fr_FR" w:bidi="fr_FR"/>
+        </w:rPr>
+      </w:r>
+      <w:r>
+        <w:rPr>
+          <w:b/>
+          <w:lang w:val="fr_FR" w:bidi="fr_FR"/>
+        </w:rPr>
         <w:t>« après avoir sauvé le peuple et l’avoir tiré du pays d’Égypte »</w:t>
       </w:r>
     </w:p>
@@ -3796,6 +4381,21 @@
           <w:b/>
           <w:lang w:val="fr_FR" w:bidi="fr_FR"/>
         </w:rPr>
+        <w:t>λαὸν ἐκ γῆς Αἰγύπτου σώσας</w:t>
+      </w:r>
+    </w:p>
+    <w:p>
+      <w:pPr/>
+      <w:r>
+        <w:rPr>
+          <w:lang w:val="fr_FR" w:bidi="fr_FR"/>
+        </w:rPr>
+      </w:r>
+      <w:r>
+        <w:rPr>
+          <w:b/>
+          <w:lang w:val="fr_FR" w:bidi="fr_FR"/>
+        </w:rPr>
         <w:t>« après avoir sauvé le peuple et l’avoir tiré du pays d’Égypte »</w:t>
       </w:r>
     </w:p>
@@ -3892,6 +4492,21 @@
           <w:b/>
           <w:lang w:val="fr_FR" w:bidi="fr_FR"/>
         </w:rPr>
+        <w:t>τοὺς μὴ τηρήσαντας τὴν ἑαυτῶν ἀρχὴν</w:t>
+      </w:r>
+    </w:p>
+    <w:p>
+      <w:pPr/>
+      <w:r>
+        <w:rPr>
+          <w:lang w:val="fr_FR" w:bidi="fr_FR"/>
+        </w:rPr>
+      </w:r>
+      <w:r>
+        <w:rPr>
+          <w:b/>
+          <w:lang w:val="fr_FR" w:bidi="fr_FR"/>
+        </w:rPr>
         <w:t>« qui n'ont pas gardé leur dignité »</w:t>
       </w:r>
     </w:p>
@@ -3988,6 +4603,21 @@
           <w:b/>
           <w:lang w:val="fr_FR" w:bidi="fr_FR"/>
         </w:rPr>
+        <w:t>τὴν ἑαυτῶν ἀρχὴν</w:t>
+      </w:r>
+    </w:p>
+    <w:p>
+      <w:pPr/>
+      <w:r>
+        <w:rPr>
+          <w:lang w:val="fr_FR" w:bidi="fr_FR"/>
+        </w:rPr>
+      </w:r>
+      <w:r>
+        <w:rPr>
+          <w:b/>
+          <w:lang w:val="fr_FR" w:bidi="fr_FR"/>
+        </w:rPr>
         <w:t>« leur propre demeure »</w:t>
       </w:r>
     </w:p>
@@ -4064,6 +4694,21 @@
           <w:b/>
           <w:lang w:val="fr_FR" w:bidi="fr_FR"/>
         </w:rPr>
+        <w:t>δεσμοῖς ἀϊδίοις ὑπὸ ζόφον τετήρηκεν</w:t>
+      </w:r>
+    </w:p>
+    <w:p>
+      <w:pPr/>
+      <w:r>
+        <w:rPr>
+          <w:lang w:val="fr_FR" w:bidi="fr_FR"/>
+        </w:rPr>
+      </w:r>
+      <w:r>
+        <w:rPr>
+          <w:b/>
+          <w:lang w:val="fr_FR" w:bidi="fr_FR"/>
+        </w:rPr>
         <w:t>« il a réservé pour le jugement du grand jour, enchaînés éternellement par les ténèbres »</w:t>
       </w:r>
     </w:p>
@@ -4160,6 +4805,21 @@
           <w:b/>
           <w:lang w:val="fr_FR" w:bidi="fr_FR"/>
         </w:rPr>
+        <w:t>δεσμοῖς ἀϊδίοις &amp; τετήρηκεν</w:t>
+      </w:r>
+    </w:p>
+    <w:p>
+      <w:pPr/>
+      <w:r>
+        <w:rPr>
+          <w:lang w:val="fr_FR" w:bidi="fr_FR"/>
+        </w:rPr>
+      </w:r>
+      <w:r>
+        <w:rPr>
+          <w:b/>
+          <w:lang w:val="fr_FR" w:bidi="fr_FR"/>
+        </w:rPr>
         <w:t>« enchaînés éternellement »</w:t>
       </w:r>
     </w:p>
@@ -4236,6 +4896,21 @@
           <w:b/>
           <w:lang w:val="fr_FR" w:bidi="fr_FR"/>
         </w:rPr>
+        <w:t>ὑπὸ ζόφον</w:t>
+      </w:r>
+    </w:p>
+    <w:p>
+      <w:pPr/>
+      <w:r>
+        <w:rPr>
+          <w:lang w:val="fr_FR" w:bidi="fr_FR"/>
+        </w:rPr>
+      </w:r>
+      <w:r>
+        <w:rPr>
+          <w:b/>
+          <w:lang w:val="fr_FR" w:bidi="fr_FR"/>
+        </w:rPr>
         <w:t>« par les ténèbres »</w:t>
       </w:r>
     </w:p>
@@ -4332,6 +5007,21 @@
           <w:b/>
           <w:lang w:val="fr_FR" w:bidi="fr_FR"/>
         </w:rPr>
+        <w:t>εἰς κρίσιν μεγάλης ἡμέρας</w:t>
+      </w:r>
+    </w:p>
+    <w:p>
+      <w:pPr/>
+      <w:r>
+        <w:rPr>
+          <w:lang w:val="fr_FR" w:bidi="fr_FR"/>
+        </w:rPr>
+      </w:r>
+      <w:r>
+        <w:rPr>
+          <w:b/>
+          <w:lang w:val="fr_FR" w:bidi="fr_FR"/>
+        </w:rPr>
         <w:t>« pour le jugement du grand jour »</w:t>
       </w:r>
     </w:p>
@@ -4415,6 +5105,21 @@
           <w:b/>
           <w:lang w:val="fr_FR" w:bidi="fr_FR"/>
         </w:rPr>
+        <w:t>εἰς κρίσιν μεγάλης ἡμέρας</w:t>
+      </w:r>
+    </w:p>
+    <w:p>
+      <w:pPr/>
+      <w:r>
+        <w:rPr>
+          <w:lang w:val="fr_FR" w:bidi="fr_FR"/>
+        </w:rPr>
+      </w:r>
+      <w:r>
+        <w:rPr>
+          <w:b/>
+          <w:lang w:val="fr_FR" w:bidi="fr_FR"/>
+        </w:rPr>
         <w:t>« pour le jugement du grand jour »</w:t>
       </w:r>
     </w:p>
@@ -4511,6 +5216,21 @@
           <w:b/>
           <w:lang w:val="fr_FR" w:bidi="fr_FR"/>
         </w:rPr>
+        <w:t>μεγάλης ἡμέρας</w:t>
+      </w:r>
+    </w:p>
+    <w:p>
+      <w:pPr/>
+      <w:r>
+        <w:rPr>
+          <w:lang w:val="fr_FR" w:bidi="fr_FR"/>
+        </w:rPr>
+      </w:r>
+      <w:r>
+        <w:rPr>
+          <w:b/>
+          <w:lang w:val="fr_FR" w:bidi="fr_FR"/>
+        </w:rPr>
         <w:t>« du grand jour »</w:t>
       </w:r>
     </w:p>
@@ -4619,6 +5339,21 @@
           <w:b/>
           <w:lang w:val="fr_FR" w:bidi="fr_FR"/>
         </w:rPr>
+        <w:t>Σόδομα καὶ Γόμορρα, καὶ αἱ περὶ αὐτὰς πόλεις</w:t>
+      </w:r>
+    </w:p>
+    <w:p>
+      <w:pPr/>
+      <w:r>
+        <w:rPr>
+          <w:lang w:val="fr_FR" w:bidi="fr_FR"/>
+        </w:rPr>
+      </w:r>
+      <w:r>
+        <w:rPr>
+          <w:b/>
+          <w:lang w:val="fr_FR" w:bidi="fr_FR"/>
+        </w:rPr>
         <w:t>« Sodome et Gomorrhe et les villes voisines »</w:t>
       </w:r>
     </w:p>
@@ -4741,6 +5476,21 @@
           <w:b/>
           <w:lang w:val="fr_FR" w:bidi="fr_FR"/>
         </w:rPr>
+        <w:t>τὸν ὅμοιον τρόπον τούτοις</w:t>
+      </w:r>
+    </w:p>
+    <w:p>
+      <w:pPr/>
+      <w:r>
+        <w:rPr>
+          <w:lang w:val="fr_FR" w:bidi="fr_FR"/>
+        </w:rPr>
+      </w:r>
+      <w:r>
+        <w:rPr>
+          <w:b/>
+          <w:lang w:val="fr_FR" w:bidi="fr_FR"/>
+        </w:rPr>
         <w:t>« comme eux »</w:t>
       </w:r>
     </w:p>
@@ -4837,6 +5587,21 @@
           <w:b/>
           <w:lang w:val="fr_FR" w:bidi="fr_FR"/>
         </w:rPr>
+        <w:t>ἐκπορνεύσασαι</w:t>
+      </w:r>
+    </w:p>
+    <w:p>
+      <w:pPr/>
+      <w:r>
+        <w:rPr>
+          <w:lang w:val="fr_FR" w:bidi="fr_FR"/>
+        </w:rPr>
+      </w:r>
+      <w:r>
+        <w:rPr>
+          <w:b/>
+          <w:lang w:val="fr_FR" w:bidi="fr_FR"/>
+        </w:rPr>
         <w:t>«qui se livrèrent comme eux à l’impudicité »</w:t>
       </w:r>
     </w:p>
@@ -4933,6 +5698,21 @@
           <w:b/>
           <w:lang w:val="fr_FR" w:bidi="fr_FR"/>
         </w:rPr>
+        <w:t>καὶ ἀπελθοῦσαι ὀπίσω σαρκὸς ἑτέρας</w:t>
+      </w:r>
+    </w:p>
+    <w:p>
+      <w:pPr/>
+      <w:r>
+        <w:rPr>
+          <w:lang w:val="fr_FR" w:bidi="fr_FR"/>
+        </w:rPr>
+      </w:r>
+      <w:r>
+        <w:rPr>
+          <w:b/>
+          <w:lang w:val="fr_FR" w:bidi="fr_FR"/>
+        </w:rPr>
         <w:t>« et à des vices contre nature »</w:t>
       </w:r>
     </w:p>
@@ -5022,6 +5802,21 @@
           <w:b/>
           <w:lang w:val="fr_FR" w:bidi="fr_FR"/>
         </w:rPr>
+        <w:t>σαρκὸς ἑτέρας</w:t>
+      </w:r>
+    </w:p>
+    <w:p>
+      <w:pPr/>
+      <w:r>
+        <w:rPr>
+          <w:lang w:val="fr_FR" w:bidi="fr_FR"/>
+        </w:rPr>
+      </w:r>
+      <w:r>
+        <w:rPr>
+          <w:b/>
+          <w:lang w:val="fr_FR" w:bidi="fr_FR"/>
+        </w:rPr>
         <w:t>« des vices contre nature »</w:t>
       </w:r>
     </w:p>
@@ -5104,6 +5899,21 @@
           <w:b/>
           <w:lang w:val="fr_FR" w:bidi="fr_FR"/>
         </w:rPr>
+        <w:t>πρόκεινται δεῖγμα</w:t>
+      </w:r>
+    </w:p>
+    <w:p>
+      <w:pPr/>
+      <w:r>
+        <w:rPr>
+          <w:lang w:val="fr_FR" w:bidi="fr_FR"/>
+        </w:rPr>
+      </w:r>
+      <w:r>
+        <w:rPr>
+          <w:b/>
+          <w:lang w:val="fr_FR" w:bidi="fr_FR"/>
+        </w:rPr>
         <w:t>« sont données en exemple »</w:t>
       </w:r>
     </w:p>
@@ -5200,6 +6010,21 @@
           <w:b/>
           <w:lang w:val="fr_FR" w:bidi="fr_FR"/>
         </w:rPr>
+        <w:t>πυρὸς αἰωνίου δίκην ὑπέχουσαι</w:t>
+      </w:r>
+    </w:p>
+    <w:p>
+      <w:pPr/>
+      <w:r>
+        <w:rPr>
+          <w:lang w:val="fr_FR" w:bidi="fr_FR"/>
+        </w:rPr>
+      </w:r>
+      <w:r>
+        <w:rPr>
+          <w:b/>
+          <w:lang w:val="fr_FR" w:bidi="fr_FR"/>
+        </w:rPr>
         <w:t>« subissant la peine d’un feu éternel »</w:t>
       </w:r>
     </w:p>
@@ -5282,6 +6107,21 @@
         <w:rPr>
           <w:lang w:val="fr_FR" w:bidi="fr_FR"/>
         </w:rPr>
+      </w:r>
+    </w:p>
+    <w:p>
+      <w:pPr/>
+      <w:r>
+        <w:rPr>
+          <w:lang w:val="fr_FR" w:bidi="fr_FR"/>
+        </w:rPr>
+      </w:r>
+      <w:r>
+        <w:rPr>
+          <w:b/>
+          <w:lang w:val="fr_FR" w:bidi="fr_FR"/>
+        </w:rPr>
+        <w:t>ὁμοίως</w:t>
       </w:r>
     </w:p>
     <w:p>
@@ -5410,6 +6250,21 @@
           <w:b/>
           <w:lang w:val="fr_FR" w:bidi="fr_FR"/>
         </w:rPr>
+        <w:t>οὗτοι ἐνυπνιαζόμενοι</w:t>
+      </w:r>
+    </w:p>
+    <w:p>
+      <w:pPr/>
+      <w:r>
+        <w:rPr>
+          <w:lang w:val="fr_FR" w:bidi="fr_FR"/>
+        </w:rPr>
+      </w:r>
+      <w:r>
+        <w:rPr>
+          <w:b/>
+          <w:lang w:val="fr_FR" w:bidi="fr_FR"/>
+        </w:rPr>
         <w:t>« ces hommes »</w:t>
       </w:r>
     </w:p>
@@ -5524,6 +6379,21 @@
           <w:b/>
           <w:lang w:val="fr_FR" w:bidi="fr_FR"/>
         </w:rPr>
+        <w:t>σάρκα μὲν μιαίνουσιν</w:t>
+      </w:r>
+    </w:p>
+    <w:p>
+      <w:pPr/>
+      <w:r>
+        <w:rPr>
+          <w:lang w:val="fr_FR" w:bidi="fr_FR"/>
+        </w:rPr>
+      </w:r>
+      <w:r>
+        <w:rPr>
+          <w:b/>
+          <w:lang w:val="fr_FR" w:bidi="fr_FR"/>
+        </w:rPr>
         <w:t>« souillent pareillement leur chair »</w:t>
       </w:r>
     </w:p>
@@ -5620,6 +6490,21 @@
           <w:b/>
           <w:lang w:val="fr_FR" w:bidi="fr_FR"/>
         </w:rPr>
+        <w:t>κυριότητα</w:t>
+      </w:r>
+    </w:p>
+    <w:p>
+      <w:pPr/>
+      <w:r>
+        <w:rPr>
+          <w:lang w:val="fr_FR" w:bidi="fr_FR"/>
+        </w:rPr>
+      </w:r>
+      <w:r>
+        <w:rPr>
+          <w:b/>
+          <w:lang w:val="fr_FR" w:bidi="fr_FR"/>
+        </w:rPr>
         <w:t>« l'autorité »</w:t>
       </w:r>
     </w:p>
@@ -5696,6 +6581,21 @@
           <w:b/>
           <w:lang w:val="fr_FR" w:bidi="fr_FR"/>
         </w:rPr>
+        <w:t>κυριότητα &amp; ἀθετοῦσιν</w:t>
+      </w:r>
+    </w:p>
+    <w:p>
+      <w:pPr/>
+      <w:r>
+        <w:rPr>
+          <w:lang w:val="fr_FR" w:bidi="fr_FR"/>
+        </w:rPr>
+      </w:r>
+      <w:r>
+        <w:rPr>
+          <w:b/>
+          <w:lang w:val="fr_FR" w:bidi="fr_FR"/>
+        </w:rPr>
         <w:t>« méprisent l'autorité »</w:t>
       </w:r>
     </w:p>
@@ -5868,6 +6768,21 @@
           <w:b/>
           <w:lang w:val="fr_FR" w:bidi="fr_FR"/>
         </w:rPr>
+        <w:t>κρίσιν ἐπενεγκεῖν βλασφημίας</w:t>
+      </w:r>
+    </w:p>
+    <w:p>
+      <w:pPr/>
+      <w:r>
+        <w:rPr>
+          <w:lang w:val="fr_FR" w:bidi="fr_FR"/>
+        </w:rPr>
+      </w:r>
+      <w:r>
+        <w:rPr>
+          <w:b/>
+          <w:lang w:val="fr_FR" w:bidi="fr_FR"/>
+        </w:rPr>
         <w:t>« n’osa pas porter contre lui un jugement injurieux »</w:t>
       </w:r>
     </w:p>
@@ -5977,6 +6892,21 @@
           <w:b/>
           <w:lang w:val="fr_FR" w:bidi="fr_FR"/>
         </w:rPr>
+        <w:t>κρίσιν ἐπενεγκεῖν βλασφημίας</w:t>
+      </w:r>
+    </w:p>
+    <w:p>
+      <w:pPr/>
+      <w:r>
+        <w:rPr>
+          <w:lang w:val="fr_FR" w:bidi="fr_FR"/>
+        </w:rPr>
+      </w:r>
+      <w:r>
+        <w:rPr>
+          <w:b/>
+          <w:lang w:val="fr_FR" w:bidi="fr_FR"/>
+        </w:rPr>
         <w:t>« porter contre lui un jugement injurieux »</w:t>
       </w:r>
     </w:p>
@@ -6073,6 +7003,21 @@
           <w:b/>
           <w:lang w:val="fr_FR" w:bidi="fr_FR"/>
         </w:rPr>
+        <w:t>κρίσιν ἐπενεγκεῖν βλασφημίας</w:t>
+      </w:r>
+    </w:p>
+    <w:p>
+      <w:pPr/>
+      <w:r>
+        <w:rPr>
+          <w:lang w:val="fr_FR" w:bidi="fr_FR"/>
+        </w:rPr>
+      </w:r>
+      <w:r>
+        <w:rPr>
+          <w:b/>
+          <w:lang w:val="fr_FR" w:bidi="fr_FR"/>
+        </w:rPr>
         <w:t>« porter contre lui un jugement injurieux »</w:t>
       </w:r>
     </w:p>
@@ -6169,6 +7114,21 @@
         <w:rPr>
           <w:lang w:val="fr_FR" w:bidi="fr_FR"/>
         </w:rPr>
+      </w:r>
+    </w:p>
+    <w:p>
+      <w:pPr/>
+      <w:r>
+        <w:rPr>
+          <w:lang w:val="fr_FR" w:bidi="fr_FR"/>
+        </w:rPr>
+      </w:r>
+      <w:r>
+        <w:rPr>
+          <w:b/>
+          <w:lang w:val="fr_FR" w:bidi="fr_FR"/>
+        </w:rPr>
+        <w:t>οὗτοι</w:t>
       </w:r>
     </w:p>
     <w:p>
@@ -6297,6 +7257,21 @@
           <w:b/>
           <w:lang w:val="fr_FR" w:bidi="fr_FR"/>
         </w:rPr>
+        <w:t>ὅσα &amp; οὐκ οἴδασιν</w:t>
+      </w:r>
+    </w:p>
+    <w:p>
+      <w:pPr/>
+      <w:r>
+        <w:rPr>
+          <w:lang w:val="fr_FR" w:bidi="fr_FR"/>
+        </w:rPr>
+      </w:r>
+      <w:r>
+        <w:rPr>
+          <w:b/>
+          <w:lang w:val="fr_FR" w:bidi="fr_FR"/>
+        </w:rPr>
         <w:t>« de ce qu'ils ignorent »</w:t>
       </w:r>
     </w:p>
@@ -6391,6 +7366,21 @@
           <w:b/>
           <w:lang w:val="fr_FR" w:bidi="fr_FR"/>
         </w:rPr>
+        <w:t>ὅσα δὲ φυσικῶς ὡς τὰ ἄλογα ζῷα ἐπίστανται</w:t>
+      </w:r>
+    </w:p>
+    <w:p>
+      <w:pPr/>
+      <w:r>
+        <w:rPr>
+          <w:lang w:val="fr_FR" w:bidi="fr_FR"/>
+        </w:rPr>
+      </w:r>
+      <w:r>
+        <w:rPr>
+          <w:b/>
+          <w:lang w:val="fr_FR" w:bidi="fr_FR"/>
+        </w:rPr>
         <w:t>« dans ce qu'ils savent naturellement comme des brutes »</w:t>
         <w:br/>
       </w:r>
@@ -6467,6 +7457,21 @@
           <w:b/>
           <w:lang w:val="fr_FR" w:bidi="fr_FR"/>
         </w:rPr>
+        <w:t>ἐν τούτοις</w:t>
+      </w:r>
+    </w:p>
+    <w:p>
+      <w:pPr/>
+      <w:r>
+        <w:rPr>
+          <w:lang w:val="fr_FR" w:bidi="fr_FR"/>
+        </w:rPr>
+      </w:r>
+      <w:r>
+        <w:rPr>
+          <w:b/>
+          <w:lang w:val="fr_FR" w:bidi="fr_FR"/>
+        </w:rPr>
         <w:t>« ce qu'ils »</w:t>
       </w:r>
     </w:p>
@@ -6563,6 +7568,21 @@
           <w:b/>
           <w:lang w:val="fr_FR" w:bidi="fr_FR"/>
         </w:rPr>
+        <w:t>ἐν τούτοις φθείρονται</w:t>
+      </w:r>
+    </w:p>
+    <w:p>
+      <w:pPr/>
+      <w:r>
+        <w:rPr>
+          <w:lang w:val="fr_FR" w:bidi="fr_FR"/>
+        </w:rPr>
+      </w:r>
+      <w:r>
+        <w:rPr>
+          <w:b/>
+          <w:lang w:val="fr_FR" w:bidi="fr_FR"/>
+        </w:rPr>
         <w:t>« ils se corrompent »</w:t>
       </w:r>
     </w:p>
@@ -6672,6 +7692,21 @@
           <w:b/>
           <w:lang w:val="fr_FR" w:bidi="fr_FR"/>
         </w:rPr>
+        <w:t>οὐαὶ αὐτοῖς</w:t>
+      </w:r>
+    </w:p>
+    <w:p>
+      <w:pPr/>
+      <w:r>
+        <w:rPr>
+          <w:lang w:val="fr_FR" w:bidi="fr_FR"/>
+        </w:rPr>
+      </w:r>
+      <w:r>
+        <w:rPr>
+          <w:b/>
+          <w:lang w:val="fr_FR" w:bidi="fr_FR"/>
+        </w:rPr>
         <w:t>« Malheur à eux »</w:t>
       </w:r>
     </w:p>
@@ -6768,6 +7803,21 @@
           <w:b/>
           <w:lang w:val="fr_FR" w:bidi="fr_FR"/>
         </w:rPr>
+        <w:t>τῇ ὁδῷ τοῦ Κάϊν ἐπορεύθησαν</w:t>
+      </w:r>
+    </w:p>
+    <w:p>
+      <w:pPr/>
+      <w:r>
+        <w:rPr>
+          <w:lang w:val="fr_FR" w:bidi="fr_FR"/>
+        </w:rPr>
+      </w:r>
+      <w:r>
+        <w:rPr>
+          <w:b/>
+          <w:lang w:val="fr_FR" w:bidi="fr_FR"/>
+        </w:rPr>
         <w:t>« ils ont suivi la voie de Caïn »</w:t>
       </w:r>
     </w:p>
@@ -6864,6 +7914,21 @@
           <w:b/>
           <w:lang w:val="fr_FR" w:bidi="fr_FR"/>
         </w:rPr>
+        <w:t>τοῦ Κάϊν</w:t>
+      </w:r>
+    </w:p>
+    <w:p>
+      <w:pPr/>
+      <w:r>
+        <w:rPr>
+          <w:lang w:val="fr_FR" w:bidi="fr_FR"/>
+        </w:rPr>
+      </w:r>
+      <w:r>
+        <w:rPr>
+          <w:b/>
+          <w:lang w:val="fr_FR" w:bidi="fr_FR"/>
+        </w:rPr>
         <w:t>« de Caïn »</w:t>
       </w:r>
     </w:p>
@@ -6960,6 +8025,21 @@
           <w:b/>
           <w:lang w:val="fr_FR" w:bidi="fr_FR"/>
         </w:rPr>
+        <w:t>ἐξεχύθησαν</w:t>
+      </w:r>
+    </w:p>
+    <w:p>
+      <w:pPr/>
+      <w:r>
+        <w:rPr>
+          <w:lang w:val="fr_FR" w:bidi="fr_FR"/>
+        </w:rPr>
+      </w:r>
+      <w:r>
+        <w:rPr>
+          <w:b/>
+          <w:lang w:val="fr_FR" w:bidi="fr_FR"/>
+        </w:rPr>
         <w:t>« se sont jetés »</w:t>
       </w:r>
     </w:p>
@@ -7023,6 +8103,21 @@
           <w:b/>
           <w:lang w:val="fr_FR" w:bidi="fr_FR"/>
         </w:rPr>
+        <w:t>τοῦ Βαλαὰμ μισθοῦ</w:t>
+      </w:r>
+    </w:p>
+    <w:p>
+      <w:pPr/>
+      <w:r>
+        <w:rPr>
+          <w:lang w:val="fr_FR" w:bidi="fr_FR"/>
+        </w:rPr>
+      </w:r>
+      <w:r>
+        <w:rPr>
+          <w:b/>
+          <w:lang w:val="fr_FR" w:bidi="fr_FR"/>
+        </w:rPr>
         <w:t>« pour un salaire dans l'égarement de Balaam »</w:t>
       </w:r>
     </w:p>
@@ -7131,6 +8226,21 @@
           <w:b/>
           <w:lang w:val="fr_FR" w:bidi="fr_FR"/>
         </w:rPr>
+        <w:t>τοῦ Κόρε</w:t>
+      </w:r>
+    </w:p>
+    <w:p>
+      <w:pPr/>
+      <w:r>
+        <w:rPr>
+          <w:lang w:val="fr_FR" w:bidi="fr_FR"/>
+        </w:rPr>
+      </w:r>
+      <w:r>
+        <w:rPr>
+          <w:b/>
+          <w:lang w:val="fr_FR" w:bidi="fr_FR"/>
+        </w:rPr>
         <w:t>« de Coré »</w:t>
       </w:r>
     </w:p>
@@ -7227,6 +8337,21 @@
           <w:b/>
           <w:lang w:val="fr_FR" w:bidi="fr_FR"/>
         </w:rPr>
+        <w:t>ἀπώλοντο</w:t>
+      </w:r>
+    </w:p>
+    <w:p>
+      <w:pPr/>
+      <w:r>
+        <w:rPr>
+          <w:lang w:val="fr_FR" w:bidi="fr_FR"/>
+        </w:rPr>
+      </w:r>
+      <w:r>
+        <w:rPr>
+          <w:b/>
+          <w:lang w:val="fr_FR" w:bidi="fr_FR"/>
+        </w:rPr>
         <w:t>« Ils se sont perdus »</w:t>
       </w:r>
     </w:p>
@@ -7296,6 +8421,21 @@
         <w:rPr>
           <w:lang w:val="fr_FR" w:bidi="fr_FR"/>
         </w:rPr>
+      </w:r>
+    </w:p>
+    <w:p>
+      <w:pPr/>
+      <w:r>
+        <w:rPr>
+          <w:lang w:val="fr_FR" w:bidi="fr_FR"/>
+        </w:rPr>
+      </w:r>
+      <w:r>
+        <w:rPr>
+          <w:b/>
+          <w:lang w:val="fr_FR" w:bidi="fr_FR"/>
+        </w:rPr>
+        <w:t>οὗτοί</w:t>
       </w:r>
     </w:p>
     <w:p>
@@ -7424,6 +8564,21 @@
           <w:b/>
           <w:lang w:val="fr_FR" w:bidi="fr_FR"/>
         </w:rPr>
+        <w:t>σπιλάδες</w:t>
+      </w:r>
+    </w:p>
+    <w:p>
+      <w:pPr/>
+      <w:r>
+        <w:rPr>
+          <w:lang w:val="fr_FR" w:bidi="fr_FR"/>
+        </w:rPr>
+      </w:r>
+      <w:r>
+        <w:rPr>
+          <w:b/>
+          <w:lang w:val="fr_FR" w:bidi="fr_FR"/>
+        </w:rPr>
         <w:t>« écueils »</w:t>
       </w:r>
     </w:p>
@@ -7520,6 +8675,21 @@
           <w:b/>
           <w:lang w:val="fr_FR" w:bidi="fr_FR"/>
         </w:rPr>
+        <w:t>ταῖς ἀγάπαις</w:t>
+      </w:r>
+    </w:p>
+    <w:p>
+      <w:pPr/>
+      <w:r>
+        <w:rPr>
+          <w:lang w:val="fr_FR" w:bidi="fr_FR"/>
+        </w:rPr>
+      </w:r>
+      <w:r>
+        <w:rPr>
+          <w:b/>
+          <w:lang w:val="fr_FR" w:bidi="fr_FR"/>
+        </w:rPr>
         <w:t>« agapes »</w:t>
       </w:r>
     </w:p>
@@ -7629,6 +8799,21 @@
           <w:b/>
           <w:lang w:val="fr_FR" w:bidi="fr_FR"/>
         </w:rPr>
+        <w:t>ἑαυτοὺς ποιμαίνοντες</w:t>
+      </w:r>
+    </w:p>
+    <w:p>
+      <w:pPr/>
+      <w:r>
+        <w:rPr>
+          <w:lang w:val="fr_FR" w:bidi="fr_FR"/>
+        </w:rPr>
+      </w:r>
+      <w:r>
+        <w:rPr>
+          <w:b/>
+          <w:lang w:val="fr_FR" w:bidi="fr_FR"/>
+        </w:rPr>
         <w:t>« se repaissant eux-mêmes »</w:t>
       </w:r>
     </w:p>
@@ -7712,6 +8897,21 @@
           <w:b/>
           <w:lang w:val="fr_FR" w:bidi="fr_FR"/>
         </w:rPr>
+        <w:t>νεφέλαι ἄνυδροι ὑπὸ ἀνέμων παραφερόμεναι</w:t>
+      </w:r>
+    </w:p>
+    <w:p>
+      <w:pPr/>
+      <w:r>
+        <w:rPr>
+          <w:lang w:val="fr_FR" w:bidi="fr_FR"/>
+        </w:rPr>
+      </w:r>
+      <w:r>
+        <w:rPr>
+          <w:b/>
+          <w:lang w:val="fr_FR" w:bidi="fr_FR"/>
+        </w:rPr>
         <w:t>« des nuées sans eau, poussées par les vents »</w:t>
       </w:r>
     </w:p>
@@ -7808,6 +9008,21 @@
           <w:b/>
           <w:lang w:val="fr_FR" w:bidi="fr_FR"/>
         </w:rPr>
+        <w:t>ὑπὸ ἀνέμων παραφερόμεναι</w:t>
+      </w:r>
+    </w:p>
+    <w:p>
+      <w:pPr/>
+      <w:r>
+        <w:rPr>
+          <w:lang w:val="fr_FR" w:bidi="fr_FR"/>
+        </w:rPr>
+      </w:r>
+      <w:r>
+        <w:rPr>
+          <w:b/>
+          <w:lang w:val="fr_FR" w:bidi="fr_FR"/>
+        </w:rPr>
         <w:t>« poussées par les vents »</w:t>
       </w:r>
     </w:p>
@@ -7904,6 +9119,21 @@
           <w:b/>
           <w:lang w:val="fr_FR" w:bidi="fr_FR"/>
         </w:rPr>
+        <w:t>δένδρα φθινοπωρινὰ ἄκαρπα</w:t>
+      </w:r>
+    </w:p>
+    <w:p>
+      <w:pPr/>
+      <w:r>
+        <w:rPr>
+          <w:lang w:val="fr_FR" w:bidi="fr_FR"/>
+        </w:rPr>
+      </w:r>
+      <w:r>
+        <w:rPr>
+          <w:b/>
+          <w:lang w:val="fr_FR" w:bidi="fr_FR"/>
+        </w:rPr>
         <w:t>« arbres d'automne sans fruits »</w:t>
       </w:r>
     </w:p>
@@ -8000,6 +9230,21 @@
           <w:b/>
           <w:lang w:val="fr_FR" w:bidi="fr_FR"/>
         </w:rPr>
+        <w:t>δὶς ἀποθανόντα ἐκριζωθέντα</w:t>
+      </w:r>
+    </w:p>
+    <w:p>
+      <w:pPr/>
+      <w:r>
+        <w:rPr>
+          <w:lang w:val="fr_FR" w:bidi="fr_FR"/>
+        </w:rPr>
+      </w:r>
+      <w:r>
+        <w:rPr>
+          <w:b/>
+          <w:lang w:val="fr_FR" w:bidi="fr_FR"/>
+        </w:rPr>
         <w:t>« deux fois morts, déracinés »</w:t>
       </w:r>
     </w:p>
@@ -8083,6 +9328,21 @@
           <w:b/>
           <w:lang w:val="fr_FR" w:bidi="fr_FR"/>
         </w:rPr>
+        <w:t>δὶς ἀποθανόντα ἐκριζωθέντα</w:t>
+      </w:r>
+    </w:p>
+    <w:p>
+      <w:pPr/>
+      <w:r>
+        <w:rPr>
+          <w:lang w:val="fr_FR" w:bidi="fr_FR"/>
+        </w:rPr>
+      </w:r>
+      <w:r>
+        <w:rPr>
+          <w:b/>
+          <w:lang w:val="fr_FR" w:bidi="fr_FR"/>
+        </w:rPr>
         <w:t>« deux fois morts, déracinés »</w:t>
       </w:r>
     </w:p>
@@ -8171,6 +9431,21 @@
           <w:b/>
           <w:lang w:val="fr_FR" w:bidi="fr_FR"/>
         </w:rPr>
+        <w:t>ἐκριζωθέντα</w:t>
+      </w:r>
+    </w:p>
+    <w:p>
+      <w:pPr/>
+      <w:r>
+        <w:rPr>
+          <w:lang w:val="fr_FR" w:bidi="fr_FR"/>
+        </w:rPr>
+      </w:r>
+      <w:r>
+        <w:rPr>
+          <w:b/>
+          <w:lang w:val="fr_FR" w:bidi="fr_FR"/>
+        </w:rPr>
         <w:t>« déracinés »</w:t>
       </w:r>
     </w:p>
@@ -8254,6 +9529,21 @@
           <w:b/>
           <w:lang w:val="fr_FR" w:bidi="fr_FR"/>
         </w:rPr>
+        <w:t>ἐκριζωθέντα</w:t>
+      </w:r>
+    </w:p>
+    <w:p>
+      <w:pPr/>
+      <w:r>
+        <w:rPr>
+          <w:lang w:val="fr_FR" w:bidi="fr_FR"/>
+        </w:rPr>
+      </w:r>
+      <w:r>
+        <w:rPr>
+          <w:b/>
+          <w:lang w:val="fr_FR" w:bidi="fr_FR"/>
+        </w:rPr>
         <w:t>« déracinés »</w:t>
       </w:r>
     </w:p>
@@ -8337,6 +9627,21 @@
           <w:b/>
           <w:lang w:val="fr_FR" w:bidi="fr_FR"/>
         </w:rPr>
+        <w:t>κύματα ἄγρια θαλάσσης</w:t>
+      </w:r>
+    </w:p>
+    <w:p>
+      <w:pPr/>
+      <w:r>
+        <w:rPr>
+          <w:lang w:val="fr_FR" w:bidi="fr_FR"/>
+        </w:rPr>
+      </w:r>
+      <w:r>
+        <w:rPr>
+          <w:b/>
+          <w:lang w:val="fr_FR" w:bidi="fr_FR"/>
+        </w:rPr>
         <w:t>« vagues furieuses de la mer »</w:t>
       </w:r>
     </w:p>
@@ -8433,6 +9738,21 @@
           <w:b/>
           <w:lang w:val="fr_FR" w:bidi="fr_FR"/>
         </w:rPr>
+        <w:t>ἐπαφρίζοντα τὰς ἑαυτῶν αἰσχύνας</w:t>
+      </w:r>
+    </w:p>
+    <w:p>
+      <w:pPr/>
+      <w:r>
+        <w:rPr>
+          <w:lang w:val="fr_FR" w:bidi="fr_FR"/>
+        </w:rPr>
+      </w:r>
+      <w:r>
+        <w:rPr>
+          <w:b/>
+          <w:lang w:val="fr_FR" w:bidi="fr_FR"/>
+        </w:rPr>
         <w:t>« rejetant l’écume de leurs impuretés »</w:t>
       </w:r>
     </w:p>
@@ -8529,6 +9849,21 @@
           <w:b/>
           <w:lang w:val="fr_FR" w:bidi="fr_FR"/>
         </w:rPr>
+        <w:t>ἀστέρες πλανῆται</w:t>
+      </w:r>
+    </w:p>
+    <w:p>
+      <w:pPr/>
+      <w:r>
+        <w:rPr>
+          <w:lang w:val="fr_FR" w:bidi="fr_FR"/>
+        </w:rPr>
+      </w:r>
+      <w:r>
+        <w:rPr>
+          <w:b/>
+          <w:lang w:val="fr_FR" w:bidi="fr_FR"/>
+        </w:rPr>
         <w:t>« astres errantes »</w:t>
       </w:r>
     </w:p>
@@ -8638,6 +9973,21 @@
           <w:b/>
           <w:lang w:val="fr_FR" w:bidi="fr_FR"/>
         </w:rPr>
+        <w:t>οἷς ὁ ζόφος τοῦ σκότους εἰς αἰῶνα τετήρηται</w:t>
+      </w:r>
+    </w:p>
+    <w:p>
+      <w:pPr/>
+      <w:r>
+        <w:rPr>
+          <w:lang w:val="fr_FR" w:bidi="fr_FR"/>
+        </w:rPr>
+      </w:r>
+      <w:r>
+        <w:rPr>
+          <w:b/>
+          <w:lang w:val="fr_FR" w:bidi="fr_FR"/>
+        </w:rPr>
         <w:t>« auxquels l’obscurité des ténèbres est réservée pour l’éternité »</w:t>
       </w:r>
     </w:p>
@@ -8734,6 +10084,21 @@
           <w:b/>
           <w:lang w:val="fr_FR" w:bidi="fr_FR"/>
         </w:rPr>
+        <w:t>οἷς</w:t>
+      </w:r>
+    </w:p>
+    <w:p>
+      <w:pPr/>
+      <w:r>
+        <w:rPr>
+          <w:lang w:val="fr_FR" w:bidi="fr_FR"/>
+        </w:rPr>
+      </w:r>
+      <w:r>
+        <w:rPr>
+          <w:b/>
+          <w:lang w:val="fr_FR" w:bidi="fr_FR"/>
+        </w:rPr>
         <w:t>« auxquels »</w:t>
       </w:r>
     </w:p>
@@ -8830,6 +10195,21 @@
           <w:b/>
           <w:lang w:val="fr_FR" w:bidi="fr_FR"/>
         </w:rPr>
+        <w:t>ὁ ζόφος τοῦ σκότους</w:t>
+      </w:r>
+    </w:p>
+    <w:p>
+      <w:pPr/>
+      <w:r>
+        <w:rPr>
+          <w:lang w:val="fr_FR" w:bidi="fr_FR"/>
+        </w:rPr>
+      </w:r>
+      <w:r>
+        <w:rPr>
+          <w:b/>
+          <w:lang w:val="fr_FR" w:bidi="fr_FR"/>
+        </w:rPr>
         <w:t>« l'obscurité des ténèbres »</w:t>
       </w:r>
     </w:p>
@@ -8906,6 +10286,21 @@
           <w:b/>
           <w:lang w:val="fr_FR" w:bidi="fr_FR"/>
         </w:rPr>
+        <w:t>ὁ ζόφος τοῦ σκότους</w:t>
+      </w:r>
+    </w:p>
+    <w:p>
+      <w:pPr/>
+      <w:r>
+        <w:rPr>
+          <w:lang w:val="fr_FR" w:bidi="fr_FR"/>
+        </w:rPr>
+      </w:r>
+      <w:r>
+        <w:rPr>
+          <w:b/>
+          <w:lang w:val="fr_FR" w:bidi="fr_FR"/>
+        </w:rPr>
         <w:t>« l'obscurité des ténèbres »</w:t>
       </w:r>
     </w:p>
@@ -9015,6 +10410,21 @@
           <w:b/>
           <w:lang w:val="fr_FR" w:bidi="fr_FR"/>
         </w:rPr>
+        <w:t>ἕβδομος ἀπὸ Ἀδὰμ</w:t>
+      </w:r>
+    </w:p>
+    <w:p>
+      <w:pPr/>
+      <w:r>
+        <w:rPr>
+          <w:lang w:val="fr_FR" w:bidi="fr_FR"/>
+        </w:rPr>
+      </w:r>
+      <w:r>
+        <w:rPr>
+          <w:b/>
+          <w:lang w:val="fr_FR" w:bidi="fr_FR"/>
+        </w:rPr>
         <w:t>« le septième depuis Adam »</w:t>
       </w:r>
     </w:p>
@@ -9091,6 +10501,21 @@
           <w:b/>
           <w:lang w:val="fr_FR" w:bidi="fr_FR"/>
         </w:rPr>
+        <w:t>τούτοις</w:t>
+      </w:r>
+    </w:p>
+    <w:p>
+      <w:pPr/>
+      <w:r>
+        <w:rPr>
+          <w:lang w:val="fr_FR" w:bidi="fr_FR"/>
+        </w:rPr>
+      </w:r>
+      <w:r>
+        <w:rPr>
+          <w:b/>
+          <w:lang w:val="fr_FR" w:bidi="fr_FR"/>
+        </w:rPr>
         <w:t>« pour eux »</w:t>
       </w:r>
     </w:p>
@@ -9187,6 +10612,21 @@
           <w:b/>
           <w:lang w:val="fr_FR" w:bidi="fr_FR"/>
         </w:rPr>
+        <w:t>λέγων</w:t>
+      </w:r>
+    </w:p>
+    <w:p>
+      <w:pPr/>
+      <w:r>
+        <w:rPr>
+          <w:lang w:val="fr_FR" w:bidi="fr_FR"/>
+        </w:rPr>
+      </w:r>
+      <w:r>
+        <w:rPr>
+          <w:b/>
+          <w:lang w:val="fr_FR" w:bidi="fr_FR"/>
+        </w:rPr>
         <w:t>« en ces termes »</w:t>
       </w:r>
     </w:p>
@@ -9270,6 +10710,21 @@
           <w:b/>
           <w:lang w:val="fr_FR" w:bidi="fr_FR"/>
         </w:rPr>
+        <w:t>ἰδοὺ</w:t>
+      </w:r>
+    </w:p>
+    <w:p>
+      <w:pPr/>
+      <w:r>
+        <w:rPr>
+          <w:lang w:val="fr_FR" w:bidi="fr_FR"/>
+        </w:rPr>
+      </w:r>
+      <w:r>
+        <w:rPr>
+          <w:b/>
+          <w:lang w:val="fr_FR" w:bidi="fr_FR"/>
+        </w:rPr>
         <w:t>« Voici »</w:t>
       </w:r>
     </w:p>
@@ -9366,6 +10821,21 @@
           <w:b/>
           <w:lang w:val="fr_FR" w:bidi="fr_FR"/>
         </w:rPr>
+        <w:t>ἦλθεν Κύριος</w:t>
+      </w:r>
+    </w:p>
+    <w:p>
+      <w:pPr/>
+      <w:r>
+        <w:rPr>
+          <w:lang w:val="fr_FR" w:bidi="fr_FR"/>
+        </w:rPr>
+      </w:r>
+      <w:r>
+        <w:rPr>
+          <w:b/>
+          <w:lang w:val="fr_FR" w:bidi="fr_FR"/>
+        </w:rPr>
         <w:t>« le Seigneur est venu »</w:t>
       </w:r>
     </w:p>
@@ -9449,6 +10919,21 @@
           <w:b/>
           <w:lang w:val="fr_FR" w:bidi="fr_FR"/>
         </w:rPr>
+        <w:t>Κύριος</w:t>
+      </w:r>
+    </w:p>
+    <w:p>
+      <w:pPr/>
+      <w:r>
+        <w:rPr>
+          <w:lang w:val="fr_FR" w:bidi="fr_FR"/>
+        </w:rPr>
+      </w:r>
+      <w:r>
+        <w:rPr>
+          <w:b/>
+          <w:lang w:val="fr_FR" w:bidi="fr_FR"/>
+        </w:rPr>
         <w:t>« Le Seigneur »</w:t>
       </w:r>
     </w:p>
@@ -9525,6 +11010,21 @@
           <w:b/>
           <w:lang w:val="fr_FR" w:bidi="fr_FR"/>
         </w:rPr>
+        <w:t>μυριάσιν</w:t>
+      </w:r>
+    </w:p>
+    <w:p>
+      <w:pPr/>
+      <w:r>
+        <w:rPr>
+          <w:lang w:val="fr_FR" w:bidi="fr_FR"/>
+        </w:rPr>
+      </w:r>
+      <w:r>
+        <w:rPr>
+          <w:b/>
+          <w:lang w:val="fr_FR" w:bidi="fr_FR"/>
+        </w:rPr>
         <w:t>« myriades »</w:t>
       </w:r>
     </w:p>
@@ -9697,6 +11197,21 @@
           <w:b/>
           <w:lang w:val="fr_FR" w:bidi="fr_FR"/>
         </w:rPr>
+        <w:t>ποιῆσαι κρίσιν &amp; καὶ ἐλέγξαι</w:t>
+      </w:r>
+    </w:p>
+    <w:p>
+      <w:pPr/>
+      <w:r>
+        <w:rPr>
+          <w:lang w:val="fr_FR" w:bidi="fr_FR"/>
+        </w:rPr>
+      </w:r>
+      <w:r>
+        <w:rPr>
+          <w:b/>
+          <w:lang w:val="fr_FR" w:bidi="fr_FR"/>
+        </w:rPr>
         <w:t>« pour exercer un jugement »</w:t>
       </w:r>
       <w:r>
@@ -9806,6 +11321,21 @@
           <w:b/>
           <w:lang w:val="fr_FR" w:bidi="fr_FR"/>
         </w:rPr>
+        <w:t>ποιῆσαι κρίσιν κατὰ</w:t>
+      </w:r>
+    </w:p>
+    <w:p>
+      <w:pPr/>
+      <w:r>
+        <w:rPr>
+          <w:lang w:val="fr_FR" w:bidi="fr_FR"/>
+        </w:rPr>
+      </w:r>
+      <w:r>
+        <w:rPr>
+          <w:b/>
+          <w:lang w:val="fr_FR" w:bidi="fr_FR"/>
+        </w:rPr>
         <w:t>« exercer un jugement contre »</w:t>
       </w:r>
     </w:p>
@@ -9902,6 +11432,21 @@
           <w:b/>
           <w:lang w:val="fr_FR" w:bidi="fr_FR"/>
         </w:rPr>
+        <w:t>πᾶσαν ψυχὴν</w:t>
+      </w:r>
+    </w:p>
+    <w:p>
+      <w:pPr/>
+      <w:r>
+        <w:rPr>
+          <w:lang w:val="fr_FR" w:bidi="fr_FR"/>
+        </w:rPr>
+      </w:r>
+      <w:r>
+        <w:rPr>
+          <w:b/>
+          <w:lang w:val="fr_FR" w:bidi="fr_FR"/>
+        </w:rPr>
         <w:t>« tous les impies »</w:t>
       </w:r>
     </w:p>
@@ -9998,6 +11543,21 @@
           <w:b/>
           <w:lang w:val="fr_FR" w:bidi="fr_FR"/>
         </w:rPr>
+        <w:t>τῶν ἔργων ἀσεβείας αὐτῶν</w:t>
+      </w:r>
+    </w:p>
+    <w:p>
+      <w:pPr/>
+      <w:r>
+        <w:rPr>
+          <w:lang w:val="fr_FR" w:bidi="fr_FR"/>
+        </w:rPr>
+      </w:r>
+      <w:r>
+        <w:rPr>
+          <w:b/>
+          <w:lang w:val="fr_FR" w:bidi="fr_FR"/>
+        </w:rPr>
         <w:t>« les actes d'impiété »</w:t>
       </w:r>
     </w:p>
@@ -10107,6 +11667,21 @@
           <w:b/>
           <w:lang w:val="fr_FR" w:bidi="fr_FR"/>
         </w:rPr>
+        <w:t>τῶν σκληρῶν</w:t>
+      </w:r>
+    </w:p>
+    <w:p>
+      <w:pPr/>
+      <w:r>
+        <w:rPr>
+          <w:lang w:val="fr_FR" w:bidi="fr_FR"/>
+        </w:rPr>
+      </w:r>
+      <w:r>
+        <w:rPr>
+          <w:b/>
+          <w:lang w:val="fr_FR" w:bidi="fr_FR"/>
+        </w:rPr>
         <w:t>« les paroles injurieuses »</w:t>
       </w:r>
     </w:p>
@@ -10183,6 +11758,21 @@
           <w:b/>
           <w:lang w:val="fr_FR" w:bidi="fr_FR"/>
         </w:rPr>
+        <w:t>αὐτοῦ</w:t>
+      </w:r>
+    </w:p>
+    <w:p>
+      <w:pPr/>
+      <w:r>
+        <w:rPr>
+          <w:lang w:val="fr_FR" w:bidi="fr_FR"/>
+        </w:rPr>
+      </w:r>
+      <w:r>
+        <w:rPr>
+          <w:b/>
+          <w:lang w:val="fr_FR" w:bidi="fr_FR"/>
+        </w:rPr>
         <w:t>« lui »</w:t>
       </w:r>
     </w:p>
@@ -10265,6 +11855,21 @@
         <w:rPr>
           <w:lang w:val="fr_FR" w:bidi="fr_FR"/>
         </w:rPr>
+      </w:r>
+    </w:p>
+    <w:p>
+      <w:pPr/>
+      <w:r>
+        <w:rPr>
+          <w:lang w:val="fr_FR" w:bidi="fr_FR"/>
+        </w:rPr>
+      </w:r>
+      <w:r>
+        <w:rPr>
+          <w:b/>
+          <w:lang w:val="fr_FR" w:bidi="fr_FR"/>
+        </w:rPr>
+        <w:t>οὗτοί</w:t>
       </w:r>
     </w:p>
     <w:p>
@@ -10405,6 +12010,21 @@
           <w:b/>
           <w:lang w:val="fr_FR" w:bidi="fr_FR"/>
         </w:rPr>
+        <w:t>εἰσιν γογγυσταί μεμψίμοιροι</w:t>
+      </w:r>
+    </w:p>
+    <w:p>
+      <w:pPr/>
+      <w:r>
+        <w:rPr>
+          <w:lang w:val="fr_FR" w:bidi="fr_FR"/>
+        </w:rPr>
+      </w:r>
+      <w:r>
+        <w:rPr>
+          <w:b/>
+          <w:lang w:val="fr_FR" w:bidi="fr_FR"/>
+        </w:rPr>
         <w:t>« Ce sont des gens qui murmurent, qui se plaignent »</w:t>
       </w:r>
     </w:p>
@@ -10520,6 +12140,21 @@
           <w:b/>
           <w:lang w:val="fr_FR" w:bidi="fr_FR"/>
         </w:rPr>
+        <w:t>πορευόμενοι</w:t>
+      </w:r>
+    </w:p>
+    <w:p>
+      <w:pPr/>
+      <w:r>
+        <w:rPr>
+          <w:lang w:val="fr_FR" w:bidi="fr_FR"/>
+        </w:rPr>
+      </w:r>
+      <w:r>
+        <w:rPr>
+          <w:b/>
+          <w:lang w:val="fr_FR" w:bidi="fr_FR"/>
+        </w:rPr>
         <w:t>« marchent »</w:t>
       </w:r>
     </w:p>
@@ -10616,6 +12251,21 @@
           <w:b/>
           <w:lang w:val="fr_FR" w:bidi="fr_FR"/>
         </w:rPr>
+        <w:t>τὰς ἐπιθυμίας αὐτῶν</w:t>
+      </w:r>
+    </w:p>
+    <w:p>
+      <w:pPr/>
+      <w:r>
+        <w:rPr>
+          <w:lang w:val="fr_FR" w:bidi="fr_FR"/>
+        </w:rPr>
+      </w:r>
+      <w:r>
+        <w:rPr>
+          <w:b/>
+          <w:lang w:val="fr_FR" w:bidi="fr_FR"/>
+        </w:rPr>
         <w:t>« leurs convoitises »</w:t>
       </w:r>
     </w:p>
@@ -10692,6 +12342,21 @@
           <w:b/>
           <w:lang w:val="fr_FR" w:bidi="fr_FR"/>
         </w:rPr>
+        <w:t>τὸ στόμα αὐτῶν λαλεῖ</w:t>
+      </w:r>
+    </w:p>
+    <w:p>
+      <w:pPr/>
+      <w:r>
+        <w:rPr>
+          <w:lang w:val="fr_FR" w:bidi="fr_FR"/>
+        </w:rPr>
+      </w:r>
+      <w:r>
+        <w:rPr>
+          <w:b/>
+          <w:lang w:val="fr_FR" w:bidi="fr_FR"/>
+        </w:rPr>
         <w:t>« ont à la bouche des paroles»</w:t>
       </w:r>
     </w:p>
@@ -10768,6 +12433,21 @@
           <w:b/>
           <w:lang w:val="fr_FR" w:bidi="fr_FR"/>
         </w:rPr>
+        <w:t>τὸ στόμα αὐτῶν λαλεῖ</w:t>
+      </w:r>
+    </w:p>
+    <w:p>
+      <w:pPr/>
+      <w:r>
+        <w:rPr>
+          <w:lang w:val="fr_FR" w:bidi="fr_FR"/>
+        </w:rPr>
+      </w:r>
+      <w:r>
+        <w:rPr>
+          <w:b/>
+          <w:lang w:val="fr_FR" w:bidi="fr_FR"/>
+        </w:rPr>
         <w:t>« ont à la bouche des paroles »</w:t>
       </w:r>
     </w:p>
@@ -10864,6 +12544,21 @@
           <w:b/>
           <w:lang w:val="fr_FR" w:bidi="fr_FR"/>
         </w:rPr>
+        <w:t>λαλεῖ ὑπέρογκα</w:t>
+      </w:r>
+    </w:p>
+    <w:p>
+      <w:pPr/>
+      <w:r>
+        <w:rPr>
+          <w:lang w:val="fr_FR" w:bidi="fr_FR"/>
+        </w:rPr>
+      </w:r>
+      <w:r>
+        <w:rPr>
+          <w:b/>
+          <w:lang w:val="fr_FR" w:bidi="fr_FR"/>
+        </w:rPr>
         <w:t>« des paroles hautaines »</w:t>
       </w:r>
     </w:p>
@@ -10940,6 +12635,21 @@
           <w:b/>
           <w:lang w:val="fr_FR" w:bidi="fr_FR"/>
         </w:rPr>
+        <w:t>θαυμάζοντες πρόσωπα</w:t>
+      </w:r>
+    </w:p>
+    <w:p>
+      <w:pPr/>
+      <w:r>
+        <w:rPr>
+          <w:lang w:val="fr_FR" w:bidi="fr_FR"/>
+        </w:rPr>
+      </w:r>
+      <w:r>
+        <w:rPr>
+          <w:b/>
+          <w:lang w:val="fr_FR" w:bidi="fr_FR"/>
+        </w:rPr>
         <w:t>« admirent les personnes »</w:t>
       </w:r>
     </w:p>
@@ -11023,6 +12733,21 @@
           <w:b/>
           <w:lang w:val="fr_FR" w:bidi="fr_FR"/>
         </w:rPr>
+        <w:t>θαυμάζοντες πρόσωπα</w:t>
+      </w:r>
+    </w:p>
+    <w:p>
+      <w:pPr/>
+      <w:r>
+        <w:rPr>
+          <w:lang w:val="fr_FR" w:bidi="fr_FR"/>
+        </w:rPr>
+      </w:r>
+      <w:r>
+        <w:rPr>
+          <w:b/>
+          <w:lang w:val="fr_FR" w:bidi="fr_FR"/>
+        </w:rPr>
         <w:t>« admirent les personnes »</w:t>
       </w:r>
     </w:p>
@@ -11105,6 +12830,21 @@
         <w:rPr>
           <w:lang w:val="fr_FR" w:bidi="fr_FR"/>
         </w:rPr>
+      </w:r>
+    </w:p>
+    <w:p>
+      <w:pPr/>
+      <w:r>
+        <w:rPr>
+          <w:lang w:val="fr_FR" w:bidi="fr_FR"/>
+        </w:rPr>
+      </w:r>
+      <w:r>
+        <w:rPr>
+          <w:b/>
+          <w:lang w:val="fr_FR" w:bidi="fr_FR"/>
+        </w:rPr>
+        <w:t>ἀγαπητοί</w:t>
       </w:r>
     </w:p>
     <w:p>
@@ -11233,6 +12973,21 @@
           <w:b/>
           <w:lang w:val="fr_FR" w:bidi="fr_FR"/>
         </w:rPr>
+        <w:t>τῶν ῥημάτων</w:t>
+      </w:r>
+    </w:p>
+    <w:p>
+      <w:pPr/>
+      <w:r>
+        <w:rPr>
+          <w:lang w:val="fr_FR" w:bidi="fr_FR"/>
+        </w:rPr>
+      </w:r>
+      <w:r>
+        <w:rPr>
+          <w:b/>
+          <w:lang w:val="fr_FR" w:bidi="fr_FR"/>
+        </w:rPr>
         <w:t>« des choses »</w:t>
       </w:r>
     </w:p>
@@ -11342,6 +13097,21 @@
           <w:b/>
           <w:lang w:val="fr_FR" w:bidi="fr_FR"/>
         </w:rPr>
+        <w:t>τοῦ Κυρίου ἡμῶν</w:t>
+      </w:r>
+    </w:p>
+    <w:p>
+      <w:pPr/>
+      <w:r>
+        <w:rPr>
+          <w:lang w:val="fr_FR" w:bidi="fr_FR"/>
+        </w:rPr>
+      </w:r>
+      <w:r>
+        <w:rPr>
+          <w:b/>
+          <w:lang w:val="fr_FR" w:bidi="fr_FR"/>
+        </w:rPr>
         <w:t>« de notre Seigneur »</w:t>
       </w:r>
     </w:p>
@@ -11438,6 +13208,21 @@
           <w:b/>
           <w:lang w:val="fr_FR" w:bidi="fr_FR"/>
         </w:rPr>
+        <w:t>ἡμῶν</w:t>
+      </w:r>
+    </w:p>
+    <w:p>
+      <w:pPr/>
+      <w:r>
+        <w:rPr>
+          <w:lang w:val="fr_FR" w:bidi="fr_FR"/>
+        </w:rPr>
+      </w:r>
+      <w:r>
+        <w:rPr>
+          <w:b/>
+          <w:lang w:val="fr_FR" w:bidi="fr_FR"/>
+        </w:rPr>
         <w:t>« notre »</w:t>
       </w:r>
     </w:p>
@@ -11534,6 +13319,21 @@
           <w:b/>
           <w:lang w:val="fr_FR" w:bidi="fr_FR"/>
         </w:rPr>
+        <w:t>ὅτι ἔλεγον ὑμῖν</w:t>
+      </w:r>
+    </w:p>
+    <w:p>
+      <w:pPr/>
+      <w:r>
+        <w:rPr>
+          <w:lang w:val="fr_FR" w:bidi="fr_FR"/>
+        </w:rPr>
+      </w:r>
+      <w:r>
+        <w:rPr>
+          <w:b/>
+          <w:lang w:val="fr_FR" w:bidi="fr_FR"/>
+        </w:rPr>
         <w:t>« ils vous disaient »</w:t>
       </w:r>
     </w:p>
@@ -11597,6 +13397,21 @@
           <w:b/>
           <w:lang w:val="fr_FR" w:bidi="fr_FR"/>
         </w:rPr>
+        <w:t>ἐσχάτου χρόνου</w:t>
+      </w:r>
+    </w:p>
+    <w:p>
+      <w:pPr/>
+      <w:r>
+        <w:rPr>
+          <w:lang w:val="fr_FR" w:bidi="fr_FR"/>
+        </w:rPr>
+      </w:r>
+      <w:r>
+        <w:rPr>
+          <w:b/>
+          <w:lang w:val="fr_FR" w:bidi="fr_FR"/>
+        </w:rPr>
         <w:t>« au dernier temps »</w:t>
       </w:r>
     </w:p>
@@ -11693,6 +13508,21 @@
           <w:b/>
           <w:lang w:val="fr_FR" w:bidi="fr_FR"/>
         </w:rPr>
+        <w:t>πορευόμενοι</w:t>
+      </w:r>
+    </w:p>
+    <w:p>
+      <w:pPr/>
+      <w:r>
+        <w:rPr>
+          <w:lang w:val="fr_FR" w:bidi="fr_FR"/>
+        </w:rPr>
+      </w:r>
+      <w:r>
+        <w:rPr>
+          <w:b/>
+          <w:lang w:val="fr_FR" w:bidi="fr_FR"/>
+        </w:rPr>
         <w:t>« marchant »</w:t>
       </w:r>
     </w:p>
@@ -11789,6 +13619,21 @@
           <w:b/>
           <w:lang w:val="fr_FR" w:bidi="fr_FR"/>
         </w:rPr>
+        <w:t>κατὰ τὰς ἑαυτῶν ἐπιθυμίας &amp; τῶν ἀσεβειῶν</w:t>
+      </w:r>
+    </w:p>
+    <w:p>
+      <w:pPr/>
+      <w:r>
+        <w:rPr>
+          <w:lang w:val="fr_FR" w:bidi="fr_FR"/>
+        </w:rPr>
+      </w:r>
+      <w:r>
+        <w:rPr>
+          <w:b/>
+          <w:lang w:val="fr_FR" w:bidi="fr_FR"/>
+        </w:rPr>
         <w:t>« selon leurs convoitises impies »</w:t>
       </w:r>
     </w:p>
@@ -11865,6 +13710,21 @@
           <w:b/>
           <w:lang w:val="fr_FR" w:bidi="fr_FR"/>
         </w:rPr>
+        <w:t>οὗτοί</w:t>
+      </w:r>
+    </w:p>
+    <w:p>
+      <w:pPr/>
+      <w:r>
+        <w:rPr>
+          <w:lang w:val="fr_FR" w:bidi="fr_FR"/>
+        </w:rPr>
+      </w:r>
+      <w:r>
+        <w:rPr>
+          <w:b/>
+          <w:lang w:val="fr_FR" w:bidi="fr_FR"/>
+        </w:rPr>
         <w:t>« Ce sont ceux »</w:t>
       </w:r>
     </w:p>
@@ -11961,6 +13821,21 @@
           <w:b/>
           <w:lang w:val="fr_FR" w:bidi="fr_FR"/>
         </w:rPr>
+        <w:t>οἱ ἀποδιορίζοντες</w:t>
+      </w:r>
+    </w:p>
+    <w:p>
+      <w:pPr/>
+      <w:r>
+        <w:rPr>
+          <w:lang w:val="fr_FR" w:bidi="fr_FR"/>
+        </w:rPr>
+      </w:r>
+      <w:r>
+        <w:rPr>
+          <w:b/>
+          <w:lang w:val="fr_FR" w:bidi="fr_FR"/>
+        </w:rPr>
         <w:t>« ceux qui provoquent des divisions »</w:t>
       </w:r>
     </w:p>
@@ -12057,6 +13932,21 @@
           <w:b/>
           <w:lang w:val="fr_FR" w:bidi="fr_FR"/>
         </w:rPr>
+        <w:t>Πνεῦμα</w:t>
+      </w:r>
+    </w:p>
+    <w:p>
+      <w:pPr/>
+      <w:r>
+        <w:rPr>
+          <w:lang w:val="fr_FR" w:bidi="fr_FR"/>
+        </w:rPr>
+      </w:r>
+      <w:r>
+        <w:rPr>
+          <w:b/>
+          <w:lang w:val="fr_FR" w:bidi="fr_FR"/>
+        </w:rPr>
         <w:t>« l'esprit »</w:t>
       </w:r>
     </w:p>
@@ -12153,6 +14043,21 @@
           <w:b/>
           <w:lang w:val="fr_FR" w:bidi="fr_FR"/>
         </w:rPr>
+        <w:t>ψυχικοί</w:t>
+      </w:r>
+    </w:p>
+    <w:p>
+      <w:pPr/>
+      <w:r>
+        <w:rPr>
+          <w:lang w:val="fr_FR" w:bidi="fr_FR"/>
+        </w:rPr>
+      </w:r>
+      <w:r>
+        <w:rPr>
+          <w:b/>
+          <w:lang w:val="fr_FR" w:bidi="fr_FR"/>
+        </w:rPr>
         <w:t>« sensuels »</w:t>
       </w:r>
     </w:p>
@@ -12249,6 +14154,21 @@
           <w:b/>
           <w:lang w:val="fr_FR" w:bidi="fr_FR"/>
         </w:rPr>
+        <w:t>Πνεῦμα μὴ ἔχοντες</w:t>
+      </w:r>
+    </w:p>
+    <w:p>
+      <w:pPr/>
+      <w:r>
+        <w:rPr>
+          <w:lang w:val="fr_FR" w:bidi="fr_FR"/>
+        </w:rPr>
+      </w:r>
+      <w:r>
+        <w:rPr>
+          <w:b/>
+          <w:lang w:val="fr_FR" w:bidi="fr_FR"/>
+        </w:rPr>
         <w:t>« n'ayant pas l'esprit »</w:t>
       </w:r>
     </w:p>
@@ -12331,6 +14251,21 @@
         <w:rPr>
           <w:lang w:val="fr_FR" w:bidi="fr_FR"/>
         </w:rPr>
+      </w:r>
+    </w:p>
+    <w:p>
+      <w:pPr/>
+      <w:r>
+        <w:rPr>
+          <w:lang w:val="fr_FR" w:bidi="fr_FR"/>
+        </w:rPr>
+      </w:r>
+      <w:r>
+        <w:rPr>
+          <w:b/>
+          <w:lang w:val="fr_FR" w:bidi="fr_FR"/>
+        </w:rPr>
+        <w:t>ἀγαπητοί</w:t>
       </w:r>
     </w:p>
     <w:p>
@@ -12459,6 +14394,21 @@
           <w:b/>
           <w:lang w:val="fr_FR" w:bidi="fr_FR"/>
         </w:rPr>
+        <w:t>ἐποικοδομοῦντες ἑαυτοὺς τῇ ἁγιωτάτῃ ὑμῶν πίστει</w:t>
+      </w:r>
+    </w:p>
+    <w:p>
+      <w:pPr/>
+      <w:r>
+        <w:rPr>
+          <w:lang w:val="fr_FR" w:bidi="fr_FR"/>
+        </w:rPr>
+      </w:r>
+      <w:r>
+        <w:rPr>
+          <w:b/>
+          <w:lang w:val="fr_FR" w:bidi="fr_FR"/>
+        </w:rPr>
         <w:t>« vous édifiant vous-mêmes sur votre très sainte foi »</w:t>
       </w:r>
     </w:p>
@@ -12542,6 +14492,21 @@
           <w:b/>
           <w:lang w:val="fr_FR" w:bidi="fr_FR"/>
         </w:rPr>
+        <w:t>ἐποικοδομοῦντες ἑαυτοὺς</w:t>
+      </w:r>
+    </w:p>
+    <w:p>
+      <w:pPr/>
+      <w:r>
+        <w:rPr>
+          <w:lang w:val="fr_FR" w:bidi="fr_FR"/>
+        </w:rPr>
+      </w:r>
+      <w:r>
+        <w:rPr>
+          <w:b/>
+          <w:lang w:val="fr_FR" w:bidi="fr_FR"/>
+        </w:rPr>
         <w:t>« vous édifiant vous-mêmes »</w:t>
       </w:r>
     </w:p>
@@ -12605,6 +14570,21 @@
           <w:b/>
           <w:lang w:val="fr_FR" w:bidi="fr_FR"/>
         </w:rPr>
+        <w:t>τῇ ἁγιωτάτῃ ὑμῶν πίστει</w:t>
+      </w:r>
+    </w:p>
+    <w:p>
+      <w:pPr/>
+      <w:r>
+        <w:rPr>
+          <w:lang w:val="fr_FR" w:bidi="fr_FR"/>
+        </w:rPr>
+      </w:r>
+      <w:r>
+        <w:rPr>
+          <w:b/>
+          <w:lang w:val="fr_FR" w:bidi="fr_FR"/>
+        </w:rPr>
         <w:t>« sur votre foi très sainte »</w:t>
       </w:r>
     </w:p>
@@ -12701,6 +14681,21 @@
           <w:b/>
           <w:lang w:val="fr_FR" w:bidi="fr_FR"/>
         </w:rPr>
+        <w:t>ἐν Πνεύματι Ἁγίῳ προσευχόμενοι</w:t>
+      </w:r>
+    </w:p>
+    <w:p>
+      <w:pPr/>
+      <w:r>
+        <w:rPr>
+          <w:lang w:val="fr_FR" w:bidi="fr_FR"/>
+        </w:rPr>
+      </w:r>
+      <w:r>
+        <w:rPr>
+          <w:b/>
+          <w:lang w:val="fr_FR" w:bidi="fr_FR"/>
+        </w:rPr>
         <w:t>« priant par le Saint-Esprit »</w:t>
       </w:r>
     </w:p>
@@ -12764,6 +14759,21 @@
           <w:b/>
           <w:lang w:val="fr_FR" w:bidi="fr_FR"/>
         </w:rPr>
+        <w:t>ἑαυτοὺς ἐν ἀγάπῃ Θεοῦ τηρήσατε</w:t>
+      </w:r>
+    </w:p>
+    <w:p>
+      <w:pPr/>
+      <w:r>
+        <w:rPr>
+          <w:lang w:val="fr_FR" w:bidi="fr_FR"/>
+        </w:rPr>
+      </w:r>
+      <w:r>
+        <w:rPr>
+          <w:b/>
+          <w:lang w:val="fr_FR" w:bidi="fr_FR"/>
+        </w:rPr>
         <w:t>« maintenez-vous dans l'amour de Dieu »</w:t>
       </w:r>
     </w:p>
@@ -12847,6 +14857,21 @@
           <w:b/>
           <w:lang w:val="fr_FR" w:bidi="fr_FR"/>
         </w:rPr>
+        <w:t>ἑαυτοὺς ἐν ἀγάπῃ Θεοῦ τηρήσατε</w:t>
+      </w:r>
+    </w:p>
+    <w:p>
+      <w:pPr/>
+      <w:r>
+        <w:rPr>
+          <w:lang w:val="fr_FR" w:bidi="fr_FR"/>
+        </w:rPr>
+      </w:r>
+      <w:r>
+        <w:rPr>
+          <w:b/>
+          <w:lang w:val="fr_FR" w:bidi="fr_FR"/>
+        </w:rPr>
         <w:t>« Maintenez-vous dans l'amour de Dieu »</w:t>
       </w:r>
     </w:p>
@@ -12943,6 +14968,21 @@
           <w:b/>
           <w:lang w:val="fr_FR" w:bidi="fr_FR"/>
         </w:rPr>
+        <w:t>προσδεχόμενοι τὸ ἔλεος τοῦ Κυρίου ἡμῶν</w:t>
+      </w:r>
+    </w:p>
+    <w:p>
+      <w:pPr/>
+      <w:r>
+        <w:rPr>
+          <w:lang w:val="fr_FR" w:bidi="fr_FR"/>
+        </w:rPr>
+      </w:r>
+      <w:r>
+        <w:rPr>
+          <w:b/>
+          <w:lang w:val="fr_FR" w:bidi="fr_FR"/>
+        </w:rPr>
         <w:t>« en attendant la miséricorde de notre Seigneur »</w:t>
       </w:r>
     </w:p>
@@ -13006,6 +15046,21 @@
           <w:b/>
           <w:lang w:val="fr_FR" w:bidi="fr_FR"/>
         </w:rPr>
+        <w:t>τὸ ἔλεος τοῦ Κυρίου ἡμῶν, Ἰησοῦ Χριστοῦ</w:t>
+      </w:r>
+    </w:p>
+    <w:p>
+      <w:pPr/>
+      <w:r>
+        <w:rPr>
+          <w:lang w:val="fr_FR" w:bidi="fr_FR"/>
+        </w:rPr>
+      </w:r>
+      <w:r>
+        <w:rPr>
+          <w:b/>
+          <w:lang w:val="fr_FR" w:bidi="fr_FR"/>
+        </w:rPr>
         <w:t>« La miséricorde de notre Seigneur Jésus-Christ »</w:t>
       </w:r>
     </w:p>
@@ -13088,6 +15143,21 @@
         <w:rPr>
           <w:lang w:val="fr_FR" w:bidi="fr_FR"/>
         </w:rPr>
+      </w:r>
+    </w:p>
+    <w:p>
+      <w:pPr/>
+      <w:r>
+        <w:rPr>
+          <w:lang w:val="fr_FR" w:bidi="fr_FR"/>
+        </w:rPr>
+      </w:r>
+      <w:r>
+        <w:rPr>
+          <w:b/>
+          <w:lang w:val="fr_FR" w:bidi="fr_FR"/>
+        </w:rPr>
+        <w:t>τοῦ Κυρίου ἡμῶν</w:t>
       </w:r>
     </w:p>
     <w:p>
@@ -13216,6 +15286,21 @@
           <w:b/>
           <w:lang w:val="fr_FR" w:bidi="fr_FR"/>
         </w:rPr>
+        <w:t>ἡμῶν</w:t>
+      </w:r>
+    </w:p>
+    <w:p>
+      <w:pPr/>
+      <w:r>
+        <w:rPr>
+          <w:lang w:val="fr_FR" w:bidi="fr_FR"/>
+        </w:rPr>
+      </w:r>
+      <w:r>
+        <w:rPr>
+          <w:b/>
+          <w:lang w:val="fr_FR" w:bidi="fr_FR"/>
+        </w:rPr>
         <w:t>« notre »</w:t>
       </w:r>
     </w:p>
@@ -13312,6 +15397,21 @@
           <w:b/>
           <w:lang w:val="fr_FR" w:bidi="fr_FR"/>
         </w:rPr>
+        <w:t>τὸ ἔλεος τοῦ Κυρίου ἡμῶν, Ἰησοῦ Χριστοῦ, εἰς ζωὴν αἰώνιον</w:t>
+      </w:r>
+    </w:p>
+    <w:p>
+      <w:pPr/>
+      <w:r>
+        <w:rPr>
+          <w:lang w:val="fr_FR" w:bidi="fr_FR"/>
+        </w:rPr>
+      </w:r>
+      <w:r>
+        <w:rPr>
+          <w:b/>
+          <w:lang w:val="fr_FR" w:bidi="fr_FR"/>
+        </w:rPr>
         <w:t>« la miséricorde de notre Seigneur Jésus-Christ pour la vie éternelle »</w:t>
       </w:r>
     </w:p>
@@ -13421,6 +15521,21 @@
           <w:b/>
           <w:lang w:val="fr_FR" w:bidi="fr_FR"/>
         </w:rPr>
+        <w:t>ἐλεᾶτε</w:t>
+      </w:r>
+    </w:p>
+    <w:p>
+      <w:pPr/>
+      <w:r>
+        <w:rPr>
+          <w:lang w:val="fr_FR" w:bidi="fr_FR"/>
+        </w:rPr>
+      </w:r>
+      <w:r>
+        <w:rPr>
+          <w:b/>
+          <w:lang w:val="fr_FR" w:bidi="fr_FR"/>
+        </w:rPr>
         <w:t>« Reprenez les uns »</w:t>
       </w:r>
     </w:p>
@@ -13593,6 +15708,21 @@
           <w:b/>
           <w:lang w:val="fr_FR" w:bidi="fr_FR"/>
         </w:rPr>
+        <w:t>ἐκ πυρὸς ἁρπάζοντες</w:t>
+      </w:r>
+    </w:p>
+    <w:p>
+      <w:pPr/>
+      <w:r>
+        <w:rPr>
+          <w:lang w:val="fr_FR" w:bidi="fr_FR"/>
+        </w:rPr>
+      </w:r>
+      <w:r>
+        <w:rPr>
+          <w:b/>
+          <w:lang w:val="fr_FR" w:bidi="fr_FR"/>
+        </w:rPr>
         <w:t>« en les arrachant du feu »</w:t>
       </w:r>
     </w:p>
@@ -13656,6 +15786,21 @@
           <w:b/>
           <w:lang w:val="fr_FR" w:bidi="fr_FR"/>
         </w:rPr>
+        <w:t>ἐκ πυρὸς ἁρπάζοντες</w:t>
+      </w:r>
+    </w:p>
+    <w:p>
+      <w:pPr/>
+      <w:r>
+        <w:rPr>
+          <w:lang w:val="fr_FR" w:bidi="fr_FR"/>
+        </w:rPr>
+      </w:r>
+      <w:r>
+        <w:rPr>
+          <w:b/>
+          <w:lang w:val="fr_FR" w:bidi="fr_FR"/>
+        </w:rPr>
         <w:t>« arrachant du feu »</w:t>
       </w:r>
     </w:p>
@@ -13752,6 +15897,21 @@
           <w:b/>
           <w:lang w:val="fr_FR" w:bidi="fr_FR"/>
         </w:rPr>
+        <w:t>ἐλεᾶτε</w:t>
+      </w:r>
+    </w:p>
+    <w:p>
+      <w:pPr/>
+      <w:r>
+        <w:rPr>
+          <w:lang w:val="fr_FR" w:bidi="fr_FR"/>
+        </w:rPr>
+      </w:r>
+      <w:r>
+        <w:rPr>
+          <w:b/>
+          <w:lang w:val="fr_FR" w:bidi="fr_FR"/>
+        </w:rPr>
         <w:t>« ayez une pitié »</w:t>
       </w:r>
     </w:p>
@@ -13911,6 +16071,21 @@
           <w:b/>
           <w:lang w:val="fr_FR" w:bidi="fr_FR"/>
         </w:rPr>
+        <w:t>μισοῦντες καὶ τὸν ἀπὸ τῆς σαρκὸς ἐσπιλωμένον χιτῶνα</w:t>
+      </w:r>
+    </w:p>
+    <w:p>
+      <w:pPr/>
+      <w:r>
+        <w:rPr>
+          <w:lang w:val="fr_FR" w:bidi="fr_FR"/>
+        </w:rPr>
+      </w:r>
+      <w:r>
+        <w:rPr>
+          <w:b/>
+          <w:lang w:val="fr_FR" w:bidi="fr_FR"/>
+        </w:rPr>
         <w:t>« haïssant jusqu’à la tunique souillée par la chair »</w:t>
       </w:r>
     </w:p>
@@ -13994,6 +16169,21 @@
           <w:b/>
           <w:lang w:val="fr_FR" w:bidi="fr_FR"/>
         </w:rPr>
+        <w:t>τῆς σαρκὸς</w:t>
+      </w:r>
+    </w:p>
+    <w:p>
+      <w:pPr/>
+      <w:r>
+        <w:rPr>
+          <w:lang w:val="fr_FR" w:bidi="fr_FR"/>
+        </w:rPr>
+      </w:r>
+      <w:r>
+        <w:rPr>
+          <w:b/>
+          <w:lang w:val="fr_FR" w:bidi="fr_FR"/>
+        </w:rPr>
         <w:t>« la chair »</w:t>
       </w:r>
     </w:p>
@@ -14090,6 +16280,21 @@
           <w:b/>
           <w:lang w:val="fr_FR" w:bidi="fr_FR"/>
         </w:rPr>
+        <w:t>τῷ δὲ δυναμένῳ φυλάξαι</w:t>
+      </w:r>
+    </w:p>
+    <w:p>
+      <w:pPr/>
+      <w:r>
+        <w:rPr>
+          <w:lang w:val="fr_FR" w:bidi="fr_FR"/>
+        </w:rPr>
+      </w:r>
+      <w:r>
+        <w:rPr>
+          <w:b/>
+          <w:lang w:val="fr_FR" w:bidi="fr_FR"/>
+        </w:rPr>
         <w:t>« Or, à celui qui peut vous préserver de toute chute »</w:t>
       </w:r>
     </w:p>
@@ -14186,6 +16391,21 @@
           <w:b/>
           <w:lang w:val="fr_FR" w:bidi="fr_FR"/>
         </w:rPr>
+        <w:t>φυλάξαι ὑμᾶς ἀπταίστους</w:t>
+      </w:r>
+    </w:p>
+    <w:p>
+      <w:pPr/>
+      <w:r>
+        <w:rPr>
+          <w:lang w:val="fr_FR" w:bidi="fr_FR"/>
+        </w:rPr>
+      </w:r>
+      <w:r>
+        <w:rPr>
+          <w:b/>
+          <w:lang w:val="fr_FR" w:bidi="fr_FR"/>
+        </w:rPr>
         <w:t>« pour préserver de toute chute »</w:t>
       </w:r>
     </w:p>
@@ -14282,6 +16502,21 @@
           <w:b/>
           <w:lang w:val="fr_FR" w:bidi="fr_FR"/>
         </w:rPr>
+        <w:t>τῆς δόξης αὐτοῦ</w:t>
+      </w:r>
+    </w:p>
+    <w:p>
+      <w:pPr/>
+      <w:r>
+        <w:rPr>
+          <w:lang w:val="fr_FR" w:bidi="fr_FR"/>
+        </w:rPr>
+      </w:r>
+      <w:r>
+        <w:rPr>
+          <w:b/>
+          <w:lang w:val="fr_FR" w:bidi="fr_FR"/>
+        </w:rPr>
         <w:t>« sa gloire »</w:t>
       </w:r>
     </w:p>
@@ -14441,6 +16676,21 @@
           <w:b/>
           <w:lang w:val="fr_FR" w:bidi="fr_FR"/>
         </w:rPr>
+        <w:t>μόνῳ Θεῷ Σωτῆρι ἡμῶν</w:t>
+      </w:r>
+    </w:p>
+    <w:p>
+      <w:pPr/>
+      <w:r>
+        <w:rPr>
+          <w:lang w:val="fr_FR" w:bidi="fr_FR"/>
+        </w:rPr>
+      </w:r>
+      <w:r>
+        <w:rPr>
+          <w:b/>
+          <w:lang w:val="fr_FR" w:bidi="fr_FR"/>
+        </w:rPr>
         <w:t>« à Dieu seul, notre Sauveur »</w:t>
       </w:r>
     </w:p>
@@ -14517,6 +16767,21 @@
           <w:b/>
           <w:lang w:val="fr_FR" w:bidi="fr_FR"/>
         </w:rPr>
+        <w:t>Σωτῆρι ἡμῶν</w:t>
+      </w:r>
+    </w:p>
+    <w:p>
+      <w:pPr/>
+      <w:r>
+        <w:rPr>
+          <w:lang w:val="fr_FR" w:bidi="fr_FR"/>
+        </w:rPr>
+      </w:r>
+      <w:r>
+        <w:rPr>
+          <w:b/>
+          <w:lang w:val="fr_FR" w:bidi="fr_FR"/>
+        </w:rPr>
         <w:t>« notre Sauveur »</w:t>
       </w:r>
     </w:p>
@@ -14613,6 +16878,21 @@
           <w:b/>
           <w:lang w:val="fr_FR" w:bidi="fr_FR"/>
         </w:rPr>
+        <w:t>τοῦ Κυρίου ἡμῶν,</w:t>
+      </w:r>
+    </w:p>
+    <w:p>
+      <w:pPr/>
+      <w:r>
+        <w:rPr>
+          <w:lang w:val="fr_FR" w:bidi="fr_FR"/>
+        </w:rPr>
+      </w:r>
+      <w:r>
+        <w:rPr>
+          <w:b/>
+          <w:lang w:val="fr_FR" w:bidi="fr_FR"/>
+        </w:rPr>
         <w:t>« notre Seigneur »</w:t>
       </w:r>
     </w:p>
@@ -14709,6 +16989,21 @@
           <w:b/>
           <w:lang w:val="fr_FR" w:bidi="fr_FR"/>
         </w:rPr>
+        <w:t>μόνῳ Θεῷ &amp; δόξα, μεγαλωσύνη, κράτος, καὶ ἐξουσία</w:t>
+      </w:r>
+    </w:p>
+    <w:p>
+      <w:pPr/>
+      <w:r>
+        <w:rPr>
+          <w:lang w:val="fr_FR" w:bidi="fr_FR"/>
+        </w:rPr>
+      </w:r>
+      <w:r>
+        <w:rPr>
+          <w:b/>
+          <w:lang w:val="fr_FR" w:bidi="fr_FR"/>
+        </w:rPr>
         <w:t>« à Dieu seul »</w:t>
       </w:r>
       <w:r>
@@ -14831,6 +17126,21 @@
           <w:b/>
           <w:lang w:val="fr_FR" w:bidi="fr_FR"/>
         </w:rPr>
+        <w:t>πρὸ παντὸς τοῦ αἰῶνος</w:t>
+      </w:r>
+    </w:p>
+    <w:p>
+      <w:pPr/>
+      <w:r>
+        <w:rPr>
+          <w:lang w:val="fr_FR" w:bidi="fr_FR"/>
+        </w:rPr>
+      </w:r>
+      <w:r>
+        <w:rPr>
+          <w:b/>
+          <w:lang w:val="fr_FR" w:bidi="fr_FR"/>
+        </w:rPr>
         <w:t>« avant tous les temps »</w:t>
       </w:r>
     </w:p>
@@ -14900,6 +17210,21 @@
         <w:rPr>
           <w:lang w:val="fr_FR" w:bidi="fr_FR"/>
         </w:rPr>
+      </w:r>
+    </w:p>
+    <w:p>
+      <w:pPr/>
+      <w:r>
+        <w:rPr>
+          <w:lang w:val="fr_FR" w:bidi="fr_FR"/>
+        </w:rPr>
+      </w:r>
+      <w:r>
+        <w:rPr>
+          <w:b/>
+          <w:lang w:val="fr_FR" w:bidi="fr_FR"/>
+        </w:rPr>
+        <w:t>εἰς πάντας τοὺς αἰῶνας</w:t>
       </w:r>
     </w:p>
     <w:p>

--- a/fra/docx/65.content.docx
+++ b/fra/docx/65.content.docx
@@ -28,49 +28,15 @@
       </w:r>
     </w:p>
     <w:p>
-      <w:pPr>
-        <w:pStyle w:val="Heading2"/>
-      </w:pPr>
-      <w:r>
-        <w:rPr>
-          <w:lang w:val="fr_FR" w:bidi="fr_FR"/>
-        </w:rPr>
-        <w:t>License Information</w:t>
-      </w:r>
-      <w:r>
-        <w:rPr>
-          <w:lang w:val="fr_FR" w:bidi="fr_FR"/>
-        </w:rPr>
-      </w:r>
-    </w:p>
-    <w:p>
-      <w:pPr/>
-      <w:r>
-        <w:rPr>
-          <w:lang w:val="fr_FR" w:bidi="fr_FR"/>
-        </w:rPr>
-      </w:r>
-      <w:r>
-        <w:rPr>
-          <w:b/>
-          <w:lang w:val="fr_FR" w:bidi="fr_FR"/>
-        </w:rPr>
-        <w:t>Notes de traduction (unfoldingWord)</w:t>
-      </w:r>
-      <w:r>
-        <w:rPr>
-          <w:lang w:val="fr_FR" w:bidi="fr_FR"/>
-        </w:rPr>
-        <w:t xml:space="preserve"> (French) is based on</w:t>
-      </w:r>
-      <w:r>
-        <w:rPr>
-          <w:lang w:val="fr_FR" w:bidi="fr_FR"/>
-        </w:rPr>
-        <w:t xml:space="preserve">: </w:t>
-      </w:r>
-      <w:r>
-        <w:rPr>
+      <w:pPr/>
+      <w:r>
+        <w:rPr>
+          <w:lang w:val="fr_FR" w:bidi="fr_FR"/>
+        </w:rPr>
+      </w:r>
+      <w:r>
+        <w:rPr>
+          <w:b/>
           <w:lang w:val="fr_FR" w:bidi="fr_FR"/>
         </w:rPr>
         <w:t>unfoldingWord® Translation Notes</w:t>
@@ -79,62 +45,31 @@
         <w:rPr>
           <w:lang w:val="fr_FR" w:bidi="fr_FR"/>
         </w:rPr>
-        <w:t xml:space="preserve">, </w:t>
-      </w:r>
-      <w:hyperlink r:id="rId13">
-        <w:r>
-          <w:rPr>
-            <w:lang w:val="fr_FR" w:bidi="fr_FR"/>
-          </w:rPr>
-          <w:rPr>
-            <w:color w:val="0000EE"/>
-            <w:u w:val="single"/>
-          </w:rPr>
-          <w:t>unfoldingWord</w:t>
-        </w:r>
-      </w:hyperlink>
-      <w:r>
-        <w:rPr>
-          <w:lang w:val="fr_FR" w:bidi="fr_FR"/>
-        </w:rPr>
-        <w:t xml:space="preserve">, 2022, which is licensed under a </w:t>
-      </w:r>
-      <w:hyperlink r:id="rId14">
-        <w:r>
-          <w:rPr>
-            <w:lang w:val="fr_FR" w:bidi="fr_FR"/>
-          </w:rPr>
-          <w:rPr>
-            <w:color w:val="0000EE"/>
-            <w:u w:val="single"/>
-          </w:rPr>
-          <w:t>CC BY-SA 4.0 license</w:t>
-        </w:r>
-      </w:hyperlink>
-      <w:r>
-        <w:rPr>
-          <w:lang w:val="fr_FR" w:bidi="fr_FR"/>
-        </w:rPr>
-        <w:t>.</w:t>
-      </w:r>
-      <w:r>
-        <w:rPr>
-          <w:lang w:val="fr_FR" w:bidi="fr_FR"/>
-        </w:rPr>
-      </w:r>
-    </w:p>
-    <w:p>
-      <w:pPr/>
-      <w:r>
-        <w:rPr>
-          <w:lang w:val="fr_FR" w:bidi="fr_FR"/>
-        </w:rPr>
-      </w:r>
-      <w:r>
-        <w:rPr>
-          <w:lang w:val="fr_FR" w:bidi="fr_FR"/>
-        </w:rPr>
-        <w:t>This PDF version is provided under the same license.</w:t>
+        <w:t xml:space="preserve"> © 2022 unfoldingWord. Released under CC BY-SA 4.0 license. </w:t>
+      </w:r>
+      <w:r>
+        <w:rPr>
+          <w:lang w:val="fr_FR" w:bidi="fr_FR"/>
+        </w:rPr>
+        <w:t>unfoldingWord® Translation Notes</w:t>
+      </w:r>
+      <w:r>
+        <w:rPr>
+          <w:lang w:val="fr_FR" w:bidi="fr_FR"/>
+        </w:rPr>
+        <w:t xml:space="preserve"> has been adapted in the following languages: Tok Pisin, Arabic (عربي), French (Français), Hindi (हिंदी), Indonesian (Bahasa Indonesia), Portuguese (Português), Russian (Русский), Spanish (Español), Swahili (Kiswahili), and Simplified Chinese (简体中文) from </w:t>
+      </w:r>
+      <w:r>
+        <w:rPr>
+          <w:lang w:val="fr_FR" w:bidi="fr_FR"/>
+        </w:rPr>
+        <w:t>unfoldingWord® Translation Notes</w:t>
+      </w:r>
+      <w:r>
+        <w:rPr>
+          <w:lang w:val="fr_FR" w:bidi="fr_FR"/>
+        </w:rPr>
+        <w:t xml:space="preserve"> © 2022 unfoldingWord. Released under CC BY-SA 4.0 license by Mission Mutual</w:t>
       </w:r>
       <w:r>
         <w:rPr>
@@ -2958,7 +2893,7 @@
         </w:rPr>
         <w:t xml:space="preserve">Dans cette phrase, Jude omet certains mots qui sont nécessaires dans de nombreuses langues pour former une phrase complète. Si ces mots sont requis dans votre langue, ils peuvent être déduits du verset </w:t>
       </w:r>
-      <w:hyperlink r:id="rId15">
+      <w:hyperlink r:id="rId13">
         <w:r>
           <w:rPr>
             <w:lang w:val="fr_FR" w:bidi="fr_FR"/>
@@ -6230,7 +6165,7 @@
         </w:rPr>
         <w:t xml:space="preserve"> rapporte à l'immoralité sexuelle des habitants de Sodome et Gomorrhe mentionnée dans le verset précédent, et possiblement au comportement inapproprié des anges méchants mentionné au verset </w:t>
       </w:r>
-      <w:hyperlink r:id="rId16">
+      <w:hyperlink r:id="rId14">
         <w:r>
           <w:rPr>
             <w:lang w:val="fr_FR" w:bidi="fr_FR"/>
@@ -6359,7 +6294,7 @@
         </w:rPr>
         <w:t xml:space="preserve"> désigne les faux enseignants introduits au verset </w:t>
       </w:r>
-      <w:hyperlink r:id="rId17">
+      <w:hyperlink r:id="rId15">
         <w:r>
           <w:rPr>
             <w:lang w:val="fr_FR" w:bidi="fr_FR"/>
@@ -7237,7 +7172,7 @@
         </w:rPr>
         <w:t xml:space="preserve"> désignent les faux enseignants présentés au verset </w:t>
       </w:r>
-      <w:hyperlink r:id="rId17">
+      <w:hyperlink r:id="rId15">
         <w:r>
           <w:rPr>
             <w:lang w:val="fr_FR" w:bidi="fr_FR"/>
@@ -7366,7 +7301,7 @@
         </w:rPr>
         <w:t xml:space="preserve"> pourrait désigner : (1) le domaine spirituel mentionné dans le verset précédent. Traduction alternative : « du domaine spirituel, qu'ils ne comprennent pas » ; (2) les glorieux mentionnés au verset </w:t>
       </w:r>
-      <w:hyperlink r:id="rId18">
+      <w:hyperlink r:id="rId16">
         <w:r>
           <w:rPr>
             <w:lang w:val="fr_FR" w:bidi="fr_FR"/>
@@ -8544,7 +8479,7 @@
         </w:rPr>
         <w:t xml:space="preserve"> désigne les faux enseignants mentionnés au verset </w:t>
       </w:r>
-      <w:hyperlink r:id="rId17">
+      <w:hyperlink r:id="rId15">
         <w:r>
           <w:rPr>
             <w:lang w:val="fr_FR" w:bidi="fr_FR"/>
@@ -11978,7 +11913,7 @@
         </w:rPr>
         <w:t xml:space="preserve"> se rapportent aux faux enseignants que Jude a présentés au verset </w:t>
       </w:r>
-      <w:hyperlink r:id="rId17">
+      <w:hyperlink r:id="rId15">
         <w:r>
           <w:rPr>
             <w:lang w:val="fr_FR" w:bidi="fr_FR"/>
@@ -12953,7 +12888,7 @@
         </w:rPr>
         <w:t xml:space="preserve"> se rapporte à ceux à qui Jude écrit, ce qui peut être étendu à tous les croyants. Si cela est utile dans votre langue, vous pouvez expliciter ce terme. Voyez comment vous avez traduit cela au verset </w:t>
       </w:r>
-      <w:hyperlink r:id="rId19">
+      <w:hyperlink r:id="rId17">
         <w:r>
           <w:rPr>
             <w:lang w:val="fr_FR" w:bidi="fr_FR"/>
@@ -14374,7 +14309,7 @@
         </w:rPr>
         <w:t xml:space="preserve"> désigne ceux à qui Jude écrit, ce qui peut être étendu à tous les croyants. Si cela est utile dans votre langue, vous pouvez l'exprimer explicitement. Voyez comment vous avez traduit cela au verset </w:t>
       </w:r>
-      <w:hyperlink r:id="rId19">
+      <w:hyperlink r:id="rId17">
         <w:r>
           <w:rPr>
             <w:lang w:val="fr_FR" w:bidi="fr_FR"/>
@@ -15266,7 +15201,7 @@
         </w:rPr>
         <w:t xml:space="preserve"> signifie « la personne qui est Seigneur sur nous » ou « la personne qui règne sur nous ». Voyez comment vous avez traduit cette expression au verset </w:t>
       </w:r>
-      <w:hyperlink r:id="rId20">
+      <w:hyperlink r:id="rId18">
         <w:r>
           <w:rPr>
             <w:lang w:val="fr_FR" w:bidi="fr_FR"/>

--- a/fra/docx/65.content.docx
+++ b/fra/docx/65.content.docx
@@ -141,13 +141,6 @@
         <w:rPr>
           <w:lang w:val="fr_FR" w:bidi="fr_FR"/>
         </w:rPr>
-      </w:r>
-      <w:r>
-        <w:rPr>
-          <w:i/>
-          <w:lang w:val="fr_FR" w:bidi="fr_FR"/>
-        </w:rPr>
-        <w:t>Jude 1.1 (#1), Jude 1.1 (#2), Jude 1.1 (#3), Jude 1.1 (#4), Jude 1.1 (#5), Jude 1.1 (#6), Jude 1.1 (#7), Jude 1.1 (#8), Jude 1.1 (#9), Jude 1.2 (#1), Jude 1.2 (#2), Jude 1.2 (#3), Jude 1.2 (#4), Jude 1.3 (#1), Jude 1.3 (#2), Jude 1.3 (#3), Jude 1.3 (#4), Jude 1.3 (#5), Jude 1.3 (#6), Jude 1.3 (#7), Jude 1.3 (#8), Jude 1.3 (#9), Jude 1.3 (#10), Jude 1.4 (#1), Jude 1.4 (#2), Jude 1.4 (#3), Jude 1.4 (#4), Jude 1.4 (#5), Jude 1.4 (#6), Jude 1.4 (#7), Jude 1.4 (#8), Jude 1.4 (#9), Jude 1.4 (#10), Jude 1.4 (#11), Jude 1.4 (#12), Jude 1.5 (#1), Jude 1.5 (#2), Jude 1.5 (#3), Jude 1.5 (#4), Jude 1.5 (#5), Jude 1.6 (#1), Jude 1.6 (#2), Jude 1.6 (#3), Jude 1.6 (#4), Jude 1.6 (#5), Jude 1.6 (#6), Jude 1.6 (#7), Jude 1.6 (#8), Jude 1.7 (#1), Jude 1.7 (#2), Jude 1.7 (#3), Jude 1.7 (#4), Jude 1.7 (#5), Jude 1.7 (#6), Jude 1.7 (#7), Jude 1.8 (#1), Jude 1.8 (#2), Jude 1.8 (#3), Jude 1.8 (#4), Jude 1.8 (#5), Jude 1.8 (#6), Jude 1.9 (#1), Jude 1.9 (#2), Jude 1.9 (#3), Jude 1.10 (#1), Jude 1.10 (#2), Jude 1.10 (#3), Jude 1.10 (#4), Jude 1.10 (#5), Jude 1.11 (#1), Jude 1.11 (#2), Jude 1.11 (#3), Jude 1.11 (#4), Jude 1.11 (#5), Jude 1.11 (#6), Jude 1.11 (#7), Jude 1.12 (#1), Jude 1.12 (#2), Jude 1:12 (#3), Jude 1.12 (#4), Jude 1.12 (#5), Jude 1.12 (#6), Jude 1.12 (#7), Jude 1.12 (#8), Jude 1.12 (#9), Jude 1.12 (#10), Jude 1.12 (#11), Jude 1.13 (#1), Jude 1.13 (#2), Jude 1.13 (#3), Jude 1.13 (#4), Jude 1.13 (#5), Jude 1.13 (#6), Jude 1.13 (#7), Jude 1.14 (#1), Jude 1.14 (#2), Jude 1.14 (#3), Jude 1.14 (#4), Jude 1.14 (#5), Jude 1.14 (#6), Jude 1.14 (#7), Jude 1.14 (#8), Jude 1.15 (#1), Jude 1.15 (#2), Jude 1.15 (#3), Jude 1.15 (#4), Jude 1.15 (#5), Jude 1.15 (#6), Jude 1.16 (#1), Jude 1.16 (#2), Jude 1.16 (#3), Jude 1.16 (#4), Jude 1.16 (#5), Jude 1.16 (#6), Jude 1.16 (#7), Jude 1.16 (#8), Jude 1:16 (#9), Jude 1.17 (#1), Jude 1.17 (#2), Jude 1.17 (#3), Jude 1.17 (#4), Jude 1.18 (#1), Jude 1.18 (#2), Jude 1.18 (#3), Jude 1.18 (#4), Jude 1.19 (#1), Jude 1.19 (#2), Jude 1.19 (#3), Jude 1.19 (#4), Jude 1.19 (#5), Jude 1.20 (#1), Jude 1.20 (#2), Jude 1.20 (#3), Jude 1.20 (#4), Jude 1.20 (#5), Jude 1.21 (#1), Jude 1.21 (#2), Jude 1.21 (#3), Jude 1.21 (#4), Jude 1.21 (#5), Jude 1.21 (#6), Jude 1.21 (#7), Jude 1.22 (#1), Jude 1.22 (#2), Jude 1.23 (#1), Jude 1:23 (#2), Jude 1.23 (#3), Jude 1.23 (#4), Jude 1.23 (#5), Jude 1.23 (#6), Jude 1.24 (#1), Jude 1.24 (#2), Jude 1.24 (#3), Jude 1.24 (#4), Jude 1.25 (#1), Jude 1.25 (#2), Jude 1.25 (#3), Jude 1.25 (#4), Jude 1.25 (#5), Jude 1.25 (#6)</w:t>
       </w:r>
       <w:r>
         <w:rPr>

--- a/fra/docx/65.content.docx
+++ b/fra/docx/65.content.docx
@@ -146,19 +146,6 @@
         <w:rPr>
           <w:lang w:val="fr_FR" w:bidi="fr_FR"/>
         </w:rPr>
-      </w:r>
-    </w:p>
-    <w:p>
-      <w:pPr/>
-      <w:r>
-        <w:rPr>
-          <w:lang w:val="fr_FR" w:bidi="fr_FR"/>
-        </w:rPr>
-      </w:r>
-      <w:r>
-        <w:rPr>
-          <w:lang w:val="fr_FR" w:bidi="fr_FR"/>
-        </w:rPr>
         <w:t xml:space="preserve"> </w:t>
       </w:r>
       <w:r>
@@ -223,21 +210,6 @@
           <w:b/>
           <w:lang w:val="fr_FR" w:bidi="fr_FR"/>
         </w:rPr>
-        <w:t>Ἰούδας</w:t>
-      </w:r>
-    </w:p>
-    <w:p>
-      <w:pPr/>
-      <w:r>
-        <w:rPr>
-          <w:lang w:val="fr_FR" w:bidi="fr_FR"/>
-        </w:rPr>
-      </w:r>
-      <w:r>
-        <w:rPr>
-          <w:b/>
-          <w:lang w:val="fr_FR" w:bidi="fr_FR"/>
-        </w:rPr>
         <w:t>« Jude »</w:t>
       </w:r>
     </w:p>
@@ -321,21 +293,6 @@
           <w:b/>
           <w:lang w:val="fr_FR" w:bidi="fr_FR"/>
         </w:rPr>
-        <w:t>Ἰούδας</w:t>
-      </w:r>
-    </w:p>
-    <w:p>
-      <w:pPr/>
-      <w:r>
-        <w:rPr>
-          <w:lang w:val="fr_FR" w:bidi="fr_FR"/>
-        </w:rPr>
-      </w:r>
-      <w:r>
-        <w:rPr>
-          <w:b/>
-          <w:lang w:val="fr_FR" w:bidi="fr_FR"/>
-        </w:rPr>
         <w:t>« Jude »</w:t>
       </w:r>
     </w:p>
@@ -426,21 +383,6 @@
           <w:b/>
           <w:lang w:val="fr_FR" w:bidi="fr_FR"/>
         </w:rPr>
-        <w:t>Ἰησοῦ Χριστοῦ δοῦλος, ἀδελφὸς δὲ Ἰακώβου</w:t>
-      </w:r>
-    </w:p>
-    <w:p>
-      <w:pPr/>
-      <w:r>
-        <w:rPr>
-          <w:lang w:val="fr_FR" w:bidi="fr_FR"/>
-        </w:rPr>
-      </w:r>
-      <w:r>
-        <w:rPr>
-          <w:b/>
-          <w:lang w:val="fr_FR" w:bidi="fr_FR"/>
-        </w:rPr>
         <w:t>« serviteur de Jésus-Christ, et frère de Jacques »</w:t>
       </w:r>
     </w:p>
@@ -550,21 +492,6 @@
           <w:b/>
           <w:lang w:val="fr_FR" w:bidi="fr_FR"/>
         </w:rPr>
-        <w:t>ἀδελφὸς &amp; Ἰακώβου</w:t>
-      </w:r>
-    </w:p>
-    <w:p>
-      <w:pPr/>
-      <w:r>
-        <w:rPr>
-          <w:lang w:val="fr_FR" w:bidi="fr_FR"/>
-        </w:rPr>
-      </w:r>
-      <w:r>
-        <w:rPr>
-          <w:b/>
-          <w:lang w:val="fr_FR" w:bidi="fr_FR"/>
-        </w:rPr>
         <w:t>« frère de Jacques »</w:t>
       </w:r>
     </w:p>
@@ -655,21 +582,6 @@
           <w:b/>
           <w:lang w:val="fr_FR" w:bidi="fr_FR"/>
         </w:rPr>
-        <w:t>τοῖς</w:t>
-      </w:r>
-    </w:p>
-    <w:p>
-      <w:pPr/>
-      <w:r>
-        <w:rPr>
-          <w:lang w:val="fr_FR" w:bidi="fr_FR"/>
-        </w:rPr>
-      </w:r>
-      <w:r>
-        <w:rPr>
-          <w:b/>
-          <w:lang w:val="fr_FR" w:bidi="fr_FR"/>
-        </w:rPr>
         <w:t>« à ceux qui ont été »</w:t>
       </w:r>
     </w:p>
@@ -753,21 +665,6 @@
           <w:b/>
           <w:lang w:val="fr_FR" w:bidi="fr_FR"/>
         </w:rPr>
-        <w:t>κλητοῖς</w:t>
-      </w:r>
-    </w:p>
-    <w:p>
-      <w:pPr/>
-      <w:r>
-        <w:rPr>
-          <w:lang w:val="fr_FR" w:bidi="fr_FR"/>
-        </w:rPr>
-      </w:r>
-      <w:r>
-        <w:rPr>
-          <w:b/>
-          <w:lang w:val="fr_FR" w:bidi="fr_FR"/>
-        </w:rPr>
         <w:t>« appelées »</w:t>
       </w:r>
     </w:p>
@@ -864,21 +761,6 @@
           <w:b/>
           <w:lang w:val="fr_FR" w:bidi="fr_FR"/>
         </w:rPr>
-        <w:t>ἐν Θεῷ Πατρὶ ἠγαπημένοις</w:t>
-      </w:r>
-    </w:p>
-    <w:p>
-      <w:pPr/>
-      <w:r>
-        <w:rPr>
-          <w:lang w:val="fr_FR" w:bidi="fr_FR"/>
-        </w:rPr>
-      </w:r>
-      <w:r>
-        <w:rPr>
-          <w:b/>
-          <w:lang w:val="fr_FR" w:bidi="fr_FR"/>
-        </w:rPr>
         <w:t xml:space="preserve">« </w:t>
       </w:r>
       <w:r>
@@ -976,21 +858,6 @@
           <w:b/>
           <w:lang w:val="fr_FR" w:bidi="fr_FR"/>
         </w:rPr>
-        <w:t>Θεῷ Πατρὶ</w:t>
-      </w:r>
-    </w:p>
-    <w:p>
-      <w:pPr/>
-      <w:r>
-        <w:rPr>
-          <w:lang w:val="fr_FR" w:bidi="fr_FR"/>
-        </w:rPr>
-      </w:r>
-      <w:r>
-        <w:rPr>
-          <w:b/>
-          <w:lang w:val="fr_FR" w:bidi="fr_FR"/>
-        </w:rPr>
         <w:t>« Dieu le Père »</w:t>
       </w:r>
     </w:p>
@@ -1081,21 +948,6 @@
           <w:b/>
           <w:lang w:val="fr_FR" w:bidi="fr_FR"/>
         </w:rPr>
-        <w:t>Ἰησοῦ Χριστῷ τετηρημένοις κλητοῖς</w:t>
-      </w:r>
-    </w:p>
-    <w:p>
-      <w:pPr/>
-      <w:r>
-        <w:rPr>
-          <w:lang w:val="fr_FR" w:bidi="fr_FR"/>
-        </w:rPr>
-      </w:r>
-      <w:r>
-        <w:rPr>
-          <w:b/>
-          <w:lang w:val="fr_FR" w:bidi="fr_FR"/>
-        </w:rPr>
         <w:t>« et gardés pour Jésus-Christ »</w:t>
       </w:r>
     </w:p>
@@ -1192,21 +1044,6 @@
           <w:b/>
           <w:lang w:val="fr_FR" w:bidi="fr_FR"/>
         </w:rPr>
-        <w:t>ἔλεος ὑμῖν, καὶ εἰρήνη, καὶ ἀγάπη πληθυνθείη.</w:t>
-      </w:r>
-    </w:p>
-    <w:p>
-      <w:pPr/>
-      <w:r>
-        <w:rPr>
-          <w:lang w:val="fr_FR" w:bidi="fr_FR"/>
-        </w:rPr>
-      </w:r>
-      <w:r>
-        <w:rPr>
-          <w:b/>
-          <w:lang w:val="fr_FR" w:bidi="fr_FR"/>
-        </w:rPr>
         <w:t>« que la miséricorde, la paix et la charité vous soient multipliées »</w:t>
       </w:r>
     </w:p>
@@ -1290,21 +1127,6 @@
           <w:b/>
           <w:lang w:val="fr_FR" w:bidi="fr_FR"/>
         </w:rPr>
-        <w:t>ἔλεος ὑμῖν, καὶ εἰρήνη, καὶ ἀγάπη πληθυνθείη</w:t>
-      </w:r>
-    </w:p>
-    <w:p>
-      <w:pPr/>
-      <w:r>
-        <w:rPr>
-          <w:lang w:val="fr_FR" w:bidi="fr_FR"/>
-        </w:rPr>
-      </w:r>
-      <w:r>
-        <w:rPr>
-          <w:b/>
-          <w:lang w:val="fr_FR" w:bidi="fr_FR"/>
-        </w:rPr>
         <w:t>« que la miséricorde, la paix et l'amour vous soient multipliés »</w:t>
       </w:r>
     </w:p>
@@ -1427,21 +1249,6 @@
           <w:b/>
           <w:lang w:val="fr_FR" w:bidi="fr_FR"/>
         </w:rPr>
-        <w:t>ἔλεος &amp; καὶ εἰρήνη, καὶ ἀγάπη πληθυνθείη.</w:t>
-      </w:r>
-    </w:p>
-    <w:p>
-      <w:pPr/>
-      <w:r>
-        <w:rPr>
-          <w:lang w:val="fr_FR" w:bidi="fr_FR"/>
-        </w:rPr>
-      </w:r>
-      <w:r>
-        <w:rPr>
-          <w:b/>
-          <w:lang w:val="fr_FR" w:bidi="fr_FR"/>
-        </w:rPr>
         <w:t>« que la miséricorde, la paix et l'amour vous soient multipliés »</w:t>
       </w:r>
     </w:p>
@@ -1538,21 +1345,6 @@
           <w:b/>
           <w:lang w:val="fr_FR" w:bidi="fr_FR"/>
         </w:rPr>
-        <w:t>ὑμῖν</w:t>
-      </w:r>
-    </w:p>
-    <w:p>
-      <w:pPr/>
-      <w:r>
-        <w:rPr>
-          <w:lang w:val="fr_FR" w:bidi="fr_FR"/>
-        </w:rPr>
-      </w:r>
-      <w:r>
-        <w:rPr>
-          <w:b/>
-          <w:lang w:val="fr_FR" w:bidi="fr_FR"/>
-        </w:rPr>
         <w:t>« vous »</w:t>
       </w:r>
     </w:p>
@@ -1649,21 +1441,6 @@
           <w:b/>
           <w:lang w:val="fr_FR" w:bidi="fr_FR"/>
         </w:rPr>
-        <w:t>ἀγαπητοί</w:t>
-      </w:r>
-    </w:p>
-    <w:p>
-      <w:pPr/>
-      <w:r>
-        <w:rPr>
-          <w:lang w:val="fr_FR" w:bidi="fr_FR"/>
-        </w:rPr>
-      </w:r>
-      <w:r>
-        <w:rPr>
-          <w:b/>
-          <w:lang w:val="fr_FR" w:bidi="fr_FR"/>
-        </w:rPr>
         <w:t>« Bien-aimés »</w:t>
       </w:r>
     </w:p>
@@ -1754,21 +1531,6 @@
           <w:b/>
           <w:lang w:val="fr_FR" w:bidi="fr_FR"/>
         </w:rPr>
-        <w:t>πᾶσαν σπουδὴν ποιούμενος γράφειν ὑμῖν</w:t>
-      </w:r>
-    </w:p>
-    <w:p>
-      <w:pPr/>
-      <w:r>
-        <w:rPr>
-          <w:lang w:val="fr_FR" w:bidi="fr_FR"/>
-        </w:rPr>
-      </w:r>
-      <w:r>
-        <w:rPr>
-          <w:b/>
-          <w:lang w:val="fr_FR" w:bidi="fr_FR"/>
-        </w:rPr>
         <w:t>« désirais vivement vous écrire au sujet de notre salut commun »</w:t>
       </w:r>
     </w:p>
@@ -1832,21 +1594,6 @@
           <w:b/>
           <w:lang w:val="fr_FR" w:bidi="fr_FR"/>
         </w:rPr>
-        <w:t>περὶ τῆς κοινῆς ἡμῶν σωτηρίας</w:t>
-      </w:r>
-    </w:p>
-    <w:p>
-      <w:pPr/>
-      <w:r>
-        <w:rPr>
-          <w:lang w:val="fr_FR" w:bidi="fr_FR"/>
-        </w:rPr>
-      </w:r>
-      <w:r>
-        <w:rPr>
-          <w:b/>
-          <w:lang w:val="fr_FR" w:bidi="fr_FR"/>
-        </w:rPr>
         <w:t>« au sujet de notre salut commun »</w:t>
       </w:r>
     </w:p>
@@ -1910,21 +1657,6 @@
           <w:b/>
           <w:lang w:val="fr_FR" w:bidi="fr_FR"/>
         </w:rPr>
-        <w:t>περὶ τῆς κοινῆς ἡμῶν σωτηρίας</w:t>
-      </w:r>
-    </w:p>
-    <w:p>
-      <w:pPr/>
-      <w:r>
-        <w:rPr>
-          <w:lang w:val="fr_FR" w:bidi="fr_FR"/>
-        </w:rPr>
-      </w:r>
-      <w:r>
-        <w:rPr>
-          <w:b/>
-          <w:lang w:val="fr_FR" w:bidi="fr_FR"/>
-        </w:rPr>
         <w:t>« au sujet de notre salut commun »</w:t>
       </w:r>
     </w:p>
@@ -2021,21 +1753,6 @@
           <w:b/>
           <w:lang w:val="fr_FR" w:bidi="fr_FR"/>
         </w:rPr>
-        <w:t>ἡμῶν</w:t>
-      </w:r>
-    </w:p>
-    <w:p>
-      <w:pPr/>
-      <w:r>
-        <w:rPr>
-          <w:lang w:val="fr_FR" w:bidi="fr_FR"/>
-        </w:rPr>
-      </w:r>
-      <w:r>
-        <w:rPr>
-          <w:b/>
-          <w:lang w:val="fr_FR" w:bidi="fr_FR"/>
-        </w:rPr>
         <w:t>« notre »</w:t>
       </w:r>
     </w:p>
@@ -2132,21 +1849,6 @@
           <w:b/>
           <w:lang w:val="fr_FR" w:bidi="fr_FR"/>
         </w:rPr>
-        <w:t>ἀνάγκην ἔσχον γράψαι</w:t>
-      </w:r>
-    </w:p>
-    <w:p>
-      <w:pPr/>
-      <w:r>
-        <w:rPr>
-          <w:lang w:val="fr_FR" w:bidi="fr_FR"/>
-        </w:rPr>
-      </w:r>
-      <w:r>
-        <w:rPr>
-          <w:b/>
-          <w:lang w:val="fr_FR" w:bidi="fr_FR"/>
-        </w:rPr>
         <w:t>« je me suis senti obligé de le faire »</w:t>
       </w:r>
     </w:p>
@@ -2243,21 +1945,6 @@
           <w:b/>
           <w:lang w:val="fr_FR" w:bidi="fr_FR"/>
         </w:rPr>
-        <w:t>παρακαλῶν ἐπαγωνίζεσθαι τῇ &amp; πίστει</w:t>
-      </w:r>
-    </w:p>
-    <w:p>
-      <w:pPr/>
-      <w:r>
-        <w:rPr>
-          <w:lang w:val="fr_FR" w:bidi="fr_FR"/>
-        </w:rPr>
-      </w:r>
-      <w:r>
-        <w:rPr>
-          <w:b/>
-          <w:lang w:val="fr_FR" w:bidi="fr_FR"/>
-        </w:rPr>
         <w:t>« Exhorter à combattre pour la foi »</w:t>
       </w:r>
     </w:p>
@@ -2353,21 +2040,6 @@
           <w:b/>
           <w:lang w:val="fr_FR" w:bidi="fr_FR"/>
         </w:rPr>
-        <w:t>παρακαλῶν ἐπαγωνίζεσθαι τῇ &amp; πίστει</w:t>
-      </w:r>
-    </w:p>
-    <w:p>
-      <w:pPr/>
-      <w:r>
-        <w:rPr>
-          <w:lang w:val="fr_FR" w:bidi="fr_FR"/>
-        </w:rPr>
-      </w:r>
-      <w:r>
-        <w:rPr>
-          <w:b/>
-          <w:lang w:val="fr_FR" w:bidi="fr_FR"/>
-        </w:rPr>
         <w:t>« vous exhorter à combattre pour la foi »</w:t>
       </w:r>
     </w:p>
@@ -2451,21 +2123,6 @@
           <w:b/>
           <w:lang w:val="fr_FR" w:bidi="fr_FR"/>
         </w:rPr>
-        <w:t>τῇ ἅπαξ παραδοθείσῃ τοῖς ἁγίοις πίστει</w:t>
-      </w:r>
-    </w:p>
-    <w:p>
-      <w:pPr/>
-      <w:r>
-        <w:rPr>
-          <w:lang w:val="fr_FR" w:bidi="fr_FR"/>
-        </w:rPr>
-      </w:r>
-      <w:r>
-        <w:rPr>
-          <w:b/>
-          <w:lang w:val="fr_FR" w:bidi="fr_FR"/>
-        </w:rPr>
         <w:t>« pour la foi qui a été transmise aux saints »</w:t>
       </w:r>
     </w:p>
@@ -2562,21 +2219,6 @@
           <w:b/>
           <w:lang w:val="fr_FR" w:bidi="fr_FR"/>
         </w:rPr>
-        <w:t>ἅπαξ</w:t>
-      </w:r>
-    </w:p>
-    <w:p>
-      <w:pPr/>
-      <w:r>
-        <w:rPr>
-          <w:lang w:val="fr_FR" w:bidi="fr_FR"/>
-        </w:rPr>
-      </w:r>
-      <w:r>
-        <w:rPr>
-          <w:b/>
-          <w:lang w:val="fr_FR" w:bidi="fr_FR"/>
-        </w:rPr>
         <w:t>« une fois pour toutes »</w:t>
       </w:r>
     </w:p>
@@ -2666,21 +2308,6 @@
           <w:b/>
           <w:lang w:val="fr_FR" w:bidi="fr_FR"/>
         </w:rPr>
-        <w:t>γάρ</w:t>
-      </w:r>
-    </w:p>
-    <w:p>
-      <w:pPr/>
-      <w:r>
-        <w:rPr>
-          <w:lang w:val="fr_FR" w:bidi="fr_FR"/>
-        </w:rPr>
-      </w:r>
-      <w:r>
-        <w:rPr>
-          <w:b/>
-          <w:lang w:val="fr_FR" w:bidi="fr_FR"/>
-        </w:rPr>
         <w:t>« Car »</w:t>
       </w:r>
     </w:p>
@@ -2777,21 +2404,6 @@
           <w:b/>
           <w:lang w:val="fr_FR" w:bidi="fr_FR"/>
         </w:rPr>
-        <w:t>παρεισέδυσαν γάρ τινες ἄνθρωποι</w:t>
-      </w:r>
-    </w:p>
-    <w:p>
-      <w:pPr/>
-      <w:r>
-        <w:rPr>
-          <w:lang w:val="fr_FR" w:bidi="fr_FR"/>
-        </w:rPr>
-      </w:r>
-      <w:r>
-        <w:rPr>
-          <w:b/>
-          <w:lang w:val="fr_FR" w:bidi="fr_FR"/>
-        </w:rPr>
         <w:t>« Car il s’est glissé parmi vous certains hommes »</w:t>
       </w:r>
     </w:p>
@@ -2841,21 +2453,6 @@
         <w:rPr>
           <w:lang w:val="fr_FR" w:bidi="fr_FR"/>
         </w:rPr>
-      </w:r>
-    </w:p>
-    <w:p>
-      <w:pPr/>
-      <w:r>
-        <w:rPr>
-          <w:lang w:val="fr_FR" w:bidi="fr_FR"/>
-        </w:rPr>
-      </w:r>
-      <w:r>
-        <w:rPr>
-          <w:b/>
-          <w:lang w:val="fr_FR" w:bidi="fr_FR"/>
-        </w:rPr>
-        <w:t>παρεισέδυσαν γάρ τινες ἄνθρωποι</w:t>
       </w:r>
     </w:p>
     <w:p>
@@ -2971,21 +2568,6 @@
           <w:b/>
           <w:lang w:val="fr_FR" w:bidi="fr_FR"/>
         </w:rPr>
-        <w:t>οἱ πάλαι προγεγραμμένοι εἰς τοῦτο τὸ κρίμα</w:t>
-      </w:r>
-    </w:p>
-    <w:p>
-      <w:pPr/>
-      <w:r>
-        <w:rPr>
-          <w:lang w:val="fr_FR" w:bidi="fr_FR"/>
-        </w:rPr>
-      </w:r>
-      <w:r>
-        <w:rPr>
-          <w:b/>
-          <w:lang w:val="fr_FR" w:bidi="fr_FR"/>
-        </w:rPr>
         <w:t>« dont la condamnation est écrite depuis longtemps »</w:t>
       </w:r>
     </w:p>
@@ -3082,21 +2664,6 @@
           <w:b/>
           <w:lang w:val="fr_FR" w:bidi="fr_FR"/>
         </w:rPr>
-        <w:t>εἰς τοῦτο τὸ κρίμα</w:t>
-      </w:r>
-    </w:p>
-    <w:p>
-      <w:pPr/>
-      <w:r>
-        <w:rPr>
-          <w:lang w:val="fr_FR" w:bidi="fr_FR"/>
-        </w:rPr>
-      </w:r>
-      <w:r>
-        <w:rPr>
-          <w:b/>
-          <w:lang w:val="fr_FR" w:bidi="fr_FR"/>
-        </w:rPr>
         <w:t>« dont la condamnation »</w:t>
       </w:r>
     </w:p>
@@ -3193,21 +2760,6 @@
           <w:b/>
           <w:lang w:val="fr_FR" w:bidi="fr_FR"/>
         </w:rPr>
-        <w:t>ἀσεβεῖς</w:t>
-      </w:r>
-    </w:p>
-    <w:p>
-      <w:pPr/>
-      <w:r>
-        <w:rPr>
-          <w:lang w:val="fr_FR" w:bidi="fr_FR"/>
-        </w:rPr>
-      </w:r>
-      <w:r>
-        <w:rPr>
-          <w:b/>
-          <w:lang w:val="fr_FR" w:bidi="fr_FR"/>
-        </w:rPr>
         <w:t>« impies »</w:t>
       </w:r>
     </w:p>
@@ -3304,21 +2856,6 @@
           <w:b/>
           <w:lang w:val="fr_FR" w:bidi="fr_FR"/>
         </w:rPr>
-        <w:t>τὴν τοῦ Θεοῦ ἡμῶν χάριτα μετατιθέντες εἰς ἀσέλγειαν</w:t>
-      </w:r>
-    </w:p>
-    <w:p>
-      <w:pPr/>
-      <w:r>
-        <w:rPr>
-          <w:lang w:val="fr_FR" w:bidi="fr_FR"/>
-        </w:rPr>
-      </w:r>
-      <w:r>
-        <w:rPr>
-          <w:b/>
-          <w:lang w:val="fr_FR" w:bidi="fr_FR"/>
-        </w:rPr>
         <w:t>« qui changent la grâce de notre Dieu en dissolution »</w:t>
       </w:r>
     </w:p>
@@ -3415,21 +2952,6 @@
           <w:b/>
           <w:lang w:val="fr_FR" w:bidi="fr_FR"/>
         </w:rPr>
-        <w:t>ἡμῶν &amp; ἡμῶν</w:t>
-      </w:r>
-    </w:p>
-    <w:p>
-      <w:pPr/>
-      <w:r>
-        <w:rPr>
-          <w:lang w:val="fr_FR" w:bidi="fr_FR"/>
-        </w:rPr>
-      </w:r>
-      <w:r>
-        <w:rPr>
-          <w:b/>
-          <w:lang w:val="fr_FR" w:bidi="fr_FR"/>
-        </w:rPr>
         <w:t>« notre »</w:t>
       </w:r>
       <w:r>
@@ -3539,21 +3061,6 @@
           <w:b/>
           <w:lang w:val="fr_FR" w:bidi="fr_FR"/>
         </w:rPr>
-        <w:t>τὴν τοῦ Θεοῦ ἡμῶν χάριτα</w:t>
-      </w:r>
-    </w:p>
-    <w:p>
-      <w:pPr/>
-      <w:r>
-        <w:rPr>
-          <w:lang w:val="fr_FR" w:bidi="fr_FR"/>
-        </w:rPr>
-      </w:r>
-      <w:r>
-        <w:rPr>
-          <w:b/>
-          <w:lang w:val="fr_FR" w:bidi="fr_FR"/>
-        </w:rPr>
         <w:t>« la grâce de notre Dieu »</w:t>
       </w:r>
     </w:p>
@@ -3650,21 +3157,6 @@
           <w:b/>
           <w:lang w:val="fr_FR" w:bidi="fr_FR"/>
         </w:rPr>
-        <w:t>εἰς ἀσέλγειαν</w:t>
-      </w:r>
-    </w:p>
-    <w:p>
-      <w:pPr/>
-      <w:r>
-        <w:rPr>
-          <w:lang w:val="fr_FR" w:bidi="fr_FR"/>
-        </w:rPr>
-      </w:r>
-      <w:r>
-        <w:rPr>
-          <w:b/>
-          <w:lang w:val="fr_FR" w:bidi="fr_FR"/>
-        </w:rPr>
         <w:t>« en dissolution »</w:t>
       </w:r>
     </w:p>
@@ -3761,21 +3253,6 @@
           <w:b/>
           <w:lang w:val="fr_FR" w:bidi="fr_FR"/>
         </w:rPr>
-        <w:t>τὸν μόνον Δεσπότην καὶ Κύριον ἡμῶν, Ἰησοῦν Χριστὸν, ἀρνούμενοι</w:t>
-      </w:r>
-    </w:p>
-    <w:p>
-      <w:pPr/>
-      <w:r>
-        <w:rPr>
-          <w:lang w:val="fr_FR" w:bidi="fr_FR"/>
-        </w:rPr>
-      </w:r>
-      <w:r>
-        <w:rPr>
-          <w:b/>
-          <w:lang w:val="fr_FR" w:bidi="fr_FR"/>
-        </w:rPr>
         <w:t>« et qui renient notre seul maître et Seigneur Jésus-Christ »</w:t>
       </w:r>
     </w:p>
@@ -3839,21 +3316,6 @@
           <w:b/>
           <w:lang w:val="fr_FR" w:bidi="fr_FR"/>
         </w:rPr>
-        <w:t>τὸν μόνον Δεσπότην καὶ Κύριον ἡμῶν</w:t>
-      </w:r>
-    </w:p>
-    <w:p>
-      <w:pPr/>
-      <w:r>
-        <w:rPr>
-          <w:lang w:val="fr_FR" w:bidi="fr_FR"/>
-        </w:rPr>
-      </w:r>
-      <w:r>
-        <w:rPr>
-          <w:b/>
-          <w:lang w:val="fr_FR" w:bidi="fr_FR"/>
-        </w:rPr>
         <w:t>« notre seul Maître et Seigneur »</w:t>
       </w:r>
     </w:p>
@@ -3989,21 +3451,6 @@
           <w:b/>
           <w:lang w:val="fr_FR" w:bidi="fr_FR"/>
         </w:rPr>
-        <w:t>ὑπομνῆσαι &amp; ὑμᾶς βούλομαι, εἰδότας ὑμᾶς ἅπαξ πάντα</w:t>
-      </w:r>
-    </w:p>
-    <w:p>
-      <w:pPr/>
-      <w:r>
-        <w:rPr>
-          <w:lang w:val="fr_FR" w:bidi="fr_FR"/>
-        </w:rPr>
-      </w:r>
-      <w:r>
-        <w:rPr>
-          <w:b/>
-          <w:lang w:val="fr_FR" w:bidi="fr_FR"/>
-        </w:rPr>
         <w:t>« Je veux vous rappeler, à vous qui savez fort bien toutes ces choses »</w:t>
       </w:r>
     </w:p>
@@ -4087,21 +3534,6 @@
           <w:b/>
           <w:lang w:val="fr_FR" w:bidi="fr_FR"/>
         </w:rPr>
-        <w:t>πάντα</w:t>
-      </w:r>
-    </w:p>
-    <w:p>
-      <w:pPr/>
-      <w:r>
-        <w:rPr>
-          <w:lang w:val="fr_FR" w:bidi="fr_FR"/>
-        </w:rPr>
-      </w:r>
-      <w:r>
-        <w:rPr>
-          <w:b/>
-          <w:lang w:val="fr_FR" w:bidi="fr_FR"/>
-        </w:rPr>
         <w:t>« toutes ces choses »</w:t>
       </w:r>
     </w:p>
@@ -4198,21 +3630,6 @@
           <w:b/>
           <w:lang w:val="fr_FR" w:bidi="fr_FR"/>
         </w:rPr>
-        <w:t>ὅτι Ἰησοῦς</w:t>
-      </w:r>
-    </w:p>
-    <w:p>
-      <w:pPr/>
-      <w:r>
-        <w:rPr>
-          <w:lang w:val="fr_FR" w:bidi="fr_FR"/>
-        </w:rPr>
-      </w:r>
-      <w:r>
-        <w:rPr>
-          <w:b/>
-          <w:lang w:val="fr_FR" w:bidi="fr_FR"/>
-        </w:rPr>
         <w:t>« que le Seigneur »</w:t>
       </w:r>
     </w:p>
@@ -4296,21 +3713,6 @@
           <w:b/>
           <w:lang w:val="fr_FR" w:bidi="fr_FR"/>
         </w:rPr>
-        <w:t>λαὸν ἐκ γῆς Αἰγύπτου σώσας</w:t>
-      </w:r>
-    </w:p>
-    <w:p>
-      <w:pPr/>
-      <w:r>
-        <w:rPr>
-          <w:lang w:val="fr_FR" w:bidi="fr_FR"/>
-        </w:rPr>
-      </w:r>
-      <w:r>
-        <w:rPr>
-          <w:b/>
-          <w:lang w:val="fr_FR" w:bidi="fr_FR"/>
-        </w:rPr>
         <w:t>« après avoir sauvé le peuple et l’avoir tiré du pays d’Égypte »</w:t>
       </w:r>
     </w:p>
@@ -4374,21 +3776,6 @@
           <w:b/>
           <w:lang w:val="fr_FR" w:bidi="fr_FR"/>
         </w:rPr>
-        <w:t>λαὸν ἐκ γῆς Αἰγύπτου σώσας</w:t>
-      </w:r>
-    </w:p>
-    <w:p>
-      <w:pPr/>
-      <w:r>
-        <w:rPr>
-          <w:lang w:val="fr_FR" w:bidi="fr_FR"/>
-        </w:rPr>
-      </w:r>
-      <w:r>
-        <w:rPr>
-          <w:b/>
-          <w:lang w:val="fr_FR" w:bidi="fr_FR"/>
-        </w:rPr>
         <w:t>« après avoir sauvé le peuple et l’avoir tiré du pays d’Égypte »</w:t>
       </w:r>
     </w:p>
@@ -4485,21 +3872,6 @@
           <w:b/>
           <w:lang w:val="fr_FR" w:bidi="fr_FR"/>
         </w:rPr>
-        <w:t>τοὺς μὴ τηρήσαντας τὴν ἑαυτῶν ἀρχὴν</w:t>
-      </w:r>
-    </w:p>
-    <w:p>
-      <w:pPr/>
-      <w:r>
-        <w:rPr>
-          <w:lang w:val="fr_FR" w:bidi="fr_FR"/>
-        </w:rPr>
-      </w:r>
-      <w:r>
-        <w:rPr>
-          <w:b/>
-          <w:lang w:val="fr_FR" w:bidi="fr_FR"/>
-        </w:rPr>
         <w:t>« qui n'ont pas gardé leur dignité »</w:t>
       </w:r>
     </w:p>
@@ -4596,21 +3968,6 @@
           <w:b/>
           <w:lang w:val="fr_FR" w:bidi="fr_FR"/>
         </w:rPr>
-        <w:t>τὴν ἑαυτῶν ἀρχὴν</w:t>
-      </w:r>
-    </w:p>
-    <w:p>
-      <w:pPr/>
-      <w:r>
-        <w:rPr>
-          <w:lang w:val="fr_FR" w:bidi="fr_FR"/>
-        </w:rPr>
-      </w:r>
-      <w:r>
-        <w:rPr>
-          <w:b/>
-          <w:lang w:val="fr_FR" w:bidi="fr_FR"/>
-        </w:rPr>
         <w:t>« leur propre demeure »</w:t>
       </w:r>
     </w:p>
@@ -4687,21 +4044,6 @@
           <w:b/>
           <w:lang w:val="fr_FR" w:bidi="fr_FR"/>
         </w:rPr>
-        <w:t>δεσμοῖς ἀϊδίοις ὑπὸ ζόφον τετήρηκεν</w:t>
-      </w:r>
-    </w:p>
-    <w:p>
-      <w:pPr/>
-      <w:r>
-        <w:rPr>
-          <w:lang w:val="fr_FR" w:bidi="fr_FR"/>
-        </w:rPr>
-      </w:r>
-      <w:r>
-        <w:rPr>
-          <w:b/>
-          <w:lang w:val="fr_FR" w:bidi="fr_FR"/>
-        </w:rPr>
         <w:t>« il a réservé pour le jugement du grand jour, enchaînés éternellement par les ténèbres »</w:t>
       </w:r>
     </w:p>
@@ -4798,21 +4140,6 @@
           <w:b/>
           <w:lang w:val="fr_FR" w:bidi="fr_FR"/>
         </w:rPr>
-        <w:t>δεσμοῖς ἀϊδίοις &amp; τετήρηκεν</w:t>
-      </w:r>
-    </w:p>
-    <w:p>
-      <w:pPr/>
-      <w:r>
-        <w:rPr>
-          <w:lang w:val="fr_FR" w:bidi="fr_FR"/>
-        </w:rPr>
-      </w:r>
-      <w:r>
-        <w:rPr>
-          <w:b/>
-          <w:lang w:val="fr_FR" w:bidi="fr_FR"/>
-        </w:rPr>
         <w:t>« enchaînés éternellement »</w:t>
       </w:r>
     </w:p>
@@ -4889,21 +4216,6 @@
           <w:b/>
           <w:lang w:val="fr_FR" w:bidi="fr_FR"/>
         </w:rPr>
-        <w:t>ὑπὸ ζόφον</w:t>
-      </w:r>
-    </w:p>
-    <w:p>
-      <w:pPr/>
-      <w:r>
-        <w:rPr>
-          <w:lang w:val="fr_FR" w:bidi="fr_FR"/>
-        </w:rPr>
-      </w:r>
-      <w:r>
-        <w:rPr>
-          <w:b/>
-          <w:lang w:val="fr_FR" w:bidi="fr_FR"/>
-        </w:rPr>
         <w:t>« par les ténèbres »</w:t>
       </w:r>
     </w:p>
@@ -5000,21 +4312,6 @@
           <w:b/>
           <w:lang w:val="fr_FR" w:bidi="fr_FR"/>
         </w:rPr>
-        <w:t>εἰς κρίσιν μεγάλης ἡμέρας</w:t>
-      </w:r>
-    </w:p>
-    <w:p>
-      <w:pPr/>
-      <w:r>
-        <w:rPr>
-          <w:lang w:val="fr_FR" w:bidi="fr_FR"/>
-        </w:rPr>
-      </w:r>
-      <w:r>
-        <w:rPr>
-          <w:b/>
-          <w:lang w:val="fr_FR" w:bidi="fr_FR"/>
-        </w:rPr>
         <w:t>« pour le jugement du grand jour »</w:t>
       </w:r>
     </w:p>
@@ -5098,21 +4395,6 @@
           <w:b/>
           <w:lang w:val="fr_FR" w:bidi="fr_FR"/>
         </w:rPr>
-        <w:t>εἰς κρίσιν μεγάλης ἡμέρας</w:t>
-      </w:r>
-    </w:p>
-    <w:p>
-      <w:pPr/>
-      <w:r>
-        <w:rPr>
-          <w:lang w:val="fr_FR" w:bidi="fr_FR"/>
-        </w:rPr>
-      </w:r>
-      <w:r>
-        <w:rPr>
-          <w:b/>
-          <w:lang w:val="fr_FR" w:bidi="fr_FR"/>
-        </w:rPr>
         <w:t>« pour le jugement du grand jour »</w:t>
       </w:r>
     </w:p>
@@ -5209,21 +4491,6 @@
           <w:b/>
           <w:lang w:val="fr_FR" w:bidi="fr_FR"/>
         </w:rPr>
-        <w:t>μεγάλης ἡμέρας</w:t>
-      </w:r>
-    </w:p>
-    <w:p>
-      <w:pPr/>
-      <w:r>
-        <w:rPr>
-          <w:lang w:val="fr_FR" w:bidi="fr_FR"/>
-        </w:rPr>
-      </w:r>
-      <w:r>
-        <w:rPr>
-          <w:b/>
-          <w:lang w:val="fr_FR" w:bidi="fr_FR"/>
-        </w:rPr>
         <w:t>« du grand jour »</w:t>
       </w:r>
     </w:p>
@@ -5332,21 +4599,6 @@
           <w:b/>
           <w:lang w:val="fr_FR" w:bidi="fr_FR"/>
         </w:rPr>
-        <w:t>Σόδομα καὶ Γόμορρα, καὶ αἱ περὶ αὐτὰς πόλεις</w:t>
-      </w:r>
-    </w:p>
-    <w:p>
-      <w:pPr/>
-      <w:r>
-        <w:rPr>
-          <w:lang w:val="fr_FR" w:bidi="fr_FR"/>
-        </w:rPr>
-      </w:r>
-      <w:r>
-        <w:rPr>
-          <w:b/>
-          <w:lang w:val="fr_FR" w:bidi="fr_FR"/>
-        </w:rPr>
         <w:t>« Sodome et Gomorrhe et les villes voisines »</w:t>
       </w:r>
     </w:p>
@@ -5469,21 +4721,6 @@
           <w:b/>
           <w:lang w:val="fr_FR" w:bidi="fr_FR"/>
         </w:rPr>
-        <w:t>τὸν ὅμοιον τρόπον τούτοις</w:t>
-      </w:r>
-    </w:p>
-    <w:p>
-      <w:pPr/>
-      <w:r>
-        <w:rPr>
-          <w:lang w:val="fr_FR" w:bidi="fr_FR"/>
-        </w:rPr>
-      </w:r>
-      <w:r>
-        <w:rPr>
-          <w:b/>
-          <w:lang w:val="fr_FR" w:bidi="fr_FR"/>
-        </w:rPr>
         <w:t>« comme eux »</w:t>
       </w:r>
     </w:p>
@@ -5580,21 +4817,6 @@
           <w:b/>
           <w:lang w:val="fr_FR" w:bidi="fr_FR"/>
         </w:rPr>
-        <w:t>ἐκπορνεύσασαι</w:t>
-      </w:r>
-    </w:p>
-    <w:p>
-      <w:pPr/>
-      <w:r>
-        <w:rPr>
-          <w:lang w:val="fr_FR" w:bidi="fr_FR"/>
-        </w:rPr>
-      </w:r>
-      <w:r>
-        <w:rPr>
-          <w:b/>
-          <w:lang w:val="fr_FR" w:bidi="fr_FR"/>
-        </w:rPr>
         <w:t>«qui se livrèrent comme eux à l’impudicité »</w:t>
       </w:r>
     </w:p>
@@ -5691,21 +4913,6 @@
           <w:b/>
           <w:lang w:val="fr_FR" w:bidi="fr_FR"/>
         </w:rPr>
-        <w:t>καὶ ἀπελθοῦσαι ὀπίσω σαρκὸς ἑτέρας</w:t>
-      </w:r>
-    </w:p>
-    <w:p>
-      <w:pPr/>
-      <w:r>
-        <w:rPr>
-          <w:lang w:val="fr_FR" w:bidi="fr_FR"/>
-        </w:rPr>
-      </w:r>
-      <w:r>
-        <w:rPr>
-          <w:b/>
-          <w:lang w:val="fr_FR" w:bidi="fr_FR"/>
-        </w:rPr>
         <w:t>« et à des vices contre nature »</w:t>
       </w:r>
     </w:p>
@@ -5795,21 +5002,6 @@
           <w:b/>
           <w:lang w:val="fr_FR" w:bidi="fr_FR"/>
         </w:rPr>
-        <w:t>σαρκὸς ἑτέρας</w:t>
-      </w:r>
-    </w:p>
-    <w:p>
-      <w:pPr/>
-      <w:r>
-        <w:rPr>
-          <w:lang w:val="fr_FR" w:bidi="fr_FR"/>
-        </w:rPr>
-      </w:r>
-      <w:r>
-        <w:rPr>
-          <w:b/>
-          <w:lang w:val="fr_FR" w:bidi="fr_FR"/>
-        </w:rPr>
         <w:t>« des vices contre nature »</w:t>
       </w:r>
     </w:p>
@@ -5892,21 +5084,6 @@
           <w:b/>
           <w:lang w:val="fr_FR" w:bidi="fr_FR"/>
         </w:rPr>
-        <w:t>πρόκεινται δεῖγμα</w:t>
-      </w:r>
-    </w:p>
-    <w:p>
-      <w:pPr/>
-      <w:r>
-        <w:rPr>
-          <w:lang w:val="fr_FR" w:bidi="fr_FR"/>
-        </w:rPr>
-      </w:r>
-      <w:r>
-        <w:rPr>
-          <w:b/>
-          <w:lang w:val="fr_FR" w:bidi="fr_FR"/>
-        </w:rPr>
         <w:t>« sont données en exemple »</w:t>
       </w:r>
     </w:p>
@@ -6003,21 +5180,6 @@
           <w:b/>
           <w:lang w:val="fr_FR" w:bidi="fr_FR"/>
         </w:rPr>
-        <w:t>πυρὸς αἰωνίου δίκην ὑπέχουσαι</w:t>
-      </w:r>
-    </w:p>
-    <w:p>
-      <w:pPr/>
-      <w:r>
-        <w:rPr>
-          <w:lang w:val="fr_FR" w:bidi="fr_FR"/>
-        </w:rPr>
-      </w:r>
-      <w:r>
-        <w:rPr>
-          <w:b/>
-          <w:lang w:val="fr_FR" w:bidi="fr_FR"/>
-        </w:rPr>
         <w:t>« subissant la peine d’un feu éternel »</w:t>
       </w:r>
     </w:p>
@@ -6100,21 +5262,6 @@
         <w:rPr>
           <w:lang w:val="fr_FR" w:bidi="fr_FR"/>
         </w:rPr>
-      </w:r>
-    </w:p>
-    <w:p>
-      <w:pPr/>
-      <w:r>
-        <w:rPr>
-          <w:lang w:val="fr_FR" w:bidi="fr_FR"/>
-        </w:rPr>
-      </w:r>
-      <w:r>
-        <w:rPr>
-          <w:b/>
-          <w:lang w:val="fr_FR" w:bidi="fr_FR"/>
-        </w:rPr>
-        <w:t>ὁμοίως</w:t>
       </w:r>
     </w:p>
     <w:p>
@@ -6243,21 +5390,6 @@
           <w:b/>
           <w:lang w:val="fr_FR" w:bidi="fr_FR"/>
         </w:rPr>
-        <w:t>οὗτοι ἐνυπνιαζόμενοι</w:t>
-      </w:r>
-    </w:p>
-    <w:p>
-      <w:pPr/>
-      <w:r>
-        <w:rPr>
-          <w:lang w:val="fr_FR" w:bidi="fr_FR"/>
-        </w:rPr>
-      </w:r>
-      <w:r>
-        <w:rPr>
-          <w:b/>
-          <w:lang w:val="fr_FR" w:bidi="fr_FR"/>
-        </w:rPr>
         <w:t>« ces hommes »</w:t>
       </w:r>
     </w:p>
@@ -6372,21 +5504,6 @@
           <w:b/>
           <w:lang w:val="fr_FR" w:bidi="fr_FR"/>
         </w:rPr>
-        <w:t>σάρκα μὲν μιαίνουσιν</w:t>
-      </w:r>
-    </w:p>
-    <w:p>
-      <w:pPr/>
-      <w:r>
-        <w:rPr>
-          <w:lang w:val="fr_FR" w:bidi="fr_FR"/>
-        </w:rPr>
-      </w:r>
-      <w:r>
-        <w:rPr>
-          <w:b/>
-          <w:lang w:val="fr_FR" w:bidi="fr_FR"/>
-        </w:rPr>
         <w:t>« souillent pareillement leur chair »</w:t>
       </w:r>
     </w:p>
@@ -6483,21 +5600,6 @@
           <w:b/>
           <w:lang w:val="fr_FR" w:bidi="fr_FR"/>
         </w:rPr>
-        <w:t>κυριότητα</w:t>
-      </w:r>
-    </w:p>
-    <w:p>
-      <w:pPr/>
-      <w:r>
-        <w:rPr>
-          <w:lang w:val="fr_FR" w:bidi="fr_FR"/>
-        </w:rPr>
-      </w:r>
-      <w:r>
-        <w:rPr>
-          <w:b/>
-          <w:lang w:val="fr_FR" w:bidi="fr_FR"/>
-        </w:rPr>
         <w:t>« l'autorité »</w:t>
       </w:r>
     </w:p>
@@ -6574,21 +5676,6 @@
           <w:b/>
           <w:lang w:val="fr_FR" w:bidi="fr_FR"/>
         </w:rPr>
-        <w:t>κυριότητα &amp; ἀθετοῦσιν</w:t>
-      </w:r>
-    </w:p>
-    <w:p>
-      <w:pPr/>
-      <w:r>
-        <w:rPr>
-          <w:lang w:val="fr_FR" w:bidi="fr_FR"/>
-        </w:rPr>
-      </w:r>
-      <w:r>
-        <w:rPr>
-          <w:b/>
-          <w:lang w:val="fr_FR" w:bidi="fr_FR"/>
-        </w:rPr>
         <w:t>« méprisent l'autorité »</w:t>
       </w:r>
     </w:p>
@@ -6761,21 +5848,6 @@
           <w:b/>
           <w:lang w:val="fr_FR" w:bidi="fr_FR"/>
         </w:rPr>
-        <w:t>κρίσιν ἐπενεγκεῖν βλασφημίας</w:t>
-      </w:r>
-    </w:p>
-    <w:p>
-      <w:pPr/>
-      <w:r>
-        <w:rPr>
-          <w:lang w:val="fr_FR" w:bidi="fr_FR"/>
-        </w:rPr>
-      </w:r>
-      <w:r>
-        <w:rPr>
-          <w:b/>
-          <w:lang w:val="fr_FR" w:bidi="fr_FR"/>
-        </w:rPr>
         <w:t>« n’osa pas porter contre lui un jugement injurieux »</w:t>
       </w:r>
     </w:p>
@@ -6885,21 +5957,6 @@
           <w:b/>
           <w:lang w:val="fr_FR" w:bidi="fr_FR"/>
         </w:rPr>
-        <w:t>κρίσιν ἐπενεγκεῖν βλασφημίας</w:t>
-      </w:r>
-    </w:p>
-    <w:p>
-      <w:pPr/>
-      <w:r>
-        <w:rPr>
-          <w:lang w:val="fr_FR" w:bidi="fr_FR"/>
-        </w:rPr>
-      </w:r>
-      <w:r>
-        <w:rPr>
-          <w:b/>
-          <w:lang w:val="fr_FR" w:bidi="fr_FR"/>
-        </w:rPr>
         <w:t>« porter contre lui un jugement injurieux »</w:t>
       </w:r>
     </w:p>
@@ -6996,21 +6053,6 @@
           <w:b/>
           <w:lang w:val="fr_FR" w:bidi="fr_FR"/>
         </w:rPr>
-        <w:t>κρίσιν ἐπενεγκεῖν βλασφημίας</w:t>
-      </w:r>
-    </w:p>
-    <w:p>
-      <w:pPr/>
-      <w:r>
-        <w:rPr>
-          <w:lang w:val="fr_FR" w:bidi="fr_FR"/>
-        </w:rPr>
-      </w:r>
-      <w:r>
-        <w:rPr>
-          <w:b/>
-          <w:lang w:val="fr_FR" w:bidi="fr_FR"/>
-        </w:rPr>
         <w:t>« porter contre lui un jugement injurieux »</w:t>
       </w:r>
     </w:p>
@@ -7107,21 +6149,6 @@
         <w:rPr>
           <w:lang w:val="fr_FR" w:bidi="fr_FR"/>
         </w:rPr>
-      </w:r>
-    </w:p>
-    <w:p>
-      <w:pPr/>
-      <w:r>
-        <w:rPr>
-          <w:lang w:val="fr_FR" w:bidi="fr_FR"/>
-        </w:rPr>
-      </w:r>
-      <w:r>
-        <w:rPr>
-          <w:b/>
-          <w:lang w:val="fr_FR" w:bidi="fr_FR"/>
-        </w:rPr>
-        <w:t>οὗτοι</w:t>
       </w:r>
     </w:p>
     <w:p>
@@ -7250,21 +6277,6 @@
           <w:b/>
           <w:lang w:val="fr_FR" w:bidi="fr_FR"/>
         </w:rPr>
-        <w:t>ὅσα &amp; οὐκ οἴδασιν</w:t>
-      </w:r>
-    </w:p>
-    <w:p>
-      <w:pPr/>
-      <w:r>
-        <w:rPr>
-          <w:lang w:val="fr_FR" w:bidi="fr_FR"/>
-        </w:rPr>
-      </w:r>
-      <w:r>
-        <w:rPr>
-          <w:b/>
-          <w:lang w:val="fr_FR" w:bidi="fr_FR"/>
-        </w:rPr>
         <w:t>« de ce qu'ils ignorent »</w:t>
       </w:r>
     </w:p>
@@ -7359,21 +6371,6 @@
           <w:b/>
           <w:lang w:val="fr_FR" w:bidi="fr_FR"/>
         </w:rPr>
-        <w:t>ὅσα δὲ φυσικῶς ὡς τὰ ἄλογα ζῷα ἐπίστανται</w:t>
-      </w:r>
-    </w:p>
-    <w:p>
-      <w:pPr/>
-      <w:r>
-        <w:rPr>
-          <w:lang w:val="fr_FR" w:bidi="fr_FR"/>
-        </w:rPr>
-      </w:r>
-      <w:r>
-        <w:rPr>
-          <w:b/>
-          <w:lang w:val="fr_FR" w:bidi="fr_FR"/>
-        </w:rPr>
         <w:t>« dans ce qu'ils savent naturellement comme des brutes »</w:t>
         <w:br/>
       </w:r>
@@ -7450,21 +6447,6 @@
           <w:b/>
           <w:lang w:val="fr_FR" w:bidi="fr_FR"/>
         </w:rPr>
-        <w:t>ἐν τούτοις</w:t>
-      </w:r>
-    </w:p>
-    <w:p>
-      <w:pPr/>
-      <w:r>
-        <w:rPr>
-          <w:lang w:val="fr_FR" w:bidi="fr_FR"/>
-        </w:rPr>
-      </w:r>
-      <w:r>
-        <w:rPr>
-          <w:b/>
-          <w:lang w:val="fr_FR" w:bidi="fr_FR"/>
-        </w:rPr>
         <w:t>« ce qu'ils »</w:t>
       </w:r>
     </w:p>
@@ -7561,21 +6543,6 @@
           <w:b/>
           <w:lang w:val="fr_FR" w:bidi="fr_FR"/>
         </w:rPr>
-        <w:t>ἐν τούτοις φθείρονται</w:t>
-      </w:r>
-    </w:p>
-    <w:p>
-      <w:pPr/>
-      <w:r>
-        <w:rPr>
-          <w:lang w:val="fr_FR" w:bidi="fr_FR"/>
-        </w:rPr>
-      </w:r>
-      <w:r>
-        <w:rPr>
-          <w:b/>
-          <w:lang w:val="fr_FR" w:bidi="fr_FR"/>
-        </w:rPr>
         <w:t>« ils se corrompent »</w:t>
       </w:r>
     </w:p>
@@ -7685,21 +6652,6 @@
           <w:b/>
           <w:lang w:val="fr_FR" w:bidi="fr_FR"/>
         </w:rPr>
-        <w:t>οὐαὶ αὐτοῖς</w:t>
-      </w:r>
-    </w:p>
-    <w:p>
-      <w:pPr/>
-      <w:r>
-        <w:rPr>
-          <w:lang w:val="fr_FR" w:bidi="fr_FR"/>
-        </w:rPr>
-      </w:r>
-      <w:r>
-        <w:rPr>
-          <w:b/>
-          <w:lang w:val="fr_FR" w:bidi="fr_FR"/>
-        </w:rPr>
         <w:t>« Malheur à eux »</w:t>
       </w:r>
     </w:p>
@@ -7796,21 +6748,6 @@
           <w:b/>
           <w:lang w:val="fr_FR" w:bidi="fr_FR"/>
         </w:rPr>
-        <w:t>τῇ ὁδῷ τοῦ Κάϊν ἐπορεύθησαν</w:t>
-      </w:r>
-    </w:p>
-    <w:p>
-      <w:pPr/>
-      <w:r>
-        <w:rPr>
-          <w:lang w:val="fr_FR" w:bidi="fr_FR"/>
-        </w:rPr>
-      </w:r>
-      <w:r>
-        <w:rPr>
-          <w:b/>
-          <w:lang w:val="fr_FR" w:bidi="fr_FR"/>
-        </w:rPr>
         <w:t>« ils ont suivi la voie de Caïn »</w:t>
       </w:r>
     </w:p>
@@ -7907,21 +6844,6 @@
           <w:b/>
           <w:lang w:val="fr_FR" w:bidi="fr_FR"/>
         </w:rPr>
-        <w:t>τοῦ Κάϊν</w:t>
-      </w:r>
-    </w:p>
-    <w:p>
-      <w:pPr/>
-      <w:r>
-        <w:rPr>
-          <w:lang w:val="fr_FR" w:bidi="fr_FR"/>
-        </w:rPr>
-      </w:r>
-      <w:r>
-        <w:rPr>
-          <w:b/>
-          <w:lang w:val="fr_FR" w:bidi="fr_FR"/>
-        </w:rPr>
         <w:t>« de Caïn »</w:t>
       </w:r>
     </w:p>
@@ -8018,21 +6940,6 @@
           <w:b/>
           <w:lang w:val="fr_FR" w:bidi="fr_FR"/>
         </w:rPr>
-        <w:t>ἐξεχύθησαν</w:t>
-      </w:r>
-    </w:p>
-    <w:p>
-      <w:pPr/>
-      <w:r>
-        <w:rPr>
-          <w:lang w:val="fr_FR" w:bidi="fr_FR"/>
-        </w:rPr>
-      </w:r>
-      <w:r>
-        <w:rPr>
-          <w:b/>
-          <w:lang w:val="fr_FR" w:bidi="fr_FR"/>
-        </w:rPr>
         <w:t>« se sont jetés »</w:t>
       </w:r>
     </w:p>
@@ -8096,21 +7003,6 @@
           <w:b/>
           <w:lang w:val="fr_FR" w:bidi="fr_FR"/>
         </w:rPr>
-        <w:t>τοῦ Βαλαὰμ μισθοῦ</w:t>
-      </w:r>
-    </w:p>
-    <w:p>
-      <w:pPr/>
-      <w:r>
-        <w:rPr>
-          <w:lang w:val="fr_FR" w:bidi="fr_FR"/>
-        </w:rPr>
-      </w:r>
-      <w:r>
-        <w:rPr>
-          <w:b/>
-          <w:lang w:val="fr_FR" w:bidi="fr_FR"/>
-        </w:rPr>
         <w:t>« pour un salaire dans l'égarement de Balaam »</w:t>
       </w:r>
     </w:p>
@@ -8219,21 +7111,6 @@
           <w:b/>
           <w:lang w:val="fr_FR" w:bidi="fr_FR"/>
         </w:rPr>
-        <w:t>τοῦ Κόρε</w:t>
-      </w:r>
-    </w:p>
-    <w:p>
-      <w:pPr/>
-      <w:r>
-        <w:rPr>
-          <w:lang w:val="fr_FR" w:bidi="fr_FR"/>
-        </w:rPr>
-      </w:r>
-      <w:r>
-        <w:rPr>
-          <w:b/>
-          <w:lang w:val="fr_FR" w:bidi="fr_FR"/>
-        </w:rPr>
         <w:t>« de Coré »</w:t>
       </w:r>
     </w:p>
@@ -8330,21 +7207,6 @@
           <w:b/>
           <w:lang w:val="fr_FR" w:bidi="fr_FR"/>
         </w:rPr>
-        <w:t>ἀπώλοντο</w:t>
-      </w:r>
-    </w:p>
-    <w:p>
-      <w:pPr/>
-      <w:r>
-        <w:rPr>
-          <w:lang w:val="fr_FR" w:bidi="fr_FR"/>
-        </w:rPr>
-      </w:r>
-      <w:r>
-        <w:rPr>
-          <w:b/>
-          <w:lang w:val="fr_FR" w:bidi="fr_FR"/>
-        </w:rPr>
         <w:t>« Ils se sont perdus »</w:t>
       </w:r>
     </w:p>
@@ -8414,21 +7276,6 @@
         <w:rPr>
           <w:lang w:val="fr_FR" w:bidi="fr_FR"/>
         </w:rPr>
-      </w:r>
-    </w:p>
-    <w:p>
-      <w:pPr/>
-      <w:r>
-        <w:rPr>
-          <w:lang w:val="fr_FR" w:bidi="fr_FR"/>
-        </w:rPr>
-      </w:r>
-      <w:r>
-        <w:rPr>
-          <w:b/>
-          <w:lang w:val="fr_FR" w:bidi="fr_FR"/>
-        </w:rPr>
-        <w:t>οὗτοί</w:t>
       </w:r>
     </w:p>
     <w:p>
@@ -8557,21 +7404,6 @@
           <w:b/>
           <w:lang w:val="fr_FR" w:bidi="fr_FR"/>
         </w:rPr>
-        <w:t>σπιλάδες</w:t>
-      </w:r>
-    </w:p>
-    <w:p>
-      <w:pPr/>
-      <w:r>
-        <w:rPr>
-          <w:lang w:val="fr_FR" w:bidi="fr_FR"/>
-        </w:rPr>
-      </w:r>
-      <w:r>
-        <w:rPr>
-          <w:b/>
-          <w:lang w:val="fr_FR" w:bidi="fr_FR"/>
-        </w:rPr>
         <w:t>« écueils »</w:t>
       </w:r>
     </w:p>
@@ -8668,21 +7500,6 @@
           <w:b/>
           <w:lang w:val="fr_FR" w:bidi="fr_FR"/>
         </w:rPr>
-        <w:t>ταῖς ἀγάπαις</w:t>
-      </w:r>
-    </w:p>
-    <w:p>
-      <w:pPr/>
-      <w:r>
-        <w:rPr>
-          <w:lang w:val="fr_FR" w:bidi="fr_FR"/>
-        </w:rPr>
-      </w:r>
-      <w:r>
-        <w:rPr>
-          <w:b/>
-          <w:lang w:val="fr_FR" w:bidi="fr_FR"/>
-        </w:rPr>
         <w:t>« agapes »</w:t>
       </w:r>
     </w:p>
@@ -8792,21 +7609,6 @@
           <w:b/>
           <w:lang w:val="fr_FR" w:bidi="fr_FR"/>
         </w:rPr>
-        <w:t>ἑαυτοὺς ποιμαίνοντες</w:t>
-      </w:r>
-    </w:p>
-    <w:p>
-      <w:pPr/>
-      <w:r>
-        <w:rPr>
-          <w:lang w:val="fr_FR" w:bidi="fr_FR"/>
-        </w:rPr>
-      </w:r>
-      <w:r>
-        <w:rPr>
-          <w:b/>
-          <w:lang w:val="fr_FR" w:bidi="fr_FR"/>
-        </w:rPr>
         <w:t>« se repaissant eux-mêmes »</w:t>
       </w:r>
     </w:p>
@@ -8890,21 +7692,6 @@
           <w:b/>
           <w:lang w:val="fr_FR" w:bidi="fr_FR"/>
         </w:rPr>
-        <w:t>νεφέλαι ἄνυδροι ὑπὸ ἀνέμων παραφερόμεναι</w:t>
-      </w:r>
-    </w:p>
-    <w:p>
-      <w:pPr/>
-      <w:r>
-        <w:rPr>
-          <w:lang w:val="fr_FR" w:bidi="fr_FR"/>
-        </w:rPr>
-      </w:r>
-      <w:r>
-        <w:rPr>
-          <w:b/>
-          <w:lang w:val="fr_FR" w:bidi="fr_FR"/>
-        </w:rPr>
         <w:t>« des nuées sans eau, poussées par les vents »</w:t>
       </w:r>
     </w:p>
@@ -9001,21 +7788,6 @@
           <w:b/>
           <w:lang w:val="fr_FR" w:bidi="fr_FR"/>
         </w:rPr>
-        <w:t>ὑπὸ ἀνέμων παραφερόμεναι</w:t>
-      </w:r>
-    </w:p>
-    <w:p>
-      <w:pPr/>
-      <w:r>
-        <w:rPr>
-          <w:lang w:val="fr_FR" w:bidi="fr_FR"/>
-        </w:rPr>
-      </w:r>
-      <w:r>
-        <w:rPr>
-          <w:b/>
-          <w:lang w:val="fr_FR" w:bidi="fr_FR"/>
-        </w:rPr>
         <w:t>« poussées par les vents »</w:t>
       </w:r>
     </w:p>
@@ -9112,21 +7884,6 @@
           <w:b/>
           <w:lang w:val="fr_FR" w:bidi="fr_FR"/>
         </w:rPr>
-        <w:t>δένδρα φθινοπωρινὰ ἄκαρπα</w:t>
-      </w:r>
-    </w:p>
-    <w:p>
-      <w:pPr/>
-      <w:r>
-        <w:rPr>
-          <w:lang w:val="fr_FR" w:bidi="fr_FR"/>
-        </w:rPr>
-      </w:r>
-      <w:r>
-        <w:rPr>
-          <w:b/>
-          <w:lang w:val="fr_FR" w:bidi="fr_FR"/>
-        </w:rPr>
         <w:t>« arbres d'automne sans fruits »</w:t>
       </w:r>
     </w:p>
@@ -9223,21 +7980,6 @@
           <w:b/>
           <w:lang w:val="fr_FR" w:bidi="fr_FR"/>
         </w:rPr>
-        <w:t>δὶς ἀποθανόντα ἐκριζωθέντα</w:t>
-      </w:r>
-    </w:p>
-    <w:p>
-      <w:pPr/>
-      <w:r>
-        <w:rPr>
-          <w:lang w:val="fr_FR" w:bidi="fr_FR"/>
-        </w:rPr>
-      </w:r>
-      <w:r>
-        <w:rPr>
-          <w:b/>
-          <w:lang w:val="fr_FR" w:bidi="fr_FR"/>
-        </w:rPr>
         <w:t>« deux fois morts, déracinés »</w:t>
       </w:r>
     </w:p>
@@ -9321,21 +8063,6 @@
           <w:b/>
           <w:lang w:val="fr_FR" w:bidi="fr_FR"/>
         </w:rPr>
-        <w:t>δὶς ἀποθανόντα ἐκριζωθέντα</w:t>
-      </w:r>
-    </w:p>
-    <w:p>
-      <w:pPr/>
-      <w:r>
-        <w:rPr>
-          <w:lang w:val="fr_FR" w:bidi="fr_FR"/>
-        </w:rPr>
-      </w:r>
-      <w:r>
-        <w:rPr>
-          <w:b/>
-          <w:lang w:val="fr_FR" w:bidi="fr_FR"/>
-        </w:rPr>
         <w:t>« deux fois morts, déracinés »</w:t>
       </w:r>
     </w:p>
@@ -9424,21 +8151,6 @@
           <w:b/>
           <w:lang w:val="fr_FR" w:bidi="fr_FR"/>
         </w:rPr>
-        <w:t>ἐκριζωθέντα</w:t>
-      </w:r>
-    </w:p>
-    <w:p>
-      <w:pPr/>
-      <w:r>
-        <w:rPr>
-          <w:lang w:val="fr_FR" w:bidi="fr_FR"/>
-        </w:rPr>
-      </w:r>
-      <w:r>
-        <w:rPr>
-          <w:b/>
-          <w:lang w:val="fr_FR" w:bidi="fr_FR"/>
-        </w:rPr>
         <w:t>« déracinés »</w:t>
       </w:r>
     </w:p>
@@ -9522,21 +8234,6 @@
           <w:b/>
           <w:lang w:val="fr_FR" w:bidi="fr_FR"/>
         </w:rPr>
-        <w:t>ἐκριζωθέντα</w:t>
-      </w:r>
-    </w:p>
-    <w:p>
-      <w:pPr/>
-      <w:r>
-        <w:rPr>
-          <w:lang w:val="fr_FR" w:bidi="fr_FR"/>
-        </w:rPr>
-      </w:r>
-      <w:r>
-        <w:rPr>
-          <w:b/>
-          <w:lang w:val="fr_FR" w:bidi="fr_FR"/>
-        </w:rPr>
         <w:t>« déracinés »</w:t>
       </w:r>
     </w:p>
@@ -9620,21 +8317,6 @@
           <w:b/>
           <w:lang w:val="fr_FR" w:bidi="fr_FR"/>
         </w:rPr>
-        <w:t>κύματα ἄγρια θαλάσσης</w:t>
-      </w:r>
-    </w:p>
-    <w:p>
-      <w:pPr/>
-      <w:r>
-        <w:rPr>
-          <w:lang w:val="fr_FR" w:bidi="fr_FR"/>
-        </w:rPr>
-      </w:r>
-      <w:r>
-        <w:rPr>
-          <w:b/>
-          <w:lang w:val="fr_FR" w:bidi="fr_FR"/>
-        </w:rPr>
         <w:t>« vagues furieuses de la mer »</w:t>
       </w:r>
     </w:p>
@@ -9731,21 +8413,6 @@
           <w:b/>
           <w:lang w:val="fr_FR" w:bidi="fr_FR"/>
         </w:rPr>
-        <w:t>ἐπαφρίζοντα τὰς ἑαυτῶν αἰσχύνας</w:t>
-      </w:r>
-    </w:p>
-    <w:p>
-      <w:pPr/>
-      <w:r>
-        <w:rPr>
-          <w:lang w:val="fr_FR" w:bidi="fr_FR"/>
-        </w:rPr>
-      </w:r>
-      <w:r>
-        <w:rPr>
-          <w:b/>
-          <w:lang w:val="fr_FR" w:bidi="fr_FR"/>
-        </w:rPr>
         <w:t>« rejetant l’écume de leurs impuretés »</w:t>
       </w:r>
     </w:p>
@@ -9842,21 +8509,6 @@
           <w:b/>
           <w:lang w:val="fr_FR" w:bidi="fr_FR"/>
         </w:rPr>
-        <w:t>ἀστέρες πλανῆται</w:t>
-      </w:r>
-    </w:p>
-    <w:p>
-      <w:pPr/>
-      <w:r>
-        <w:rPr>
-          <w:lang w:val="fr_FR" w:bidi="fr_FR"/>
-        </w:rPr>
-      </w:r>
-      <w:r>
-        <w:rPr>
-          <w:b/>
-          <w:lang w:val="fr_FR" w:bidi="fr_FR"/>
-        </w:rPr>
         <w:t>« astres errantes »</w:t>
       </w:r>
     </w:p>
@@ -9966,21 +8618,6 @@
           <w:b/>
           <w:lang w:val="fr_FR" w:bidi="fr_FR"/>
         </w:rPr>
-        <w:t>οἷς ὁ ζόφος τοῦ σκότους εἰς αἰῶνα τετήρηται</w:t>
-      </w:r>
-    </w:p>
-    <w:p>
-      <w:pPr/>
-      <w:r>
-        <w:rPr>
-          <w:lang w:val="fr_FR" w:bidi="fr_FR"/>
-        </w:rPr>
-      </w:r>
-      <w:r>
-        <w:rPr>
-          <w:b/>
-          <w:lang w:val="fr_FR" w:bidi="fr_FR"/>
-        </w:rPr>
         <w:t>« auxquels l’obscurité des ténèbres est réservée pour l’éternité »</w:t>
       </w:r>
     </w:p>
@@ -10077,21 +8714,6 @@
           <w:b/>
           <w:lang w:val="fr_FR" w:bidi="fr_FR"/>
         </w:rPr>
-        <w:t>οἷς</w:t>
-      </w:r>
-    </w:p>
-    <w:p>
-      <w:pPr/>
-      <w:r>
-        <w:rPr>
-          <w:lang w:val="fr_FR" w:bidi="fr_FR"/>
-        </w:rPr>
-      </w:r>
-      <w:r>
-        <w:rPr>
-          <w:b/>
-          <w:lang w:val="fr_FR" w:bidi="fr_FR"/>
-        </w:rPr>
         <w:t>« auxquels »</w:t>
       </w:r>
     </w:p>
@@ -10188,21 +8810,6 @@
           <w:b/>
           <w:lang w:val="fr_FR" w:bidi="fr_FR"/>
         </w:rPr>
-        <w:t>ὁ ζόφος τοῦ σκότους</w:t>
-      </w:r>
-    </w:p>
-    <w:p>
-      <w:pPr/>
-      <w:r>
-        <w:rPr>
-          <w:lang w:val="fr_FR" w:bidi="fr_FR"/>
-        </w:rPr>
-      </w:r>
-      <w:r>
-        <w:rPr>
-          <w:b/>
-          <w:lang w:val="fr_FR" w:bidi="fr_FR"/>
-        </w:rPr>
         <w:t>« l'obscurité des ténèbres »</w:t>
       </w:r>
     </w:p>
@@ -10279,21 +8886,6 @@
           <w:b/>
           <w:lang w:val="fr_FR" w:bidi="fr_FR"/>
         </w:rPr>
-        <w:t>ὁ ζόφος τοῦ σκότους</w:t>
-      </w:r>
-    </w:p>
-    <w:p>
-      <w:pPr/>
-      <w:r>
-        <w:rPr>
-          <w:lang w:val="fr_FR" w:bidi="fr_FR"/>
-        </w:rPr>
-      </w:r>
-      <w:r>
-        <w:rPr>
-          <w:b/>
-          <w:lang w:val="fr_FR" w:bidi="fr_FR"/>
-        </w:rPr>
         <w:t>« l'obscurité des ténèbres »</w:t>
       </w:r>
     </w:p>
@@ -10403,21 +8995,6 @@
           <w:b/>
           <w:lang w:val="fr_FR" w:bidi="fr_FR"/>
         </w:rPr>
-        <w:t>ἕβδομος ἀπὸ Ἀδὰμ</w:t>
-      </w:r>
-    </w:p>
-    <w:p>
-      <w:pPr/>
-      <w:r>
-        <w:rPr>
-          <w:lang w:val="fr_FR" w:bidi="fr_FR"/>
-        </w:rPr>
-      </w:r>
-      <w:r>
-        <w:rPr>
-          <w:b/>
-          <w:lang w:val="fr_FR" w:bidi="fr_FR"/>
-        </w:rPr>
         <w:t>« le septième depuis Adam »</w:t>
       </w:r>
     </w:p>
@@ -10494,21 +9071,6 @@
           <w:b/>
           <w:lang w:val="fr_FR" w:bidi="fr_FR"/>
         </w:rPr>
-        <w:t>τούτοις</w:t>
-      </w:r>
-    </w:p>
-    <w:p>
-      <w:pPr/>
-      <w:r>
-        <w:rPr>
-          <w:lang w:val="fr_FR" w:bidi="fr_FR"/>
-        </w:rPr>
-      </w:r>
-      <w:r>
-        <w:rPr>
-          <w:b/>
-          <w:lang w:val="fr_FR" w:bidi="fr_FR"/>
-        </w:rPr>
         <w:t>« pour eux »</w:t>
       </w:r>
     </w:p>
@@ -10605,21 +9167,6 @@
           <w:b/>
           <w:lang w:val="fr_FR" w:bidi="fr_FR"/>
         </w:rPr>
-        <w:t>λέγων</w:t>
-      </w:r>
-    </w:p>
-    <w:p>
-      <w:pPr/>
-      <w:r>
-        <w:rPr>
-          <w:lang w:val="fr_FR" w:bidi="fr_FR"/>
-        </w:rPr>
-      </w:r>
-      <w:r>
-        <w:rPr>
-          <w:b/>
-          <w:lang w:val="fr_FR" w:bidi="fr_FR"/>
-        </w:rPr>
         <w:t>« en ces termes »</w:t>
       </w:r>
     </w:p>
@@ -10703,21 +9250,6 @@
           <w:b/>
           <w:lang w:val="fr_FR" w:bidi="fr_FR"/>
         </w:rPr>
-        <w:t>ἰδοὺ</w:t>
-      </w:r>
-    </w:p>
-    <w:p>
-      <w:pPr/>
-      <w:r>
-        <w:rPr>
-          <w:lang w:val="fr_FR" w:bidi="fr_FR"/>
-        </w:rPr>
-      </w:r>
-      <w:r>
-        <w:rPr>
-          <w:b/>
-          <w:lang w:val="fr_FR" w:bidi="fr_FR"/>
-        </w:rPr>
         <w:t>« Voici »</w:t>
       </w:r>
     </w:p>
@@ -10814,21 +9346,6 @@
           <w:b/>
           <w:lang w:val="fr_FR" w:bidi="fr_FR"/>
         </w:rPr>
-        <w:t>ἦλθεν Κύριος</w:t>
-      </w:r>
-    </w:p>
-    <w:p>
-      <w:pPr/>
-      <w:r>
-        <w:rPr>
-          <w:lang w:val="fr_FR" w:bidi="fr_FR"/>
-        </w:rPr>
-      </w:r>
-      <w:r>
-        <w:rPr>
-          <w:b/>
-          <w:lang w:val="fr_FR" w:bidi="fr_FR"/>
-        </w:rPr>
         <w:t>« le Seigneur est venu »</w:t>
       </w:r>
     </w:p>
@@ -10912,21 +9429,6 @@
           <w:b/>
           <w:lang w:val="fr_FR" w:bidi="fr_FR"/>
         </w:rPr>
-        <w:t>Κύριος</w:t>
-      </w:r>
-    </w:p>
-    <w:p>
-      <w:pPr/>
-      <w:r>
-        <w:rPr>
-          <w:lang w:val="fr_FR" w:bidi="fr_FR"/>
-        </w:rPr>
-      </w:r>
-      <w:r>
-        <w:rPr>
-          <w:b/>
-          <w:lang w:val="fr_FR" w:bidi="fr_FR"/>
-        </w:rPr>
         <w:t>« Le Seigneur »</w:t>
       </w:r>
     </w:p>
@@ -11003,21 +9505,6 @@
           <w:b/>
           <w:lang w:val="fr_FR" w:bidi="fr_FR"/>
         </w:rPr>
-        <w:t>μυριάσιν</w:t>
-      </w:r>
-    </w:p>
-    <w:p>
-      <w:pPr/>
-      <w:r>
-        <w:rPr>
-          <w:lang w:val="fr_FR" w:bidi="fr_FR"/>
-        </w:rPr>
-      </w:r>
-      <w:r>
-        <w:rPr>
-          <w:b/>
-          <w:lang w:val="fr_FR" w:bidi="fr_FR"/>
-        </w:rPr>
         <w:t>« myriades »</w:t>
       </w:r>
     </w:p>
@@ -11190,21 +9677,6 @@
           <w:b/>
           <w:lang w:val="fr_FR" w:bidi="fr_FR"/>
         </w:rPr>
-        <w:t>ποιῆσαι κρίσιν &amp; καὶ ἐλέγξαι</w:t>
-      </w:r>
-    </w:p>
-    <w:p>
-      <w:pPr/>
-      <w:r>
-        <w:rPr>
-          <w:lang w:val="fr_FR" w:bidi="fr_FR"/>
-        </w:rPr>
-      </w:r>
-      <w:r>
-        <w:rPr>
-          <w:b/>
-          <w:lang w:val="fr_FR" w:bidi="fr_FR"/>
-        </w:rPr>
         <w:t>« pour exercer un jugement »</w:t>
       </w:r>
       <w:r>
@@ -11314,21 +9786,6 @@
           <w:b/>
           <w:lang w:val="fr_FR" w:bidi="fr_FR"/>
         </w:rPr>
-        <w:t>ποιῆσαι κρίσιν κατὰ</w:t>
-      </w:r>
-    </w:p>
-    <w:p>
-      <w:pPr/>
-      <w:r>
-        <w:rPr>
-          <w:lang w:val="fr_FR" w:bidi="fr_FR"/>
-        </w:rPr>
-      </w:r>
-      <w:r>
-        <w:rPr>
-          <w:b/>
-          <w:lang w:val="fr_FR" w:bidi="fr_FR"/>
-        </w:rPr>
         <w:t>« exercer un jugement contre »</w:t>
       </w:r>
     </w:p>
@@ -11425,21 +9882,6 @@
           <w:b/>
           <w:lang w:val="fr_FR" w:bidi="fr_FR"/>
         </w:rPr>
-        <w:t>πᾶσαν ψυχὴν</w:t>
-      </w:r>
-    </w:p>
-    <w:p>
-      <w:pPr/>
-      <w:r>
-        <w:rPr>
-          <w:lang w:val="fr_FR" w:bidi="fr_FR"/>
-        </w:rPr>
-      </w:r>
-      <w:r>
-        <w:rPr>
-          <w:b/>
-          <w:lang w:val="fr_FR" w:bidi="fr_FR"/>
-        </w:rPr>
         <w:t>« tous les impies »</w:t>
       </w:r>
     </w:p>
@@ -11536,21 +9978,6 @@
           <w:b/>
           <w:lang w:val="fr_FR" w:bidi="fr_FR"/>
         </w:rPr>
-        <w:t>τῶν ἔργων ἀσεβείας αὐτῶν</w:t>
-      </w:r>
-    </w:p>
-    <w:p>
-      <w:pPr/>
-      <w:r>
-        <w:rPr>
-          <w:lang w:val="fr_FR" w:bidi="fr_FR"/>
-        </w:rPr>
-      </w:r>
-      <w:r>
-        <w:rPr>
-          <w:b/>
-          <w:lang w:val="fr_FR" w:bidi="fr_FR"/>
-        </w:rPr>
         <w:t>« les actes d'impiété »</w:t>
       </w:r>
     </w:p>
@@ -11660,21 +10087,6 @@
           <w:b/>
           <w:lang w:val="fr_FR" w:bidi="fr_FR"/>
         </w:rPr>
-        <w:t>τῶν σκληρῶν</w:t>
-      </w:r>
-    </w:p>
-    <w:p>
-      <w:pPr/>
-      <w:r>
-        <w:rPr>
-          <w:lang w:val="fr_FR" w:bidi="fr_FR"/>
-        </w:rPr>
-      </w:r>
-      <w:r>
-        <w:rPr>
-          <w:b/>
-          <w:lang w:val="fr_FR" w:bidi="fr_FR"/>
-        </w:rPr>
         <w:t>« les paroles injurieuses »</w:t>
       </w:r>
     </w:p>
@@ -11751,21 +10163,6 @@
           <w:b/>
           <w:lang w:val="fr_FR" w:bidi="fr_FR"/>
         </w:rPr>
-        <w:t>αὐτοῦ</w:t>
-      </w:r>
-    </w:p>
-    <w:p>
-      <w:pPr/>
-      <w:r>
-        <w:rPr>
-          <w:lang w:val="fr_FR" w:bidi="fr_FR"/>
-        </w:rPr>
-      </w:r>
-      <w:r>
-        <w:rPr>
-          <w:b/>
-          <w:lang w:val="fr_FR" w:bidi="fr_FR"/>
-        </w:rPr>
         <w:t>« lui »</w:t>
       </w:r>
     </w:p>
@@ -11848,21 +10245,6 @@
         <w:rPr>
           <w:lang w:val="fr_FR" w:bidi="fr_FR"/>
         </w:rPr>
-      </w:r>
-    </w:p>
-    <w:p>
-      <w:pPr/>
-      <w:r>
-        <w:rPr>
-          <w:lang w:val="fr_FR" w:bidi="fr_FR"/>
-        </w:rPr>
-      </w:r>
-      <w:r>
-        <w:rPr>
-          <w:b/>
-          <w:lang w:val="fr_FR" w:bidi="fr_FR"/>
-        </w:rPr>
-        <w:t>οὗτοί</w:t>
       </w:r>
     </w:p>
     <w:p>
@@ -12003,21 +10385,6 @@
           <w:b/>
           <w:lang w:val="fr_FR" w:bidi="fr_FR"/>
         </w:rPr>
-        <w:t>εἰσιν γογγυσταί μεμψίμοιροι</w:t>
-      </w:r>
-    </w:p>
-    <w:p>
-      <w:pPr/>
-      <w:r>
-        <w:rPr>
-          <w:lang w:val="fr_FR" w:bidi="fr_FR"/>
-        </w:rPr>
-      </w:r>
-      <w:r>
-        <w:rPr>
-          <w:b/>
-          <w:lang w:val="fr_FR" w:bidi="fr_FR"/>
-        </w:rPr>
         <w:t>« Ce sont des gens qui murmurent, qui se plaignent »</w:t>
       </w:r>
     </w:p>
@@ -12133,21 +10500,6 @@
           <w:b/>
           <w:lang w:val="fr_FR" w:bidi="fr_FR"/>
         </w:rPr>
-        <w:t>πορευόμενοι</w:t>
-      </w:r>
-    </w:p>
-    <w:p>
-      <w:pPr/>
-      <w:r>
-        <w:rPr>
-          <w:lang w:val="fr_FR" w:bidi="fr_FR"/>
-        </w:rPr>
-      </w:r>
-      <w:r>
-        <w:rPr>
-          <w:b/>
-          <w:lang w:val="fr_FR" w:bidi="fr_FR"/>
-        </w:rPr>
         <w:t>« marchent »</w:t>
       </w:r>
     </w:p>
@@ -12244,21 +10596,6 @@
           <w:b/>
           <w:lang w:val="fr_FR" w:bidi="fr_FR"/>
         </w:rPr>
-        <w:t>τὰς ἐπιθυμίας αὐτῶν</w:t>
-      </w:r>
-    </w:p>
-    <w:p>
-      <w:pPr/>
-      <w:r>
-        <w:rPr>
-          <w:lang w:val="fr_FR" w:bidi="fr_FR"/>
-        </w:rPr>
-      </w:r>
-      <w:r>
-        <w:rPr>
-          <w:b/>
-          <w:lang w:val="fr_FR" w:bidi="fr_FR"/>
-        </w:rPr>
         <w:t>« leurs convoitises »</w:t>
       </w:r>
     </w:p>
@@ -12335,21 +10672,6 @@
           <w:b/>
           <w:lang w:val="fr_FR" w:bidi="fr_FR"/>
         </w:rPr>
-        <w:t>τὸ στόμα αὐτῶν λαλεῖ</w:t>
-      </w:r>
-    </w:p>
-    <w:p>
-      <w:pPr/>
-      <w:r>
-        <w:rPr>
-          <w:lang w:val="fr_FR" w:bidi="fr_FR"/>
-        </w:rPr>
-      </w:r>
-      <w:r>
-        <w:rPr>
-          <w:b/>
-          <w:lang w:val="fr_FR" w:bidi="fr_FR"/>
-        </w:rPr>
         <w:t>« ont à la bouche des paroles»</w:t>
       </w:r>
     </w:p>
@@ -12426,21 +10748,6 @@
           <w:b/>
           <w:lang w:val="fr_FR" w:bidi="fr_FR"/>
         </w:rPr>
-        <w:t>τὸ στόμα αὐτῶν λαλεῖ</w:t>
-      </w:r>
-    </w:p>
-    <w:p>
-      <w:pPr/>
-      <w:r>
-        <w:rPr>
-          <w:lang w:val="fr_FR" w:bidi="fr_FR"/>
-        </w:rPr>
-      </w:r>
-      <w:r>
-        <w:rPr>
-          <w:b/>
-          <w:lang w:val="fr_FR" w:bidi="fr_FR"/>
-        </w:rPr>
         <w:t>« ont à la bouche des paroles »</w:t>
       </w:r>
     </w:p>
@@ -12537,21 +10844,6 @@
           <w:b/>
           <w:lang w:val="fr_FR" w:bidi="fr_FR"/>
         </w:rPr>
-        <w:t>λαλεῖ ὑπέρογκα</w:t>
-      </w:r>
-    </w:p>
-    <w:p>
-      <w:pPr/>
-      <w:r>
-        <w:rPr>
-          <w:lang w:val="fr_FR" w:bidi="fr_FR"/>
-        </w:rPr>
-      </w:r>
-      <w:r>
-        <w:rPr>
-          <w:b/>
-          <w:lang w:val="fr_FR" w:bidi="fr_FR"/>
-        </w:rPr>
         <w:t>« des paroles hautaines »</w:t>
       </w:r>
     </w:p>
@@ -12628,21 +10920,6 @@
           <w:b/>
           <w:lang w:val="fr_FR" w:bidi="fr_FR"/>
         </w:rPr>
-        <w:t>θαυμάζοντες πρόσωπα</w:t>
-      </w:r>
-    </w:p>
-    <w:p>
-      <w:pPr/>
-      <w:r>
-        <w:rPr>
-          <w:lang w:val="fr_FR" w:bidi="fr_FR"/>
-        </w:rPr>
-      </w:r>
-      <w:r>
-        <w:rPr>
-          <w:b/>
-          <w:lang w:val="fr_FR" w:bidi="fr_FR"/>
-        </w:rPr>
         <w:t>« admirent les personnes »</w:t>
       </w:r>
     </w:p>
@@ -12726,21 +11003,6 @@
           <w:b/>
           <w:lang w:val="fr_FR" w:bidi="fr_FR"/>
         </w:rPr>
-        <w:t>θαυμάζοντες πρόσωπα</w:t>
-      </w:r>
-    </w:p>
-    <w:p>
-      <w:pPr/>
-      <w:r>
-        <w:rPr>
-          <w:lang w:val="fr_FR" w:bidi="fr_FR"/>
-        </w:rPr>
-      </w:r>
-      <w:r>
-        <w:rPr>
-          <w:b/>
-          <w:lang w:val="fr_FR" w:bidi="fr_FR"/>
-        </w:rPr>
         <w:t>« admirent les personnes »</w:t>
       </w:r>
     </w:p>
@@ -12823,21 +11085,6 @@
         <w:rPr>
           <w:lang w:val="fr_FR" w:bidi="fr_FR"/>
         </w:rPr>
-      </w:r>
-    </w:p>
-    <w:p>
-      <w:pPr/>
-      <w:r>
-        <w:rPr>
-          <w:lang w:val="fr_FR" w:bidi="fr_FR"/>
-        </w:rPr>
-      </w:r>
-      <w:r>
-        <w:rPr>
-          <w:b/>
-          <w:lang w:val="fr_FR" w:bidi="fr_FR"/>
-        </w:rPr>
-        <w:t>ἀγαπητοί</w:t>
       </w:r>
     </w:p>
     <w:p>
@@ -12966,21 +11213,6 @@
           <w:b/>
           <w:lang w:val="fr_FR" w:bidi="fr_FR"/>
         </w:rPr>
-        <w:t>τῶν ῥημάτων</w:t>
-      </w:r>
-    </w:p>
-    <w:p>
-      <w:pPr/>
-      <w:r>
-        <w:rPr>
-          <w:lang w:val="fr_FR" w:bidi="fr_FR"/>
-        </w:rPr>
-      </w:r>
-      <w:r>
-        <w:rPr>
-          <w:b/>
-          <w:lang w:val="fr_FR" w:bidi="fr_FR"/>
-        </w:rPr>
         <w:t>« des choses »</w:t>
       </w:r>
     </w:p>
@@ -13090,21 +11322,6 @@
           <w:b/>
           <w:lang w:val="fr_FR" w:bidi="fr_FR"/>
         </w:rPr>
-        <w:t>τοῦ Κυρίου ἡμῶν</w:t>
-      </w:r>
-    </w:p>
-    <w:p>
-      <w:pPr/>
-      <w:r>
-        <w:rPr>
-          <w:lang w:val="fr_FR" w:bidi="fr_FR"/>
-        </w:rPr>
-      </w:r>
-      <w:r>
-        <w:rPr>
-          <w:b/>
-          <w:lang w:val="fr_FR" w:bidi="fr_FR"/>
-        </w:rPr>
         <w:t>« de notre Seigneur »</w:t>
       </w:r>
     </w:p>
@@ -13201,21 +11418,6 @@
           <w:b/>
           <w:lang w:val="fr_FR" w:bidi="fr_FR"/>
         </w:rPr>
-        <w:t>ἡμῶν</w:t>
-      </w:r>
-    </w:p>
-    <w:p>
-      <w:pPr/>
-      <w:r>
-        <w:rPr>
-          <w:lang w:val="fr_FR" w:bidi="fr_FR"/>
-        </w:rPr>
-      </w:r>
-      <w:r>
-        <w:rPr>
-          <w:b/>
-          <w:lang w:val="fr_FR" w:bidi="fr_FR"/>
-        </w:rPr>
         <w:t>« notre »</w:t>
       </w:r>
     </w:p>
@@ -13312,21 +11514,6 @@
           <w:b/>
           <w:lang w:val="fr_FR" w:bidi="fr_FR"/>
         </w:rPr>
-        <w:t>ὅτι ἔλεγον ὑμῖν</w:t>
-      </w:r>
-    </w:p>
-    <w:p>
-      <w:pPr/>
-      <w:r>
-        <w:rPr>
-          <w:lang w:val="fr_FR" w:bidi="fr_FR"/>
-        </w:rPr>
-      </w:r>
-      <w:r>
-        <w:rPr>
-          <w:b/>
-          <w:lang w:val="fr_FR" w:bidi="fr_FR"/>
-        </w:rPr>
         <w:t>« ils vous disaient »</w:t>
       </w:r>
     </w:p>
@@ -13390,21 +11577,6 @@
           <w:b/>
           <w:lang w:val="fr_FR" w:bidi="fr_FR"/>
         </w:rPr>
-        <w:t>ἐσχάτου χρόνου</w:t>
-      </w:r>
-    </w:p>
-    <w:p>
-      <w:pPr/>
-      <w:r>
-        <w:rPr>
-          <w:lang w:val="fr_FR" w:bidi="fr_FR"/>
-        </w:rPr>
-      </w:r>
-      <w:r>
-        <w:rPr>
-          <w:b/>
-          <w:lang w:val="fr_FR" w:bidi="fr_FR"/>
-        </w:rPr>
         <w:t>« au dernier temps »</w:t>
       </w:r>
     </w:p>
@@ -13501,21 +11673,6 @@
           <w:b/>
           <w:lang w:val="fr_FR" w:bidi="fr_FR"/>
         </w:rPr>
-        <w:t>πορευόμενοι</w:t>
-      </w:r>
-    </w:p>
-    <w:p>
-      <w:pPr/>
-      <w:r>
-        <w:rPr>
-          <w:lang w:val="fr_FR" w:bidi="fr_FR"/>
-        </w:rPr>
-      </w:r>
-      <w:r>
-        <w:rPr>
-          <w:b/>
-          <w:lang w:val="fr_FR" w:bidi="fr_FR"/>
-        </w:rPr>
         <w:t>« marchant »</w:t>
       </w:r>
     </w:p>
@@ -13612,21 +11769,6 @@
           <w:b/>
           <w:lang w:val="fr_FR" w:bidi="fr_FR"/>
         </w:rPr>
-        <w:t>κατὰ τὰς ἑαυτῶν ἐπιθυμίας &amp; τῶν ἀσεβειῶν</w:t>
-      </w:r>
-    </w:p>
-    <w:p>
-      <w:pPr/>
-      <w:r>
-        <w:rPr>
-          <w:lang w:val="fr_FR" w:bidi="fr_FR"/>
-        </w:rPr>
-      </w:r>
-      <w:r>
-        <w:rPr>
-          <w:b/>
-          <w:lang w:val="fr_FR" w:bidi="fr_FR"/>
-        </w:rPr>
         <w:t>« selon leurs convoitises impies »</w:t>
       </w:r>
     </w:p>
@@ -13703,21 +11845,6 @@
           <w:b/>
           <w:lang w:val="fr_FR" w:bidi="fr_FR"/>
         </w:rPr>
-        <w:t>οὗτοί</w:t>
-      </w:r>
-    </w:p>
-    <w:p>
-      <w:pPr/>
-      <w:r>
-        <w:rPr>
-          <w:lang w:val="fr_FR" w:bidi="fr_FR"/>
-        </w:rPr>
-      </w:r>
-      <w:r>
-        <w:rPr>
-          <w:b/>
-          <w:lang w:val="fr_FR" w:bidi="fr_FR"/>
-        </w:rPr>
         <w:t>« Ce sont ceux »</w:t>
       </w:r>
     </w:p>
@@ -13814,21 +11941,6 @@
           <w:b/>
           <w:lang w:val="fr_FR" w:bidi="fr_FR"/>
         </w:rPr>
-        <w:t>οἱ ἀποδιορίζοντες</w:t>
-      </w:r>
-    </w:p>
-    <w:p>
-      <w:pPr/>
-      <w:r>
-        <w:rPr>
-          <w:lang w:val="fr_FR" w:bidi="fr_FR"/>
-        </w:rPr>
-      </w:r>
-      <w:r>
-        <w:rPr>
-          <w:b/>
-          <w:lang w:val="fr_FR" w:bidi="fr_FR"/>
-        </w:rPr>
         <w:t>« ceux qui provoquent des divisions »</w:t>
       </w:r>
     </w:p>
@@ -13925,21 +12037,6 @@
           <w:b/>
           <w:lang w:val="fr_FR" w:bidi="fr_FR"/>
         </w:rPr>
-        <w:t>Πνεῦμα</w:t>
-      </w:r>
-    </w:p>
-    <w:p>
-      <w:pPr/>
-      <w:r>
-        <w:rPr>
-          <w:lang w:val="fr_FR" w:bidi="fr_FR"/>
-        </w:rPr>
-      </w:r>
-      <w:r>
-        <w:rPr>
-          <w:b/>
-          <w:lang w:val="fr_FR" w:bidi="fr_FR"/>
-        </w:rPr>
         <w:t>« l'esprit »</w:t>
       </w:r>
     </w:p>
@@ -14036,21 +12133,6 @@
           <w:b/>
           <w:lang w:val="fr_FR" w:bidi="fr_FR"/>
         </w:rPr>
-        <w:t>ψυχικοί</w:t>
-      </w:r>
-    </w:p>
-    <w:p>
-      <w:pPr/>
-      <w:r>
-        <w:rPr>
-          <w:lang w:val="fr_FR" w:bidi="fr_FR"/>
-        </w:rPr>
-      </w:r>
-      <w:r>
-        <w:rPr>
-          <w:b/>
-          <w:lang w:val="fr_FR" w:bidi="fr_FR"/>
-        </w:rPr>
         <w:t>« sensuels »</w:t>
       </w:r>
     </w:p>
@@ -14147,21 +12229,6 @@
           <w:b/>
           <w:lang w:val="fr_FR" w:bidi="fr_FR"/>
         </w:rPr>
-        <w:t>Πνεῦμα μὴ ἔχοντες</w:t>
-      </w:r>
-    </w:p>
-    <w:p>
-      <w:pPr/>
-      <w:r>
-        <w:rPr>
-          <w:lang w:val="fr_FR" w:bidi="fr_FR"/>
-        </w:rPr>
-      </w:r>
-      <w:r>
-        <w:rPr>
-          <w:b/>
-          <w:lang w:val="fr_FR" w:bidi="fr_FR"/>
-        </w:rPr>
         <w:t>« n'ayant pas l'esprit »</w:t>
       </w:r>
     </w:p>
@@ -14244,21 +12311,6 @@
         <w:rPr>
           <w:lang w:val="fr_FR" w:bidi="fr_FR"/>
         </w:rPr>
-      </w:r>
-    </w:p>
-    <w:p>
-      <w:pPr/>
-      <w:r>
-        <w:rPr>
-          <w:lang w:val="fr_FR" w:bidi="fr_FR"/>
-        </w:rPr>
-      </w:r>
-      <w:r>
-        <w:rPr>
-          <w:b/>
-          <w:lang w:val="fr_FR" w:bidi="fr_FR"/>
-        </w:rPr>
-        <w:t>ἀγαπητοί</w:t>
       </w:r>
     </w:p>
     <w:p>
@@ -14387,21 +12439,6 @@
           <w:b/>
           <w:lang w:val="fr_FR" w:bidi="fr_FR"/>
         </w:rPr>
-        <w:t>ἐποικοδομοῦντες ἑαυτοὺς τῇ ἁγιωτάτῃ ὑμῶν πίστει</w:t>
-      </w:r>
-    </w:p>
-    <w:p>
-      <w:pPr/>
-      <w:r>
-        <w:rPr>
-          <w:lang w:val="fr_FR" w:bidi="fr_FR"/>
-        </w:rPr>
-      </w:r>
-      <w:r>
-        <w:rPr>
-          <w:b/>
-          <w:lang w:val="fr_FR" w:bidi="fr_FR"/>
-        </w:rPr>
         <w:t>« vous édifiant vous-mêmes sur votre très sainte foi »</w:t>
       </w:r>
     </w:p>
@@ -14485,21 +12522,6 @@
           <w:b/>
           <w:lang w:val="fr_FR" w:bidi="fr_FR"/>
         </w:rPr>
-        <w:t>ἐποικοδομοῦντες ἑαυτοὺς</w:t>
-      </w:r>
-    </w:p>
-    <w:p>
-      <w:pPr/>
-      <w:r>
-        <w:rPr>
-          <w:lang w:val="fr_FR" w:bidi="fr_FR"/>
-        </w:rPr>
-      </w:r>
-      <w:r>
-        <w:rPr>
-          <w:b/>
-          <w:lang w:val="fr_FR" w:bidi="fr_FR"/>
-        </w:rPr>
         <w:t>« vous édifiant vous-mêmes »</w:t>
       </w:r>
     </w:p>
@@ -14563,21 +12585,6 @@
           <w:b/>
           <w:lang w:val="fr_FR" w:bidi="fr_FR"/>
         </w:rPr>
-        <w:t>τῇ ἁγιωτάτῃ ὑμῶν πίστει</w:t>
-      </w:r>
-    </w:p>
-    <w:p>
-      <w:pPr/>
-      <w:r>
-        <w:rPr>
-          <w:lang w:val="fr_FR" w:bidi="fr_FR"/>
-        </w:rPr>
-      </w:r>
-      <w:r>
-        <w:rPr>
-          <w:b/>
-          <w:lang w:val="fr_FR" w:bidi="fr_FR"/>
-        </w:rPr>
         <w:t>« sur votre foi très sainte »</w:t>
       </w:r>
     </w:p>
@@ -14674,21 +12681,6 @@
           <w:b/>
           <w:lang w:val="fr_FR" w:bidi="fr_FR"/>
         </w:rPr>
-        <w:t>ἐν Πνεύματι Ἁγίῳ προσευχόμενοι</w:t>
-      </w:r>
-    </w:p>
-    <w:p>
-      <w:pPr/>
-      <w:r>
-        <w:rPr>
-          <w:lang w:val="fr_FR" w:bidi="fr_FR"/>
-        </w:rPr>
-      </w:r>
-      <w:r>
-        <w:rPr>
-          <w:b/>
-          <w:lang w:val="fr_FR" w:bidi="fr_FR"/>
-        </w:rPr>
         <w:t>« priant par le Saint-Esprit »</w:t>
       </w:r>
     </w:p>
@@ -14752,21 +12744,6 @@
           <w:b/>
           <w:lang w:val="fr_FR" w:bidi="fr_FR"/>
         </w:rPr>
-        <w:t>ἑαυτοὺς ἐν ἀγάπῃ Θεοῦ τηρήσατε</w:t>
-      </w:r>
-    </w:p>
-    <w:p>
-      <w:pPr/>
-      <w:r>
-        <w:rPr>
-          <w:lang w:val="fr_FR" w:bidi="fr_FR"/>
-        </w:rPr>
-      </w:r>
-      <w:r>
-        <w:rPr>
-          <w:b/>
-          <w:lang w:val="fr_FR" w:bidi="fr_FR"/>
-        </w:rPr>
         <w:t>« maintenez-vous dans l'amour de Dieu »</w:t>
       </w:r>
     </w:p>
@@ -14850,21 +12827,6 @@
           <w:b/>
           <w:lang w:val="fr_FR" w:bidi="fr_FR"/>
         </w:rPr>
-        <w:t>ἑαυτοὺς ἐν ἀγάπῃ Θεοῦ τηρήσατε</w:t>
-      </w:r>
-    </w:p>
-    <w:p>
-      <w:pPr/>
-      <w:r>
-        <w:rPr>
-          <w:lang w:val="fr_FR" w:bidi="fr_FR"/>
-        </w:rPr>
-      </w:r>
-      <w:r>
-        <w:rPr>
-          <w:b/>
-          <w:lang w:val="fr_FR" w:bidi="fr_FR"/>
-        </w:rPr>
         <w:t>« Maintenez-vous dans l'amour de Dieu »</w:t>
       </w:r>
     </w:p>
@@ -14961,21 +12923,6 @@
           <w:b/>
           <w:lang w:val="fr_FR" w:bidi="fr_FR"/>
         </w:rPr>
-        <w:t>προσδεχόμενοι τὸ ἔλεος τοῦ Κυρίου ἡμῶν</w:t>
-      </w:r>
-    </w:p>
-    <w:p>
-      <w:pPr/>
-      <w:r>
-        <w:rPr>
-          <w:lang w:val="fr_FR" w:bidi="fr_FR"/>
-        </w:rPr>
-      </w:r>
-      <w:r>
-        <w:rPr>
-          <w:b/>
-          <w:lang w:val="fr_FR" w:bidi="fr_FR"/>
-        </w:rPr>
         <w:t>« en attendant la miséricorde de notre Seigneur »</w:t>
       </w:r>
     </w:p>
@@ -15039,21 +12986,6 @@
           <w:b/>
           <w:lang w:val="fr_FR" w:bidi="fr_FR"/>
         </w:rPr>
-        <w:t>τὸ ἔλεος τοῦ Κυρίου ἡμῶν, Ἰησοῦ Χριστοῦ</w:t>
-      </w:r>
-    </w:p>
-    <w:p>
-      <w:pPr/>
-      <w:r>
-        <w:rPr>
-          <w:lang w:val="fr_FR" w:bidi="fr_FR"/>
-        </w:rPr>
-      </w:r>
-      <w:r>
-        <w:rPr>
-          <w:b/>
-          <w:lang w:val="fr_FR" w:bidi="fr_FR"/>
-        </w:rPr>
         <w:t>« La miséricorde de notre Seigneur Jésus-Christ »</w:t>
       </w:r>
     </w:p>
@@ -15136,21 +13068,6 @@
         <w:rPr>
           <w:lang w:val="fr_FR" w:bidi="fr_FR"/>
         </w:rPr>
-      </w:r>
-    </w:p>
-    <w:p>
-      <w:pPr/>
-      <w:r>
-        <w:rPr>
-          <w:lang w:val="fr_FR" w:bidi="fr_FR"/>
-        </w:rPr>
-      </w:r>
-      <w:r>
-        <w:rPr>
-          <w:b/>
-          <w:lang w:val="fr_FR" w:bidi="fr_FR"/>
-        </w:rPr>
-        <w:t>τοῦ Κυρίου ἡμῶν</w:t>
       </w:r>
     </w:p>
     <w:p>
@@ -15279,21 +13196,6 @@
           <w:b/>
           <w:lang w:val="fr_FR" w:bidi="fr_FR"/>
         </w:rPr>
-        <w:t>ἡμῶν</w:t>
-      </w:r>
-    </w:p>
-    <w:p>
-      <w:pPr/>
-      <w:r>
-        <w:rPr>
-          <w:lang w:val="fr_FR" w:bidi="fr_FR"/>
-        </w:rPr>
-      </w:r>
-      <w:r>
-        <w:rPr>
-          <w:b/>
-          <w:lang w:val="fr_FR" w:bidi="fr_FR"/>
-        </w:rPr>
         <w:t>« notre »</w:t>
       </w:r>
     </w:p>
@@ -15390,21 +13292,6 @@
           <w:b/>
           <w:lang w:val="fr_FR" w:bidi="fr_FR"/>
         </w:rPr>
-        <w:t>τὸ ἔλεος τοῦ Κυρίου ἡμῶν, Ἰησοῦ Χριστοῦ, εἰς ζωὴν αἰώνιον</w:t>
-      </w:r>
-    </w:p>
-    <w:p>
-      <w:pPr/>
-      <w:r>
-        <w:rPr>
-          <w:lang w:val="fr_FR" w:bidi="fr_FR"/>
-        </w:rPr>
-      </w:r>
-      <w:r>
-        <w:rPr>
-          <w:b/>
-          <w:lang w:val="fr_FR" w:bidi="fr_FR"/>
-        </w:rPr>
         <w:t>« la miséricorde de notre Seigneur Jésus-Christ pour la vie éternelle »</w:t>
       </w:r>
     </w:p>
@@ -15514,21 +13401,6 @@
           <w:b/>
           <w:lang w:val="fr_FR" w:bidi="fr_FR"/>
         </w:rPr>
-        <w:t>ἐλεᾶτε</w:t>
-      </w:r>
-    </w:p>
-    <w:p>
-      <w:pPr/>
-      <w:r>
-        <w:rPr>
-          <w:lang w:val="fr_FR" w:bidi="fr_FR"/>
-        </w:rPr>
-      </w:r>
-      <w:r>
-        <w:rPr>
-          <w:b/>
-          <w:lang w:val="fr_FR" w:bidi="fr_FR"/>
-        </w:rPr>
         <w:t>« Reprenez les uns »</w:t>
       </w:r>
     </w:p>
@@ -15701,21 +13573,6 @@
           <w:b/>
           <w:lang w:val="fr_FR" w:bidi="fr_FR"/>
         </w:rPr>
-        <w:t>ἐκ πυρὸς ἁρπάζοντες</w:t>
-      </w:r>
-    </w:p>
-    <w:p>
-      <w:pPr/>
-      <w:r>
-        <w:rPr>
-          <w:lang w:val="fr_FR" w:bidi="fr_FR"/>
-        </w:rPr>
-      </w:r>
-      <w:r>
-        <w:rPr>
-          <w:b/>
-          <w:lang w:val="fr_FR" w:bidi="fr_FR"/>
-        </w:rPr>
         <w:t>« en les arrachant du feu »</w:t>
       </w:r>
     </w:p>
@@ -15779,21 +13636,6 @@
           <w:b/>
           <w:lang w:val="fr_FR" w:bidi="fr_FR"/>
         </w:rPr>
-        <w:t>ἐκ πυρὸς ἁρπάζοντες</w:t>
-      </w:r>
-    </w:p>
-    <w:p>
-      <w:pPr/>
-      <w:r>
-        <w:rPr>
-          <w:lang w:val="fr_FR" w:bidi="fr_FR"/>
-        </w:rPr>
-      </w:r>
-      <w:r>
-        <w:rPr>
-          <w:b/>
-          <w:lang w:val="fr_FR" w:bidi="fr_FR"/>
-        </w:rPr>
         <w:t>« arrachant du feu »</w:t>
       </w:r>
     </w:p>
@@ -15890,21 +13732,6 @@
           <w:b/>
           <w:lang w:val="fr_FR" w:bidi="fr_FR"/>
         </w:rPr>
-        <w:t>ἐλεᾶτε</w:t>
-      </w:r>
-    </w:p>
-    <w:p>
-      <w:pPr/>
-      <w:r>
-        <w:rPr>
-          <w:lang w:val="fr_FR" w:bidi="fr_FR"/>
-        </w:rPr>
-      </w:r>
-      <w:r>
-        <w:rPr>
-          <w:b/>
-          <w:lang w:val="fr_FR" w:bidi="fr_FR"/>
-        </w:rPr>
         <w:t>« ayez une pitié »</w:t>
       </w:r>
     </w:p>
@@ -16064,21 +13891,6 @@
           <w:b/>
           <w:lang w:val="fr_FR" w:bidi="fr_FR"/>
         </w:rPr>
-        <w:t>μισοῦντες καὶ τὸν ἀπὸ τῆς σαρκὸς ἐσπιλωμένον χιτῶνα</w:t>
-      </w:r>
-    </w:p>
-    <w:p>
-      <w:pPr/>
-      <w:r>
-        <w:rPr>
-          <w:lang w:val="fr_FR" w:bidi="fr_FR"/>
-        </w:rPr>
-      </w:r>
-      <w:r>
-        <w:rPr>
-          <w:b/>
-          <w:lang w:val="fr_FR" w:bidi="fr_FR"/>
-        </w:rPr>
         <w:t>« haïssant jusqu’à la tunique souillée par la chair »</w:t>
       </w:r>
     </w:p>
@@ -16162,21 +13974,6 @@
           <w:b/>
           <w:lang w:val="fr_FR" w:bidi="fr_FR"/>
         </w:rPr>
-        <w:t>τῆς σαρκὸς</w:t>
-      </w:r>
-    </w:p>
-    <w:p>
-      <w:pPr/>
-      <w:r>
-        <w:rPr>
-          <w:lang w:val="fr_FR" w:bidi="fr_FR"/>
-        </w:rPr>
-      </w:r>
-      <w:r>
-        <w:rPr>
-          <w:b/>
-          <w:lang w:val="fr_FR" w:bidi="fr_FR"/>
-        </w:rPr>
         <w:t>« la chair »</w:t>
       </w:r>
     </w:p>
@@ -16273,21 +14070,6 @@
           <w:b/>
           <w:lang w:val="fr_FR" w:bidi="fr_FR"/>
         </w:rPr>
-        <w:t>τῷ δὲ δυναμένῳ φυλάξαι</w:t>
-      </w:r>
-    </w:p>
-    <w:p>
-      <w:pPr/>
-      <w:r>
-        <w:rPr>
-          <w:lang w:val="fr_FR" w:bidi="fr_FR"/>
-        </w:rPr>
-      </w:r>
-      <w:r>
-        <w:rPr>
-          <w:b/>
-          <w:lang w:val="fr_FR" w:bidi="fr_FR"/>
-        </w:rPr>
         <w:t>« Or, à celui qui peut vous préserver de toute chute »</w:t>
       </w:r>
     </w:p>
@@ -16384,21 +14166,6 @@
           <w:b/>
           <w:lang w:val="fr_FR" w:bidi="fr_FR"/>
         </w:rPr>
-        <w:t>φυλάξαι ὑμᾶς ἀπταίστους</w:t>
-      </w:r>
-    </w:p>
-    <w:p>
-      <w:pPr/>
-      <w:r>
-        <w:rPr>
-          <w:lang w:val="fr_FR" w:bidi="fr_FR"/>
-        </w:rPr>
-      </w:r>
-      <w:r>
-        <w:rPr>
-          <w:b/>
-          <w:lang w:val="fr_FR" w:bidi="fr_FR"/>
-        </w:rPr>
         <w:t>« pour préserver de toute chute »</w:t>
       </w:r>
     </w:p>
@@ -16495,21 +14262,6 @@
           <w:b/>
           <w:lang w:val="fr_FR" w:bidi="fr_FR"/>
         </w:rPr>
-        <w:t>τῆς δόξης αὐτοῦ</w:t>
-      </w:r>
-    </w:p>
-    <w:p>
-      <w:pPr/>
-      <w:r>
-        <w:rPr>
-          <w:lang w:val="fr_FR" w:bidi="fr_FR"/>
-        </w:rPr>
-      </w:r>
-      <w:r>
-        <w:rPr>
-          <w:b/>
-          <w:lang w:val="fr_FR" w:bidi="fr_FR"/>
-        </w:rPr>
         <w:t>« sa gloire »</w:t>
       </w:r>
     </w:p>
@@ -16669,21 +14421,6 @@
           <w:b/>
           <w:lang w:val="fr_FR" w:bidi="fr_FR"/>
         </w:rPr>
-        <w:t>μόνῳ Θεῷ Σωτῆρι ἡμῶν</w:t>
-      </w:r>
-    </w:p>
-    <w:p>
-      <w:pPr/>
-      <w:r>
-        <w:rPr>
-          <w:lang w:val="fr_FR" w:bidi="fr_FR"/>
-        </w:rPr>
-      </w:r>
-      <w:r>
-        <w:rPr>
-          <w:b/>
-          <w:lang w:val="fr_FR" w:bidi="fr_FR"/>
-        </w:rPr>
         <w:t>« à Dieu seul, notre Sauveur »</w:t>
       </w:r>
     </w:p>
@@ -16760,21 +14497,6 @@
           <w:b/>
           <w:lang w:val="fr_FR" w:bidi="fr_FR"/>
         </w:rPr>
-        <w:t>Σωτῆρι ἡμῶν</w:t>
-      </w:r>
-    </w:p>
-    <w:p>
-      <w:pPr/>
-      <w:r>
-        <w:rPr>
-          <w:lang w:val="fr_FR" w:bidi="fr_FR"/>
-        </w:rPr>
-      </w:r>
-      <w:r>
-        <w:rPr>
-          <w:b/>
-          <w:lang w:val="fr_FR" w:bidi="fr_FR"/>
-        </w:rPr>
         <w:t>« notre Sauveur »</w:t>
       </w:r>
     </w:p>
@@ -16871,21 +14593,6 @@
           <w:b/>
           <w:lang w:val="fr_FR" w:bidi="fr_FR"/>
         </w:rPr>
-        <w:t>τοῦ Κυρίου ἡμῶν,</w:t>
-      </w:r>
-    </w:p>
-    <w:p>
-      <w:pPr/>
-      <w:r>
-        <w:rPr>
-          <w:lang w:val="fr_FR" w:bidi="fr_FR"/>
-        </w:rPr>
-      </w:r>
-      <w:r>
-        <w:rPr>
-          <w:b/>
-          <w:lang w:val="fr_FR" w:bidi="fr_FR"/>
-        </w:rPr>
         <w:t>« notre Seigneur »</w:t>
       </w:r>
     </w:p>
@@ -16982,21 +14689,6 @@
           <w:b/>
           <w:lang w:val="fr_FR" w:bidi="fr_FR"/>
         </w:rPr>
-        <w:t>μόνῳ Θεῷ &amp; δόξα, μεγαλωσύνη, κράτος, καὶ ἐξουσία</w:t>
-      </w:r>
-    </w:p>
-    <w:p>
-      <w:pPr/>
-      <w:r>
-        <w:rPr>
-          <w:lang w:val="fr_FR" w:bidi="fr_FR"/>
-        </w:rPr>
-      </w:r>
-      <w:r>
-        <w:rPr>
-          <w:b/>
-          <w:lang w:val="fr_FR" w:bidi="fr_FR"/>
-        </w:rPr>
         <w:t>« à Dieu seul »</w:t>
       </w:r>
       <w:r>
@@ -17119,21 +14811,6 @@
           <w:b/>
           <w:lang w:val="fr_FR" w:bidi="fr_FR"/>
         </w:rPr>
-        <w:t>πρὸ παντὸς τοῦ αἰῶνος</w:t>
-      </w:r>
-    </w:p>
-    <w:p>
-      <w:pPr/>
-      <w:r>
-        <w:rPr>
-          <w:lang w:val="fr_FR" w:bidi="fr_FR"/>
-        </w:rPr>
-      </w:r>
-      <w:r>
-        <w:rPr>
-          <w:b/>
-          <w:lang w:val="fr_FR" w:bidi="fr_FR"/>
-        </w:rPr>
         <w:t>« avant tous les temps »</w:t>
       </w:r>
     </w:p>
@@ -17203,21 +14880,6 @@
         <w:rPr>
           <w:lang w:val="fr_FR" w:bidi="fr_FR"/>
         </w:rPr>
-      </w:r>
-    </w:p>
-    <w:p>
-      <w:pPr/>
-      <w:r>
-        <w:rPr>
-          <w:lang w:val="fr_FR" w:bidi="fr_FR"/>
-        </w:rPr>
-      </w:r>
-      <w:r>
-        <w:rPr>
-          <w:b/>
-          <w:lang w:val="fr_FR" w:bidi="fr_FR"/>
-        </w:rPr>
-        <w:t>εἰς πάντας τοὺς αἰῶνας</w:t>
       </w:r>
     </w:p>
     <w:p>

--- a/fra/docx/65.content.docx
+++ b/fra/docx/65.content.docx
@@ -19,7 +19,7 @@
         <w:rPr>
           <w:lang w:val="fr_FR" w:bidi="fr_FR"/>
         </w:rPr>
-        <w:t>Resource: Notes de traduction (unfoldingWord)</w:t>
+        <w:t>Resource: unfoldingWord® Translation Notes</w:t>
       </w:r>
       <w:r>
         <w:rPr>
@@ -90,7 +90,7 @@
         <w:rPr>
           <w:lang w:val="fr_FR" w:bidi="fr_FR"/>
         </w:rPr>
-        <w:t>Notes de traduction (unfoldingWord)</w:t>
+        <w:t>unfoldingWord® Translation Notes</w:t>
       </w:r>
     </w:p>
     <w:p>

--- a/fra/docx/65.content.docx
+++ b/fra/docx/65.content.docx
@@ -210,6 +210,21 @@
           <w:b/>
           <w:lang w:val="fr_FR" w:bidi="fr_FR"/>
         </w:rPr>
+        <w:t>Ἰούδας</w:t>
+      </w:r>
+    </w:p>
+    <w:p>
+      <w:pPr/>
+      <w:r>
+        <w:rPr>
+          <w:lang w:val="fr_FR" w:bidi="fr_FR"/>
+        </w:rPr>
+      </w:r>
+      <w:r>
+        <w:rPr>
+          <w:b/>
+          <w:lang w:val="fr_FR" w:bidi="fr_FR"/>
+        </w:rPr>
         <w:t>« Jude »</w:t>
       </w:r>
     </w:p>
@@ -293,6 +308,21 @@
           <w:b/>
           <w:lang w:val="fr_FR" w:bidi="fr_FR"/>
         </w:rPr>
+        <w:t>Ἰούδας</w:t>
+      </w:r>
+    </w:p>
+    <w:p>
+      <w:pPr/>
+      <w:r>
+        <w:rPr>
+          <w:lang w:val="fr_FR" w:bidi="fr_FR"/>
+        </w:rPr>
+      </w:r>
+      <w:r>
+        <w:rPr>
+          <w:b/>
+          <w:lang w:val="fr_FR" w:bidi="fr_FR"/>
+        </w:rPr>
         <w:t>« Jude »</w:t>
       </w:r>
     </w:p>
@@ -383,6 +413,21 @@
           <w:b/>
           <w:lang w:val="fr_FR" w:bidi="fr_FR"/>
         </w:rPr>
+        <w:t>Ἰησοῦ Χριστοῦ δοῦλος, ἀδελφὸς δὲ Ἰακώβου</w:t>
+      </w:r>
+    </w:p>
+    <w:p>
+      <w:pPr/>
+      <w:r>
+        <w:rPr>
+          <w:lang w:val="fr_FR" w:bidi="fr_FR"/>
+        </w:rPr>
+      </w:r>
+      <w:r>
+        <w:rPr>
+          <w:b/>
+          <w:lang w:val="fr_FR" w:bidi="fr_FR"/>
+        </w:rPr>
         <w:t>« serviteur de Jésus-Christ, et frère de Jacques »</w:t>
       </w:r>
     </w:p>
@@ -492,6 +537,21 @@
           <w:b/>
           <w:lang w:val="fr_FR" w:bidi="fr_FR"/>
         </w:rPr>
+        <w:t>ἀδελφὸς &amp; Ἰακώβου</w:t>
+      </w:r>
+    </w:p>
+    <w:p>
+      <w:pPr/>
+      <w:r>
+        <w:rPr>
+          <w:lang w:val="fr_FR" w:bidi="fr_FR"/>
+        </w:rPr>
+      </w:r>
+      <w:r>
+        <w:rPr>
+          <w:b/>
+          <w:lang w:val="fr_FR" w:bidi="fr_FR"/>
+        </w:rPr>
         <w:t>« frère de Jacques »</w:t>
       </w:r>
     </w:p>
@@ -582,6 +642,21 @@
           <w:b/>
           <w:lang w:val="fr_FR" w:bidi="fr_FR"/>
         </w:rPr>
+        <w:t>τοῖς</w:t>
+      </w:r>
+    </w:p>
+    <w:p>
+      <w:pPr/>
+      <w:r>
+        <w:rPr>
+          <w:lang w:val="fr_FR" w:bidi="fr_FR"/>
+        </w:rPr>
+      </w:r>
+      <w:r>
+        <w:rPr>
+          <w:b/>
+          <w:lang w:val="fr_FR" w:bidi="fr_FR"/>
+        </w:rPr>
         <w:t>« à ceux qui ont été »</w:t>
       </w:r>
     </w:p>
@@ -665,6 +740,21 @@
           <w:b/>
           <w:lang w:val="fr_FR" w:bidi="fr_FR"/>
         </w:rPr>
+        <w:t>κλητοῖς</w:t>
+      </w:r>
+    </w:p>
+    <w:p>
+      <w:pPr/>
+      <w:r>
+        <w:rPr>
+          <w:lang w:val="fr_FR" w:bidi="fr_FR"/>
+        </w:rPr>
+      </w:r>
+      <w:r>
+        <w:rPr>
+          <w:b/>
+          <w:lang w:val="fr_FR" w:bidi="fr_FR"/>
+        </w:rPr>
         <w:t>« appelées »</w:t>
       </w:r>
     </w:p>
@@ -761,6 +851,21 @@
           <w:b/>
           <w:lang w:val="fr_FR" w:bidi="fr_FR"/>
         </w:rPr>
+        <w:t>ἐν Θεῷ Πατρὶ ἠγαπημένοις</w:t>
+      </w:r>
+    </w:p>
+    <w:p>
+      <w:pPr/>
+      <w:r>
+        <w:rPr>
+          <w:lang w:val="fr_FR" w:bidi="fr_FR"/>
+        </w:rPr>
+      </w:r>
+      <w:r>
+        <w:rPr>
+          <w:b/>
+          <w:lang w:val="fr_FR" w:bidi="fr_FR"/>
+        </w:rPr>
         <w:t xml:space="preserve">« </w:t>
       </w:r>
       <w:r>
@@ -858,6 +963,21 @@
           <w:b/>
           <w:lang w:val="fr_FR" w:bidi="fr_FR"/>
         </w:rPr>
+        <w:t>Θεῷ Πατρὶ</w:t>
+      </w:r>
+    </w:p>
+    <w:p>
+      <w:pPr/>
+      <w:r>
+        <w:rPr>
+          <w:lang w:val="fr_FR" w:bidi="fr_FR"/>
+        </w:rPr>
+      </w:r>
+      <w:r>
+        <w:rPr>
+          <w:b/>
+          <w:lang w:val="fr_FR" w:bidi="fr_FR"/>
+        </w:rPr>
         <w:t>« Dieu le Père »</w:t>
       </w:r>
     </w:p>
@@ -948,6 +1068,21 @@
           <w:b/>
           <w:lang w:val="fr_FR" w:bidi="fr_FR"/>
         </w:rPr>
+        <w:t>Ἰησοῦ Χριστῷ τετηρημένοις κλητοῖς</w:t>
+      </w:r>
+    </w:p>
+    <w:p>
+      <w:pPr/>
+      <w:r>
+        <w:rPr>
+          <w:lang w:val="fr_FR" w:bidi="fr_FR"/>
+        </w:rPr>
+      </w:r>
+      <w:r>
+        <w:rPr>
+          <w:b/>
+          <w:lang w:val="fr_FR" w:bidi="fr_FR"/>
+        </w:rPr>
         <w:t>« et gardés pour Jésus-Christ »</w:t>
       </w:r>
     </w:p>
@@ -1044,6 +1179,21 @@
           <w:b/>
           <w:lang w:val="fr_FR" w:bidi="fr_FR"/>
         </w:rPr>
+        <w:t>ἔλεος ὑμῖν, καὶ εἰρήνη, καὶ ἀγάπη πληθυνθείη.</w:t>
+      </w:r>
+    </w:p>
+    <w:p>
+      <w:pPr/>
+      <w:r>
+        <w:rPr>
+          <w:lang w:val="fr_FR" w:bidi="fr_FR"/>
+        </w:rPr>
+      </w:r>
+      <w:r>
+        <w:rPr>
+          <w:b/>
+          <w:lang w:val="fr_FR" w:bidi="fr_FR"/>
+        </w:rPr>
         <w:t>« que la miséricorde, la paix et la charité vous soient multipliées »</w:t>
       </w:r>
     </w:p>
@@ -1127,6 +1277,21 @@
           <w:b/>
           <w:lang w:val="fr_FR" w:bidi="fr_FR"/>
         </w:rPr>
+        <w:t>ἔλεος ὑμῖν, καὶ εἰρήνη, καὶ ἀγάπη πληθυνθείη</w:t>
+      </w:r>
+    </w:p>
+    <w:p>
+      <w:pPr/>
+      <w:r>
+        <w:rPr>
+          <w:lang w:val="fr_FR" w:bidi="fr_FR"/>
+        </w:rPr>
+      </w:r>
+      <w:r>
+        <w:rPr>
+          <w:b/>
+          <w:lang w:val="fr_FR" w:bidi="fr_FR"/>
+        </w:rPr>
         <w:t>« que la miséricorde, la paix et l'amour vous soient multipliés »</w:t>
       </w:r>
     </w:p>
@@ -1249,6 +1414,21 @@
           <w:b/>
           <w:lang w:val="fr_FR" w:bidi="fr_FR"/>
         </w:rPr>
+        <w:t>ἔλεος &amp; καὶ εἰρήνη, καὶ ἀγάπη πληθυνθείη.</w:t>
+      </w:r>
+    </w:p>
+    <w:p>
+      <w:pPr/>
+      <w:r>
+        <w:rPr>
+          <w:lang w:val="fr_FR" w:bidi="fr_FR"/>
+        </w:rPr>
+      </w:r>
+      <w:r>
+        <w:rPr>
+          <w:b/>
+          <w:lang w:val="fr_FR" w:bidi="fr_FR"/>
+        </w:rPr>
         <w:t>« que la miséricorde, la paix et l'amour vous soient multipliés »</w:t>
       </w:r>
     </w:p>
@@ -1345,6 +1525,21 @@
           <w:b/>
           <w:lang w:val="fr_FR" w:bidi="fr_FR"/>
         </w:rPr>
+        <w:t>ὑμῖν</w:t>
+      </w:r>
+    </w:p>
+    <w:p>
+      <w:pPr/>
+      <w:r>
+        <w:rPr>
+          <w:lang w:val="fr_FR" w:bidi="fr_FR"/>
+        </w:rPr>
+      </w:r>
+      <w:r>
+        <w:rPr>
+          <w:b/>
+          <w:lang w:val="fr_FR" w:bidi="fr_FR"/>
+        </w:rPr>
         <w:t>« vous »</w:t>
       </w:r>
     </w:p>
@@ -1441,6 +1636,21 @@
           <w:b/>
           <w:lang w:val="fr_FR" w:bidi="fr_FR"/>
         </w:rPr>
+        <w:t>ἀγαπητοί</w:t>
+      </w:r>
+    </w:p>
+    <w:p>
+      <w:pPr/>
+      <w:r>
+        <w:rPr>
+          <w:lang w:val="fr_FR" w:bidi="fr_FR"/>
+        </w:rPr>
+      </w:r>
+      <w:r>
+        <w:rPr>
+          <w:b/>
+          <w:lang w:val="fr_FR" w:bidi="fr_FR"/>
+        </w:rPr>
         <w:t>« Bien-aimés »</w:t>
       </w:r>
     </w:p>
@@ -1531,6 +1741,21 @@
           <w:b/>
           <w:lang w:val="fr_FR" w:bidi="fr_FR"/>
         </w:rPr>
+        <w:t>πᾶσαν σπουδὴν ποιούμενος γράφειν ὑμῖν</w:t>
+      </w:r>
+    </w:p>
+    <w:p>
+      <w:pPr/>
+      <w:r>
+        <w:rPr>
+          <w:lang w:val="fr_FR" w:bidi="fr_FR"/>
+        </w:rPr>
+      </w:r>
+      <w:r>
+        <w:rPr>
+          <w:b/>
+          <w:lang w:val="fr_FR" w:bidi="fr_FR"/>
+        </w:rPr>
         <w:t>« désirais vivement vous écrire au sujet de notre salut commun »</w:t>
       </w:r>
     </w:p>
@@ -1594,6 +1819,21 @@
           <w:b/>
           <w:lang w:val="fr_FR" w:bidi="fr_FR"/>
         </w:rPr>
+        <w:t>περὶ τῆς κοινῆς ἡμῶν σωτηρίας</w:t>
+      </w:r>
+    </w:p>
+    <w:p>
+      <w:pPr/>
+      <w:r>
+        <w:rPr>
+          <w:lang w:val="fr_FR" w:bidi="fr_FR"/>
+        </w:rPr>
+      </w:r>
+      <w:r>
+        <w:rPr>
+          <w:b/>
+          <w:lang w:val="fr_FR" w:bidi="fr_FR"/>
+        </w:rPr>
         <w:t>« au sujet de notre salut commun »</w:t>
       </w:r>
     </w:p>
@@ -1657,6 +1897,21 @@
           <w:b/>
           <w:lang w:val="fr_FR" w:bidi="fr_FR"/>
         </w:rPr>
+        <w:t>περὶ τῆς κοινῆς ἡμῶν σωτηρίας</w:t>
+      </w:r>
+    </w:p>
+    <w:p>
+      <w:pPr/>
+      <w:r>
+        <w:rPr>
+          <w:lang w:val="fr_FR" w:bidi="fr_FR"/>
+        </w:rPr>
+      </w:r>
+      <w:r>
+        <w:rPr>
+          <w:b/>
+          <w:lang w:val="fr_FR" w:bidi="fr_FR"/>
+        </w:rPr>
         <w:t>« au sujet de notre salut commun »</w:t>
       </w:r>
     </w:p>
@@ -1753,6 +2008,21 @@
           <w:b/>
           <w:lang w:val="fr_FR" w:bidi="fr_FR"/>
         </w:rPr>
+        <w:t>ἡμῶν</w:t>
+      </w:r>
+    </w:p>
+    <w:p>
+      <w:pPr/>
+      <w:r>
+        <w:rPr>
+          <w:lang w:val="fr_FR" w:bidi="fr_FR"/>
+        </w:rPr>
+      </w:r>
+      <w:r>
+        <w:rPr>
+          <w:b/>
+          <w:lang w:val="fr_FR" w:bidi="fr_FR"/>
+        </w:rPr>
         <w:t>« notre »</w:t>
       </w:r>
     </w:p>
@@ -1849,6 +2119,21 @@
           <w:b/>
           <w:lang w:val="fr_FR" w:bidi="fr_FR"/>
         </w:rPr>
+        <w:t>ἀνάγκην ἔσχον γράψαι</w:t>
+      </w:r>
+    </w:p>
+    <w:p>
+      <w:pPr/>
+      <w:r>
+        <w:rPr>
+          <w:lang w:val="fr_FR" w:bidi="fr_FR"/>
+        </w:rPr>
+      </w:r>
+      <w:r>
+        <w:rPr>
+          <w:b/>
+          <w:lang w:val="fr_FR" w:bidi="fr_FR"/>
+        </w:rPr>
         <w:t>« je me suis senti obligé de le faire »</w:t>
       </w:r>
     </w:p>
@@ -1945,6 +2230,21 @@
           <w:b/>
           <w:lang w:val="fr_FR" w:bidi="fr_FR"/>
         </w:rPr>
+        <w:t>παρακαλῶν ἐπαγωνίζεσθαι τῇ &amp; πίστει</w:t>
+      </w:r>
+    </w:p>
+    <w:p>
+      <w:pPr/>
+      <w:r>
+        <w:rPr>
+          <w:lang w:val="fr_FR" w:bidi="fr_FR"/>
+        </w:rPr>
+      </w:r>
+      <w:r>
+        <w:rPr>
+          <w:b/>
+          <w:lang w:val="fr_FR" w:bidi="fr_FR"/>
+        </w:rPr>
         <w:t>« Exhorter à combattre pour la foi »</w:t>
       </w:r>
     </w:p>
@@ -2040,6 +2340,21 @@
           <w:b/>
           <w:lang w:val="fr_FR" w:bidi="fr_FR"/>
         </w:rPr>
+        <w:t>παρακαλῶν ἐπαγωνίζεσθαι τῇ &amp; πίστει</w:t>
+      </w:r>
+    </w:p>
+    <w:p>
+      <w:pPr/>
+      <w:r>
+        <w:rPr>
+          <w:lang w:val="fr_FR" w:bidi="fr_FR"/>
+        </w:rPr>
+      </w:r>
+      <w:r>
+        <w:rPr>
+          <w:b/>
+          <w:lang w:val="fr_FR" w:bidi="fr_FR"/>
+        </w:rPr>
         <w:t>« vous exhorter à combattre pour la foi »</w:t>
       </w:r>
     </w:p>
@@ -2123,6 +2438,21 @@
           <w:b/>
           <w:lang w:val="fr_FR" w:bidi="fr_FR"/>
         </w:rPr>
+        <w:t>τῇ ἅπαξ παραδοθείσῃ τοῖς ἁγίοις πίστει</w:t>
+      </w:r>
+    </w:p>
+    <w:p>
+      <w:pPr/>
+      <w:r>
+        <w:rPr>
+          <w:lang w:val="fr_FR" w:bidi="fr_FR"/>
+        </w:rPr>
+      </w:r>
+      <w:r>
+        <w:rPr>
+          <w:b/>
+          <w:lang w:val="fr_FR" w:bidi="fr_FR"/>
+        </w:rPr>
         <w:t>« pour la foi qui a été transmise aux saints »</w:t>
       </w:r>
     </w:p>
@@ -2219,6 +2549,21 @@
           <w:b/>
           <w:lang w:val="fr_FR" w:bidi="fr_FR"/>
         </w:rPr>
+        <w:t>ἅπαξ</w:t>
+      </w:r>
+    </w:p>
+    <w:p>
+      <w:pPr/>
+      <w:r>
+        <w:rPr>
+          <w:lang w:val="fr_FR" w:bidi="fr_FR"/>
+        </w:rPr>
+      </w:r>
+      <w:r>
+        <w:rPr>
+          <w:b/>
+          <w:lang w:val="fr_FR" w:bidi="fr_FR"/>
+        </w:rPr>
         <w:t>« une fois pour toutes »</w:t>
       </w:r>
     </w:p>
@@ -2308,6 +2653,21 @@
           <w:b/>
           <w:lang w:val="fr_FR" w:bidi="fr_FR"/>
         </w:rPr>
+        <w:t>γάρ</w:t>
+      </w:r>
+    </w:p>
+    <w:p>
+      <w:pPr/>
+      <w:r>
+        <w:rPr>
+          <w:lang w:val="fr_FR" w:bidi="fr_FR"/>
+        </w:rPr>
+      </w:r>
+      <w:r>
+        <w:rPr>
+          <w:b/>
+          <w:lang w:val="fr_FR" w:bidi="fr_FR"/>
+        </w:rPr>
         <w:t>« Car »</w:t>
       </w:r>
     </w:p>
@@ -2404,6 +2764,21 @@
           <w:b/>
           <w:lang w:val="fr_FR" w:bidi="fr_FR"/>
         </w:rPr>
+        <w:t>παρεισέδυσαν γάρ τινες ἄνθρωποι</w:t>
+      </w:r>
+    </w:p>
+    <w:p>
+      <w:pPr/>
+      <w:r>
+        <w:rPr>
+          <w:lang w:val="fr_FR" w:bidi="fr_FR"/>
+        </w:rPr>
+      </w:r>
+      <w:r>
+        <w:rPr>
+          <w:b/>
+          <w:lang w:val="fr_FR" w:bidi="fr_FR"/>
+        </w:rPr>
         <w:t>« Car il s’est glissé parmi vous certains hommes »</w:t>
       </w:r>
     </w:p>
@@ -2453,6 +2828,21 @@
         <w:rPr>
           <w:lang w:val="fr_FR" w:bidi="fr_FR"/>
         </w:rPr>
+      </w:r>
+    </w:p>
+    <w:p>
+      <w:pPr/>
+      <w:r>
+        <w:rPr>
+          <w:lang w:val="fr_FR" w:bidi="fr_FR"/>
+        </w:rPr>
+      </w:r>
+      <w:r>
+        <w:rPr>
+          <w:b/>
+          <w:lang w:val="fr_FR" w:bidi="fr_FR"/>
+        </w:rPr>
+        <w:t>παρεισέδυσαν γάρ τινες ἄνθρωποι</w:t>
       </w:r>
     </w:p>
     <w:p>
@@ -2568,6 +2958,21 @@
           <w:b/>
           <w:lang w:val="fr_FR" w:bidi="fr_FR"/>
         </w:rPr>
+        <w:t>οἱ πάλαι προγεγραμμένοι εἰς τοῦτο τὸ κρίμα</w:t>
+      </w:r>
+    </w:p>
+    <w:p>
+      <w:pPr/>
+      <w:r>
+        <w:rPr>
+          <w:lang w:val="fr_FR" w:bidi="fr_FR"/>
+        </w:rPr>
+      </w:r>
+      <w:r>
+        <w:rPr>
+          <w:b/>
+          <w:lang w:val="fr_FR" w:bidi="fr_FR"/>
+        </w:rPr>
         <w:t>« dont la condamnation est écrite depuis longtemps »</w:t>
       </w:r>
     </w:p>
@@ -2664,6 +3069,21 @@
           <w:b/>
           <w:lang w:val="fr_FR" w:bidi="fr_FR"/>
         </w:rPr>
+        <w:t>εἰς τοῦτο τὸ κρίμα</w:t>
+      </w:r>
+    </w:p>
+    <w:p>
+      <w:pPr/>
+      <w:r>
+        <w:rPr>
+          <w:lang w:val="fr_FR" w:bidi="fr_FR"/>
+        </w:rPr>
+      </w:r>
+      <w:r>
+        <w:rPr>
+          <w:b/>
+          <w:lang w:val="fr_FR" w:bidi="fr_FR"/>
+        </w:rPr>
         <w:t>« dont la condamnation »</w:t>
       </w:r>
     </w:p>
@@ -2760,6 +3180,21 @@
           <w:b/>
           <w:lang w:val="fr_FR" w:bidi="fr_FR"/>
         </w:rPr>
+        <w:t>ἀσεβεῖς</w:t>
+      </w:r>
+    </w:p>
+    <w:p>
+      <w:pPr/>
+      <w:r>
+        <w:rPr>
+          <w:lang w:val="fr_FR" w:bidi="fr_FR"/>
+        </w:rPr>
+      </w:r>
+      <w:r>
+        <w:rPr>
+          <w:b/>
+          <w:lang w:val="fr_FR" w:bidi="fr_FR"/>
+        </w:rPr>
         <w:t>« impies »</w:t>
       </w:r>
     </w:p>
@@ -2856,6 +3291,21 @@
           <w:b/>
           <w:lang w:val="fr_FR" w:bidi="fr_FR"/>
         </w:rPr>
+        <w:t>τὴν τοῦ Θεοῦ ἡμῶν χάριτα μετατιθέντες εἰς ἀσέλγειαν</w:t>
+      </w:r>
+    </w:p>
+    <w:p>
+      <w:pPr/>
+      <w:r>
+        <w:rPr>
+          <w:lang w:val="fr_FR" w:bidi="fr_FR"/>
+        </w:rPr>
+      </w:r>
+      <w:r>
+        <w:rPr>
+          <w:b/>
+          <w:lang w:val="fr_FR" w:bidi="fr_FR"/>
+        </w:rPr>
         <w:t>« qui changent la grâce de notre Dieu en dissolution »</w:t>
       </w:r>
     </w:p>
@@ -2952,6 +3402,21 @@
           <w:b/>
           <w:lang w:val="fr_FR" w:bidi="fr_FR"/>
         </w:rPr>
+        <w:t>ἡμῶν &amp; ἡμῶν</w:t>
+      </w:r>
+    </w:p>
+    <w:p>
+      <w:pPr/>
+      <w:r>
+        <w:rPr>
+          <w:lang w:val="fr_FR" w:bidi="fr_FR"/>
+        </w:rPr>
+      </w:r>
+      <w:r>
+        <w:rPr>
+          <w:b/>
+          <w:lang w:val="fr_FR" w:bidi="fr_FR"/>
+        </w:rPr>
         <w:t>« notre »</w:t>
       </w:r>
       <w:r>
@@ -3061,6 +3526,21 @@
           <w:b/>
           <w:lang w:val="fr_FR" w:bidi="fr_FR"/>
         </w:rPr>
+        <w:t>τὴν τοῦ Θεοῦ ἡμῶν χάριτα</w:t>
+      </w:r>
+    </w:p>
+    <w:p>
+      <w:pPr/>
+      <w:r>
+        <w:rPr>
+          <w:lang w:val="fr_FR" w:bidi="fr_FR"/>
+        </w:rPr>
+      </w:r>
+      <w:r>
+        <w:rPr>
+          <w:b/>
+          <w:lang w:val="fr_FR" w:bidi="fr_FR"/>
+        </w:rPr>
         <w:t>« la grâce de notre Dieu »</w:t>
       </w:r>
     </w:p>
@@ -3157,6 +3637,21 @@
           <w:b/>
           <w:lang w:val="fr_FR" w:bidi="fr_FR"/>
         </w:rPr>
+        <w:t>εἰς ἀσέλγειαν</w:t>
+      </w:r>
+    </w:p>
+    <w:p>
+      <w:pPr/>
+      <w:r>
+        <w:rPr>
+          <w:lang w:val="fr_FR" w:bidi="fr_FR"/>
+        </w:rPr>
+      </w:r>
+      <w:r>
+        <w:rPr>
+          <w:b/>
+          <w:lang w:val="fr_FR" w:bidi="fr_FR"/>
+        </w:rPr>
         <w:t>« en dissolution »</w:t>
       </w:r>
     </w:p>
@@ -3253,6 +3748,21 @@
           <w:b/>
           <w:lang w:val="fr_FR" w:bidi="fr_FR"/>
         </w:rPr>
+        <w:t>τὸν μόνον Δεσπότην καὶ Κύριον ἡμῶν, Ἰησοῦν Χριστὸν, ἀρνούμενοι</w:t>
+      </w:r>
+    </w:p>
+    <w:p>
+      <w:pPr/>
+      <w:r>
+        <w:rPr>
+          <w:lang w:val="fr_FR" w:bidi="fr_FR"/>
+        </w:rPr>
+      </w:r>
+      <w:r>
+        <w:rPr>
+          <w:b/>
+          <w:lang w:val="fr_FR" w:bidi="fr_FR"/>
+        </w:rPr>
         <w:t>« et qui renient notre seul maître et Seigneur Jésus-Christ »</w:t>
       </w:r>
     </w:p>
@@ -3316,6 +3826,21 @@
           <w:b/>
           <w:lang w:val="fr_FR" w:bidi="fr_FR"/>
         </w:rPr>
+        <w:t>τὸν μόνον Δεσπότην καὶ Κύριον ἡμῶν</w:t>
+      </w:r>
+    </w:p>
+    <w:p>
+      <w:pPr/>
+      <w:r>
+        <w:rPr>
+          <w:lang w:val="fr_FR" w:bidi="fr_FR"/>
+        </w:rPr>
+      </w:r>
+      <w:r>
+        <w:rPr>
+          <w:b/>
+          <w:lang w:val="fr_FR" w:bidi="fr_FR"/>
+        </w:rPr>
         <w:t>« notre seul Maître et Seigneur »</w:t>
       </w:r>
     </w:p>
@@ -3451,6 +3976,21 @@
           <w:b/>
           <w:lang w:val="fr_FR" w:bidi="fr_FR"/>
         </w:rPr>
+        <w:t>ὑπομνῆσαι &amp; ὑμᾶς βούλομαι, εἰδότας ὑμᾶς ἅπαξ πάντα</w:t>
+      </w:r>
+    </w:p>
+    <w:p>
+      <w:pPr/>
+      <w:r>
+        <w:rPr>
+          <w:lang w:val="fr_FR" w:bidi="fr_FR"/>
+        </w:rPr>
+      </w:r>
+      <w:r>
+        <w:rPr>
+          <w:b/>
+          <w:lang w:val="fr_FR" w:bidi="fr_FR"/>
+        </w:rPr>
         <w:t>« Je veux vous rappeler, à vous qui savez fort bien toutes ces choses »</w:t>
       </w:r>
     </w:p>
@@ -3534,6 +4074,21 @@
           <w:b/>
           <w:lang w:val="fr_FR" w:bidi="fr_FR"/>
         </w:rPr>
+        <w:t>πάντα</w:t>
+      </w:r>
+    </w:p>
+    <w:p>
+      <w:pPr/>
+      <w:r>
+        <w:rPr>
+          <w:lang w:val="fr_FR" w:bidi="fr_FR"/>
+        </w:rPr>
+      </w:r>
+      <w:r>
+        <w:rPr>
+          <w:b/>
+          <w:lang w:val="fr_FR" w:bidi="fr_FR"/>
+        </w:rPr>
         <w:t>« toutes ces choses »</w:t>
       </w:r>
     </w:p>
@@ -3630,6 +4185,21 @@
           <w:b/>
           <w:lang w:val="fr_FR" w:bidi="fr_FR"/>
         </w:rPr>
+        <w:t>ὅτι Ἰησοῦς</w:t>
+      </w:r>
+    </w:p>
+    <w:p>
+      <w:pPr/>
+      <w:r>
+        <w:rPr>
+          <w:lang w:val="fr_FR" w:bidi="fr_FR"/>
+        </w:rPr>
+      </w:r>
+      <w:r>
+        <w:rPr>
+          <w:b/>
+          <w:lang w:val="fr_FR" w:bidi="fr_FR"/>
+        </w:rPr>
         <w:t>« que le Seigneur »</w:t>
       </w:r>
     </w:p>
@@ -3713,6 +4283,21 @@
           <w:b/>
           <w:lang w:val="fr_FR" w:bidi="fr_FR"/>
         </w:rPr>
+        <w:t>λαὸν ἐκ γῆς Αἰγύπτου σώσας</w:t>
+      </w:r>
+    </w:p>
+    <w:p>
+      <w:pPr/>
+      <w:r>
+        <w:rPr>
+          <w:lang w:val="fr_FR" w:bidi="fr_FR"/>
+        </w:rPr>
+      </w:r>
+      <w:r>
+        <w:rPr>
+          <w:b/>
+          <w:lang w:val="fr_FR" w:bidi="fr_FR"/>
+        </w:rPr>
         <w:t>« après avoir sauvé le peuple et l’avoir tiré du pays d’Égypte »</w:t>
       </w:r>
     </w:p>
@@ -3776,6 +4361,21 @@
           <w:b/>
           <w:lang w:val="fr_FR" w:bidi="fr_FR"/>
         </w:rPr>
+        <w:t>λαὸν ἐκ γῆς Αἰγύπτου σώσας</w:t>
+      </w:r>
+    </w:p>
+    <w:p>
+      <w:pPr/>
+      <w:r>
+        <w:rPr>
+          <w:lang w:val="fr_FR" w:bidi="fr_FR"/>
+        </w:rPr>
+      </w:r>
+      <w:r>
+        <w:rPr>
+          <w:b/>
+          <w:lang w:val="fr_FR" w:bidi="fr_FR"/>
+        </w:rPr>
         <w:t>« après avoir sauvé le peuple et l’avoir tiré du pays d’Égypte »</w:t>
       </w:r>
     </w:p>
@@ -3872,6 +4472,21 @@
           <w:b/>
           <w:lang w:val="fr_FR" w:bidi="fr_FR"/>
         </w:rPr>
+        <w:t>τοὺς μὴ τηρήσαντας τὴν ἑαυτῶν ἀρχὴν</w:t>
+      </w:r>
+    </w:p>
+    <w:p>
+      <w:pPr/>
+      <w:r>
+        <w:rPr>
+          <w:lang w:val="fr_FR" w:bidi="fr_FR"/>
+        </w:rPr>
+      </w:r>
+      <w:r>
+        <w:rPr>
+          <w:b/>
+          <w:lang w:val="fr_FR" w:bidi="fr_FR"/>
+        </w:rPr>
         <w:t>« qui n'ont pas gardé leur dignité »</w:t>
       </w:r>
     </w:p>
@@ -3968,6 +4583,21 @@
           <w:b/>
           <w:lang w:val="fr_FR" w:bidi="fr_FR"/>
         </w:rPr>
+        <w:t>τὴν ἑαυτῶν ἀρχὴν</w:t>
+      </w:r>
+    </w:p>
+    <w:p>
+      <w:pPr/>
+      <w:r>
+        <w:rPr>
+          <w:lang w:val="fr_FR" w:bidi="fr_FR"/>
+        </w:rPr>
+      </w:r>
+      <w:r>
+        <w:rPr>
+          <w:b/>
+          <w:lang w:val="fr_FR" w:bidi="fr_FR"/>
+        </w:rPr>
         <w:t>« leur propre demeure »</w:t>
       </w:r>
     </w:p>
@@ -4044,6 +4674,21 @@
           <w:b/>
           <w:lang w:val="fr_FR" w:bidi="fr_FR"/>
         </w:rPr>
+        <w:t>δεσμοῖς ἀϊδίοις ὑπὸ ζόφον τετήρηκεν</w:t>
+      </w:r>
+    </w:p>
+    <w:p>
+      <w:pPr/>
+      <w:r>
+        <w:rPr>
+          <w:lang w:val="fr_FR" w:bidi="fr_FR"/>
+        </w:rPr>
+      </w:r>
+      <w:r>
+        <w:rPr>
+          <w:b/>
+          <w:lang w:val="fr_FR" w:bidi="fr_FR"/>
+        </w:rPr>
         <w:t>« il a réservé pour le jugement du grand jour, enchaînés éternellement par les ténèbres »</w:t>
       </w:r>
     </w:p>
@@ -4140,6 +4785,21 @@
           <w:b/>
           <w:lang w:val="fr_FR" w:bidi="fr_FR"/>
         </w:rPr>
+        <w:t>δεσμοῖς ἀϊδίοις &amp; τετήρηκεν</w:t>
+      </w:r>
+    </w:p>
+    <w:p>
+      <w:pPr/>
+      <w:r>
+        <w:rPr>
+          <w:lang w:val="fr_FR" w:bidi="fr_FR"/>
+        </w:rPr>
+      </w:r>
+      <w:r>
+        <w:rPr>
+          <w:b/>
+          <w:lang w:val="fr_FR" w:bidi="fr_FR"/>
+        </w:rPr>
         <w:t>« enchaînés éternellement »</w:t>
       </w:r>
     </w:p>
@@ -4216,6 +4876,21 @@
           <w:b/>
           <w:lang w:val="fr_FR" w:bidi="fr_FR"/>
         </w:rPr>
+        <w:t>ὑπὸ ζόφον</w:t>
+      </w:r>
+    </w:p>
+    <w:p>
+      <w:pPr/>
+      <w:r>
+        <w:rPr>
+          <w:lang w:val="fr_FR" w:bidi="fr_FR"/>
+        </w:rPr>
+      </w:r>
+      <w:r>
+        <w:rPr>
+          <w:b/>
+          <w:lang w:val="fr_FR" w:bidi="fr_FR"/>
+        </w:rPr>
         <w:t>« par les ténèbres »</w:t>
       </w:r>
     </w:p>
@@ -4312,6 +4987,21 @@
           <w:b/>
           <w:lang w:val="fr_FR" w:bidi="fr_FR"/>
         </w:rPr>
+        <w:t>εἰς κρίσιν μεγάλης ἡμέρας</w:t>
+      </w:r>
+    </w:p>
+    <w:p>
+      <w:pPr/>
+      <w:r>
+        <w:rPr>
+          <w:lang w:val="fr_FR" w:bidi="fr_FR"/>
+        </w:rPr>
+      </w:r>
+      <w:r>
+        <w:rPr>
+          <w:b/>
+          <w:lang w:val="fr_FR" w:bidi="fr_FR"/>
+        </w:rPr>
         <w:t>« pour le jugement du grand jour »</w:t>
       </w:r>
     </w:p>
@@ -4395,6 +5085,21 @@
           <w:b/>
           <w:lang w:val="fr_FR" w:bidi="fr_FR"/>
         </w:rPr>
+        <w:t>εἰς κρίσιν μεγάλης ἡμέρας</w:t>
+      </w:r>
+    </w:p>
+    <w:p>
+      <w:pPr/>
+      <w:r>
+        <w:rPr>
+          <w:lang w:val="fr_FR" w:bidi="fr_FR"/>
+        </w:rPr>
+      </w:r>
+      <w:r>
+        <w:rPr>
+          <w:b/>
+          <w:lang w:val="fr_FR" w:bidi="fr_FR"/>
+        </w:rPr>
         <w:t>« pour le jugement du grand jour »</w:t>
       </w:r>
     </w:p>
@@ -4491,6 +5196,21 @@
           <w:b/>
           <w:lang w:val="fr_FR" w:bidi="fr_FR"/>
         </w:rPr>
+        <w:t>μεγάλης ἡμέρας</w:t>
+      </w:r>
+    </w:p>
+    <w:p>
+      <w:pPr/>
+      <w:r>
+        <w:rPr>
+          <w:lang w:val="fr_FR" w:bidi="fr_FR"/>
+        </w:rPr>
+      </w:r>
+      <w:r>
+        <w:rPr>
+          <w:b/>
+          <w:lang w:val="fr_FR" w:bidi="fr_FR"/>
+        </w:rPr>
         <w:t>« du grand jour »</w:t>
       </w:r>
     </w:p>
@@ -4599,6 +5319,21 @@
           <w:b/>
           <w:lang w:val="fr_FR" w:bidi="fr_FR"/>
         </w:rPr>
+        <w:t>Σόδομα καὶ Γόμορρα, καὶ αἱ περὶ αὐτὰς πόλεις</w:t>
+      </w:r>
+    </w:p>
+    <w:p>
+      <w:pPr/>
+      <w:r>
+        <w:rPr>
+          <w:lang w:val="fr_FR" w:bidi="fr_FR"/>
+        </w:rPr>
+      </w:r>
+      <w:r>
+        <w:rPr>
+          <w:b/>
+          <w:lang w:val="fr_FR" w:bidi="fr_FR"/>
+        </w:rPr>
         <w:t>« Sodome et Gomorrhe et les villes voisines »</w:t>
       </w:r>
     </w:p>
@@ -4721,6 +5456,21 @@
           <w:b/>
           <w:lang w:val="fr_FR" w:bidi="fr_FR"/>
         </w:rPr>
+        <w:t>τὸν ὅμοιον τρόπον τούτοις</w:t>
+      </w:r>
+    </w:p>
+    <w:p>
+      <w:pPr/>
+      <w:r>
+        <w:rPr>
+          <w:lang w:val="fr_FR" w:bidi="fr_FR"/>
+        </w:rPr>
+      </w:r>
+      <w:r>
+        <w:rPr>
+          <w:b/>
+          <w:lang w:val="fr_FR" w:bidi="fr_FR"/>
+        </w:rPr>
         <w:t>« comme eux »</w:t>
       </w:r>
     </w:p>
@@ -4817,6 +5567,21 @@
           <w:b/>
           <w:lang w:val="fr_FR" w:bidi="fr_FR"/>
         </w:rPr>
+        <w:t>ἐκπορνεύσασαι</w:t>
+      </w:r>
+    </w:p>
+    <w:p>
+      <w:pPr/>
+      <w:r>
+        <w:rPr>
+          <w:lang w:val="fr_FR" w:bidi="fr_FR"/>
+        </w:rPr>
+      </w:r>
+      <w:r>
+        <w:rPr>
+          <w:b/>
+          <w:lang w:val="fr_FR" w:bidi="fr_FR"/>
+        </w:rPr>
         <w:t>«qui se livrèrent comme eux à l’impudicité »</w:t>
       </w:r>
     </w:p>
@@ -4913,6 +5678,21 @@
           <w:b/>
           <w:lang w:val="fr_FR" w:bidi="fr_FR"/>
         </w:rPr>
+        <w:t>καὶ ἀπελθοῦσαι ὀπίσω σαρκὸς ἑτέρας</w:t>
+      </w:r>
+    </w:p>
+    <w:p>
+      <w:pPr/>
+      <w:r>
+        <w:rPr>
+          <w:lang w:val="fr_FR" w:bidi="fr_FR"/>
+        </w:rPr>
+      </w:r>
+      <w:r>
+        <w:rPr>
+          <w:b/>
+          <w:lang w:val="fr_FR" w:bidi="fr_FR"/>
+        </w:rPr>
         <w:t>« et à des vices contre nature »</w:t>
       </w:r>
     </w:p>
@@ -5002,6 +5782,21 @@
           <w:b/>
           <w:lang w:val="fr_FR" w:bidi="fr_FR"/>
         </w:rPr>
+        <w:t>σαρκὸς ἑτέρας</w:t>
+      </w:r>
+    </w:p>
+    <w:p>
+      <w:pPr/>
+      <w:r>
+        <w:rPr>
+          <w:lang w:val="fr_FR" w:bidi="fr_FR"/>
+        </w:rPr>
+      </w:r>
+      <w:r>
+        <w:rPr>
+          <w:b/>
+          <w:lang w:val="fr_FR" w:bidi="fr_FR"/>
+        </w:rPr>
         <w:t>« des vices contre nature »</w:t>
       </w:r>
     </w:p>
@@ -5084,6 +5879,21 @@
           <w:b/>
           <w:lang w:val="fr_FR" w:bidi="fr_FR"/>
         </w:rPr>
+        <w:t>πρόκεινται δεῖγμα</w:t>
+      </w:r>
+    </w:p>
+    <w:p>
+      <w:pPr/>
+      <w:r>
+        <w:rPr>
+          <w:lang w:val="fr_FR" w:bidi="fr_FR"/>
+        </w:rPr>
+      </w:r>
+      <w:r>
+        <w:rPr>
+          <w:b/>
+          <w:lang w:val="fr_FR" w:bidi="fr_FR"/>
+        </w:rPr>
         <w:t>« sont données en exemple »</w:t>
       </w:r>
     </w:p>
@@ -5180,6 +5990,21 @@
           <w:b/>
           <w:lang w:val="fr_FR" w:bidi="fr_FR"/>
         </w:rPr>
+        <w:t>πυρὸς αἰωνίου δίκην ὑπέχουσαι</w:t>
+      </w:r>
+    </w:p>
+    <w:p>
+      <w:pPr/>
+      <w:r>
+        <w:rPr>
+          <w:lang w:val="fr_FR" w:bidi="fr_FR"/>
+        </w:rPr>
+      </w:r>
+      <w:r>
+        <w:rPr>
+          <w:b/>
+          <w:lang w:val="fr_FR" w:bidi="fr_FR"/>
+        </w:rPr>
         <w:t>« subissant la peine d’un feu éternel »</w:t>
       </w:r>
     </w:p>
@@ -5262,6 +6087,21 @@
         <w:rPr>
           <w:lang w:val="fr_FR" w:bidi="fr_FR"/>
         </w:rPr>
+      </w:r>
+    </w:p>
+    <w:p>
+      <w:pPr/>
+      <w:r>
+        <w:rPr>
+          <w:lang w:val="fr_FR" w:bidi="fr_FR"/>
+        </w:rPr>
+      </w:r>
+      <w:r>
+        <w:rPr>
+          <w:b/>
+          <w:lang w:val="fr_FR" w:bidi="fr_FR"/>
+        </w:rPr>
+        <w:t>ὁμοίως</w:t>
       </w:r>
     </w:p>
     <w:p>
@@ -5390,6 +6230,21 @@
           <w:b/>
           <w:lang w:val="fr_FR" w:bidi="fr_FR"/>
         </w:rPr>
+        <w:t>οὗτοι ἐνυπνιαζόμενοι</w:t>
+      </w:r>
+    </w:p>
+    <w:p>
+      <w:pPr/>
+      <w:r>
+        <w:rPr>
+          <w:lang w:val="fr_FR" w:bidi="fr_FR"/>
+        </w:rPr>
+      </w:r>
+      <w:r>
+        <w:rPr>
+          <w:b/>
+          <w:lang w:val="fr_FR" w:bidi="fr_FR"/>
+        </w:rPr>
         <w:t>« ces hommes »</w:t>
       </w:r>
     </w:p>
@@ -5504,6 +6359,21 @@
           <w:b/>
           <w:lang w:val="fr_FR" w:bidi="fr_FR"/>
         </w:rPr>
+        <w:t>σάρκα μὲν μιαίνουσιν</w:t>
+      </w:r>
+    </w:p>
+    <w:p>
+      <w:pPr/>
+      <w:r>
+        <w:rPr>
+          <w:lang w:val="fr_FR" w:bidi="fr_FR"/>
+        </w:rPr>
+      </w:r>
+      <w:r>
+        <w:rPr>
+          <w:b/>
+          <w:lang w:val="fr_FR" w:bidi="fr_FR"/>
+        </w:rPr>
         <w:t>« souillent pareillement leur chair »</w:t>
       </w:r>
     </w:p>
@@ -5600,6 +6470,21 @@
           <w:b/>
           <w:lang w:val="fr_FR" w:bidi="fr_FR"/>
         </w:rPr>
+        <w:t>κυριότητα</w:t>
+      </w:r>
+    </w:p>
+    <w:p>
+      <w:pPr/>
+      <w:r>
+        <w:rPr>
+          <w:lang w:val="fr_FR" w:bidi="fr_FR"/>
+        </w:rPr>
+      </w:r>
+      <w:r>
+        <w:rPr>
+          <w:b/>
+          <w:lang w:val="fr_FR" w:bidi="fr_FR"/>
+        </w:rPr>
         <w:t>« l'autorité »</w:t>
       </w:r>
     </w:p>
@@ -5676,6 +6561,21 @@
           <w:b/>
           <w:lang w:val="fr_FR" w:bidi="fr_FR"/>
         </w:rPr>
+        <w:t>κυριότητα &amp; ἀθετοῦσιν</w:t>
+      </w:r>
+    </w:p>
+    <w:p>
+      <w:pPr/>
+      <w:r>
+        <w:rPr>
+          <w:lang w:val="fr_FR" w:bidi="fr_FR"/>
+        </w:rPr>
+      </w:r>
+      <w:r>
+        <w:rPr>
+          <w:b/>
+          <w:lang w:val="fr_FR" w:bidi="fr_FR"/>
+        </w:rPr>
         <w:t>« méprisent l'autorité »</w:t>
       </w:r>
     </w:p>
@@ -5848,6 +6748,21 @@
           <w:b/>
           <w:lang w:val="fr_FR" w:bidi="fr_FR"/>
         </w:rPr>
+        <w:t>κρίσιν ἐπενεγκεῖν βλασφημίας</w:t>
+      </w:r>
+    </w:p>
+    <w:p>
+      <w:pPr/>
+      <w:r>
+        <w:rPr>
+          <w:lang w:val="fr_FR" w:bidi="fr_FR"/>
+        </w:rPr>
+      </w:r>
+      <w:r>
+        <w:rPr>
+          <w:b/>
+          <w:lang w:val="fr_FR" w:bidi="fr_FR"/>
+        </w:rPr>
         <w:t>« n’osa pas porter contre lui un jugement injurieux »</w:t>
       </w:r>
     </w:p>
@@ -5957,6 +6872,21 @@
           <w:b/>
           <w:lang w:val="fr_FR" w:bidi="fr_FR"/>
         </w:rPr>
+        <w:t>κρίσιν ἐπενεγκεῖν βλασφημίας</w:t>
+      </w:r>
+    </w:p>
+    <w:p>
+      <w:pPr/>
+      <w:r>
+        <w:rPr>
+          <w:lang w:val="fr_FR" w:bidi="fr_FR"/>
+        </w:rPr>
+      </w:r>
+      <w:r>
+        <w:rPr>
+          <w:b/>
+          <w:lang w:val="fr_FR" w:bidi="fr_FR"/>
+        </w:rPr>
         <w:t>« porter contre lui un jugement injurieux »</w:t>
       </w:r>
     </w:p>
@@ -6053,6 +6983,21 @@
           <w:b/>
           <w:lang w:val="fr_FR" w:bidi="fr_FR"/>
         </w:rPr>
+        <w:t>κρίσιν ἐπενεγκεῖν βλασφημίας</w:t>
+      </w:r>
+    </w:p>
+    <w:p>
+      <w:pPr/>
+      <w:r>
+        <w:rPr>
+          <w:lang w:val="fr_FR" w:bidi="fr_FR"/>
+        </w:rPr>
+      </w:r>
+      <w:r>
+        <w:rPr>
+          <w:b/>
+          <w:lang w:val="fr_FR" w:bidi="fr_FR"/>
+        </w:rPr>
         <w:t>« porter contre lui un jugement injurieux »</w:t>
       </w:r>
     </w:p>
@@ -6149,6 +7094,21 @@
         <w:rPr>
           <w:lang w:val="fr_FR" w:bidi="fr_FR"/>
         </w:rPr>
+      </w:r>
+    </w:p>
+    <w:p>
+      <w:pPr/>
+      <w:r>
+        <w:rPr>
+          <w:lang w:val="fr_FR" w:bidi="fr_FR"/>
+        </w:rPr>
+      </w:r>
+      <w:r>
+        <w:rPr>
+          <w:b/>
+          <w:lang w:val="fr_FR" w:bidi="fr_FR"/>
+        </w:rPr>
+        <w:t>οὗτοι</w:t>
       </w:r>
     </w:p>
     <w:p>
@@ -6277,6 +7237,21 @@
           <w:b/>
           <w:lang w:val="fr_FR" w:bidi="fr_FR"/>
         </w:rPr>
+        <w:t>ὅσα &amp; οὐκ οἴδασιν</w:t>
+      </w:r>
+    </w:p>
+    <w:p>
+      <w:pPr/>
+      <w:r>
+        <w:rPr>
+          <w:lang w:val="fr_FR" w:bidi="fr_FR"/>
+        </w:rPr>
+      </w:r>
+      <w:r>
+        <w:rPr>
+          <w:b/>
+          <w:lang w:val="fr_FR" w:bidi="fr_FR"/>
+        </w:rPr>
         <w:t>« de ce qu'ils ignorent »</w:t>
       </w:r>
     </w:p>
@@ -6371,6 +7346,21 @@
           <w:b/>
           <w:lang w:val="fr_FR" w:bidi="fr_FR"/>
         </w:rPr>
+        <w:t>ὅσα δὲ φυσικῶς ὡς τὰ ἄλογα ζῷα ἐπίστανται</w:t>
+      </w:r>
+    </w:p>
+    <w:p>
+      <w:pPr/>
+      <w:r>
+        <w:rPr>
+          <w:lang w:val="fr_FR" w:bidi="fr_FR"/>
+        </w:rPr>
+      </w:r>
+      <w:r>
+        <w:rPr>
+          <w:b/>
+          <w:lang w:val="fr_FR" w:bidi="fr_FR"/>
+        </w:rPr>
         <w:t>« dans ce qu'ils savent naturellement comme des brutes »</w:t>
         <w:br/>
       </w:r>
@@ -6447,6 +7437,21 @@
           <w:b/>
           <w:lang w:val="fr_FR" w:bidi="fr_FR"/>
         </w:rPr>
+        <w:t>ἐν τούτοις</w:t>
+      </w:r>
+    </w:p>
+    <w:p>
+      <w:pPr/>
+      <w:r>
+        <w:rPr>
+          <w:lang w:val="fr_FR" w:bidi="fr_FR"/>
+        </w:rPr>
+      </w:r>
+      <w:r>
+        <w:rPr>
+          <w:b/>
+          <w:lang w:val="fr_FR" w:bidi="fr_FR"/>
+        </w:rPr>
         <w:t>« ce qu'ils »</w:t>
       </w:r>
     </w:p>
@@ -6543,6 +7548,21 @@
           <w:b/>
           <w:lang w:val="fr_FR" w:bidi="fr_FR"/>
         </w:rPr>
+        <w:t>ἐν τούτοις φθείρονται</w:t>
+      </w:r>
+    </w:p>
+    <w:p>
+      <w:pPr/>
+      <w:r>
+        <w:rPr>
+          <w:lang w:val="fr_FR" w:bidi="fr_FR"/>
+        </w:rPr>
+      </w:r>
+      <w:r>
+        <w:rPr>
+          <w:b/>
+          <w:lang w:val="fr_FR" w:bidi="fr_FR"/>
+        </w:rPr>
         <w:t>« ils se corrompent »</w:t>
       </w:r>
     </w:p>
@@ -6652,6 +7672,21 @@
           <w:b/>
           <w:lang w:val="fr_FR" w:bidi="fr_FR"/>
         </w:rPr>
+        <w:t>οὐαὶ αὐτοῖς</w:t>
+      </w:r>
+    </w:p>
+    <w:p>
+      <w:pPr/>
+      <w:r>
+        <w:rPr>
+          <w:lang w:val="fr_FR" w:bidi="fr_FR"/>
+        </w:rPr>
+      </w:r>
+      <w:r>
+        <w:rPr>
+          <w:b/>
+          <w:lang w:val="fr_FR" w:bidi="fr_FR"/>
+        </w:rPr>
         <w:t>« Malheur à eux »</w:t>
       </w:r>
     </w:p>
@@ -6748,6 +7783,21 @@
           <w:b/>
           <w:lang w:val="fr_FR" w:bidi="fr_FR"/>
         </w:rPr>
+        <w:t>τῇ ὁδῷ τοῦ Κάϊν ἐπορεύθησαν</w:t>
+      </w:r>
+    </w:p>
+    <w:p>
+      <w:pPr/>
+      <w:r>
+        <w:rPr>
+          <w:lang w:val="fr_FR" w:bidi="fr_FR"/>
+        </w:rPr>
+      </w:r>
+      <w:r>
+        <w:rPr>
+          <w:b/>
+          <w:lang w:val="fr_FR" w:bidi="fr_FR"/>
+        </w:rPr>
         <w:t>« ils ont suivi la voie de Caïn »</w:t>
       </w:r>
     </w:p>
@@ -6844,6 +7894,21 @@
           <w:b/>
           <w:lang w:val="fr_FR" w:bidi="fr_FR"/>
         </w:rPr>
+        <w:t>τοῦ Κάϊν</w:t>
+      </w:r>
+    </w:p>
+    <w:p>
+      <w:pPr/>
+      <w:r>
+        <w:rPr>
+          <w:lang w:val="fr_FR" w:bidi="fr_FR"/>
+        </w:rPr>
+      </w:r>
+      <w:r>
+        <w:rPr>
+          <w:b/>
+          <w:lang w:val="fr_FR" w:bidi="fr_FR"/>
+        </w:rPr>
         <w:t>« de Caïn »</w:t>
       </w:r>
     </w:p>
@@ -6940,6 +8005,21 @@
           <w:b/>
           <w:lang w:val="fr_FR" w:bidi="fr_FR"/>
         </w:rPr>
+        <w:t>ἐξεχύθησαν</w:t>
+      </w:r>
+    </w:p>
+    <w:p>
+      <w:pPr/>
+      <w:r>
+        <w:rPr>
+          <w:lang w:val="fr_FR" w:bidi="fr_FR"/>
+        </w:rPr>
+      </w:r>
+      <w:r>
+        <w:rPr>
+          <w:b/>
+          <w:lang w:val="fr_FR" w:bidi="fr_FR"/>
+        </w:rPr>
         <w:t>« se sont jetés »</w:t>
       </w:r>
     </w:p>
@@ -7003,6 +8083,21 @@
           <w:b/>
           <w:lang w:val="fr_FR" w:bidi="fr_FR"/>
         </w:rPr>
+        <w:t>τοῦ Βαλαὰμ μισθοῦ</w:t>
+      </w:r>
+    </w:p>
+    <w:p>
+      <w:pPr/>
+      <w:r>
+        <w:rPr>
+          <w:lang w:val="fr_FR" w:bidi="fr_FR"/>
+        </w:rPr>
+      </w:r>
+      <w:r>
+        <w:rPr>
+          <w:b/>
+          <w:lang w:val="fr_FR" w:bidi="fr_FR"/>
+        </w:rPr>
         <w:t>« pour un salaire dans l'égarement de Balaam »</w:t>
       </w:r>
     </w:p>
@@ -7111,6 +8206,21 @@
           <w:b/>
           <w:lang w:val="fr_FR" w:bidi="fr_FR"/>
         </w:rPr>
+        <w:t>τοῦ Κόρε</w:t>
+      </w:r>
+    </w:p>
+    <w:p>
+      <w:pPr/>
+      <w:r>
+        <w:rPr>
+          <w:lang w:val="fr_FR" w:bidi="fr_FR"/>
+        </w:rPr>
+      </w:r>
+      <w:r>
+        <w:rPr>
+          <w:b/>
+          <w:lang w:val="fr_FR" w:bidi="fr_FR"/>
+        </w:rPr>
         <w:t>« de Coré »</w:t>
       </w:r>
     </w:p>
@@ -7207,6 +8317,21 @@
           <w:b/>
           <w:lang w:val="fr_FR" w:bidi="fr_FR"/>
         </w:rPr>
+        <w:t>ἀπώλοντο</w:t>
+      </w:r>
+    </w:p>
+    <w:p>
+      <w:pPr/>
+      <w:r>
+        <w:rPr>
+          <w:lang w:val="fr_FR" w:bidi="fr_FR"/>
+        </w:rPr>
+      </w:r>
+      <w:r>
+        <w:rPr>
+          <w:b/>
+          <w:lang w:val="fr_FR" w:bidi="fr_FR"/>
+        </w:rPr>
         <w:t>« Ils se sont perdus »</w:t>
       </w:r>
     </w:p>
@@ -7276,6 +8401,21 @@
         <w:rPr>
           <w:lang w:val="fr_FR" w:bidi="fr_FR"/>
         </w:rPr>
+      </w:r>
+    </w:p>
+    <w:p>
+      <w:pPr/>
+      <w:r>
+        <w:rPr>
+          <w:lang w:val="fr_FR" w:bidi="fr_FR"/>
+        </w:rPr>
+      </w:r>
+      <w:r>
+        <w:rPr>
+          <w:b/>
+          <w:lang w:val="fr_FR" w:bidi="fr_FR"/>
+        </w:rPr>
+        <w:t>οὗτοί</w:t>
       </w:r>
     </w:p>
     <w:p>
@@ -7404,6 +8544,21 @@
           <w:b/>
           <w:lang w:val="fr_FR" w:bidi="fr_FR"/>
         </w:rPr>
+        <w:t>σπιλάδες</w:t>
+      </w:r>
+    </w:p>
+    <w:p>
+      <w:pPr/>
+      <w:r>
+        <w:rPr>
+          <w:lang w:val="fr_FR" w:bidi="fr_FR"/>
+        </w:rPr>
+      </w:r>
+      <w:r>
+        <w:rPr>
+          <w:b/>
+          <w:lang w:val="fr_FR" w:bidi="fr_FR"/>
+        </w:rPr>
         <w:t>« écueils »</w:t>
       </w:r>
     </w:p>
@@ -7500,6 +8655,21 @@
           <w:b/>
           <w:lang w:val="fr_FR" w:bidi="fr_FR"/>
         </w:rPr>
+        <w:t>ταῖς ἀγάπαις</w:t>
+      </w:r>
+    </w:p>
+    <w:p>
+      <w:pPr/>
+      <w:r>
+        <w:rPr>
+          <w:lang w:val="fr_FR" w:bidi="fr_FR"/>
+        </w:rPr>
+      </w:r>
+      <w:r>
+        <w:rPr>
+          <w:b/>
+          <w:lang w:val="fr_FR" w:bidi="fr_FR"/>
+        </w:rPr>
         <w:t>« agapes »</w:t>
       </w:r>
     </w:p>
@@ -7609,6 +8779,21 @@
           <w:b/>
           <w:lang w:val="fr_FR" w:bidi="fr_FR"/>
         </w:rPr>
+        <w:t>ἑαυτοὺς ποιμαίνοντες</w:t>
+      </w:r>
+    </w:p>
+    <w:p>
+      <w:pPr/>
+      <w:r>
+        <w:rPr>
+          <w:lang w:val="fr_FR" w:bidi="fr_FR"/>
+        </w:rPr>
+      </w:r>
+      <w:r>
+        <w:rPr>
+          <w:b/>
+          <w:lang w:val="fr_FR" w:bidi="fr_FR"/>
+        </w:rPr>
         <w:t>« se repaissant eux-mêmes »</w:t>
       </w:r>
     </w:p>
@@ -7692,6 +8877,21 @@
           <w:b/>
           <w:lang w:val="fr_FR" w:bidi="fr_FR"/>
         </w:rPr>
+        <w:t>νεφέλαι ἄνυδροι ὑπὸ ἀνέμων παραφερόμεναι</w:t>
+      </w:r>
+    </w:p>
+    <w:p>
+      <w:pPr/>
+      <w:r>
+        <w:rPr>
+          <w:lang w:val="fr_FR" w:bidi="fr_FR"/>
+        </w:rPr>
+      </w:r>
+      <w:r>
+        <w:rPr>
+          <w:b/>
+          <w:lang w:val="fr_FR" w:bidi="fr_FR"/>
+        </w:rPr>
         <w:t>« des nuées sans eau, poussées par les vents »</w:t>
       </w:r>
     </w:p>
@@ -7788,6 +8988,21 @@
           <w:b/>
           <w:lang w:val="fr_FR" w:bidi="fr_FR"/>
         </w:rPr>
+        <w:t>ὑπὸ ἀνέμων παραφερόμεναι</w:t>
+      </w:r>
+    </w:p>
+    <w:p>
+      <w:pPr/>
+      <w:r>
+        <w:rPr>
+          <w:lang w:val="fr_FR" w:bidi="fr_FR"/>
+        </w:rPr>
+      </w:r>
+      <w:r>
+        <w:rPr>
+          <w:b/>
+          <w:lang w:val="fr_FR" w:bidi="fr_FR"/>
+        </w:rPr>
         <w:t>« poussées par les vents »</w:t>
       </w:r>
     </w:p>
@@ -7884,6 +9099,21 @@
           <w:b/>
           <w:lang w:val="fr_FR" w:bidi="fr_FR"/>
         </w:rPr>
+        <w:t>δένδρα φθινοπωρινὰ ἄκαρπα</w:t>
+      </w:r>
+    </w:p>
+    <w:p>
+      <w:pPr/>
+      <w:r>
+        <w:rPr>
+          <w:lang w:val="fr_FR" w:bidi="fr_FR"/>
+        </w:rPr>
+      </w:r>
+      <w:r>
+        <w:rPr>
+          <w:b/>
+          <w:lang w:val="fr_FR" w:bidi="fr_FR"/>
+        </w:rPr>
         <w:t>« arbres d'automne sans fruits »</w:t>
       </w:r>
     </w:p>
@@ -7980,6 +9210,21 @@
           <w:b/>
           <w:lang w:val="fr_FR" w:bidi="fr_FR"/>
         </w:rPr>
+        <w:t>δὶς ἀποθανόντα ἐκριζωθέντα</w:t>
+      </w:r>
+    </w:p>
+    <w:p>
+      <w:pPr/>
+      <w:r>
+        <w:rPr>
+          <w:lang w:val="fr_FR" w:bidi="fr_FR"/>
+        </w:rPr>
+      </w:r>
+      <w:r>
+        <w:rPr>
+          <w:b/>
+          <w:lang w:val="fr_FR" w:bidi="fr_FR"/>
+        </w:rPr>
         <w:t>« deux fois morts, déracinés »</w:t>
       </w:r>
     </w:p>
@@ -8063,6 +9308,21 @@
           <w:b/>
           <w:lang w:val="fr_FR" w:bidi="fr_FR"/>
         </w:rPr>
+        <w:t>δὶς ἀποθανόντα ἐκριζωθέντα</w:t>
+      </w:r>
+    </w:p>
+    <w:p>
+      <w:pPr/>
+      <w:r>
+        <w:rPr>
+          <w:lang w:val="fr_FR" w:bidi="fr_FR"/>
+        </w:rPr>
+      </w:r>
+      <w:r>
+        <w:rPr>
+          <w:b/>
+          <w:lang w:val="fr_FR" w:bidi="fr_FR"/>
+        </w:rPr>
         <w:t>« deux fois morts, déracinés »</w:t>
       </w:r>
     </w:p>
@@ -8151,6 +9411,21 @@
           <w:b/>
           <w:lang w:val="fr_FR" w:bidi="fr_FR"/>
         </w:rPr>
+        <w:t>ἐκριζωθέντα</w:t>
+      </w:r>
+    </w:p>
+    <w:p>
+      <w:pPr/>
+      <w:r>
+        <w:rPr>
+          <w:lang w:val="fr_FR" w:bidi="fr_FR"/>
+        </w:rPr>
+      </w:r>
+      <w:r>
+        <w:rPr>
+          <w:b/>
+          <w:lang w:val="fr_FR" w:bidi="fr_FR"/>
+        </w:rPr>
         <w:t>« déracinés »</w:t>
       </w:r>
     </w:p>
@@ -8234,6 +9509,21 @@
           <w:b/>
           <w:lang w:val="fr_FR" w:bidi="fr_FR"/>
         </w:rPr>
+        <w:t>ἐκριζωθέντα</w:t>
+      </w:r>
+    </w:p>
+    <w:p>
+      <w:pPr/>
+      <w:r>
+        <w:rPr>
+          <w:lang w:val="fr_FR" w:bidi="fr_FR"/>
+        </w:rPr>
+      </w:r>
+      <w:r>
+        <w:rPr>
+          <w:b/>
+          <w:lang w:val="fr_FR" w:bidi="fr_FR"/>
+        </w:rPr>
         <w:t>« déracinés »</w:t>
       </w:r>
     </w:p>
@@ -8317,6 +9607,21 @@
           <w:b/>
           <w:lang w:val="fr_FR" w:bidi="fr_FR"/>
         </w:rPr>
+        <w:t>κύματα ἄγρια θαλάσσης</w:t>
+      </w:r>
+    </w:p>
+    <w:p>
+      <w:pPr/>
+      <w:r>
+        <w:rPr>
+          <w:lang w:val="fr_FR" w:bidi="fr_FR"/>
+        </w:rPr>
+      </w:r>
+      <w:r>
+        <w:rPr>
+          <w:b/>
+          <w:lang w:val="fr_FR" w:bidi="fr_FR"/>
+        </w:rPr>
         <w:t>« vagues furieuses de la mer »</w:t>
       </w:r>
     </w:p>
@@ -8413,6 +9718,21 @@
           <w:b/>
           <w:lang w:val="fr_FR" w:bidi="fr_FR"/>
         </w:rPr>
+        <w:t>ἐπαφρίζοντα τὰς ἑαυτῶν αἰσχύνας</w:t>
+      </w:r>
+    </w:p>
+    <w:p>
+      <w:pPr/>
+      <w:r>
+        <w:rPr>
+          <w:lang w:val="fr_FR" w:bidi="fr_FR"/>
+        </w:rPr>
+      </w:r>
+      <w:r>
+        <w:rPr>
+          <w:b/>
+          <w:lang w:val="fr_FR" w:bidi="fr_FR"/>
+        </w:rPr>
         <w:t>« rejetant l’écume de leurs impuretés »</w:t>
       </w:r>
     </w:p>
@@ -8509,6 +9829,21 @@
           <w:b/>
           <w:lang w:val="fr_FR" w:bidi="fr_FR"/>
         </w:rPr>
+        <w:t>ἀστέρες πλανῆται</w:t>
+      </w:r>
+    </w:p>
+    <w:p>
+      <w:pPr/>
+      <w:r>
+        <w:rPr>
+          <w:lang w:val="fr_FR" w:bidi="fr_FR"/>
+        </w:rPr>
+      </w:r>
+      <w:r>
+        <w:rPr>
+          <w:b/>
+          <w:lang w:val="fr_FR" w:bidi="fr_FR"/>
+        </w:rPr>
         <w:t>« astres errantes »</w:t>
       </w:r>
     </w:p>
@@ -8618,6 +9953,21 @@
           <w:b/>
           <w:lang w:val="fr_FR" w:bidi="fr_FR"/>
         </w:rPr>
+        <w:t>οἷς ὁ ζόφος τοῦ σκότους εἰς αἰῶνα τετήρηται</w:t>
+      </w:r>
+    </w:p>
+    <w:p>
+      <w:pPr/>
+      <w:r>
+        <w:rPr>
+          <w:lang w:val="fr_FR" w:bidi="fr_FR"/>
+        </w:rPr>
+      </w:r>
+      <w:r>
+        <w:rPr>
+          <w:b/>
+          <w:lang w:val="fr_FR" w:bidi="fr_FR"/>
+        </w:rPr>
         <w:t>« auxquels l’obscurité des ténèbres est réservée pour l’éternité »</w:t>
       </w:r>
     </w:p>
@@ -8714,6 +10064,21 @@
           <w:b/>
           <w:lang w:val="fr_FR" w:bidi="fr_FR"/>
         </w:rPr>
+        <w:t>οἷς</w:t>
+      </w:r>
+    </w:p>
+    <w:p>
+      <w:pPr/>
+      <w:r>
+        <w:rPr>
+          <w:lang w:val="fr_FR" w:bidi="fr_FR"/>
+        </w:rPr>
+      </w:r>
+      <w:r>
+        <w:rPr>
+          <w:b/>
+          <w:lang w:val="fr_FR" w:bidi="fr_FR"/>
+        </w:rPr>
         <w:t>« auxquels »</w:t>
       </w:r>
     </w:p>
@@ -8810,6 +10175,21 @@
           <w:b/>
           <w:lang w:val="fr_FR" w:bidi="fr_FR"/>
         </w:rPr>
+        <w:t>ὁ ζόφος τοῦ σκότους</w:t>
+      </w:r>
+    </w:p>
+    <w:p>
+      <w:pPr/>
+      <w:r>
+        <w:rPr>
+          <w:lang w:val="fr_FR" w:bidi="fr_FR"/>
+        </w:rPr>
+      </w:r>
+      <w:r>
+        <w:rPr>
+          <w:b/>
+          <w:lang w:val="fr_FR" w:bidi="fr_FR"/>
+        </w:rPr>
         <w:t>« l'obscurité des ténèbres »</w:t>
       </w:r>
     </w:p>
@@ -8886,6 +10266,21 @@
           <w:b/>
           <w:lang w:val="fr_FR" w:bidi="fr_FR"/>
         </w:rPr>
+        <w:t>ὁ ζόφος τοῦ σκότους</w:t>
+      </w:r>
+    </w:p>
+    <w:p>
+      <w:pPr/>
+      <w:r>
+        <w:rPr>
+          <w:lang w:val="fr_FR" w:bidi="fr_FR"/>
+        </w:rPr>
+      </w:r>
+      <w:r>
+        <w:rPr>
+          <w:b/>
+          <w:lang w:val="fr_FR" w:bidi="fr_FR"/>
+        </w:rPr>
         <w:t>« l'obscurité des ténèbres »</w:t>
       </w:r>
     </w:p>
@@ -8995,6 +10390,21 @@
           <w:b/>
           <w:lang w:val="fr_FR" w:bidi="fr_FR"/>
         </w:rPr>
+        <w:t>ἕβδομος ἀπὸ Ἀδὰμ</w:t>
+      </w:r>
+    </w:p>
+    <w:p>
+      <w:pPr/>
+      <w:r>
+        <w:rPr>
+          <w:lang w:val="fr_FR" w:bidi="fr_FR"/>
+        </w:rPr>
+      </w:r>
+      <w:r>
+        <w:rPr>
+          <w:b/>
+          <w:lang w:val="fr_FR" w:bidi="fr_FR"/>
+        </w:rPr>
         <w:t>« le septième depuis Adam »</w:t>
       </w:r>
     </w:p>
@@ -9071,6 +10481,21 @@
           <w:b/>
           <w:lang w:val="fr_FR" w:bidi="fr_FR"/>
         </w:rPr>
+        <w:t>τούτοις</w:t>
+      </w:r>
+    </w:p>
+    <w:p>
+      <w:pPr/>
+      <w:r>
+        <w:rPr>
+          <w:lang w:val="fr_FR" w:bidi="fr_FR"/>
+        </w:rPr>
+      </w:r>
+      <w:r>
+        <w:rPr>
+          <w:b/>
+          <w:lang w:val="fr_FR" w:bidi="fr_FR"/>
+        </w:rPr>
         <w:t>« pour eux »</w:t>
       </w:r>
     </w:p>
@@ -9167,6 +10592,21 @@
           <w:b/>
           <w:lang w:val="fr_FR" w:bidi="fr_FR"/>
         </w:rPr>
+        <w:t>λέγων</w:t>
+      </w:r>
+    </w:p>
+    <w:p>
+      <w:pPr/>
+      <w:r>
+        <w:rPr>
+          <w:lang w:val="fr_FR" w:bidi="fr_FR"/>
+        </w:rPr>
+      </w:r>
+      <w:r>
+        <w:rPr>
+          <w:b/>
+          <w:lang w:val="fr_FR" w:bidi="fr_FR"/>
+        </w:rPr>
         <w:t>« en ces termes »</w:t>
       </w:r>
     </w:p>
@@ -9250,6 +10690,21 @@
           <w:b/>
           <w:lang w:val="fr_FR" w:bidi="fr_FR"/>
         </w:rPr>
+        <w:t>ἰδοὺ</w:t>
+      </w:r>
+    </w:p>
+    <w:p>
+      <w:pPr/>
+      <w:r>
+        <w:rPr>
+          <w:lang w:val="fr_FR" w:bidi="fr_FR"/>
+        </w:rPr>
+      </w:r>
+      <w:r>
+        <w:rPr>
+          <w:b/>
+          <w:lang w:val="fr_FR" w:bidi="fr_FR"/>
+        </w:rPr>
         <w:t>« Voici »</w:t>
       </w:r>
     </w:p>
@@ -9346,6 +10801,21 @@
           <w:b/>
           <w:lang w:val="fr_FR" w:bidi="fr_FR"/>
         </w:rPr>
+        <w:t>ἦλθεν Κύριος</w:t>
+      </w:r>
+    </w:p>
+    <w:p>
+      <w:pPr/>
+      <w:r>
+        <w:rPr>
+          <w:lang w:val="fr_FR" w:bidi="fr_FR"/>
+        </w:rPr>
+      </w:r>
+      <w:r>
+        <w:rPr>
+          <w:b/>
+          <w:lang w:val="fr_FR" w:bidi="fr_FR"/>
+        </w:rPr>
         <w:t>« le Seigneur est venu »</w:t>
       </w:r>
     </w:p>
@@ -9429,6 +10899,21 @@
           <w:b/>
           <w:lang w:val="fr_FR" w:bidi="fr_FR"/>
         </w:rPr>
+        <w:t>Κύριος</w:t>
+      </w:r>
+    </w:p>
+    <w:p>
+      <w:pPr/>
+      <w:r>
+        <w:rPr>
+          <w:lang w:val="fr_FR" w:bidi="fr_FR"/>
+        </w:rPr>
+      </w:r>
+      <w:r>
+        <w:rPr>
+          <w:b/>
+          <w:lang w:val="fr_FR" w:bidi="fr_FR"/>
+        </w:rPr>
         <w:t>« Le Seigneur »</w:t>
       </w:r>
     </w:p>
@@ -9505,6 +10990,21 @@
           <w:b/>
           <w:lang w:val="fr_FR" w:bidi="fr_FR"/>
         </w:rPr>
+        <w:t>μυριάσιν</w:t>
+      </w:r>
+    </w:p>
+    <w:p>
+      <w:pPr/>
+      <w:r>
+        <w:rPr>
+          <w:lang w:val="fr_FR" w:bidi="fr_FR"/>
+        </w:rPr>
+      </w:r>
+      <w:r>
+        <w:rPr>
+          <w:b/>
+          <w:lang w:val="fr_FR" w:bidi="fr_FR"/>
+        </w:rPr>
         <w:t>« myriades »</w:t>
       </w:r>
     </w:p>
@@ -9677,6 +11177,21 @@
           <w:b/>
           <w:lang w:val="fr_FR" w:bidi="fr_FR"/>
         </w:rPr>
+        <w:t>ποιῆσαι κρίσιν &amp; καὶ ἐλέγξαι</w:t>
+      </w:r>
+    </w:p>
+    <w:p>
+      <w:pPr/>
+      <w:r>
+        <w:rPr>
+          <w:lang w:val="fr_FR" w:bidi="fr_FR"/>
+        </w:rPr>
+      </w:r>
+      <w:r>
+        <w:rPr>
+          <w:b/>
+          <w:lang w:val="fr_FR" w:bidi="fr_FR"/>
+        </w:rPr>
         <w:t>« pour exercer un jugement »</w:t>
       </w:r>
       <w:r>
@@ -9786,6 +11301,21 @@
           <w:b/>
           <w:lang w:val="fr_FR" w:bidi="fr_FR"/>
         </w:rPr>
+        <w:t>ποιῆσαι κρίσιν κατὰ</w:t>
+      </w:r>
+    </w:p>
+    <w:p>
+      <w:pPr/>
+      <w:r>
+        <w:rPr>
+          <w:lang w:val="fr_FR" w:bidi="fr_FR"/>
+        </w:rPr>
+      </w:r>
+      <w:r>
+        <w:rPr>
+          <w:b/>
+          <w:lang w:val="fr_FR" w:bidi="fr_FR"/>
+        </w:rPr>
         <w:t>« exercer un jugement contre »</w:t>
       </w:r>
     </w:p>
@@ -9882,6 +11412,21 @@
           <w:b/>
           <w:lang w:val="fr_FR" w:bidi="fr_FR"/>
         </w:rPr>
+        <w:t>πᾶσαν ψυχὴν</w:t>
+      </w:r>
+    </w:p>
+    <w:p>
+      <w:pPr/>
+      <w:r>
+        <w:rPr>
+          <w:lang w:val="fr_FR" w:bidi="fr_FR"/>
+        </w:rPr>
+      </w:r>
+      <w:r>
+        <w:rPr>
+          <w:b/>
+          <w:lang w:val="fr_FR" w:bidi="fr_FR"/>
+        </w:rPr>
         <w:t>« tous les impies »</w:t>
       </w:r>
     </w:p>
@@ -9978,6 +11523,21 @@
           <w:b/>
           <w:lang w:val="fr_FR" w:bidi="fr_FR"/>
         </w:rPr>
+        <w:t>τῶν ἔργων ἀσεβείας αὐτῶν</w:t>
+      </w:r>
+    </w:p>
+    <w:p>
+      <w:pPr/>
+      <w:r>
+        <w:rPr>
+          <w:lang w:val="fr_FR" w:bidi="fr_FR"/>
+        </w:rPr>
+      </w:r>
+      <w:r>
+        <w:rPr>
+          <w:b/>
+          <w:lang w:val="fr_FR" w:bidi="fr_FR"/>
+        </w:rPr>
         <w:t>« les actes d'impiété »</w:t>
       </w:r>
     </w:p>
@@ -10087,6 +11647,21 @@
           <w:b/>
           <w:lang w:val="fr_FR" w:bidi="fr_FR"/>
         </w:rPr>
+        <w:t>τῶν σκληρῶν</w:t>
+      </w:r>
+    </w:p>
+    <w:p>
+      <w:pPr/>
+      <w:r>
+        <w:rPr>
+          <w:lang w:val="fr_FR" w:bidi="fr_FR"/>
+        </w:rPr>
+      </w:r>
+      <w:r>
+        <w:rPr>
+          <w:b/>
+          <w:lang w:val="fr_FR" w:bidi="fr_FR"/>
+        </w:rPr>
         <w:t>« les paroles injurieuses »</w:t>
       </w:r>
     </w:p>
@@ -10163,6 +11738,21 @@
           <w:b/>
           <w:lang w:val="fr_FR" w:bidi="fr_FR"/>
         </w:rPr>
+        <w:t>αὐτοῦ</w:t>
+      </w:r>
+    </w:p>
+    <w:p>
+      <w:pPr/>
+      <w:r>
+        <w:rPr>
+          <w:lang w:val="fr_FR" w:bidi="fr_FR"/>
+        </w:rPr>
+      </w:r>
+      <w:r>
+        <w:rPr>
+          <w:b/>
+          <w:lang w:val="fr_FR" w:bidi="fr_FR"/>
+        </w:rPr>
         <w:t>« lui »</w:t>
       </w:r>
     </w:p>
@@ -10245,6 +11835,21 @@
         <w:rPr>
           <w:lang w:val="fr_FR" w:bidi="fr_FR"/>
         </w:rPr>
+      </w:r>
+    </w:p>
+    <w:p>
+      <w:pPr/>
+      <w:r>
+        <w:rPr>
+          <w:lang w:val="fr_FR" w:bidi="fr_FR"/>
+        </w:rPr>
+      </w:r>
+      <w:r>
+        <w:rPr>
+          <w:b/>
+          <w:lang w:val="fr_FR" w:bidi="fr_FR"/>
+        </w:rPr>
+        <w:t>οὗτοί</w:t>
       </w:r>
     </w:p>
     <w:p>
@@ -10385,6 +11990,21 @@
           <w:b/>
           <w:lang w:val="fr_FR" w:bidi="fr_FR"/>
         </w:rPr>
+        <w:t>εἰσιν γογγυσταί μεμψίμοιροι</w:t>
+      </w:r>
+    </w:p>
+    <w:p>
+      <w:pPr/>
+      <w:r>
+        <w:rPr>
+          <w:lang w:val="fr_FR" w:bidi="fr_FR"/>
+        </w:rPr>
+      </w:r>
+      <w:r>
+        <w:rPr>
+          <w:b/>
+          <w:lang w:val="fr_FR" w:bidi="fr_FR"/>
+        </w:rPr>
         <w:t>« Ce sont des gens qui murmurent, qui se plaignent »</w:t>
       </w:r>
     </w:p>
@@ -10500,6 +12120,21 @@
           <w:b/>
           <w:lang w:val="fr_FR" w:bidi="fr_FR"/>
         </w:rPr>
+        <w:t>πορευόμενοι</w:t>
+      </w:r>
+    </w:p>
+    <w:p>
+      <w:pPr/>
+      <w:r>
+        <w:rPr>
+          <w:lang w:val="fr_FR" w:bidi="fr_FR"/>
+        </w:rPr>
+      </w:r>
+      <w:r>
+        <w:rPr>
+          <w:b/>
+          <w:lang w:val="fr_FR" w:bidi="fr_FR"/>
+        </w:rPr>
         <w:t>« marchent »</w:t>
       </w:r>
     </w:p>
@@ -10596,6 +12231,21 @@
           <w:b/>
           <w:lang w:val="fr_FR" w:bidi="fr_FR"/>
         </w:rPr>
+        <w:t>τὰς ἐπιθυμίας αὐτῶν</w:t>
+      </w:r>
+    </w:p>
+    <w:p>
+      <w:pPr/>
+      <w:r>
+        <w:rPr>
+          <w:lang w:val="fr_FR" w:bidi="fr_FR"/>
+        </w:rPr>
+      </w:r>
+      <w:r>
+        <w:rPr>
+          <w:b/>
+          <w:lang w:val="fr_FR" w:bidi="fr_FR"/>
+        </w:rPr>
         <w:t>« leurs convoitises »</w:t>
       </w:r>
     </w:p>
@@ -10672,6 +12322,21 @@
           <w:b/>
           <w:lang w:val="fr_FR" w:bidi="fr_FR"/>
         </w:rPr>
+        <w:t>τὸ στόμα αὐτῶν λαλεῖ</w:t>
+      </w:r>
+    </w:p>
+    <w:p>
+      <w:pPr/>
+      <w:r>
+        <w:rPr>
+          <w:lang w:val="fr_FR" w:bidi="fr_FR"/>
+        </w:rPr>
+      </w:r>
+      <w:r>
+        <w:rPr>
+          <w:b/>
+          <w:lang w:val="fr_FR" w:bidi="fr_FR"/>
+        </w:rPr>
         <w:t>« ont à la bouche des paroles»</w:t>
       </w:r>
     </w:p>
@@ -10748,6 +12413,21 @@
           <w:b/>
           <w:lang w:val="fr_FR" w:bidi="fr_FR"/>
         </w:rPr>
+        <w:t>τὸ στόμα αὐτῶν λαλεῖ</w:t>
+      </w:r>
+    </w:p>
+    <w:p>
+      <w:pPr/>
+      <w:r>
+        <w:rPr>
+          <w:lang w:val="fr_FR" w:bidi="fr_FR"/>
+        </w:rPr>
+      </w:r>
+      <w:r>
+        <w:rPr>
+          <w:b/>
+          <w:lang w:val="fr_FR" w:bidi="fr_FR"/>
+        </w:rPr>
         <w:t>« ont à la bouche des paroles »</w:t>
       </w:r>
     </w:p>
@@ -10844,6 +12524,21 @@
           <w:b/>
           <w:lang w:val="fr_FR" w:bidi="fr_FR"/>
         </w:rPr>
+        <w:t>λαλεῖ ὑπέρογκα</w:t>
+      </w:r>
+    </w:p>
+    <w:p>
+      <w:pPr/>
+      <w:r>
+        <w:rPr>
+          <w:lang w:val="fr_FR" w:bidi="fr_FR"/>
+        </w:rPr>
+      </w:r>
+      <w:r>
+        <w:rPr>
+          <w:b/>
+          <w:lang w:val="fr_FR" w:bidi="fr_FR"/>
+        </w:rPr>
         <w:t>« des paroles hautaines »</w:t>
       </w:r>
     </w:p>
@@ -10920,6 +12615,21 @@
           <w:b/>
           <w:lang w:val="fr_FR" w:bidi="fr_FR"/>
         </w:rPr>
+        <w:t>θαυμάζοντες πρόσωπα</w:t>
+      </w:r>
+    </w:p>
+    <w:p>
+      <w:pPr/>
+      <w:r>
+        <w:rPr>
+          <w:lang w:val="fr_FR" w:bidi="fr_FR"/>
+        </w:rPr>
+      </w:r>
+      <w:r>
+        <w:rPr>
+          <w:b/>
+          <w:lang w:val="fr_FR" w:bidi="fr_FR"/>
+        </w:rPr>
         <w:t>« admirent les personnes »</w:t>
       </w:r>
     </w:p>
@@ -11003,6 +12713,21 @@
           <w:b/>
           <w:lang w:val="fr_FR" w:bidi="fr_FR"/>
         </w:rPr>
+        <w:t>θαυμάζοντες πρόσωπα</w:t>
+      </w:r>
+    </w:p>
+    <w:p>
+      <w:pPr/>
+      <w:r>
+        <w:rPr>
+          <w:lang w:val="fr_FR" w:bidi="fr_FR"/>
+        </w:rPr>
+      </w:r>
+      <w:r>
+        <w:rPr>
+          <w:b/>
+          <w:lang w:val="fr_FR" w:bidi="fr_FR"/>
+        </w:rPr>
         <w:t>« admirent les personnes »</w:t>
       </w:r>
     </w:p>
@@ -11085,6 +12810,21 @@
         <w:rPr>
           <w:lang w:val="fr_FR" w:bidi="fr_FR"/>
         </w:rPr>
+      </w:r>
+    </w:p>
+    <w:p>
+      <w:pPr/>
+      <w:r>
+        <w:rPr>
+          <w:lang w:val="fr_FR" w:bidi="fr_FR"/>
+        </w:rPr>
+      </w:r>
+      <w:r>
+        <w:rPr>
+          <w:b/>
+          <w:lang w:val="fr_FR" w:bidi="fr_FR"/>
+        </w:rPr>
+        <w:t>ἀγαπητοί</w:t>
       </w:r>
     </w:p>
     <w:p>
@@ -11213,6 +12953,21 @@
           <w:b/>
           <w:lang w:val="fr_FR" w:bidi="fr_FR"/>
         </w:rPr>
+        <w:t>τῶν ῥημάτων</w:t>
+      </w:r>
+    </w:p>
+    <w:p>
+      <w:pPr/>
+      <w:r>
+        <w:rPr>
+          <w:lang w:val="fr_FR" w:bidi="fr_FR"/>
+        </w:rPr>
+      </w:r>
+      <w:r>
+        <w:rPr>
+          <w:b/>
+          <w:lang w:val="fr_FR" w:bidi="fr_FR"/>
+        </w:rPr>
         <w:t>« des choses »</w:t>
       </w:r>
     </w:p>
@@ -11322,6 +13077,21 @@
           <w:b/>
           <w:lang w:val="fr_FR" w:bidi="fr_FR"/>
         </w:rPr>
+        <w:t>τοῦ Κυρίου ἡμῶν</w:t>
+      </w:r>
+    </w:p>
+    <w:p>
+      <w:pPr/>
+      <w:r>
+        <w:rPr>
+          <w:lang w:val="fr_FR" w:bidi="fr_FR"/>
+        </w:rPr>
+      </w:r>
+      <w:r>
+        <w:rPr>
+          <w:b/>
+          <w:lang w:val="fr_FR" w:bidi="fr_FR"/>
+        </w:rPr>
         <w:t>« de notre Seigneur »</w:t>
       </w:r>
     </w:p>
@@ -11418,6 +13188,21 @@
           <w:b/>
           <w:lang w:val="fr_FR" w:bidi="fr_FR"/>
         </w:rPr>
+        <w:t>ἡμῶν</w:t>
+      </w:r>
+    </w:p>
+    <w:p>
+      <w:pPr/>
+      <w:r>
+        <w:rPr>
+          <w:lang w:val="fr_FR" w:bidi="fr_FR"/>
+        </w:rPr>
+      </w:r>
+      <w:r>
+        <w:rPr>
+          <w:b/>
+          <w:lang w:val="fr_FR" w:bidi="fr_FR"/>
+        </w:rPr>
         <w:t>« notre »</w:t>
       </w:r>
     </w:p>
@@ -11514,6 +13299,21 @@
           <w:b/>
           <w:lang w:val="fr_FR" w:bidi="fr_FR"/>
         </w:rPr>
+        <w:t>ὅτι ἔλεγον ὑμῖν</w:t>
+      </w:r>
+    </w:p>
+    <w:p>
+      <w:pPr/>
+      <w:r>
+        <w:rPr>
+          <w:lang w:val="fr_FR" w:bidi="fr_FR"/>
+        </w:rPr>
+      </w:r>
+      <w:r>
+        <w:rPr>
+          <w:b/>
+          <w:lang w:val="fr_FR" w:bidi="fr_FR"/>
+        </w:rPr>
         <w:t>« ils vous disaient »</w:t>
       </w:r>
     </w:p>
@@ -11577,6 +13377,21 @@
           <w:b/>
           <w:lang w:val="fr_FR" w:bidi="fr_FR"/>
         </w:rPr>
+        <w:t>ἐσχάτου χρόνου</w:t>
+      </w:r>
+    </w:p>
+    <w:p>
+      <w:pPr/>
+      <w:r>
+        <w:rPr>
+          <w:lang w:val="fr_FR" w:bidi="fr_FR"/>
+        </w:rPr>
+      </w:r>
+      <w:r>
+        <w:rPr>
+          <w:b/>
+          <w:lang w:val="fr_FR" w:bidi="fr_FR"/>
+        </w:rPr>
         <w:t>« au dernier temps »</w:t>
       </w:r>
     </w:p>
@@ -11673,6 +13488,21 @@
           <w:b/>
           <w:lang w:val="fr_FR" w:bidi="fr_FR"/>
         </w:rPr>
+        <w:t>πορευόμενοι</w:t>
+      </w:r>
+    </w:p>
+    <w:p>
+      <w:pPr/>
+      <w:r>
+        <w:rPr>
+          <w:lang w:val="fr_FR" w:bidi="fr_FR"/>
+        </w:rPr>
+      </w:r>
+      <w:r>
+        <w:rPr>
+          <w:b/>
+          <w:lang w:val="fr_FR" w:bidi="fr_FR"/>
+        </w:rPr>
         <w:t>« marchant »</w:t>
       </w:r>
     </w:p>
@@ -11769,6 +13599,21 @@
           <w:b/>
           <w:lang w:val="fr_FR" w:bidi="fr_FR"/>
         </w:rPr>
+        <w:t>κατὰ τὰς ἑαυτῶν ἐπιθυμίας &amp; τῶν ἀσεβειῶν</w:t>
+      </w:r>
+    </w:p>
+    <w:p>
+      <w:pPr/>
+      <w:r>
+        <w:rPr>
+          <w:lang w:val="fr_FR" w:bidi="fr_FR"/>
+        </w:rPr>
+      </w:r>
+      <w:r>
+        <w:rPr>
+          <w:b/>
+          <w:lang w:val="fr_FR" w:bidi="fr_FR"/>
+        </w:rPr>
         <w:t>« selon leurs convoitises impies »</w:t>
       </w:r>
     </w:p>
@@ -11845,6 +13690,21 @@
           <w:b/>
           <w:lang w:val="fr_FR" w:bidi="fr_FR"/>
         </w:rPr>
+        <w:t>οὗτοί</w:t>
+      </w:r>
+    </w:p>
+    <w:p>
+      <w:pPr/>
+      <w:r>
+        <w:rPr>
+          <w:lang w:val="fr_FR" w:bidi="fr_FR"/>
+        </w:rPr>
+      </w:r>
+      <w:r>
+        <w:rPr>
+          <w:b/>
+          <w:lang w:val="fr_FR" w:bidi="fr_FR"/>
+        </w:rPr>
         <w:t>« Ce sont ceux »</w:t>
       </w:r>
     </w:p>
@@ -11941,6 +13801,21 @@
           <w:b/>
           <w:lang w:val="fr_FR" w:bidi="fr_FR"/>
         </w:rPr>
+        <w:t>οἱ ἀποδιορίζοντες</w:t>
+      </w:r>
+    </w:p>
+    <w:p>
+      <w:pPr/>
+      <w:r>
+        <w:rPr>
+          <w:lang w:val="fr_FR" w:bidi="fr_FR"/>
+        </w:rPr>
+      </w:r>
+      <w:r>
+        <w:rPr>
+          <w:b/>
+          <w:lang w:val="fr_FR" w:bidi="fr_FR"/>
+        </w:rPr>
         <w:t>« ceux qui provoquent des divisions »</w:t>
       </w:r>
     </w:p>
@@ -12037,6 +13912,21 @@
           <w:b/>
           <w:lang w:val="fr_FR" w:bidi="fr_FR"/>
         </w:rPr>
+        <w:t>Πνεῦμα</w:t>
+      </w:r>
+    </w:p>
+    <w:p>
+      <w:pPr/>
+      <w:r>
+        <w:rPr>
+          <w:lang w:val="fr_FR" w:bidi="fr_FR"/>
+        </w:rPr>
+      </w:r>
+      <w:r>
+        <w:rPr>
+          <w:b/>
+          <w:lang w:val="fr_FR" w:bidi="fr_FR"/>
+        </w:rPr>
         <w:t>« l'esprit »</w:t>
       </w:r>
     </w:p>
@@ -12133,6 +14023,21 @@
           <w:b/>
           <w:lang w:val="fr_FR" w:bidi="fr_FR"/>
         </w:rPr>
+        <w:t>ψυχικοί</w:t>
+      </w:r>
+    </w:p>
+    <w:p>
+      <w:pPr/>
+      <w:r>
+        <w:rPr>
+          <w:lang w:val="fr_FR" w:bidi="fr_FR"/>
+        </w:rPr>
+      </w:r>
+      <w:r>
+        <w:rPr>
+          <w:b/>
+          <w:lang w:val="fr_FR" w:bidi="fr_FR"/>
+        </w:rPr>
         <w:t>« sensuels »</w:t>
       </w:r>
     </w:p>
@@ -12229,6 +14134,21 @@
           <w:b/>
           <w:lang w:val="fr_FR" w:bidi="fr_FR"/>
         </w:rPr>
+        <w:t>Πνεῦμα μὴ ἔχοντες</w:t>
+      </w:r>
+    </w:p>
+    <w:p>
+      <w:pPr/>
+      <w:r>
+        <w:rPr>
+          <w:lang w:val="fr_FR" w:bidi="fr_FR"/>
+        </w:rPr>
+      </w:r>
+      <w:r>
+        <w:rPr>
+          <w:b/>
+          <w:lang w:val="fr_FR" w:bidi="fr_FR"/>
+        </w:rPr>
         <w:t>« n'ayant pas l'esprit »</w:t>
       </w:r>
     </w:p>
@@ -12311,6 +14231,21 @@
         <w:rPr>
           <w:lang w:val="fr_FR" w:bidi="fr_FR"/>
         </w:rPr>
+      </w:r>
+    </w:p>
+    <w:p>
+      <w:pPr/>
+      <w:r>
+        <w:rPr>
+          <w:lang w:val="fr_FR" w:bidi="fr_FR"/>
+        </w:rPr>
+      </w:r>
+      <w:r>
+        <w:rPr>
+          <w:b/>
+          <w:lang w:val="fr_FR" w:bidi="fr_FR"/>
+        </w:rPr>
+        <w:t>ἀγαπητοί</w:t>
       </w:r>
     </w:p>
     <w:p>
@@ -12439,6 +14374,21 @@
           <w:b/>
           <w:lang w:val="fr_FR" w:bidi="fr_FR"/>
         </w:rPr>
+        <w:t>ἐποικοδομοῦντες ἑαυτοὺς τῇ ἁγιωτάτῃ ὑμῶν πίστει</w:t>
+      </w:r>
+    </w:p>
+    <w:p>
+      <w:pPr/>
+      <w:r>
+        <w:rPr>
+          <w:lang w:val="fr_FR" w:bidi="fr_FR"/>
+        </w:rPr>
+      </w:r>
+      <w:r>
+        <w:rPr>
+          <w:b/>
+          <w:lang w:val="fr_FR" w:bidi="fr_FR"/>
+        </w:rPr>
         <w:t>« vous édifiant vous-mêmes sur votre très sainte foi »</w:t>
       </w:r>
     </w:p>
@@ -12522,6 +14472,21 @@
           <w:b/>
           <w:lang w:val="fr_FR" w:bidi="fr_FR"/>
         </w:rPr>
+        <w:t>ἐποικοδομοῦντες ἑαυτοὺς</w:t>
+      </w:r>
+    </w:p>
+    <w:p>
+      <w:pPr/>
+      <w:r>
+        <w:rPr>
+          <w:lang w:val="fr_FR" w:bidi="fr_FR"/>
+        </w:rPr>
+      </w:r>
+      <w:r>
+        <w:rPr>
+          <w:b/>
+          <w:lang w:val="fr_FR" w:bidi="fr_FR"/>
+        </w:rPr>
         <w:t>« vous édifiant vous-mêmes »</w:t>
       </w:r>
     </w:p>
@@ -12585,6 +14550,21 @@
           <w:b/>
           <w:lang w:val="fr_FR" w:bidi="fr_FR"/>
         </w:rPr>
+        <w:t>τῇ ἁγιωτάτῃ ὑμῶν πίστει</w:t>
+      </w:r>
+    </w:p>
+    <w:p>
+      <w:pPr/>
+      <w:r>
+        <w:rPr>
+          <w:lang w:val="fr_FR" w:bidi="fr_FR"/>
+        </w:rPr>
+      </w:r>
+      <w:r>
+        <w:rPr>
+          <w:b/>
+          <w:lang w:val="fr_FR" w:bidi="fr_FR"/>
+        </w:rPr>
         <w:t>« sur votre foi très sainte »</w:t>
       </w:r>
     </w:p>
@@ -12681,6 +14661,21 @@
           <w:b/>
           <w:lang w:val="fr_FR" w:bidi="fr_FR"/>
         </w:rPr>
+        <w:t>ἐν Πνεύματι Ἁγίῳ προσευχόμενοι</w:t>
+      </w:r>
+    </w:p>
+    <w:p>
+      <w:pPr/>
+      <w:r>
+        <w:rPr>
+          <w:lang w:val="fr_FR" w:bidi="fr_FR"/>
+        </w:rPr>
+      </w:r>
+      <w:r>
+        <w:rPr>
+          <w:b/>
+          <w:lang w:val="fr_FR" w:bidi="fr_FR"/>
+        </w:rPr>
         <w:t>« priant par le Saint-Esprit »</w:t>
       </w:r>
     </w:p>
@@ -12744,6 +14739,21 @@
           <w:b/>
           <w:lang w:val="fr_FR" w:bidi="fr_FR"/>
         </w:rPr>
+        <w:t>ἑαυτοὺς ἐν ἀγάπῃ Θεοῦ τηρήσατε</w:t>
+      </w:r>
+    </w:p>
+    <w:p>
+      <w:pPr/>
+      <w:r>
+        <w:rPr>
+          <w:lang w:val="fr_FR" w:bidi="fr_FR"/>
+        </w:rPr>
+      </w:r>
+      <w:r>
+        <w:rPr>
+          <w:b/>
+          <w:lang w:val="fr_FR" w:bidi="fr_FR"/>
+        </w:rPr>
         <w:t>« maintenez-vous dans l'amour de Dieu »</w:t>
       </w:r>
     </w:p>
@@ -12827,6 +14837,21 @@
           <w:b/>
           <w:lang w:val="fr_FR" w:bidi="fr_FR"/>
         </w:rPr>
+        <w:t>ἑαυτοὺς ἐν ἀγάπῃ Θεοῦ τηρήσατε</w:t>
+      </w:r>
+    </w:p>
+    <w:p>
+      <w:pPr/>
+      <w:r>
+        <w:rPr>
+          <w:lang w:val="fr_FR" w:bidi="fr_FR"/>
+        </w:rPr>
+      </w:r>
+      <w:r>
+        <w:rPr>
+          <w:b/>
+          <w:lang w:val="fr_FR" w:bidi="fr_FR"/>
+        </w:rPr>
         <w:t>« Maintenez-vous dans l'amour de Dieu »</w:t>
       </w:r>
     </w:p>
@@ -12923,6 +14948,21 @@
           <w:b/>
           <w:lang w:val="fr_FR" w:bidi="fr_FR"/>
         </w:rPr>
+        <w:t>προσδεχόμενοι τὸ ἔλεος τοῦ Κυρίου ἡμῶν</w:t>
+      </w:r>
+    </w:p>
+    <w:p>
+      <w:pPr/>
+      <w:r>
+        <w:rPr>
+          <w:lang w:val="fr_FR" w:bidi="fr_FR"/>
+        </w:rPr>
+      </w:r>
+      <w:r>
+        <w:rPr>
+          <w:b/>
+          <w:lang w:val="fr_FR" w:bidi="fr_FR"/>
+        </w:rPr>
         <w:t>« en attendant la miséricorde de notre Seigneur »</w:t>
       </w:r>
     </w:p>
@@ -12986,6 +15026,21 @@
           <w:b/>
           <w:lang w:val="fr_FR" w:bidi="fr_FR"/>
         </w:rPr>
+        <w:t>τὸ ἔλεος τοῦ Κυρίου ἡμῶν, Ἰησοῦ Χριστοῦ</w:t>
+      </w:r>
+    </w:p>
+    <w:p>
+      <w:pPr/>
+      <w:r>
+        <w:rPr>
+          <w:lang w:val="fr_FR" w:bidi="fr_FR"/>
+        </w:rPr>
+      </w:r>
+      <w:r>
+        <w:rPr>
+          <w:b/>
+          <w:lang w:val="fr_FR" w:bidi="fr_FR"/>
+        </w:rPr>
         <w:t>« La miséricorde de notre Seigneur Jésus-Christ »</w:t>
       </w:r>
     </w:p>
@@ -13068,6 +15123,21 @@
         <w:rPr>
           <w:lang w:val="fr_FR" w:bidi="fr_FR"/>
         </w:rPr>
+      </w:r>
+    </w:p>
+    <w:p>
+      <w:pPr/>
+      <w:r>
+        <w:rPr>
+          <w:lang w:val="fr_FR" w:bidi="fr_FR"/>
+        </w:rPr>
+      </w:r>
+      <w:r>
+        <w:rPr>
+          <w:b/>
+          <w:lang w:val="fr_FR" w:bidi="fr_FR"/>
+        </w:rPr>
+        <w:t>τοῦ Κυρίου ἡμῶν</w:t>
       </w:r>
     </w:p>
     <w:p>
@@ -13196,6 +15266,21 @@
           <w:b/>
           <w:lang w:val="fr_FR" w:bidi="fr_FR"/>
         </w:rPr>
+        <w:t>ἡμῶν</w:t>
+      </w:r>
+    </w:p>
+    <w:p>
+      <w:pPr/>
+      <w:r>
+        <w:rPr>
+          <w:lang w:val="fr_FR" w:bidi="fr_FR"/>
+        </w:rPr>
+      </w:r>
+      <w:r>
+        <w:rPr>
+          <w:b/>
+          <w:lang w:val="fr_FR" w:bidi="fr_FR"/>
+        </w:rPr>
         <w:t>« notre »</w:t>
       </w:r>
     </w:p>
@@ -13292,6 +15377,21 @@
           <w:b/>
           <w:lang w:val="fr_FR" w:bidi="fr_FR"/>
         </w:rPr>
+        <w:t>τὸ ἔλεος τοῦ Κυρίου ἡμῶν, Ἰησοῦ Χριστοῦ, εἰς ζωὴν αἰώνιον</w:t>
+      </w:r>
+    </w:p>
+    <w:p>
+      <w:pPr/>
+      <w:r>
+        <w:rPr>
+          <w:lang w:val="fr_FR" w:bidi="fr_FR"/>
+        </w:rPr>
+      </w:r>
+      <w:r>
+        <w:rPr>
+          <w:b/>
+          <w:lang w:val="fr_FR" w:bidi="fr_FR"/>
+        </w:rPr>
         <w:t>« la miséricorde de notre Seigneur Jésus-Christ pour la vie éternelle »</w:t>
       </w:r>
     </w:p>
@@ -13401,6 +15501,21 @@
           <w:b/>
           <w:lang w:val="fr_FR" w:bidi="fr_FR"/>
         </w:rPr>
+        <w:t>ἐλεᾶτε</w:t>
+      </w:r>
+    </w:p>
+    <w:p>
+      <w:pPr/>
+      <w:r>
+        <w:rPr>
+          <w:lang w:val="fr_FR" w:bidi="fr_FR"/>
+        </w:rPr>
+      </w:r>
+      <w:r>
+        <w:rPr>
+          <w:b/>
+          <w:lang w:val="fr_FR" w:bidi="fr_FR"/>
+        </w:rPr>
         <w:t>« Reprenez les uns »</w:t>
       </w:r>
     </w:p>
@@ -13573,6 +15688,21 @@
           <w:b/>
           <w:lang w:val="fr_FR" w:bidi="fr_FR"/>
         </w:rPr>
+        <w:t>ἐκ πυρὸς ἁρπάζοντες</w:t>
+      </w:r>
+    </w:p>
+    <w:p>
+      <w:pPr/>
+      <w:r>
+        <w:rPr>
+          <w:lang w:val="fr_FR" w:bidi="fr_FR"/>
+        </w:rPr>
+      </w:r>
+      <w:r>
+        <w:rPr>
+          <w:b/>
+          <w:lang w:val="fr_FR" w:bidi="fr_FR"/>
+        </w:rPr>
         <w:t>« en les arrachant du feu »</w:t>
       </w:r>
     </w:p>
@@ -13636,6 +15766,21 @@
           <w:b/>
           <w:lang w:val="fr_FR" w:bidi="fr_FR"/>
         </w:rPr>
+        <w:t>ἐκ πυρὸς ἁρπάζοντες</w:t>
+      </w:r>
+    </w:p>
+    <w:p>
+      <w:pPr/>
+      <w:r>
+        <w:rPr>
+          <w:lang w:val="fr_FR" w:bidi="fr_FR"/>
+        </w:rPr>
+      </w:r>
+      <w:r>
+        <w:rPr>
+          <w:b/>
+          <w:lang w:val="fr_FR" w:bidi="fr_FR"/>
+        </w:rPr>
         <w:t>« arrachant du feu »</w:t>
       </w:r>
     </w:p>
@@ -13732,6 +15877,21 @@
           <w:b/>
           <w:lang w:val="fr_FR" w:bidi="fr_FR"/>
         </w:rPr>
+        <w:t>ἐλεᾶτε</w:t>
+      </w:r>
+    </w:p>
+    <w:p>
+      <w:pPr/>
+      <w:r>
+        <w:rPr>
+          <w:lang w:val="fr_FR" w:bidi="fr_FR"/>
+        </w:rPr>
+      </w:r>
+      <w:r>
+        <w:rPr>
+          <w:b/>
+          <w:lang w:val="fr_FR" w:bidi="fr_FR"/>
+        </w:rPr>
         <w:t>« ayez une pitié »</w:t>
       </w:r>
     </w:p>
@@ -13891,6 +16051,21 @@
           <w:b/>
           <w:lang w:val="fr_FR" w:bidi="fr_FR"/>
         </w:rPr>
+        <w:t>μισοῦντες καὶ τὸν ἀπὸ τῆς σαρκὸς ἐσπιλωμένον χιτῶνα</w:t>
+      </w:r>
+    </w:p>
+    <w:p>
+      <w:pPr/>
+      <w:r>
+        <w:rPr>
+          <w:lang w:val="fr_FR" w:bidi="fr_FR"/>
+        </w:rPr>
+      </w:r>
+      <w:r>
+        <w:rPr>
+          <w:b/>
+          <w:lang w:val="fr_FR" w:bidi="fr_FR"/>
+        </w:rPr>
         <w:t>« haïssant jusqu’à la tunique souillée par la chair »</w:t>
       </w:r>
     </w:p>
@@ -13974,6 +16149,21 @@
           <w:b/>
           <w:lang w:val="fr_FR" w:bidi="fr_FR"/>
         </w:rPr>
+        <w:t>τῆς σαρκὸς</w:t>
+      </w:r>
+    </w:p>
+    <w:p>
+      <w:pPr/>
+      <w:r>
+        <w:rPr>
+          <w:lang w:val="fr_FR" w:bidi="fr_FR"/>
+        </w:rPr>
+      </w:r>
+      <w:r>
+        <w:rPr>
+          <w:b/>
+          <w:lang w:val="fr_FR" w:bidi="fr_FR"/>
+        </w:rPr>
         <w:t>« la chair »</w:t>
       </w:r>
     </w:p>
@@ -14070,6 +16260,21 @@
           <w:b/>
           <w:lang w:val="fr_FR" w:bidi="fr_FR"/>
         </w:rPr>
+        <w:t>τῷ δὲ δυναμένῳ φυλάξαι</w:t>
+      </w:r>
+    </w:p>
+    <w:p>
+      <w:pPr/>
+      <w:r>
+        <w:rPr>
+          <w:lang w:val="fr_FR" w:bidi="fr_FR"/>
+        </w:rPr>
+      </w:r>
+      <w:r>
+        <w:rPr>
+          <w:b/>
+          <w:lang w:val="fr_FR" w:bidi="fr_FR"/>
+        </w:rPr>
         <w:t>« Or, à celui qui peut vous préserver de toute chute »</w:t>
       </w:r>
     </w:p>
@@ -14166,6 +16371,21 @@
           <w:b/>
           <w:lang w:val="fr_FR" w:bidi="fr_FR"/>
         </w:rPr>
+        <w:t>φυλάξαι ὑμᾶς ἀπταίστους</w:t>
+      </w:r>
+    </w:p>
+    <w:p>
+      <w:pPr/>
+      <w:r>
+        <w:rPr>
+          <w:lang w:val="fr_FR" w:bidi="fr_FR"/>
+        </w:rPr>
+      </w:r>
+      <w:r>
+        <w:rPr>
+          <w:b/>
+          <w:lang w:val="fr_FR" w:bidi="fr_FR"/>
+        </w:rPr>
         <w:t>« pour préserver de toute chute »</w:t>
       </w:r>
     </w:p>
@@ -14262,6 +16482,21 @@
           <w:b/>
           <w:lang w:val="fr_FR" w:bidi="fr_FR"/>
         </w:rPr>
+        <w:t>τῆς δόξης αὐτοῦ</w:t>
+      </w:r>
+    </w:p>
+    <w:p>
+      <w:pPr/>
+      <w:r>
+        <w:rPr>
+          <w:lang w:val="fr_FR" w:bidi="fr_FR"/>
+        </w:rPr>
+      </w:r>
+      <w:r>
+        <w:rPr>
+          <w:b/>
+          <w:lang w:val="fr_FR" w:bidi="fr_FR"/>
+        </w:rPr>
         <w:t>« sa gloire »</w:t>
       </w:r>
     </w:p>
@@ -14421,6 +16656,21 @@
           <w:b/>
           <w:lang w:val="fr_FR" w:bidi="fr_FR"/>
         </w:rPr>
+        <w:t>μόνῳ Θεῷ Σωτῆρι ἡμῶν</w:t>
+      </w:r>
+    </w:p>
+    <w:p>
+      <w:pPr/>
+      <w:r>
+        <w:rPr>
+          <w:lang w:val="fr_FR" w:bidi="fr_FR"/>
+        </w:rPr>
+      </w:r>
+      <w:r>
+        <w:rPr>
+          <w:b/>
+          <w:lang w:val="fr_FR" w:bidi="fr_FR"/>
+        </w:rPr>
         <w:t>« à Dieu seul, notre Sauveur »</w:t>
       </w:r>
     </w:p>
@@ -14497,6 +16747,21 @@
           <w:b/>
           <w:lang w:val="fr_FR" w:bidi="fr_FR"/>
         </w:rPr>
+        <w:t>Σωτῆρι ἡμῶν</w:t>
+      </w:r>
+    </w:p>
+    <w:p>
+      <w:pPr/>
+      <w:r>
+        <w:rPr>
+          <w:lang w:val="fr_FR" w:bidi="fr_FR"/>
+        </w:rPr>
+      </w:r>
+      <w:r>
+        <w:rPr>
+          <w:b/>
+          <w:lang w:val="fr_FR" w:bidi="fr_FR"/>
+        </w:rPr>
         <w:t>« notre Sauveur »</w:t>
       </w:r>
     </w:p>
@@ -14593,6 +16858,21 @@
           <w:b/>
           <w:lang w:val="fr_FR" w:bidi="fr_FR"/>
         </w:rPr>
+        <w:t>τοῦ Κυρίου ἡμῶν,</w:t>
+      </w:r>
+    </w:p>
+    <w:p>
+      <w:pPr/>
+      <w:r>
+        <w:rPr>
+          <w:lang w:val="fr_FR" w:bidi="fr_FR"/>
+        </w:rPr>
+      </w:r>
+      <w:r>
+        <w:rPr>
+          <w:b/>
+          <w:lang w:val="fr_FR" w:bidi="fr_FR"/>
+        </w:rPr>
         <w:t>« notre Seigneur »</w:t>
       </w:r>
     </w:p>
@@ -14689,6 +16969,21 @@
           <w:b/>
           <w:lang w:val="fr_FR" w:bidi="fr_FR"/>
         </w:rPr>
+        <w:t>μόνῳ Θεῷ &amp; δόξα, μεγαλωσύνη, κράτος, καὶ ἐξουσία</w:t>
+      </w:r>
+    </w:p>
+    <w:p>
+      <w:pPr/>
+      <w:r>
+        <w:rPr>
+          <w:lang w:val="fr_FR" w:bidi="fr_FR"/>
+        </w:rPr>
+      </w:r>
+      <w:r>
+        <w:rPr>
+          <w:b/>
+          <w:lang w:val="fr_FR" w:bidi="fr_FR"/>
+        </w:rPr>
         <w:t>« à Dieu seul »</w:t>
       </w:r>
       <w:r>
@@ -14811,6 +17106,21 @@
           <w:b/>
           <w:lang w:val="fr_FR" w:bidi="fr_FR"/>
         </w:rPr>
+        <w:t>πρὸ παντὸς τοῦ αἰῶνος</w:t>
+      </w:r>
+    </w:p>
+    <w:p>
+      <w:pPr/>
+      <w:r>
+        <w:rPr>
+          <w:lang w:val="fr_FR" w:bidi="fr_FR"/>
+        </w:rPr>
+      </w:r>
+      <w:r>
+        <w:rPr>
+          <w:b/>
+          <w:lang w:val="fr_FR" w:bidi="fr_FR"/>
+        </w:rPr>
         <w:t>« avant tous les temps »</w:t>
       </w:r>
     </w:p>
@@ -14880,6 +17190,21 @@
         <w:rPr>
           <w:lang w:val="fr_FR" w:bidi="fr_FR"/>
         </w:rPr>
+      </w:r>
+    </w:p>
+    <w:p>
+      <w:pPr/>
+      <w:r>
+        <w:rPr>
+          <w:lang w:val="fr_FR" w:bidi="fr_FR"/>
+        </w:rPr>
+      </w:r>
+      <w:r>
+        <w:rPr>
+          <w:b/>
+          <w:lang w:val="fr_FR" w:bidi="fr_FR"/>
+        </w:rPr>
+        <w:t>εἰς πάντας τοὺς αἰῶνας</w:t>
       </w:r>
     </w:p>
     <w:p>

--- a/fra/docx/65.content.docx
+++ b/fra/docx/65.content.docx
@@ -1179,7 +1179,7 @@
           <w:b/>
           <w:lang w:val="fr_FR" w:bidi="fr_FR"/>
         </w:rPr>
-        <w:t>ἔλεος ὑμῖν, καὶ εἰρήνη, καὶ ἀγάπη πληθυνθείη.</w:t>
+        <w:t>ἔλεος ὑμῖν, καὶ εἰρήνη, καὶ ἀγάπη πληθυνθείη</w:t>
       </w:r>
     </w:p>
     <w:p>
@@ -1414,7 +1414,7 @@
           <w:b/>
           <w:lang w:val="fr_FR" w:bidi="fr_FR"/>
         </w:rPr>
-        <w:t>ἔλεος &amp; καὶ εἰρήνη, καὶ ἀγάπη πληθυνθείη.</w:t>
+        <w:t>ἔλεος &amp; καὶ εἰρήνη, καὶ ἀγάπη πληθυνθείη</w:t>
       </w:r>
     </w:p>
     <w:p>
@@ -16858,7 +16858,7 @@
           <w:b/>
           <w:lang w:val="fr_FR" w:bidi="fr_FR"/>
         </w:rPr>
-        <w:t>τοῦ Κυρίου ἡμῶν,</w:t>
+        <w:t>τοῦ Κυρίου ἡμῶν</w:t>
       </w:r>
     </w:p>
     <w:p>

--- a/fra/docx/65.content.docx
+++ b/fra/docx/65.content.docx
@@ -851,21 +851,6 @@
           <w:b/>
           <w:lang w:val="fr_FR" w:bidi="fr_FR"/>
         </w:rPr>
-        <w:t>ἐν Θεῷ Πατρὶ ἠγαπημένοις</w:t>
-      </w:r>
-    </w:p>
-    <w:p>
-      <w:pPr/>
-      <w:r>
-        <w:rPr>
-          <w:lang w:val="fr_FR" w:bidi="fr_FR"/>
-        </w:rPr>
-      </w:r>
-      <w:r>
-        <w:rPr>
-          <w:b/>
-          <w:lang w:val="fr_FR" w:bidi="fr_FR"/>
-        </w:rPr>
         <w:t xml:space="preserve">« </w:t>
       </w:r>
       <w:r>
@@ -963,21 +948,6 @@
           <w:b/>
           <w:lang w:val="fr_FR" w:bidi="fr_FR"/>
         </w:rPr>
-        <w:t>Θεῷ Πατρὶ</w:t>
-      </w:r>
-    </w:p>
-    <w:p>
-      <w:pPr/>
-      <w:r>
-        <w:rPr>
-          <w:lang w:val="fr_FR" w:bidi="fr_FR"/>
-        </w:rPr>
-      </w:r>
-      <w:r>
-        <w:rPr>
-          <w:b/>
-          <w:lang w:val="fr_FR" w:bidi="fr_FR"/>
-        </w:rPr>
         <w:t>« Dieu le Père »</w:t>
       </w:r>
     </w:p>
@@ -1068,21 +1038,6 @@
           <w:b/>
           <w:lang w:val="fr_FR" w:bidi="fr_FR"/>
         </w:rPr>
-        <w:t>Ἰησοῦ Χριστῷ τετηρημένοις κλητοῖς</w:t>
-      </w:r>
-    </w:p>
-    <w:p>
-      <w:pPr/>
-      <w:r>
-        <w:rPr>
-          <w:lang w:val="fr_FR" w:bidi="fr_FR"/>
-        </w:rPr>
-      </w:r>
-      <w:r>
-        <w:rPr>
-          <w:b/>
-          <w:lang w:val="fr_FR" w:bidi="fr_FR"/>
-        </w:rPr>
         <w:t>« et gardés pour Jésus-Christ »</w:t>
       </w:r>
     </w:p>
@@ -1179,21 +1134,6 @@
           <w:b/>
           <w:lang w:val="fr_FR" w:bidi="fr_FR"/>
         </w:rPr>
-        <w:t>ἔλεος ὑμῖν, καὶ εἰρήνη, καὶ ἀγάπη πληθυνθείη</w:t>
-      </w:r>
-    </w:p>
-    <w:p>
-      <w:pPr/>
-      <w:r>
-        <w:rPr>
-          <w:lang w:val="fr_FR" w:bidi="fr_FR"/>
-        </w:rPr>
-      </w:r>
-      <w:r>
-        <w:rPr>
-          <w:b/>
-          <w:lang w:val="fr_FR" w:bidi="fr_FR"/>
-        </w:rPr>
         <w:t>« que la miséricorde, la paix et la charité vous soient multipliées »</w:t>
       </w:r>
     </w:p>
@@ -1277,21 +1217,6 @@
           <w:b/>
           <w:lang w:val="fr_FR" w:bidi="fr_FR"/>
         </w:rPr>
-        <w:t>ἔλεος ὑμῖν, καὶ εἰρήνη, καὶ ἀγάπη πληθυνθείη</w:t>
-      </w:r>
-    </w:p>
-    <w:p>
-      <w:pPr/>
-      <w:r>
-        <w:rPr>
-          <w:lang w:val="fr_FR" w:bidi="fr_FR"/>
-        </w:rPr>
-      </w:r>
-      <w:r>
-        <w:rPr>
-          <w:b/>
-          <w:lang w:val="fr_FR" w:bidi="fr_FR"/>
-        </w:rPr>
         <w:t>« que la miséricorde, la paix et l'amour vous soient multipliés »</w:t>
       </w:r>
     </w:p>
@@ -1819,6 +1744,69 @@
           <w:b/>
           <w:lang w:val="fr_FR" w:bidi="fr_FR"/>
         </w:rPr>
+        <w:t>« au sujet de notre salut commun »</w:t>
+      </w:r>
+    </w:p>
+    <w:p>
+      <w:pPr/>
+      <w:r>
+        <w:rPr>
+          <w:lang w:val="fr_FR" w:bidi="fr_FR"/>
+        </w:rPr>
+      </w:r>
+      <w:r>
+        <w:rPr>
+          <w:lang w:val="fr_FR" w:bidi="fr_FR"/>
+        </w:rPr>
+        <w:t>Traduction alternative : « concernant le salut que nous partageons »</w:t>
+      </w:r>
+      <w:r>
+        <w:rPr>
+          <w:lang w:val="fr_FR" w:bidi="fr_FR"/>
+        </w:rPr>
+      </w:r>
+      <w:r>
+        <w:rPr>
+          <w:lang w:val="fr_FR" w:bidi="fr_FR"/>
+        </w:rPr>
+      </w:r>
+    </w:p>
+    <w:p>
+      <w:pPr/>
+      <w:r>
+        <w:rPr>
+          <w:lang w:val="fr_FR" w:bidi="fr_FR"/>
+        </w:rPr>
+      </w:r>
+    </w:p>
+    <w:p>
+      <w:pPr>
+        <w:pStyle w:val="Heading2"/>
+      </w:pPr>
+      <w:r>
+        <w:rPr>
+          <w:lang w:val="fr_FR" w:bidi="fr_FR"/>
+        </w:rPr>
+        <w:t>Jude 1.3 (#4)</w:t>
+      </w:r>
+      <w:r>
+        <w:rPr>
+          <w:lang w:val="fr_FR" w:bidi="fr_FR"/>
+        </w:rPr>
+      </w:r>
+    </w:p>
+    <w:p>
+      <w:pPr/>
+      <w:r>
+        <w:rPr>
+          <w:lang w:val="fr_FR" w:bidi="fr_FR"/>
+        </w:rPr>
+      </w:r>
+      <w:r>
+        <w:rPr>
+          <w:b/>
+          <w:lang w:val="fr_FR" w:bidi="fr_FR"/>
+        </w:rPr>
         <w:t>περὶ τῆς κοινῆς ἡμῶν σωτηρίας</w:t>
       </w:r>
     </w:p>
@@ -1848,7 +1836,40 @@
         <w:rPr>
           <w:lang w:val="fr_FR" w:bidi="fr_FR"/>
         </w:rPr>
-        <w:t>Traduction alternative : « concernant le salut que nous partageons »</w:t>
+        <w:t xml:space="preserve">Si cela peut être utile dans votre langue, vous pouvez exprimer l'idée du nom abstrait </w:t>
+      </w:r>
+      <w:r>
+        <w:rPr>
+          <w:b/>
+          <w:lang w:val="fr_FR" w:bidi="fr_FR"/>
+        </w:rPr>
+        <w:t>salut</w:t>
+      </w:r>
+      <w:r>
+        <w:rPr>
+          <w:lang w:val="fr_FR" w:bidi="fr_FR"/>
+        </w:rPr>
+        <w:t xml:space="preserve"> au moyen d'un groupe verbal. Traduction alternative : « sur la manière dont Dieu nous a tous sauvés ensemble »</w:t>
+      </w:r>
+    </w:p>
+    <w:p>
+      <w:pPr/>
+      <w:r>
+        <w:rPr>
+          <w:lang w:val="fr_FR" w:bidi="fr_FR"/>
+        </w:rPr>
+      </w:r>
+      <w:r>
+        <w:rPr>
+          <w:lang w:val="fr_FR" w:bidi="fr_FR"/>
+        </w:rPr>
+        <w:t xml:space="preserve">Voir : </w:t>
+      </w:r>
+      <w:r>
+        <w:rPr>
+          <w:lang w:val="fr_FR" w:bidi="fr_FR"/>
+        </w:rPr>
+        <w:t>Les noms abstraits</w:t>
       </w:r>
       <w:r>
         <w:rPr>
@@ -1877,69 +1898,69 @@
         <w:rPr>
           <w:lang w:val="fr_FR" w:bidi="fr_FR"/>
         </w:rPr>
-        <w:t>Jude 1.3 (#4)</w:t>
-      </w:r>
-      <w:r>
-        <w:rPr>
-          <w:lang w:val="fr_FR" w:bidi="fr_FR"/>
-        </w:rPr>
-      </w:r>
-    </w:p>
-    <w:p>
-      <w:pPr/>
-      <w:r>
-        <w:rPr>
-          <w:lang w:val="fr_FR" w:bidi="fr_FR"/>
-        </w:rPr>
-      </w:r>
-      <w:r>
-        <w:rPr>
-          <w:b/>
-          <w:lang w:val="fr_FR" w:bidi="fr_FR"/>
-        </w:rPr>
-        <w:t>περὶ τῆς κοινῆς ἡμῶν σωτηρίας</w:t>
-      </w:r>
-    </w:p>
-    <w:p>
-      <w:pPr/>
-      <w:r>
-        <w:rPr>
-          <w:lang w:val="fr_FR" w:bidi="fr_FR"/>
-        </w:rPr>
-      </w:r>
-      <w:r>
-        <w:rPr>
-          <w:b/>
-          <w:lang w:val="fr_FR" w:bidi="fr_FR"/>
-        </w:rPr>
-        <w:t>« au sujet de notre salut commun »</w:t>
-      </w:r>
-    </w:p>
-    <w:p>
-      <w:pPr/>
-      <w:r>
-        <w:rPr>
-          <w:lang w:val="fr_FR" w:bidi="fr_FR"/>
-        </w:rPr>
-      </w:r>
-      <w:r>
-        <w:rPr>
-          <w:lang w:val="fr_FR" w:bidi="fr_FR"/>
-        </w:rPr>
-        <w:t xml:space="preserve">Si cela peut être utile dans votre langue, vous pouvez exprimer l'idée du nom abstrait </w:t>
-      </w:r>
-      <w:r>
-        <w:rPr>
-          <w:b/>
-          <w:lang w:val="fr_FR" w:bidi="fr_FR"/>
-        </w:rPr>
-        <w:t>salut</w:t>
-      </w:r>
-      <w:r>
-        <w:rPr>
-          <w:lang w:val="fr_FR" w:bidi="fr_FR"/>
-        </w:rPr>
-        <w:t xml:space="preserve"> au moyen d'un groupe verbal. Traduction alternative : « sur la manière dont Dieu nous a tous sauvés ensemble »</w:t>
+        <w:t>Jude 1.3 (#5)</w:t>
+      </w:r>
+      <w:r>
+        <w:rPr>
+          <w:lang w:val="fr_FR" w:bidi="fr_FR"/>
+        </w:rPr>
+      </w:r>
+    </w:p>
+    <w:p>
+      <w:pPr/>
+      <w:r>
+        <w:rPr>
+          <w:lang w:val="fr_FR" w:bidi="fr_FR"/>
+        </w:rPr>
+      </w:r>
+      <w:r>
+        <w:rPr>
+          <w:b/>
+          <w:lang w:val="fr_FR" w:bidi="fr_FR"/>
+        </w:rPr>
+        <w:t>ἡμῶν</w:t>
+      </w:r>
+    </w:p>
+    <w:p>
+      <w:pPr/>
+      <w:r>
+        <w:rPr>
+          <w:lang w:val="fr_FR" w:bidi="fr_FR"/>
+        </w:rPr>
+      </w:r>
+      <w:r>
+        <w:rPr>
+          <w:b/>
+          <w:lang w:val="fr_FR" w:bidi="fr_FR"/>
+        </w:rPr>
+        <w:t>« notre »</w:t>
+      </w:r>
+    </w:p>
+    <w:p>
+      <w:pPr/>
+      <w:r>
+        <w:rPr>
+          <w:lang w:val="fr_FR" w:bidi="fr_FR"/>
+        </w:rPr>
+      </w:r>
+      <w:r>
+        <w:rPr>
+          <w:lang w:val="fr_FR" w:bidi="fr_FR"/>
+        </w:rPr>
+        <w:t xml:space="preserve">Ici, </w:t>
+      </w:r>
+      <w:r>
+        <w:rPr>
+          <w:b/>
+          <w:lang w:val="fr_FR" w:bidi="fr_FR"/>
+        </w:rPr>
+        <w:t>notre</w:t>
+      </w:r>
+      <w:r>
+        <w:rPr>
+          <w:lang w:val="fr_FR" w:bidi="fr_FR"/>
+        </w:rPr>
+        <w:t xml:space="preserve"> comprend Jude et son public, c'est-à-dire ses compagnons croyants.</w:t>
       </w:r>
     </w:p>
     <w:p>
@@ -1959,6 +1980,117 @@
         <w:rPr>
           <w:lang w:val="fr_FR" w:bidi="fr_FR"/>
         </w:rPr>
+        <w:t>Le « nous » exclusif et le « nous » inclusif</w:t>
+      </w:r>
+      <w:r>
+        <w:rPr>
+          <w:lang w:val="fr_FR" w:bidi="fr_FR"/>
+        </w:rPr>
+      </w:r>
+      <w:r>
+        <w:rPr>
+          <w:lang w:val="fr_FR" w:bidi="fr_FR"/>
+        </w:rPr>
+      </w:r>
+    </w:p>
+    <w:p>
+      <w:pPr/>
+      <w:r>
+        <w:rPr>
+          <w:lang w:val="fr_FR" w:bidi="fr_FR"/>
+        </w:rPr>
+      </w:r>
+    </w:p>
+    <w:p>
+      <w:pPr>
+        <w:pStyle w:val="Heading2"/>
+      </w:pPr>
+      <w:r>
+        <w:rPr>
+          <w:lang w:val="fr_FR" w:bidi="fr_FR"/>
+        </w:rPr>
+        <w:t>Jude 1.3 (#6)</w:t>
+      </w:r>
+      <w:r>
+        <w:rPr>
+          <w:lang w:val="fr_FR" w:bidi="fr_FR"/>
+        </w:rPr>
+      </w:r>
+    </w:p>
+    <w:p>
+      <w:pPr/>
+      <w:r>
+        <w:rPr>
+          <w:lang w:val="fr_FR" w:bidi="fr_FR"/>
+        </w:rPr>
+      </w:r>
+      <w:r>
+        <w:rPr>
+          <w:b/>
+          <w:lang w:val="fr_FR" w:bidi="fr_FR"/>
+        </w:rPr>
+        <w:t>ἀνάγκην ἔσχον γράψαι</w:t>
+      </w:r>
+    </w:p>
+    <w:p>
+      <w:pPr/>
+      <w:r>
+        <w:rPr>
+          <w:lang w:val="fr_FR" w:bidi="fr_FR"/>
+        </w:rPr>
+      </w:r>
+      <w:r>
+        <w:rPr>
+          <w:b/>
+          <w:lang w:val="fr_FR" w:bidi="fr_FR"/>
+        </w:rPr>
+        <w:t>« je me suis senti obligé de le faire »</w:t>
+      </w:r>
+    </w:p>
+    <w:p>
+      <w:pPr/>
+      <w:r>
+        <w:rPr>
+          <w:lang w:val="fr_FR" w:bidi="fr_FR"/>
+        </w:rPr>
+      </w:r>
+      <w:r>
+        <w:rPr>
+          <w:lang w:val="fr_FR" w:bidi="fr_FR"/>
+        </w:rPr>
+        <w:t xml:space="preserve">Le texte grec dit littéralement : « j'ai eu la nécessité de vous écrire ». Si vous choisissez de traduire ce texte plutôt que la version proposée par la LSG, vous pouvez exprimer l'idée du nom abstrait </w:t>
+      </w:r>
+      <w:r>
+        <w:rPr>
+          <w:b/>
+          <w:lang w:val="fr_FR" w:bidi="fr_FR"/>
+        </w:rPr>
+        <w:t>nécessité</w:t>
+      </w:r>
+      <w:r>
+        <w:rPr>
+          <w:lang w:val="fr_FR" w:bidi="fr_FR"/>
+        </w:rPr>
+        <w:t xml:space="preserve"> avec une expression équivalente. Traduction alternative : « J'avais besoin de vous écrire »</w:t>
+      </w:r>
+    </w:p>
+    <w:p>
+      <w:pPr/>
+      <w:r>
+        <w:rPr>
+          <w:lang w:val="fr_FR" w:bidi="fr_FR"/>
+        </w:rPr>
+      </w:r>
+      <w:r>
+        <w:rPr>
+          <w:lang w:val="fr_FR" w:bidi="fr_FR"/>
+        </w:rPr>
+        <w:t xml:space="preserve">Voir : </w:t>
+      </w:r>
+      <w:r>
+        <w:rPr>
+          <w:lang w:val="fr_FR" w:bidi="fr_FR"/>
+        </w:rPr>
         <w:t>Les noms abstraits</w:t>
       </w:r>
       <w:r>
@@ -1988,42 +2120,346 @@
         <w:rPr>
           <w:lang w:val="fr_FR" w:bidi="fr_FR"/>
         </w:rPr>
-        <w:t>Jude 1.3 (#5)</w:t>
-      </w:r>
-      <w:r>
-        <w:rPr>
-          <w:lang w:val="fr_FR" w:bidi="fr_FR"/>
-        </w:rPr>
-      </w:r>
-    </w:p>
-    <w:p>
-      <w:pPr/>
-      <w:r>
-        <w:rPr>
-          <w:lang w:val="fr_FR" w:bidi="fr_FR"/>
-        </w:rPr>
-      </w:r>
-      <w:r>
-        <w:rPr>
-          <w:b/>
-          <w:lang w:val="fr_FR" w:bidi="fr_FR"/>
-        </w:rPr>
-        <w:t>ἡμῶν</w:t>
-      </w:r>
-    </w:p>
-    <w:p>
-      <w:pPr/>
-      <w:r>
-        <w:rPr>
-          <w:lang w:val="fr_FR" w:bidi="fr_FR"/>
-        </w:rPr>
-      </w:r>
-      <w:r>
-        <w:rPr>
-          <w:b/>
-          <w:lang w:val="fr_FR" w:bidi="fr_FR"/>
-        </w:rPr>
-        <w:t>« notre »</w:t>
+        <w:t>Jude 1.3 (#7)</w:t>
+      </w:r>
+      <w:r>
+        <w:rPr>
+          <w:lang w:val="fr_FR" w:bidi="fr_FR"/>
+        </w:rPr>
+      </w:r>
+    </w:p>
+    <w:p>
+      <w:pPr/>
+      <w:r>
+        <w:rPr>
+          <w:lang w:val="fr_FR" w:bidi="fr_FR"/>
+        </w:rPr>
+      </w:r>
+      <w:r>
+        <w:rPr>
+          <w:b/>
+          <w:lang w:val="fr_FR" w:bidi="fr_FR"/>
+        </w:rPr>
+        <w:t>παρακαλῶν ἐπαγωνίζεσθαι τῇ &amp; πίστει</w:t>
+      </w:r>
+    </w:p>
+    <w:p>
+      <w:pPr/>
+      <w:r>
+        <w:rPr>
+          <w:lang w:val="fr_FR" w:bidi="fr_FR"/>
+        </w:rPr>
+      </w:r>
+      <w:r>
+        <w:rPr>
+          <w:b/>
+          <w:lang w:val="fr_FR" w:bidi="fr_FR"/>
+        </w:rPr>
+        <w:t>« Exhorter à combattre pour la foi »</w:t>
+      </w:r>
+    </w:p>
+    <w:p>
+      <w:pPr/>
+      <w:r>
+        <w:rPr>
+          <w:lang w:val="fr_FR" w:bidi="fr_FR"/>
+        </w:rPr>
+      </w:r>
+      <w:r>
+        <w:rPr>
+          <w:lang w:val="fr_FR" w:bidi="fr_FR"/>
+        </w:rPr>
+        <w:t xml:space="preserve">Le texte grec ne précise pas « afin de » comme dans la LSG. « </w:t>
+      </w:r>
+      <w:r>
+        <w:rPr>
+          <w:lang w:val="fr_FR" w:bidi="fr_FR"/>
+        </w:rPr>
+        <w:t xml:space="preserve">afin de vous exhorter à combattre pour la foi » est </w:t>
+      </w:r>
+      <w:r>
+        <w:rPr>
+          <w:lang w:val="fr_FR" w:bidi="fr_FR"/>
+        </w:rPr>
+        <w:t>une proposition de but. Jude énonce le but dans lequel il a écrit la lettre. Dans votre traduction, suivez les conventions en vigueur dans votre langue pour les propositions de but. Traduction alternative : « afin de vous exhorter à combattre pour la foi », comme la LSG.</w:t>
+      </w:r>
+    </w:p>
+    <w:p>
+      <w:pPr/>
+      <w:r>
+        <w:rPr>
+          <w:lang w:val="fr_FR" w:bidi="fr_FR"/>
+        </w:rPr>
+      </w:r>
+      <w:r>
+        <w:rPr>
+          <w:lang w:val="fr_FR" w:bidi="fr_FR"/>
+        </w:rPr>
+        <w:t xml:space="preserve">Voir : </w:t>
+      </w:r>
+      <w:r>
+        <w:rPr>
+          <w:lang w:val="fr_FR" w:bidi="fr_FR"/>
+        </w:rPr>
+        <w:t>Connecteur : expression du but</w:t>
+      </w:r>
+      <w:r>
+        <w:rPr>
+          <w:lang w:val="fr_FR" w:bidi="fr_FR"/>
+        </w:rPr>
+      </w:r>
+      <w:r>
+        <w:rPr>
+          <w:lang w:val="fr_FR" w:bidi="fr_FR"/>
+        </w:rPr>
+      </w:r>
+    </w:p>
+    <w:p>
+      <w:pPr/>
+      <w:r>
+        <w:rPr>
+          <w:lang w:val="fr_FR" w:bidi="fr_FR"/>
+        </w:rPr>
+      </w:r>
+    </w:p>
+    <w:p>
+      <w:pPr>
+        <w:pStyle w:val="Heading2"/>
+      </w:pPr>
+      <w:r>
+        <w:rPr>
+          <w:lang w:val="fr_FR" w:bidi="fr_FR"/>
+        </w:rPr>
+        <w:t>Jude 1.3 (#8)</w:t>
+      </w:r>
+      <w:r>
+        <w:rPr>
+          <w:lang w:val="fr_FR" w:bidi="fr_FR"/>
+        </w:rPr>
+      </w:r>
+    </w:p>
+    <w:p>
+      <w:pPr/>
+      <w:r>
+        <w:rPr>
+          <w:lang w:val="fr_FR" w:bidi="fr_FR"/>
+        </w:rPr>
+      </w:r>
+      <w:r>
+        <w:rPr>
+          <w:b/>
+          <w:lang w:val="fr_FR" w:bidi="fr_FR"/>
+        </w:rPr>
+        <w:t>παρακαλῶν ἐπαγωνίζεσθαι τῇ &amp; πίστει</w:t>
+      </w:r>
+    </w:p>
+    <w:p>
+      <w:pPr/>
+      <w:r>
+        <w:rPr>
+          <w:lang w:val="fr_FR" w:bidi="fr_FR"/>
+        </w:rPr>
+      </w:r>
+      <w:r>
+        <w:rPr>
+          <w:b/>
+          <w:lang w:val="fr_FR" w:bidi="fr_FR"/>
+        </w:rPr>
+        <w:t>« vous exhorter à combattre pour la foi »</w:t>
+      </w:r>
+    </w:p>
+    <w:p>
+      <w:pPr/>
+      <w:r>
+        <w:rPr>
+          <w:lang w:val="fr_FR" w:bidi="fr_FR"/>
+        </w:rPr>
+      </w:r>
+      <w:r>
+        <w:rPr>
+          <w:lang w:val="fr_FR" w:bidi="fr_FR"/>
+        </w:rPr>
+        <w:t>Le texte grec omet le mot « vous », nécessaire dans de nombreuses langues, comme en français, pour que la phrase soit complète. En fonction des conventions qui régissent votre langue, vous pouvez omettre « vous » ou traduire comme la LSG.</w:t>
+      </w:r>
+    </w:p>
+    <w:p>
+      <w:pPr/>
+      <w:r>
+        <w:rPr>
+          <w:lang w:val="fr_FR" w:bidi="fr_FR"/>
+        </w:rPr>
+      </w:r>
+      <w:r>
+        <w:rPr>
+          <w:lang w:val="fr_FR" w:bidi="fr_FR"/>
+        </w:rPr>
+        <w:t xml:space="preserve">Voir : </w:t>
+      </w:r>
+      <w:r>
+        <w:rPr>
+          <w:lang w:val="fr_FR" w:bidi="fr_FR"/>
+        </w:rPr>
+        <w:t>Ellipse</w:t>
+      </w:r>
+      <w:r>
+        <w:rPr>
+          <w:lang w:val="fr_FR" w:bidi="fr_FR"/>
+        </w:rPr>
+      </w:r>
+      <w:r>
+        <w:rPr>
+          <w:lang w:val="fr_FR" w:bidi="fr_FR"/>
+        </w:rPr>
+      </w:r>
+    </w:p>
+    <w:p>
+      <w:pPr/>
+      <w:r>
+        <w:rPr>
+          <w:lang w:val="fr_FR" w:bidi="fr_FR"/>
+        </w:rPr>
+      </w:r>
+    </w:p>
+    <w:p>
+      <w:pPr>
+        <w:pStyle w:val="Heading2"/>
+      </w:pPr>
+      <w:r>
+        <w:rPr>
+          <w:lang w:val="fr_FR" w:bidi="fr_FR"/>
+        </w:rPr>
+        <w:t>Jude 1.3 (#9)</w:t>
+      </w:r>
+      <w:r>
+        <w:rPr>
+          <w:lang w:val="fr_FR" w:bidi="fr_FR"/>
+        </w:rPr>
+      </w:r>
+    </w:p>
+    <w:p>
+      <w:pPr/>
+      <w:r>
+        <w:rPr>
+          <w:lang w:val="fr_FR" w:bidi="fr_FR"/>
+        </w:rPr>
+      </w:r>
+      <w:r>
+        <w:rPr>
+          <w:b/>
+          <w:lang w:val="fr_FR" w:bidi="fr_FR"/>
+        </w:rPr>
+        <w:t>« pour la foi qui a été transmise aux saints »</w:t>
+      </w:r>
+    </w:p>
+    <w:p>
+      <w:pPr/>
+      <w:r>
+        <w:rPr>
+          <w:lang w:val="fr_FR" w:bidi="fr_FR"/>
+        </w:rPr>
+      </w:r>
+      <w:r>
+        <w:rPr>
+          <w:lang w:val="fr_FR" w:bidi="fr_FR"/>
+        </w:rPr>
+        <w:t xml:space="preserve">Si votre langue n'utilise pas la forme passive </w:t>
+      </w:r>
+      <w:r>
+        <w:rPr>
+          <w:b/>
+          <w:lang w:val="fr_FR" w:bidi="fr_FR"/>
+        </w:rPr>
+        <w:t>transmise</w:t>
+      </w:r>
+      <w:r>
+        <w:rPr>
+          <w:lang w:val="fr_FR" w:bidi="fr_FR"/>
+        </w:rPr>
+        <w:t>, vous pouvez indiquer qui a fait l'action. Traduction alternative : « pour la foi que Dieu a transmise une fois pour toutes aux saints »</w:t>
+      </w:r>
+    </w:p>
+    <w:p>
+      <w:pPr/>
+      <w:r>
+        <w:rPr>
+          <w:lang w:val="fr_FR" w:bidi="fr_FR"/>
+        </w:rPr>
+      </w:r>
+      <w:r>
+        <w:rPr>
+          <w:lang w:val="fr_FR" w:bidi="fr_FR"/>
+        </w:rPr>
+        <w:t xml:space="preserve">Voir : </w:t>
+      </w:r>
+      <w:r>
+        <w:rPr>
+          <w:lang w:val="fr_FR" w:bidi="fr_FR"/>
+        </w:rPr>
+        <w:t>L'actif et le passif</w:t>
+      </w:r>
+      <w:r>
+        <w:rPr>
+          <w:lang w:val="fr_FR" w:bidi="fr_FR"/>
+        </w:rPr>
+      </w:r>
+      <w:r>
+        <w:rPr>
+          <w:lang w:val="fr_FR" w:bidi="fr_FR"/>
+        </w:rPr>
+      </w:r>
+    </w:p>
+    <w:p>
+      <w:pPr/>
+      <w:r>
+        <w:rPr>
+          <w:lang w:val="fr_FR" w:bidi="fr_FR"/>
+        </w:rPr>
+      </w:r>
+    </w:p>
+    <w:p>
+      <w:pPr>
+        <w:pStyle w:val="Heading2"/>
+      </w:pPr>
+      <w:r>
+        <w:rPr>
+          <w:lang w:val="fr_FR" w:bidi="fr_FR"/>
+        </w:rPr>
+        <w:t>Jude 1.3 (#10)</w:t>
+      </w:r>
+      <w:r>
+        <w:rPr>
+          <w:lang w:val="fr_FR" w:bidi="fr_FR"/>
+        </w:rPr>
+      </w:r>
+    </w:p>
+    <w:p>
+      <w:pPr/>
+      <w:r>
+        <w:rPr>
+          <w:lang w:val="fr_FR" w:bidi="fr_FR"/>
+        </w:rPr>
+      </w:r>
+      <w:r>
+        <w:rPr>
+          <w:b/>
+          <w:lang w:val="fr_FR" w:bidi="fr_FR"/>
+        </w:rPr>
+        <w:t>ἅπαξ</w:t>
+      </w:r>
+    </w:p>
+    <w:p>
+      <w:pPr/>
+      <w:r>
+        <w:rPr>
+          <w:lang w:val="fr_FR" w:bidi="fr_FR"/>
+        </w:rPr>
+      </w:r>
+      <w:r>
+        <w:rPr>
+          <w:b/>
+          <w:lang w:val="fr_FR" w:bidi="fr_FR"/>
+        </w:rPr>
+        <w:t>« une fois pour toutes »</w:t>
       </w:r>
     </w:p>
     <w:p>
@@ -2044,13 +2480,117 @@
           <w:b/>
           <w:lang w:val="fr_FR" w:bidi="fr_FR"/>
         </w:rPr>
-        <w:t>notre</w:t>
-      </w:r>
-      <w:r>
-        <w:rPr>
-          <w:lang w:val="fr_FR" w:bidi="fr_FR"/>
-        </w:rPr>
-        <w:t xml:space="preserve"> comprend Jude et son public, c'est-à-dire ses compagnons croyants.</w:t>
+        <w:t>une fois pour toutes</w:t>
+      </w:r>
+      <w:r>
+        <w:rPr>
+          <w:lang w:val="fr_FR" w:bidi="fr_FR"/>
+        </w:rPr>
+        <w:t xml:space="preserve"> exprime l'idée de quelque chose qui a été faite une seule fois et ne sera jamais répétée. Le sens de </w:t>
+      </w:r>
+      <w:r>
+        <w:rPr>
+          <w:b/>
+          <w:lang w:val="fr_FR" w:bidi="fr_FR"/>
+        </w:rPr>
+        <w:t>pour toutes</w:t>
+      </w:r>
+      <w:r>
+        <w:rPr>
+          <w:lang w:val="fr_FR" w:bidi="fr_FR"/>
+        </w:rPr>
+        <w:t xml:space="preserve"> est « pour toujours ». Cela ne signifie pas « pour le bien de tous ».</w:t>
+      </w:r>
+      <w:r>
+        <w:rPr>
+          <w:lang w:val="fr_FR" w:bidi="fr_FR"/>
+        </w:rPr>
+      </w:r>
+      <w:r>
+        <w:rPr>
+          <w:lang w:val="fr_FR" w:bidi="fr_FR"/>
+        </w:rPr>
+      </w:r>
+    </w:p>
+    <w:p>
+      <w:pPr/>
+      <w:r>
+        <w:rPr>
+          <w:lang w:val="fr_FR" w:bidi="fr_FR"/>
+        </w:rPr>
+      </w:r>
+    </w:p>
+    <w:p>
+      <w:pPr>
+        <w:pStyle w:val="Heading2"/>
+      </w:pPr>
+      <w:r>
+        <w:rPr>
+          <w:lang w:val="fr_FR" w:bidi="fr_FR"/>
+        </w:rPr>
+        <w:t>Jude 1.4 (#1)</w:t>
+      </w:r>
+      <w:r>
+        <w:rPr>
+          <w:lang w:val="fr_FR" w:bidi="fr_FR"/>
+        </w:rPr>
+      </w:r>
+    </w:p>
+    <w:p>
+      <w:pPr/>
+      <w:r>
+        <w:rPr>
+          <w:lang w:val="fr_FR" w:bidi="fr_FR"/>
+        </w:rPr>
+      </w:r>
+      <w:r>
+        <w:rPr>
+          <w:b/>
+          <w:lang w:val="fr_FR" w:bidi="fr_FR"/>
+        </w:rPr>
+        <w:t>γάρ</w:t>
+      </w:r>
+    </w:p>
+    <w:p>
+      <w:pPr/>
+      <w:r>
+        <w:rPr>
+          <w:lang w:val="fr_FR" w:bidi="fr_FR"/>
+        </w:rPr>
+      </w:r>
+      <w:r>
+        <w:rPr>
+          <w:b/>
+          <w:lang w:val="fr_FR" w:bidi="fr_FR"/>
+        </w:rPr>
+        <w:t>« Car »</w:t>
+      </w:r>
+    </w:p>
+    <w:p>
+      <w:pPr/>
+      <w:r>
+        <w:rPr>
+          <w:lang w:val="fr_FR" w:bidi="fr_FR"/>
+        </w:rPr>
+      </w:r>
+      <w:r>
+        <w:rPr>
+          <w:lang w:val="fr_FR" w:bidi="fr_FR"/>
+        </w:rPr>
+        <w:t xml:space="preserve">Ici, </w:t>
+      </w:r>
+      <w:r>
+        <w:rPr>
+          <w:b/>
+          <w:lang w:val="fr_FR" w:bidi="fr_FR"/>
+        </w:rPr>
+        <w:t>car</w:t>
+      </w:r>
+      <w:r>
+        <w:rPr>
+          <w:lang w:val="fr_FR" w:bidi="fr_FR"/>
+        </w:rPr>
+        <w:t xml:space="preserve"> indique que Jude donne la raison pour laquelle il a dit dans le verset précédent qu'il veut que ses lecteurs « combattent pour la foi ». Traduction alternative : « Je veux que vous fassiez cela parce que »</w:t>
       </w:r>
     </w:p>
     <w:p>
@@ -2070,7 +2610,7 @@
         <w:rPr>
           <w:lang w:val="fr_FR" w:bidi="fr_FR"/>
         </w:rPr>
-        <w:t>Le « nous » exclusif et le « nous » inclusif</w:t>
+        <w:t>Connecteur : relation de cause à effet</w:t>
       </w:r>
       <w:r>
         <w:rPr>
@@ -2099,672 +2639,12 @@
         <w:rPr>
           <w:lang w:val="fr_FR" w:bidi="fr_FR"/>
         </w:rPr>
-        <w:t>Jude 1.3 (#6)</w:t>
-      </w:r>
-      <w:r>
-        <w:rPr>
-          <w:lang w:val="fr_FR" w:bidi="fr_FR"/>
-        </w:rPr>
-      </w:r>
-    </w:p>
-    <w:p>
-      <w:pPr/>
-      <w:r>
-        <w:rPr>
-          <w:lang w:val="fr_FR" w:bidi="fr_FR"/>
-        </w:rPr>
-      </w:r>
-      <w:r>
-        <w:rPr>
-          <w:b/>
-          <w:lang w:val="fr_FR" w:bidi="fr_FR"/>
-        </w:rPr>
-        <w:t>ἀνάγκην ἔσχον γράψαι</w:t>
-      </w:r>
-    </w:p>
-    <w:p>
-      <w:pPr/>
-      <w:r>
-        <w:rPr>
-          <w:lang w:val="fr_FR" w:bidi="fr_FR"/>
-        </w:rPr>
-      </w:r>
-      <w:r>
-        <w:rPr>
-          <w:b/>
-          <w:lang w:val="fr_FR" w:bidi="fr_FR"/>
-        </w:rPr>
-        <w:t>« je me suis senti obligé de le faire »</w:t>
-      </w:r>
-    </w:p>
-    <w:p>
-      <w:pPr/>
-      <w:r>
-        <w:rPr>
-          <w:lang w:val="fr_FR" w:bidi="fr_FR"/>
-        </w:rPr>
-      </w:r>
-      <w:r>
-        <w:rPr>
-          <w:lang w:val="fr_FR" w:bidi="fr_FR"/>
-        </w:rPr>
-        <w:t xml:space="preserve">Le texte grec dit littéralement : « j'ai eu la nécessité de vous écrire ». Si vous choisissez de traduire ce texte plutôt que la version proposée par la LSG, vous pouvez exprimer l'idée du nom abstrait </w:t>
-      </w:r>
-      <w:r>
-        <w:rPr>
-          <w:b/>
-          <w:lang w:val="fr_FR" w:bidi="fr_FR"/>
-        </w:rPr>
-        <w:t>nécessité</w:t>
-      </w:r>
-      <w:r>
-        <w:rPr>
-          <w:lang w:val="fr_FR" w:bidi="fr_FR"/>
-        </w:rPr>
-        <w:t xml:space="preserve"> avec une expression équivalente. Traduction alternative : « J'avais besoin de vous écrire »</w:t>
-      </w:r>
-    </w:p>
-    <w:p>
-      <w:pPr/>
-      <w:r>
-        <w:rPr>
-          <w:lang w:val="fr_FR" w:bidi="fr_FR"/>
-        </w:rPr>
-      </w:r>
-      <w:r>
-        <w:rPr>
-          <w:lang w:val="fr_FR" w:bidi="fr_FR"/>
-        </w:rPr>
-        <w:t xml:space="preserve">Voir : </w:t>
-      </w:r>
-      <w:r>
-        <w:rPr>
-          <w:lang w:val="fr_FR" w:bidi="fr_FR"/>
-        </w:rPr>
-        <w:t>Les noms abstraits</w:t>
-      </w:r>
-      <w:r>
-        <w:rPr>
-          <w:lang w:val="fr_FR" w:bidi="fr_FR"/>
-        </w:rPr>
-      </w:r>
-      <w:r>
-        <w:rPr>
-          <w:lang w:val="fr_FR" w:bidi="fr_FR"/>
-        </w:rPr>
-      </w:r>
-    </w:p>
-    <w:p>
-      <w:pPr/>
-      <w:r>
-        <w:rPr>
-          <w:lang w:val="fr_FR" w:bidi="fr_FR"/>
-        </w:rPr>
-      </w:r>
-    </w:p>
-    <w:p>
-      <w:pPr>
-        <w:pStyle w:val="Heading2"/>
-      </w:pPr>
-      <w:r>
-        <w:rPr>
-          <w:lang w:val="fr_FR" w:bidi="fr_FR"/>
-        </w:rPr>
-        <w:t>Jude 1.3 (#7)</w:t>
-      </w:r>
-      <w:r>
-        <w:rPr>
-          <w:lang w:val="fr_FR" w:bidi="fr_FR"/>
-        </w:rPr>
-      </w:r>
-    </w:p>
-    <w:p>
-      <w:pPr/>
-      <w:r>
-        <w:rPr>
-          <w:lang w:val="fr_FR" w:bidi="fr_FR"/>
-        </w:rPr>
-      </w:r>
-      <w:r>
-        <w:rPr>
-          <w:b/>
-          <w:lang w:val="fr_FR" w:bidi="fr_FR"/>
-        </w:rPr>
-        <w:t>παρακαλῶν ἐπαγωνίζεσθαι τῇ &amp; πίστει</w:t>
-      </w:r>
-    </w:p>
-    <w:p>
-      <w:pPr/>
-      <w:r>
-        <w:rPr>
-          <w:lang w:val="fr_FR" w:bidi="fr_FR"/>
-        </w:rPr>
-      </w:r>
-      <w:r>
-        <w:rPr>
-          <w:b/>
-          <w:lang w:val="fr_FR" w:bidi="fr_FR"/>
-        </w:rPr>
-        <w:t>« Exhorter à combattre pour la foi »</w:t>
-      </w:r>
-    </w:p>
-    <w:p>
-      <w:pPr/>
-      <w:r>
-        <w:rPr>
-          <w:lang w:val="fr_FR" w:bidi="fr_FR"/>
-        </w:rPr>
-      </w:r>
-      <w:r>
-        <w:rPr>
-          <w:lang w:val="fr_FR" w:bidi="fr_FR"/>
-        </w:rPr>
-        <w:t xml:space="preserve">Le texte grec ne précise pas « afin de » comme dans la LSG. « </w:t>
-      </w:r>
-      <w:r>
-        <w:rPr>
-          <w:lang w:val="fr_FR" w:bidi="fr_FR"/>
-        </w:rPr>
-        <w:t xml:space="preserve">afin de vous exhorter à combattre pour la foi » est </w:t>
-      </w:r>
-      <w:r>
-        <w:rPr>
-          <w:lang w:val="fr_FR" w:bidi="fr_FR"/>
-        </w:rPr>
-        <w:t>une proposition de but. Jude énonce le but dans lequel il a écrit la lettre. Dans votre traduction, suivez les conventions en vigueur dans votre langue pour les propositions de but. Traduction alternative : « afin de vous exhorter à combattre pour la foi », comme la LSG.</w:t>
-      </w:r>
-    </w:p>
-    <w:p>
-      <w:pPr/>
-      <w:r>
-        <w:rPr>
-          <w:lang w:val="fr_FR" w:bidi="fr_FR"/>
-        </w:rPr>
-      </w:r>
-      <w:r>
-        <w:rPr>
-          <w:lang w:val="fr_FR" w:bidi="fr_FR"/>
-        </w:rPr>
-        <w:t xml:space="preserve">Voir : </w:t>
-      </w:r>
-      <w:r>
-        <w:rPr>
-          <w:lang w:val="fr_FR" w:bidi="fr_FR"/>
-        </w:rPr>
-        <w:t>Connecteur : expression du but</w:t>
-      </w:r>
-      <w:r>
-        <w:rPr>
-          <w:lang w:val="fr_FR" w:bidi="fr_FR"/>
-        </w:rPr>
-      </w:r>
-      <w:r>
-        <w:rPr>
-          <w:lang w:val="fr_FR" w:bidi="fr_FR"/>
-        </w:rPr>
-      </w:r>
-    </w:p>
-    <w:p>
-      <w:pPr/>
-      <w:r>
-        <w:rPr>
-          <w:lang w:val="fr_FR" w:bidi="fr_FR"/>
-        </w:rPr>
-      </w:r>
-    </w:p>
-    <w:p>
-      <w:pPr>
-        <w:pStyle w:val="Heading2"/>
-      </w:pPr>
-      <w:r>
-        <w:rPr>
-          <w:lang w:val="fr_FR" w:bidi="fr_FR"/>
-        </w:rPr>
-        <w:t>Jude 1.3 (#8)</w:t>
-      </w:r>
-      <w:r>
-        <w:rPr>
-          <w:lang w:val="fr_FR" w:bidi="fr_FR"/>
-        </w:rPr>
-      </w:r>
-    </w:p>
-    <w:p>
-      <w:pPr/>
-      <w:r>
-        <w:rPr>
-          <w:lang w:val="fr_FR" w:bidi="fr_FR"/>
-        </w:rPr>
-      </w:r>
-      <w:r>
-        <w:rPr>
-          <w:b/>
-          <w:lang w:val="fr_FR" w:bidi="fr_FR"/>
-        </w:rPr>
-        <w:t>παρακαλῶν ἐπαγωνίζεσθαι τῇ &amp; πίστει</w:t>
-      </w:r>
-    </w:p>
-    <w:p>
-      <w:pPr/>
-      <w:r>
-        <w:rPr>
-          <w:lang w:val="fr_FR" w:bidi="fr_FR"/>
-        </w:rPr>
-      </w:r>
-      <w:r>
-        <w:rPr>
-          <w:b/>
-          <w:lang w:val="fr_FR" w:bidi="fr_FR"/>
-        </w:rPr>
-        <w:t>« vous exhorter à combattre pour la foi »</w:t>
-      </w:r>
-    </w:p>
-    <w:p>
-      <w:pPr/>
-      <w:r>
-        <w:rPr>
-          <w:lang w:val="fr_FR" w:bidi="fr_FR"/>
-        </w:rPr>
-      </w:r>
-      <w:r>
-        <w:rPr>
-          <w:lang w:val="fr_FR" w:bidi="fr_FR"/>
-        </w:rPr>
-        <w:t>Le texte grec omet le mot « vous », nécessaire dans de nombreuses langues, comme en français, pour que la phrase soit complète. En fonction des conventions qui régissent votre langue, vous pouvez omettre « vous » ou traduire comme la LSG.</w:t>
-      </w:r>
-    </w:p>
-    <w:p>
-      <w:pPr/>
-      <w:r>
-        <w:rPr>
-          <w:lang w:val="fr_FR" w:bidi="fr_FR"/>
-        </w:rPr>
-      </w:r>
-      <w:r>
-        <w:rPr>
-          <w:lang w:val="fr_FR" w:bidi="fr_FR"/>
-        </w:rPr>
-        <w:t xml:space="preserve">Voir : </w:t>
-      </w:r>
-      <w:r>
-        <w:rPr>
-          <w:lang w:val="fr_FR" w:bidi="fr_FR"/>
-        </w:rPr>
-        <w:t>Ellipse</w:t>
-      </w:r>
-      <w:r>
-        <w:rPr>
-          <w:lang w:val="fr_FR" w:bidi="fr_FR"/>
-        </w:rPr>
-      </w:r>
-      <w:r>
-        <w:rPr>
-          <w:lang w:val="fr_FR" w:bidi="fr_FR"/>
-        </w:rPr>
-      </w:r>
-    </w:p>
-    <w:p>
-      <w:pPr/>
-      <w:r>
-        <w:rPr>
-          <w:lang w:val="fr_FR" w:bidi="fr_FR"/>
-        </w:rPr>
-      </w:r>
-    </w:p>
-    <w:p>
-      <w:pPr>
-        <w:pStyle w:val="Heading2"/>
-      </w:pPr>
-      <w:r>
-        <w:rPr>
-          <w:lang w:val="fr_FR" w:bidi="fr_FR"/>
-        </w:rPr>
-        <w:t>Jude 1.3 (#9)</w:t>
-      </w:r>
-      <w:r>
-        <w:rPr>
-          <w:lang w:val="fr_FR" w:bidi="fr_FR"/>
-        </w:rPr>
-      </w:r>
-    </w:p>
-    <w:p>
-      <w:pPr/>
-      <w:r>
-        <w:rPr>
-          <w:lang w:val="fr_FR" w:bidi="fr_FR"/>
-        </w:rPr>
-      </w:r>
-      <w:r>
-        <w:rPr>
-          <w:b/>
-          <w:lang w:val="fr_FR" w:bidi="fr_FR"/>
-        </w:rPr>
-        <w:t>τῇ ἅπαξ παραδοθείσῃ τοῖς ἁγίοις πίστει</w:t>
-      </w:r>
-    </w:p>
-    <w:p>
-      <w:pPr/>
-      <w:r>
-        <w:rPr>
-          <w:lang w:val="fr_FR" w:bidi="fr_FR"/>
-        </w:rPr>
-      </w:r>
-      <w:r>
-        <w:rPr>
-          <w:b/>
-          <w:lang w:val="fr_FR" w:bidi="fr_FR"/>
-        </w:rPr>
-        <w:t>« pour la foi qui a été transmise aux saints »</w:t>
-      </w:r>
-    </w:p>
-    <w:p>
-      <w:pPr/>
-      <w:r>
-        <w:rPr>
-          <w:lang w:val="fr_FR" w:bidi="fr_FR"/>
-        </w:rPr>
-      </w:r>
-      <w:r>
-        <w:rPr>
-          <w:lang w:val="fr_FR" w:bidi="fr_FR"/>
-        </w:rPr>
-        <w:t xml:space="preserve">Si votre langue n'utilise pas la forme passive </w:t>
-      </w:r>
-      <w:r>
-        <w:rPr>
-          <w:b/>
-          <w:lang w:val="fr_FR" w:bidi="fr_FR"/>
-        </w:rPr>
-        <w:t>transmise</w:t>
-      </w:r>
-      <w:r>
-        <w:rPr>
-          <w:lang w:val="fr_FR" w:bidi="fr_FR"/>
-        </w:rPr>
-        <w:t>, vous pouvez indiquer qui a fait l'action. Traduction alternative : « pour la foi que Dieu a transmise une fois pour toutes aux saints »</w:t>
-      </w:r>
-    </w:p>
-    <w:p>
-      <w:pPr/>
-      <w:r>
-        <w:rPr>
-          <w:lang w:val="fr_FR" w:bidi="fr_FR"/>
-        </w:rPr>
-      </w:r>
-      <w:r>
-        <w:rPr>
-          <w:lang w:val="fr_FR" w:bidi="fr_FR"/>
-        </w:rPr>
-        <w:t xml:space="preserve">Voir : </w:t>
-      </w:r>
-      <w:r>
-        <w:rPr>
-          <w:lang w:val="fr_FR" w:bidi="fr_FR"/>
-        </w:rPr>
-        <w:t>L'actif et le passif</w:t>
-      </w:r>
-      <w:r>
-        <w:rPr>
-          <w:lang w:val="fr_FR" w:bidi="fr_FR"/>
-        </w:rPr>
-      </w:r>
-      <w:r>
-        <w:rPr>
-          <w:lang w:val="fr_FR" w:bidi="fr_FR"/>
-        </w:rPr>
-      </w:r>
-    </w:p>
-    <w:p>
-      <w:pPr/>
-      <w:r>
-        <w:rPr>
-          <w:lang w:val="fr_FR" w:bidi="fr_FR"/>
-        </w:rPr>
-      </w:r>
-    </w:p>
-    <w:p>
-      <w:pPr>
-        <w:pStyle w:val="Heading2"/>
-      </w:pPr>
-      <w:r>
-        <w:rPr>
-          <w:lang w:val="fr_FR" w:bidi="fr_FR"/>
-        </w:rPr>
-        <w:t>Jude 1.3 (#10)</w:t>
-      </w:r>
-      <w:r>
-        <w:rPr>
-          <w:lang w:val="fr_FR" w:bidi="fr_FR"/>
-        </w:rPr>
-      </w:r>
-    </w:p>
-    <w:p>
-      <w:pPr/>
-      <w:r>
-        <w:rPr>
-          <w:lang w:val="fr_FR" w:bidi="fr_FR"/>
-        </w:rPr>
-      </w:r>
-      <w:r>
-        <w:rPr>
-          <w:b/>
-          <w:lang w:val="fr_FR" w:bidi="fr_FR"/>
-        </w:rPr>
-        <w:t>ἅπαξ</w:t>
-      </w:r>
-    </w:p>
-    <w:p>
-      <w:pPr/>
-      <w:r>
-        <w:rPr>
-          <w:lang w:val="fr_FR" w:bidi="fr_FR"/>
-        </w:rPr>
-      </w:r>
-      <w:r>
-        <w:rPr>
-          <w:b/>
-          <w:lang w:val="fr_FR" w:bidi="fr_FR"/>
-        </w:rPr>
-        <w:t>« une fois pour toutes »</w:t>
-      </w:r>
-    </w:p>
-    <w:p>
-      <w:pPr/>
-      <w:r>
-        <w:rPr>
-          <w:lang w:val="fr_FR" w:bidi="fr_FR"/>
-        </w:rPr>
-      </w:r>
-      <w:r>
-        <w:rPr>
-          <w:lang w:val="fr_FR" w:bidi="fr_FR"/>
-        </w:rPr>
-        <w:t xml:space="preserve">Ici, </w:t>
-      </w:r>
-      <w:r>
-        <w:rPr>
-          <w:b/>
-          <w:lang w:val="fr_FR" w:bidi="fr_FR"/>
-        </w:rPr>
-        <w:t>une fois pour toutes</w:t>
-      </w:r>
-      <w:r>
-        <w:rPr>
-          <w:lang w:val="fr_FR" w:bidi="fr_FR"/>
-        </w:rPr>
-        <w:t xml:space="preserve"> exprime l'idée de quelque chose qui a été faite une seule fois et ne sera jamais répétée. Le sens de </w:t>
-      </w:r>
-      <w:r>
-        <w:rPr>
-          <w:b/>
-          <w:lang w:val="fr_FR" w:bidi="fr_FR"/>
-        </w:rPr>
-        <w:t>pour toutes</w:t>
-      </w:r>
-      <w:r>
-        <w:rPr>
-          <w:lang w:val="fr_FR" w:bidi="fr_FR"/>
-        </w:rPr>
-        <w:t xml:space="preserve"> est « pour toujours ». Cela ne signifie pas « pour le bien de tous ».</w:t>
-      </w:r>
-      <w:r>
-        <w:rPr>
-          <w:lang w:val="fr_FR" w:bidi="fr_FR"/>
-        </w:rPr>
-      </w:r>
-      <w:r>
-        <w:rPr>
-          <w:lang w:val="fr_FR" w:bidi="fr_FR"/>
-        </w:rPr>
-      </w:r>
-    </w:p>
-    <w:p>
-      <w:pPr/>
-      <w:r>
-        <w:rPr>
-          <w:lang w:val="fr_FR" w:bidi="fr_FR"/>
-        </w:rPr>
-      </w:r>
-    </w:p>
-    <w:p>
-      <w:pPr>
-        <w:pStyle w:val="Heading2"/>
-      </w:pPr>
-      <w:r>
-        <w:rPr>
-          <w:lang w:val="fr_FR" w:bidi="fr_FR"/>
-        </w:rPr>
-        <w:t>Jude 1.4 (#1)</w:t>
-      </w:r>
-      <w:r>
-        <w:rPr>
-          <w:lang w:val="fr_FR" w:bidi="fr_FR"/>
-        </w:rPr>
-      </w:r>
-    </w:p>
-    <w:p>
-      <w:pPr/>
-      <w:r>
-        <w:rPr>
-          <w:lang w:val="fr_FR" w:bidi="fr_FR"/>
-        </w:rPr>
-      </w:r>
-      <w:r>
-        <w:rPr>
-          <w:b/>
-          <w:lang w:val="fr_FR" w:bidi="fr_FR"/>
-        </w:rPr>
-        <w:t>γάρ</w:t>
-      </w:r>
-    </w:p>
-    <w:p>
-      <w:pPr/>
-      <w:r>
-        <w:rPr>
-          <w:lang w:val="fr_FR" w:bidi="fr_FR"/>
-        </w:rPr>
-      </w:r>
-      <w:r>
-        <w:rPr>
-          <w:b/>
-          <w:lang w:val="fr_FR" w:bidi="fr_FR"/>
-        </w:rPr>
-        <w:t>« Car »</w:t>
-      </w:r>
-    </w:p>
-    <w:p>
-      <w:pPr/>
-      <w:r>
-        <w:rPr>
-          <w:lang w:val="fr_FR" w:bidi="fr_FR"/>
-        </w:rPr>
-      </w:r>
-      <w:r>
-        <w:rPr>
-          <w:lang w:val="fr_FR" w:bidi="fr_FR"/>
-        </w:rPr>
-        <w:t xml:space="preserve">Ici, </w:t>
-      </w:r>
-      <w:r>
-        <w:rPr>
-          <w:b/>
-          <w:lang w:val="fr_FR" w:bidi="fr_FR"/>
-        </w:rPr>
-        <w:t>car</w:t>
-      </w:r>
-      <w:r>
-        <w:rPr>
-          <w:lang w:val="fr_FR" w:bidi="fr_FR"/>
-        </w:rPr>
-        <w:t xml:space="preserve"> indique que Jude donne la raison pour laquelle il a dit dans le verset précédent qu'il veut que ses lecteurs « combattent pour la foi ». Traduction alternative : « Je veux que vous fassiez cela parce que »</w:t>
-      </w:r>
-    </w:p>
-    <w:p>
-      <w:pPr/>
-      <w:r>
-        <w:rPr>
-          <w:lang w:val="fr_FR" w:bidi="fr_FR"/>
-        </w:rPr>
-      </w:r>
-      <w:r>
-        <w:rPr>
-          <w:lang w:val="fr_FR" w:bidi="fr_FR"/>
-        </w:rPr>
-        <w:t xml:space="preserve">Voir : </w:t>
-      </w:r>
-      <w:r>
-        <w:rPr>
-          <w:lang w:val="fr_FR" w:bidi="fr_FR"/>
-        </w:rPr>
-        <w:t>Connecteur : relation de cause à effet</w:t>
-      </w:r>
-      <w:r>
-        <w:rPr>
-          <w:lang w:val="fr_FR" w:bidi="fr_FR"/>
-        </w:rPr>
-      </w:r>
-      <w:r>
-        <w:rPr>
-          <w:lang w:val="fr_FR" w:bidi="fr_FR"/>
-        </w:rPr>
-      </w:r>
-    </w:p>
-    <w:p>
-      <w:pPr/>
-      <w:r>
-        <w:rPr>
-          <w:lang w:val="fr_FR" w:bidi="fr_FR"/>
-        </w:rPr>
-      </w:r>
-    </w:p>
-    <w:p>
-      <w:pPr>
-        <w:pStyle w:val="Heading2"/>
-      </w:pPr>
-      <w:r>
-        <w:rPr>
-          <w:lang w:val="fr_FR" w:bidi="fr_FR"/>
-        </w:rPr>
         <w:t>Jude 1.4 (#2)</w:t>
       </w:r>
       <w:r>
         <w:rPr>
           <w:lang w:val="fr_FR" w:bidi="fr_FR"/>
         </w:rPr>
-      </w:r>
-    </w:p>
-    <w:p>
-      <w:pPr/>
-      <w:r>
-        <w:rPr>
-          <w:lang w:val="fr_FR" w:bidi="fr_FR"/>
-        </w:rPr>
-      </w:r>
-      <w:r>
-        <w:rPr>
-          <w:b/>
-          <w:lang w:val="fr_FR" w:bidi="fr_FR"/>
-        </w:rPr>
-        <w:t>παρεισέδυσαν γάρ τινες ἄνθρωποι</w:t>
       </w:r>
     </w:p>
     <w:p>
@@ -2958,21 +2838,6 @@
           <w:b/>
           <w:lang w:val="fr_FR" w:bidi="fr_FR"/>
         </w:rPr>
-        <w:t>οἱ πάλαι προγεγραμμένοι εἰς τοῦτο τὸ κρίμα</w:t>
-      </w:r>
-    </w:p>
-    <w:p>
-      <w:pPr/>
-      <w:r>
-        <w:rPr>
-          <w:lang w:val="fr_FR" w:bidi="fr_FR"/>
-        </w:rPr>
-      </w:r>
-      <w:r>
-        <w:rPr>
-          <w:b/>
-          <w:lang w:val="fr_FR" w:bidi="fr_FR"/>
-        </w:rPr>
         <w:t>« dont la condamnation est écrite depuis longtemps »</w:t>
       </w:r>
     </w:p>
@@ -3402,21 +3267,6 @@
           <w:b/>
           <w:lang w:val="fr_FR" w:bidi="fr_FR"/>
         </w:rPr>
-        <w:t>ἡμῶν &amp; ἡμῶν</w:t>
-      </w:r>
-    </w:p>
-    <w:p>
-      <w:pPr/>
-      <w:r>
-        <w:rPr>
-          <w:lang w:val="fr_FR" w:bidi="fr_FR"/>
-        </w:rPr>
-      </w:r>
-      <w:r>
-        <w:rPr>
-          <w:b/>
-          <w:lang w:val="fr_FR" w:bidi="fr_FR"/>
-        </w:rPr>
         <w:t>« notre »</w:t>
       </w:r>
       <w:r>
@@ -3748,21 +3598,6 @@
           <w:b/>
           <w:lang w:val="fr_FR" w:bidi="fr_FR"/>
         </w:rPr>
-        <w:t>τὸν μόνον Δεσπότην καὶ Κύριον ἡμῶν, Ἰησοῦν Χριστὸν, ἀρνούμενοι</w:t>
-      </w:r>
-    </w:p>
-    <w:p>
-      <w:pPr/>
-      <w:r>
-        <w:rPr>
-          <w:lang w:val="fr_FR" w:bidi="fr_FR"/>
-        </w:rPr>
-      </w:r>
-      <w:r>
-        <w:rPr>
-          <w:b/>
-          <w:lang w:val="fr_FR" w:bidi="fr_FR"/>
-        </w:rPr>
         <w:t>« et qui renient notre seul maître et Seigneur Jésus-Christ »</w:t>
       </w:r>
     </w:p>
@@ -3976,21 +3811,6 @@
           <w:b/>
           <w:lang w:val="fr_FR" w:bidi="fr_FR"/>
         </w:rPr>
-        <w:t>ὑπομνῆσαι &amp; ὑμᾶς βούλομαι, εἰδότας ὑμᾶς ἅπαξ πάντα</w:t>
-      </w:r>
-    </w:p>
-    <w:p>
-      <w:pPr/>
-      <w:r>
-        <w:rPr>
-          <w:lang w:val="fr_FR" w:bidi="fr_FR"/>
-        </w:rPr>
-      </w:r>
-      <w:r>
-        <w:rPr>
-          <w:b/>
-          <w:lang w:val="fr_FR" w:bidi="fr_FR"/>
-        </w:rPr>
         <w:t>« Je veux vous rappeler, à vous qui savez fort bien toutes ces choses »</w:t>
       </w:r>
     </w:p>
@@ -4361,21 +4181,6 @@
           <w:b/>
           <w:lang w:val="fr_FR" w:bidi="fr_FR"/>
         </w:rPr>
-        <w:t>λαὸν ἐκ γῆς Αἰγύπτου σώσας</w:t>
-      </w:r>
-    </w:p>
-    <w:p>
-      <w:pPr/>
-      <w:r>
-        <w:rPr>
-          <w:lang w:val="fr_FR" w:bidi="fr_FR"/>
-        </w:rPr>
-      </w:r>
-      <w:r>
-        <w:rPr>
-          <w:b/>
-          <w:lang w:val="fr_FR" w:bidi="fr_FR"/>
-        </w:rPr>
         <w:t>« après avoir sauvé le peuple et l’avoir tiré du pays d’Égypte »</w:t>
       </w:r>
     </w:p>
@@ -4472,21 +4277,6 @@
           <w:b/>
           <w:lang w:val="fr_FR" w:bidi="fr_FR"/>
         </w:rPr>
-        <w:t>τοὺς μὴ τηρήσαντας τὴν ἑαυτῶν ἀρχὴν</w:t>
-      </w:r>
-    </w:p>
-    <w:p>
-      <w:pPr/>
-      <w:r>
-        <w:rPr>
-          <w:lang w:val="fr_FR" w:bidi="fr_FR"/>
-        </w:rPr>
-      </w:r>
-      <w:r>
-        <w:rPr>
-          <w:b/>
-          <w:lang w:val="fr_FR" w:bidi="fr_FR"/>
-        </w:rPr>
         <w:t>« qui n'ont pas gardé leur dignité »</w:t>
       </w:r>
     </w:p>
@@ -4674,21 +4464,6 @@
           <w:b/>
           <w:lang w:val="fr_FR" w:bidi="fr_FR"/>
         </w:rPr>
-        <w:t>δεσμοῖς ἀϊδίοις ὑπὸ ζόφον τετήρηκεν</w:t>
-      </w:r>
-    </w:p>
-    <w:p>
-      <w:pPr/>
-      <w:r>
-        <w:rPr>
-          <w:lang w:val="fr_FR" w:bidi="fr_FR"/>
-        </w:rPr>
-      </w:r>
-      <w:r>
-        <w:rPr>
-          <w:b/>
-          <w:lang w:val="fr_FR" w:bidi="fr_FR"/>
-        </w:rPr>
         <w:t>« il a réservé pour le jugement du grand jour, enchaînés éternellement par les ténèbres »</w:t>
       </w:r>
     </w:p>
@@ -4987,6 +4762,89 @@
           <w:b/>
           <w:lang w:val="fr_FR" w:bidi="fr_FR"/>
         </w:rPr>
+        <w:t>« pour le jugement du grand jour »</w:t>
+      </w:r>
+    </w:p>
+    <w:p>
+      <w:pPr/>
+      <w:r>
+        <w:rPr>
+          <w:lang w:val="fr_FR" w:bidi="fr_FR"/>
+        </w:rPr>
+      </w:r>
+      <w:r>
+        <w:rPr>
+          <w:lang w:val="fr_FR" w:bidi="fr_FR"/>
+        </w:rPr>
+        <w:t>Cette expression indique le but ou l'objectif pour lequel les anges ont été emprisonnés. Traduction alternative : « dans le but de les juger le grand jour ».</w:t>
+      </w:r>
+    </w:p>
+    <w:p>
+      <w:pPr/>
+      <w:r>
+        <w:rPr>
+          <w:lang w:val="fr_FR" w:bidi="fr_FR"/>
+        </w:rPr>
+      </w:r>
+      <w:r>
+        <w:rPr>
+          <w:lang w:val="fr_FR" w:bidi="fr_FR"/>
+        </w:rPr>
+        <w:t xml:space="preserve">Voir : </w:t>
+      </w:r>
+      <w:r>
+        <w:rPr>
+          <w:lang w:val="fr_FR" w:bidi="fr_FR"/>
+        </w:rPr>
+        <w:t>Connecteur : expression du but</w:t>
+      </w:r>
+      <w:r>
+        <w:rPr>
+          <w:lang w:val="fr_FR" w:bidi="fr_FR"/>
+        </w:rPr>
+      </w:r>
+      <w:r>
+        <w:rPr>
+          <w:lang w:val="fr_FR" w:bidi="fr_FR"/>
+        </w:rPr>
+      </w:r>
+    </w:p>
+    <w:p>
+      <w:pPr/>
+      <w:r>
+        <w:rPr>
+          <w:lang w:val="fr_FR" w:bidi="fr_FR"/>
+        </w:rPr>
+      </w:r>
+    </w:p>
+    <w:p>
+      <w:pPr>
+        <w:pStyle w:val="Heading2"/>
+      </w:pPr>
+      <w:r>
+        <w:rPr>
+          <w:lang w:val="fr_FR" w:bidi="fr_FR"/>
+        </w:rPr>
+        <w:t>Jude 1.6 (#7)</w:t>
+      </w:r>
+      <w:r>
+        <w:rPr>
+          <w:lang w:val="fr_FR" w:bidi="fr_FR"/>
+        </w:rPr>
+      </w:r>
+    </w:p>
+    <w:p>
+      <w:pPr/>
+      <w:r>
+        <w:rPr>
+          <w:lang w:val="fr_FR" w:bidi="fr_FR"/>
+        </w:rPr>
+      </w:r>
+      <w:r>
+        <w:rPr>
+          <w:b/>
+          <w:lang w:val="fr_FR" w:bidi="fr_FR"/>
+        </w:rPr>
         <w:t>εἰς κρίσιν μεγάλης ἡμέρας</w:t>
       </w:r>
     </w:p>
@@ -5016,7 +4874,20 @@
         <w:rPr>
           <w:lang w:val="fr_FR" w:bidi="fr_FR"/>
         </w:rPr>
-        <w:t>Cette expression indique le but ou l'objectif pour lequel les anges ont été emprisonnés. Traduction alternative : « dans le but de les juger le grand jour ».</w:t>
+        <w:t xml:space="preserve">Si cela peut être utile dans votre langue, vous pouvez exprimer l'idée que recouvre le nom abstrait de </w:t>
+      </w:r>
+      <w:r>
+        <w:rPr>
+          <w:b/>
+          <w:lang w:val="fr_FR" w:bidi="fr_FR"/>
+        </w:rPr>
+        <w:t>jugement</w:t>
+      </w:r>
+      <w:r>
+        <w:rPr>
+          <w:lang w:val="fr_FR" w:bidi="fr_FR"/>
+        </w:rPr>
+        <w:t xml:space="preserve"> avec une expression équivalente. Traduction alternative : « pour le grand jour où Dieu jugera »</w:t>
       </w:r>
     </w:p>
     <w:p>
@@ -5036,7 +4907,7 @@
         <w:rPr>
           <w:lang w:val="fr_FR" w:bidi="fr_FR"/>
         </w:rPr>
-        <w:t>Connecteur : expression du but</w:t>
+        <w:t>Les noms abstraits</w:t>
       </w:r>
       <w:r>
         <w:rPr>
@@ -5065,69 +4936,81 @@
         <w:rPr>
           <w:lang w:val="fr_FR" w:bidi="fr_FR"/>
         </w:rPr>
-        <w:t>Jude 1.6 (#7)</w:t>
-      </w:r>
-      <w:r>
-        <w:rPr>
-          <w:lang w:val="fr_FR" w:bidi="fr_FR"/>
-        </w:rPr>
-      </w:r>
-    </w:p>
-    <w:p>
-      <w:pPr/>
-      <w:r>
-        <w:rPr>
-          <w:lang w:val="fr_FR" w:bidi="fr_FR"/>
-        </w:rPr>
-      </w:r>
-      <w:r>
-        <w:rPr>
-          <w:b/>
-          <w:lang w:val="fr_FR" w:bidi="fr_FR"/>
-        </w:rPr>
-        <w:t>εἰς κρίσιν μεγάλης ἡμέρας</w:t>
-      </w:r>
-    </w:p>
-    <w:p>
-      <w:pPr/>
-      <w:r>
-        <w:rPr>
-          <w:lang w:val="fr_FR" w:bidi="fr_FR"/>
-        </w:rPr>
-      </w:r>
-      <w:r>
-        <w:rPr>
-          <w:b/>
-          <w:lang w:val="fr_FR" w:bidi="fr_FR"/>
-        </w:rPr>
-        <w:t>« pour le jugement du grand jour »</w:t>
-      </w:r>
-    </w:p>
-    <w:p>
-      <w:pPr/>
-      <w:r>
-        <w:rPr>
-          <w:lang w:val="fr_FR" w:bidi="fr_FR"/>
-        </w:rPr>
-      </w:r>
-      <w:r>
-        <w:rPr>
-          <w:lang w:val="fr_FR" w:bidi="fr_FR"/>
-        </w:rPr>
-        <w:t xml:space="preserve">Si cela peut être utile dans votre langue, vous pouvez exprimer l'idée que recouvre le nom abstrait de </w:t>
-      </w:r>
-      <w:r>
-        <w:rPr>
-          <w:b/>
-          <w:lang w:val="fr_FR" w:bidi="fr_FR"/>
-        </w:rPr>
-        <w:t>jugement</w:t>
-      </w:r>
-      <w:r>
-        <w:rPr>
-          <w:lang w:val="fr_FR" w:bidi="fr_FR"/>
-        </w:rPr>
-        <w:t xml:space="preserve"> avec une expression équivalente. Traduction alternative : « pour le grand jour où Dieu jugera »</w:t>
+        <w:t>Jude 1.6 (#8)</w:t>
+      </w:r>
+      <w:r>
+        <w:rPr>
+          <w:lang w:val="fr_FR" w:bidi="fr_FR"/>
+        </w:rPr>
+      </w:r>
+    </w:p>
+    <w:p>
+      <w:pPr/>
+      <w:r>
+        <w:rPr>
+          <w:lang w:val="fr_FR" w:bidi="fr_FR"/>
+        </w:rPr>
+      </w:r>
+      <w:r>
+        <w:rPr>
+          <w:b/>
+          <w:lang w:val="fr_FR" w:bidi="fr_FR"/>
+        </w:rPr>
+        <w:t>μεγάλης ἡμέρας</w:t>
+      </w:r>
+    </w:p>
+    <w:p>
+      <w:pPr/>
+      <w:r>
+        <w:rPr>
+          <w:lang w:val="fr_FR" w:bidi="fr_FR"/>
+        </w:rPr>
+      </w:r>
+      <w:r>
+        <w:rPr>
+          <w:b/>
+          <w:lang w:val="fr_FR" w:bidi="fr_FR"/>
+        </w:rPr>
+        <w:t>« du grand jour »</w:t>
+      </w:r>
+    </w:p>
+    <w:p>
+      <w:pPr/>
+      <w:r>
+        <w:rPr>
+          <w:lang w:val="fr_FR" w:bidi="fr_FR"/>
+        </w:rPr>
+      </w:r>
+      <w:r>
+        <w:rPr>
+          <w:lang w:val="fr_FR" w:bidi="fr_FR"/>
+        </w:rPr>
+        <w:t xml:space="preserve">Ici, </w:t>
+      </w:r>
+      <w:r>
+        <w:rPr>
+          <w:b/>
+          <w:lang w:val="fr_FR" w:bidi="fr_FR"/>
+        </w:rPr>
+        <w:t>le grand jour</w:t>
+      </w:r>
+      <w:r>
+        <w:rPr>
+          <w:lang w:val="fr_FR" w:bidi="fr_FR"/>
+        </w:rPr>
+        <w:t xml:space="preserve"> désigne le « jour du Seigneur », qui est le moment où Dieu juge tout le monde et où Jésus revient sur terre. (Voir : </w:t>
+      </w:r>
+      <w:r>
+        <w:rPr>
+          <w:lang w:val="fr_FR" w:bidi="fr_FR"/>
+        </w:rPr>
+        <w:t>Jour du Seigneur</w:t>
+      </w:r>
+      <w:r>
+        <w:rPr>
+          <w:lang w:val="fr_FR" w:bidi="fr_FR"/>
+        </w:rPr>
+        <w:t>) Si cela peut être utile à vos lecteurs, vous pouvez l'exprimer explicitement. Traduction alternative : « le grand jour du Seigneur »</w:t>
       </w:r>
     </w:p>
     <w:p>
@@ -5147,6 +5030,335 @@
         <w:rPr>
           <w:lang w:val="fr_FR" w:bidi="fr_FR"/>
         </w:rPr>
+        <w:t>Connaissances présumées et informations sous-entendues</w:t>
+      </w:r>
+      <w:r>
+        <w:rPr>
+          <w:lang w:val="fr_FR" w:bidi="fr_FR"/>
+        </w:rPr>
+      </w:r>
+      <w:r>
+        <w:rPr>
+          <w:lang w:val="fr_FR" w:bidi="fr_FR"/>
+        </w:rPr>
+      </w:r>
+    </w:p>
+    <w:p>
+      <w:pPr/>
+      <w:r>
+        <w:rPr>
+          <w:lang w:val="fr_FR" w:bidi="fr_FR"/>
+        </w:rPr>
+      </w:r>
+    </w:p>
+    <w:p>
+      <w:pPr>
+        <w:pStyle w:val="Heading2"/>
+      </w:pPr>
+      <w:r>
+        <w:rPr>
+          <w:lang w:val="fr_FR" w:bidi="fr_FR"/>
+        </w:rPr>
+        <w:t>Jude 1.7 (#1)</w:t>
+      </w:r>
+      <w:r>
+        <w:rPr>
+          <w:lang w:val="fr_FR" w:bidi="fr_FR"/>
+        </w:rPr>
+      </w:r>
+    </w:p>
+    <w:p>
+      <w:pPr/>
+      <w:r>
+        <w:rPr>
+          <w:lang w:val="fr_FR" w:bidi="fr_FR"/>
+        </w:rPr>
+      </w:r>
+      <w:r>
+        <w:rPr>
+          <w:b/>
+          <w:lang w:val="fr_FR" w:bidi="fr_FR"/>
+        </w:rPr>
+        <w:t>« Sodome et Gomorrhe et les villes voisines »</w:t>
+      </w:r>
+    </w:p>
+    <w:p>
+      <w:pPr/>
+      <w:r>
+        <w:rPr>
+          <w:lang w:val="fr_FR" w:bidi="fr_FR"/>
+        </w:rPr>
+      </w:r>
+      <w:r>
+        <w:rPr>
+          <w:lang w:val="fr_FR" w:bidi="fr_FR"/>
+        </w:rPr>
+        <w:t xml:space="preserve">Ici, </w:t>
+      </w:r>
+      <w:r>
+        <w:rPr>
+          <w:b/>
+          <w:lang w:val="fr_FR" w:bidi="fr_FR"/>
+        </w:rPr>
+        <w:t>Sodome</w:t>
+      </w:r>
+      <w:r>
+        <w:rPr>
+          <w:lang w:val="fr_FR" w:bidi="fr_FR"/>
+        </w:rPr>
+        <w:t xml:space="preserve">, </w:t>
+      </w:r>
+      <w:r>
+        <w:rPr>
+          <w:b/>
+          <w:lang w:val="fr_FR" w:bidi="fr_FR"/>
+        </w:rPr>
+        <w:t>Gomorrhe</w:t>
+      </w:r>
+      <w:r>
+        <w:rPr>
+          <w:lang w:val="fr_FR" w:bidi="fr_FR"/>
+        </w:rPr>
+        <w:t xml:space="preserve"> et </w:t>
+      </w:r>
+      <w:r>
+        <w:rPr>
+          <w:b/>
+          <w:lang w:val="fr_FR" w:bidi="fr_FR"/>
+        </w:rPr>
+        <w:t>villes</w:t>
+      </w:r>
+      <w:r>
+        <w:rPr>
+          <w:lang w:val="fr_FR" w:bidi="fr_FR"/>
+        </w:rPr>
+        <w:t xml:space="preserve"> désignent toutes les personnes qui vivaient dans ces villes. Traduction alternative : « les gens de la région de Sodome et Gomorrhe »</w:t>
+      </w:r>
+    </w:p>
+    <w:p>
+      <w:pPr/>
+      <w:r>
+        <w:rPr>
+          <w:lang w:val="fr_FR" w:bidi="fr_FR"/>
+        </w:rPr>
+      </w:r>
+      <w:r>
+        <w:rPr>
+          <w:lang w:val="fr_FR" w:bidi="fr_FR"/>
+        </w:rPr>
+        <w:t xml:space="preserve">Voir : </w:t>
+      </w:r>
+      <w:r>
+        <w:rPr>
+          <w:lang w:val="fr_FR" w:bidi="fr_FR"/>
+        </w:rPr>
+        <w:t>Métonymie</w:t>
+      </w:r>
+      <w:r>
+        <w:rPr>
+          <w:lang w:val="fr_FR" w:bidi="fr_FR"/>
+        </w:rPr>
+      </w:r>
+      <w:r>
+        <w:rPr>
+          <w:lang w:val="fr_FR" w:bidi="fr_FR"/>
+        </w:rPr>
+      </w:r>
+    </w:p>
+    <w:p>
+      <w:pPr/>
+      <w:r>
+        <w:rPr>
+          <w:lang w:val="fr_FR" w:bidi="fr_FR"/>
+        </w:rPr>
+      </w:r>
+    </w:p>
+    <w:p>
+      <w:pPr>
+        <w:pStyle w:val="Heading2"/>
+      </w:pPr>
+      <w:r>
+        <w:rPr>
+          <w:lang w:val="fr_FR" w:bidi="fr_FR"/>
+        </w:rPr>
+        <w:t>Jude 1.7 (#2)</w:t>
+      </w:r>
+      <w:r>
+        <w:rPr>
+          <w:lang w:val="fr_FR" w:bidi="fr_FR"/>
+        </w:rPr>
+      </w:r>
+    </w:p>
+    <w:p>
+      <w:pPr/>
+      <w:r>
+        <w:rPr>
+          <w:lang w:val="fr_FR" w:bidi="fr_FR"/>
+        </w:rPr>
+      </w:r>
+      <w:r>
+        <w:rPr>
+          <w:b/>
+          <w:lang w:val="fr_FR" w:bidi="fr_FR"/>
+        </w:rPr>
+        <w:t>τὸν ὅμοιον τρόπον τούτοις</w:t>
+      </w:r>
+    </w:p>
+    <w:p>
+      <w:pPr/>
+      <w:r>
+        <w:rPr>
+          <w:lang w:val="fr_FR" w:bidi="fr_FR"/>
+        </w:rPr>
+      </w:r>
+      <w:r>
+        <w:rPr>
+          <w:b/>
+          <w:lang w:val="fr_FR" w:bidi="fr_FR"/>
+        </w:rPr>
+        <w:t>« comme eux »</w:t>
+      </w:r>
+    </w:p>
+    <w:p>
+      <w:pPr/>
+      <w:r>
+        <w:rPr>
+          <w:lang w:val="fr_FR" w:bidi="fr_FR"/>
+        </w:rPr>
+      </w:r>
+      <w:r>
+        <w:rPr>
+          <w:lang w:val="fr_FR" w:bidi="fr_FR"/>
+        </w:rPr>
+        <w:t xml:space="preserve">Ici, </w:t>
+      </w:r>
+      <w:r>
+        <w:rPr>
+          <w:b/>
+          <w:lang w:val="fr_FR" w:bidi="fr_FR"/>
+        </w:rPr>
+        <w:t>eux</w:t>
+      </w:r>
+      <w:r>
+        <w:rPr>
+          <w:lang w:val="fr_FR" w:bidi="fr_FR"/>
+        </w:rPr>
+        <w:t xml:space="preserve"> renvoie aux anges mentionnés dans le verset précédent. Les péchés sexuels de Sodome et Gomorrhe résultaient du même type de rébellion que les voies maléfiques des anges. Si cela peut être utile dans votre langue, vous pouvez expliciter cette locution. Traduction alternative : « de la même manière que ces anges méchants »</w:t>
+      </w:r>
+    </w:p>
+    <w:p>
+      <w:pPr/>
+      <w:r>
+        <w:rPr>
+          <w:lang w:val="fr_FR" w:bidi="fr_FR"/>
+        </w:rPr>
+      </w:r>
+      <w:r>
+        <w:rPr>
+          <w:lang w:val="fr_FR" w:bidi="fr_FR"/>
+        </w:rPr>
+        <w:t xml:space="preserve">Voir : </w:t>
+      </w:r>
+      <w:r>
+        <w:rPr>
+          <w:lang w:val="fr_FR" w:bidi="fr_FR"/>
+        </w:rPr>
+        <w:t>Pronoms — Quand les utiliser ?</w:t>
+      </w:r>
+      <w:r>
+        <w:rPr>
+          <w:lang w:val="fr_FR" w:bidi="fr_FR"/>
+        </w:rPr>
+      </w:r>
+      <w:r>
+        <w:rPr>
+          <w:lang w:val="fr_FR" w:bidi="fr_FR"/>
+        </w:rPr>
+      </w:r>
+    </w:p>
+    <w:p>
+      <w:pPr/>
+      <w:r>
+        <w:rPr>
+          <w:lang w:val="fr_FR" w:bidi="fr_FR"/>
+        </w:rPr>
+      </w:r>
+    </w:p>
+    <w:p>
+      <w:pPr>
+        <w:pStyle w:val="Heading2"/>
+      </w:pPr>
+      <w:r>
+        <w:rPr>
+          <w:lang w:val="fr_FR" w:bidi="fr_FR"/>
+        </w:rPr>
+        <w:t>Jude 1.7 (#3)</w:t>
+      </w:r>
+      <w:r>
+        <w:rPr>
+          <w:lang w:val="fr_FR" w:bidi="fr_FR"/>
+        </w:rPr>
+      </w:r>
+    </w:p>
+    <w:p>
+      <w:pPr/>
+      <w:r>
+        <w:rPr>
+          <w:lang w:val="fr_FR" w:bidi="fr_FR"/>
+        </w:rPr>
+      </w:r>
+      <w:r>
+        <w:rPr>
+          <w:b/>
+          <w:lang w:val="fr_FR" w:bidi="fr_FR"/>
+        </w:rPr>
+        <w:t>«qui se livrèrent comme eux à l’impudicité »</w:t>
+      </w:r>
+    </w:p>
+    <w:p>
+      <w:pPr/>
+      <w:r>
+        <w:rPr>
+          <w:lang w:val="fr_FR" w:bidi="fr_FR"/>
+        </w:rPr>
+      </w:r>
+      <w:r>
+        <w:rPr>
+          <w:lang w:val="fr_FR" w:bidi="fr_FR"/>
+        </w:rPr>
+        <w:t>Si c'est utile dans votre langue, vous pouvez exprimer l'idée que recouvre le nom abstrait d'</w:t>
+      </w:r>
+      <w:r>
+        <w:rPr>
+          <w:b/>
+          <w:lang w:val="fr_FR" w:bidi="fr_FR"/>
+        </w:rPr>
+        <w:t>impudicité</w:t>
+      </w:r>
+      <w:r>
+        <w:rPr>
+          <w:lang w:val="fr_FR" w:bidi="fr_FR"/>
+        </w:rPr>
+        <w:t xml:space="preserve"> avec une expression équivalente. Traduction alternative : « qui ont commis des actes sexuellement immoraux »</w:t>
+      </w:r>
+    </w:p>
+    <w:p>
+      <w:pPr/>
+      <w:r>
+        <w:rPr>
+          <w:lang w:val="fr_FR" w:bidi="fr_FR"/>
+        </w:rPr>
+      </w:r>
+      <w:r>
+        <w:rPr>
+          <w:lang w:val="fr_FR" w:bidi="fr_FR"/>
+        </w:rPr>
+        <w:t xml:space="preserve">Voir : </w:t>
+      </w:r>
+      <w:r>
+        <w:rPr>
+          <w:lang w:val="fr_FR" w:bidi="fr_FR"/>
+        </w:rPr>
         <w:t>Les noms abstraits</w:t>
       </w:r>
       <w:r>
@@ -5176,81 +5388,62 @@
         <w:rPr>
           <w:lang w:val="fr_FR" w:bidi="fr_FR"/>
         </w:rPr>
-        <w:t>Jude 1.6 (#8)</w:t>
-      </w:r>
-      <w:r>
-        <w:rPr>
-          <w:lang w:val="fr_FR" w:bidi="fr_FR"/>
-        </w:rPr>
-      </w:r>
-    </w:p>
-    <w:p>
-      <w:pPr/>
-      <w:r>
-        <w:rPr>
-          <w:lang w:val="fr_FR" w:bidi="fr_FR"/>
-        </w:rPr>
-      </w:r>
-      <w:r>
-        <w:rPr>
-          <w:b/>
-          <w:lang w:val="fr_FR" w:bidi="fr_FR"/>
-        </w:rPr>
-        <w:t>μεγάλης ἡμέρας</w:t>
-      </w:r>
-    </w:p>
-    <w:p>
-      <w:pPr/>
-      <w:r>
-        <w:rPr>
-          <w:lang w:val="fr_FR" w:bidi="fr_FR"/>
-        </w:rPr>
-      </w:r>
-      <w:r>
-        <w:rPr>
-          <w:b/>
-          <w:lang w:val="fr_FR" w:bidi="fr_FR"/>
-        </w:rPr>
-        <w:t>« du grand jour »</w:t>
-      </w:r>
-    </w:p>
-    <w:p>
-      <w:pPr/>
-      <w:r>
-        <w:rPr>
-          <w:lang w:val="fr_FR" w:bidi="fr_FR"/>
-        </w:rPr>
-      </w:r>
-      <w:r>
-        <w:rPr>
-          <w:lang w:val="fr_FR" w:bidi="fr_FR"/>
-        </w:rPr>
-        <w:t xml:space="preserve">Ici, </w:t>
-      </w:r>
-      <w:r>
-        <w:rPr>
-          <w:b/>
-          <w:lang w:val="fr_FR" w:bidi="fr_FR"/>
-        </w:rPr>
-        <w:t>le grand jour</w:t>
-      </w:r>
-      <w:r>
-        <w:rPr>
-          <w:lang w:val="fr_FR" w:bidi="fr_FR"/>
-        </w:rPr>
-        <w:t xml:space="preserve"> désigne le « jour du Seigneur », qui est le moment où Dieu juge tout le monde et où Jésus revient sur terre. (Voir : </w:t>
-      </w:r>
-      <w:r>
-        <w:rPr>
-          <w:lang w:val="fr_FR" w:bidi="fr_FR"/>
-        </w:rPr>
-        <w:t>Jour du Seigneur</w:t>
-      </w:r>
-      <w:r>
-        <w:rPr>
-          <w:lang w:val="fr_FR" w:bidi="fr_FR"/>
-        </w:rPr>
-        <w:t>) Si cela peut être utile à vos lecteurs, vous pouvez l'exprimer explicitement. Traduction alternative : « le grand jour du Seigneur »</w:t>
+        <w:t>Jude 1.7 (#4)</w:t>
+      </w:r>
+      <w:r>
+        <w:rPr>
+          <w:lang w:val="fr_FR" w:bidi="fr_FR"/>
+        </w:rPr>
+      </w:r>
+    </w:p>
+    <w:p>
+      <w:pPr/>
+      <w:r>
+        <w:rPr>
+          <w:lang w:val="fr_FR" w:bidi="fr_FR"/>
+        </w:rPr>
+      </w:r>
+      <w:r>
+        <w:rPr>
+          <w:b/>
+          <w:lang w:val="fr_FR" w:bidi="fr_FR"/>
+        </w:rPr>
+        <w:t>καὶ ἀπελθοῦσαι ὀπίσω σαρκὸς ἑτέρας</w:t>
+      </w:r>
+    </w:p>
+    <w:p>
+      <w:pPr/>
+      <w:r>
+        <w:rPr>
+          <w:lang w:val="fr_FR" w:bidi="fr_FR"/>
+        </w:rPr>
+      </w:r>
+      <w:r>
+        <w:rPr>
+          <w:b/>
+          <w:lang w:val="fr_FR" w:bidi="fr_FR"/>
+        </w:rPr>
+        <w:t>« et à des vices contre nature »</w:t>
+      </w:r>
+    </w:p>
+    <w:p>
+      <w:pPr/>
+      <w:r>
+        <w:rPr>
+          <w:lang w:val="fr_FR" w:bidi="fr_FR"/>
+        </w:rPr>
+      </w:r>
+      <w:r>
+        <w:rPr>
+          <w:lang w:val="fr_FR" w:bidi="fr_FR"/>
+        </w:rPr>
+        <w:t>Le texte grec dit « s'en sont allés à d'autre chair »</w:t>
+      </w:r>
+      <w:r>
+        <w:rPr>
+          <w:lang w:val="fr_FR" w:bidi="fr_FR"/>
+        </w:rPr>
+        <w:t xml:space="preserve"> désigner le fait de s'engager activement dans une activité inappropriée au lieu d'une activité appropriée. Cette expression est fréquemment utilisée dans la Bible pour décrire des personnes adorant de faux dieux ou se livrant à l'immoralité sexuelle. Si cela est utile dans votre langue, vous pourriez exprimer cette phrase littéralement. Traduction alternative : « et s'engagèrent dans l'immoralité sexuelle avec une autre chair »</w:t>
       </w:r>
     </w:p>
     <w:p>
@@ -5270,6 +5463,214 @@
         <w:rPr>
           <w:lang w:val="fr_FR" w:bidi="fr_FR"/>
         </w:rPr>
+        <w:t>Métaphore</w:t>
+      </w:r>
+      <w:r>
+        <w:rPr>
+          <w:lang w:val="fr_FR" w:bidi="fr_FR"/>
+        </w:rPr>
+      </w:r>
+      <w:r>
+        <w:rPr>
+          <w:lang w:val="fr_FR" w:bidi="fr_FR"/>
+        </w:rPr>
+      </w:r>
+    </w:p>
+    <w:p>
+      <w:pPr/>
+      <w:r>
+        <w:rPr>
+          <w:lang w:val="fr_FR" w:bidi="fr_FR"/>
+        </w:rPr>
+      </w:r>
+    </w:p>
+    <w:p>
+      <w:pPr>
+        <w:pStyle w:val="Heading2"/>
+      </w:pPr>
+      <w:r>
+        <w:rPr>
+          <w:lang w:val="fr_FR" w:bidi="fr_FR"/>
+        </w:rPr>
+        <w:t>Jude 1.7 (#5)</w:t>
+      </w:r>
+      <w:r>
+        <w:rPr>
+          <w:lang w:val="fr_FR" w:bidi="fr_FR"/>
+        </w:rPr>
+      </w:r>
+    </w:p>
+    <w:p>
+      <w:pPr/>
+      <w:r>
+        <w:rPr>
+          <w:lang w:val="fr_FR" w:bidi="fr_FR"/>
+        </w:rPr>
+      </w:r>
+      <w:r>
+        <w:rPr>
+          <w:b/>
+          <w:lang w:val="fr_FR" w:bidi="fr_FR"/>
+        </w:rPr>
+        <w:t>σαρκὸς ἑτέρας</w:t>
+      </w:r>
+    </w:p>
+    <w:p>
+      <w:pPr/>
+      <w:r>
+        <w:rPr>
+          <w:lang w:val="fr_FR" w:bidi="fr_FR"/>
+        </w:rPr>
+      </w:r>
+      <w:r>
+        <w:rPr>
+          <w:b/>
+          <w:lang w:val="fr_FR" w:bidi="fr_FR"/>
+        </w:rPr>
+        <w:t>« des vices contre nature »</w:t>
+      </w:r>
+    </w:p>
+    <w:p>
+      <w:pPr/>
+      <w:r>
+        <w:rPr>
+          <w:lang w:val="fr_FR" w:bidi="fr_FR"/>
+        </w:rPr>
+      </w:r>
+      <w:r>
+        <w:rPr>
+          <w:lang w:val="fr_FR" w:bidi="fr_FR"/>
+        </w:rPr>
+        <w:t xml:space="preserve">Le texte grec parle d'autre chair. Il dit littéralement : « s'en sont allés à d'autre chair ». </w:t>
+      </w:r>
+      <w:r>
+        <w:rPr>
+          <w:b/>
+          <w:lang w:val="fr_FR" w:bidi="fr_FR"/>
+        </w:rPr>
+        <w:t xml:space="preserve">Autre chair </w:t>
+      </w:r>
+      <w:r>
+        <w:rPr>
+          <w:lang w:val="fr_FR" w:bidi="fr_FR"/>
+        </w:rPr>
+        <w:t xml:space="preserve">peut se référer </w:t>
+      </w:r>
+      <w:r>
+        <w:rPr>
+          <w:lang w:val="fr_FR" w:bidi="fr_FR"/>
+        </w:rPr>
+        <w:t>à : (1) l'immoralité sexuelle mentionnée dans la proposition précédente. Traduction alternative : « relations sexuelles inappropriées » ; (2) une chair d'une espèce différente, dans ce cas se référant aux anges avec lesquels les habitants de Sodome et Gomorrhe veulent avoir des relations sexuelles. Traduction alternative : « chair d'un type différent »</w:t>
+      </w:r>
+      <w:r>
+        <w:rPr>
+          <w:lang w:val="fr_FR" w:bidi="fr_FR"/>
+        </w:rPr>
+      </w:r>
+      <w:r>
+        <w:rPr>
+          <w:lang w:val="fr_FR" w:bidi="fr_FR"/>
+        </w:rPr>
+      </w:r>
+    </w:p>
+    <w:p>
+      <w:pPr/>
+      <w:r>
+        <w:rPr>
+          <w:lang w:val="fr_FR" w:bidi="fr_FR"/>
+        </w:rPr>
+      </w:r>
+    </w:p>
+    <w:p>
+      <w:pPr>
+        <w:pStyle w:val="Heading2"/>
+      </w:pPr>
+      <w:r>
+        <w:rPr>
+          <w:lang w:val="fr_FR" w:bidi="fr_FR"/>
+        </w:rPr>
+        <w:t>Jude 1.7 (#6)</w:t>
+      </w:r>
+      <w:r>
+        <w:rPr>
+          <w:lang w:val="fr_FR" w:bidi="fr_FR"/>
+        </w:rPr>
+      </w:r>
+    </w:p>
+    <w:p>
+      <w:pPr/>
+      <w:r>
+        <w:rPr>
+          <w:lang w:val="fr_FR" w:bidi="fr_FR"/>
+        </w:rPr>
+      </w:r>
+      <w:r>
+        <w:rPr>
+          <w:b/>
+          <w:lang w:val="fr_FR" w:bidi="fr_FR"/>
+        </w:rPr>
+        <w:t>πρόκεινται δεῖγμα</w:t>
+      </w:r>
+    </w:p>
+    <w:p>
+      <w:pPr/>
+      <w:r>
+        <w:rPr>
+          <w:lang w:val="fr_FR" w:bidi="fr_FR"/>
+        </w:rPr>
+      </w:r>
+      <w:r>
+        <w:rPr>
+          <w:b/>
+          <w:lang w:val="fr_FR" w:bidi="fr_FR"/>
+        </w:rPr>
+        <w:t>« sont données en exemple »</w:t>
+      </w:r>
+    </w:p>
+    <w:p>
+      <w:pPr/>
+      <w:r>
+        <w:rPr>
+          <w:lang w:val="fr_FR" w:bidi="fr_FR"/>
+        </w:rPr>
+      </w:r>
+      <w:r>
+        <w:rPr>
+          <w:lang w:val="fr_FR" w:bidi="fr_FR"/>
+        </w:rPr>
+        <w:t xml:space="preserve">La destruction du peuple de Sodome et Gomorrhe est un </w:t>
+      </w:r>
+      <w:r>
+        <w:rPr>
+          <w:b/>
+          <w:lang w:val="fr_FR" w:bidi="fr_FR"/>
+        </w:rPr>
+        <w:t>exemple</w:t>
+      </w:r>
+      <w:r>
+        <w:rPr>
+          <w:lang w:val="fr_FR" w:bidi="fr_FR"/>
+        </w:rPr>
+        <w:t xml:space="preserve"> de ce qui arrive aux personnes qui rejettent Dieu. Si cela peut être utile dans votre langue, vous pouvez l'expliciter dans votre traduction. Traduction alternative : « sont montrés comme un exemple de ceux qui rejettent Dieu »</w:t>
+      </w:r>
+    </w:p>
+    <w:p>
+      <w:pPr/>
+      <w:r>
+        <w:rPr>
+          <w:lang w:val="fr_FR" w:bidi="fr_FR"/>
+        </w:rPr>
+      </w:r>
+      <w:r>
+        <w:rPr>
+          <w:lang w:val="fr_FR" w:bidi="fr_FR"/>
+        </w:rPr>
+        <w:t xml:space="preserve">Voir : </w:t>
+      </w:r>
+      <w:r>
+        <w:rPr>
+          <w:lang w:val="fr_FR" w:bidi="fr_FR"/>
+        </w:rPr>
         <w:t>Connaissances présumées et informations sous-entendues</w:t>
       </w:r>
       <w:r>
@@ -5299,698 +5700,12 @@
         <w:rPr>
           <w:lang w:val="fr_FR" w:bidi="fr_FR"/>
         </w:rPr>
-        <w:t>Jude 1.7 (#1)</w:t>
-      </w:r>
-      <w:r>
-        <w:rPr>
-          <w:lang w:val="fr_FR" w:bidi="fr_FR"/>
-        </w:rPr>
-      </w:r>
-    </w:p>
-    <w:p>
-      <w:pPr/>
-      <w:r>
-        <w:rPr>
-          <w:lang w:val="fr_FR" w:bidi="fr_FR"/>
-        </w:rPr>
-      </w:r>
-      <w:r>
-        <w:rPr>
-          <w:b/>
-          <w:lang w:val="fr_FR" w:bidi="fr_FR"/>
-        </w:rPr>
-        <w:t>Σόδομα καὶ Γόμορρα, καὶ αἱ περὶ αὐτὰς πόλεις</w:t>
-      </w:r>
-    </w:p>
-    <w:p>
-      <w:pPr/>
-      <w:r>
-        <w:rPr>
-          <w:lang w:val="fr_FR" w:bidi="fr_FR"/>
-        </w:rPr>
-      </w:r>
-      <w:r>
-        <w:rPr>
-          <w:b/>
-          <w:lang w:val="fr_FR" w:bidi="fr_FR"/>
-        </w:rPr>
-        <w:t>« Sodome et Gomorrhe et les villes voisines »</w:t>
-      </w:r>
-    </w:p>
-    <w:p>
-      <w:pPr/>
-      <w:r>
-        <w:rPr>
-          <w:lang w:val="fr_FR" w:bidi="fr_FR"/>
-        </w:rPr>
-      </w:r>
-      <w:r>
-        <w:rPr>
-          <w:lang w:val="fr_FR" w:bidi="fr_FR"/>
-        </w:rPr>
-        <w:t xml:space="preserve">Ici, </w:t>
-      </w:r>
-      <w:r>
-        <w:rPr>
-          <w:b/>
-          <w:lang w:val="fr_FR" w:bidi="fr_FR"/>
-        </w:rPr>
-        <w:t>Sodome</w:t>
-      </w:r>
-      <w:r>
-        <w:rPr>
-          <w:lang w:val="fr_FR" w:bidi="fr_FR"/>
-        </w:rPr>
-        <w:t xml:space="preserve">, </w:t>
-      </w:r>
-      <w:r>
-        <w:rPr>
-          <w:b/>
-          <w:lang w:val="fr_FR" w:bidi="fr_FR"/>
-        </w:rPr>
-        <w:t>Gomorrhe</w:t>
-      </w:r>
-      <w:r>
-        <w:rPr>
-          <w:lang w:val="fr_FR" w:bidi="fr_FR"/>
-        </w:rPr>
-        <w:t xml:space="preserve"> et </w:t>
-      </w:r>
-      <w:r>
-        <w:rPr>
-          <w:b/>
-          <w:lang w:val="fr_FR" w:bidi="fr_FR"/>
-        </w:rPr>
-        <w:t>villes</w:t>
-      </w:r>
-      <w:r>
-        <w:rPr>
-          <w:lang w:val="fr_FR" w:bidi="fr_FR"/>
-        </w:rPr>
-        <w:t xml:space="preserve"> désignent toutes les personnes qui vivaient dans ces villes. Traduction alternative : « les gens de la région de Sodome et Gomorrhe »</w:t>
-      </w:r>
-    </w:p>
-    <w:p>
-      <w:pPr/>
-      <w:r>
-        <w:rPr>
-          <w:lang w:val="fr_FR" w:bidi="fr_FR"/>
-        </w:rPr>
-      </w:r>
-      <w:r>
-        <w:rPr>
-          <w:lang w:val="fr_FR" w:bidi="fr_FR"/>
-        </w:rPr>
-        <w:t xml:space="preserve">Voir : </w:t>
-      </w:r>
-      <w:r>
-        <w:rPr>
-          <w:lang w:val="fr_FR" w:bidi="fr_FR"/>
-        </w:rPr>
-        <w:t>Métonymie</w:t>
-      </w:r>
-      <w:r>
-        <w:rPr>
-          <w:lang w:val="fr_FR" w:bidi="fr_FR"/>
-        </w:rPr>
-      </w:r>
-      <w:r>
-        <w:rPr>
-          <w:lang w:val="fr_FR" w:bidi="fr_FR"/>
-        </w:rPr>
-      </w:r>
-    </w:p>
-    <w:p>
-      <w:pPr/>
-      <w:r>
-        <w:rPr>
-          <w:lang w:val="fr_FR" w:bidi="fr_FR"/>
-        </w:rPr>
-      </w:r>
-    </w:p>
-    <w:p>
-      <w:pPr>
-        <w:pStyle w:val="Heading2"/>
-      </w:pPr>
-      <w:r>
-        <w:rPr>
-          <w:lang w:val="fr_FR" w:bidi="fr_FR"/>
-        </w:rPr>
-        <w:t>Jude 1.7 (#2)</w:t>
-      </w:r>
-      <w:r>
-        <w:rPr>
-          <w:lang w:val="fr_FR" w:bidi="fr_FR"/>
-        </w:rPr>
-      </w:r>
-    </w:p>
-    <w:p>
-      <w:pPr/>
-      <w:r>
-        <w:rPr>
-          <w:lang w:val="fr_FR" w:bidi="fr_FR"/>
-        </w:rPr>
-      </w:r>
-      <w:r>
-        <w:rPr>
-          <w:b/>
-          <w:lang w:val="fr_FR" w:bidi="fr_FR"/>
-        </w:rPr>
-        <w:t>τὸν ὅμοιον τρόπον τούτοις</w:t>
-      </w:r>
-    </w:p>
-    <w:p>
-      <w:pPr/>
-      <w:r>
-        <w:rPr>
-          <w:lang w:val="fr_FR" w:bidi="fr_FR"/>
-        </w:rPr>
-      </w:r>
-      <w:r>
-        <w:rPr>
-          <w:b/>
-          <w:lang w:val="fr_FR" w:bidi="fr_FR"/>
-        </w:rPr>
-        <w:t>« comme eux »</w:t>
-      </w:r>
-    </w:p>
-    <w:p>
-      <w:pPr/>
-      <w:r>
-        <w:rPr>
-          <w:lang w:val="fr_FR" w:bidi="fr_FR"/>
-        </w:rPr>
-      </w:r>
-      <w:r>
-        <w:rPr>
-          <w:lang w:val="fr_FR" w:bidi="fr_FR"/>
-        </w:rPr>
-        <w:t xml:space="preserve">Ici, </w:t>
-      </w:r>
-      <w:r>
-        <w:rPr>
-          <w:b/>
-          <w:lang w:val="fr_FR" w:bidi="fr_FR"/>
-        </w:rPr>
-        <w:t>eux</w:t>
-      </w:r>
-      <w:r>
-        <w:rPr>
-          <w:lang w:val="fr_FR" w:bidi="fr_FR"/>
-        </w:rPr>
-        <w:t xml:space="preserve"> renvoie aux anges mentionnés dans le verset précédent. Les péchés sexuels de Sodome et Gomorrhe résultaient du même type de rébellion que les voies maléfiques des anges. Si cela peut être utile dans votre langue, vous pouvez expliciter cette locution. Traduction alternative : « de la même manière que ces anges méchants »</w:t>
-      </w:r>
-    </w:p>
-    <w:p>
-      <w:pPr/>
-      <w:r>
-        <w:rPr>
-          <w:lang w:val="fr_FR" w:bidi="fr_FR"/>
-        </w:rPr>
-      </w:r>
-      <w:r>
-        <w:rPr>
-          <w:lang w:val="fr_FR" w:bidi="fr_FR"/>
-        </w:rPr>
-        <w:t xml:space="preserve">Voir : </w:t>
-      </w:r>
-      <w:r>
-        <w:rPr>
-          <w:lang w:val="fr_FR" w:bidi="fr_FR"/>
-        </w:rPr>
-        <w:t>Pronoms — Quand les utiliser ?</w:t>
-      </w:r>
-      <w:r>
-        <w:rPr>
-          <w:lang w:val="fr_FR" w:bidi="fr_FR"/>
-        </w:rPr>
-      </w:r>
-      <w:r>
-        <w:rPr>
-          <w:lang w:val="fr_FR" w:bidi="fr_FR"/>
-        </w:rPr>
-      </w:r>
-    </w:p>
-    <w:p>
-      <w:pPr/>
-      <w:r>
-        <w:rPr>
-          <w:lang w:val="fr_FR" w:bidi="fr_FR"/>
-        </w:rPr>
-      </w:r>
-    </w:p>
-    <w:p>
-      <w:pPr>
-        <w:pStyle w:val="Heading2"/>
-      </w:pPr>
-      <w:r>
-        <w:rPr>
-          <w:lang w:val="fr_FR" w:bidi="fr_FR"/>
-        </w:rPr>
-        <w:t>Jude 1.7 (#3)</w:t>
-      </w:r>
-      <w:r>
-        <w:rPr>
-          <w:lang w:val="fr_FR" w:bidi="fr_FR"/>
-        </w:rPr>
-      </w:r>
-    </w:p>
-    <w:p>
-      <w:pPr/>
-      <w:r>
-        <w:rPr>
-          <w:lang w:val="fr_FR" w:bidi="fr_FR"/>
-        </w:rPr>
-      </w:r>
-      <w:r>
-        <w:rPr>
-          <w:b/>
-          <w:lang w:val="fr_FR" w:bidi="fr_FR"/>
-        </w:rPr>
-        <w:t>ἐκπορνεύσασαι</w:t>
-      </w:r>
-    </w:p>
-    <w:p>
-      <w:pPr/>
-      <w:r>
-        <w:rPr>
-          <w:lang w:val="fr_FR" w:bidi="fr_FR"/>
-        </w:rPr>
-      </w:r>
-      <w:r>
-        <w:rPr>
-          <w:b/>
-          <w:lang w:val="fr_FR" w:bidi="fr_FR"/>
-        </w:rPr>
-        <w:t>«qui se livrèrent comme eux à l’impudicité »</w:t>
-      </w:r>
-    </w:p>
-    <w:p>
-      <w:pPr/>
-      <w:r>
-        <w:rPr>
-          <w:lang w:val="fr_FR" w:bidi="fr_FR"/>
-        </w:rPr>
-      </w:r>
-      <w:r>
-        <w:rPr>
-          <w:lang w:val="fr_FR" w:bidi="fr_FR"/>
-        </w:rPr>
-        <w:t>Si c'est utile dans votre langue, vous pouvez exprimer l'idée que recouvre le nom abstrait d'</w:t>
-      </w:r>
-      <w:r>
-        <w:rPr>
-          <w:b/>
-          <w:lang w:val="fr_FR" w:bidi="fr_FR"/>
-        </w:rPr>
-        <w:t>impudicité</w:t>
-      </w:r>
-      <w:r>
-        <w:rPr>
-          <w:lang w:val="fr_FR" w:bidi="fr_FR"/>
-        </w:rPr>
-        <w:t xml:space="preserve"> avec une expression équivalente. Traduction alternative : « qui ont commis des actes sexuellement immoraux »</w:t>
-      </w:r>
-    </w:p>
-    <w:p>
-      <w:pPr/>
-      <w:r>
-        <w:rPr>
-          <w:lang w:val="fr_FR" w:bidi="fr_FR"/>
-        </w:rPr>
-      </w:r>
-      <w:r>
-        <w:rPr>
-          <w:lang w:val="fr_FR" w:bidi="fr_FR"/>
-        </w:rPr>
-        <w:t xml:space="preserve">Voir : </w:t>
-      </w:r>
-      <w:r>
-        <w:rPr>
-          <w:lang w:val="fr_FR" w:bidi="fr_FR"/>
-        </w:rPr>
-        <w:t>Les noms abstraits</w:t>
-      </w:r>
-      <w:r>
-        <w:rPr>
-          <w:lang w:val="fr_FR" w:bidi="fr_FR"/>
-        </w:rPr>
-      </w:r>
-      <w:r>
-        <w:rPr>
-          <w:lang w:val="fr_FR" w:bidi="fr_FR"/>
-        </w:rPr>
-      </w:r>
-    </w:p>
-    <w:p>
-      <w:pPr/>
-      <w:r>
-        <w:rPr>
-          <w:lang w:val="fr_FR" w:bidi="fr_FR"/>
-        </w:rPr>
-      </w:r>
-    </w:p>
-    <w:p>
-      <w:pPr>
-        <w:pStyle w:val="Heading2"/>
-      </w:pPr>
-      <w:r>
-        <w:rPr>
-          <w:lang w:val="fr_FR" w:bidi="fr_FR"/>
-        </w:rPr>
-        <w:t>Jude 1.7 (#4)</w:t>
-      </w:r>
-      <w:r>
-        <w:rPr>
-          <w:lang w:val="fr_FR" w:bidi="fr_FR"/>
-        </w:rPr>
-      </w:r>
-    </w:p>
-    <w:p>
-      <w:pPr/>
-      <w:r>
-        <w:rPr>
-          <w:lang w:val="fr_FR" w:bidi="fr_FR"/>
-        </w:rPr>
-      </w:r>
-      <w:r>
-        <w:rPr>
-          <w:b/>
-          <w:lang w:val="fr_FR" w:bidi="fr_FR"/>
-        </w:rPr>
-        <w:t>καὶ ἀπελθοῦσαι ὀπίσω σαρκὸς ἑτέρας</w:t>
-      </w:r>
-    </w:p>
-    <w:p>
-      <w:pPr/>
-      <w:r>
-        <w:rPr>
-          <w:lang w:val="fr_FR" w:bidi="fr_FR"/>
-        </w:rPr>
-      </w:r>
-      <w:r>
-        <w:rPr>
-          <w:b/>
-          <w:lang w:val="fr_FR" w:bidi="fr_FR"/>
-        </w:rPr>
-        <w:t>« et à des vices contre nature »</w:t>
-      </w:r>
-    </w:p>
-    <w:p>
-      <w:pPr/>
-      <w:r>
-        <w:rPr>
-          <w:lang w:val="fr_FR" w:bidi="fr_FR"/>
-        </w:rPr>
-      </w:r>
-      <w:r>
-        <w:rPr>
-          <w:lang w:val="fr_FR" w:bidi="fr_FR"/>
-        </w:rPr>
-        <w:t>Le texte grec dit « s'en sont allés à d'autre chair »</w:t>
-      </w:r>
-      <w:r>
-        <w:rPr>
-          <w:lang w:val="fr_FR" w:bidi="fr_FR"/>
-        </w:rPr>
-        <w:t xml:space="preserve"> désigner le fait de s'engager activement dans une activité inappropriée au lieu d'une activité appropriée. Cette expression est fréquemment utilisée dans la Bible pour décrire des personnes adorant de faux dieux ou se livrant à l'immoralité sexuelle. Si cela est utile dans votre langue, vous pourriez exprimer cette phrase littéralement. Traduction alternative : « et s'engagèrent dans l'immoralité sexuelle avec une autre chair »</w:t>
-      </w:r>
-    </w:p>
-    <w:p>
-      <w:pPr/>
-      <w:r>
-        <w:rPr>
-          <w:lang w:val="fr_FR" w:bidi="fr_FR"/>
-        </w:rPr>
-      </w:r>
-      <w:r>
-        <w:rPr>
-          <w:lang w:val="fr_FR" w:bidi="fr_FR"/>
-        </w:rPr>
-        <w:t xml:space="preserve">Voir : </w:t>
-      </w:r>
-      <w:r>
-        <w:rPr>
-          <w:lang w:val="fr_FR" w:bidi="fr_FR"/>
-        </w:rPr>
-        <w:t>Métaphore</w:t>
-      </w:r>
-      <w:r>
-        <w:rPr>
-          <w:lang w:val="fr_FR" w:bidi="fr_FR"/>
-        </w:rPr>
-      </w:r>
-      <w:r>
-        <w:rPr>
-          <w:lang w:val="fr_FR" w:bidi="fr_FR"/>
-        </w:rPr>
-      </w:r>
-    </w:p>
-    <w:p>
-      <w:pPr/>
-      <w:r>
-        <w:rPr>
-          <w:lang w:val="fr_FR" w:bidi="fr_FR"/>
-        </w:rPr>
-      </w:r>
-    </w:p>
-    <w:p>
-      <w:pPr>
-        <w:pStyle w:val="Heading2"/>
-      </w:pPr>
-      <w:r>
-        <w:rPr>
-          <w:lang w:val="fr_FR" w:bidi="fr_FR"/>
-        </w:rPr>
-        <w:t>Jude 1.7 (#5)</w:t>
-      </w:r>
-      <w:r>
-        <w:rPr>
-          <w:lang w:val="fr_FR" w:bidi="fr_FR"/>
-        </w:rPr>
-      </w:r>
-    </w:p>
-    <w:p>
-      <w:pPr/>
-      <w:r>
-        <w:rPr>
-          <w:lang w:val="fr_FR" w:bidi="fr_FR"/>
-        </w:rPr>
-      </w:r>
-      <w:r>
-        <w:rPr>
-          <w:b/>
-          <w:lang w:val="fr_FR" w:bidi="fr_FR"/>
-        </w:rPr>
-        <w:t>σαρκὸς ἑτέρας</w:t>
-      </w:r>
-    </w:p>
-    <w:p>
-      <w:pPr/>
-      <w:r>
-        <w:rPr>
-          <w:lang w:val="fr_FR" w:bidi="fr_FR"/>
-        </w:rPr>
-      </w:r>
-      <w:r>
-        <w:rPr>
-          <w:b/>
-          <w:lang w:val="fr_FR" w:bidi="fr_FR"/>
-        </w:rPr>
-        <w:t>« des vices contre nature »</w:t>
-      </w:r>
-    </w:p>
-    <w:p>
-      <w:pPr/>
-      <w:r>
-        <w:rPr>
-          <w:lang w:val="fr_FR" w:bidi="fr_FR"/>
-        </w:rPr>
-      </w:r>
-      <w:r>
-        <w:rPr>
-          <w:lang w:val="fr_FR" w:bidi="fr_FR"/>
-        </w:rPr>
-        <w:t xml:space="preserve">Le texte grec parle d'autre chair. Il dit littéralement : « s'en sont allés à d'autre chair ». </w:t>
-      </w:r>
-      <w:r>
-        <w:rPr>
-          <w:b/>
-          <w:lang w:val="fr_FR" w:bidi="fr_FR"/>
-        </w:rPr>
-        <w:t xml:space="preserve">Autre chair </w:t>
-      </w:r>
-      <w:r>
-        <w:rPr>
-          <w:lang w:val="fr_FR" w:bidi="fr_FR"/>
-        </w:rPr>
-        <w:t xml:space="preserve">peut se référer </w:t>
-      </w:r>
-      <w:r>
-        <w:rPr>
-          <w:lang w:val="fr_FR" w:bidi="fr_FR"/>
-        </w:rPr>
-        <w:t>à : (1) l'immoralité sexuelle mentionnée dans la proposition précédente. Traduction alternative : « relations sexuelles inappropriées » ; (2) une chair d'une espèce différente, dans ce cas se référant aux anges avec lesquels les habitants de Sodome et Gomorrhe veulent avoir des relations sexuelles. Traduction alternative : « chair d'un type différent »</w:t>
-      </w:r>
-      <w:r>
-        <w:rPr>
-          <w:lang w:val="fr_FR" w:bidi="fr_FR"/>
-        </w:rPr>
-      </w:r>
-      <w:r>
-        <w:rPr>
-          <w:lang w:val="fr_FR" w:bidi="fr_FR"/>
-        </w:rPr>
-      </w:r>
-    </w:p>
-    <w:p>
-      <w:pPr/>
-      <w:r>
-        <w:rPr>
-          <w:lang w:val="fr_FR" w:bidi="fr_FR"/>
-        </w:rPr>
-      </w:r>
-    </w:p>
-    <w:p>
-      <w:pPr>
-        <w:pStyle w:val="Heading2"/>
-      </w:pPr>
-      <w:r>
-        <w:rPr>
-          <w:lang w:val="fr_FR" w:bidi="fr_FR"/>
-        </w:rPr>
-        <w:t>Jude 1.7 (#6)</w:t>
-      </w:r>
-      <w:r>
-        <w:rPr>
-          <w:lang w:val="fr_FR" w:bidi="fr_FR"/>
-        </w:rPr>
-      </w:r>
-    </w:p>
-    <w:p>
-      <w:pPr/>
-      <w:r>
-        <w:rPr>
-          <w:lang w:val="fr_FR" w:bidi="fr_FR"/>
-        </w:rPr>
-      </w:r>
-      <w:r>
-        <w:rPr>
-          <w:b/>
-          <w:lang w:val="fr_FR" w:bidi="fr_FR"/>
-        </w:rPr>
-        <w:t>πρόκεινται δεῖγμα</w:t>
-      </w:r>
-    </w:p>
-    <w:p>
-      <w:pPr/>
-      <w:r>
-        <w:rPr>
-          <w:lang w:val="fr_FR" w:bidi="fr_FR"/>
-        </w:rPr>
-      </w:r>
-      <w:r>
-        <w:rPr>
-          <w:b/>
-          <w:lang w:val="fr_FR" w:bidi="fr_FR"/>
-        </w:rPr>
-        <w:t>« sont données en exemple »</w:t>
-      </w:r>
-    </w:p>
-    <w:p>
-      <w:pPr/>
-      <w:r>
-        <w:rPr>
-          <w:lang w:val="fr_FR" w:bidi="fr_FR"/>
-        </w:rPr>
-      </w:r>
-      <w:r>
-        <w:rPr>
-          <w:lang w:val="fr_FR" w:bidi="fr_FR"/>
-        </w:rPr>
-        <w:t xml:space="preserve">La destruction du peuple de Sodome et Gomorrhe est un </w:t>
-      </w:r>
-      <w:r>
-        <w:rPr>
-          <w:b/>
-          <w:lang w:val="fr_FR" w:bidi="fr_FR"/>
-        </w:rPr>
-        <w:t>exemple</w:t>
-      </w:r>
-      <w:r>
-        <w:rPr>
-          <w:lang w:val="fr_FR" w:bidi="fr_FR"/>
-        </w:rPr>
-        <w:t xml:space="preserve"> de ce qui arrive aux personnes qui rejettent Dieu. Si cela peut être utile dans votre langue, vous pouvez l'expliciter dans votre traduction. Traduction alternative : « sont montrés comme un exemple de ceux qui rejettent Dieu »</w:t>
-      </w:r>
-    </w:p>
-    <w:p>
-      <w:pPr/>
-      <w:r>
-        <w:rPr>
-          <w:lang w:val="fr_FR" w:bidi="fr_FR"/>
-        </w:rPr>
-      </w:r>
-      <w:r>
-        <w:rPr>
-          <w:lang w:val="fr_FR" w:bidi="fr_FR"/>
-        </w:rPr>
-        <w:t xml:space="preserve">Voir : </w:t>
-      </w:r>
-      <w:r>
-        <w:rPr>
-          <w:lang w:val="fr_FR" w:bidi="fr_FR"/>
-        </w:rPr>
-        <w:t>Connaissances présumées et informations sous-entendues</w:t>
-      </w:r>
-      <w:r>
-        <w:rPr>
-          <w:lang w:val="fr_FR" w:bidi="fr_FR"/>
-        </w:rPr>
-      </w:r>
-      <w:r>
-        <w:rPr>
-          <w:lang w:val="fr_FR" w:bidi="fr_FR"/>
-        </w:rPr>
-      </w:r>
-    </w:p>
-    <w:p>
-      <w:pPr/>
-      <w:r>
-        <w:rPr>
-          <w:lang w:val="fr_FR" w:bidi="fr_FR"/>
-        </w:rPr>
-      </w:r>
-    </w:p>
-    <w:p>
-      <w:pPr>
-        <w:pStyle w:val="Heading2"/>
-      </w:pPr>
-      <w:r>
-        <w:rPr>
-          <w:lang w:val="fr_FR" w:bidi="fr_FR"/>
-        </w:rPr>
         <w:t>Jude 1.7 (#7)</w:t>
       </w:r>
       <w:r>
         <w:rPr>
           <w:lang w:val="fr_FR" w:bidi="fr_FR"/>
         </w:rPr>
-      </w:r>
-    </w:p>
-    <w:p>
-      <w:pPr/>
-      <w:r>
-        <w:rPr>
-          <w:lang w:val="fr_FR" w:bidi="fr_FR"/>
-        </w:rPr>
-      </w:r>
-      <w:r>
-        <w:rPr>
-          <w:b/>
-          <w:lang w:val="fr_FR" w:bidi="fr_FR"/>
-        </w:rPr>
-        <w:t>πυρὸς αἰωνίου δίκην ὑπέχουσαι</w:t>
       </w:r>
     </w:p>
     <w:p>
@@ -6748,21 +6463,6 @@
           <w:b/>
           <w:lang w:val="fr_FR" w:bidi="fr_FR"/>
         </w:rPr>
-        <w:t>κρίσιν ἐπενεγκεῖν βλασφημίας</w:t>
-      </w:r>
-    </w:p>
-    <w:p>
-      <w:pPr/>
-      <w:r>
-        <w:rPr>
-          <w:lang w:val="fr_FR" w:bidi="fr_FR"/>
-        </w:rPr>
-      </w:r>
-      <w:r>
-        <w:rPr>
-          <w:b/>
-          <w:lang w:val="fr_FR" w:bidi="fr_FR"/>
-        </w:rPr>
         <w:t>« n’osa pas porter contre lui un jugement injurieux »</w:t>
       </w:r>
     </w:p>
@@ -6872,21 +6572,6 @@
           <w:b/>
           <w:lang w:val="fr_FR" w:bidi="fr_FR"/>
         </w:rPr>
-        <w:t>κρίσιν ἐπενεγκεῖν βλασφημίας</w:t>
-      </w:r>
-    </w:p>
-    <w:p>
-      <w:pPr/>
-      <w:r>
-        <w:rPr>
-          <w:lang w:val="fr_FR" w:bidi="fr_FR"/>
-        </w:rPr>
-      </w:r>
-      <w:r>
-        <w:rPr>
-          <w:b/>
-          <w:lang w:val="fr_FR" w:bidi="fr_FR"/>
-        </w:rPr>
         <w:t>« porter contre lui un jugement injurieux »</w:t>
       </w:r>
     </w:p>
@@ -6969,21 +6654,6 @@
         <w:rPr>
           <w:lang w:val="fr_FR" w:bidi="fr_FR"/>
         </w:rPr>
-      </w:r>
-    </w:p>
-    <w:p>
-      <w:pPr/>
-      <w:r>
-        <w:rPr>
-          <w:lang w:val="fr_FR" w:bidi="fr_FR"/>
-        </w:rPr>
-      </w:r>
-      <w:r>
-        <w:rPr>
-          <w:b/>
-          <w:lang w:val="fr_FR" w:bidi="fr_FR"/>
-        </w:rPr>
-        <w:t>κρίσιν ἐπενεγκεῖν βλασφημίας</w:t>
       </w:r>
     </w:p>
     <w:p>
@@ -7346,21 +7016,6 @@
           <w:b/>
           <w:lang w:val="fr_FR" w:bidi="fr_FR"/>
         </w:rPr>
-        <w:t>ὅσα δὲ φυσικῶς ὡς τὰ ἄλογα ζῷα ἐπίστανται</w:t>
-      </w:r>
-    </w:p>
-    <w:p>
-      <w:pPr/>
-      <w:r>
-        <w:rPr>
-          <w:lang w:val="fr_FR" w:bidi="fr_FR"/>
-        </w:rPr>
-      </w:r>
-      <w:r>
-        <w:rPr>
-          <w:b/>
-          <w:lang w:val="fr_FR" w:bidi="fr_FR"/>
-        </w:rPr>
         <w:t>« dans ce qu'ils savent naturellement comme des brutes »</w:t>
         <w:br/>
       </w:r>
@@ -7548,21 +7203,6 @@
           <w:b/>
           <w:lang w:val="fr_FR" w:bidi="fr_FR"/>
         </w:rPr>
-        <w:t>ἐν τούτοις φθείρονται</w:t>
-      </w:r>
-    </w:p>
-    <w:p>
-      <w:pPr/>
-      <w:r>
-        <w:rPr>
-          <w:lang w:val="fr_FR" w:bidi="fr_FR"/>
-        </w:rPr>
-      </w:r>
-      <w:r>
-        <w:rPr>
-          <w:b/>
-          <w:lang w:val="fr_FR" w:bidi="fr_FR"/>
-        </w:rPr>
         <w:t>« ils se corrompent »</w:t>
       </w:r>
     </w:p>
@@ -7991,21 +7631,6 @@
         <w:rPr>
           <w:lang w:val="fr_FR" w:bidi="fr_FR"/>
         </w:rPr>
-      </w:r>
-    </w:p>
-    <w:p>
-      <w:pPr/>
-      <w:r>
-        <w:rPr>
-          <w:lang w:val="fr_FR" w:bidi="fr_FR"/>
-        </w:rPr>
-      </w:r>
-      <w:r>
-        <w:rPr>
-          <w:b/>
-          <w:lang w:val="fr_FR" w:bidi="fr_FR"/>
-        </w:rPr>
-        <w:t>ἐξεχύθησαν</w:t>
       </w:r>
     </w:p>
     <w:p>
@@ -9953,21 +9578,6 @@
           <w:b/>
           <w:lang w:val="fr_FR" w:bidi="fr_FR"/>
         </w:rPr>
-        <w:t>οἷς ὁ ζόφος τοῦ σκότους εἰς αἰῶνα τετήρηται</w:t>
-      </w:r>
-    </w:p>
-    <w:p>
-      <w:pPr/>
-      <w:r>
-        <w:rPr>
-          <w:lang w:val="fr_FR" w:bidi="fr_FR"/>
-        </w:rPr>
-      </w:r>
-      <w:r>
-        <w:rPr>
-          <w:b/>
-          <w:lang w:val="fr_FR" w:bidi="fr_FR"/>
-        </w:rPr>
         <w:t>« auxquels l’obscurité des ténèbres est réservée pour l’éternité »</w:t>
       </w:r>
     </w:p>
@@ -10390,21 +10000,6 @@
           <w:b/>
           <w:lang w:val="fr_FR" w:bidi="fr_FR"/>
         </w:rPr>
-        <w:t>ἕβδομος ἀπὸ Ἀδὰμ</w:t>
-      </w:r>
-    </w:p>
-    <w:p>
-      <w:pPr/>
-      <w:r>
-        <w:rPr>
-          <w:lang w:val="fr_FR" w:bidi="fr_FR"/>
-        </w:rPr>
-      </w:r>
-      <w:r>
-        <w:rPr>
-          <w:b/>
-          <w:lang w:val="fr_FR" w:bidi="fr_FR"/>
-        </w:rPr>
         <w:t>« le septième depuis Adam »</w:t>
       </w:r>
     </w:p>
@@ -11101,6 +10696,21 @@
           <w:b/>
           <w:lang w:val="fr_FR" w:bidi="fr_FR"/>
         </w:rPr>
+        <w:t>ἁγίαις</w:t>
+      </w:r>
+    </w:p>
+    <w:p>
+      <w:pPr/>
+      <w:r>
+        <w:rPr>
+          <w:lang w:val="fr_FR" w:bidi="fr_FR"/>
+        </w:rPr>
+      </w:r>
+      <w:r>
+        <w:rPr>
+          <w:b/>
+          <w:lang w:val="fr_FR" w:bidi="fr_FR"/>
+        </w:rPr>
         <w:t>« saintes »</w:t>
       </w:r>
     </w:p>
@@ -11177,21 +10787,6 @@
           <w:b/>
           <w:lang w:val="fr_FR" w:bidi="fr_FR"/>
         </w:rPr>
-        <w:t>ποιῆσαι κρίσιν &amp; καὶ ἐλέγξαι</w:t>
-      </w:r>
-    </w:p>
-    <w:p>
-      <w:pPr/>
-      <w:r>
-        <w:rPr>
-          <w:lang w:val="fr_FR" w:bidi="fr_FR"/>
-        </w:rPr>
-      </w:r>
-      <w:r>
-        <w:rPr>
-          <w:b/>
-          <w:lang w:val="fr_FR" w:bidi="fr_FR"/>
-        </w:rPr>
         <w:t>« pour exercer un jugement »</w:t>
       </w:r>
       <w:r>
@@ -11398,21 +10993,6 @@
         <w:rPr>
           <w:lang w:val="fr_FR" w:bidi="fr_FR"/>
         </w:rPr>
-      </w:r>
-    </w:p>
-    <w:p>
-      <w:pPr/>
-      <w:r>
-        <w:rPr>
-          <w:lang w:val="fr_FR" w:bidi="fr_FR"/>
-        </w:rPr>
-      </w:r>
-      <w:r>
-        <w:rPr>
-          <w:b/>
-          <w:lang w:val="fr_FR" w:bidi="fr_FR"/>
-        </w:rPr>
-        <w:t>πᾶσαν ψυχὴν</w:t>
       </w:r>
     </w:p>
     <w:p>
@@ -12413,21 +11993,6 @@
           <w:b/>
           <w:lang w:val="fr_FR" w:bidi="fr_FR"/>
         </w:rPr>
-        <w:t>τὸ στόμα αὐτῶν λαλεῖ</w:t>
-      </w:r>
-    </w:p>
-    <w:p>
-      <w:pPr/>
-      <w:r>
-        <w:rPr>
-          <w:lang w:val="fr_FR" w:bidi="fr_FR"/>
-        </w:rPr>
-      </w:r>
-      <w:r>
-        <w:rPr>
-          <w:b/>
-          <w:lang w:val="fr_FR" w:bidi="fr_FR"/>
-        </w:rPr>
         <w:t>« ont à la bouche des paroles »</w:t>
       </w:r>
     </w:p>
@@ -12699,21 +12264,6 @@
         <w:rPr>
           <w:lang w:val="fr_FR" w:bidi="fr_FR"/>
         </w:rPr>
-      </w:r>
-    </w:p>
-    <w:p>
-      <w:pPr/>
-      <w:r>
-        <w:rPr>
-          <w:lang w:val="fr_FR" w:bidi="fr_FR"/>
-        </w:rPr>
-      </w:r>
-      <w:r>
-        <w:rPr>
-          <w:b/>
-          <w:lang w:val="fr_FR" w:bidi="fr_FR"/>
-        </w:rPr>
-        <w:t>θαυμάζοντες πρόσωπα</w:t>
       </w:r>
     </w:p>
     <w:p>
@@ -13599,21 +13149,6 @@
           <w:b/>
           <w:lang w:val="fr_FR" w:bidi="fr_FR"/>
         </w:rPr>
-        <w:t>κατὰ τὰς ἑαυτῶν ἐπιθυμίας &amp; τῶν ἀσεβειῶν</w:t>
-      </w:r>
-    </w:p>
-    <w:p>
-      <w:pPr/>
-      <w:r>
-        <w:rPr>
-          <w:lang w:val="fr_FR" w:bidi="fr_FR"/>
-        </w:rPr>
-      </w:r>
-      <w:r>
-        <w:rPr>
-          <w:b/>
-          <w:lang w:val="fr_FR" w:bidi="fr_FR"/>
-        </w:rPr>
         <w:t>« selon leurs convoitises impies »</w:t>
       </w:r>
     </w:p>
@@ -15377,21 +14912,6 @@
           <w:b/>
           <w:lang w:val="fr_FR" w:bidi="fr_FR"/>
         </w:rPr>
-        <w:t>τὸ ἔλεος τοῦ Κυρίου ἡμῶν, Ἰησοῦ Χριστοῦ, εἰς ζωὴν αἰώνιον</w:t>
-      </w:r>
-    </w:p>
-    <w:p>
-      <w:pPr/>
-      <w:r>
-        <w:rPr>
-          <w:lang w:val="fr_FR" w:bidi="fr_FR"/>
-        </w:rPr>
-      </w:r>
-      <w:r>
-        <w:rPr>
-          <w:b/>
-          <w:lang w:val="fr_FR" w:bidi="fr_FR"/>
-        </w:rPr>
         <w:t>« la miséricorde de notre Seigneur Jésus-Christ pour la vie éternelle »</w:t>
       </w:r>
     </w:p>
@@ -16051,21 +15571,6 @@
           <w:b/>
           <w:lang w:val="fr_FR" w:bidi="fr_FR"/>
         </w:rPr>
-        <w:t>μισοῦντες καὶ τὸν ἀπὸ τῆς σαρκὸς ἐσπιλωμένον χιτῶνα</w:t>
-      </w:r>
-    </w:p>
-    <w:p>
-      <w:pPr/>
-      <w:r>
-        <w:rPr>
-          <w:lang w:val="fr_FR" w:bidi="fr_FR"/>
-        </w:rPr>
-      </w:r>
-      <w:r>
-        <w:rPr>
-          <w:b/>
-          <w:lang w:val="fr_FR" w:bidi="fr_FR"/>
-        </w:rPr>
         <w:t>« haïssant jusqu’à la tunique souillée par la chair »</w:t>
       </w:r>
     </w:p>
@@ -16260,21 +15765,6 @@
           <w:b/>
           <w:lang w:val="fr_FR" w:bidi="fr_FR"/>
         </w:rPr>
-        <w:t>τῷ δὲ δυναμένῳ φυλάξαι</w:t>
-      </w:r>
-    </w:p>
-    <w:p>
-      <w:pPr/>
-      <w:r>
-        <w:rPr>
-          <w:lang w:val="fr_FR" w:bidi="fr_FR"/>
-        </w:rPr>
-      </w:r>
-      <w:r>
-        <w:rPr>
-          <w:b/>
-          <w:lang w:val="fr_FR" w:bidi="fr_FR"/>
-        </w:rPr>
         <w:t>« Or, à celui qui peut vous préserver de toute chute »</w:t>
       </w:r>
     </w:p>
@@ -16955,21 +16445,6 @@
         <w:rPr>
           <w:lang w:val="fr_FR" w:bidi="fr_FR"/>
         </w:rPr>
-      </w:r>
-    </w:p>
-    <w:p>
-      <w:pPr/>
-      <w:r>
-        <w:rPr>
-          <w:lang w:val="fr_FR" w:bidi="fr_FR"/>
-        </w:rPr>
-      </w:r>
-      <w:r>
-        <w:rPr>
-          <w:b/>
-          <w:lang w:val="fr_FR" w:bidi="fr_FR"/>
-        </w:rPr>
-        <w:t>μόνῳ Θεῷ &amp; δόξα, μεγαλωσύνη, κράτος, καὶ ἐξουσία</w:t>
       </w:r>
     </w:p>
     <w:p>

--- a/fra/docx/65.content.docx
+++ b/fra/docx/65.content.docx
@@ -851,6 +851,21 @@
           <w:b/>
           <w:lang w:val="fr_FR" w:bidi="fr_FR"/>
         </w:rPr>
+        <w:t>ἐν Θεῷ Πατρὶ ἠγαπημένοις</w:t>
+      </w:r>
+    </w:p>
+    <w:p>
+      <w:pPr/>
+      <w:r>
+        <w:rPr>
+          <w:lang w:val="fr_FR" w:bidi="fr_FR"/>
+        </w:rPr>
+      </w:r>
+      <w:r>
+        <w:rPr>
+          <w:b/>
+          <w:lang w:val="fr_FR" w:bidi="fr_FR"/>
+        </w:rPr>
         <w:t xml:space="preserve">« </w:t>
       </w:r>
       <w:r>
@@ -948,6 +963,21 @@
           <w:b/>
           <w:lang w:val="fr_FR" w:bidi="fr_FR"/>
         </w:rPr>
+        <w:t>Θεῷ Πατρὶ</w:t>
+      </w:r>
+    </w:p>
+    <w:p>
+      <w:pPr/>
+      <w:r>
+        <w:rPr>
+          <w:lang w:val="fr_FR" w:bidi="fr_FR"/>
+        </w:rPr>
+      </w:r>
+      <w:r>
+        <w:rPr>
+          <w:b/>
+          <w:lang w:val="fr_FR" w:bidi="fr_FR"/>
+        </w:rPr>
         <w:t>« Dieu le Père »</w:t>
       </w:r>
     </w:p>
@@ -1038,6 +1068,21 @@
           <w:b/>
           <w:lang w:val="fr_FR" w:bidi="fr_FR"/>
         </w:rPr>
+        <w:t>Ἰησοῦ Χριστῷ τετηρημένοις κλητοῖς</w:t>
+      </w:r>
+    </w:p>
+    <w:p>
+      <w:pPr/>
+      <w:r>
+        <w:rPr>
+          <w:lang w:val="fr_FR" w:bidi="fr_FR"/>
+        </w:rPr>
+      </w:r>
+      <w:r>
+        <w:rPr>
+          <w:b/>
+          <w:lang w:val="fr_FR" w:bidi="fr_FR"/>
+        </w:rPr>
         <w:t>« et gardés pour Jésus-Christ »</w:t>
       </w:r>
     </w:p>
@@ -1134,6 +1179,21 @@
           <w:b/>
           <w:lang w:val="fr_FR" w:bidi="fr_FR"/>
         </w:rPr>
+        <w:t>ἔλεος ὑμῖν, καὶ εἰρήνη, καὶ ἀγάπη πληθυνθείη</w:t>
+      </w:r>
+    </w:p>
+    <w:p>
+      <w:pPr/>
+      <w:r>
+        <w:rPr>
+          <w:lang w:val="fr_FR" w:bidi="fr_FR"/>
+        </w:rPr>
+      </w:r>
+      <w:r>
+        <w:rPr>
+          <w:b/>
+          <w:lang w:val="fr_FR" w:bidi="fr_FR"/>
+        </w:rPr>
         <w:t>« que la miséricorde, la paix et la charité vous soient multipliées »</w:t>
       </w:r>
     </w:p>
@@ -1217,6 +1277,21 @@
           <w:b/>
           <w:lang w:val="fr_FR" w:bidi="fr_FR"/>
         </w:rPr>
+        <w:t>ἔλεος ὑμῖν, καὶ εἰρήνη, καὶ ἀγάπη πληθυνθείη</w:t>
+      </w:r>
+    </w:p>
+    <w:p>
+      <w:pPr/>
+      <w:r>
+        <w:rPr>
+          <w:lang w:val="fr_FR" w:bidi="fr_FR"/>
+        </w:rPr>
+      </w:r>
+      <w:r>
+        <w:rPr>
+          <w:b/>
+          <w:lang w:val="fr_FR" w:bidi="fr_FR"/>
+        </w:rPr>
         <w:t>« que la miséricorde, la paix et l'amour vous soient multipliés »</w:t>
       </w:r>
     </w:p>
@@ -1744,6 +1819,21 @@
           <w:b/>
           <w:lang w:val="fr_FR" w:bidi="fr_FR"/>
         </w:rPr>
+        <w:t>περὶ τῆς κοινῆς ἡμῶν σωτηρίας</w:t>
+      </w:r>
+    </w:p>
+    <w:p>
+      <w:pPr/>
+      <w:r>
+        <w:rPr>
+          <w:lang w:val="fr_FR" w:bidi="fr_FR"/>
+        </w:rPr>
+      </w:r>
+      <w:r>
+        <w:rPr>
+          <w:b/>
+          <w:lang w:val="fr_FR" w:bidi="fr_FR"/>
+        </w:rPr>
         <w:t>« au sujet de notre salut commun »</w:t>
       </w:r>
     </w:p>
@@ -2348,6 +2438,21 @@
           <w:b/>
           <w:lang w:val="fr_FR" w:bidi="fr_FR"/>
         </w:rPr>
+        <w:t>τῇ ἅπαξ παραδοθείσῃ τοῖς ἁγίοις πίστει</w:t>
+      </w:r>
+    </w:p>
+    <w:p>
+      <w:pPr/>
+      <w:r>
+        <w:rPr>
+          <w:lang w:val="fr_FR" w:bidi="fr_FR"/>
+        </w:rPr>
+      </w:r>
+      <w:r>
+        <w:rPr>
+          <w:b/>
+          <w:lang w:val="fr_FR" w:bidi="fr_FR"/>
+        </w:rPr>
         <w:t>« pour la foi qui a été transmise aux saints »</w:t>
       </w:r>
     </w:p>
@@ -2645,6 +2750,21 @@
         <w:rPr>
           <w:lang w:val="fr_FR" w:bidi="fr_FR"/>
         </w:rPr>
+      </w:r>
+    </w:p>
+    <w:p>
+      <w:pPr/>
+      <w:r>
+        <w:rPr>
+          <w:lang w:val="fr_FR" w:bidi="fr_FR"/>
+        </w:rPr>
+      </w:r>
+      <w:r>
+        <w:rPr>
+          <w:b/>
+          <w:lang w:val="fr_FR" w:bidi="fr_FR"/>
+        </w:rPr>
+        <w:t>παρεισέδυσαν γάρ τινες ἄνθρωποι</w:t>
       </w:r>
     </w:p>
     <w:p>
@@ -2838,6 +2958,21 @@
           <w:b/>
           <w:lang w:val="fr_FR" w:bidi="fr_FR"/>
         </w:rPr>
+        <w:t>οἱ πάλαι προγεγραμμένοι εἰς τοῦτο τὸ κρίμα</w:t>
+      </w:r>
+    </w:p>
+    <w:p>
+      <w:pPr/>
+      <w:r>
+        <w:rPr>
+          <w:lang w:val="fr_FR" w:bidi="fr_FR"/>
+        </w:rPr>
+      </w:r>
+      <w:r>
+        <w:rPr>
+          <w:b/>
+          <w:lang w:val="fr_FR" w:bidi="fr_FR"/>
+        </w:rPr>
         <w:t>« dont la condamnation est écrite depuis longtemps »</w:t>
       </w:r>
     </w:p>
@@ -3267,6 +3402,21 @@
           <w:b/>
           <w:lang w:val="fr_FR" w:bidi="fr_FR"/>
         </w:rPr>
+        <w:t>ἡμῶν &amp; ἡμῶν</w:t>
+      </w:r>
+    </w:p>
+    <w:p>
+      <w:pPr/>
+      <w:r>
+        <w:rPr>
+          <w:lang w:val="fr_FR" w:bidi="fr_FR"/>
+        </w:rPr>
+      </w:r>
+      <w:r>
+        <w:rPr>
+          <w:b/>
+          <w:lang w:val="fr_FR" w:bidi="fr_FR"/>
+        </w:rPr>
         <w:t>« notre »</w:t>
       </w:r>
       <w:r>
@@ -3598,6 +3748,21 @@
           <w:b/>
           <w:lang w:val="fr_FR" w:bidi="fr_FR"/>
         </w:rPr>
+        <w:t>τὸν μόνον Δεσπότην καὶ Κύριον ἡμῶν, Ἰησοῦν Χριστὸν, ἀρνούμενοι</w:t>
+      </w:r>
+    </w:p>
+    <w:p>
+      <w:pPr/>
+      <w:r>
+        <w:rPr>
+          <w:lang w:val="fr_FR" w:bidi="fr_FR"/>
+        </w:rPr>
+      </w:r>
+      <w:r>
+        <w:rPr>
+          <w:b/>
+          <w:lang w:val="fr_FR" w:bidi="fr_FR"/>
+        </w:rPr>
         <w:t>« et qui renient notre seul maître et Seigneur Jésus-Christ »</w:t>
       </w:r>
     </w:p>
@@ -3811,6 +3976,21 @@
           <w:b/>
           <w:lang w:val="fr_FR" w:bidi="fr_FR"/>
         </w:rPr>
+        <w:t>ὑπομνῆσαι &amp; ὑμᾶς βούλομαι, εἰδότας ὑμᾶς ἅπαξ πάντα</w:t>
+      </w:r>
+    </w:p>
+    <w:p>
+      <w:pPr/>
+      <w:r>
+        <w:rPr>
+          <w:lang w:val="fr_FR" w:bidi="fr_FR"/>
+        </w:rPr>
+      </w:r>
+      <w:r>
+        <w:rPr>
+          <w:b/>
+          <w:lang w:val="fr_FR" w:bidi="fr_FR"/>
+        </w:rPr>
         <w:t>« Je veux vous rappeler, à vous qui savez fort bien toutes ces choses »</w:t>
       </w:r>
     </w:p>
@@ -4181,6 +4361,21 @@
           <w:b/>
           <w:lang w:val="fr_FR" w:bidi="fr_FR"/>
         </w:rPr>
+        <w:t>λαὸν ἐκ γῆς Αἰγύπτου σώσας</w:t>
+      </w:r>
+    </w:p>
+    <w:p>
+      <w:pPr/>
+      <w:r>
+        <w:rPr>
+          <w:lang w:val="fr_FR" w:bidi="fr_FR"/>
+        </w:rPr>
+      </w:r>
+      <w:r>
+        <w:rPr>
+          <w:b/>
+          <w:lang w:val="fr_FR" w:bidi="fr_FR"/>
+        </w:rPr>
         <w:t>« après avoir sauvé le peuple et l’avoir tiré du pays d’Égypte »</w:t>
       </w:r>
     </w:p>
@@ -4277,6 +4472,21 @@
           <w:b/>
           <w:lang w:val="fr_FR" w:bidi="fr_FR"/>
         </w:rPr>
+        <w:t>τοὺς μὴ τηρήσαντας τὴν ἑαυτῶν ἀρχὴν</w:t>
+      </w:r>
+    </w:p>
+    <w:p>
+      <w:pPr/>
+      <w:r>
+        <w:rPr>
+          <w:lang w:val="fr_FR" w:bidi="fr_FR"/>
+        </w:rPr>
+      </w:r>
+      <w:r>
+        <w:rPr>
+          <w:b/>
+          <w:lang w:val="fr_FR" w:bidi="fr_FR"/>
+        </w:rPr>
         <w:t>« qui n'ont pas gardé leur dignité »</w:t>
       </w:r>
     </w:p>
@@ -4464,6 +4674,21 @@
           <w:b/>
           <w:lang w:val="fr_FR" w:bidi="fr_FR"/>
         </w:rPr>
+        <w:t>δεσμοῖς ἀϊδίοις ὑπὸ ζόφον τετήρηκεν</w:t>
+      </w:r>
+    </w:p>
+    <w:p>
+      <w:pPr/>
+      <w:r>
+        <w:rPr>
+          <w:lang w:val="fr_FR" w:bidi="fr_FR"/>
+        </w:rPr>
+      </w:r>
+      <w:r>
+        <w:rPr>
+          <w:b/>
+          <w:lang w:val="fr_FR" w:bidi="fr_FR"/>
+        </w:rPr>
         <w:t>« il a réservé pour le jugement du grand jour, enchaînés éternellement par les ténèbres »</w:t>
       </w:r>
     </w:p>
@@ -4762,6 +4987,21 @@
           <w:b/>
           <w:lang w:val="fr_FR" w:bidi="fr_FR"/>
         </w:rPr>
+        <w:t>εἰς κρίσιν μεγάλης ἡμέρας</w:t>
+      </w:r>
+    </w:p>
+    <w:p>
+      <w:pPr/>
+      <w:r>
+        <w:rPr>
+          <w:lang w:val="fr_FR" w:bidi="fr_FR"/>
+        </w:rPr>
+      </w:r>
+      <w:r>
+        <w:rPr>
+          <w:b/>
+          <w:lang w:val="fr_FR" w:bidi="fr_FR"/>
+        </w:rPr>
         <w:t>« pour le jugement du grand jour »</w:t>
       </w:r>
     </w:p>
@@ -5079,6 +5319,21 @@
           <w:b/>
           <w:lang w:val="fr_FR" w:bidi="fr_FR"/>
         </w:rPr>
+        <w:t>Σόδομα καὶ Γόμορρα, καὶ αἱ περὶ αὐτὰς πόλεις</w:t>
+      </w:r>
+    </w:p>
+    <w:p>
+      <w:pPr/>
+      <w:r>
+        <w:rPr>
+          <w:lang w:val="fr_FR" w:bidi="fr_FR"/>
+        </w:rPr>
+      </w:r>
+      <w:r>
+        <w:rPr>
+          <w:b/>
+          <w:lang w:val="fr_FR" w:bidi="fr_FR"/>
+        </w:rPr>
         <w:t>« Sodome et Gomorrhe et les villes voisines »</w:t>
       </w:r>
     </w:p>
@@ -5312,6 +5567,21 @@
           <w:b/>
           <w:lang w:val="fr_FR" w:bidi="fr_FR"/>
         </w:rPr>
+        <w:t>ἐκπορνεύσασαι</w:t>
+      </w:r>
+    </w:p>
+    <w:p>
+      <w:pPr/>
+      <w:r>
+        <w:rPr>
+          <w:lang w:val="fr_FR" w:bidi="fr_FR"/>
+        </w:rPr>
+      </w:r>
+      <w:r>
+        <w:rPr>
+          <w:b/>
+          <w:lang w:val="fr_FR" w:bidi="fr_FR"/>
+        </w:rPr>
         <w:t>«qui se livrèrent comme eux à l’impudicité »</w:t>
       </w:r>
     </w:p>
@@ -5706,6 +5976,21 @@
         <w:rPr>
           <w:lang w:val="fr_FR" w:bidi="fr_FR"/>
         </w:rPr>
+      </w:r>
+    </w:p>
+    <w:p>
+      <w:pPr/>
+      <w:r>
+        <w:rPr>
+          <w:lang w:val="fr_FR" w:bidi="fr_FR"/>
+        </w:rPr>
+      </w:r>
+      <w:r>
+        <w:rPr>
+          <w:b/>
+          <w:lang w:val="fr_FR" w:bidi="fr_FR"/>
+        </w:rPr>
+        <w:t>πυρὸς αἰωνίου δίκην ὑπέχουσαι</w:t>
       </w:r>
     </w:p>
     <w:p>
@@ -6463,6 +6748,21 @@
           <w:b/>
           <w:lang w:val="fr_FR" w:bidi="fr_FR"/>
         </w:rPr>
+        <w:t>κρίσιν ἐπενεγκεῖν βλασφημίας</w:t>
+      </w:r>
+    </w:p>
+    <w:p>
+      <w:pPr/>
+      <w:r>
+        <w:rPr>
+          <w:lang w:val="fr_FR" w:bidi="fr_FR"/>
+        </w:rPr>
+      </w:r>
+      <w:r>
+        <w:rPr>
+          <w:b/>
+          <w:lang w:val="fr_FR" w:bidi="fr_FR"/>
+        </w:rPr>
         <w:t>« n’osa pas porter contre lui un jugement injurieux »</w:t>
       </w:r>
     </w:p>
@@ -6572,6 +6872,21 @@
           <w:b/>
           <w:lang w:val="fr_FR" w:bidi="fr_FR"/>
         </w:rPr>
+        <w:t>κρίσιν ἐπενεγκεῖν βλασφημίας</w:t>
+      </w:r>
+    </w:p>
+    <w:p>
+      <w:pPr/>
+      <w:r>
+        <w:rPr>
+          <w:lang w:val="fr_FR" w:bidi="fr_FR"/>
+        </w:rPr>
+      </w:r>
+      <w:r>
+        <w:rPr>
+          <w:b/>
+          <w:lang w:val="fr_FR" w:bidi="fr_FR"/>
+        </w:rPr>
         <w:t>« porter contre lui un jugement injurieux »</w:t>
       </w:r>
     </w:p>
@@ -6654,6 +6969,21 @@
         <w:rPr>
           <w:lang w:val="fr_FR" w:bidi="fr_FR"/>
         </w:rPr>
+      </w:r>
+    </w:p>
+    <w:p>
+      <w:pPr/>
+      <w:r>
+        <w:rPr>
+          <w:lang w:val="fr_FR" w:bidi="fr_FR"/>
+        </w:rPr>
+      </w:r>
+      <w:r>
+        <w:rPr>
+          <w:b/>
+          <w:lang w:val="fr_FR" w:bidi="fr_FR"/>
+        </w:rPr>
+        <w:t>κρίσιν ἐπενεγκεῖν βλασφημίας</w:t>
       </w:r>
     </w:p>
     <w:p>
@@ -7016,6 +7346,21 @@
           <w:b/>
           <w:lang w:val="fr_FR" w:bidi="fr_FR"/>
         </w:rPr>
+        <w:t>ὅσα δὲ φυσικῶς ὡς τὰ ἄλογα ζῷα ἐπίστανται</w:t>
+      </w:r>
+    </w:p>
+    <w:p>
+      <w:pPr/>
+      <w:r>
+        <w:rPr>
+          <w:lang w:val="fr_FR" w:bidi="fr_FR"/>
+        </w:rPr>
+      </w:r>
+      <w:r>
+        <w:rPr>
+          <w:b/>
+          <w:lang w:val="fr_FR" w:bidi="fr_FR"/>
+        </w:rPr>
         <w:t>« dans ce qu'ils savent naturellement comme des brutes »</w:t>
         <w:br/>
       </w:r>
@@ -7203,6 +7548,21 @@
           <w:b/>
           <w:lang w:val="fr_FR" w:bidi="fr_FR"/>
         </w:rPr>
+        <w:t>ἐν τούτοις φθείρονται</w:t>
+      </w:r>
+    </w:p>
+    <w:p>
+      <w:pPr/>
+      <w:r>
+        <w:rPr>
+          <w:lang w:val="fr_FR" w:bidi="fr_FR"/>
+        </w:rPr>
+      </w:r>
+      <w:r>
+        <w:rPr>
+          <w:b/>
+          <w:lang w:val="fr_FR" w:bidi="fr_FR"/>
+        </w:rPr>
         <w:t>« ils se corrompent »</w:t>
       </w:r>
     </w:p>
@@ -7631,6 +7991,21 @@
         <w:rPr>
           <w:lang w:val="fr_FR" w:bidi="fr_FR"/>
         </w:rPr>
+      </w:r>
+    </w:p>
+    <w:p>
+      <w:pPr/>
+      <w:r>
+        <w:rPr>
+          <w:lang w:val="fr_FR" w:bidi="fr_FR"/>
+        </w:rPr>
+      </w:r>
+      <w:r>
+        <w:rPr>
+          <w:b/>
+          <w:lang w:val="fr_FR" w:bidi="fr_FR"/>
+        </w:rPr>
+        <w:t>ἐξεχύθησαν</w:t>
       </w:r>
     </w:p>
     <w:p>
@@ -9578,6 +9953,21 @@
           <w:b/>
           <w:lang w:val="fr_FR" w:bidi="fr_FR"/>
         </w:rPr>
+        <w:t>οἷς ὁ ζόφος τοῦ σκότους εἰς αἰῶνα τετήρηται</w:t>
+      </w:r>
+    </w:p>
+    <w:p>
+      <w:pPr/>
+      <w:r>
+        <w:rPr>
+          <w:lang w:val="fr_FR" w:bidi="fr_FR"/>
+        </w:rPr>
+      </w:r>
+      <w:r>
+        <w:rPr>
+          <w:b/>
+          <w:lang w:val="fr_FR" w:bidi="fr_FR"/>
+        </w:rPr>
         <w:t>« auxquels l’obscurité des ténèbres est réservée pour l’éternité »</w:t>
       </w:r>
     </w:p>
@@ -10000,6 +10390,21 @@
           <w:b/>
           <w:lang w:val="fr_FR" w:bidi="fr_FR"/>
         </w:rPr>
+        <w:t>ἕβδομος ἀπὸ Ἀδὰμ</w:t>
+      </w:r>
+    </w:p>
+    <w:p>
+      <w:pPr/>
+      <w:r>
+        <w:rPr>
+          <w:lang w:val="fr_FR" w:bidi="fr_FR"/>
+        </w:rPr>
+      </w:r>
+      <w:r>
+        <w:rPr>
+          <w:b/>
+          <w:lang w:val="fr_FR" w:bidi="fr_FR"/>
+        </w:rPr>
         <w:t>« le septième depuis Adam »</w:t>
       </w:r>
     </w:p>
@@ -10787,6 +11192,21 @@
           <w:b/>
           <w:lang w:val="fr_FR" w:bidi="fr_FR"/>
         </w:rPr>
+        <w:t>ποιῆσαι κρίσιν &amp; καὶ ἐλέγξαι</w:t>
+      </w:r>
+    </w:p>
+    <w:p>
+      <w:pPr/>
+      <w:r>
+        <w:rPr>
+          <w:lang w:val="fr_FR" w:bidi="fr_FR"/>
+        </w:rPr>
+      </w:r>
+      <w:r>
+        <w:rPr>
+          <w:b/>
+          <w:lang w:val="fr_FR" w:bidi="fr_FR"/>
+        </w:rPr>
         <w:t>« pour exercer un jugement »</w:t>
       </w:r>
       <w:r>
@@ -10993,6 +11413,21 @@
         <w:rPr>
           <w:lang w:val="fr_FR" w:bidi="fr_FR"/>
         </w:rPr>
+      </w:r>
+    </w:p>
+    <w:p>
+      <w:pPr/>
+      <w:r>
+        <w:rPr>
+          <w:lang w:val="fr_FR" w:bidi="fr_FR"/>
+        </w:rPr>
+      </w:r>
+      <w:r>
+        <w:rPr>
+          <w:b/>
+          <w:lang w:val="fr_FR" w:bidi="fr_FR"/>
+        </w:rPr>
+        <w:t>πᾶσαν ψυχὴν</w:t>
       </w:r>
     </w:p>
     <w:p>
@@ -11993,6 +12428,21 @@
           <w:b/>
           <w:lang w:val="fr_FR" w:bidi="fr_FR"/>
         </w:rPr>
+        <w:t>τὸ στόμα αὐτῶν λαλεῖ</w:t>
+      </w:r>
+    </w:p>
+    <w:p>
+      <w:pPr/>
+      <w:r>
+        <w:rPr>
+          <w:lang w:val="fr_FR" w:bidi="fr_FR"/>
+        </w:rPr>
+      </w:r>
+      <w:r>
+        <w:rPr>
+          <w:b/>
+          <w:lang w:val="fr_FR" w:bidi="fr_FR"/>
+        </w:rPr>
         <w:t>« ont à la bouche des paroles »</w:t>
       </w:r>
     </w:p>
@@ -12264,6 +12714,21 @@
         <w:rPr>
           <w:lang w:val="fr_FR" w:bidi="fr_FR"/>
         </w:rPr>
+      </w:r>
+    </w:p>
+    <w:p>
+      <w:pPr/>
+      <w:r>
+        <w:rPr>
+          <w:lang w:val="fr_FR" w:bidi="fr_FR"/>
+        </w:rPr>
+      </w:r>
+      <w:r>
+        <w:rPr>
+          <w:b/>
+          <w:lang w:val="fr_FR" w:bidi="fr_FR"/>
+        </w:rPr>
+        <w:t>θαυμάζοντες πρόσωπα</w:t>
       </w:r>
     </w:p>
     <w:p>
@@ -13149,6 +13614,21 @@
           <w:b/>
           <w:lang w:val="fr_FR" w:bidi="fr_FR"/>
         </w:rPr>
+        <w:t>κατὰ τὰς ἑαυτῶν ἐπιθυμίας &amp; τῶν ἀσεβειῶν</w:t>
+      </w:r>
+    </w:p>
+    <w:p>
+      <w:pPr/>
+      <w:r>
+        <w:rPr>
+          <w:lang w:val="fr_FR" w:bidi="fr_FR"/>
+        </w:rPr>
+      </w:r>
+      <w:r>
+        <w:rPr>
+          <w:b/>
+          <w:lang w:val="fr_FR" w:bidi="fr_FR"/>
+        </w:rPr>
         <w:t>« selon leurs convoitises impies »</w:t>
       </w:r>
     </w:p>
@@ -14912,6 +15392,21 @@
           <w:b/>
           <w:lang w:val="fr_FR" w:bidi="fr_FR"/>
         </w:rPr>
+        <w:t>τὸ ἔλεος τοῦ Κυρίου ἡμῶν, Ἰησοῦ Χριστοῦ, εἰς ζωὴν αἰώνιον</w:t>
+      </w:r>
+    </w:p>
+    <w:p>
+      <w:pPr/>
+      <w:r>
+        <w:rPr>
+          <w:lang w:val="fr_FR" w:bidi="fr_FR"/>
+        </w:rPr>
+      </w:r>
+      <w:r>
+        <w:rPr>
+          <w:b/>
+          <w:lang w:val="fr_FR" w:bidi="fr_FR"/>
+        </w:rPr>
         <w:t>« la miséricorde de notre Seigneur Jésus-Christ pour la vie éternelle »</w:t>
       </w:r>
     </w:p>
@@ -15571,6 +16066,21 @@
           <w:b/>
           <w:lang w:val="fr_FR" w:bidi="fr_FR"/>
         </w:rPr>
+        <w:t>μισοῦντες καὶ τὸν ἀπὸ τῆς σαρκὸς ἐσπιλωμένον χιτῶνα</w:t>
+      </w:r>
+    </w:p>
+    <w:p>
+      <w:pPr/>
+      <w:r>
+        <w:rPr>
+          <w:lang w:val="fr_FR" w:bidi="fr_FR"/>
+        </w:rPr>
+      </w:r>
+      <w:r>
+        <w:rPr>
+          <w:b/>
+          <w:lang w:val="fr_FR" w:bidi="fr_FR"/>
+        </w:rPr>
         <w:t>« haïssant jusqu’à la tunique souillée par la chair »</w:t>
       </w:r>
     </w:p>
@@ -15765,6 +16275,21 @@
           <w:b/>
           <w:lang w:val="fr_FR" w:bidi="fr_FR"/>
         </w:rPr>
+        <w:t>τῷ δὲ δυναμένῳ φυλάξαι</w:t>
+      </w:r>
+    </w:p>
+    <w:p>
+      <w:pPr/>
+      <w:r>
+        <w:rPr>
+          <w:lang w:val="fr_FR" w:bidi="fr_FR"/>
+        </w:rPr>
+      </w:r>
+      <w:r>
+        <w:rPr>
+          <w:b/>
+          <w:lang w:val="fr_FR" w:bidi="fr_FR"/>
+        </w:rPr>
         <w:t>« Or, à celui qui peut vous préserver de toute chute »</w:t>
       </w:r>
     </w:p>
@@ -16445,6 +16970,21 @@
         <w:rPr>
           <w:lang w:val="fr_FR" w:bidi="fr_FR"/>
         </w:rPr>
+      </w:r>
+    </w:p>
+    <w:p>
+      <w:pPr/>
+      <w:r>
+        <w:rPr>
+          <w:lang w:val="fr_FR" w:bidi="fr_FR"/>
+        </w:rPr>
+      </w:r>
+      <w:r>
+        <w:rPr>
+          <w:b/>
+          <w:lang w:val="fr_FR" w:bidi="fr_FR"/>
+        </w:rPr>
+        <w:t>μόνῳ Θεῷ &amp; δόξα, μεγαλωσύνη, κράτος, καὶ ἐξουσία</w:t>
       </w:r>
     </w:p>
     <w:p>
